--- a/Etat de l'art/EtatDeL'art/Etat de l'art.docx
+++ b/Etat de l'art/EtatDeL'art/Etat de l'art.docx
@@ -11,6 +11,7 @@
           <w:lang w:val="fr-FR"/>
         </w:rPr>
       </w:pPr>
+      <w:bookmarkStart w:id="0" w:name="_Hlk211329318"/>
       <w:r>
         <w:rPr>
           <w:b/>
@@ -19,6 +20,7 @@
         </w:rPr>
         <w:t xml:space="preserve">BUT : Réaliser un état de l’art des approches d’IA pour automatiser l’analyse et l’exploitation de plans 2D/3D dans les secteurs de la construction et de l’industrie, et examiner l’existence d’approches multimodales déjà mises en œuvre ainsi que leur faisabilité. </w:t>
       </w:r>
+      <w:bookmarkEnd w:id="0"/>
       <w:r>
         <w:rPr>
           <w:b/>
@@ -59,7 +61,12 @@
         <w:rPr>
           <w:lang w:val="fr-FR"/>
         </w:rPr>
-        <w:br/>
+        <w:t xml:space="preserve"> </w:t>
+      </w:r>
+      <w:r>
+        <w:rPr>
+          <w:lang w:val="fr-FR"/>
+        </w:rPr>
         <w:t>C’est dans ce contexte que l’intelligence artificielle apparaît comme un levier majeur pour développer des méthodes plus rapides, robustes et accessibles. Jusqu’à présent, la plupart des systèmes développés reposent sur des approches unimodales, utilisant principalement des formats vectoriels. Ces représentations, bien qu’efficaces, ne sont pas toujours disponibles ou accessibles, en particulier lorsque les données proviennent de sources hétérogènes. Dans la pratique, les acteurs doivent souvent travailler avec un ensemble varié de documents de type PDF ou images de plans, cahiers des charges, schémas annotés, ou encore des descriptions textuelles, ce qui souligne la nécessité de solutions capables d’exploiter plusieurs modalités de données.</w:t>
       </w:r>
       <w:r>
@@ -159,7 +166,7 @@
           <w:lang w:val="fr-FR"/>
         </w:rPr>
       </w:pPr>
-      <w:bookmarkStart w:id="0" w:name="_Hlk211248949"/>
+      <w:bookmarkStart w:id="1" w:name="_Hlk211248949"/>
       <w:r>
         <w:rPr>
           <w:lang w:val="fr-FR"/>
@@ -209,7 +216,7 @@
         <w:t>. Leur traitement impose de recourir à des techniques de vision par ordinateur et de reconnaissance de formes, capables de gérer une grande variabilité de styles graphiques, de conventions et de niveaux de qualité. Il faut également souligner qu’il est toujours relativement simple d’obtenir un document au format PDF, issu d’une exportation ou d’une numérisation, alors qu’il est beaucoup plus difficile, voire impossible dans certains cas, de reconstituer une version vectorielle exploitable à partir d’un simple PDF image ou d’un scan. Cette asymétrie renforce l’idée que les formats image et PDF, bien qu’omniprésents, demeurent les plus complexes à exploiter automatiquement.</w:t>
       </w:r>
     </w:p>
-    <w:bookmarkEnd w:id="0"/>
+    <w:bookmarkEnd w:id="1"/>
     <w:p>
       <w:pPr>
         <w:rPr>
@@ -241,14 +248,42 @@
         <w:rPr>
           <w:lang w:val="fr-FR"/>
         </w:rPr>
-        <w:t>La reconnaissance optique de caractères est une approche incontournable pour extraire automatiquement les informations textuelles présentes dans les plans 2D. Ces documents comportent en effet des annotations essentielles telles que des côtes, tolérances, légendes ou encore blocs de métadonnées. L’étude de Villena Toro et al. (2023)</w:t>
-      </w:r>
-      <w:r>
-        <w:rPr>
-          <w:lang w:val="fr-FR"/>
-        </w:rPr>
-        <w:t xml:space="preserve"> [1]</w:t>
-      </w:r>
+        <w:t xml:space="preserve">La reconnaissance optique de caractères est une approche incontournable pour extraire automatiquement les informations textuelles présentes dans les plans 2D. Ces documents comportent en effet des annotations essentielles telles que des côtes, tolérances, légendes ou encore blocs de métadonnées. </w:t>
+      </w:r>
+      <w:r>
+        <w:rPr>
+          <w:lang w:val="fr-FR"/>
+        </w:rPr>
+        <w:t>L’étude de</w:t>
+      </w:r>
+      <w:r>
+        <w:rPr>
+          <w:lang w:val="fr-FR"/>
+        </w:rPr>
+        <w:t xml:space="preserve"> </w:t>
+      </w:r>
+      <w:sdt>
+        <w:sdtPr>
+          <w:rPr>
+            <w:color w:val="000000"/>
+            <w:lang w:val="fr-FR"/>
+          </w:rPr>
+          <w:tag w:val="MENDELEY_CITATION_v3_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"/>
+          <w:id w:val="613332326"/>
+          <w:placeholder>
+            <w:docPart w:val="DefaultPlaceholder_-1854013440"/>
+          </w:placeholder>
+        </w:sdtPr>
+        <w:sdtContent>
+          <w:r>
+            <w:rPr>
+              <w:color w:val="000000"/>
+              <w:lang w:val="fr-FR"/>
+            </w:rPr>
+            <w:t>Villena Toro et al. (2023)</w:t>
+          </w:r>
+        </w:sdtContent>
+      </w:sdt>
       <w:r>
         <w:rPr>
           <w:lang w:val="fr-FR"/>
@@ -304,25 +339,35 @@
         <w:rPr>
           <w:lang w:val="fr-FR"/>
         </w:rPr>
-        <w:t>murs, colonnes, poutres, ouvertures, est indispensable pour interpréter la structure représentée dans un plan 2D. Traditionnellement, cette tâche reposait sur la reconnaissance de formes et des règles géométriques, mais ces approches manquent de robustesse face à la diversité des conventions de dessin. L’étude de Zhao et al. (2020)</w:t>
-      </w:r>
-      <w:r>
-        <w:rPr>
-          <w:lang w:val="fr-FR"/>
-        </w:rPr>
-        <w:t xml:space="preserve"> </w:t>
-      </w:r>
-      <w:r>
-        <w:rPr>
-          <w:lang w:val="fr-FR"/>
-        </w:rPr>
-        <w:t>[2]</w:t>
-      </w:r>
-      <w:r>
-        <w:rPr>
-          <w:lang w:val="fr-FR"/>
-        </w:rPr>
-        <w:t xml:space="preserve"> propose une méthode basée sur l’apprentissage profond pour détecter des composants structuraux dans des plans scannés. En utilisant le modèle YOLO, les auteurs parviennent à identifier des éléments comme les colonnes, poutres ou références de grilles avec une précision et un rappel supérieur à 80 %, et un temps de traitement moyen de 0,71 seconde par image. Ce travail démontre l’efficacité des méthodes de détection d’objets basées sur les CNN pour traiter automatiquement des plans 2D, même issus de scans papier. </w:t>
+        <w:t xml:space="preserve">murs, colonnes, poutres, ouvertures, est indispensable pour interpréter la structure représentée dans un plan 2D. Traditionnellement, cette tâche reposait sur la reconnaissance de formes et des règles géométriques, mais ces approches manquent de robustesse face à la diversité des conventions de dessin. L’étude de </w:t>
+      </w:r>
+      <w:sdt>
+        <w:sdtPr>
+          <w:rPr>
+            <w:color w:val="000000"/>
+            <w:lang w:val="fr-FR"/>
+          </w:rPr>
+          <w:tag w:val="MENDELEY_CITATION_v3_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"/>
+          <w:id w:val="1218253098"/>
+          <w:placeholder>
+            <w:docPart w:val="DefaultPlaceholder_-1854013440"/>
+          </w:placeholder>
+        </w:sdtPr>
+        <w:sdtContent>
+          <w:r>
+            <w:rPr>
+              <w:color w:val="000000"/>
+              <w:lang w:val="fr-FR"/>
+            </w:rPr>
+            <w:t>Zhao et al. (2020)</w:t>
+          </w:r>
+        </w:sdtContent>
+      </w:sdt>
+      <w:r>
+        <w:rPr>
+          <w:lang w:val="fr-FR"/>
+        </w:rPr>
+        <w:t xml:space="preserve">propose une méthode basée sur l’apprentissage profond pour détecter des composants structuraux dans des plans scannés. En utilisant le modèle YOLO, les auteurs parviennent à identifier des éléments comme les colonnes, poutres ou références de grilles avec une précision et un rappel supérieur à 80 %, et un temps de traitement moyen de 0,71 seconde par image. Ce travail démontre l’efficacité des méthodes de détection d’objets basées sur les CNN pour traiter automatiquement des plans 2D, même issus de scans papier. </w:t>
       </w:r>
     </w:p>
     <w:p>
@@ -390,167 +435,435 @@
     </w:p>
     <w:p>
       <w:pPr>
-        <w:rPr>
-          <w:lang w:val="fr-FR"/>
-        </w:rPr>
-      </w:pPr>
-      <w:r>
-        <w:rPr>
-          <w:lang w:val="fr-FR"/>
-        </w:rPr>
-        <w:t>Les formats BIM, en particulier le format IFC (</w:t>
-      </w:r>
-      <w:proofErr w:type="spellStart"/>
-      <w:r>
-        <w:rPr>
-          <w:lang w:val="fr-FR"/>
-        </w:rPr>
-        <w:t>Industry</w:t>
-      </w:r>
-      <w:proofErr w:type="spellEnd"/>
-      <w:r>
-        <w:rPr>
+        <w:pStyle w:val="NormalWeb"/>
+        <w:rPr>
+          <w:lang w:val="fr-FR"/>
+        </w:rPr>
+      </w:pPr>
+      <w:r>
+        <w:rPr>
+          <w:lang w:val="fr-FR"/>
+        </w:rPr>
+        <w:t>Les modèles BIM et CAO sont échangés sous des formats répandus tels que IFC, RVT, DWG, STEP ou DXF. Ils décrivent la géométrie et des propriétés sémantiques, par exemple types d’éléments, matériaux, fonctions et relations spatiales, ce qui facilite la collaboration et l’automatisation de tâches comme la détection de collisions ou la planification. Leur richesse s’accompagne de contraintes d’interopérabilité, certains formats sont propriétaires, et des divergences d’interprétation subsistent entre logiciels. De plus, de nombreux modèles ne contiennent qu’une géométrie partielle ou des métadonnées incomplètes, ce qui limite l’exploitation directe.</w:t>
+      </w:r>
+    </w:p>
+    <w:p>
+      <w:pPr>
+        <w:rPr>
+          <w:lang w:val="fr-FR"/>
+        </w:rPr>
+      </w:pPr>
+      <w:r>
+        <w:rPr>
+          <w:lang w:val="fr-FR"/>
+        </w:rPr>
+        <w:t>Les nuages de points décrivent la scène par un ensemble de points échantillonnés dans l’espace, généralement issus de lidar terrestre ou mobile, de scanners fixes ou de photogrammétrie</w:t>
+      </w:r>
+      <w:r>
+        <w:rPr>
+          <w:lang w:val="fr-FR"/>
+        </w:rPr>
+        <w:t xml:space="preserve">. </w:t>
+      </w:r>
+      <w:r>
+        <w:rPr>
+          <w:lang w:val="fr-FR"/>
+        </w:rPr>
+        <w:t>Les nuages de points offrent une représentation fidèle de l’existant et servent de base au Scan to BIM, mais posent des défis liés au volume de données, aux systèmes de coordonnées, à l’alignement multi-stations, au bruit et aux occultations. Leur exploitation requiert des étapes de filtrage, d’enregistrement, de segmentation et souvent de conversion vers des maillages ou des objets BIM.</w:t>
+      </w:r>
+    </w:p>
+    <w:p>
+      <w:pPr>
+        <w:rPr>
+          <w:lang w:val="fr-FR"/>
+        </w:rPr>
+      </w:pPr>
+      <w:r>
+        <w:rPr>
+          <w:lang w:val="fr-FR"/>
+        </w:rPr>
+        <w:t xml:space="preserve">Cependant, cette complexité même représente un défi pour leur exploitation automatique. Les fichiers 3D sont volumineux, </w:t>
+      </w:r>
+      <w:r>
+        <w:rPr>
+          <w:lang w:val="fr-FR"/>
+        </w:rPr>
+        <w:t xml:space="preserve">et </w:t>
+      </w:r>
+      <w:r>
+        <w:rPr>
+          <w:lang w:val="fr-FR"/>
+        </w:rPr>
+        <w:t>hétérogène, ce qui complique leur traitement et leur interopérabilité. Certains formats, comme DWG ou RVT, sont fermés et nécessitent des outils spécifiques pour être lus, tandis que d’autres, comme IFC, bien que standardisés, peuvent présenter des divergences d’interprétation selon les logiciels. De plus, tous les modèles 3D ne contiennent pas nécessairement des informations sémantiques complètes</w:t>
+      </w:r>
+      <w:r>
+        <w:rPr>
+          <w:lang w:val="fr-FR"/>
+        </w:rPr>
+        <w:t xml:space="preserve">, </w:t>
+      </w:r>
+      <w:r>
+        <w:rPr>
+          <w:lang w:val="fr-FR"/>
+        </w:rPr>
+        <w:t>dans bien des cas, ils se limitent à une géométrie pure, sans description explicite des objets.</w:t>
+      </w:r>
+    </w:p>
+    <w:p>
+      <w:pPr>
+        <w:rPr>
+          <w:lang w:val="fr-FR"/>
+        </w:rPr>
+      </w:pPr>
+      <w:r>
+        <w:rPr>
+          <w:lang w:val="fr-FR"/>
+        </w:rPr>
+        <w:lastRenderedPageBreak/>
+        <w:t>Ainsi, même si les plans 3D offrent un potentiel bien supérieur à celui des plans 2D pour l’analyse automatique, leur exploitation repose sur la capacité à interpréter des structures complexes, à extraire des informations pertinentes et à gérer la grande variété de formats et de niveaux de détail existants.</w:t>
+      </w:r>
+    </w:p>
+    <w:p>
+      <w:pPr>
+        <w:rPr>
+          <w:lang w:val="fr-FR"/>
+        </w:rPr>
+      </w:pPr>
+    </w:p>
+    <w:p>
+      <w:pPr>
+        <w:pStyle w:val="Titre3"/>
+        <w:rPr>
+          <w:b/>
+          <w:lang w:val="fr-FR"/>
+        </w:rPr>
+      </w:pPr>
+      <w:r>
+        <w:rPr>
+          <w:lang w:val="fr-FR"/>
+        </w:rPr>
+        <w:t>2.2.2 Traitement des plans 3D</w:t>
+      </w:r>
+    </w:p>
+    <w:p>
+      <w:pPr>
+        <w:rPr>
+          <w:lang w:val="fr-FR"/>
+        </w:rPr>
+      </w:pPr>
+      <w:r>
+        <w:rPr>
+          <w:lang w:val="fr-FR"/>
+        </w:rPr>
+        <w:t>Le traitement automatique des plans 3D repose sur un ensemble de techniques combinant vision par ordinateur, analyse géométrique et apprentissage profond. L’objectif principal est d’extraire la structure et la signification du modèle à partir de sa géométrie et de ses métadonnées.</w:t>
+      </w:r>
+    </w:p>
+    <w:p>
+      <w:pPr>
+        <w:rPr>
+          <w:lang w:val="fr-FR"/>
+        </w:rPr>
+      </w:pPr>
+      <w:r>
+        <w:rPr>
+          <w:lang w:val="fr-FR"/>
+        </w:rPr>
+        <w:t xml:space="preserve">Une première approche consiste à exploiter les nuées de points issus de scanners 3D ou de modèles CAO. Ces données permettent de reconstruire les surfaces et volumes des objets présents dans la scène. Des travaux récents, tels que celui de </w:t>
+      </w:r>
+      <w:sdt>
+        <w:sdtPr>
+          <w:rPr>
+            <w:color w:val="000000"/>
+            <w:lang w:val="fr-FR"/>
+          </w:rPr>
+          <w:tag w:val="MENDELEY_CITATION_v3_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"/>
+          <w:id w:val="-691146253"/>
+          <w:placeholder>
+            <w:docPart w:val="DefaultPlaceholder_-1854013440"/>
+          </w:placeholder>
+        </w:sdtPr>
+        <w:sdtContent>
+          <w:r>
+            <w:rPr>
+              <w:color w:val="000000"/>
+              <w:lang w:val="fr-FR"/>
+            </w:rPr>
+            <w:t>Qi et al. (2017)</w:t>
+          </w:r>
+        </w:sdtContent>
+      </w:sdt>
+      <w:r>
+        <w:rPr>
+          <w:color w:val="000000"/>
           <w:lang w:val="fr-FR"/>
         </w:rPr>
         <w:t xml:space="preserve"> </w:t>
       </w:r>
-      <w:proofErr w:type="spellStart"/>
-      <w:r>
-        <w:rPr>
-          <w:lang w:val="fr-FR"/>
-        </w:rPr>
-        <w:t>Foundation</w:t>
-      </w:r>
-      <w:proofErr w:type="spellEnd"/>
-      <w:r>
-        <w:rPr>
-          <w:lang w:val="fr-FR"/>
-        </w:rPr>
-        <w:t xml:space="preserve"> Classes), constituent aujourd’hui une référence pour l’échange de données structurées entre acteurs d’un même projet. Ils permettent de décrire non seulement la géométrie des éléments, mais aussi leurs propriétés sémantiques</w:t>
-      </w:r>
-      <w:r>
-        <w:rPr>
-          <w:lang w:val="fr-FR"/>
-        </w:rPr>
-        <w:t xml:space="preserve"> comme les </w:t>
-      </w:r>
-      <w:r>
-        <w:rPr>
-          <w:lang w:val="fr-FR"/>
-        </w:rPr>
-        <w:t>type</w:t>
-      </w:r>
-      <w:r>
-        <w:rPr>
-          <w:lang w:val="fr-FR"/>
-        </w:rPr>
-        <w:t>s</w:t>
-      </w:r>
-      <w:r>
-        <w:rPr>
-          <w:lang w:val="fr-FR"/>
-        </w:rPr>
-        <w:t xml:space="preserve"> d’élément</w:t>
-      </w:r>
-      <w:r>
-        <w:rPr>
-          <w:lang w:val="fr-FR"/>
-        </w:rPr>
-        <w:t>s</w:t>
-      </w:r>
-      <w:r>
-        <w:rPr>
-          <w:lang w:val="fr-FR"/>
-        </w:rPr>
-        <w:t>, matériau</w:t>
-      </w:r>
-      <w:r>
-        <w:rPr>
-          <w:lang w:val="fr-FR"/>
-        </w:rPr>
-        <w:t>x</w:t>
-      </w:r>
-      <w:r>
-        <w:rPr>
-          <w:lang w:val="fr-FR"/>
-        </w:rPr>
-        <w:t>, fonction</w:t>
-      </w:r>
-      <w:r>
-        <w:rPr>
-          <w:lang w:val="fr-FR"/>
-        </w:rPr>
-        <w:t>s</w:t>
-      </w:r>
-      <w:r>
-        <w:rPr>
-          <w:lang w:val="fr-FR"/>
-        </w:rPr>
-        <w:t>, relation spatiale. Cette richesse d’information favorise la collaboration interdisciplinaire et l’automatisation de nombreuses tâches, telles que la détection de collisions ou la planification de chantier.</w:t>
-      </w:r>
-    </w:p>
-    <w:p>
-      <w:pPr>
-        <w:rPr>
-          <w:lang w:val="fr-FR"/>
-        </w:rPr>
-      </w:pPr>
-      <w:r>
-        <w:rPr>
-          <w:lang w:val="fr-FR"/>
-        </w:rPr>
-        <w:t xml:space="preserve">Cependant, cette complexité même représente un défi pour leur exploitation automatique. Les fichiers 3D sont volumineux, </w:t>
-      </w:r>
-      <w:r>
-        <w:rPr>
-          <w:lang w:val="fr-FR"/>
-        </w:rPr>
-        <w:t xml:space="preserve">et </w:t>
-      </w:r>
-      <w:r>
-        <w:rPr>
-          <w:lang w:val="fr-FR"/>
-        </w:rPr>
-        <w:t>hétérogène, ce qui complique leur traitement et leur interopérabilité. Certains formats, comme DWG ou RVT, sont fermés et nécessitent des outils spécifiques pour être lus, tandis que d’autres, comme IFC, bien que standardisés, peuvent présenter des divergences d’interprétation selon les logiciels. De plus, tous les modèles 3D ne contiennent pas nécessairement des informations sémantiques complètes</w:t>
-      </w:r>
+      <w:r>
+        <w:rPr>
+          <w:lang w:val="fr-FR"/>
+        </w:rPr>
+        <w:t xml:space="preserve">avec le modèle </w:t>
+      </w:r>
+      <w:proofErr w:type="spellStart"/>
+      <w:r>
+        <w:rPr>
+          <w:lang w:val="fr-FR"/>
+        </w:rPr>
+        <w:t>PointNet</w:t>
+      </w:r>
+      <w:proofErr w:type="spellEnd"/>
+      <w:r>
+        <w:rPr>
+          <w:lang w:val="fr-FR"/>
+        </w:rPr>
+        <w:t xml:space="preserve">, ont ouvert la voie à des méthodes d’apprentissage profond capables de classifier ou segmenter directement les points d’un nuage sans passer par une représentation maillée. Ces modèles atteignent des performances élevées en reconnaissance d’objets 3D, avec des précisions supérieures à 85 % sur des jeux de données de référence comme </w:t>
+      </w:r>
+      <w:proofErr w:type="spellStart"/>
+      <w:r>
+        <w:rPr>
+          <w:lang w:val="fr-FR"/>
+        </w:rPr>
+        <w:t>ShapeNet</w:t>
+      </w:r>
+      <w:proofErr w:type="spellEnd"/>
+      <w:r>
+        <w:rPr>
+          <w:lang w:val="fr-FR"/>
+        </w:rPr>
+        <w:t>.</w:t>
+      </w:r>
+    </w:p>
+    <w:p>
+      <w:pPr>
+        <w:rPr>
+          <w:lang w:val="fr-FR"/>
+        </w:rPr>
+      </w:pPr>
+      <w:r>
+        <w:rPr>
+          <w:lang w:val="fr-FR"/>
+        </w:rPr>
+        <w:t xml:space="preserve">À titre d’illustration appliquée, </w:t>
+      </w:r>
+      <w:sdt>
+        <w:sdtPr>
+          <w:rPr>
+            <w:color w:val="000000"/>
+            <w:lang w:val="fr-FR"/>
+          </w:rPr>
+          <w:tag w:val="MENDELEY_CITATION_v3_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"/>
+          <w:id w:val="50667217"/>
+          <w:placeholder>
+            <w:docPart w:val="DefaultPlaceholder_-1854013440"/>
+          </w:placeholder>
+        </w:sdtPr>
+        <w:sdtContent>
+          <w:r>
+            <w:rPr>
+              <w:rFonts w:eastAsia="Times New Roman"/>
+              <w:color w:val="000000"/>
+              <w:lang w:val="fr-FR"/>
+            </w:rPr>
+            <w:t xml:space="preserve">Patil &amp; </w:t>
+          </w:r>
+          <w:proofErr w:type="spellStart"/>
+          <w:r>
+            <w:rPr>
+              <w:rFonts w:eastAsia="Times New Roman"/>
+              <w:color w:val="000000"/>
+              <w:lang w:val="fr-FR"/>
+            </w:rPr>
+            <w:t>Kalantari</w:t>
+          </w:r>
+          <w:proofErr w:type="spellEnd"/>
+          <w:r>
+            <w:rPr>
+              <w:rFonts w:eastAsia="Times New Roman"/>
+              <w:color w:val="000000"/>
+              <w:lang w:val="fr-FR"/>
+            </w:rPr>
+            <w:t xml:space="preserve"> (2025)</w:t>
+          </w:r>
+        </w:sdtContent>
+      </w:sdt>
+      <w:r>
+        <w:rPr>
+          <w:color w:val="000000"/>
+          <w:lang w:val="fr-FR"/>
+        </w:rPr>
+        <w:t xml:space="preserve"> </w:t>
+      </w:r>
+      <w:r>
+        <w:rPr>
+          <w:lang w:val="fr-FR"/>
+        </w:rPr>
+        <w:t xml:space="preserve">étudient un enchaînement Scan to BIM qui segmente un nuage de points afin d’isoler la classe mur puis reconstruit des parois par ajustement planaire avec RANSAC et mesure des longueurs hauteurs et orientations. Les auteurs comparent cinq réseaux d’apprentissage profond, </w:t>
+      </w:r>
+      <w:proofErr w:type="spellStart"/>
+      <w:r>
+        <w:rPr>
+          <w:lang w:val="fr-FR"/>
+        </w:rPr>
+        <w:t>PointNeXt</w:t>
+      </w:r>
+      <w:proofErr w:type="spellEnd"/>
       <w:r>
         <w:rPr>
           <w:lang w:val="fr-FR"/>
         </w:rPr>
         <w:t xml:space="preserve">, </w:t>
       </w:r>
-      <w:r>
-        <w:rPr>
-          <w:lang w:val="fr-FR"/>
-        </w:rPr>
-        <w:t>dans bien des cas, ils se limitent à une géométrie pure, sans description explicite des objets.</w:t>
-      </w:r>
-    </w:p>
-    <w:p>
-      <w:pPr>
-        <w:rPr>
-          <w:lang w:val="fr-FR"/>
-        </w:rPr>
-      </w:pPr>
-      <w:r>
-        <w:rPr>
-          <w:lang w:val="fr-FR"/>
-        </w:rPr>
-        <w:t>Ainsi, même si les plans 3D offrent un potentiel bien supérieur à celui des plans 2D pour l’analyse automatique, leur exploitation repose sur la capacité à interpréter des structures complexes, à extraire des informations pertinentes et à gérer la grande variété de formats et de niveaux de détail existants.</w:t>
-      </w:r>
-    </w:p>
-    <w:p>
-      <w:pPr>
-        <w:rPr>
-          <w:lang w:val="fr-FR"/>
-        </w:rPr>
-      </w:pPr>
-    </w:p>
-    <w:p>
-      <w:pPr>
-        <w:pStyle w:val="Titre3"/>
-        <w:rPr>
-          <w:b/>
+      <w:proofErr w:type="spellStart"/>
+      <w:r>
+        <w:rPr>
+          <w:lang w:val="fr-FR"/>
+        </w:rPr>
+        <w:t>PointMetaBase</w:t>
+      </w:r>
+      <w:proofErr w:type="spellEnd"/>
+      <w:r>
+        <w:rPr>
+          <w:lang w:val="fr-FR"/>
+        </w:rPr>
+        <w:t xml:space="preserve">, </w:t>
+      </w:r>
+      <w:proofErr w:type="spellStart"/>
+      <w:r>
+        <w:rPr>
+          <w:lang w:val="fr-FR"/>
+        </w:rPr>
+        <w:t>PointTransformer</w:t>
+      </w:r>
+      <w:proofErr w:type="spellEnd"/>
+      <w:r>
+        <w:rPr>
+          <w:lang w:val="fr-FR"/>
+        </w:rPr>
+        <w:t xml:space="preserve"> V1, </w:t>
+      </w:r>
+      <w:proofErr w:type="spellStart"/>
+      <w:r>
+        <w:rPr>
+          <w:lang w:val="fr-FR"/>
+        </w:rPr>
+        <w:t>PointTransformer</w:t>
+      </w:r>
+      <w:proofErr w:type="spellEnd"/>
+      <w:r>
+        <w:rPr>
+          <w:lang w:val="fr-FR"/>
+        </w:rPr>
+        <w:t xml:space="preserve"> V3 et Swin3D, entraînés sur une version remaniée de S3DIS. Swin3D obtient les meilleures performances en segmentation et en reconstruction, tandis que </w:t>
+      </w:r>
+      <w:proofErr w:type="spellStart"/>
+      <w:r>
+        <w:rPr>
+          <w:lang w:val="fr-FR"/>
+        </w:rPr>
+        <w:t>PointNeXt</w:t>
+      </w:r>
+      <w:proofErr w:type="spellEnd"/>
+      <w:r>
+        <w:rPr>
+          <w:lang w:val="fr-FR"/>
+        </w:rPr>
+        <w:t xml:space="preserve"> produit des murs reconstruits précis malgré des scores de segmentation plus faibles. </w:t>
+      </w:r>
+      <w:proofErr w:type="spellStart"/>
+      <w:r>
+        <w:rPr>
+          <w:lang w:val="fr-FR"/>
+        </w:rPr>
+        <w:t>PointTransformer</w:t>
+      </w:r>
+      <w:proofErr w:type="spellEnd"/>
+      <w:r>
+        <w:rPr>
+          <w:lang w:val="fr-FR"/>
+        </w:rPr>
+        <w:t xml:space="preserve"> V3 offre un compromis pertinent entre précision et coût de calcul, alors que </w:t>
+      </w:r>
+      <w:proofErr w:type="spellStart"/>
+      <w:r>
+        <w:rPr>
+          <w:lang w:val="fr-FR"/>
+        </w:rPr>
+        <w:t>PointTransformer</w:t>
+      </w:r>
+      <w:proofErr w:type="spellEnd"/>
+      <w:r>
+        <w:rPr>
+          <w:lang w:val="fr-FR"/>
+        </w:rPr>
+        <w:t xml:space="preserve"> V1 et </w:t>
+      </w:r>
+      <w:proofErr w:type="spellStart"/>
+      <w:r>
+        <w:rPr>
+          <w:lang w:val="fr-FR"/>
+        </w:rPr>
+        <w:t>PointMetaBase</w:t>
+      </w:r>
+      <w:proofErr w:type="spellEnd"/>
+      <w:r>
+        <w:rPr>
+          <w:lang w:val="fr-FR"/>
+        </w:rPr>
+        <w:t xml:space="preserve"> se révèlent moins adaptés. L’étude montre qu’une valeur de </w:t>
+      </w:r>
+      <w:proofErr w:type="spellStart"/>
+      <w:r>
+        <w:rPr>
+          <w:lang w:val="fr-FR"/>
+        </w:rPr>
+        <w:t>mIoU</w:t>
+      </w:r>
+      <w:proofErr w:type="spellEnd"/>
+      <w:r>
+        <w:rPr>
+          <w:lang w:val="fr-FR"/>
+        </w:rPr>
+        <w:t xml:space="preserve"> supérieure à 65 pour cent peut suffire à générer des modèles géométriquement fiables lorsque l’étape de reconstruction est robuste, ce qui illustre une application possible du 3D où la segmentation fournit l’information sémantique et la reconstruction consolide la validité géométrique attendue dans un flux BIM.</w:t>
+      </w:r>
+    </w:p>
+    <w:p>
+      <w:pPr>
+        <w:rPr>
+          <w:lang w:val="fr-FR"/>
+        </w:rPr>
+      </w:pPr>
+    </w:p>
+    <w:p>
+      <w:pPr>
+        <w:pStyle w:val="Titre1"/>
+        <w:rPr>
+          <w:lang w:val="fr-FR"/>
+        </w:rPr>
+      </w:pPr>
+      <w:r>
+        <w:rPr>
+          <w:lang w:val="fr-FR"/>
+        </w:rPr>
+        <w:t>III. Apports des modèles multimodaux</w:t>
+      </w:r>
+    </w:p>
+    <w:p>
+      <w:pPr>
+        <w:rPr>
+          <w:lang w:val="fr-FR"/>
+        </w:rPr>
+      </w:pPr>
+      <w:r>
+        <w:rPr>
+          <w:lang w:val="fr-FR"/>
+        </w:rPr>
+        <w:t>Le principe de la multimodalité repose sur l’idée qu’un modèle d’intelligence artificielle peut améliorer ses performances lorsqu’il accède à plusieurs types d’informations complémentaires. Cette logique s’inspire directement du fonctionnement humain qui, pour analyser son environnement, mobilise simultanément plusieurs sens, croisant la vue, l’ouïe ou le toucher pour renforcer sa perception et sa compréhension. Dans le domaine médical, par exemple, l’analyse d’images d’IRM peut être enrichie par l’ajout de données cliniques et de résultats de laboratoire afin d’obtenir un diagnostic plus fiable.</w:t>
+      </w:r>
+    </w:p>
+    <w:p>
+      <w:pPr>
+        <w:rPr>
           <w:lang w:val="fr-FR"/>
         </w:rPr>
       </w:pPr>
@@ -559,153 +872,6 @@
           <w:lang w:val="fr-FR"/>
         </w:rPr>
         <w:lastRenderedPageBreak/>
-        <w:t>2.2.2 Traitement des plans 3D</w:t>
-      </w:r>
-    </w:p>
-    <w:p>
-      <w:pPr>
-        <w:rPr>
-          <w:lang w:val="fr-FR"/>
-        </w:rPr>
-      </w:pPr>
-      <w:r>
-        <w:rPr>
-          <w:lang w:val="fr-FR"/>
-        </w:rPr>
-        <w:t>Le traitement automatique des plans 3D repose sur un ensemble de techniques combinant vision par ordinateur, analyse géométrique et apprentissage profond. L’objectif principal est d’extraire la structure et la signification du modèle à partir de sa géométrie et de ses métadonnées.</w:t>
-      </w:r>
-    </w:p>
-    <w:p>
-      <w:pPr>
-        <w:rPr>
-          <w:lang w:val="fr-FR"/>
-        </w:rPr>
-      </w:pPr>
-      <w:r>
-        <w:rPr>
-          <w:lang w:val="fr-FR"/>
-        </w:rPr>
-        <w:t xml:space="preserve">Une première approche consiste à exploiter les nuées de points issus de scanners 3D ou de modèles CAO. Ces données permettent de reconstruire les surfaces et volumes des objets présents dans la scène. Des travaux récents, tels que celui de Qi et al. (2017) avec le modèle </w:t>
-      </w:r>
-      <w:proofErr w:type="spellStart"/>
-      <w:r>
-        <w:rPr>
-          <w:lang w:val="fr-FR"/>
-        </w:rPr>
-        <w:t>PointNet</w:t>
-      </w:r>
-      <w:proofErr w:type="spellEnd"/>
-      <w:r>
-        <w:rPr>
-          <w:lang w:val="fr-FR"/>
-        </w:rPr>
-        <w:t xml:space="preserve">, ont ouvert la voie à des méthodes d’apprentissage profond capables de classifier ou segmenter directement les points d’un nuage sans passer par une représentation maillée. Ces modèles atteignent des performances élevées en reconnaissance d’objets 3D, avec des précisions supérieures à 85 % sur des jeux de données de référence comme </w:t>
-      </w:r>
-      <w:proofErr w:type="spellStart"/>
-      <w:r>
-        <w:rPr>
-          <w:lang w:val="fr-FR"/>
-        </w:rPr>
-        <w:t>ShapeNet</w:t>
-      </w:r>
-      <w:proofErr w:type="spellEnd"/>
-      <w:r>
-        <w:rPr>
-          <w:lang w:val="fr-FR"/>
-        </w:rPr>
-        <w:t>.</w:t>
-      </w:r>
-    </w:p>
-    <w:p>
-      <w:pPr>
-        <w:rPr>
-          <w:lang w:val="fr-FR"/>
-        </w:rPr>
-      </w:pPr>
-      <w:r>
-        <w:rPr>
-          <w:lang w:val="fr-FR"/>
-        </w:rPr>
-        <w:t xml:space="preserve">Dans le domaine du BTP, la segmentation sémantique de maquettes BIM est une tâche clé. L’étude de </w:t>
-      </w:r>
-      <w:proofErr w:type="spellStart"/>
-      <w:r>
-        <w:rPr>
-          <w:lang w:val="fr-FR"/>
-        </w:rPr>
-        <w:t>Arcos</w:t>
-      </w:r>
-      <w:proofErr w:type="spellEnd"/>
-      <w:r>
-        <w:rPr>
-          <w:lang w:val="fr-FR"/>
-        </w:rPr>
-        <w:t>-García et al. (2021) montre, par exemple, qu’un réseau de neurones 3D combinant informations géométriques et sémantiques peut identifier automatiquement les éléments structuraux (murs, dalles, colonnes, etc.) avec un F1-score dépassant 90 %. Ces résultats confirment la pertinence des approches de Deep Learning pour l’analyse automatique de modèles complexes.</w:t>
-      </w:r>
-    </w:p>
-    <w:p>
-      <w:pPr>
-        <w:rPr>
-          <w:lang w:val="fr-FR"/>
-        </w:rPr>
-      </w:pPr>
-      <w:r>
-        <w:rPr>
-          <w:lang w:val="fr-FR"/>
-        </w:rPr>
-        <w:t>Cependant, plusieurs obstacles subsistent. Les modèles 3D varient énormément en taille, en niveau de détail et en structure, rendant difficile la standardisation des traitements. Les réseaux de neurones 3D nécessitent également des ressources de calcul considérables et des bases de données massivement annotées, encore limitées dans le domaine du BTP. Enfin, la combinaison d’informations géométriques (coordonnées spatiales) et sémantiques (types d’objets, relations) reste un défi méthodologique important.</w:t>
-      </w:r>
-    </w:p>
-    <w:p>
-      <w:pPr>
-        <w:rPr>
-          <w:lang w:val="fr-FR"/>
-        </w:rPr>
-      </w:pPr>
-      <w:r>
-        <w:rPr>
-          <w:lang w:val="fr-FR"/>
-        </w:rPr>
-        <w:t>En définitive, si le traitement des plans 3D ouvre la voie à une compréhension approfondie des structures et à une automatisation avancée des processus de conception, il demeure un champ de recherche en plein essor, où la robustesse et la généralisation des méthodes constituent encore des verrous majeurs.</w:t>
-      </w:r>
-    </w:p>
-    <w:p>
-      <w:pPr>
-        <w:pStyle w:val="Titre1"/>
-        <w:rPr>
-          <w:lang w:val="fr-FR"/>
-        </w:rPr>
-      </w:pPr>
-      <w:r>
-        <w:rPr>
-          <w:lang w:val="fr-FR"/>
-        </w:rPr>
-        <w:t>III. Apports des modèles multimodaux</w:t>
-      </w:r>
-    </w:p>
-    <w:p>
-      <w:pPr>
-        <w:rPr>
-          <w:lang w:val="fr-FR"/>
-        </w:rPr>
-      </w:pPr>
-      <w:r>
-        <w:rPr>
-          <w:lang w:val="fr-FR"/>
-        </w:rPr>
-        <w:t>Le principe de la multimodalité repose sur l’idée qu’un modèle d’intelligence artificielle peut améliorer ses performances lorsqu’il accède à plusieurs types d’informations complémentaires. Cette logique s’inspire directement du fonctionnement humain qui, pour analyser son environnement, mobilise simultanément plusieurs sens, croisant la vue, l’ouïe ou le toucher pour renforcer sa perception et sa compréhension. Dans le domaine médical, par exemple, l’analyse d’images d’IRM peut être enrichie par l’ajout de données cliniques et de résultats de laboratoire afin d’obtenir un diagnostic plus fiable.</w:t>
-      </w:r>
-    </w:p>
-    <w:p>
-      <w:pPr>
-        <w:rPr>
-          <w:lang w:val="fr-FR"/>
-        </w:rPr>
-      </w:pPr>
-      <w:r>
-        <w:rPr>
-          <w:lang w:val="fr-FR"/>
-        </w:rPr>
         <w:t xml:space="preserve">Selon </w:t>
       </w:r>
       <w:proofErr w:type="spellStart"/>
@@ -746,21 +912,7 @@
         <w:rPr>
           <w:lang w:val="fr-FR"/>
         </w:rPr>
-        <w:t xml:space="preserve">la représentation, l’alignement, la translation, la fusion et le </w:t>
-      </w:r>
-      <w:proofErr w:type="spellStart"/>
-      <w:r>
-        <w:rPr>
-          <w:lang w:val="fr-FR"/>
-        </w:rPr>
-        <w:t>co-learning</w:t>
-      </w:r>
-      <w:proofErr w:type="spellEnd"/>
-      <w:r>
-        <w:rPr>
-          <w:lang w:val="fr-FR"/>
-        </w:rPr>
-        <w:t>.</w:t>
+        <w:t>la représentation, l’alignement, la translation, la fusion et le co-learning.</w:t>
       </w:r>
     </w:p>
     <w:p>
@@ -774,7 +926,6 @@
         <w:rPr>
           <w:lang w:val="fr-FR"/>
         </w:rPr>
-        <w:lastRenderedPageBreak/>
         <w:t>3.1 La représentation et l’alignement</w:t>
       </w:r>
     </w:p>
@@ -959,21 +1110,7 @@
         <w:rPr>
           <w:lang w:val="fr-FR"/>
         </w:rPr>
-        <w:t xml:space="preserve"> fusion. Ensuite, la fusion peut se faire au niveau des </w:t>
-      </w:r>
-      <w:proofErr w:type="spellStart"/>
-      <w:r>
-        <w:rPr>
-          <w:lang w:val="fr-FR"/>
-        </w:rPr>
-        <w:t>features</w:t>
-      </w:r>
-      <w:proofErr w:type="spellEnd"/>
-      <w:r>
-        <w:rPr>
-          <w:lang w:val="fr-FR"/>
-        </w:rPr>
-        <w:t xml:space="preserve">, ce que l’on appelle la </w:t>
+        <w:t xml:space="preserve"> fusion. Ensuite, la fusion peut se faire au niveau des features, ce que l’on appelle la </w:t>
       </w:r>
       <w:proofErr w:type="spellStart"/>
       <w:r>
@@ -1111,42 +1248,20 @@
         <w:rPr>
           <w:lang w:val="fr-FR"/>
         </w:rPr>
-        <w:t xml:space="preserve">3.3 Le </w:t>
-      </w:r>
-      <w:proofErr w:type="spellStart"/>
-      <w:r>
-        <w:rPr>
-          <w:lang w:val="fr-FR"/>
-        </w:rPr>
-        <w:t>co-learning</w:t>
-      </w:r>
-      <w:proofErr w:type="spellEnd"/>
-    </w:p>
-    <w:p>
-      <w:pPr>
-        <w:rPr>
-          <w:lang w:val="fr-FR"/>
-        </w:rPr>
-      </w:pPr>
-      <w:r>
-        <w:rPr>
-          <w:lang w:val="fr-FR"/>
-        </w:rPr>
-        <w:t xml:space="preserve">Le </w:t>
-      </w:r>
-      <w:proofErr w:type="spellStart"/>
-      <w:r>
-        <w:rPr>
-          <w:lang w:val="fr-FR"/>
-        </w:rPr>
-        <w:t>co-learning</w:t>
-      </w:r>
-      <w:proofErr w:type="spellEnd"/>
-      <w:r>
-        <w:rPr>
-          <w:lang w:val="fr-FR"/>
-        </w:rPr>
-        <w:t xml:space="preserve"> permet à une modalité riche de renforcer l’apprentissage d’une modalité plus pauvre ou bruitée. Cette idée, héritée du </w:t>
+        <w:t>3.3 Le co-learning</w:t>
+      </w:r>
+    </w:p>
+    <w:p>
+      <w:pPr>
+        <w:rPr>
+          <w:lang w:val="fr-FR"/>
+        </w:rPr>
+      </w:pPr>
+      <w:r>
+        <w:rPr>
+          <w:lang w:val="fr-FR"/>
+        </w:rPr>
+        <w:t xml:space="preserve">Le co-learning permet à une modalité riche de renforcer l’apprentissage d’une modalité plus pauvre ou bruitée. Cette idée, héritée du </w:t>
       </w:r>
       <w:proofErr w:type="spellStart"/>
       <w:r>
@@ -1204,48 +1319,21 @@
         <w:rPr>
           <w:lang w:val="fr-FR"/>
         </w:rPr>
-        <w:t xml:space="preserve">, est particulièrement utile dans des contextes où certaines données sont manquantes ou incomplètes. D’après Zhang et al. (2020), le </w:t>
-      </w:r>
-      <w:proofErr w:type="spellStart"/>
-      <w:r>
-        <w:rPr>
-          <w:lang w:val="fr-FR"/>
-        </w:rPr>
-        <w:t>co-learning</w:t>
-      </w:r>
-      <w:proofErr w:type="spellEnd"/>
-      <w:r>
-        <w:rPr>
-          <w:lang w:val="fr-FR"/>
-        </w:rPr>
-        <w:t xml:space="preserve"> repose sur des mécanismes d’attention croisée et d’apprentissage contrastif, qui facilitent le transfert de connaissance entre modalités.</w:t>
-      </w:r>
-    </w:p>
-    <w:p>
-      <w:pPr>
-        <w:rPr>
-          <w:lang w:val="fr-FR"/>
-        </w:rPr>
-      </w:pPr>
-      <w:r>
-        <w:rPr>
-          <w:lang w:val="fr-FR"/>
-        </w:rPr>
-        <w:t xml:space="preserve">Comme le rappellent les auteurs, un modèle entraîné en multimodalité mais testé sur une seule modalité surpasse souvent un modèle purement unimodal. Cela confirme que le </w:t>
-      </w:r>
-      <w:proofErr w:type="spellStart"/>
-      <w:r>
-        <w:rPr>
-          <w:lang w:val="fr-FR"/>
-        </w:rPr>
-        <w:t>co-learning</w:t>
-      </w:r>
-      <w:proofErr w:type="spellEnd"/>
-      <w:r>
-        <w:rPr>
-          <w:lang w:val="fr-FR"/>
-        </w:rPr>
-        <w:t xml:space="preserve"> améliore non seulement les performances globales, mais aussi la robustesse et la généralisation dans des environnements réels où toutes les modalités ne sont pas toujours disponibles.</w:t>
+        <w:t>, est particulièrement utile dans des contextes où certaines données sont manquantes ou incomplètes. D’après Zhang et al. (2020), le co-learning repose sur des mécanismes d’attention croisée et d’apprentissage contrastif, qui facilitent le transfert de connaissance entre modalités.</w:t>
+      </w:r>
+    </w:p>
+    <w:p>
+      <w:pPr>
+        <w:rPr>
+          <w:lang w:val="fr-FR"/>
+        </w:rPr>
+      </w:pPr>
+      <w:r>
+        <w:rPr>
+          <w:lang w:val="fr-FR"/>
+        </w:rPr>
+        <w:lastRenderedPageBreak/>
+        <w:t>Comme le rappellent les auteurs, un modèle entraîné en multimodalité mais testé sur une seule modalité surpasse souvent un modèle purement unimodal. Cela confirme que le co-learning améliore non seulement les performances globales, mais aussi la robustesse et la généralisation dans des environnements réels où toutes les modalités ne sont pas toujours disponibles.</w:t>
       </w:r>
     </w:p>
     <w:p>
@@ -1259,7 +1347,6 @@
         <w:rPr>
           <w:lang w:val="fr-FR"/>
         </w:rPr>
-        <w:lastRenderedPageBreak/>
         <w:t>3.4 Exemples de modèles multimodaux utilisés</w:t>
       </w:r>
     </w:p>
@@ -1435,18 +1522,8 @@
           <w:iCs/>
           <w:lang w:val="fr-FR"/>
         </w:rPr>
-        <w:t xml:space="preserve"> </w:t>
-      </w:r>
-      <w:proofErr w:type="spellStart"/>
-      <w:r>
-        <w:rPr>
-          <w:i/>
-          <w:iCs/>
-          <w:lang w:val="fr-FR"/>
-        </w:rPr>
-        <w:t>Models</w:t>
-      </w:r>
-      <w:proofErr w:type="spellEnd"/>
+        <w:t xml:space="preserve"> Models</w:t>
+      </w:r>
       <w:r>
         <w:rPr>
           <w:lang w:val="fr-FR"/>
@@ -1573,20 +1650,26 @@
         <w:rPr>
           <w:lang w:val="fr-FR"/>
         </w:rPr>
-        <w:t>Enfin, la gestion du bruit et de la qualité des données constitue un autre défi. Comme le rappellent les travaux sur la fusion, une mauvaise combinaison de modalités peut introduire davantage de bruit et dégrader les performances finales au lieu de les améliorer. Les modalités ne sont pas toujours disponibles au même moment ce qui pose des problèmes de synchronisation ou présentent des niveaux de qualité hétérogènes, ce qui complique la robustesse des modèles.</w:t>
-      </w:r>
-    </w:p>
-    <w:p>
-      <w:pPr>
-        <w:rPr>
-          <w:lang w:val="fr-FR"/>
-        </w:rPr>
-      </w:pPr>
+        <w:t xml:space="preserve">Enfin, la gestion du bruit et de la qualité des données constitue un autre défi. Comme le rappellent les travaux sur la fusion, une mauvaise combinaison de modalités peut introduire davantage de bruit et dégrader les performances finales au lieu de les améliorer. Les modalités </w:t>
+      </w:r>
       <w:r>
         <w:rPr>
           <w:lang w:val="fr-FR"/>
         </w:rPr>
         <w:lastRenderedPageBreak/>
+        <w:t>ne sont pas toujours disponibles au même moment ce qui pose des problèmes de synchronisation ou présentent des niveaux de qualité hétérogènes, ce qui complique la robustesse des modèles.</w:t>
+      </w:r>
+    </w:p>
+    <w:p>
+      <w:pPr>
+        <w:rPr>
+          <w:lang w:val="fr-FR"/>
+        </w:rPr>
+      </w:pPr>
+      <w:r>
+        <w:rPr>
+          <w:lang w:val="fr-FR"/>
+        </w:rPr>
         <w:t>En résumé, les modèles multimodaux actuels démontrent des performances impressionnantes mais doivent encore progresser pour devenir pleinement scalables, interprétables et capables de gérer des données imparfaites dans des environnements réels.</w:t>
       </w:r>
     </w:p>
@@ -1597,6 +1680,7 @@
           <w:lang w:val="fr-FR"/>
         </w:rPr>
       </w:pPr>
+      <w:bookmarkStart w:id="2" w:name="_Hlk211329154"/>
       <w:r>
         <w:rPr>
           <w:lang w:val="fr-FR"/>
@@ -1604,6 +1688,7 @@
         <w:t>IV. Solution existante</w:t>
       </w:r>
     </w:p>
+    <w:bookmarkEnd w:id="2"/>
     <w:p>
       <w:pPr>
         <w:rPr>
@@ -1648,24 +1733,24 @@
       <w:pPr>
         <w:pStyle w:val="Titre2"/>
         <w:rPr>
-          <w:lang w:val="fr-FR"/>
-        </w:rPr>
-      </w:pPr>
-      <w:r>
-        <w:rPr>
-          <w:lang w:val="fr-FR"/>
+          <w:lang w:val="en-US"/>
+        </w:rPr>
+      </w:pPr>
+      <w:r>
+        <w:rPr>
+          <w:lang w:val="en-US"/>
         </w:rPr>
         <w:t>4.</w:t>
       </w:r>
       <w:r>
         <w:rPr>
-          <w:lang w:val="fr-FR"/>
+          <w:lang w:val="en-US"/>
         </w:rPr>
         <w:t>1</w:t>
       </w:r>
       <w:r>
         <w:rPr>
-          <w:lang w:val="fr-FR"/>
+          <w:lang w:val="en-US"/>
         </w:rPr>
         <w:t xml:space="preserve"> Les solution 2D </w:t>
       </w:r>
@@ -1673,32 +1758,62 @@
     <w:p>
       <w:pPr>
         <w:rPr>
-          <w:lang w:val="fr-FR"/>
-        </w:rPr>
-      </w:pPr>
-    </w:p>
-    <w:p>
-      <w:pPr>
-        <w:rPr>
-          <w:lang w:val="fr-FR"/>
-        </w:rPr>
-      </w:pPr>
-      <w:proofErr w:type="spellStart"/>
-      <w:r>
+          <w:lang w:val="en-US"/>
+        </w:rPr>
+      </w:pPr>
+    </w:p>
+    <w:p>
+      <w:pPr>
+        <w:jc w:val="left"/>
         <w:rPr>
           <w:rStyle w:val="Titre4Car"/>
           <w:bCs/>
           <w:iCs w:val="0"/>
-          <w:lang w:val="fr-FR"/>
-        </w:rPr>
-        <w:t>Automatic</w:t>
-      </w:r>
-      <w:proofErr w:type="spellEnd"/>
+          <w:lang w:val="en-US"/>
+        </w:rPr>
+      </w:pPr>
       <w:r>
         <w:rPr>
           <w:rStyle w:val="Titre4Car"/>
           <w:bCs/>
           <w:iCs w:val="0"/>
+          <w:lang w:val="en-US"/>
+        </w:rPr>
+        <w:t>Automatic Quantity Takeoff for Irregular Areas of Architectural, Engineering, and Construction Objects from 2D Drawings</w:t>
+      </w:r>
+    </w:p>
+    <w:p>
+      <w:pPr>
+        <w:rPr>
+          <w:rFonts w:eastAsiaTheme="majorEastAsia" w:cstheme="majorBidi"/>
+          <w:b/>
+          <w:bCs/>
+          <w:color w:val="000000" w:themeColor="text1"/>
+          <w:lang w:val="fr-FR"/>
+        </w:rPr>
+      </w:pPr>
+      <w:r>
+        <w:rPr>
+          <w:lang w:val="fr-FR"/>
+        </w:rPr>
+        <w:br/>
+      </w:r>
+      <w:r>
+        <w:rPr>
+          <w:lang w:val="fr-FR"/>
+        </w:rPr>
+        <w:t xml:space="preserve">Li et Zhang (2025) proposent un algorithme de détection des contours pour automatiser les </w:t>
+      </w:r>
+      <w:proofErr w:type="spellStart"/>
+      <w:r>
+        <w:rPr>
+          <w:lang w:val="fr-FR"/>
+        </w:rPr>
+        <w:t>Quantity</w:t>
+      </w:r>
+      <w:proofErr w:type="spellEnd"/>
+      <w:r>
+        <w:rPr>
           <w:lang w:val="fr-FR"/>
         </w:rPr>
         <w:t xml:space="preserve"> </w:t>
@@ -1706,150 +1821,257 @@
       <w:proofErr w:type="spellStart"/>
       <w:r>
         <w:rPr>
-          <w:rStyle w:val="Titre4Car"/>
+          <w:lang w:val="fr-FR"/>
+        </w:rPr>
+        <w:t>Takeoffs</w:t>
+      </w:r>
+      <w:proofErr w:type="spellEnd"/>
+      <w:r>
+        <w:rPr>
+          <w:lang w:val="fr-FR"/>
+        </w:rPr>
+        <w:t xml:space="preserve">, en particulier pour des formes irrégulières comme les tabliers de ponts. Leur méthode combine un modèle de détection d’objets YOLO, entraîné sur 2000 images pour identifier les flèches de côtes, avec une analyse par contours basée sur </w:t>
+      </w:r>
+      <w:proofErr w:type="spellStart"/>
+      <w:r>
+        <w:rPr>
+          <w:lang w:val="fr-FR"/>
+        </w:rPr>
+        <w:t>Canny</w:t>
+      </w:r>
+      <w:proofErr w:type="spellEnd"/>
+      <w:r>
+        <w:rPr>
+          <w:lang w:val="fr-FR"/>
+        </w:rPr>
+        <w:t xml:space="preserve"> Edge </w:t>
+      </w:r>
+      <w:proofErr w:type="spellStart"/>
+      <w:r>
+        <w:rPr>
+          <w:lang w:val="fr-FR"/>
+        </w:rPr>
+        <w:t>Detection</w:t>
+      </w:r>
+      <w:proofErr w:type="spellEnd"/>
+      <w:r>
+        <w:rPr>
+          <w:lang w:val="fr-FR"/>
+        </w:rPr>
+        <w:t>. Cette approche atteint une précision de 94,1 % pour le calcul des surfaces et réduit de 99 % le temps de traitement par rapport à la méthode manuelle. Bien que prometteuse, cette solution reste limitée par la variabilité des flèches et des formes complexes, nécessitant encore des améliorations du modèle et du prétraitement.</w:t>
+      </w:r>
+    </w:p>
+    <w:p>
+      <w:pPr>
+        <w:rPr>
+          <w:lang w:val="fr-FR"/>
+        </w:rPr>
+      </w:pPr>
+    </w:p>
+    <w:p>
+      <w:pPr>
+        <w:jc w:val="left"/>
+        <w:rPr>
+          <w:b/>
           <w:bCs/>
-          <w:iCs w:val="0"/>
-          <w:lang w:val="fr-FR"/>
-        </w:rPr>
-        <w:t>Quantity</w:t>
-      </w:r>
-      <w:proofErr w:type="spellEnd"/>
-      <w:r>
-        <w:rPr>
-          <w:rStyle w:val="Titre4Car"/>
+          <w:lang w:val="en-US"/>
+        </w:rPr>
+      </w:pPr>
+      <w:proofErr w:type="spellStart"/>
+      <w:r>
+        <w:rPr>
+          <w:b/>
           <w:bCs/>
-          <w:iCs w:val="0"/>
-          <w:lang w:val="fr-FR"/>
-        </w:rPr>
-        <w:t xml:space="preserve"> Takeoff for </w:t>
-      </w:r>
-      <w:proofErr w:type="spellStart"/>
-      <w:r>
-        <w:rPr>
-          <w:rStyle w:val="Titre4Car"/>
+          <w:lang w:val="en-US"/>
+        </w:rPr>
+        <w:t>CADSpotting</w:t>
+      </w:r>
+      <w:proofErr w:type="spellEnd"/>
+      <w:r>
+        <w:rPr>
+          <w:b/>
           <w:bCs/>
-          <w:iCs w:val="0"/>
-          <w:lang w:val="fr-FR"/>
-        </w:rPr>
-        <w:t>Irregular</w:t>
-      </w:r>
-      <w:proofErr w:type="spellEnd"/>
-      <w:r>
-        <w:rPr>
-          <w:rStyle w:val="Titre4Car"/>
-          <w:bCs/>
-          <w:iCs w:val="0"/>
-          <w:lang w:val="fr-FR"/>
-        </w:rPr>
-        <w:t xml:space="preserve"> Areas of Architectural, Engineering, and Construction </w:t>
-      </w:r>
-      <w:proofErr w:type="spellStart"/>
-      <w:r>
-        <w:rPr>
-          <w:rStyle w:val="Titre4Car"/>
-          <w:bCs/>
-          <w:iCs w:val="0"/>
-          <w:lang w:val="fr-FR"/>
-        </w:rPr>
-        <w:t>Objects</w:t>
-      </w:r>
-      <w:proofErr w:type="spellEnd"/>
-      <w:r>
-        <w:rPr>
-          <w:rStyle w:val="Titre4Car"/>
-          <w:bCs/>
-          <w:iCs w:val="0"/>
+          <w:lang w:val="en-US"/>
+        </w:rPr>
+        <w:t>: Robust Panoptic Symbol Spotting on Large-Scale CAD Drawings</w:t>
+      </w:r>
+    </w:p>
+    <w:p>
+      <w:pPr>
+        <w:pStyle w:val="Sansinterligne"/>
+        <w:rPr>
+          <w:b w:val="0"/>
+          <w:lang w:val="fr-FR"/>
+        </w:rPr>
+      </w:pPr>
+      <w:r>
+        <w:rPr>
+          <w:b w:val="0"/>
+          <w:lang w:val="fr-FR"/>
+        </w:rPr>
+        <w:br/>
+      </w:r>
+      <w:r>
+        <w:rPr>
+          <w:b w:val="0"/>
+          <w:lang w:val="fr-FR"/>
+        </w:rPr>
+        <w:t>L’objectif est de proposer un outil capable de passer d’un plan 2D vectorisé à un plan semi-3D, dont la hauteur des murs est prédéterminée.</w:t>
+      </w:r>
+      <w:r>
+        <w:rPr>
+          <w:b w:val="0"/>
           <w:lang w:val="fr-FR"/>
         </w:rPr>
         <w:t xml:space="preserve"> </w:t>
       </w:r>
-      <w:proofErr w:type="spellStart"/>
-      <w:r>
-        <w:rPr>
-          <w:rStyle w:val="Titre4Car"/>
-          <w:bCs/>
-          <w:iCs w:val="0"/>
-          <w:lang w:val="fr-FR"/>
-        </w:rPr>
-        <w:t>from</w:t>
-      </w:r>
-      <w:proofErr w:type="spellEnd"/>
-      <w:r>
-        <w:rPr>
-          <w:rStyle w:val="Titre4Car"/>
-          <w:bCs/>
-          <w:iCs w:val="0"/>
-          <w:lang w:val="fr-FR"/>
-        </w:rPr>
-        <w:t xml:space="preserve"> 2D Drawings</w:t>
-      </w:r>
-      <w:r>
-        <w:rPr>
-          <w:lang w:val="fr-FR"/>
-        </w:rPr>
-        <w:br/>
-      </w:r>
-      <w:r>
-        <w:rPr>
-          <w:lang w:val="fr-FR"/>
-        </w:rPr>
-        <w:t xml:space="preserve">Li et Zhang (2025) proposent un algorithme de détection des contours pour automatiser les </w:t>
-      </w:r>
-      <w:proofErr w:type="spellStart"/>
-      <w:r>
-        <w:rPr>
-          <w:lang w:val="fr-FR"/>
-        </w:rPr>
-        <w:t>Quantity</w:t>
-      </w:r>
-      <w:proofErr w:type="spellEnd"/>
-      <w:r>
-        <w:rPr>
+      <w:r>
+        <w:rPr>
+          <w:b w:val="0"/>
+          <w:lang w:val="fr-FR"/>
+        </w:rPr>
+        <w:t>L’idée qu’ont eue les chercheurs est de transformer les lignes des dessins en nuages de points afin de pouvoir utiliser un encodeur PTv3 (Point Transformer v3) couplé à un décodeur Transformer pour produire une carte panoptique, qui servira de base à la reconstruction d’un plan semi-3D.</w:t>
+      </w:r>
+      <w:r>
+        <w:rPr>
+          <w:b w:val="0"/>
           <w:lang w:val="fr-FR"/>
         </w:rPr>
         <w:t xml:space="preserve"> </w:t>
       </w:r>
-      <w:proofErr w:type="spellStart"/>
-      <w:r>
-        <w:rPr>
-          <w:lang w:val="fr-FR"/>
-        </w:rPr>
-        <w:t>Takeoffs</w:t>
-      </w:r>
-      <w:proofErr w:type="spellEnd"/>
-      <w:r>
-        <w:rPr>
-          <w:lang w:val="fr-FR"/>
-        </w:rPr>
-        <w:t xml:space="preserve">, en particulier pour des formes irrégulières comme les tabliers de ponts. Leur méthode combine un modèle de détection d’objets YOLO, entraîné sur 2000 images pour identifier les flèches de côtes, avec une analyse par contours basée sur </w:t>
-      </w:r>
-      <w:proofErr w:type="spellStart"/>
-      <w:r>
-        <w:rPr>
-          <w:lang w:val="fr-FR"/>
-        </w:rPr>
-        <w:t>Canny</w:t>
-      </w:r>
-      <w:proofErr w:type="spellEnd"/>
-      <w:r>
-        <w:rPr>
-          <w:lang w:val="fr-FR"/>
-        </w:rPr>
-        <w:t xml:space="preserve"> Edge </w:t>
-      </w:r>
-      <w:proofErr w:type="spellStart"/>
-      <w:r>
-        <w:rPr>
-          <w:lang w:val="fr-FR"/>
-        </w:rPr>
-        <w:t>Detection</w:t>
-      </w:r>
-      <w:proofErr w:type="spellEnd"/>
-      <w:r>
-        <w:rPr>
-          <w:lang w:val="fr-FR"/>
-        </w:rPr>
-        <w:t>. Cette approche atteint une précision de 94,1 % pour le calcul des surfaces et réduit de 99 % le temps de traitement par rapport à la méthode manuelle. Bien que prometteuse, cette solution reste limitée par la variabilité des flèches et des formes complexes, nécessitant encore des améliorations du modèle et du prétraitement.</w:t>
+    </w:p>
+    <w:p>
+      <w:pPr>
+        <w:rPr>
+          <w:lang w:val="fr-FR"/>
+        </w:rPr>
+      </w:pPr>
+      <w:r>
+        <w:rPr>
+          <w:lang w:val="fr-FR"/>
+        </w:rPr>
+        <w:t xml:space="preserve">Avec cette méthode, </w:t>
+      </w:r>
+      <w:proofErr w:type="spellStart"/>
+      <w:r>
+        <w:rPr>
+          <w:lang w:val="fr-FR"/>
+        </w:rPr>
+        <w:t>CADSpotting</w:t>
+      </w:r>
+      <w:proofErr w:type="spellEnd"/>
+      <w:r>
+        <w:rPr>
+          <w:lang w:val="fr-FR"/>
+        </w:rPr>
+        <w:t xml:space="preserve"> fait mieux que </w:t>
+      </w:r>
+      <w:proofErr w:type="spellStart"/>
+      <w:r>
+        <w:rPr>
+          <w:lang w:val="fr-FR"/>
+        </w:rPr>
+        <w:t>SymPoint</w:t>
+      </w:r>
+      <w:proofErr w:type="spellEnd"/>
+      <w:r>
+        <w:rPr>
+          <w:lang w:val="fr-FR"/>
+        </w:rPr>
+        <w:t xml:space="preserve"> (sorti en 2024) et atteint un score F1 de 92,8 % contre 86,8 % pour </w:t>
+      </w:r>
+      <w:proofErr w:type="spellStart"/>
+      <w:r>
+        <w:rPr>
+          <w:lang w:val="fr-FR"/>
+        </w:rPr>
+        <w:t>SymPoint</w:t>
+      </w:r>
+      <w:proofErr w:type="spellEnd"/>
+      <w:r>
+        <w:rPr>
+          <w:lang w:val="fr-FR"/>
+        </w:rPr>
+        <w:t xml:space="preserve">, ainsi qu’un score </w:t>
+      </w:r>
+      <w:proofErr w:type="spellStart"/>
+      <w:r>
+        <w:rPr>
+          <w:lang w:val="fr-FR"/>
+        </w:rPr>
+        <w:t>wF</w:t>
+      </w:r>
+      <w:proofErr w:type="spellEnd"/>
+      <w:r>
+        <w:rPr>
+          <w:lang w:val="fr-FR"/>
+        </w:rPr>
+        <w:t xml:space="preserve"> de 93,2 % contre 85,5 % sur le jeu de données </w:t>
+      </w:r>
+      <w:proofErr w:type="spellStart"/>
+      <w:r>
+        <w:rPr>
+          <w:lang w:val="fr-FR"/>
+        </w:rPr>
+        <w:t>FloorPlanCAD</w:t>
+      </w:r>
+      <w:proofErr w:type="spellEnd"/>
+      <w:r>
+        <w:rPr>
+          <w:lang w:val="fr-FR"/>
+        </w:rPr>
+        <w:t>.</w:t>
+      </w:r>
+    </w:p>
+    <w:p>
+      <w:pPr>
+        <w:rPr>
+          <w:lang w:val="fr-FR"/>
+        </w:rPr>
+      </w:pPr>
+      <w:r>
+        <w:rPr>
+          <w:lang w:val="fr-FR"/>
+        </w:rPr>
+        <w:t>Les limites se situent dans la qualité des plans 3D générés, en effet cela permet d’obtenir une bonne vue d’ensemble de l’étage, et la principale avancée de ce projet réside dans la reconnaissance des portes et des fenêtres, qui sont placées et orientées de manière cohérente avec le plan d’origine.</w:t>
+      </w:r>
+      <w:r>
+        <w:rPr>
+          <w:lang w:val="fr-FR"/>
+        </w:rPr>
+        <w:t xml:space="preserve"> </w:t>
+      </w:r>
+      <w:r>
+        <w:rPr>
+          <w:lang w:val="fr-FR"/>
+        </w:rPr>
+        <w:t xml:space="preserve">Cependant, malgré cette avancée, </w:t>
+      </w:r>
+      <w:proofErr w:type="spellStart"/>
+      <w:r>
+        <w:rPr>
+          <w:lang w:val="fr-FR"/>
+        </w:rPr>
+        <w:t>CADSpotting</w:t>
+      </w:r>
+      <w:proofErr w:type="spellEnd"/>
+      <w:r>
+        <w:rPr>
+          <w:lang w:val="fr-FR"/>
+        </w:rPr>
+        <w:t xml:space="preserve"> ne permet pas encore de remplacer un plan 3D natif, car certaines mesures comme la hauteur des murs ou les dimensions des fenêtres restent prédéterminées et approximatives.</w:t>
+      </w:r>
+      <w:r>
+        <w:rPr>
+          <w:lang w:val="fr-FR"/>
+        </w:rPr>
+        <w:t xml:space="preserve"> </w:t>
+      </w:r>
+      <w:r>
+        <w:rPr>
+          <w:lang w:val="fr-FR"/>
+        </w:rPr>
+        <w:t>De plus, le modèle ne semble pas prendre en compte les données textuelles du plan, ce qui pourrait conduire à un manque partiel d’informations.</w:t>
       </w:r>
     </w:p>
     <w:p>
@@ -1862,535 +2084,16 @@
     <w:p>
       <w:pPr>
         <w:pStyle w:val="Sansinterligne"/>
-        <w:rPr>
-          <w:lang w:val="fr-FR"/>
-        </w:rPr>
-      </w:pPr>
-      <w:proofErr w:type="spellStart"/>
-      <w:r>
-        <w:rPr>
-          <w:rStyle w:val="Titre4Car"/>
-          <w:lang w:val="fr-FR"/>
-        </w:rPr>
-        <w:t>CADSpotting</w:t>
-      </w:r>
-      <w:proofErr w:type="spellEnd"/>
-      <w:r>
-        <w:rPr>
-          <w:rStyle w:val="Titre4Car"/>
-          <w:lang w:val="fr-FR"/>
-        </w:rPr>
-        <w:t xml:space="preserve">: </w:t>
-      </w:r>
-      <w:proofErr w:type="spellStart"/>
-      <w:r>
-        <w:rPr>
-          <w:rStyle w:val="Titre4Car"/>
-          <w:lang w:val="fr-FR"/>
-        </w:rPr>
-        <w:t>Robust</w:t>
-      </w:r>
-      <w:proofErr w:type="spellEnd"/>
-      <w:r>
-        <w:rPr>
-          <w:rStyle w:val="Titre4Car"/>
-          <w:lang w:val="fr-FR"/>
-        </w:rPr>
-        <w:t xml:space="preserve"> </w:t>
-      </w:r>
-      <w:proofErr w:type="spellStart"/>
-      <w:r>
-        <w:rPr>
-          <w:rStyle w:val="Titre4Car"/>
-          <w:lang w:val="fr-FR"/>
-        </w:rPr>
-        <w:t>Panoptic</w:t>
-      </w:r>
-      <w:proofErr w:type="spellEnd"/>
-      <w:r>
-        <w:rPr>
-          <w:rStyle w:val="Titre4Car"/>
-          <w:lang w:val="fr-FR"/>
-        </w:rPr>
-        <w:t xml:space="preserve"> Symbol Spotting on Large-</w:t>
-      </w:r>
-      <w:proofErr w:type="spellStart"/>
-      <w:r>
-        <w:rPr>
-          <w:rStyle w:val="Titre4Car"/>
-          <w:lang w:val="fr-FR"/>
-        </w:rPr>
-        <w:t>Scale</w:t>
-      </w:r>
-      <w:proofErr w:type="spellEnd"/>
-      <w:r>
-        <w:rPr>
-          <w:rStyle w:val="Titre4Car"/>
-          <w:lang w:val="fr-FR"/>
-        </w:rPr>
-        <w:t xml:space="preserve"> CAD Drawings</w:t>
-      </w:r>
-      <w:r>
-        <w:rPr>
-          <w:lang w:val="fr-FR"/>
-        </w:rPr>
-        <w:br/>
-      </w:r>
-      <w:proofErr w:type="spellStart"/>
-      <w:r>
-        <w:t>L’objectif</w:t>
-      </w:r>
-      <w:proofErr w:type="spellEnd"/>
-      <w:r>
-        <w:t xml:space="preserve"> </w:t>
-      </w:r>
-      <w:proofErr w:type="spellStart"/>
-      <w:r>
-        <w:t>est</w:t>
-      </w:r>
-      <w:proofErr w:type="spellEnd"/>
-      <w:r>
-        <w:t xml:space="preserve"> de </w:t>
-      </w:r>
-      <w:proofErr w:type="spellStart"/>
-      <w:r>
-        <w:t>proposer</w:t>
-      </w:r>
-      <w:proofErr w:type="spellEnd"/>
-      <w:r>
-        <w:t xml:space="preserve"> un </w:t>
-      </w:r>
-      <w:proofErr w:type="spellStart"/>
-      <w:r>
-        <w:t>outil</w:t>
-      </w:r>
-      <w:proofErr w:type="spellEnd"/>
-      <w:r>
-        <w:t xml:space="preserve"> </w:t>
-      </w:r>
-      <w:proofErr w:type="spellStart"/>
-      <w:r>
-        <w:t>capable</w:t>
-      </w:r>
-      <w:proofErr w:type="spellEnd"/>
-      <w:r>
-        <w:t xml:space="preserve"> de </w:t>
-      </w:r>
-      <w:proofErr w:type="spellStart"/>
-      <w:r>
-        <w:t>passer</w:t>
-      </w:r>
-      <w:proofErr w:type="spellEnd"/>
-      <w:r>
-        <w:t xml:space="preserve"> </w:t>
-      </w:r>
-      <w:proofErr w:type="spellStart"/>
-      <w:r>
-        <w:t>d’un</w:t>
-      </w:r>
-      <w:proofErr w:type="spellEnd"/>
-      <w:r>
-        <w:t xml:space="preserve"> plan 2D </w:t>
-      </w:r>
-      <w:proofErr w:type="spellStart"/>
-      <w:r>
-        <w:t>vectorisé</w:t>
-      </w:r>
-      <w:proofErr w:type="spellEnd"/>
-      <w:r>
-        <w:t xml:space="preserve"> à un plan semi-3D, </w:t>
-      </w:r>
-      <w:proofErr w:type="spellStart"/>
-      <w:r>
-        <w:t>dont</w:t>
-      </w:r>
-      <w:proofErr w:type="spellEnd"/>
-      <w:r>
-        <w:t xml:space="preserve"> la </w:t>
-      </w:r>
-      <w:proofErr w:type="spellStart"/>
-      <w:r>
-        <w:t>hauteur</w:t>
-      </w:r>
-      <w:proofErr w:type="spellEnd"/>
-      <w:r>
-        <w:t xml:space="preserve"> des </w:t>
-      </w:r>
-      <w:proofErr w:type="spellStart"/>
-      <w:r>
-        <w:t>murs</w:t>
-      </w:r>
-      <w:proofErr w:type="spellEnd"/>
-      <w:r>
-        <w:t xml:space="preserve"> </w:t>
-      </w:r>
-      <w:proofErr w:type="spellStart"/>
-      <w:r>
-        <w:t>est</w:t>
-      </w:r>
-      <w:proofErr w:type="spellEnd"/>
-      <w:r>
-        <w:t xml:space="preserve"> </w:t>
-      </w:r>
-      <w:proofErr w:type="spellStart"/>
-      <w:r>
-        <w:t>prédéterminée</w:t>
-      </w:r>
-      <w:proofErr w:type="spellEnd"/>
-      <w:r>
-        <w:t>.</w:t>
-      </w:r>
-      <w:r>
-        <w:br/>
-      </w:r>
-      <w:proofErr w:type="spellStart"/>
-      <w:r>
-        <w:t>L’idée</w:t>
-      </w:r>
-      <w:proofErr w:type="spellEnd"/>
-      <w:r>
-        <w:t xml:space="preserve"> </w:t>
-      </w:r>
-      <w:proofErr w:type="spellStart"/>
-      <w:r>
-        <w:t>qu’ont</w:t>
-      </w:r>
-      <w:proofErr w:type="spellEnd"/>
-      <w:r>
-        <w:t xml:space="preserve"> </w:t>
-      </w:r>
-      <w:proofErr w:type="spellStart"/>
-      <w:r>
-        <w:t>eue</w:t>
-      </w:r>
-      <w:proofErr w:type="spellEnd"/>
-      <w:r>
-        <w:t xml:space="preserve"> les </w:t>
-      </w:r>
-      <w:proofErr w:type="spellStart"/>
-      <w:r>
-        <w:t>chercheurs</w:t>
-      </w:r>
-      <w:proofErr w:type="spellEnd"/>
-      <w:r>
-        <w:t xml:space="preserve"> </w:t>
-      </w:r>
-      <w:proofErr w:type="spellStart"/>
-      <w:r>
-        <w:t>est</w:t>
-      </w:r>
-      <w:proofErr w:type="spellEnd"/>
-      <w:r>
-        <w:t xml:space="preserve"> de </w:t>
-      </w:r>
-      <w:proofErr w:type="spellStart"/>
-      <w:r>
-        <w:t>transformer</w:t>
-      </w:r>
-      <w:proofErr w:type="spellEnd"/>
-      <w:r>
-        <w:t xml:space="preserve"> les </w:t>
-      </w:r>
-      <w:proofErr w:type="spellStart"/>
-      <w:r>
-        <w:t>lignes</w:t>
-      </w:r>
-      <w:proofErr w:type="spellEnd"/>
-      <w:r>
-        <w:t xml:space="preserve"> des </w:t>
-      </w:r>
-      <w:proofErr w:type="spellStart"/>
-      <w:r>
-        <w:t>dessins</w:t>
-      </w:r>
-      <w:proofErr w:type="spellEnd"/>
-      <w:r>
-        <w:t xml:space="preserve"> en </w:t>
-      </w:r>
-      <w:proofErr w:type="spellStart"/>
-      <w:r>
-        <w:t>nuages</w:t>
-      </w:r>
-      <w:proofErr w:type="spellEnd"/>
-      <w:r>
-        <w:t xml:space="preserve"> de </w:t>
-      </w:r>
-      <w:proofErr w:type="spellStart"/>
-      <w:r>
-        <w:lastRenderedPageBreak/>
-        <w:t>points</w:t>
-      </w:r>
-      <w:proofErr w:type="spellEnd"/>
-      <w:r>
-        <w:t xml:space="preserve"> </w:t>
-      </w:r>
-      <w:proofErr w:type="spellStart"/>
-      <w:r>
-        <w:t>afin</w:t>
-      </w:r>
-      <w:proofErr w:type="spellEnd"/>
-      <w:r>
-        <w:t xml:space="preserve"> de </w:t>
-      </w:r>
-      <w:proofErr w:type="spellStart"/>
-      <w:r>
-        <w:t>pouvoir</w:t>
-      </w:r>
-      <w:proofErr w:type="spellEnd"/>
-      <w:r>
-        <w:t xml:space="preserve"> </w:t>
-      </w:r>
-      <w:proofErr w:type="spellStart"/>
-      <w:r>
-        <w:t>utiliser</w:t>
-      </w:r>
-      <w:proofErr w:type="spellEnd"/>
-      <w:r>
-        <w:t xml:space="preserve"> un </w:t>
-      </w:r>
-      <w:proofErr w:type="spellStart"/>
-      <w:r>
-        <w:t>encodeur</w:t>
-      </w:r>
-      <w:proofErr w:type="spellEnd"/>
-      <w:r>
-        <w:t xml:space="preserve"> PTv3 (Point </w:t>
-      </w:r>
-      <w:proofErr w:type="spellStart"/>
-      <w:r>
-        <w:t>Transformer</w:t>
-      </w:r>
-      <w:proofErr w:type="spellEnd"/>
-      <w:r>
-        <w:t xml:space="preserve"> v3) </w:t>
-      </w:r>
-      <w:proofErr w:type="spellStart"/>
-      <w:r>
-        <w:t>couplé</w:t>
-      </w:r>
-      <w:proofErr w:type="spellEnd"/>
-      <w:r>
-        <w:t xml:space="preserve"> à un </w:t>
-      </w:r>
-      <w:proofErr w:type="spellStart"/>
-      <w:r>
-        <w:t>décodeur</w:t>
-      </w:r>
-      <w:proofErr w:type="spellEnd"/>
-      <w:r>
-        <w:t xml:space="preserve"> </w:t>
-      </w:r>
-      <w:proofErr w:type="spellStart"/>
-      <w:r>
-        <w:t>Transformer</w:t>
-      </w:r>
-      <w:proofErr w:type="spellEnd"/>
-      <w:r>
-        <w:t xml:space="preserve"> </w:t>
-      </w:r>
-      <w:proofErr w:type="spellStart"/>
-      <w:r>
-        <w:t>pour</w:t>
-      </w:r>
-      <w:proofErr w:type="spellEnd"/>
-      <w:r>
-        <w:t xml:space="preserve"> </w:t>
-      </w:r>
-      <w:proofErr w:type="spellStart"/>
-      <w:r>
-        <w:t>produire</w:t>
-      </w:r>
-      <w:proofErr w:type="spellEnd"/>
-      <w:r>
-        <w:t xml:space="preserve"> une </w:t>
-      </w:r>
-      <w:proofErr w:type="spellStart"/>
-      <w:r>
-        <w:t>carte</w:t>
-      </w:r>
-      <w:proofErr w:type="spellEnd"/>
-      <w:r>
-        <w:t xml:space="preserve"> </w:t>
-      </w:r>
-      <w:proofErr w:type="spellStart"/>
-      <w:r>
-        <w:t>panoptique</w:t>
-      </w:r>
-      <w:proofErr w:type="spellEnd"/>
-      <w:r>
-        <w:t xml:space="preserve">, qui </w:t>
-      </w:r>
-      <w:proofErr w:type="spellStart"/>
-      <w:r>
-        <w:t>servira</w:t>
-      </w:r>
-      <w:proofErr w:type="spellEnd"/>
-      <w:r>
-        <w:t xml:space="preserve"> de base à la </w:t>
-      </w:r>
-      <w:proofErr w:type="spellStart"/>
-      <w:r>
-        <w:t>reconstruction</w:t>
-      </w:r>
-      <w:proofErr w:type="spellEnd"/>
-      <w:r>
-        <w:t xml:space="preserve"> </w:t>
-      </w:r>
-      <w:proofErr w:type="spellStart"/>
-      <w:r>
-        <w:t>d’un</w:t>
-      </w:r>
-      <w:proofErr w:type="spellEnd"/>
-      <w:r>
-        <w:t xml:space="preserve"> plan semi-3D.</w:t>
-      </w:r>
-      <w:r>
-        <w:t xml:space="preserve"> </w:t>
-      </w:r>
-    </w:p>
-    <w:p>
-      <w:pPr>
-        <w:rPr>
-          <w:lang w:val="fr-FR"/>
-        </w:rPr>
-      </w:pPr>
-      <w:r>
-        <w:rPr>
-          <w:lang w:val="fr-FR"/>
-        </w:rPr>
-        <w:t xml:space="preserve">Avec cette méthode, </w:t>
-      </w:r>
-      <w:proofErr w:type="spellStart"/>
-      <w:r>
-        <w:rPr>
-          <w:lang w:val="fr-FR"/>
-        </w:rPr>
-        <w:t>CADSpotting</w:t>
-      </w:r>
-      <w:proofErr w:type="spellEnd"/>
-      <w:r>
-        <w:rPr>
-          <w:lang w:val="fr-FR"/>
-        </w:rPr>
-        <w:t xml:space="preserve"> fait mieux que </w:t>
-      </w:r>
-      <w:proofErr w:type="spellStart"/>
-      <w:r>
-        <w:rPr>
-          <w:lang w:val="fr-FR"/>
-        </w:rPr>
-        <w:t>SymPoint</w:t>
-      </w:r>
-      <w:proofErr w:type="spellEnd"/>
-      <w:r>
-        <w:rPr>
-          <w:lang w:val="fr-FR"/>
-        </w:rPr>
-        <w:t xml:space="preserve"> (sorti en 2024) et atteint un score F1 de 92,8 % contre 86,8 % pour </w:t>
-      </w:r>
-      <w:proofErr w:type="spellStart"/>
-      <w:r>
-        <w:rPr>
-          <w:lang w:val="fr-FR"/>
-        </w:rPr>
-        <w:t>SymPoint</w:t>
-      </w:r>
-      <w:proofErr w:type="spellEnd"/>
-      <w:r>
-        <w:rPr>
-          <w:lang w:val="fr-FR"/>
-        </w:rPr>
-        <w:t xml:space="preserve">, ainsi qu’un score </w:t>
-      </w:r>
-      <w:proofErr w:type="spellStart"/>
-      <w:r>
-        <w:rPr>
-          <w:lang w:val="fr-FR"/>
-        </w:rPr>
-        <w:t>wF</w:t>
-      </w:r>
-      <w:proofErr w:type="spellEnd"/>
-      <w:r>
-        <w:rPr>
-          <w:lang w:val="fr-FR"/>
-        </w:rPr>
-        <w:t xml:space="preserve"> de 93,2 % contre 85,5 % sur le jeu de données </w:t>
-      </w:r>
-      <w:proofErr w:type="spellStart"/>
-      <w:r>
-        <w:rPr>
-          <w:lang w:val="fr-FR"/>
-        </w:rPr>
-        <w:t>FloorPlanCAD</w:t>
-      </w:r>
-      <w:proofErr w:type="spellEnd"/>
-      <w:r>
-        <w:rPr>
-          <w:lang w:val="fr-FR"/>
-        </w:rPr>
-        <w:t>.</w:t>
-      </w:r>
-    </w:p>
-    <w:p>
-      <w:pPr>
-        <w:rPr>
-          <w:lang w:val="fr-FR"/>
-        </w:rPr>
-      </w:pPr>
-      <w:r>
-        <w:rPr>
-          <w:lang w:val="fr-FR"/>
-        </w:rPr>
-        <w:t>Les limites se situent dans la qualité des plans 3D générés, en effet cela permet d’obtenir une bonne vue d’ensemble de l’étage, et la principale avancée de ce projet réside dans la reconnaissance des portes et des fenêtres, qui sont placées et orientées de manière cohérente avec le plan d’origine.</w:t>
-      </w:r>
-      <w:r>
-        <w:rPr>
-          <w:lang w:val="fr-FR"/>
-        </w:rPr>
-        <w:br/>
-        <w:t xml:space="preserve">Cependant, malgré cette avancée, </w:t>
-      </w:r>
-      <w:proofErr w:type="spellStart"/>
-      <w:r>
-        <w:rPr>
-          <w:lang w:val="fr-FR"/>
-        </w:rPr>
-        <w:t>CADSpotting</w:t>
-      </w:r>
-      <w:proofErr w:type="spellEnd"/>
-      <w:r>
-        <w:rPr>
-          <w:lang w:val="fr-FR"/>
-        </w:rPr>
-        <w:t xml:space="preserve"> ne permet pas encore de remplacer un plan 3D natif, car certaines mesures comme la hauteur des murs ou les dimensions des fenêtres restent prédéterminées et approximatives.</w:t>
-      </w:r>
-      <w:r>
-        <w:rPr>
-          <w:lang w:val="fr-FR"/>
-        </w:rPr>
-        <w:br/>
-        <w:t>De plus, le modèle ne semble pas prendre en compte les données textuelles du plan, ce qui pourrait conduire à un manque partiel d’informations.</w:t>
-      </w:r>
-    </w:p>
-    <w:p>
-      <w:pPr>
-        <w:rPr>
-          <w:lang w:val="fr-FR"/>
-        </w:rPr>
-      </w:pPr>
-    </w:p>
-    <w:p>
-      <w:pPr>
-        <w:pStyle w:val="Sansinterligne"/>
+        <w:jc w:val="left"/>
         <w:rPr>
           <w:rStyle w:val="Titre4Car"/>
           <w:rFonts w:eastAsiaTheme="minorHAnsi" w:cstheme="minorBidi"/>
           <w:b/>
           <w:iCs w:val="0"/>
           <w:color w:val="auto"/>
-        </w:rPr>
-      </w:pPr>
-      <w:proofErr w:type="spellStart"/>
+          <w:lang w:val="en-US"/>
+        </w:rPr>
+      </w:pPr>
       <w:r>
         <w:rPr>
           <w:rStyle w:val="Titre4Car"/>
@@ -2398,10 +2101,11 @@
           <w:b/>
           <w:iCs w:val="0"/>
           <w:color w:val="auto"/>
-        </w:rPr>
-        <w:t>Enhanced</w:t>
-      </w:r>
-      <w:proofErr w:type="spellEnd"/>
+          <w:lang w:val="en-US"/>
+        </w:rPr>
+        <w:t xml:space="preserve">Enhanced Automated Construction Quantity </w:t>
+      </w:r>
+      <w:proofErr w:type="gramStart"/>
       <w:r>
         <w:rPr>
           <w:rStyle w:val="Titre4Car"/>
@@ -2409,10 +2113,11 @@
           <w:b/>
           <w:iCs w:val="0"/>
           <w:color w:val="auto"/>
-        </w:rPr>
-        <w:t xml:space="preserve"> </w:t>
-      </w:r>
-      <w:proofErr w:type="spellStart"/>
+          <w:lang w:val="en-US"/>
+        </w:rPr>
+        <w:t>Takeoff :</w:t>
+      </w:r>
+      <w:proofErr w:type="gramEnd"/>
       <w:r>
         <w:rPr>
           <w:rStyle w:val="Titre4Car"/>
@@ -2420,242 +2125,24 @@
           <w:b/>
           <w:iCs w:val="0"/>
           <w:color w:val="auto"/>
-        </w:rPr>
-        <w:t>Automated</w:t>
-      </w:r>
-      <w:proofErr w:type="spellEnd"/>
-      <w:r>
+          <w:lang w:val="en-US"/>
+        </w:rPr>
+        <w:t xml:space="preserve"> Integrating LLMs with Data Extraction, Symbol Mapping, and Rule-based Reasoning</w:t>
+      </w:r>
+    </w:p>
+    <w:p>
+      <w:pPr>
+        <w:pStyle w:val="Sansinterligne"/>
+        <w:jc w:val="left"/>
         <w:rPr>
           <w:rStyle w:val="Titre4Car"/>
           <w:rFonts w:eastAsiaTheme="minorHAnsi" w:cstheme="minorBidi"/>
           <w:b/>
           <w:iCs w:val="0"/>
           <w:color w:val="auto"/>
-        </w:rPr>
-        <w:t xml:space="preserve"> </w:t>
-      </w:r>
-      <w:proofErr w:type="spellStart"/>
-      <w:r>
-        <w:rPr>
-          <w:rStyle w:val="Titre4Car"/>
-          <w:rFonts w:eastAsiaTheme="minorHAnsi" w:cstheme="minorBidi"/>
-          <w:b/>
-          <w:iCs w:val="0"/>
-          <w:color w:val="auto"/>
-        </w:rPr>
-        <w:t>Construction</w:t>
-      </w:r>
-      <w:proofErr w:type="spellEnd"/>
-      <w:r>
-        <w:rPr>
-          <w:rStyle w:val="Titre4Car"/>
-          <w:rFonts w:eastAsiaTheme="minorHAnsi" w:cstheme="minorBidi"/>
-          <w:b/>
-          <w:iCs w:val="0"/>
-          <w:color w:val="auto"/>
-        </w:rPr>
-        <w:t xml:space="preserve"> </w:t>
-      </w:r>
-      <w:proofErr w:type="spellStart"/>
-      <w:r>
-        <w:rPr>
-          <w:rStyle w:val="Titre4Car"/>
-          <w:rFonts w:eastAsiaTheme="minorHAnsi" w:cstheme="minorBidi"/>
-          <w:b/>
-          <w:iCs w:val="0"/>
-          <w:color w:val="auto"/>
-        </w:rPr>
-        <w:t>Quantity</w:t>
-      </w:r>
-      <w:proofErr w:type="spellEnd"/>
-      <w:r>
-        <w:rPr>
-          <w:rStyle w:val="Titre4Car"/>
-          <w:rFonts w:eastAsiaTheme="minorHAnsi" w:cstheme="minorBidi"/>
-          <w:b/>
-          <w:iCs w:val="0"/>
-          <w:color w:val="auto"/>
-        </w:rPr>
-        <w:t xml:space="preserve"> </w:t>
-      </w:r>
-      <w:proofErr w:type="spellStart"/>
-      <w:proofErr w:type="gramStart"/>
-      <w:r>
-        <w:rPr>
-          <w:rStyle w:val="Titre4Car"/>
-          <w:rFonts w:eastAsiaTheme="minorHAnsi" w:cstheme="minorBidi"/>
-          <w:b/>
-          <w:iCs w:val="0"/>
-          <w:color w:val="auto"/>
-        </w:rPr>
-        <w:t>Takeoff</w:t>
-      </w:r>
-      <w:proofErr w:type="spellEnd"/>
-      <w:r>
-        <w:rPr>
-          <w:rStyle w:val="Titre4Car"/>
-          <w:rFonts w:eastAsiaTheme="minorHAnsi" w:cstheme="minorBidi"/>
-          <w:b/>
-          <w:iCs w:val="0"/>
-          <w:color w:val="auto"/>
-        </w:rPr>
-        <w:t xml:space="preserve"> :</w:t>
-      </w:r>
-      <w:proofErr w:type="gramEnd"/>
-      <w:r>
-        <w:rPr>
-          <w:rStyle w:val="Titre4Car"/>
-          <w:rFonts w:eastAsiaTheme="minorHAnsi" w:cstheme="minorBidi"/>
-          <w:b/>
-          <w:iCs w:val="0"/>
-          <w:color w:val="auto"/>
-        </w:rPr>
-        <w:t xml:space="preserve"> </w:t>
-      </w:r>
-      <w:proofErr w:type="spellStart"/>
-      <w:r>
-        <w:rPr>
-          <w:rStyle w:val="Titre4Car"/>
-          <w:rFonts w:eastAsiaTheme="minorHAnsi" w:cstheme="minorBidi"/>
-          <w:b/>
-          <w:iCs w:val="0"/>
-          <w:color w:val="auto"/>
-        </w:rPr>
-        <w:t>Integrating</w:t>
-      </w:r>
-      <w:proofErr w:type="spellEnd"/>
-      <w:r>
-        <w:rPr>
-          <w:rStyle w:val="Titre4Car"/>
-          <w:rFonts w:eastAsiaTheme="minorHAnsi" w:cstheme="minorBidi"/>
-          <w:b/>
-          <w:iCs w:val="0"/>
-          <w:color w:val="auto"/>
-        </w:rPr>
-        <w:t xml:space="preserve"> </w:t>
-      </w:r>
-      <w:proofErr w:type="spellStart"/>
-      <w:r>
-        <w:rPr>
-          <w:rStyle w:val="Titre4Car"/>
-          <w:rFonts w:eastAsiaTheme="minorHAnsi" w:cstheme="minorBidi"/>
-          <w:b/>
-          <w:iCs w:val="0"/>
-          <w:color w:val="auto"/>
-        </w:rPr>
-        <w:t>LLMs</w:t>
-      </w:r>
-      <w:proofErr w:type="spellEnd"/>
-      <w:r>
-        <w:rPr>
-          <w:rStyle w:val="Titre4Car"/>
-          <w:rFonts w:eastAsiaTheme="minorHAnsi" w:cstheme="minorBidi"/>
-          <w:b/>
-          <w:iCs w:val="0"/>
-          <w:color w:val="auto"/>
-        </w:rPr>
-        <w:t xml:space="preserve"> </w:t>
-      </w:r>
-      <w:proofErr w:type="spellStart"/>
-      <w:r>
-        <w:rPr>
-          <w:rStyle w:val="Titre4Car"/>
-          <w:rFonts w:eastAsiaTheme="minorHAnsi" w:cstheme="minorBidi"/>
-          <w:b/>
-          <w:iCs w:val="0"/>
-          <w:color w:val="auto"/>
-        </w:rPr>
-        <w:t>with</w:t>
-      </w:r>
-      <w:proofErr w:type="spellEnd"/>
-      <w:r>
-        <w:rPr>
-          <w:rStyle w:val="Titre4Car"/>
-          <w:rFonts w:eastAsiaTheme="minorHAnsi" w:cstheme="minorBidi"/>
-          <w:b/>
-          <w:iCs w:val="0"/>
-          <w:color w:val="auto"/>
-        </w:rPr>
-        <w:t xml:space="preserve"> Data </w:t>
-      </w:r>
-      <w:proofErr w:type="spellStart"/>
-      <w:r>
-        <w:rPr>
-          <w:rStyle w:val="Titre4Car"/>
-          <w:rFonts w:eastAsiaTheme="minorHAnsi" w:cstheme="minorBidi"/>
-          <w:b/>
-          <w:iCs w:val="0"/>
-          <w:color w:val="auto"/>
-        </w:rPr>
-        <w:t>Extraction</w:t>
-      </w:r>
-      <w:proofErr w:type="spellEnd"/>
-      <w:r>
-        <w:rPr>
-          <w:rStyle w:val="Titre4Car"/>
-          <w:rFonts w:eastAsiaTheme="minorHAnsi" w:cstheme="minorBidi"/>
-          <w:b/>
-          <w:iCs w:val="0"/>
-          <w:color w:val="auto"/>
-        </w:rPr>
-        <w:t xml:space="preserve">, Symbol </w:t>
-      </w:r>
-      <w:proofErr w:type="spellStart"/>
-      <w:r>
-        <w:rPr>
-          <w:rStyle w:val="Titre4Car"/>
-          <w:rFonts w:eastAsiaTheme="minorHAnsi" w:cstheme="minorBidi"/>
-          <w:b/>
-          <w:iCs w:val="0"/>
-          <w:color w:val="auto"/>
-        </w:rPr>
-        <w:t>Mapping</w:t>
-      </w:r>
-      <w:proofErr w:type="spellEnd"/>
-      <w:r>
-        <w:rPr>
-          <w:rStyle w:val="Titre4Car"/>
-          <w:rFonts w:eastAsiaTheme="minorHAnsi" w:cstheme="minorBidi"/>
-          <w:b/>
-          <w:iCs w:val="0"/>
-          <w:color w:val="auto"/>
-        </w:rPr>
-        <w:t>, and Rule-</w:t>
-      </w:r>
-      <w:proofErr w:type="spellStart"/>
-      <w:r>
-        <w:rPr>
-          <w:rStyle w:val="Titre4Car"/>
-          <w:rFonts w:eastAsiaTheme="minorHAnsi" w:cstheme="minorBidi"/>
-          <w:b/>
-          <w:iCs w:val="0"/>
-          <w:color w:val="auto"/>
-        </w:rPr>
-        <w:t>based</w:t>
-      </w:r>
-      <w:proofErr w:type="spellEnd"/>
-      <w:r>
-        <w:rPr>
-          <w:rStyle w:val="Titre4Car"/>
-          <w:rFonts w:eastAsiaTheme="minorHAnsi" w:cstheme="minorBidi"/>
-          <w:b/>
-          <w:iCs w:val="0"/>
-          <w:color w:val="auto"/>
-        </w:rPr>
-        <w:t xml:space="preserve"> </w:t>
-      </w:r>
-      <w:proofErr w:type="spellStart"/>
-      <w:r>
-        <w:rPr>
-          <w:rStyle w:val="Titre4Car"/>
-          <w:rFonts w:eastAsiaTheme="minorHAnsi" w:cstheme="minorBidi"/>
-          <w:b/>
-          <w:iCs w:val="0"/>
-          <w:color w:val="auto"/>
-        </w:rPr>
-        <w:t>Reasoning</w:t>
-      </w:r>
-      <w:proofErr w:type="spellEnd"/>
+          <w:lang w:val="en-US"/>
+        </w:rPr>
+      </w:pPr>
     </w:p>
     <w:p>
       <w:pPr>
@@ -2685,241 +2172,143 @@
         </w:rPr>
         <w:t xml:space="preserve"> Takeoff (QTO) de chantier quand le format BIM n’est pas disponible Dans ce cas, il faut exploiter des plans 2D ainsi que des documents liés au chantier, ce qui est généralement chronophage et sujet à des erreurs humaines. </w:t>
       </w:r>
-      <w:proofErr w:type="spellStart"/>
-      <w:r>
-        <w:t>C’est</w:t>
-      </w:r>
-      <w:proofErr w:type="spellEnd"/>
-      <w:r>
+      <w:r>
+        <w:rPr>
+          <w:lang w:val="fr-FR"/>
+        </w:rPr>
+        <w:t>C’est dans ce contexte que les chercheurs ont cherché à exploiter le plus d’informations possibles à leur disposition.</w:t>
+      </w:r>
+      <w:r>
+        <w:rPr>
+          <w:lang w:val="fr-FR"/>
+        </w:rPr>
+        <w:br/>
+        <w:t>Ainsi, le modèle LLM utilise non seulement la documentation de chantier fournie, mais aussi les informations contenues dans les plans.</w:t>
+      </w:r>
+    </w:p>
+    <w:p>
+      <w:pPr>
+        <w:rPr>
+          <w:lang w:val="fr-FR"/>
+        </w:rPr>
+      </w:pPr>
+      <w:r>
+        <w:rPr>
+          <w:lang w:val="fr-FR"/>
+        </w:rPr>
+        <w:br/>
+        <w:t xml:space="preserve">Le modèle fonctionne en trois phases, </w:t>
+      </w:r>
+      <w:r>
+        <w:rPr>
+          <w:lang w:val="fr-FR"/>
+        </w:rPr>
+        <w:t xml:space="preserve">avec </w:t>
+      </w:r>
+      <w:r>
+        <w:rPr>
+          <w:lang w:val="fr-FR"/>
+        </w:rPr>
+        <w:t>une première phase d’extraction des données assistée par OCR</w:t>
+      </w:r>
+      <w:r>
+        <w:rPr>
+          <w:lang w:val="fr-FR"/>
+        </w:rPr>
+        <w:t>,</w:t>
+      </w:r>
+      <w:r>
+        <w:rPr>
+          <w:lang w:val="fr-FR"/>
+        </w:rPr>
+        <w:t xml:space="preserve"> pour extraire les différentes informations </w:t>
+      </w:r>
+      <w:r>
+        <w:rPr>
+          <w:lang w:val="fr-FR"/>
+        </w:rPr>
+        <w:t>textuelles</w:t>
+      </w:r>
+      <w:r>
+        <w:rPr>
+          <w:lang w:val="fr-FR"/>
+        </w:rPr>
+        <w:t xml:space="preserve">, </w:t>
+      </w:r>
+      <w:r>
+        <w:rPr>
+          <w:lang w:val="fr-FR"/>
+        </w:rPr>
+        <w:t>des</w:t>
+      </w:r>
+      <w:r>
+        <w:rPr>
+          <w:lang w:val="fr-FR"/>
+        </w:rPr>
+        <w:t xml:space="preserve"> plans, des tableaux et des documents textuels ; </w:t>
+      </w:r>
+      <w:r>
+        <w:rPr>
+          <w:lang w:val="fr-FR"/>
+        </w:rPr>
+        <w:t xml:space="preserve">par la suite </w:t>
+      </w:r>
+      <w:r>
+        <w:rPr>
+          <w:lang w:val="fr-FR"/>
+        </w:rPr>
+        <w:t>une vérification des données extraites, assistée par GPT-4o, est effectuée.</w:t>
+      </w:r>
+      <w:r>
+        <w:rPr>
+          <w:lang w:val="fr-FR"/>
+        </w:rPr>
         <w:t xml:space="preserve"> </w:t>
       </w:r>
-      <w:proofErr w:type="spellStart"/>
-      <w:r>
-        <w:t>dans</w:t>
-      </w:r>
-      <w:proofErr w:type="spellEnd"/>
-      <w:r>
-        <w:t xml:space="preserve"> ce </w:t>
-      </w:r>
-      <w:proofErr w:type="spellStart"/>
-      <w:r>
-        <w:t>contexte</w:t>
-      </w:r>
-      <w:proofErr w:type="spellEnd"/>
-      <w:r>
-        <w:t xml:space="preserve"> que les </w:t>
-      </w:r>
-      <w:proofErr w:type="spellStart"/>
-      <w:r>
-        <w:t>chercheurs</w:t>
-      </w:r>
-      <w:proofErr w:type="spellEnd"/>
-      <w:r>
-        <w:t xml:space="preserve"> </w:t>
-      </w:r>
-      <w:proofErr w:type="spellStart"/>
-      <w:r>
-        <w:t>ont</w:t>
-      </w:r>
-      <w:proofErr w:type="spellEnd"/>
-      <w:r>
-        <w:t xml:space="preserve"> cherché à </w:t>
-      </w:r>
-      <w:proofErr w:type="spellStart"/>
-      <w:r>
-        <w:t>exploiter</w:t>
-      </w:r>
-      <w:proofErr w:type="spellEnd"/>
-      <w:r>
-        <w:t xml:space="preserve"> le plus </w:t>
-      </w:r>
-      <w:proofErr w:type="spellStart"/>
-      <w:r>
-        <w:t>d’informations</w:t>
-      </w:r>
-      <w:proofErr w:type="spellEnd"/>
-      <w:r>
-        <w:t xml:space="preserve"> </w:t>
-      </w:r>
-      <w:proofErr w:type="spellStart"/>
-      <w:r>
-        <w:t>possibles</w:t>
-      </w:r>
-      <w:proofErr w:type="spellEnd"/>
-      <w:r>
-        <w:t xml:space="preserve"> à </w:t>
-      </w:r>
-      <w:proofErr w:type="spellStart"/>
-      <w:r>
-        <w:t>leur</w:t>
-      </w:r>
-      <w:proofErr w:type="spellEnd"/>
-      <w:r>
-        <w:t xml:space="preserve"> </w:t>
-      </w:r>
-      <w:proofErr w:type="spellStart"/>
-      <w:r>
-        <w:t>disposition</w:t>
-      </w:r>
-      <w:proofErr w:type="spellEnd"/>
-      <w:r>
-        <w:t>.</w:t>
-      </w:r>
-      <w:r>
+      <w:r>
+        <w:rPr>
+          <w:lang w:val="fr-FR"/>
+        </w:rPr>
+        <w:t>Vient ensuite la phase de restructuration des données, qui va dans un premier temps faire une correspondance entre les données extraites et les symboles des règles QTO, reconnaître les équivalences terminologiques entre les règles du QTO et les documents, et finalement unifier sous le même format les données pour les calculs.</w:t>
+      </w:r>
+      <w:r>
+        <w:rPr>
+          <w:lang w:val="fr-FR"/>
+        </w:rPr>
+        <w:t xml:space="preserve"> Pour finir,</w:t>
+      </w:r>
+      <w:r>
+        <w:rPr>
+          <w:lang w:val="fr-FR"/>
+        </w:rPr>
+        <w:t xml:space="preserve"> vient la mise en place </w:t>
+      </w:r>
+      <w:r>
+        <w:rPr>
+          <w:lang w:val="fr-FR"/>
+        </w:rPr>
+        <w:t xml:space="preserve">d’une </w:t>
+      </w:r>
+      <w:r>
+        <w:rPr>
+          <w:lang w:val="fr-FR"/>
+        </w:rPr>
+        <w:t>chaîne de pensée, qui va générer un prompt permettant à GPT-4o d’appliquer les formules de QTO automatiquement, de raisonner de manière transparente et de fournir le résultat accompagné d’une explication.</w:t>
+      </w:r>
+    </w:p>
+    <w:p>
+      <w:pPr>
+        <w:rPr>
+          <w:lang w:val="fr-FR"/>
+        </w:rPr>
+      </w:pPr>
+      <w:r>
+        <w:rPr>
+          <w:lang w:val="fr-FR"/>
+        </w:rPr>
+        <w:lastRenderedPageBreak/>
         <w:br/>
-      </w:r>
-      <w:proofErr w:type="spellStart"/>
-      <w:r>
-        <w:t>Ainsi</w:t>
-      </w:r>
-      <w:proofErr w:type="spellEnd"/>
-      <w:r>
-        <w:t xml:space="preserve">, le </w:t>
-      </w:r>
-      <w:proofErr w:type="spellStart"/>
-      <w:r>
-        <w:t>modèle</w:t>
-      </w:r>
-      <w:proofErr w:type="spellEnd"/>
-      <w:r>
-        <w:t xml:space="preserve"> LLM </w:t>
-      </w:r>
-      <w:proofErr w:type="spellStart"/>
-      <w:r>
-        <w:t>utilise</w:t>
-      </w:r>
-      <w:proofErr w:type="spellEnd"/>
-      <w:r>
-        <w:t xml:space="preserve"> non </w:t>
-      </w:r>
-      <w:proofErr w:type="spellStart"/>
-      <w:r>
-        <w:t>seulement</w:t>
-      </w:r>
-      <w:proofErr w:type="spellEnd"/>
-      <w:r>
-        <w:t xml:space="preserve"> la </w:t>
-      </w:r>
-      <w:proofErr w:type="spellStart"/>
-      <w:r>
-        <w:t>documentation</w:t>
-      </w:r>
-      <w:proofErr w:type="spellEnd"/>
-      <w:r>
-        <w:t xml:space="preserve"> de </w:t>
-      </w:r>
-      <w:proofErr w:type="spellStart"/>
-      <w:r>
-        <w:t>chantier</w:t>
-      </w:r>
-      <w:proofErr w:type="spellEnd"/>
-      <w:r>
-        <w:t xml:space="preserve"> </w:t>
-      </w:r>
-      <w:proofErr w:type="spellStart"/>
-      <w:r>
-        <w:t>fournie</w:t>
-      </w:r>
-      <w:proofErr w:type="spellEnd"/>
-      <w:r>
-        <w:t xml:space="preserve">, </w:t>
-      </w:r>
-      <w:proofErr w:type="spellStart"/>
-      <w:r>
-        <w:t>mais</w:t>
-      </w:r>
-      <w:proofErr w:type="spellEnd"/>
-      <w:r>
-        <w:t xml:space="preserve"> </w:t>
-      </w:r>
-      <w:proofErr w:type="spellStart"/>
-      <w:r>
-        <w:t>aussi</w:t>
-      </w:r>
-      <w:proofErr w:type="spellEnd"/>
-      <w:r>
-        <w:t xml:space="preserve"> les </w:t>
-      </w:r>
-      <w:proofErr w:type="spellStart"/>
-      <w:r>
-        <w:t>informations</w:t>
-      </w:r>
-      <w:proofErr w:type="spellEnd"/>
-      <w:r>
-        <w:t xml:space="preserve"> </w:t>
-      </w:r>
-      <w:proofErr w:type="spellStart"/>
-      <w:r>
-        <w:t>contenues</w:t>
-      </w:r>
-      <w:proofErr w:type="spellEnd"/>
-      <w:r>
-        <w:t xml:space="preserve"> </w:t>
-      </w:r>
-      <w:proofErr w:type="spellStart"/>
-      <w:r>
-        <w:t>dans</w:t>
-      </w:r>
-      <w:proofErr w:type="spellEnd"/>
-      <w:r>
-        <w:t xml:space="preserve"> les </w:t>
-      </w:r>
-      <w:proofErr w:type="spellStart"/>
-      <w:r>
-        <w:t>plans</w:t>
-      </w:r>
-      <w:proofErr w:type="spellEnd"/>
-      <w:r>
-        <w:t>.</w:t>
-      </w:r>
-    </w:p>
-    <w:p>
-      <w:pPr>
-        <w:rPr>
-          <w:lang w:val="fr-FR"/>
-        </w:rPr>
-      </w:pPr>
-      <w:r>
-        <w:rPr>
-          <w:lang w:val="fr-FR"/>
-        </w:rPr>
-        <w:br/>
-        <w:t>Le modèle fonctionne en trois phases, une première phase d’extraction des données assistée par OCR pour extraire les différentes informations textuelles des plans, des tableaux et des documents textuels ; une vérification des données extraites, assistée par GPT-4o, est effectuée.</w:t>
-      </w:r>
-      <w:r>
-        <w:rPr>
-          <w:lang w:val="fr-FR"/>
-        </w:rPr>
-        <w:br/>
-        <w:t>Vient ensuite la phase de restructuration des données, qui va dans un premier temps faire une correspondance entre les données extraites et les symboles des règles QTO, reconnaître les équivalences terminologiques entre les règles du QTO et les documents, et finalement unifier sous le même format les données pour les calculs.</w:t>
-      </w:r>
-      <w:r>
-        <w:rPr>
-          <w:lang w:val="fr-FR"/>
-        </w:rPr>
-        <w:br/>
-        <w:t>Enfin, vient la mise en place de la chaîne de pensée, qui va générer un prompt permettant à GPT-4o d’appliquer les formules de QTO automatiquement, de raisonner de manière transparente et de fournir le résultat accompagné d’une explication.</w:t>
-      </w:r>
-    </w:p>
-    <w:p>
-      <w:pPr>
-        <w:rPr>
-          <w:lang w:val="fr-FR"/>
-        </w:rPr>
-      </w:pPr>
-      <w:r>
-        <w:rPr>
-          <w:lang w:val="fr-FR"/>
-        </w:rPr>
-        <w:br/>
-        <w:t xml:space="preserve">Sans cette méthode, GPT-4o n’a réussi à résoudre aucun des QTO pour les 30 cas d’utilisation soumis, alors qu’avec la méthode proposée GPT-4o a réussi 24 sur 30 cas soumis. La méthode a très bien fonctionné pour les cas de maçonnerie et de terrassement, mais les limites de cette méthode se situent dans les travaux d’armature, qui affichent un résultat de 0/6, dû à la </w:t>
-      </w:r>
-      <w:r>
-        <w:rPr>
-          <w:lang w:val="fr-FR"/>
-        </w:rPr>
-        <w:lastRenderedPageBreak/>
-        <w:t>complexité géométrique des images et au manque de connaissances spécialisées du modèle pour ce type de données.</w:t>
+        <w:t>Sans cette méthode, GPT-4o n’a réussi à résoudre aucun des QTO pour les 30 cas d’utilisation soumis, alors qu’avec la méthode proposée GPT-4o a réussi 24 sur 30 cas soumis. La méthode a très bien fonctionné pour les cas de maçonnerie et de terrassement, mais les limites de cette méthode se situent dans les travaux d’armature, qui affichent un résultat de 0/6, dû à la complexité géométrique des images et au manque de connaissances spécialisées du modèle pour ce type de données.</w:t>
       </w:r>
     </w:p>
     <w:p>
@@ -2932,6 +2321,7 @@
     <w:p>
       <w:pPr>
         <w:pStyle w:val="Sansinterligne"/>
+        <w:jc w:val="left"/>
         <w:rPr>
           <w:b w:val="0"/>
           <w:lang w:val="en-US"/>
@@ -2943,11 +2333,12 @@
         </w:rPr>
         <w:t xml:space="preserve">Optical character </w:t>
       </w:r>
-      <w:proofErr w:type="spellStart"/>
-      <w:r>
+      <w:r>
+        <w:rPr>
+          <w:lang w:val="en-US"/>
+        </w:rPr>
         <w:t>recognition</w:t>
       </w:r>
-      <w:proofErr w:type="spellEnd"/>
       <w:r>
         <w:rPr>
           <w:lang w:val="en-US"/>
@@ -3127,6 +2518,7 @@
         <w:rPr>
           <w:lang w:val="fr-FR"/>
         </w:rPr>
+        <w:lastRenderedPageBreak/>
         <w:t xml:space="preserve">En résumé, </w:t>
       </w:r>
       <w:proofErr w:type="spellStart"/>
@@ -3155,7 +2547,6 @@
         <w:rPr>
           <w:lang w:val="en-US"/>
         </w:rPr>
-        <w:lastRenderedPageBreak/>
         <w:t>4.</w:t>
       </w:r>
       <w:r>
@@ -3180,6 +2571,7 @@
     </w:p>
     <w:p>
       <w:pPr>
+        <w:jc w:val="left"/>
         <w:rPr>
           <w:b/>
           <w:bCs/>
@@ -3197,834 +2589,567 @@
     </w:p>
     <w:p>
       <w:pPr>
-        <w:rPr>
-          <w:lang w:val="fr-FR"/>
-        </w:rPr>
-      </w:pPr>
-      <w:r>
-        <w:rPr>
-          <w:lang w:val="fr-FR"/>
-        </w:rPr>
-        <w:t>Comme dans tout projet de construction, la planification temporelle est au cœur du processus et conditionne largement le succès du chantier.</w:t>
-      </w:r>
-      <w:r>
-        <w:rPr>
-          <w:lang w:val="fr-FR"/>
-        </w:rPr>
-        <w:br/>
-        <w:t>Une mauvaise estimation des durées peut entraîner des conséquences financières importantes, des retards et des litiges contractuels.</w:t>
-      </w:r>
-      <w:r>
-        <w:rPr>
-          <w:lang w:val="fr-FR"/>
-        </w:rPr>
-        <w:br/>
-        <w:t xml:space="preserve">De plus, l’élaboration d’un planning reste une tâche complexe, coûteuse, chronophage et sujette aux erreurs humaines, malgré l’existence de logiciels spécialisés comme MS Project ou </w:t>
-      </w:r>
-      <w:proofErr w:type="spellStart"/>
-      <w:r>
-        <w:rPr>
-          <w:lang w:val="fr-FR"/>
-        </w:rPr>
-        <w:t>Primavera</w:t>
-      </w:r>
-      <w:proofErr w:type="spellEnd"/>
-      <w:r>
-        <w:rPr>
-          <w:lang w:val="fr-FR"/>
-        </w:rPr>
-        <w:t xml:space="preserve"> P6, qui nécessitent encore une saisie manuelle intensive.</w:t>
-      </w:r>
-    </w:p>
-    <w:p>
-      <w:pPr>
-        <w:rPr>
-          <w:lang w:val="fr-FR"/>
-        </w:rPr>
-      </w:pPr>
-      <w:r>
-        <w:rPr>
-          <w:lang w:val="fr-FR"/>
-        </w:rPr>
-        <w:t>C’est dans ce contexte que les auteurs ont cherché à proposer une approche innovante visant à automatiser la génération des plannings de construction à partir de fichiers BIM.</w:t>
-      </w:r>
-      <w:r>
-        <w:rPr>
-          <w:lang w:val="fr-FR"/>
-        </w:rPr>
-        <w:br/>
-        <w:t>L’objectif principal est d’exploiter les données contenues dans le modèle numérique du bâtiment, telles que les dimensions, les matériaux ou les relations entre les composants, afin de concevoir un système intelligent capable de déterminer automatiquement la durée, les ressources et les coûts de chaque tâche du chantier.</w:t>
-      </w:r>
-    </w:p>
-    <w:p>
-      <w:pPr>
-        <w:rPr>
-          <w:lang w:val="fr-FR"/>
-        </w:rPr>
-      </w:pPr>
-      <w:r>
-        <w:rPr>
-          <w:lang w:val="fr-FR"/>
-        </w:rPr>
-        <w:t xml:space="preserve">Cette recherche répond à une double motivation. </w:t>
-      </w:r>
-      <w:r>
-        <w:rPr>
-          <w:lang w:val="fr-FR"/>
-        </w:rPr>
-        <w:br/>
-        <w:t>D’une part, améliorer l’efficacité et la fiabilité de la planification en réduisant la dépendance à l’expertise humaine ; et d’autre part, encourager la transformation numérique du secteur de la construction, un domaine historiquement réticent à adopter les nouvelles technologies en raison des coûts, du manque de standardisation et de la crainte du changement.</w:t>
-      </w:r>
-    </w:p>
-    <w:p>
-      <w:pPr>
-        <w:rPr>
-          <w:lang w:val="fr-FR"/>
-        </w:rPr>
-      </w:pPr>
-      <w:r>
-        <w:rPr>
-          <w:lang w:val="fr-FR"/>
-        </w:rPr>
-        <w:t xml:space="preserve">Ainsi, les auteurs proposent un </w:t>
-      </w:r>
-      <w:proofErr w:type="spellStart"/>
-      <w:r>
-        <w:rPr>
-          <w:lang w:val="fr-FR"/>
-        </w:rPr>
-        <w:t>blueprint</w:t>
-      </w:r>
-      <w:proofErr w:type="spellEnd"/>
-      <w:r>
-        <w:rPr>
-          <w:lang w:val="fr-FR"/>
-        </w:rPr>
-        <w:t xml:space="preserve"> conceptuel, c’est-à-dire une feuille de route théorique, destinée à montrer la faisabilité et les bénéfices potentiels d’une intégration entre le BIM et le Machine Learning dans la gestion des projets.</w:t>
-      </w:r>
-    </w:p>
-    <w:p>
-      <w:pPr>
-        <w:rPr>
-          <w:lang w:val="fr-FR"/>
-        </w:rPr>
-      </w:pPr>
-      <w:r>
-        <w:rPr>
-          <w:lang w:val="fr-FR"/>
-        </w:rPr>
-        <w:t>Les auteurs décrivent une architecture modulaire et interconnectée qui vise à rendre la planification entièrement autonome.</w:t>
-      </w:r>
-      <w:r>
-        <w:rPr>
-          <w:lang w:val="fr-FR"/>
-        </w:rPr>
-        <w:br/>
-        <w:t>Le système commence par un module d’analyse du projet, chargé d’identifier le type de construction, ses caractéristiques et son contexte, afin de déterminer les modèles d’apprentissage adaptés.</w:t>
-      </w:r>
-      <w:r>
-        <w:rPr>
-          <w:lang w:val="fr-FR"/>
-        </w:rPr>
-        <w:br/>
-        <w:t>Ces informations alimentent ensuite une Data Warehouse qui centralise les dictionnaires d’activités, les coûts unitaires, les ressources matérielles et humaines, ainsi que les données issues de projets antérieurs servant à l’entraînement du modèle.</w:t>
-      </w:r>
-    </w:p>
-    <w:p>
-      <w:pPr>
-        <w:rPr>
-          <w:lang w:val="fr-FR"/>
-        </w:rPr>
-      </w:pPr>
-      <w:r>
-        <w:rPr>
-          <w:lang w:val="fr-FR"/>
-        </w:rPr>
-        <w:t>Sur cette base, un module d’identification et de séquençage des activités extrait les éléments du modèle BIM tels que les murs, les dalles ou les colonnes et les traduit en tâches de construction ordonnées selon leur logique d’exécution.</w:t>
-      </w:r>
-      <w:r>
-        <w:rPr>
-          <w:lang w:val="fr-FR"/>
-        </w:rPr>
-        <w:br/>
-        <w:t>Les calculs de coûts, de durées et de ressources sont ensuite réalisés automatiquement à partir des caractéristiques géométriques et matérielles du modèle, ce qui permet de générer un planning complet et cohérent.</w:t>
-      </w:r>
-      <w:r>
-        <w:rPr>
-          <w:lang w:val="fr-FR"/>
-        </w:rPr>
-        <w:br/>
-        <w:t xml:space="preserve">Enfin, un analyseur de planning se charge d’optimiser les résultats en ajustant les ressources </w:t>
-      </w:r>
-      <w:r>
-        <w:rPr>
-          <w:lang w:val="fr-FR"/>
-        </w:rPr>
-        <w:lastRenderedPageBreak/>
-        <w:t>disponibles, en équilibrant les coûts et les délais, et en exploitant les retours d’expérience stockés dans la base de données.</w:t>
-      </w:r>
-    </w:p>
-    <w:p>
-      <w:pPr>
-        <w:rPr>
-          <w:lang w:val="fr-FR"/>
-        </w:rPr>
-      </w:pPr>
-      <w:r>
-        <w:rPr>
-          <w:lang w:val="fr-FR"/>
-        </w:rPr>
-        <w:t>Le système est conçu pour fonctionner dans un environnement cloud, facilitant la collaboration entre plusieurs acteurs du projet et l’intégration continue de nouvelles données.</w:t>
-      </w:r>
-      <w:r>
-        <w:rPr>
-          <w:lang w:val="fr-FR"/>
-        </w:rPr>
-        <w:br/>
-        <w:t>Il est également pensé pour être connecté à un système de gestion d’entreprise (ERP), afin d’assurer une cohérence entre la planification numérique et les informations réelles relatives à la main-d’œuvre, aux équipements et aux dépenses.</w:t>
-      </w:r>
-    </w:p>
-    <w:p>
-      <w:pPr>
-        <w:rPr>
-          <w:lang w:val="fr-FR"/>
-        </w:rPr>
-      </w:pPr>
-      <w:r>
-        <w:rPr>
-          <w:lang w:val="fr-FR"/>
-        </w:rPr>
-        <w:t>Ainsi, la solution proposée ne se limite pas à une simple automatisation, elle s’inscrit dans une logique d’apprentissage et d’amélioration continue, où chaque nouveau projet contribue à perfectionner le modèle.</w:t>
-      </w:r>
-      <w:r>
-        <w:rPr>
-          <w:lang w:val="fr-FR"/>
-        </w:rPr>
-        <w:br/>
-        <w:t>À terme, une telle approche pourrait réduire considérablement le temps nécessaire à la planification, limiter les erreurs humaines et renforcer le lien entre la conception BIM et l’exécution du chantier.</w:t>
-      </w:r>
-    </w:p>
-    <w:p>
-      <w:pPr>
-        <w:rPr>
-          <w:lang w:val="fr-FR"/>
-        </w:rPr>
-      </w:pPr>
-      <w:r>
-        <w:rPr>
-          <w:lang w:val="fr-FR"/>
-        </w:rPr>
-        <w:t>Cependant, les auteurs reconnaissent que cette approche présente encore plusieurs limites importantes qui devront être résolues avant toute application concrète.</w:t>
-      </w:r>
-      <w:r>
-        <w:rPr>
-          <w:lang w:val="fr-FR"/>
-        </w:rPr>
-        <w:br/>
-        <w:t>Tout d’abord, ils soulignent que l’utilisation du traitement automatique du langage naturel pour générer les plannings à partir de données textuelles antérieures ne garantit pas toujours la fiabilité des résultats, car chaque projet de construction est unique et les pratiques de planification varient considérablement d’une entreprise à l’autre.</w:t>
-      </w:r>
-      <w:r>
-        <w:rPr>
-          <w:lang w:val="fr-FR"/>
-        </w:rPr>
-        <w:br/>
-        <w:t>De plus, les données issues de plannings anciens ne peuvent être exploitées que dans le cas de projets répétitifs, puisque la durée, les coûts et les ressources diffèrent selon la nature et l’envergure de chaque chantier.</w:t>
-      </w:r>
-    </w:p>
-    <w:p>
-      <w:pPr>
-        <w:rPr>
-          <w:lang w:val="fr-FR"/>
-        </w:rPr>
-      </w:pPr>
-      <w:r>
-        <w:rPr>
-          <w:lang w:val="fr-FR"/>
-        </w:rPr>
-        <w:t>Les auteurs identifient également des contraintes techniques liées aux standards BIM actuels, notamment le format IFC, qui ne permet pas encore de représenter de manière suffisamment précise les informations relatives aux coûts et aux ressources.</w:t>
-      </w:r>
-      <w:r>
-        <w:rPr>
-          <w:lang w:val="fr-FR"/>
-        </w:rPr>
-        <w:br/>
-        <w:t xml:space="preserve">L’adaptation de ces standards nécessiterait une collaboration étroite avec les organismes internationaux tels qu’ISO ou </w:t>
-      </w:r>
-      <w:proofErr w:type="spellStart"/>
-      <w:r>
-        <w:rPr>
-          <w:lang w:val="fr-FR"/>
-        </w:rPr>
-        <w:t>BuildingSmart</w:t>
-      </w:r>
-      <w:proofErr w:type="spellEnd"/>
-      <w:r>
-        <w:rPr>
-          <w:lang w:val="fr-FR"/>
-        </w:rPr>
-        <w:t>, afin de garantir la compatibilité du modèle proposé avec les normes en vigueur.</w:t>
-      </w:r>
-    </w:p>
-    <w:p>
-      <w:pPr>
-        <w:rPr>
-          <w:lang w:val="fr-FR"/>
-        </w:rPr>
-      </w:pPr>
-      <w:r>
-        <w:rPr>
-          <w:lang w:val="fr-FR"/>
-        </w:rPr>
-        <w:t>Par ailleurs, le système, dans sa forme actuelle, tend à générer un trop grand nombre d’activités individuelles, chaque élément structurel du modèle BIM étant interprété comme une tâche distincte.</w:t>
-      </w:r>
-      <w:r>
-        <w:rPr>
-          <w:lang w:val="fr-FR"/>
-        </w:rPr>
-        <w:br/>
-        <w:t xml:space="preserve">Les auteurs admettent que cette granularité excessive pourrait rendre le planning impraticable pour un usage opérationnel, et suggèrent comme piste d’amélioration la </w:t>
-      </w:r>
-      <w:proofErr w:type="spellStart"/>
-      <w:r>
-        <w:rPr>
-          <w:lang w:val="fr-FR"/>
-        </w:rPr>
-        <w:t>regroupation</w:t>
-      </w:r>
-      <w:proofErr w:type="spellEnd"/>
-      <w:r>
-        <w:rPr>
-          <w:lang w:val="fr-FR"/>
-        </w:rPr>
-        <w:t xml:space="preserve"> des activités selon les caractéristiques géométriques du bâtiment (par exemple, considérer un étage complet comme une seule activité).</w:t>
-      </w:r>
-    </w:p>
-    <w:p>
-      <w:pPr>
-        <w:rPr>
-          <w:lang w:val="fr-FR"/>
-        </w:rPr>
-      </w:pPr>
-      <w:r>
-        <w:rPr>
-          <w:lang w:val="fr-FR"/>
-        </w:rPr>
-        <w:t>Enfin, ils envisagent d’enrichir la solution en y intégrant un système de suivi automatisé capable de mesurer en temps réel l’avancement des travaux et d’alimenter le modèle avec les durées réelles d’exécution.</w:t>
-      </w:r>
-      <w:r>
-        <w:rPr>
-          <w:lang w:val="fr-FR"/>
-        </w:rPr>
-        <w:br/>
-        <w:t>Une telle intégration permettrait d’améliorer la précision du système et de renforcer la boucle d’apprentissage continue entre planification théorique et performance réelle.</w:t>
-      </w:r>
-    </w:p>
-    <w:p>
-      <w:pPr>
-        <w:rPr>
-          <w:lang w:val="fr-FR"/>
-        </w:rPr>
-      </w:pPr>
-    </w:p>
-    <w:p>
-      <w:pPr>
+        <w:jc w:val="left"/>
         <w:rPr>
           <w:b/>
           <w:bCs/>
           <w:lang w:val="en-US"/>
         </w:rPr>
       </w:pPr>
-      <w:r>
+    </w:p>
+    <w:p>
+      <w:pPr>
+        <w:rPr>
+          <w:lang w:val="fr-FR"/>
+        </w:rPr>
+      </w:pPr>
+      <w:r>
+        <w:rPr>
+          <w:lang w:val="fr-FR"/>
+        </w:rPr>
+        <w:t>Comme dans tout projet de construction, la planification temporelle est au cœur du processus et conditionne largement le succès du chantier.</w:t>
+      </w:r>
+      <w:r>
+        <w:rPr>
+          <w:lang w:val="fr-FR"/>
+        </w:rPr>
+        <w:br/>
+        <w:t>Une mauvaise estimation des durées peut entraîner des conséquences financières importantes, des retards et des litiges contractuels.</w:t>
+      </w:r>
+      <w:r>
+        <w:rPr>
+          <w:lang w:val="fr-FR"/>
+        </w:rPr>
+        <w:br/>
+        <w:t xml:space="preserve">De plus, l’élaboration d’un planning reste une tâche complexe, coûteuse, chronophage et sujette aux erreurs humaines, malgré l’existence de logiciels spécialisés comme MS Project ou </w:t>
+      </w:r>
+      <w:proofErr w:type="spellStart"/>
+      <w:r>
+        <w:rPr>
+          <w:lang w:val="fr-FR"/>
+        </w:rPr>
+        <w:t>Primavera</w:t>
+      </w:r>
+      <w:proofErr w:type="spellEnd"/>
+      <w:r>
+        <w:rPr>
+          <w:lang w:val="fr-FR"/>
+        </w:rPr>
+        <w:t xml:space="preserve"> P6, qui nécessitent encore une saisie manuelle intensive.</w:t>
+      </w:r>
+    </w:p>
+    <w:p>
+      <w:pPr>
+        <w:rPr>
+          <w:lang w:val="fr-FR"/>
+        </w:rPr>
+      </w:pPr>
+      <w:r>
+        <w:rPr>
+          <w:lang w:val="fr-FR"/>
+        </w:rPr>
+        <w:t>C’est dans ce contexte que les auteurs ont cherché à proposer une approche innovante visant à automatiser la génération des plannings de construction à partir de fichiers BIM.</w:t>
+      </w:r>
+      <w:r>
+        <w:rPr>
+          <w:lang w:val="fr-FR"/>
+        </w:rPr>
+        <w:br/>
+        <w:t>L’objectif principal est d’exploiter les données contenues dans le modèle numérique du bâtiment, telles que les dimensions, les matériaux ou les relations entre les composants, afin de concevoir un système intelligent capable de déterminer automatiquement la durée, les ressources et les coûts de chaque tâche du chantier.</w:t>
+      </w:r>
+    </w:p>
+    <w:p>
+      <w:pPr>
+        <w:rPr>
+          <w:lang w:val="fr-FR"/>
+        </w:rPr>
+      </w:pPr>
+      <w:r>
+        <w:rPr>
+          <w:lang w:val="fr-FR"/>
+        </w:rPr>
+        <w:t xml:space="preserve">Cette recherche répond à une double motivation. </w:t>
+      </w:r>
+      <w:r>
+        <w:rPr>
+          <w:lang w:val="fr-FR"/>
+        </w:rPr>
+        <w:br/>
+        <w:t>D’une part, améliorer l’efficacité et la fiabilité de la planification en réduisant la dépendance à l’expertise humaine ; et d’autre part, encourager la transformation numérique du secteur de la construction, un domaine historiquement réticent à adopter les nouvelles technologies en raison des coûts, du manque de standardisation et de la crainte du changement.</w:t>
+      </w:r>
+    </w:p>
+    <w:p>
+      <w:pPr>
+        <w:rPr>
+          <w:lang w:val="fr-FR"/>
+        </w:rPr>
+      </w:pPr>
+      <w:r>
+        <w:rPr>
+          <w:lang w:val="fr-FR"/>
+        </w:rPr>
+        <w:t xml:space="preserve">Ainsi, les auteurs proposent un </w:t>
+      </w:r>
+      <w:proofErr w:type="spellStart"/>
+      <w:r>
+        <w:rPr>
+          <w:lang w:val="fr-FR"/>
+        </w:rPr>
+        <w:t>blueprint</w:t>
+      </w:r>
+      <w:proofErr w:type="spellEnd"/>
+      <w:r>
+        <w:rPr>
+          <w:lang w:val="fr-FR"/>
+        </w:rPr>
+        <w:t xml:space="preserve"> conceptuel, c’est-à-dire une feuille de route théorique, destinée à montrer la faisabilité et les bénéfices potentiels d’une intégration entre le BIM et le Machine Learning dans la gestion des projets.</w:t>
+      </w:r>
+    </w:p>
+    <w:p>
+      <w:pPr>
+        <w:rPr>
+          <w:lang w:val="fr-FR"/>
+        </w:rPr>
+      </w:pPr>
+      <w:r>
+        <w:rPr>
+          <w:lang w:val="fr-FR"/>
+        </w:rPr>
+        <w:t>Les auteurs décrivent une architecture modulaire et interconnectée qui vise à rendre la planification entièrement autonome.</w:t>
+      </w:r>
+      <w:r>
+        <w:rPr>
+          <w:lang w:val="fr-FR"/>
+        </w:rPr>
+        <w:br/>
+        <w:t>Le système commence par un module d’analyse du projet, chargé d’identifier le type de construction, ses caractéristiques et son contexte, afin de déterminer les modèles d’apprentissage adaptés.</w:t>
+      </w:r>
+      <w:r>
+        <w:rPr>
+          <w:lang w:val="fr-FR"/>
+        </w:rPr>
+        <w:br/>
+        <w:t>Ces informations alimentent ensuite une Data Warehouse qui centralise les dictionnaires d’activités, les coûts unitaires, les ressources matérielles et humaines, ainsi que les données issues de projets antérieurs servant à l’entraînement du modèle.</w:t>
+      </w:r>
+    </w:p>
+    <w:p>
+      <w:pPr>
+        <w:rPr>
+          <w:lang w:val="fr-FR"/>
+        </w:rPr>
+      </w:pPr>
+      <w:r>
+        <w:rPr>
+          <w:lang w:val="fr-FR"/>
+        </w:rPr>
+        <w:t xml:space="preserve">Sur cette base, un module d’identification et de séquençage des activités extrait les éléments du modèle BIM tels que les murs, les dalles ou les colonnes et les traduit en tâches de construction </w:t>
+      </w:r>
+      <w:r>
+        <w:rPr>
+          <w:lang w:val="fr-FR"/>
+        </w:rPr>
+        <w:lastRenderedPageBreak/>
+        <w:t>ordonnées selon leur logique d’exécution.</w:t>
+      </w:r>
+      <w:r>
+        <w:rPr>
+          <w:lang w:val="fr-FR"/>
+        </w:rPr>
+        <w:br/>
+        <w:t>Les calculs de coûts, de durées et de ressources sont ensuite réalisés automatiquement à partir des caractéristiques géométriques et matérielles du modèle, ce qui permet de générer un planning complet et cohérent.</w:t>
+      </w:r>
+      <w:r>
+        <w:rPr>
+          <w:lang w:val="fr-FR"/>
+        </w:rPr>
+        <w:br/>
+        <w:t>Enfin, un analyseur de planning se charge d’optimiser les résultats en ajustant les ressources disponibles, en équilibrant les coûts et les délais, et en exploitant les retours d’expérience stockés dans la base de données.</w:t>
+      </w:r>
+    </w:p>
+    <w:p>
+      <w:pPr>
+        <w:rPr>
+          <w:lang w:val="fr-FR"/>
+        </w:rPr>
+      </w:pPr>
+      <w:r>
+        <w:rPr>
+          <w:lang w:val="fr-FR"/>
+        </w:rPr>
+        <w:t>Le système est conçu pour fonctionner dans un environnement cloud, facilitant la collaboration entre plusieurs acteurs du projet et l’intégration continue de nouvelles données.</w:t>
+      </w:r>
+      <w:r>
+        <w:rPr>
+          <w:lang w:val="fr-FR"/>
+        </w:rPr>
+        <w:br/>
+        <w:t>Il est également pensé pour être connecté à un système de gestion d’entreprise (ERP), afin d’assurer une cohérence entre la planification numérique et les informations réelles relatives à la main-d’œuvre, aux équipements et aux dépenses.</w:t>
+      </w:r>
+    </w:p>
+    <w:p>
+      <w:pPr>
+        <w:rPr>
+          <w:lang w:val="fr-FR"/>
+        </w:rPr>
+      </w:pPr>
+      <w:r>
+        <w:rPr>
+          <w:lang w:val="fr-FR"/>
+        </w:rPr>
+        <w:t>Ainsi, la solution proposée ne se limite pas à une simple automatisation, elle s’inscrit dans une logique d’apprentissage et d’amélioration continue, où chaque nouveau projet contribue à perfectionner le modèle.</w:t>
+      </w:r>
+      <w:r>
+        <w:rPr>
+          <w:lang w:val="fr-FR"/>
+        </w:rPr>
+        <w:br/>
+        <w:t>À terme, une telle approche pourrait réduire considérablement le temps nécessaire à la planification, limiter les erreurs humaines et renforcer le lien entre la conception BIM et l’exécution du chantier.</w:t>
+      </w:r>
+    </w:p>
+    <w:p>
+      <w:pPr>
+        <w:rPr>
+          <w:lang w:val="fr-FR"/>
+        </w:rPr>
+      </w:pPr>
+      <w:r>
+        <w:rPr>
+          <w:lang w:val="fr-FR"/>
+        </w:rPr>
+        <w:t>Cependant, les auteurs reconnaissent que cette approche présente encore plusieurs limites importantes qui devront être résolues avant toute application concrète.</w:t>
+      </w:r>
+      <w:r>
+        <w:rPr>
+          <w:lang w:val="fr-FR"/>
+        </w:rPr>
+        <w:br/>
+        <w:t>Tout d’abord, ils soulignent que l’utilisation du traitement automatique du langage naturel pour générer les plannings à partir de données textuelles antérieures ne garantit pas toujours la fiabilité des résultats, car chaque projet de construction est unique et les pratiques de planification varient considérablement d’une entreprise à l’autre.</w:t>
+      </w:r>
+      <w:r>
+        <w:rPr>
+          <w:lang w:val="fr-FR"/>
+        </w:rPr>
+        <w:br/>
+        <w:t>De plus, les données issues de plannings anciens ne peuvent être exploitées que dans le cas de projets répétitifs, puisque la durée, les coûts et les ressources diffèrent selon la nature et l’envergure de chaque chantier.</w:t>
+      </w:r>
+    </w:p>
+    <w:p>
+      <w:pPr>
+        <w:rPr>
+          <w:lang w:val="fr-FR"/>
+        </w:rPr>
+      </w:pPr>
+      <w:r>
+        <w:rPr>
+          <w:lang w:val="fr-FR"/>
+        </w:rPr>
+        <w:t>Les auteurs identifient également des contraintes techniques liées aux standards BIM actuels, notamment le format IFC, qui ne permet pas encore de représenter de manière suffisamment précise les informations relatives aux coûts et aux ressources.</w:t>
+      </w:r>
+      <w:r>
+        <w:rPr>
+          <w:lang w:val="fr-FR"/>
+        </w:rPr>
+        <w:br/>
+        <w:t xml:space="preserve">L’adaptation de ces standards nécessiterait une collaboration étroite avec les organismes internationaux tels qu’ISO ou </w:t>
+      </w:r>
+      <w:proofErr w:type="spellStart"/>
+      <w:r>
+        <w:rPr>
+          <w:lang w:val="fr-FR"/>
+        </w:rPr>
+        <w:t>BuildingSmart</w:t>
+      </w:r>
+      <w:proofErr w:type="spellEnd"/>
+      <w:r>
+        <w:rPr>
+          <w:lang w:val="fr-FR"/>
+        </w:rPr>
+        <w:t>, afin de garantir la compatibilité du modèle proposé avec les normes en vigueur.</w:t>
+      </w:r>
+    </w:p>
+    <w:p>
+      <w:pPr>
+        <w:rPr>
+          <w:lang w:val="fr-FR"/>
+        </w:rPr>
+      </w:pPr>
+      <w:r>
+        <w:rPr>
+          <w:lang w:val="fr-FR"/>
+        </w:rPr>
+        <w:t>Par ailleurs, le système, dans sa forme actuelle, tend à générer un trop grand nombre d’activités individuelles, chaque élément structurel du modèle BIM étant interprété comme une tâche distincte.</w:t>
+      </w:r>
+      <w:r>
+        <w:rPr>
+          <w:lang w:val="fr-FR"/>
+        </w:rPr>
+        <w:br/>
+        <w:t xml:space="preserve">Les auteurs admettent que cette granularité excessive pourrait rendre le planning impraticable pour un usage opérationnel, et suggèrent comme piste d’amélioration la </w:t>
+      </w:r>
+      <w:proofErr w:type="spellStart"/>
+      <w:r>
+        <w:rPr>
+          <w:lang w:val="fr-FR"/>
+        </w:rPr>
+        <w:t>regroupation</w:t>
+      </w:r>
+      <w:proofErr w:type="spellEnd"/>
+      <w:r>
+        <w:rPr>
+          <w:lang w:val="fr-FR"/>
+        </w:rPr>
+        <w:t xml:space="preserve"> des activités selon les caractéristiques géométriques du bâtiment (par exemple, considérer un étage complet comme une seule activité).</w:t>
+      </w:r>
+    </w:p>
+    <w:p>
+      <w:pPr>
+        <w:rPr>
+          <w:lang w:val="fr-FR"/>
+        </w:rPr>
+      </w:pPr>
+      <w:r>
+        <w:rPr>
+          <w:lang w:val="fr-FR"/>
+        </w:rPr>
+        <w:lastRenderedPageBreak/>
+        <w:t>Enfin, ils envisagent d’enrichir la solution en y intégrant un système de suivi automatisé capable de mesurer en temps réel l’avancement des travaux et d’alimenter le modèle avec les durées réelles</w:t>
+      </w:r>
+      <w:r>
+        <w:rPr>
+          <w:lang w:val="fr-FR"/>
+        </w:rPr>
+        <w:t xml:space="preserve"> </w:t>
+      </w:r>
+      <w:r>
+        <w:rPr>
+          <w:lang w:val="fr-FR"/>
+        </w:rPr>
+        <w:t>d’exécution.</w:t>
+      </w:r>
+      <w:r>
+        <w:rPr>
+          <w:lang w:val="fr-FR"/>
+        </w:rPr>
+        <w:t xml:space="preserve"> </w:t>
+      </w:r>
+      <w:r>
+        <w:rPr>
+          <w:lang w:val="fr-FR"/>
+        </w:rPr>
+        <w:t xml:space="preserve">Une telle intégration permettrait d’améliorer la précision et de renforcer la boucle d’apprentissage </w:t>
+      </w:r>
+      <w:r>
+        <w:rPr>
+          <w:lang w:val="fr-FR"/>
+        </w:rPr>
+        <w:t xml:space="preserve">en </w:t>
+      </w:r>
+      <w:r>
+        <w:rPr>
+          <w:lang w:val="fr-FR"/>
+        </w:rPr>
+        <w:t>continue entre planification théorique et performance réelle.</w:t>
+      </w:r>
+    </w:p>
+    <w:p>
+      <w:pPr>
+        <w:rPr>
+          <w:lang w:val="fr-FR"/>
+        </w:rPr>
+      </w:pPr>
+    </w:p>
+    <w:p>
+      <w:pPr>
+        <w:jc w:val="left"/>
         <w:rPr>
           <w:b/>
           <w:bCs/>
           <w:lang w:val="en-US"/>
         </w:rPr>
-        <w:t>Contextual classification of building components using deep neural networks</w:t>
-      </w:r>
-    </w:p>
-    <w:p>
-      <w:pPr>
+      </w:pPr>
+      <w:r>
         <w:rPr>
           <w:b/>
           <w:bCs/>
           <w:lang w:val="en-US"/>
         </w:rPr>
-      </w:pPr>
-    </w:p>
-    <w:p>
-      <w:pPr>
-        <w:rPr>
-          <w:lang w:val="fr-FR"/>
-        </w:rPr>
-      </w:pPr>
-      <w:r>
-        <w:rPr>
-          <w:lang w:val="fr-FR"/>
-        </w:rPr>
-        <w:t xml:space="preserve">Le BIM alimente de nombreux projets en informations détaillées sur les bâtiments, mais des erreurs de classification sémantique persistent avec par exemple un poteau pris pour une conduite, ce qui dégrade la qualité des modèles et l’interopérabilité. Pour traiter ce problème, l’auteur propose </w:t>
-      </w:r>
-      <w:proofErr w:type="spellStart"/>
-      <w:r>
-        <w:rPr>
-          <w:lang w:val="fr-FR"/>
-        </w:rPr>
-        <w:t>ContextNet</w:t>
-      </w:r>
-      <w:proofErr w:type="spellEnd"/>
-      <w:r>
-        <w:rPr>
-          <w:lang w:val="fr-FR"/>
-        </w:rPr>
-        <w:t xml:space="preserve">, un modèle </w:t>
-      </w:r>
-      <w:proofErr w:type="spellStart"/>
-      <w:r>
-        <w:rPr>
-          <w:lang w:val="fr-FR"/>
-        </w:rPr>
-        <w:t>deep</w:t>
-      </w:r>
-      <w:proofErr w:type="spellEnd"/>
-      <w:r>
-        <w:rPr>
-          <w:lang w:val="fr-FR"/>
-        </w:rPr>
-        <w:t xml:space="preserve"> </w:t>
-      </w:r>
-      <w:proofErr w:type="spellStart"/>
-      <w:r>
-        <w:rPr>
-          <w:lang w:val="fr-FR"/>
-        </w:rPr>
-        <w:t>learning</w:t>
-      </w:r>
-      <w:proofErr w:type="spellEnd"/>
-      <w:r>
-        <w:rPr>
-          <w:lang w:val="fr-FR"/>
-        </w:rPr>
-        <w:t xml:space="preserve"> qui classifie automatiquement les composants IFC à partir de nuages de points, en exploitant à la fois la géométrie de l’élément et son contexte spatial, afin de réduire ces confusions.</w:t>
-      </w:r>
-    </w:p>
-    <w:p>
-      <w:pPr>
-        <w:rPr>
-          <w:lang w:val="fr-FR"/>
-        </w:rPr>
-      </w:pPr>
-      <w:r>
-        <w:rPr>
-          <w:lang w:val="fr-FR"/>
-        </w:rPr>
-        <w:t>La méthodologie repose d’abord sur la préparation des données issues des modèles IFC. Chaque composant du bâtiment est converti en nuage de points, puis un voisinage pertinent est extrait autour de l’élément cible de manière à capturer l’environnement immédiat. Cette préparation inclut un nettoyage visant à supprimer bruit et doublons, une normalisation géométrique pour homogénéiser les échelles et positions, ainsi qu’un équilibrage des classes complété, si nécessaire, par une légère augmentation des données afin d’améliorer la robustesse à la variabilité des scènes.</w:t>
-      </w:r>
-    </w:p>
-    <w:p>
-      <w:pPr>
-        <w:rPr>
-          <w:lang w:val="fr-FR"/>
-        </w:rPr>
-      </w:pPr>
-      <w:r>
-        <w:rPr>
-          <w:lang w:val="fr-FR"/>
-        </w:rPr>
-        <w:t>Le cœur du dispositif consiste à présenter au réseau deux “vues” complémentaires d’un même cas, d’une part la forme de l’objet, représentée par son nuage de points, et d’autre part son contexte spatial, constitué des points des éléments voisins. L’intuition est que certaines classes restent ambiguës si l’on ne considère que la géométrie locale, alors que l’organisation spatiale et les relations de voisinage fournissent des indices discriminants supplémentaires. Le modèle apprend donc simultanément des caractéristiques de forme et des caractéristiques contextuelles avant de les combiner pour produire une prédiction de classe IFC.</w:t>
-      </w:r>
-    </w:p>
-    <w:p>
-      <w:pPr>
-        <w:rPr>
-          <w:lang w:val="fr-FR"/>
-        </w:rPr>
-      </w:pPr>
-      <w:proofErr w:type="spellStart"/>
-      <w:r>
-        <w:rPr>
-          <w:lang w:val="fr-FR"/>
-        </w:rPr>
-        <w:t>ContextNet</w:t>
-      </w:r>
-      <w:proofErr w:type="spellEnd"/>
-      <w:r>
-        <w:rPr>
-          <w:lang w:val="fr-FR"/>
-        </w:rPr>
-        <w:t xml:space="preserve"> s’appuie sur des réseaux de neurones conçus pour traiter des points 3D. Le modèle extrait, à partir de ces points, des caractéristiques décrivant la forme et le contexte de chaque élément, qu’il combine ensuite pour produire une représentation globale. Cette représentation intégrée est transmise à une couche de classification chargée d’identifier la catégorie IFC correspondante. L’apprentissage s’effectue de manière supervisée à partir d’exemples annotés, en ajustant progressivement les paramètres du réseau jusqu’à obtenir une stabilité des performances.</w:t>
-      </w:r>
-    </w:p>
-    <w:p>
-      <w:pPr>
-        <w:rPr>
-          <w:lang w:val="fr-FR"/>
-        </w:rPr>
-      </w:pPr>
-      <w:r>
-        <w:rPr>
-          <w:lang w:val="fr-FR"/>
-        </w:rPr>
-        <w:t>La démarche présente toutefois des limites. La performance dépend de la qualité et de la densité des nuages de points, de la représentativité des données d’entraînement et du choix d’un voisinage ni trop étroit ni trop large. Les classes rares peuvent rester difficiles à apprendre sans stratégies d’équilibrage adaptées ou apports de données supplémentaires. Des pistes d’amélioration consistent à sélectionner le contexte de façon adaptative en fonction de l’élément, à recourir à des régimes d’apprentissage semi-supervisés pour exploiter des corpus non étiquetés, et à mieux intégrer des informations relationnelles complémentaires.</w:t>
-      </w:r>
-    </w:p>
-    <w:p>
-      <w:pPr>
-        <w:rPr>
-          <w:lang w:val="fr-FR"/>
-        </w:rPr>
-      </w:pPr>
-      <w:r>
-        <w:rPr>
-          <w:lang w:val="fr-FR"/>
-        </w:rPr>
-        <w:t xml:space="preserve">En synthèse, </w:t>
-      </w:r>
-      <w:proofErr w:type="spellStart"/>
-      <w:r>
-        <w:rPr>
-          <w:lang w:val="fr-FR"/>
-        </w:rPr>
-        <w:t>ContextNet</w:t>
-      </w:r>
-      <w:proofErr w:type="spellEnd"/>
-      <w:r>
-        <w:rPr>
-          <w:lang w:val="fr-FR"/>
-        </w:rPr>
-        <w:t xml:space="preserve"> rajoute l’intégration du contexte spatial avec la forme géométrique, ce qui permet de dépasser les approches centrées sur l’objet isolé et de réduire les ambiguïtés </w:t>
-      </w:r>
-      <w:r>
-        <w:rPr>
-          <w:lang w:val="fr-FR"/>
-        </w:rPr>
-        <w:lastRenderedPageBreak/>
-        <w:t xml:space="preserve">récurrentes dans les modèles BIM. La chaîne reste conceptuellement simple, conversion IFC en nuages, extraction du voisinage, apprentissage conjoint forme-contexte, et produit un gain tangible sur la qualité sémantique, condition clé pour des échanges fiables et des analyses </w:t>
-      </w:r>
-      <w:proofErr w:type="spellStart"/>
-      <w:r>
-        <w:rPr>
-          <w:lang w:val="fr-FR"/>
-        </w:rPr>
-        <w:t>downstream</w:t>
-      </w:r>
-      <w:proofErr w:type="spellEnd"/>
-      <w:r>
-        <w:rPr>
-          <w:lang w:val="fr-FR"/>
-        </w:rPr>
-        <w:t xml:space="preserve"> robustes</w:t>
-      </w:r>
-      <w:r>
-        <w:rPr>
-          <w:lang w:val="fr-FR"/>
-        </w:rPr>
-        <w:t>.</w:t>
-      </w:r>
-    </w:p>
-    <w:p>
-      <w:pPr>
-        <w:jc w:val="left"/>
-        <w:rPr>
-          <w:bCs/>
-          <w:lang w:val="fr-FR"/>
-        </w:rPr>
-      </w:pPr>
-    </w:p>
-    <w:p>
-      <w:pPr>
-        <w:jc w:val="left"/>
-        <w:rPr>
-          <w:bCs/>
-          <w:lang w:val="fr-FR"/>
-        </w:rPr>
-      </w:pPr>
-    </w:p>
-    <w:p>
-      <w:pPr>
-        <w:jc w:val="left"/>
-        <w:rPr>
-          <w:bCs/>
-          <w:lang w:val="fr-FR"/>
-        </w:rPr>
-      </w:pPr>
-    </w:p>
-    <w:p>
-      <w:pPr>
-        <w:jc w:val="left"/>
-        <w:rPr>
-          <w:bCs/>
-          <w:lang w:val="fr-FR"/>
-        </w:rPr>
-      </w:pPr>
-    </w:p>
-    <w:p>
-      <w:pPr>
-        <w:jc w:val="left"/>
-        <w:rPr>
-          <w:bCs/>
-          <w:lang w:val="fr-FR"/>
-        </w:rPr>
-      </w:pPr>
-    </w:p>
-    <w:p>
-      <w:pPr>
-        <w:jc w:val="left"/>
-        <w:rPr>
-          <w:bCs/>
-          <w:lang w:val="fr-FR"/>
-        </w:rPr>
-      </w:pPr>
-    </w:p>
-    <w:p>
-      <w:pPr>
-        <w:jc w:val="left"/>
-        <w:rPr>
-          <w:bCs/>
-          <w:lang w:val="fr-FR"/>
-        </w:rPr>
-      </w:pPr>
-    </w:p>
-    <w:p>
-      <w:pPr>
-        <w:jc w:val="left"/>
-        <w:rPr>
-          <w:bCs/>
-          <w:lang w:val="fr-FR"/>
-        </w:rPr>
-      </w:pPr>
-    </w:p>
-    <w:p>
-      <w:pPr>
-        <w:jc w:val="left"/>
-        <w:rPr>
-          <w:bCs/>
-          <w:lang w:val="fr-FR"/>
-        </w:rPr>
-      </w:pPr>
-    </w:p>
-    <w:p>
-      <w:pPr>
-        <w:jc w:val="left"/>
-        <w:rPr>
-          <w:bCs/>
-          <w:lang w:val="fr-FR"/>
-        </w:rPr>
-      </w:pPr>
-    </w:p>
-    <w:p>
-      <w:pPr>
-        <w:jc w:val="left"/>
-        <w:rPr>
-          <w:bCs/>
-          <w:lang w:val="fr-FR"/>
-        </w:rPr>
-      </w:pPr>
-    </w:p>
-    <w:p>
-      <w:pPr>
-        <w:jc w:val="left"/>
-        <w:rPr>
-          <w:bCs/>
-          <w:lang w:val="fr-FR"/>
-        </w:rPr>
-      </w:pPr>
-    </w:p>
-    <w:p>
-      <w:pPr>
-        <w:jc w:val="left"/>
-        <w:rPr>
-          <w:bCs/>
-          <w:lang w:val="fr-FR"/>
-        </w:rPr>
-      </w:pPr>
-    </w:p>
-    <w:p>
-      <w:pPr>
-        <w:jc w:val="left"/>
-        <w:rPr>
-          <w:bCs/>
-          <w:lang w:val="fr-FR"/>
-        </w:rPr>
-      </w:pPr>
-    </w:p>
-    <w:p>
-      <w:pPr>
-        <w:jc w:val="left"/>
-        <w:rPr>
-          <w:bCs/>
-          <w:lang w:val="fr-FR"/>
-        </w:rPr>
-      </w:pPr>
-    </w:p>
-    <w:p>
-      <w:pPr>
-        <w:jc w:val="left"/>
-        <w:rPr>
-          <w:bCs/>
-          <w:lang w:val="fr-FR"/>
-        </w:rPr>
-      </w:pPr>
-    </w:p>
-    <w:p>
-      <w:pPr>
-        <w:jc w:val="left"/>
-        <w:rPr>
-          <w:rStyle w:val="Rfrencelgre"/>
-          <w:rFonts w:asciiTheme="majorHAnsi" w:eastAsiaTheme="majorEastAsia" w:hAnsiTheme="majorHAnsi" w:cstheme="majorBidi"/>
+        <w:t>Contextual classification of building components using deep neural networks</w:t>
+      </w:r>
+    </w:p>
+    <w:p>
+      <w:pPr>
+        <w:rPr>
           <w:b/>
           <w:bCs/>
-          <w:smallCaps w:val="0"/>
-          <w:color w:val="000000" w:themeColor="text1"/>
-          <w:sz w:val="40"/>
-          <w:szCs w:val="40"/>
-          <w:u w:val="single"/>
           <w:lang w:val="en-US"/>
         </w:rPr>
       </w:pPr>
-      <w:r>
-        <w:rPr>
-          <w:rStyle w:val="Rfrencelgre"/>
-          <w:rFonts w:eastAsiaTheme="majorEastAsia" w:cstheme="majorBidi"/>
-          <w:b/>
-          <w:sz w:val="22"/>
-          <w:szCs w:val="22"/>
-          <w:u w:val="single"/>
-          <w:lang w:val="es-ES"/>
-        </w:rPr>
-        <w:t>[</w:t>
-      </w:r>
-      <w:r>
-        <w:rPr>
-          <w:rStyle w:val="Rfrencelgre"/>
-          <w:rFonts w:eastAsiaTheme="majorEastAsia" w:cstheme="majorBidi"/>
-          <w:b/>
-          <w:sz w:val="22"/>
-          <w:szCs w:val="22"/>
-          <w:u w:val="single"/>
-          <w:lang w:val="es-ES"/>
-        </w:rPr>
-        <w:t>1</w:t>
-      </w:r>
-      <w:r>
-        <w:rPr>
-          <w:rStyle w:val="Rfrencelgre"/>
-          <w:rFonts w:eastAsiaTheme="majorEastAsia" w:cstheme="majorBidi"/>
-          <w:b/>
-          <w:sz w:val="22"/>
-          <w:szCs w:val="22"/>
-          <w:u w:val="single"/>
-          <w:lang w:val="es-ES"/>
-        </w:rPr>
-        <w:t>]</w:t>
-      </w:r>
-      <w:r>
-        <w:rPr>
-          <w:rStyle w:val="Rfrencelgre"/>
-          <w:rFonts w:eastAsiaTheme="majorEastAsia" w:cstheme="majorBidi"/>
-          <w:b/>
-          <w:sz w:val="22"/>
-          <w:szCs w:val="22"/>
-          <w:u w:val="single"/>
-          <w:lang w:val="es-ES"/>
+    </w:p>
+    <w:p>
+      <w:pPr>
+        <w:rPr>
+          <w:lang w:val="fr-FR"/>
+        </w:rPr>
+      </w:pPr>
+      <w:r>
+        <w:rPr>
+          <w:lang w:val="fr-FR"/>
+        </w:rPr>
+        <w:t xml:space="preserve">Le BIM alimente de nombreux projets en informations détaillées sur les bâtiments, mais des erreurs de classification sémantique persistent avec par exemple un poteau pris pour une conduite, ce qui dégrade la qualité des modèles et l’interopérabilité. Pour traiter ce problème, l’auteur propose </w:t>
+      </w:r>
+      <w:proofErr w:type="spellStart"/>
+      <w:r>
+        <w:rPr>
+          <w:lang w:val="fr-FR"/>
+        </w:rPr>
+        <w:t>ContextNet</w:t>
+      </w:r>
+      <w:proofErr w:type="spellEnd"/>
+      <w:r>
+        <w:rPr>
+          <w:lang w:val="fr-FR"/>
+        </w:rPr>
+        <w:t xml:space="preserve">, un modèle </w:t>
+      </w:r>
+      <w:proofErr w:type="spellStart"/>
+      <w:r>
+        <w:rPr>
+          <w:lang w:val="fr-FR"/>
+        </w:rPr>
+        <w:t>deep</w:t>
+      </w:r>
+      <w:proofErr w:type="spellEnd"/>
+      <w:r>
+        <w:rPr>
+          <w:lang w:val="fr-FR"/>
         </w:rPr>
         <w:t xml:space="preserve"> </w:t>
       </w:r>
-      <w:r>
-        <w:rPr>
-          <w:rStyle w:val="Rfrencelgre"/>
-          <w:rFonts w:eastAsiaTheme="majorEastAsia" w:cstheme="majorBidi"/>
-          <w:b/>
-          <w:sz w:val="22"/>
-          <w:szCs w:val="22"/>
-          <w:u w:val="single"/>
-          <w:lang w:val="es-ES"/>
-        </w:rPr>
-        <w:t xml:space="preserve">Villena Toro, J.; </w:t>
-      </w:r>
-      <w:proofErr w:type="spellStart"/>
-      <w:r>
-        <w:rPr>
-          <w:rStyle w:val="Rfrencelgre"/>
-          <w:rFonts w:eastAsiaTheme="majorEastAsia" w:cstheme="majorBidi"/>
-          <w:b/>
-          <w:sz w:val="22"/>
-          <w:szCs w:val="22"/>
-          <w:u w:val="single"/>
-          <w:lang w:val="es-ES"/>
-        </w:rPr>
-        <w:t>Wiberg</w:t>
-      </w:r>
-      <w:proofErr w:type="spellEnd"/>
-      <w:r>
-        <w:rPr>
-          <w:rStyle w:val="Rfrencelgre"/>
-          <w:rFonts w:eastAsiaTheme="majorEastAsia" w:cstheme="majorBidi"/>
-          <w:b/>
-          <w:sz w:val="22"/>
-          <w:szCs w:val="22"/>
-          <w:u w:val="single"/>
-          <w:lang w:val="es-ES"/>
-        </w:rPr>
-        <w:t xml:space="preserve">, A.; </w:t>
-      </w:r>
-      <w:proofErr w:type="spellStart"/>
-      <w:r>
-        <w:rPr>
-          <w:rStyle w:val="Rfrencelgre"/>
-          <w:rFonts w:eastAsiaTheme="majorEastAsia" w:cstheme="majorBidi"/>
-          <w:b/>
-          <w:sz w:val="22"/>
-          <w:szCs w:val="22"/>
-          <w:u w:val="single"/>
-          <w:lang w:val="es-ES"/>
-        </w:rPr>
-        <w:t>Tarkian</w:t>
-      </w:r>
-      <w:proofErr w:type="spellEnd"/>
-      <w:r>
-        <w:rPr>
-          <w:rStyle w:val="Rfrencelgre"/>
-          <w:rFonts w:eastAsiaTheme="majorEastAsia" w:cstheme="majorBidi"/>
-          <w:b/>
-          <w:sz w:val="22"/>
-          <w:szCs w:val="22"/>
-          <w:u w:val="single"/>
-          <w:lang w:val="es-ES"/>
-        </w:rPr>
-        <w:t xml:space="preserve">, M. (2023). </w:t>
-      </w:r>
-      <w:r>
-        <w:rPr>
-          <w:rStyle w:val="Rfrencelgre"/>
-          <w:rFonts w:eastAsiaTheme="majorEastAsia" w:cstheme="majorBidi"/>
-          <w:b/>
-          <w:sz w:val="22"/>
-          <w:szCs w:val="22"/>
-          <w:u w:val="single"/>
-          <w:lang w:val="en-US"/>
-        </w:rPr>
-        <w:t xml:space="preserve">Optical character recognition on engineering drawings to achieve automation in production quality control. </w:t>
-      </w:r>
-      <w:r>
-        <w:rPr>
-          <w:rStyle w:val="Rfrencelgre"/>
-          <w:rFonts w:eastAsiaTheme="majorEastAsia" w:cstheme="majorBidi"/>
-          <w:sz w:val="22"/>
-          <w:szCs w:val="22"/>
-          <w:u w:val="single"/>
-          <w:lang w:val="en-US"/>
-        </w:rPr>
-        <w:t>Frontiers in Manufacturing Technology</w:t>
-      </w:r>
-      <w:r>
-        <w:rPr>
-          <w:rStyle w:val="Rfrencelgre"/>
-          <w:rFonts w:eastAsiaTheme="majorEastAsia" w:cstheme="majorBidi"/>
-          <w:b/>
-          <w:sz w:val="22"/>
-          <w:szCs w:val="22"/>
-          <w:u w:val="single"/>
-          <w:lang w:val="en-US"/>
+      <w:proofErr w:type="spellStart"/>
+      <w:r>
+        <w:rPr>
+          <w:lang w:val="fr-FR"/>
+        </w:rPr>
+        <w:t>learning</w:t>
+      </w:r>
+      <w:proofErr w:type="spellEnd"/>
+      <w:r>
+        <w:rPr>
+          <w:lang w:val="fr-FR"/>
+        </w:rPr>
+        <w:t xml:space="preserve"> qui classifie automatiquement les composants IFC à partir de nuages de points, en exploitant à la fois la géométrie de l’élément et son contexte spatial, afin de réduire ces confusions.</w:t>
+      </w:r>
+    </w:p>
+    <w:p>
+      <w:pPr>
+        <w:rPr>
+          <w:lang w:val="fr-FR"/>
+        </w:rPr>
+      </w:pPr>
+      <w:r>
+        <w:rPr>
+          <w:lang w:val="fr-FR"/>
+        </w:rPr>
+        <w:t>La méthodologie repose d’abord sur la préparation des données issues des modèles IFC. Chaque composant du bâtiment est converti en nuage de points, puis un voisinage pertinent est extrait autour de l’élément cible de manière à capturer l’environnement immédiat. Cette préparation inclut un nettoyage visant à supprimer bruit et doublons, une normalisation géométrique pour homogénéiser les échelles et positions, ainsi qu’un équilibrage des classes complété, si nécessaire, par une légère augmentation des données afin d’améliorer la robustesse à la variabilité des scènes.</w:t>
+      </w:r>
+    </w:p>
+    <w:p>
+      <w:pPr>
+        <w:rPr>
+          <w:lang w:val="fr-FR"/>
+        </w:rPr>
+      </w:pPr>
+      <w:r>
+        <w:rPr>
+          <w:lang w:val="fr-FR"/>
+        </w:rPr>
+        <w:t>Le cœur du dispositif consiste à présenter au réseau deux “vues” complémentaires d’un même cas, d’une part la forme de l’objet, représentée par son nuage de points, et d’autre part son contexte spatial, constitué des points des éléments voisins. L’intuition est que certaines classes restent ambiguës si l’on ne considère que la géométrie locale, alors que l’organisation spatiale et les relations de voisinage fournissent des indices discriminants supplémentaires. Le modèle apprend donc simultanément des caractéristiques de forme et des caractéristiques contextuelles avant de les combiner pour produire une prédiction de classe IFC.</w:t>
+      </w:r>
+    </w:p>
+    <w:p>
+      <w:pPr>
+        <w:rPr>
+          <w:lang w:val="fr-FR"/>
+        </w:rPr>
+      </w:pPr>
+      <w:proofErr w:type="spellStart"/>
+      <w:r>
+        <w:rPr>
+          <w:lang w:val="fr-FR"/>
+        </w:rPr>
+        <w:t>ContextNet</w:t>
+      </w:r>
+      <w:proofErr w:type="spellEnd"/>
+      <w:r>
+        <w:rPr>
+          <w:lang w:val="fr-FR"/>
+        </w:rPr>
+        <w:t xml:space="preserve"> s’appuie sur des réseaux de neurones conçus pour traiter des points 3D. Le modèle extrait, à partir de ces points, des caractéristiques décrivant la forme et le contexte de chaque élément, qu’il combine ensuite pour produire une représentation globale. Cette représentation intégrée est transmise à une couche de classification chargée d’identifier la catégorie IFC correspondante. L’apprentissage s’effectue de manière supervisée à partir d’exemples annotés, en ajustant progressivement les paramètres du réseau jusqu’à obtenir une stabilité des performances.</w:t>
+      </w:r>
+    </w:p>
+    <w:p>
+      <w:pPr>
+        <w:rPr>
+          <w:lang w:val="fr-FR"/>
+        </w:rPr>
+      </w:pPr>
+      <w:r>
+        <w:rPr>
+          <w:lang w:val="fr-FR"/>
+        </w:rPr>
+        <w:t xml:space="preserve">La démarche présente toutefois des limites. La performance dépend de la qualité et de la densité des nuages de points, de la représentativité des données d’entraînement et du choix d’un voisinage ni trop étroit ni trop large. Les classes rares peuvent rester difficiles à apprendre sans stratégies d’équilibrage adaptées ou apports de données supplémentaires. Des pistes d’amélioration consistent à sélectionner le contexte de façon adaptative en fonction de </w:t>
+      </w:r>
+      <w:r>
+        <w:rPr>
+          <w:lang w:val="fr-FR"/>
+        </w:rPr>
+        <w:lastRenderedPageBreak/>
+        <w:t>l’élément, à recourir à des régimes d’apprentissage semi-supervisés pour exploiter des corpus non étiquetés, et à mieux intégrer des informations relationnelles complémentaires.</w:t>
+      </w:r>
+    </w:p>
+    <w:p>
+      <w:pPr>
+        <w:rPr>
+          <w:lang w:val="fr-FR"/>
+        </w:rPr>
+      </w:pPr>
+      <w:r>
+        <w:rPr>
+          <w:lang w:val="fr-FR"/>
+        </w:rPr>
+        <w:t xml:space="preserve">En synthèse, </w:t>
+      </w:r>
+      <w:proofErr w:type="spellStart"/>
+      <w:r>
+        <w:rPr>
+          <w:lang w:val="fr-FR"/>
+        </w:rPr>
+        <w:t>ContextNet</w:t>
+      </w:r>
+      <w:proofErr w:type="spellEnd"/>
+      <w:r>
+        <w:rPr>
+          <w:lang w:val="fr-FR"/>
+        </w:rPr>
+        <w:t xml:space="preserve"> rajoute l’intégration du contexte spatial avec la forme géométrique, ce qui permet de dépasser les approches centrées sur l’objet isolé et de réduire les ambiguïtés récurrentes dans les modèles BIM. La chaîne reste conceptuellement simple, conversion IFC en nuages, extraction du voisinage, apprentissage conjoint forme-contexte, et produit un gain tangible sur la qualité sémantique, condition clé pour des échanges fiables et des analyses </w:t>
+      </w:r>
+      <w:proofErr w:type="spellStart"/>
+      <w:r>
+        <w:rPr>
+          <w:lang w:val="fr-FR"/>
+        </w:rPr>
+        <w:t>downstream</w:t>
+      </w:r>
+      <w:proofErr w:type="spellEnd"/>
+      <w:r>
+        <w:rPr>
+          <w:lang w:val="fr-FR"/>
+        </w:rPr>
+        <w:t xml:space="preserve"> robustes</w:t>
+      </w:r>
+      <w:r>
+        <w:rPr>
+          <w:lang w:val="fr-FR"/>
         </w:rPr>
         <w:t>.</w:t>
       </w:r>
@@ -4036,53 +3161,29 @@
           <w:rStyle w:val="Rfrencelgre"/>
           <w:sz w:val="22"/>
           <w:szCs w:val="22"/>
-        </w:rPr>
-      </w:pPr>
-      <w:r>
-        <w:rPr>
-          <w:rStyle w:val="Rfrencelgre"/>
-          <w:sz w:val="22"/>
-          <w:szCs w:val="22"/>
-          <w:lang w:val="en-US"/>
-        </w:rPr>
-        <w:t xml:space="preserve">[2] Zhao, Y.; Deng, X.; Lai, H. (2020). A Deep Learning-Based Method to Detect Components from Scanned Structural Drawings for Reconstructing 3D Models. </w:t>
-      </w:r>
-      <w:proofErr w:type="spellStart"/>
-      <w:r>
-        <w:rPr>
-          <w:rStyle w:val="Rfrencelgre"/>
-          <w:sz w:val="22"/>
-          <w:szCs w:val="22"/>
-        </w:rPr>
-        <w:t>Applied</w:t>
-      </w:r>
-      <w:proofErr w:type="spellEnd"/>
-      <w:r>
-        <w:rPr>
-          <w:rStyle w:val="Rfrencelgre"/>
-          <w:sz w:val="22"/>
-          <w:szCs w:val="22"/>
-        </w:rPr>
-        <w:t xml:space="preserve"> </w:t>
-      </w:r>
-      <w:proofErr w:type="spellStart"/>
-      <w:r>
-        <w:rPr>
-          <w:rStyle w:val="Rfrencelgre"/>
-          <w:sz w:val="22"/>
-          <w:szCs w:val="22"/>
-        </w:rPr>
-        <w:t>Sciences</w:t>
-      </w:r>
-      <w:proofErr w:type="spellEnd"/>
-      <w:r>
-        <w:rPr>
-          <w:rStyle w:val="Rfrencelgre"/>
-          <w:sz w:val="22"/>
-          <w:szCs w:val="22"/>
-        </w:rPr>
-        <w:t>, 10(6), 2066.</w:t>
-      </w:r>
+          <w:lang w:val="fr-FR"/>
+        </w:rPr>
+      </w:pPr>
+    </w:p>
+    <w:p>
+      <w:pPr>
+        <w:rPr>
+          <w:lang w:val="fr-FR"/>
+        </w:rPr>
+      </w:pPr>
+      <w:r>
+        <w:rPr>
+          <w:lang w:val="fr-FR"/>
+        </w:rPr>
+        <w:t>Bibliographie :</w:t>
+      </w:r>
+    </w:p>
+    <w:p>
+      <w:pPr>
+        <w:rPr>
+          <w:lang w:val="fr-FR"/>
+        </w:rPr>
+      </w:pPr>
     </w:p>
     <w:sectPr>
       <w:pgSz w:w="11906" w:h="16838"/>
@@ -5618,6 +4719,7 @@
   <w:style w:type="character" w:default="1" w:styleId="Policepardfaut">
     <w:name w:val="Default Paragraph Font"/>
     <w:uiPriority w:val="1"/>
+    <w:semiHidden/>
     <w:unhideWhenUsed/>
   </w:style>
   <w:style w:type="table" w:default="1" w:styleId="TableauNormal">
@@ -6028,7 +5130,585 @@
       <w:b/>
     </w:rPr>
   </w:style>
+  <w:style w:type="character" w:styleId="Textedelespacerserv">
+    <w:name w:val="Placeholder Text"/>
+    <w:basedOn w:val="Policepardfaut"/>
+    <w:uiPriority w:val="99"/>
+    <w:semiHidden/>
+    <w:rsid w:val="003C700E"/>
+    <w:rPr>
+      <w:color w:val="666666"/>
+    </w:rPr>
+  </w:style>
 </w:styles>
+</file>
+
+<file path=word/glossary/document.xml><?xml version="1.0" encoding="utf-8"?>
+<w:glossaryDocument xmlns:wpc="http://schemas.microsoft.com/office/word/2010/wordprocessingCanvas" xmlns:cx="http://schemas.microsoft.com/office/drawing/2014/chartex" xmlns:cx1="http://schemas.microsoft.com/office/drawing/2015/9/8/chartex" xmlns:cx2="http://schemas.microsoft.com/office/drawing/2015/10/21/chartex" xmlns:cx3="http://schemas.microsoft.com/office/drawing/2016/5/9/chartex" xmlns:cx4="http://schemas.microsoft.com/office/drawing/2016/5/10/chartex" xmlns:cx5="http://schemas.microsoft.com/office/drawing/2016/5/11/chartex" xmlns:cx6="http://schemas.microsoft.com/office/drawing/2016/5/12/chartex" xmlns:cx7="http://schemas.microsoft.com/office/drawing/2016/5/13/chartex" xmlns:cx8="http://schemas.microsoft.com/office/drawing/2016/5/14/chartex" xmlns:mc="http://schemas.openxmlformats.org/markup-compatibility/2006" xmlns:aink="http://schemas.microsoft.com/office/drawing/2016/ink" xmlns:am3d="http://schemas.microsoft.com/office/drawing/2017/model3d" xmlns:o="urn:schemas-microsoft-com:office:office" xmlns:oel="http://schemas.microsoft.com/office/2019/extlst" xmlns:r="http://schemas.openxmlformats.org/officeDocument/2006/relationships" xmlns:m="http://schemas.openxmlformats.org/officeDocument/2006/math" xmlns:v="urn:schemas-microsoft-com:vml" xmlns:wp14="http://schemas.microsoft.com/office/word/2010/wordprocessingDrawing" xmlns:wp="http://schemas.openxmlformats.org/drawingml/2006/wordprocessingDrawing" xmlns:w10="urn:schemas-microsoft-com:office:word" xmlns:w="http://schemas.openxmlformats.org/wordprocessingml/2006/main" xmlns:w14="http://schemas.microsoft.com/office/word/2010/wordml" xmlns:w15="http://schemas.microsoft.com/office/word/2012/wordml" xmlns:w16cex="http://schemas.microsoft.com/office/word/2018/wordml/cex" xmlns:w16cid="http://schemas.microsoft.com/office/word/2016/wordml/cid" xmlns:w16="http://schemas.microsoft.com/office/word/2018/wordml" xmlns:w16du="http://schemas.microsoft.com/office/word/2023/wordml/word16du" xmlns:w16sdtdh="http://schemas.microsoft.com/office/word/2020/wordml/sdtdatahash" xmlns:w16sdtfl="http://schemas.microsoft.com/office/word/2024/wordml/sdtformatlock" xmlns:w16se="http://schemas.microsoft.com/office/word/2015/wordml/symex" xmlns:wpg="http://schemas.microsoft.com/office/word/2010/wordprocessingGroup" xmlns:wpi="http://schemas.microsoft.com/office/word/2010/wordprocessingInk" xmlns:wne="http://schemas.microsoft.com/office/word/2006/wordml" xmlns:wps="http://schemas.microsoft.com/office/word/2010/wordprocessingShape" mc:Ignorable="w14 w15 w16se w16cid w16 w16cex w16sdtdh w16sdtfl w16du wp14">
+  <w:docParts>
+    <w:docPart>
+      <w:docPartPr>
+        <w:name w:val="DefaultPlaceholder_-1854013440"/>
+        <w:category>
+          <w:name w:val="Général"/>
+          <w:gallery w:val="placeholder"/>
+        </w:category>
+        <w:types>
+          <w:type w:val="bbPlcHdr"/>
+        </w:types>
+        <w:behaviors>
+          <w:behavior w:val="content"/>
+        </w:behaviors>
+        <w:guid w:val="{E5FCAB4D-3AFE-4882-A116-A039307CD656}"/>
+      </w:docPartPr>
+      <w:docPartBody>
+        <w:p>
+          <w:r>
+            <w:rPr>
+              <w:rStyle w:val="Textedelespacerserv"/>
+            </w:rPr>
+            <w:t>Cliquez ou appuyez ici pour entrer du texte.</w:t>
+          </w:r>
+        </w:p>
+      </w:docPartBody>
+    </w:docPart>
+  </w:docParts>
+</w:glossaryDocument>
+</file>
+
+<file path=word/glossary/fontTable.xml><?xml version="1.0" encoding="utf-8"?>
+<w:fonts xmlns:mc="http://schemas.openxmlformats.org/markup-compatibility/2006" xmlns:r="http://schemas.openxmlformats.org/officeDocument/2006/relationships" xmlns:w="http://schemas.openxmlformats.org/wordprocessingml/2006/main" xmlns:w14="http://schemas.microsoft.com/office/word/2010/wordml" xmlns:w15="http://schemas.microsoft.com/office/word/2012/wordml" xmlns:w16cex="http://schemas.microsoft.com/office/word/2018/wordml/cex" xmlns:w16cid="http://schemas.microsoft.com/office/word/2016/wordml/cid" xmlns:w16="http://schemas.microsoft.com/office/word/2018/wordml" xmlns:w16du="http://schemas.microsoft.com/office/word/2023/wordml/word16du" xmlns:w16sdtdh="http://schemas.microsoft.com/office/word/2020/wordml/sdtdatahash" xmlns:w16sdtfl="http://schemas.microsoft.com/office/word/2024/wordml/sdtformatlock" xmlns:w16se="http://schemas.microsoft.com/office/word/2015/wordml/symex" mc:Ignorable="w14 w15 w16se w16cid w16 w16cex w16sdtdh w16sdtfl w16du">
+  <w:font w:name="Symbol">
+    <w:panose1 w:val="05050102010706020507"/>
+    <w:charset w:val="02"/>
+    <w:family w:val="roman"/>
+    <w:pitch w:val="variable"/>
+    <w:sig w:usb0="00000000" w:usb1="10000000" w:usb2="00000000" w:usb3="00000000" w:csb0="80000000" w:csb1="00000000"/>
+  </w:font>
+  <w:font w:name="Times New Roman">
+    <w:panose1 w:val="02020603050405020304"/>
+    <w:charset w:val="00"/>
+    <w:family w:val="roman"/>
+    <w:pitch w:val="variable"/>
+    <w:sig w:usb0="E0002EFF" w:usb1="C000785B" w:usb2="00000009" w:usb3="00000000" w:csb0="000001FF" w:csb1="00000000"/>
+  </w:font>
+  <w:font w:name="Courier New">
+    <w:panose1 w:val="02070309020205020404"/>
+    <w:charset w:val="00"/>
+    <w:family w:val="modern"/>
+    <w:pitch w:val="fixed"/>
+    <w:sig w:usb0="E0002EFF" w:usb1="C0007843" w:usb2="00000009" w:usb3="00000000" w:csb0="000001FF" w:csb1="00000000"/>
+  </w:font>
+  <w:font w:name="Wingdings">
+    <w:panose1 w:val="05000000000000000000"/>
+    <w:charset w:val="02"/>
+    <w:family w:val="auto"/>
+    <w:pitch w:val="variable"/>
+    <w:sig w:usb0="00000000" w:usb1="10000000" w:usb2="00000000" w:usb3="00000000" w:csb0="80000000" w:csb1="00000000"/>
+  </w:font>
+  <w:font w:name="Aptos">
+    <w:charset w:val="00"/>
+    <w:family w:val="swiss"/>
+    <w:pitch w:val="variable"/>
+    <w:sig w:usb0="20000287" w:usb1="00000003" w:usb2="00000000" w:usb3="00000000" w:csb0="0000019F" w:csb1="00000000"/>
+  </w:font>
+  <w:font w:name="Aptos Display">
+    <w:charset w:val="00"/>
+    <w:family w:val="swiss"/>
+    <w:pitch w:val="variable"/>
+    <w:sig w:usb0="20000287" w:usb1="00000003" w:usb2="00000000" w:usb3="00000000" w:csb0="0000019F" w:csb1="00000000"/>
+  </w:font>
+</w:fonts>
+</file>
+
+<file path=word/glossary/settings.xml><?xml version="1.0" encoding="utf-8"?>
+<w:settings xmlns:mc="http://schemas.openxmlformats.org/markup-compatibility/2006" xmlns:o="urn:schemas-microsoft-com:office:office" xmlns:r="http://schemas.openxmlformats.org/officeDocument/2006/relationships" xmlns:m="http://schemas.openxmlformats.org/officeDocument/2006/math" xmlns:v="urn:schemas-microsoft-com:vml" xmlns:w10="urn:schemas-microsoft-com:office:word" xmlns:w="http://schemas.openxmlformats.org/wordprocessingml/2006/main" xmlns:w14="http://schemas.microsoft.com/office/word/2010/wordml" xmlns:w15="http://schemas.microsoft.com/office/word/2012/wordml" xmlns:w16cex="http://schemas.microsoft.com/office/word/2018/wordml/cex" xmlns:w16cid="http://schemas.microsoft.com/office/word/2016/wordml/cid" xmlns:w16="http://schemas.microsoft.com/office/word/2018/wordml" xmlns:w16du="http://schemas.microsoft.com/office/word/2023/wordml/word16du" xmlns:w16sdtdh="http://schemas.microsoft.com/office/word/2020/wordml/sdtdatahash" xmlns:w16sdtfl="http://schemas.microsoft.com/office/word/2024/wordml/sdtformatlock" xmlns:w16se="http://schemas.microsoft.com/office/word/2015/wordml/symex" xmlns:sl="http://schemas.openxmlformats.org/schemaLibrary/2006/main" mc:Ignorable="w14 w15 w16se w16cid w16 w16cex w16sdtdh w16sdtfl w16du">
+  <w:view w:val="normal"/>
+  <w:defaultTabStop w:val="708"/>
+  <w:hyphenationZone w:val="425"/>
+  <w:characterSpacingControl w:val="doNotCompress"/>
+  <w:compat>
+    <w:useFELayout/>
+    <w:compatSetting w:name="compatibilityMode" w:uri="http://schemas.microsoft.com/office/word" w:val="15"/>
+    <w:compatSetting w:name="overrideTableStyleFontSizeAndJustification" w:uri="http://schemas.microsoft.com/office/word" w:val="1"/>
+    <w:compatSetting w:name="enableOpenTypeFeatures" w:uri="http://schemas.microsoft.com/office/word" w:val="1"/>
+    <w:compatSetting w:name="doNotFlipMirrorIndents" w:uri="http://schemas.microsoft.com/office/word" w:val="1"/>
+    <w:compatSetting w:name="differentiateMultirowTableHeaders" w:uri="http://schemas.microsoft.com/office/word" w:val="1"/>
+    <w:compatSetting w:name="useWord2013TrackBottomHyphenation" w:uri="http://schemas.microsoft.com/office/word" w:val="0"/>
+  </w:compat>
+  <w:rsids>
+    <w:rsidRoot w:val="00FA44F6"/>
+    <w:rsid w:val="00154118"/>
+    <w:rsid w:val="00B95135"/>
+    <w:rsid w:val="00FA44F6"/>
+  </w:rsids>
+  <m:mathPr>
+    <m:mathFont m:val="Cambria Math"/>
+    <m:brkBin m:val="before"/>
+    <m:brkBinSub m:val="--"/>
+    <m:smallFrac m:val="0"/>
+    <m:dispDef/>
+    <m:lMargin m:val="0"/>
+    <m:rMargin m:val="0"/>
+    <m:defJc m:val="centerGroup"/>
+    <m:wrapIndent m:val="1440"/>
+    <m:intLim m:val="subSup"/>
+    <m:naryLim m:val="undOvr"/>
+  </m:mathPr>
+  <w:themeFontLang w:val="es-AR"/>
+  <w:clrSchemeMapping w:bg1="light1" w:t1="dark1" w:bg2="light2" w:t2="dark2" w:accent1="accent1" w:accent2="accent2" w:accent3="accent3" w:accent4="accent4" w:accent5="accent5" w:accent6="accent6" w:hyperlink="hyperlink" w:followedHyperlink="followedHyperlink"/>
+  <w:decimalSymbol w:val=","/>
+  <w:listSeparator w:val=";"/>
+  <w15:chartTrackingRefBased/>
+</w:settings>
+</file>
+
+<file path=word/glossary/styles.xml><?xml version="1.0" encoding="utf-8"?>
+<w:styles xmlns:mc="http://schemas.openxmlformats.org/markup-compatibility/2006" xmlns:r="http://schemas.openxmlformats.org/officeDocument/2006/relationships" xmlns:w="http://schemas.openxmlformats.org/wordprocessingml/2006/main" xmlns:w14="http://schemas.microsoft.com/office/word/2010/wordml" xmlns:w15="http://schemas.microsoft.com/office/word/2012/wordml" xmlns:w16cex="http://schemas.microsoft.com/office/word/2018/wordml/cex" xmlns:w16cid="http://schemas.microsoft.com/office/word/2016/wordml/cid" xmlns:w16="http://schemas.microsoft.com/office/word/2018/wordml" xmlns:w16du="http://schemas.microsoft.com/office/word/2023/wordml/word16du" xmlns:w16sdtdh="http://schemas.microsoft.com/office/word/2020/wordml/sdtdatahash" xmlns:w16sdtfl="http://schemas.microsoft.com/office/word/2024/wordml/sdtformatlock" xmlns:w16se="http://schemas.microsoft.com/office/word/2015/wordml/symex" mc:Ignorable="w14 w15 w16se w16cid w16 w16cex w16sdtdh w16sdtfl w16du">
+  <w:docDefaults>
+    <w:rPrDefault>
+      <w:rPr>
+        <w:rFonts w:asciiTheme="minorHAnsi" w:eastAsiaTheme="minorEastAsia" w:hAnsiTheme="minorHAnsi" w:cstheme="minorBidi"/>
+        <w:kern w:val="2"/>
+        <w:sz w:val="24"/>
+        <w:szCs w:val="24"/>
+        <w:lang w:val="es-AR" w:eastAsia="es-AR" w:bidi="ar-SA"/>
+        <w14:ligatures w14:val="standardContextual"/>
+      </w:rPr>
+    </w:rPrDefault>
+    <w:pPrDefault>
+      <w:pPr>
+        <w:spacing w:after="160" w:line="278" w:lineRule="auto"/>
+      </w:pPr>
+    </w:pPrDefault>
+  </w:docDefaults>
+  <w:latentStyles w:defLockedState="0" w:defUIPriority="99" w:defSemiHidden="0" w:defUnhideWhenUsed="0" w:defQFormat="0" w:count="376">
+    <w:lsdException w:name="Normal" w:uiPriority="0" w:qFormat="1"/>
+    <w:lsdException w:name="heading 1" w:uiPriority="9" w:qFormat="1"/>
+    <w:lsdException w:name="heading 2" w:semiHidden="1" w:uiPriority="9" w:unhideWhenUsed="1" w:qFormat="1"/>
+    <w:lsdException w:name="heading 3" w:semiHidden="1" w:uiPriority="9" w:unhideWhenUsed="1" w:qFormat="1"/>
+    <w:lsdException w:name="heading 4" w:semiHidden="1" w:uiPriority="9" w:unhideWhenUsed="1" w:qFormat="1"/>
+    <w:lsdException w:name="heading 5" w:semiHidden="1" w:uiPriority="9" w:unhideWhenUsed="1" w:qFormat="1"/>
+    <w:lsdException w:name="heading 6" w:semiHidden="1" w:uiPriority="9" w:unhideWhenUsed="1" w:qFormat="1"/>
+    <w:lsdException w:name="heading 7" w:semiHidden="1" w:uiPriority="9" w:unhideWhenUsed="1" w:qFormat="1"/>
+    <w:lsdException w:name="heading 8" w:semiHidden="1" w:uiPriority="9" w:unhideWhenUsed="1" w:qFormat="1"/>
+    <w:lsdException w:name="heading 9" w:semiHidden="1" w:uiPriority="9" w:unhideWhenUsed="1" w:qFormat="1"/>
+    <w:lsdException w:name="index 1" w:semiHidden="1" w:unhideWhenUsed="1"/>
+    <w:lsdException w:name="index 2" w:semiHidden="1" w:unhideWhenUsed="1"/>
+    <w:lsdException w:name="index 3" w:semiHidden="1" w:unhideWhenUsed="1"/>
+    <w:lsdException w:name="index 4" w:semiHidden="1" w:unhideWhenUsed="1"/>
+    <w:lsdException w:name="index 5" w:semiHidden="1" w:unhideWhenUsed="1"/>
+    <w:lsdException w:name="index 6" w:semiHidden="1" w:unhideWhenUsed="1"/>
+    <w:lsdException w:name="index 7" w:semiHidden="1" w:unhideWhenUsed="1"/>
+    <w:lsdException w:name="index 8" w:semiHidden="1" w:unhideWhenUsed="1"/>
+    <w:lsdException w:name="index 9" w:semiHidden="1" w:unhideWhenUsed="1"/>
+    <w:lsdException w:name="toc 1" w:semiHidden="1" w:uiPriority="39" w:unhideWhenUsed="1"/>
+    <w:lsdException w:name="toc 2" w:semiHidden="1" w:uiPriority="39" w:unhideWhenUsed="1"/>
+    <w:lsdException w:name="toc 3" w:semiHidden="1" w:uiPriority="39" w:unhideWhenUsed="1"/>
+    <w:lsdException w:name="toc 4" w:semiHidden="1" w:uiPriority="39" w:unhideWhenUsed="1"/>
+    <w:lsdException w:name="toc 5" w:semiHidden="1" w:uiPriority="39" w:unhideWhenUsed="1"/>
+    <w:lsdException w:name="toc 6" w:semiHidden="1" w:uiPriority="39" w:unhideWhenUsed="1"/>
+    <w:lsdException w:name="toc 7" w:semiHidden="1" w:uiPriority="39" w:unhideWhenUsed="1"/>
+    <w:lsdException w:name="toc 8" w:semiHidden="1" w:uiPriority="39" w:unhideWhenUsed="1"/>
+    <w:lsdException w:name="toc 9" w:semiHidden="1" w:uiPriority="39" w:unhideWhenUsed="1"/>
+    <w:lsdException w:name="Normal Indent" w:semiHidden="1" w:unhideWhenUsed="1"/>
+    <w:lsdException w:name="footnote text" w:semiHidden="1" w:unhideWhenUsed="1"/>
+    <w:lsdException w:name="annotation text" w:semiHidden="1" w:unhideWhenUsed="1"/>
+    <w:lsdException w:name="header" w:semiHidden="1" w:unhideWhenUsed="1"/>
+    <w:lsdException w:name="footer" w:semiHidden="1" w:unhideWhenUsed="1"/>
+    <w:lsdException w:name="index heading" w:semiHidden="1" w:unhideWhenUsed="1"/>
+    <w:lsdException w:name="caption" w:semiHidden="1" w:uiPriority="35" w:unhideWhenUsed="1" w:qFormat="1"/>
+    <w:lsdException w:name="table of figures" w:semiHidden="1" w:unhideWhenUsed="1"/>
+    <w:lsdException w:name="envelope address" w:semiHidden="1" w:unhideWhenUsed="1"/>
+    <w:lsdException w:name="envelope return" w:semiHidden="1" w:unhideWhenUsed="1"/>
+    <w:lsdException w:name="footnote reference" w:semiHidden="1" w:unhideWhenUsed="1"/>
+    <w:lsdException w:name="annotation reference" w:semiHidden="1" w:unhideWhenUsed="1"/>
+    <w:lsdException w:name="line number" w:semiHidden="1" w:unhideWhenUsed="1"/>
+    <w:lsdException w:name="page number" w:semiHidden="1" w:unhideWhenUsed="1"/>
+    <w:lsdException w:name="endnote reference" w:semiHidden="1" w:unhideWhenUsed="1"/>
+    <w:lsdException w:name="endnote text" w:semiHidden="1" w:unhideWhenUsed="1"/>
+    <w:lsdException w:name="table of authorities" w:semiHidden="1" w:unhideWhenUsed="1"/>
+    <w:lsdException w:name="macro" w:semiHidden="1" w:unhideWhenUsed="1"/>
+    <w:lsdException w:name="toa heading" w:semiHidden="1" w:unhideWhenUsed="1"/>
+    <w:lsdException w:name="List" w:semiHidden="1" w:unhideWhenUsed="1"/>
+    <w:lsdException w:name="List Bullet" w:semiHidden="1" w:unhideWhenUsed="1"/>
+    <w:lsdException w:name="List Number" w:semiHidden="1" w:unhideWhenUsed="1"/>
+    <w:lsdException w:name="List 2" w:semiHidden="1" w:unhideWhenUsed="1"/>
+    <w:lsdException w:name="List 3" w:semiHidden="1" w:unhideWhenUsed="1"/>
+    <w:lsdException w:name="List 4" w:semiHidden="1" w:unhideWhenUsed="1"/>
+    <w:lsdException w:name="List 5" w:semiHidden="1" w:unhideWhenUsed="1"/>
+    <w:lsdException w:name="List Bullet 2" w:semiHidden="1" w:unhideWhenUsed="1"/>
+    <w:lsdException w:name="List Bullet 3" w:semiHidden="1" w:unhideWhenUsed="1"/>
+    <w:lsdException w:name="List Bullet 4" w:semiHidden="1" w:unhideWhenUsed="1"/>
+    <w:lsdException w:name="List Bullet 5" w:semiHidden="1" w:unhideWhenUsed="1"/>
+    <w:lsdException w:name="List Number 2" w:semiHidden="1" w:unhideWhenUsed="1"/>
+    <w:lsdException w:name="List Number 3" w:semiHidden="1" w:unhideWhenUsed="1"/>
+    <w:lsdException w:name="List Number 4" w:semiHidden="1" w:unhideWhenUsed="1"/>
+    <w:lsdException w:name="List Number 5" w:semiHidden="1" w:unhideWhenUsed="1"/>
+    <w:lsdException w:name="Title" w:uiPriority="10" w:qFormat="1"/>
+    <w:lsdException w:name="Closing" w:semiHidden="1" w:unhideWhenUsed="1"/>
+    <w:lsdException w:name="Signature" w:semiHidden="1" w:unhideWhenUsed="1"/>
+    <w:lsdException w:name="Default Paragraph Font" w:semiHidden="1" w:uiPriority="1" w:unhideWhenUsed="1"/>
+    <w:lsdException w:name="Body Text" w:semiHidden="1" w:unhideWhenUsed="1"/>
+    <w:lsdException w:name="Body Text Indent" w:semiHidden="1" w:unhideWhenUsed="1"/>
+    <w:lsdException w:name="List Continue" w:semiHidden="1" w:unhideWhenUsed="1"/>
+    <w:lsdException w:name="List Continue 2" w:semiHidden="1" w:unhideWhenUsed="1"/>
+    <w:lsdException w:name="List Continue 3" w:semiHidden="1" w:unhideWhenUsed="1"/>
+    <w:lsdException w:name="List Continue 4" w:semiHidden="1" w:unhideWhenUsed="1"/>
+    <w:lsdException w:name="List Continue 5" w:semiHidden="1" w:unhideWhenUsed="1"/>
+    <w:lsdException w:name="Message Header" w:semiHidden="1" w:unhideWhenUsed="1"/>
+    <w:lsdException w:name="Subtitle" w:uiPriority="11" w:qFormat="1"/>
+    <w:lsdException w:name="Salutation" w:semiHidden="1" w:unhideWhenUsed="1"/>
+    <w:lsdException w:name="Date" w:semiHidden="1" w:unhideWhenUsed="1"/>
+    <w:lsdException w:name="Body Text First Indent" w:semiHidden="1" w:unhideWhenUsed="1"/>
+    <w:lsdException w:name="Body Text First Indent 2" w:semiHidden="1" w:unhideWhenUsed="1"/>
+    <w:lsdException w:name="Note Heading" w:semiHidden="1" w:unhideWhenUsed="1"/>
+    <w:lsdException w:name="Body Text 2" w:semiHidden="1" w:unhideWhenUsed="1"/>
+    <w:lsdException w:name="Body Text 3" w:semiHidden="1" w:unhideWhenUsed="1"/>
+    <w:lsdException w:name="Body Text Indent 2" w:semiHidden="1" w:unhideWhenUsed="1"/>
+    <w:lsdException w:name="Body Text Indent 3" w:semiHidden="1" w:unhideWhenUsed="1"/>
+    <w:lsdException w:name="Block Text" w:semiHidden="1" w:unhideWhenUsed="1"/>
+    <w:lsdException w:name="Hyperlink" w:semiHidden="1" w:unhideWhenUsed="1"/>
+    <w:lsdException w:name="FollowedHyperlink" w:semiHidden="1" w:unhideWhenUsed="1"/>
+    <w:lsdException w:name="Strong" w:uiPriority="22" w:qFormat="1"/>
+    <w:lsdException w:name="Emphasis" w:uiPriority="20" w:qFormat="1"/>
+    <w:lsdException w:name="Document Map" w:semiHidden="1" w:unhideWhenUsed="1"/>
+    <w:lsdException w:name="Plain Text" w:semiHidden="1" w:unhideWhenUsed="1"/>
+    <w:lsdException w:name="E-mail Signature" w:semiHidden="1" w:unhideWhenUsed="1"/>
+    <w:lsdException w:name="HTML Top of Form" w:semiHidden="1" w:unhideWhenUsed="1"/>
+    <w:lsdException w:name="HTML Bottom of Form" w:semiHidden="1" w:unhideWhenUsed="1"/>
+    <w:lsdException w:name="Normal (Web)" w:semiHidden="1" w:unhideWhenUsed="1"/>
+    <w:lsdException w:name="HTML Acronym" w:semiHidden="1" w:unhideWhenUsed="1"/>
+    <w:lsdException w:name="HTML Address" w:semiHidden="1" w:unhideWhenUsed="1"/>
+    <w:lsdException w:name="HTML Cite" w:semiHidden="1" w:unhideWhenUsed="1"/>
+    <w:lsdException w:name="HTML Code" w:semiHidden="1" w:unhideWhenUsed="1"/>
+    <w:lsdException w:name="HTML Definition" w:semiHidden="1" w:unhideWhenUsed="1"/>
+    <w:lsdException w:name="HTML Keyboard" w:semiHidden="1" w:unhideWhenUsed="1"/>
+    <w:lsdException w:name="HTML Preformatted" w:semiHidden="1" w:unhideWhenUsed="1"/>
+    <w:lsdException w:name="HTML Sample" w:semiHidden="1" w:unhideWhenUsed="1"/>
+    <w:lsdException w:name="HTML Typewriter" w:semiHidden="1" w:unhideWhenUsed="1"/>
+    <w:lsdException w:name="HTML Variable" w:semiHidden="1" w:unhideWhenUsed="1"/>
+    <w:lsdException w:name="Normal Table" w:semiHidden="1" w:unhideWhenUsed="1"/>
+    <w:lsdException w:name="annotation subject" w:semiHidden="1" w:unhideWhenUsed="1"/>
+    <w:lsdException w:name="No List" w:semiHidden="1" w:unhideWhenUsed="1"/>
+    <w:lsdException w:name="Outline List 1" w:semiHidden="1" w:unhideWhenUsed="1"/>
+    <w:lsdException w:name="Outline List 2" w:semiHidden="1" w:unhideWhenUsed="1"/>
+    <w:lsdException w:name="Outline List 3" w:semiHidden="1" w:unhideWhenUsed="1"/>
+    <w:lsdException w:name="Table Simple 1" w:semiHidden="1" w:unhideWhenUsed="1"/>
+    <w:lsdException w:name="Table Simple 2" w:semiHidden="1" w:unhideWhenUsed="1"/>
+    <w:lsdException w:name="Table Simple 3" w:semiHidden="1" w:unhideWhenUsed="1"/>
+    <w:lsdException w:name="Table Classic 1" w:semiHidden="1" w:unhideWhenUsed="1"/>
+    <w:lsdException w:name="Table Classic 2" w:semiHidden="1" w:unhideWhenUsed="1"/>
+    <w:lsdException w:name="Table Classic 3" w:semiHidden="1" w:unhideWhenUsed="1"/>
+    <w:lsdException w:name="Table Classic 4" w:semiHidden="1" w:unhideWhenUsed="1"/>
+    <w:lsdException w:name="Table Colorful 1" w:semiHidden="1" w:unhideWhenUsed="1"/>
+    <w:lsdException w:name="Table Colorful 2" w:semiHidden="1" w:unhideWhenUsed="1"/>
+    <w:lsdException w:name="Table Colorful 3" w:semiHidden="1" w:unhideWhenUsed="1"/>
+    <w:lsdException w:name="Table Columns 1" w:semiHidden="1" w:unhideWhenUsed="1"/>
+    <w:lsdException w:name="Table Columns 2" w:semiHidden="1" w:unhideWhenUsed="1"/>
+    <w:lsdException w:name="Table Columns 3" w:semiHidden="1" w:unhideWhenUsed="1"/>
+    <w:lsdException w:name="Table Columns 4" w:semiHidden="1" w:unhideWhenUsed="1"/>
+    <w:lsdException w:name="Table Columns 5" w:semiHidden="1" w:unhideWhenUsed="1"/>
+    <w:lsdException w:name="Table Grid 1" w:semiHidden="1" w:unhideWhenUsed="1"/>
+    <w:lsdException w:name="Table Grid 2" w:semiHidden="1" w:unhideWhenUsed="1"/>
+    <w:lsdException w:name="Table Grid 3" w:semiHidden="1" w:unhideWhenUsed="1"/>
+    <w:lsdException w:name="Table Grid 4" w:semiHidden="1" w:unhideWhenUsed="1"/>
+    <w:lsdException w:name="Table Grid 5" w:semiHidden="1" w:unhideWhenUsed="1"/>
+    <w:lsdException w:name="Table Grid 6" w:semiHidden="1" w:unhideWhenUsed="1"/>
+    <w:lsdException w:name="Table Grid 7" w:semiHidden="1" w:unhideWhenUsed="1"/>
+    <w:lsdException w:name="Table Grid 8" w:semiHidden="1" w:unhideWhenUsed="1"/>
+    <w:lsdException w:name="Table List 1" w:semiHidden="1" w:unhideWhenUsed="1"/>
+    <w:lsdException w:name="Table List 2" w:semiHidden="1" w:unhideWhenUsed="1"/>
+    <w:lsdException w:name="Table List 3" w:semiHidden="1" w:unhideWhenUsed="1"/>
+    <w:lsdException w:name="Table List 4" w:semiHidden="1" w:unhideWhenUsed="1"/>
+    <w:lsdException w:name="Table List 5" w:semiHidden="1" w:unhideWhenUsed="1"/>
+    <w:lsdException w:name="Table List 6" w:semiHidden="1" w:unhideWhenUsed="1"/>
+    <w:lsdException w:name="Table List 7" w:semiHidden="1" w:unhideWhenUsed="1"/>
+    <w:lsdException w:name="Table List 8" w:semiHidden="1" w:unhideWhenUsed="1"/>
+    <w:lsdException w:name="Table 3D effects 1" w:semiHidden="1" w:unhideWhenUsed="1"/>
+    <w:lsdException w:name="Table 3D effects 2" w:semiHidden="1" w:unhideWhenUsed="1"/>
+    <w:lsdException w:name="Table 3D effects 3" w:semiHidden="1" w:unhideWhenUsed="1"/>
+    <w:lsdException w:name="Table Contemporary" w:semiHidden="1" w:unhideWhenUsed="1"/>
+    <w:lsdException w:name="Table Elegant" w:semiHidden="1" w:unhideWhenUsed="1"/>
+    <w:lsdException w:name="Table Professional" w:semiHidden="1" w:unhideWhenUsed="1"/>
+    <w:lsdException w:name="Table Subtle 1" w:semiHidden="1" w:unhideWhenUsed="1"/>
+    <w:lsdException w:name="Table Subtle 2" w:semiHidden="1" w:unhideWhenUsed="1"/>
+    <w:lsdException w:name="Table Web 1" w:semiHidden="1" w:unhideWhenUsed="1"/>
+    <w:lsdException w:name="Table Web 2" w:semiHidden="1" w:unhideWhenUsed="1"/>
+    <w:lsdException w:name="Table Web 3" w:semiHidden="1" w:unhideWhenUsed="1"/>
+    <w:lsdException w:name="Balloon Text" w:semiHidden="1" w:unhideWhenUsed="1"/>
+    <w:lsdException w:name="Table Grid" w:uiPriority="39"/>
+    <w:lsdException w:name="Table Theme" w:semiHidden="1" w:unhideWhenUsed="1"/>
+    <w:lsdException w:name="Placeholder Text" w:semiHidden="1"/>
+    <w:lsdException w:name="No Spacing" w:uiPriority="1" w:qFormat="1"/>
+    <w:lsdException w:name="Light Shading" w:uiPriority="60"/>
+    <w:lsdException w:name="Light List" w:uiPriority="61"/>
+    <w:lsdException w:name="Light Grid" w:uiPriority="62"/>
+    <w:lsdException w:name="Medium Shading 1" w:uiPriority="63"/>
+    <w:lsdException w:name="Medium Shading 2" w:uiPriority="64"/>
+    <w:lsdException w:name="Medium List 1" w:uiPriority="65"/>
+    <w:lsdException w:name="Medium List 2" w:uiPriority="66"/>
+    <w:lsdException w:name="Medium Grid 1" w:uiPriority="67"/>
+    <w:lsdException w:name="Medium Grid 2" w:uiPriority="68"/>
+    <w:lsdException w:name="Medium Grid 3" w:uiPriority="69"/>
+    <w:lsdException w:name="Dark List" w:uiPriority="70"/>
+    <w:lsdException w:name="Colorful Shading" w:uiPriority="71"/>
+    <w:lsdException w:name="Colorful List" w:uiPriority="72"/>
+    <w:lsdException w:name="Colorful Grid" w:uiPriority="73"/>
+    <w:lsdException w:name="Light Shading Accent 1" w:uiPriority="60"/>
+    <w:lsdException w:name="Light List Accent 1" w:uiPriority="61"/>
+    <w:lsdException w:name="Light Grid Accent 1" w:uiPriority="62"/>
+    <w:lsdException w:name="Medium Shading 1 Accent 1" w:uiPriority="63"/>
+    <w:lsdException w:name="Medium Shading 2 Accent 1" w:uiPriority="64"/>
+    <w:lsdException w:name="Medium List 1 Accent 1" w:uiPriority="65"/>
+    <w:lsdException w:name="Revision" w:semiHidden="1"/>
+    <w:lsdException w:name="List Paragraph" w:uiPriority="34" w:qFormat="1"/>
+    <w:lsdException w:name="Quote" w:uiPriority="29" w:qFormat="1"/>
+    <w:lsdException w:name="Intense Quote" w:uiPriority="30" w:qFormat="1"/>
+    <w:lsdException w:name="Medium List 2 Accent 1" w:uiPriority="66"/>
+    <w:lsdException w:name="Medium Grid 1 Accent 1" w:uiPriority="67"/>
+    <w:lsdException w:name="Medium Grid 2 Accent 1" w:uiPriority="68"/>
+    <w:lsdException w:name="Medium Grid 3 Accent 1" w:uiPriority="69"/>
+    <w:lsdException w:name="Dark List Accent 1" w:uiPriority="70"/>
+    <w:lsdException w:name="Colorful Shading Accent 1" w:uiPriority="71"/>
+    <w:lsdException w:name="Colorful List Accent 1" w:uiPriority="72"/>
+    <w:lsdException w:name="Colorful Grid Accent 1" w:uiPriority="73"/>
+    <w:lsdException w:name="Light Shading Accent 2" w:uiPriority="60"/>
+    <w:lsdException w:name="Light List Accent 2" w:uiPriority="61"/>
+    <w:lsdException w:name="Light Grid Accent 2" w:uiPriority="62"/>
+    <w:lsdException w:name="Medium Shading 1 Accent 2" w:uiPriority="63"/>
+    <w:lsdException w:name="Medium Shading 2 Accent 2" w:uiPriority="64"/>
+    <w:lsdException w:name="Medium List 1 Accent 2" w:uiPriority="65"/>
+    <w:lsdException w:name="Medium List 2 Accent 2" w:uiPriority="66"/>
+    <w:lsdException w:name="Medium Grid 1 Accent 2" w:uiPriority="67"/>
+    <w:lsdException w:name="Medium Grid 2 Accent 2" w:uiPriority="68"/>
+    <w:lsdException w:name="Medium Grid 3 Accent 2" w:uiPriority="69"/>
+    <w:lsdException w:name="Dark List Accent 2" w:uiPriority="70"/>
+    <w:lsdException w:name="Colorful Shading Accent 2" w:uiPriority="71"/>
+    <w:lsdException w:name="Colorful List Accent 2" w:uiPriority="72"/>
+    <w:lsdException w:name="Colorful Grid Accent 2" w:uiPriority="73"/>
+    <w:lsdException w:name="Light Shading Accent 3" w:uiPriority="60"/>
+    <w:lsdException w:name="Light List Accent 3" w:uiPriority="61"/>
+    <w:lsdException w:name="Light Grid Accent 3" w:uiPriority="62"/>
+    <w:lsdException w:name="Medium Shading 1 Accent 3" w:uiPriority="63"/>
+    <w:lsdException w:name="Medium Shading 2 Accent 3" w:uiPriority="64"/>
+    <w:lsdException w:name="Medium List 1 Accent 3" w:uiPriority="65"/>
+    <w:lsdException w:name="Medium List 2 Accent 3" w:uiPriority="66"/>
+    <w:lsdException w:name="Medium Grid 1 Accent 3" w:uiPriority="67"/>
+    <w:lsdException w:name="Medium Grid 2 Accent 3" w:uiPriority="68"/>
+    <w:lsdException w:name="Medium Grid 3 Accent 3" w:uiPriority="69"/>
+    <w:lsdException w:name="Dark List Accent 3" w:uiPriority="70"/>
+    <w:lsdException w:name="Colorful Shading Accent 3" w:uiPriority="71"/>
+    <w:lsdException w:name="Colorful List Accent 3" w:uiPriority="72"/>
+    <w:lsdException w:name="Colorful Grid Accent 3" w:uiPriority="73"/>
+    <w:lsdException w:name="Light Shading Accent 4" w:uiPriority="60"/>
+    <w:lsdException w:name="Light List Accent 4" w:uiPriority="61"/>
+    <w:lsdException w:name="Light Grid Accent 4" w:uiPriority="62"/>
+    <w:lsdException w:name="Medium Shading 1 Accent 4" w:uiPriority="63"/>
+    <w:lsdException w:name="Medium Shading 2 Accent 4" w:uiPriority="64"/>
+    <w:lsdException w:name="Medium List 1 Accent 4" w:uiPriority="65"/>
+    <w:lsdException w:name="Medium List 2 Accent 4" w:uiPriority="66"/>
+    <w:lsdException w:name="Medium Grid 1 Accent 4" w:uiPriority="67"/>
+    <w:lsdException w:name="Medium Grid 2 Accent 4" w:uiPriority="68"/>
+    <w:lsdException w:name="Medium Grid 3 Accent 4" w:uiPriority="69"/>
+    <w:lsdException w:name="Dark List Accent 4" w:uiPriority="70"/>
+    <w:lsdException w:name="Colorful Shading Accent 4" w:uiPriority="71"/>
+    <w:lsdException w:name="Colorful List Accent 4" w:uiPriority="72"/>
+    <w:lsdException w:name="Colorful Grid Accent 4" w:uiPriority="73"/>
+    <w:lsdException w:name="Light Shading Accent 5" w:uiPriority="60"/>
+    <w:lsdException w:name="Light List Accent 5" w:uiPriority="61"/>
+    <w:lsdException w:name="Light Grid Accent 5" w:uiPriority="62"/>
+    <w:lsdException w:name="Medium Shading 1 Accent 5" w:uiPriority="63"/>
+    <w:lsdException w:name="Medium Shading 2 Accent 5" w:uiPriority="64"/>
+    <w:lsdException w:name="Medium List 1 Accent 5" w:uiPriority="65"/>
+    <w:lsdException w:name="Medium List 2 Accent 5" w:uiPriority="66"/>
+    <w:lsdException w:name="Medium Grid 1 Accent 5" w:uiPriority="67"/>
+    <w:lsdException w:name="Medium Grid 2 Accent 5" w:uiPriority="68"/>
+    <w:lsdException w:name="Medium Grid 3 Accent 5" w:uiPriority="69"/>
+    <w:lsdException w:name="Dark List Accent 5" w:uiPriority="70"/>
+    <w:lsdException w:name="Colorful Shading Accent 5" w:uiPriority="71"/>
+    <w:lsdException w:name="Colorful List Accent 5" w:uiPriority="72"/>
+    <w:lsdException w:name="Colorful Grid Accent 5" w:uiPriority="73"/>
+    <w:lsdException w:name="Light Shading Accent 6" w:uiPriority="60"/>
+    <w:lsdException w:name="Light List Accent 6" w:uiPriority="61"/>
+    <w:lsdException w:name="Light Grid Accent 6" w:uiPriority="62"/>
+    <w:lsdException w:name="Medium Shading 1 Accent 6" w:uiPriority="63"/>
+    <w:lsdException w:name="Medium Shading 2 Accent 6" w:uiPriority="64"/>
+    <w:lsdException w:name="Medium List 1 Accent 6" w:uiPriority="65"/>
+    <w:lsdException w:name="Medium List 2 Accent 6" w:uiPriority="66"/>
+    <w:lsdException w:name="Medium Grid 1 Accent 6" w:uiPriority="67"/>
+    <w:lsdException w:name="Medium Grid 2 Accent 6" w:uiPriority="68"/>
+    <w:lsdException w:name="Medium Grid 3 Accent 6" w:uiPriority="69"/>
+    <w:lsdException w:name="Dark List Accent 6" w:uiPriority="70"/>
+    <w:lsdException w:name="Colorful Shading Accent 6" w:uiPriority="71"/>
+    <w:lsdException w:name="Colorful List Accent 6" w:uiPriority="72"/>
+    <w:lsdException w:name="Colorful Grid Accent 6" w:uiPriority="73"/>
+    <w:lsdException w:name="Subtle Emphasis" w:uiPriority="19" w:qFormat="1"/>
+    <w:lsdException w:name="Intense Emphasis" w:uiPriority="21" w:qFormat="1"/>
+    <w:lsdException w:name="Subtle Reference" w:uiPriority="31" w:qFormat="1"/>
+    <w:lsdException w:name="Intense Reference" w:uiPriority="32" w:qFormat="1"/>
+    <w:lsdException w:name="Book Title" w:uiPriority="33" w:qFormat="1"/>
+    <w:lsdException w:name="Bibliography" w:semiHidden="1" w:uiPriority="37" w:unhideWhenUsed="1"/>
+    <w:lsdException w:name="TOC Heading" w:semiHidden="1" w:uiPriority="39" w:unhideWhenUsed="1" w:qFormat="1"/>
+    <w:lsdException w:name="Plain Table 1" w:uiPriority="41"/>
+    <w:lsdException w:name="Plain Table 2" w:uiPriority="42"/>
+    <w:lsdException w:name="Plain Table 3" w:uiPriority="43"/>
+    <w:lsdException w:name="Plain Table 4" w:uiPriority="44"/>
+    <w:lsdException w:name="Plain Table 5" w:uiPriority="45"/>
+    <w:lsdException w:name="Grid Table Light" w:uiPriority="40"/>
+    <w:lsdException w:name="Grid Table 1 Light" w:uiPriority="46"/>
+    <w:lsdException w:name="Grid Table 2" w:uiPriority="47"/>
+    <w:lsdException w:name="Grid Table 3" w:uiPriority="48"/>
+    <w:lsdException w:name="Grid Table 4" w:uiPriority="49"/>
+    <w:lsdException w:name="Grid Table 5 Dark" w:uiPriority="50"/>
+    <w:lsdException w:name="Grid Table 6 Colorful" w:uiPriority="51"/>
+    <w:lsdException w:name="Grid Table 7 Colorful" w:uiPriority="52"/>
+    <w:lsdException w:name="Grid Table 1 Light Accent 1" w:uiPriority="46"/>
+    <w:lsdException w:name="Grid Table 2 Accent 1" w:uiPriority="47"/>
+    <w:lsdException w:name="Grid Table 3 Accent 1" w:uiPriority="48"/>
+    <w:lsdException w:name="Grid Table 4 Accent 1" w:uiPriority="49"/>
+    <w:lsdException w:name="Grid Table 5 Dark Accent 1" w:uiPriority="50"/>
+    <w:lsdException w:name="Grid Table 6 Colorful Accent 1" w:uiPriority="51"/>
+    <w:lsdException w:name="Grid Table 7 Colorful Accent 1" w:uiPriority="52"/>
+    <w:lsdException w:name="Grid Table 1 Light Accent 2" w:uiPriority="46"/>
+    <w:lsdException w:name="Grid Table 2 Accent 2" w:uiPriority="47"/>
+    <w:lsdException w:name="Grid Table 3 Accent 2" w:uiPriority="48"/>
+    <w:lsdException w:name="Grid Table 4 Accent 2" w:uiPriority="49"/>
+    <w:lsdException w:name="Grid Table 5 Dark Accent 2" w:uiPriority="50"/>
+    <w:lsdException w:name="Grid Table 6 Colorful Accent 2" w:uiPriority="51"/>
+    <w:lsdException w:name="Grid Table 7 Colorful Accent 2" w:uiPriority="52"/>
+    <w:lsdException w:name="Grid Table 1 Light Accent 3" w:uiPriority="46"/>
+    <w:lsdException w:name="Grid Table 2 Accent 3" w:uiPriority="47"/>
+    <w:lsdException w:name="Grid Table 3 Accent 3" w:uiPriority="48"/>
+    <w:lsdException w:name="Grid Table 4 Accent 3" w:uiPriority="49"/>
+    <w:lsdException w:name="Grid Table 5 Dark Accent 3" w:uiPriority="50"/>
+    <w:lsdException w:name="Grid Table 6 Colorful Accent 3" w:uiPriority="51"/>
+    <w:lsdException w:name="Grid Table 7 Colorful Accent 3" w:uiPriority="52"/>
+    <w:lsdException w:name="Grid Table 1 Light Accent 4" w:uiPriority="46"/>
+    <w:lsdException w:name="Grid Table 2 Accent 4" w:uiPriority="47"/>
+    <w:lsdException w:name="Grid Table 3 Accent 4" w:uiPriority="48"/>
+    <w:lsdException w:name="Grid Table 4 Accent 4" w:uiPriority="49"/>
+    <w:lsdException w:name="Grid Table 5 Dark Accent 4" w:uiPriority="50"/>
+    <w:lsdException w:name="Grid Table 6 Colorful Accent 4" w:uiPriority="51"/>
+    <w:lsdException w:name="Grid Table 7 Colorful Accent 4" w:uiPriority="52"/>
+    <w:lsdException w:name="Grid Table 1 Light Accent 5" w:uiPriority="46"/>
+    <w:lsdException w:name="Grid Table 2 Accent 5" w:uiPriority="47"/>
+    <w:lsdException w:name="Grid Table 3 Accent 5" w:uiPriority="48"/>
+    <w:lsdException w:name="Grid Table 4 Accent 5" w:uiPriority="49"/>
+    <w:lsdException w:name="Grid Table 5 Dark Accent 5" w:uiPriority="50"/>
+    <w:lsdException w:name="Grid Table 6 Colorful Accent 5" w:uiPriority="51"/>
+    <w:lsdException w:name="Grid Table 7 Colorful Accent 5" w:uiPriority="52"/>
+    <w:lsdException w:name="Grid Table 1 Light Accent 6" w:uiPriority="46"/>
+    <w:lsdException w:name="Grid Table 2 Accent 6" w:uiPriority="47"/>
+    <w:lsdException w:name="Grid Table 3 Accent 6" w:uiPriority="48"/>
+    <w:lsdException w:name="Grid Table 4 Accent 6" w:uiPriority="49"/>
+    <w:lsdException w:name="Grid Table 5 Dark Accent 6" w:uiPriority="50"/>
+    <w:lsdException w:name="Grid Table 6 Colorful Accent 6" w:uiPriority="51"/>
+    <w:lsdException w:name="Grid Table 7 Colorful Accent 6" w:uiPriority="52"/>
+    <w:lsdException w:name="List Table 1 Light" w:uiPriority="46"/>
+    <w:lsdException w:name="List Table 2" w:uiPriority="47"/>
+    <w:lsdException w:name="List Table 3" w:uiPriority="48"/>
+    <w:lsdException w:name="List Table 4" w:uiPriority="49"/>
+    <w:lsdException w:name="List Table 5 Dark" w:uiPriority="50"/>
+    <w:lsdException w:name="List Table 6 Colorful" w:uiPriority="51"/>
+    <w:lsdException w:name="List Table 7 Colorful" w:uiPriority="52"/>
+    <w:lsdException w:name="List Table 1 Light Accent 1" w:uiPriority="46"/>
+    <w:lsdException w:name="List Table 2 Accent 1" w:uiPriority="47"/>
+    <w:lsdException w:name="List Table 3 Accent 1" w:uiPriority="48"/>
+    <w:lsdException w:name="List Table 4 Accent 1" w:uiPriority="49"/>
+    <w:lsdException w:name="List Table 5 Dark Accent 1" w:uiPriority="50"/>
+    <w:lsdException w:name="List Table 6 Colorful Accent 1" w:uiPriority="51"/>
+    <w:lsdException w:name="List Table 7 Colorful Accent 1" w:uiPriority="52"/>
+    <w:lsdException w:name="List Table 1 Light Accent 2" w:uiPriority="46"/>
+    <w:lsdException w:name="List Table 2 Accent 2" w:uiPriority="47"/>
+    <w:lsdException w:name="List Table 3 Accent 2" w:uiPriority="48"/>
+    <w:lsdException w:name="List Table 4 Accent 2" w:uiPriority="49"/>
+    <w:lsdException w:name="List Table 5 Dark Accent 2" w:uiPriority="50"/>
+    <w:lsdException w:name="List Table 6 Colorful Accent 2" w:uiPriority="51"/>
+    <w:lsdException w:name="List Table 7 Colorful Accent 2" w:uiPriority="52"/>
+    <w:lsdException w:name="List Table 1 Light Accent 3" w:uiPriority="46"/>
+    <w:lsdException w:name="List Table 2 Accent 3" w:uiPriority="47"/>
+    <w:lsdException w:name="List Table 3 Accent 3" w:uiPriority="48"/>
+    <w:lsdException w:name="List Table 4 Accent 3" w:uiPriority="49"/>
+    <w:lsdException w:name="List Table 5 Dark Accent 3" w:uiPriority="50"/>
+    <w:lsdException w:name="List Table 6 Colorful Accent 3" w:uiPriority="51"/>
+    <w:lsdException w:name="List Table 7 Colorful Accent 3" w:uiPriority="52"/>
+    <w:lsdException w:name="List Table 1 Light Accent 4" w:uiPriority="46"/>
+    <w:lsdException w:name="List Table 2 Accent 4" w:uiPriority="47"/>
+    <w:lsdException w:name="List Table 3 Accent 4" w:uiPriority="48"/>
+    <w:lsdException w:name="List Table 4 Accent 4" w:uiPriority="49"/>
+    <w:lsdException w:name="List Table 5 Dark Accent 4" w:uiPriority="50"/>
+    <w:lsdException w:name="List Table 6 Colorful Accent 4" w:uiPriority="51"/>
+    <w:lsdException w:name="List Table 7 Colorful Accent 4" w:uiPriority="52"/>
+    <w:lsdException w:name="List Table 1 Light Accent 5" w:uiPriority="46"/>
+    <w:lsdException w:name="List Table 2 Accent 5" w:uiPriority="47"/>
+    <w:lsdException w:name="List Table 3 Accent 5" w:uiPriority="48"/>
+    <w:lsdException w:name="List Table 4 Accent 5" w:uiPriority="49"/>
+    <w:lsdException w:name="List Table 5 Dark Accent 5" w:uiPriority="50"/>
+    <w:lsdException w:name="List Table 6 Colorful Accent 5" w:uiPriority="51"/>
+    <w:lsdException w:name="List Table 7 Colorful Accent 5" w:uiPriority="52"/>
+    <w:lsdException w:name="List Table 1 Light Accent 6" w:uiPriority="46"/>
+    <w:lsdException w:name="List Table 2 Accent 6" w:uiPriority="47"/>
+    <w:lsdException w:name="List Table 3 Accent 6" w:uiPriority="48"/>
+    <w:lsdException w:name="List Table 4 Accent 6" w:uiPriority="49"/>
+    <w:lsdException w:name="List Table 5 Dark Accent 6" w:uiPriority="50"/>
+    <w:lsdException w:name="List Table 6 Colorful Accent 6" w:uiPriority="51"/>
+    <w:lsdException w:name="List Table 7 Colorful Accent 6" w:uiPriority="52"/>
+    <w:lsdException w:name="Mention" w:semiHidden="1" w:unhideWhenUsed="1"/>
+    <w:lsdException w:name="Smart Hyperlink" w:semiHidden="1" w:unhideWhenUsed="1"/>
+    <w:lsdException w:name="Hashtag" w:semiHidden="1" w:unhideWhenUsed="1"/>
+    <w:lsdException w:name="Unresolved Mention" w:semiHidden="1" w:unhideWhenUsed="1"/>
+    <w:lsdException w:name="Smart Link" w:semiHidden="1" w:unhideWhenUsed="1"/>
+  </w:latentStyles>
+  <w:style w:type="paragraph" w:default="1" w:styleId="Normal">
+    <w:name w:val="Normal"/>
+    <w:qFormat/>
+  </w:style>
+  <w:style w:type="character" w:default="1" w:styleId="Policepardfaut">
+    <w:name w:val="Default Paragraph Font"/>
+    <w:uiPriority w:val="1"/>
+    <w:semiHidden/>
+    <w:unhideWhenUsed/>
+  </w:style>
+  <w:style w:type="table" w:default="1" w:styleId="TableauNormal">
+    <w:name w:val="Normal Table"/>
+    <w:uiPriority w:val="99"/>
+    <w:semiHidden/>
+    <w:unhideWhenUsed/>
+    <w:tblPr>
+      <w:tblInd w:w="0" w:type="dxa"/>
+      <w:tblCellMar>
+        <w:top w:w="0" w:type="dxa"/>
+        <w:left w:w="108" w:type="dxa"/>
+        <w:bottom w:w="0" w:type="dxa"/>
+        <w:right w:w="108" w:type="dxa"/>
+      </w:tblCellMar>
+    </w:tblPr>
+  </w:style>
+  <w:style w:type="numbering" w:default="1" w:styleId="Aucuneliste">
+    <w:name w:val="No List"/>
+    <w:uiPriority w:val="99"/>
+    <w:semiHidden/>
+    <w:unhideWhenUsed/>
+  </w:style>
+  <w:style w:type="character" w:styleId="Textedelespacerserv">
+    <w:name w:val="Placeholder Text"/>
+    <w:basedOn w:val="Policepardfaut"/>
+    <w:uiPriority w:val="99"/>
+    <w:semiHidden/>
+    <w:rsid w:val="00FA44F6"/>
+    <w:rPr>
+      <w:color w:val="666666"/>
+    </w:rPr>
+  </w:style>
+</w:styles>
+</file>
+
+<file path=word/glossary/webSettings.xml><?xml version="1.0" encoding="utf-8"?>
+<w:webSettings xmlns:mc="http://schemas.openxmlformats.org/markup-compatibility/2006" xmlns:r="http://schemas.openxmlformats.org/officeDocument/2006/relationships" xmlns:w="http://schemas.openxmlformats.org/wordprocessingml/2006/main" xmlns:w14="http://schemas.microsoft.com/office/word/2010/wordml" xmlns:w15="http://schemas.microsoft.com/office/word/2012/wordml" xmlns:w16cex="http://schemas.microsoft.com/office/word/2018/wordml/cex" xmlns:w16cid="http://schemas.microsoft.com/office/word/2016/wordml/cid" xmlns:w16="http://schemas.microsoft.com/office/word/2018/wordml" xmlns:w16du="http://schemas.microsoft.com/office/word/2023/wordml/word16du" xmlns:w16sdtdh="http://schemas.microsoft.com/office/word/2020/wordml/sdtdatahash" xmlns:w16sdtfl="http://schemas.microsoft.com/office/word/2024/wordml/sdtformatlock" xmlns:w16se="http://schemas.microsoft.com/office/word/2015/wordml/symex" mc:Ignorable="w14 w15 w16se w16cid w16 w16cex w16sdtdh w16sdtfl w16du">
+  <w:optimizeForBrowser/>
+  <w:allowPNG/>
+</w:webSettings>
 </file>
 
 <file path=word/theme/theme1.xml><?xml version="1.0" encoding="utf-8"?>
@@ -6346,6 +6026,29 @@
 </a:theme>
 </file>
 
+<file path=word/webextensions/taskpanes.xml><?xml version="1.0" encoding="utf-8"?>
+<wetp:taskpanes xmlns:wetp="http://schemas.microsoft.com/office/webextensions/taskpanes/2010/11">
+  <wetp:taskpane dockstate="right" visibility="0" width="350" row="0">
+    <wetp:webextensionref xmlns:r="http://schemas.openxmlformats.org/officeDocument/2006/relationships" r:id="rId1"/>
+  </wetp:taskpane>
+</wetp:taskpanes>
+</file>
+
+<file path=word/webextensions/webextension1.xml><?xml version="1.0" encoding="utf-8"?>
+<we:webextension xmlns:we="http://schemas.microsoft.com/office/webextensions/webextension/2010/11" id="{7CA9A92F-B05E-4C92-AB90-320665A96FD1}">
+  <we:reference id="f78a3046-9e99-4300-aa2b-5814002b01a2" version="1.55.1.0" store="EXCatalog" storeType="EXCatalog"/>
+  <we:alternateReferences>
+    <we:reference id="WA104382081" version="1.55.1.0" store="fr-FR" storeType="OMEX"/>
+  </we:alternateReferences>
+  <we:properties>
+    <we:property name="MENDELEY_CITATIONS" value="[{&quot;citationID&quot;:&quot;MENDELEY_CITATION_205492c1-d2e7-477a-8f1f-4375d5453b4d&quot;,&quot;properties&quot;:{&quot;noteIndex&quot;:0,&quot;mode&quot;:&quot;composite&quot;},&quot;isEdited&quot;:false,&quot;manualOverride&quot;:{&quot;isManuallyOverridden&quot;:false,&quot;citeprocText&quot;:&quot;Villena Toro et al. (2023)&quot;,&quot;manualOverrideText&quot;:&quot;&quot;},&quot;citationTag&quot;:&quot;MENDELEY_CITATION_v3_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&quot;,&quot;citationItems&quot;:[{&quot;displayAs&quot;:&quot;composite&quot;,&quot;label&quot;:&quot;page&quot;,&quot;id&quot;:&quot;7f747d7b-9799-341d-a737-3d3f7ce2602d&quot;,&quot;itemData&quot;:{&quot;type&quot;:&quot;article-journal&quot;,&quot;id&quot;:&quot;7f747d7b-9799-341d-a737-3d3f7ce2602d&quot;,&quot;title&quot;:&quot;Optical character recognition on engineering drawings to achieve automation in production quality control&quot;,&quot;author&quot;:[{&quot;family&quot;:&quot;Villena Toro&quot;,&quot;given&quot;:&quot;Javier&quot;,&quot;parse-names&quot;:false,&quot;dropping-particle&quot;:&quot;&quot;,&quot;non-dropping-particle&quot;:&quot;&quot;},{&quot;family&quot;:&quot;Wiberg&quot;,&quot;given&quot;:&quot;Anton&quot;,&quot;parse-names&quot;:false,&quot;dropping-particle&quot;:&quot;&quot;,&quot;non-dropping-particle&quot;:&quot;&quot;},{&quot;family&quot;:&quot;Tarkian&quot;,&quot;given&quot;:&quot;Mehdi&quot;,&quot;parse-names&quot;:false,&quot;dropping-particle&quot;:&quot;&quot;,&quot;non-dropping-particle&quot;:&quot;&quot;}],&quot;container-title&quot;:&quot;Frontiers in Manufacturing Technology&quot;,&quot;DOI&quot;:&quot;10.3389/fmtec.2023.1154132&quot;,&quot;issued&quot;:{&quot;date-parts&quot;:[[2023,3,20]]},&quot;abstract&quot;:&quot; Introduction: Digitization is a crucial step towards achieving automation in production quality control for mechanical products. Engineering drawings are essential carriers of information for production, but their complexity poses a challenge for computer vision. To enable automated quality control, seamless data transfer between analog drawings and CAD/CAM software is necessary.  Methods: This paper focuses on autonomous text detection and recognition in engineering drawings. The methodology is divided into five stages. First, image processing techniques are used to classify and identify key elements in the drawing. The output is divided into three elements: information blocks and tables, feature control frames, and the rest of the image. For each element, an OCR pipeline is proposed. The last stage is output generation of the information in table format.  Results: The proposed tool, called eDOCr, achieved a precision and recall of 90% in detection, an F1-score of 94% in recognition, and a character error rate of 8%. The tool enables seamless integration between engineering drawings and quality control.  Discussion: Most OCR algorithms have limitations when applied to mechanical drawings due to their inherent complexity, including measurements, orientation, tolerances, and special symbols such as geometric dimensioning and tolerancing (GD&amp;amp;T). The eDOCr tool overcomes these limitations and provides a solution for automated quality control.  Conclusion: The eDOCr tool provides an effective solution for automated text detection and recognition in engineering drawings. The tool's success demonstrates that automated quality control for mechanical products can be achieved through digitization. The tool is shared with the research community through Github . &quot;,&quot;publisher&quot;:&quot;Frontiers Media SA&quot;,&quot;volume&quot;:&quot;3&quot;,&quot;container-title-short&quot;:&quot;&quot;},&quot;isTemporary&quot;:false,&quot;suppress-author&quot;:false,&quot;composite&quot;:true,&quot;author-only&quot;:false}]},{&quot;citationID&quot;:&quot;MENDELEY_CITATION_c9827dbd-87fa-4af7-b95e-0d08a00ff21e&quot;,&quot;properties&quot;:{&quot;noteIndex&quot;:0,&quot;mode&quot;:&quot;composite&quot;},&quot;isEdited&quot;:false,&quot;manualOverride&quot;:{&quot;isManuallyOverridden&quot;:false,&quot;citeprocText&quot;:&quot;Zhao et al. (2020)&quot;,&quot;manualOverrideText&quot;:&quot;&quot;},&quot;citationTag&quot;:&quot;MENDELEY_CITATION_v3_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&quot;,&quot;citationItems&quot;:[{&quot;displayAs&quot;:&quot;composite&quot;,&quot;label&quot;:&quot;page&quot;,&quot;id&quot;:&quot;5d06cef3-4ba1-38f0-9861-51ee1456b448&quot;,&quot;itemData&quot;:{&quot;type&quot;:&quot;article-journal&quot;,&quot;id&quot;:&quot;5d06cef3-4ba1-38f0-9861-51ee1456b448&quot;,&quot;title&quot;:&quot;A deep learning-based method to detect components from scanned structural drawings for reconstructing 3D models&quot;,&quot;author&quot;:[{&quot;family&quot;:&quot;Zhao&quot;,&quot;given&quot;:&quot;Yunfan&quot;,&quot;parse-names&quot;:false,&quot;dropping-particle&quot;:&quot;&quot;,&quot;non-dropping-particle&quot;:&quot;&quot;},{&quot;family&quot;:&quot;Deng&quot;,&quot;given&quot;:&quot;Xueyuan&quot;,&quot;parse-names&quot;:false,&quot;dropping-particle&quot;:&quot;&quot;,&quot;non-dropping-particle&quot;:&quot;&quot;},{&quot;family&quot;:&quot;Lai&quot;,&quot;given&quot;:&quot;Huahui&quot;,&quot;parse-names&quot;:false,&quot;dropping-particle&quot;:&quot;&quot;,&quot;non-dropping-particle&quot;:&quot;&quot;}],&quot;container-title&quot;:&quot;Applied Sciences (Switzerland)&quot;,&quot;DOI&quot;:&quot;10.3390/app10062066&quot;,&quot;ISSN&quot;:&quot;20763417&quot;,&quot;issued&quot;:{&quot;date-parts&quot;:[[2020,3,1]]},&quot;abstract&quot;:&quot;Among various building information model (BIM) reconstruction methods for existing building, image-based method can identify building components from scanned as-built drawings and has won great attention due to its lower cost, less professional operators and better reconstruction performance. However, this kind of method will cost a great deal of time to design and extract features. Moreover, the manually extracted features have poor robustness and contain less non-geometric information. In order to solve this problem, this paper proposes a deep learning-based method to detect building components from scanned 2D drawings. Taking structural drawings as an example, in this article, 1500 images of structural drawings were firstly collected and preprocessed to guarantee the quality of data. After that, the neural network model-You Only Look Once (YOLO) was trained, verified and tested. In addition, a series of metrics were utilized to evaluate the performance of recognition. The results of test experiments show that the components in structural drawings (e.g., grid reference, column and beam) can be successfully detected, while the average detection accuracy of the whole image is over 80% and the average detection time for each image is 0.71 s. The experimental results demonstrate that the proposed method is robust and timesaving, which provides a good basis for the reconstruction of BIM from 2D drawings.&quot;,&quot;publisher&quot;:&quot;MDPI AG&quot;,&quot;issue&quot;:&quot;6&quot;,&quot;volume&quot;:&quot;10&quot;},&quot;isTemporary&quot;:false,&quot;suppress-author&quot;:false,&quot;composite&quot;:true,&quot;author-only&quot;:false}]},{&quot;citationID&quot;:&quot;MENDELEY_CITATION_1fc42f09-e7d4-4cf1-84c5-d827849484cc&quot;,&quot;properties&quot;:{&quot;noteIndex&quot;:0,&quot;mode&quot;:&quot;composite&quot;},&quot;isEdited&quot;:false,&quot;manualOverride&quot;:{&quot;isManuallyOverridden&quot;:true,&quot;citeprocText&quot;:&quot;Qi et al. (n.d.)&quot;,&quot;manualOverrideText&quot;:&quot;Qi et al. (2017)&quot;},&quot;citationTag&quot;:&quot;MENDELEY_CITATION_v3_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&quot;,&quot;citationItems&quot;:[{&quot;displayAs&quot;:&quot;composite&quot;,&quot;label&quot;:&quot;page&quot;,&quot;id&quot;:&quot;34b5217a-9353-394f-b5a3-e596bbd547e4&quot;,&quot;itemData&quot;:{&quot;type&quot;:&quot;report&quot;,&quot;id&quot;:&quot;34b5217a-9353-394f-b5a3-e596bbd547e4&quot;,&quot;title&quot;:&quot;PointNet: Deep Learning on Point Sets for 3D Classification and Segmentation&quot;,&quot;author&quot;:[{&quot;family&quot;:&quot;Qi&quot;,&quot;given&quot;:&quot;Charles R&quot;,&quot;parse-names&quot;:false,&quot;dropping-particle&quot;:&quot;&quot;,&quot;non-dropping-particle&quot;:&quot;&quot;},{&quot;family&quot;:&quot;Su&quot;,&quot;given&quot;:&quot;Hao&quot;,&quot;parse-names&quot;:false,&quot;dropping-particle&quot;:&quot;&quot;,&quot;non-dropping-particle&quot;:&quot;&quot;},{&quot;family&quot;:&quot;Mo&quot;,&quot;given&quot;:&quot;Kaichun&quot;,&quot;parse-names&quot;:false,&quot;dropping-particle&quot;:&quot;&quot;,&quot;non-dropping-particle&quot;:&quot;&quot;},{&quot;family&quot;:&quot;Guibas&quot;,&quot;given&quot;:&quot;Leonidas J&quot;,&quot;parse-names&quot;:false,&quot;dropping-particle&quot;:&quot;&quot;,&quot;non-dropping-particle&quot;:&quot;&quot;}],&quot;abstract&quot;:&quot;Point cloud is an important type of geometric data structure. Due to its irregular format, most researchers transform such data to regular 3D voxel grids or collections of images. This, however, renders data unnecessarily voluminous and causes issues. In this paper, we design a novel type of neural network that directly consumes point clouds, which well respects the permutation invariance of points in the input. Our network, named PointNet, provides a unified architecture for applications ranging from object classification, part segmentation, to scene semantic parsing. Though simple, PointNet is highly efficient and effective. Empirically, it shows strong performance on par or even better than state of the art. Theoretically, we provide analysis towards understanding of what the network has learnt and why the network is robust with respect to input perturbation and corruption.&quot;,&quot;container-title-short&quot;:&quot;&quot;},&quot;isTemporary&quot;:false,&quot;suppress-author&quot;:false,&quot;composite&quot;:true,&quot;author-only&quot;:false}]},{&quot;citationID&quot;:&quot;MENDELEY_CITATION_4e700482-1ea9-4333-9a8a-84f62da1d279&quot;,&quot;properties&quot;:{&quot;noteIndex&quot;:0,&quot;mode&quot;:&quot;composite&quot;},&quot;isEdited&quot;:false,&quot;manualOverride&quot;:{&quot;isManuallyOverridden&quot;:false,&quot;citeprocText&quot;:&quot;Patil &amp;#38; Kalantari (2025)&quot;,&quot;manualOverrideText&quot;:&quot;&quot;},&quot;citationTag&quot;:&quot;MENDELEY_CITATION_v3_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&quot;,&quot;citationItems&quot;:[{&quot;displayAs&quot;:&quot;composite&quot;,&quot;label&quot;:&quot;page&quot;,&quot;id&quot;:&quot;11d8c92a-4926-3a45-8745-162245f2b1df&quot;,&quot;itemData&quot;:{&quot;type&quot;:&quot;article-journal&quot;,&quot;id&quot;:&quot;11d8c92a-4926-3a45-8745-162245f2b1df&quot;,&quot;title&quot;:&quot;Automatic Scan-to-BIM—The Impact of Semantic Segmentation Accuracy&quot;,&quot;author&quot;:[{&quot;family&quot;:&quot;Patil&quot;,&quot;given&quot;:&quot;Jidnyasa&quot;,&quot;parse-names&quot;:false,&quot;dropping-particle&quot;:&quot;&quot;,&quot;non-dropping-particle&quot;:&quot;&quot;},{&quot;family&quot;:&quot;Kalantari&quot;,&quot;given&quot;:&quot;Mohsen&quot;,&quot;parse-names&quot;:false,&quot;dropping-particle&quot;:&quot;&quot;,&quot;non-dropping-particle&quot;:&quot;&quot;}],&quot;container-title&quot;:&quot;Buildings&quot;,&quot;DOI&quot;:&quot;10.3390/buildings15071126&quot;,&quot;ISSN&quot;:&quot;20755309&quot;,&quot;issued&quot;:{&quot;date-parts&quot;:[[2025,4,1]]},&quot;abstract&quot;:&quot;Scan-to-BIM is the process of converting point cloud data into a Building Information Model (BIM) that has proven essential for the AEC industry. Scan-to-BIM consists of two fundamental tasks—semantic segmentation and 3D reconstruction. Deep learning has proven useful for semantic segmentation, and its integration into the Scan-to-BIM workflow can benefit the automation of BIM reconstruction. Given the rapid advancement of deep learning algorithms in recent years, it is crucial to analyze how their accuracy impacts reconstruction quality. In this study, we compare the performance of five deep learning models—PointNeXt, PointMetaBase, PointTransformer V1, PointTransformer V3, and Swin3D—and examine their influence on wall reconstruction. We propose a novel yet simple workflow that integrates deep learning and RANSAC for reconstructing walls, a fundamental architectural element. Interestingly, our findings reveal that even when semantic segmentation accuracy is lower, reconstruction accuracy may still be high. Swin3D consistently outperformed the other models in both tasks, while PointNeXt, despite weaker segmentation, demonstrated high reconstruction accuracy. PTV3, with its faster performance, is a viable option, whereas PTV1 and PointMetaBase delivered subpar results. We provide insights into why this occurred based on the architectural differences among the deep learning models evaluated. To ensure reproducibility, our study exclusively utilizes open-source software and Python 3.11 for processing, allowing future researchers to replicate and build upon our workflow.&quot;,&quot;publisher&quot;:&quot;Multidisciplinary Digital Publishing Institute (MDPI)&quot;,&quot;issue&quot;:&quot;7&quot;,&quot;volume&quot;:&quot;15&quot;,&quot;container-title-short&quot;:&quot;&quot;},&quot;isTemporary&quot;:false,&quot;suppress-author&quot;:false,&quot;composite&quot;:true,&quot;author-only&quot;:false}]}]"/>
+    <we:property name="MENDELEY_CITATIONS_STYLE" value="{&quot;id&quot;:&quot;https://www.zotero.org/styles/apa&quot;,&quot;title&quot;:&quot;American Psychological Association 7th edition&quot;,&quot;format&quot;:&quot;author-date&quot;,&quot;defaultLocale&quot;:null,&quot;isLocaleCodeValid&quot;:true}"/>
+  </we:properties>
+  <we:bindings/>
+  <we:snapshot xmlns:r="http://schemas.openxmlformats.org/officeDocument/2006/relationships"/>
+</we:webextension>
+</file>
+
 <file path=customXml/item1.xml><?xml version="1.0" encoding="utf-8"?>
 <b:Sources xmlns:b="http://schemas.openxmlformats.org/officeDocument/2006/bibliography" xmlns="http://schemas.openxmlformats.org/officeDocument/2006/bibliography" SelectedStyle="\APASixthEditionOfficeOnline.xsl" StyleName="APA" Version="6"/>
 </file>

--- a/Etat de l'art/EtatDeL'art/Etat de l'art.docx
+++ b/Etat de l'art/EtatDeL'art/Etat de l'art.docx
@@ -659,20 +659,27 @@
           </w:placeholder>
         </w:sdtPr>
         <w:sdtContent>
-          <w:r>
-            <w:rPr>
-              <w:rFonts w:eastAsia="Times New Roman"/>
-              <w:color w:val="000000"/>
-              <w:lang w:val="fr-FR"/>
-            </w:rPr>
-            <w:t xml:space="preserve">Patil &amp; </w:t>
-          </w:r>
-          <w:proofErr w:type="spellStart"/>
-          <w:r>
-            <w:rPr>
-              <w:rFonts w:eastAsia="Times New Roman"/>
-              <w:color w:val="000000"/>
-              <w:lang w:val="fr-FR"/>
+          <w:proofErr w:type="spellStart"/>
+          <w:r>
+            <w:rPr>
+              <w:rFonts w:eastAsia="Times New Roman"/>
+              <w:color w:val="000000"/>
+            </w:rPr>
+            <w:t>Patil</w:t>
+          </w:r>
+          <w:proofErr w:type="spellEnd"/>
+          <w:r>
+            <w:rPr>
+              <w:rFonts w:eastAsia="Times New Roman"/>
+              <w:color w:val="000000"/>
+            </w:rPr>
+            <w:t xml:space="preserve"> &amp; </w:t>
+          </w:r>
+          <w:proofErr w:type="spellStart"/>
+          <w:r>
+            <w:rPr>
+              <w:rFonts w:eastAsia="Times New Roman"/>
+              <w:color w:val="000000"/>
             </w:rPr>
             <w:t>Kalantari</w:t>
           </w:r>
@@ -681,7 +688,6 @@
             <w:rPr>
               <w:rFonts w:eastAsia="Times New Roman"/>
               <w:color w:val="000000"/>
-              <w:lang w:val="fr-FR"/>
             </w:rPr>
             <w:t xml:space="preserve"> (2025)</w:t>
           </w:r>
@@ -874,164 +880,424 @@
         <w:lastRenderedPageBreak/>
         <w:t xml:space="preserve">Selon </w:t>
       </w:r>
+      <w:sdt>
+        <w:sdtPr>
+          <w:rPr>
+            <w:color w:val="000000"/>
+            <w:lang w:val="fr-FR"/>
+          </w:rPr>
+          <w:tag w:val="MENDELEY_CITATION_v3_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"/>
+          <w:id w:val="365802375"/>
+          <w:placeholder>
+            <w:docPart w:val="DefaultPlaceholder_-1854013440"/>
+          </w:placeholder>
+        </w:sdtPr>
+        <w:sdtContent>
+          <w:proofErr w:type="spellStart"/>
+          <w:r>
+            <w:rPr>
+              <w:color w:val="000000"/>
+              <w:lang w:val="fr-FR"/>
+            </w:rPr>
+            <w:t>Baltrušaitis</w:t>
+          </w:r>
+          <w:proofErr w:type="spellEnd"/>
+          <w:r>
+            <w:rPr>
+              <w:color w:val="000000"/>
+              <w:lang w:val="fr-FR"/>
+            </w:rPr>
+            <w:t xml:space="preserve"> et al. (2017)</w:t>
+          </w:r>
+        </w:sdtContent>
+      </w:sdt>
+      <w:r>
+        <w:rPr>
+          <w:lang w:val="fr-FR"/>
+        </w:rPr>
+        <w:t>,</w:t>
+      </w:r>
+      <w:r>
+        <w:rPr>
+          <w:lang w:val="fr-FR"/>
+        </w:rPr>
+        <w:t>l’architecture des modèles d’IA multimodaux se structure autour de cinq grands défis</w:t>
+      </w:r>
+      <w:r>
+        <w:rPr>
+          <w:lang w:val="fr-FR"/>
+        </w:rPr>
+        <w:t xml:space="preserve">, </w:t>
+      </w:r>
+      <w:r>
+        <w:rPr>
+          <w:lang w:val="fr-FR"/>
+        </w:rPr>
+        <w:t>la représentation, l’alignement, la translation, la fusion et le co-learning.</w:t>
+      </w:r>
+    </w:p>
+    <w:p>
+      <w:pPr>
+        <w:pStyle w:val="Titre2"/>
+        <w:rPr>
+          <w:lang w:val="fr-FR"/>
+        </w:rPr>
+      </w:pPr>
+      <w:r>
+        <w:rPr>
+          <w:lang w:val="fr-FR"/>
+        </w:rPr>
+        <w:t>3.1 La représentation et l’alignement</w:t>
+      </w:r>
+    </w:p>
+    <w:p>
+      <w:pPr>
+        <w:rPr>
+          <w:lang w:val="fr-FR"/>
+        </w:rPr>
+      </w:pPr>
+      <w:r>
+        <w:rPr>
+          <w:lang w:val="fr-FR"/>
+        </w:rPr>
+        <w:t xml:space="preserve">La représentation consiste à encoder chaque </w:t>
+      </w:r>
+      <w:r>
+        <w:rPr>
+          <w:lang w:val="fr-FR"/>
+        </w:rPr>
+        <w:t xml:space="preserve">modalité </w:t>
+      </w:r>
+      <w:r>
+        <w:rPr>
+          <w:lang w:val="fr-FR"/>
+        </w:rPr>
+        <w:t xml:space="preserve">dans un espace numérique exploitable. D’après </w:t>
+      </w:r>
+      <w:sdt>
+        <w:sdtPr>
+          <w:rPr>
+            <w:color w:val="000000"/>
+            <w:lang w:val="fr-FR"/>
+          </w:rPr>
+          <w:tag w:val="MENDELEY_CITATION_v3_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"/>
+          <w:id w:val="-441371991"/>
+          <w:placeholder>
+            <w:docPart w:val="DefaultPlaceholder_-1854013440"/>
+          </w:placeholder>
+        </w:sdtPr>
+        <w:sdtContent>
+          <w:proofErr w:type="spellStart"/>
+          <w:r>
+            <w:rPr>
+              <w:color w:val="000000"/>
+              <w:lang w:val="fr-FR"/>
+            </w:rPr>
+            <w:t>Jiao</w:t>
+          </w:r>
+          <w:proofErr w:type="spellEnd"/>
+          <w:r>
+            <w:rPr>
+              <w:color w:val="000000"/>
+              <w:lang w:val="fr-FR"/>
+            </w:rPr>
+            <w:t xml:space="preserve"> et al. (2024),</w:t>
+          </w:r>
+        </w:sdtContent>
+      </w:sdt>
+      <w:r>
+        <w:rPr>
+          <w:lang w:val="fr-FR"/>
+        </w:rPr>
+        <w:t>deux approches dominent</w:t>
+      </w:r>
+      <w:r>
+        <w:rPr>
+          <w:lang w:val="fr-FR"/>
+        </w:rPr>
+        <w:t xml:space="preserve">, </w:t>
+      </w:r>
+      <w:r>
+        <w:rPr>
+          <w:lang w:val="fr-FR"/>
+        </w:rPr>
+        <w:t>la représentation conjointe, qui fusionne toutes les modalités dans un espace commun, et la représentation coordonnée, qui conserve une représentation propre à chaque modalité en imposant des contraintes de similarité ou de corrélation. La première facilite le traitement mais risque de perdre les spécificités de chaque modalité, tandis que la seconde préserve la richesse mais au prix d’une complexité accrue.</w:t>
+      </w:r>
+    </w:p>
+    <w:p>
+      <w:pPr>
+        <w:rPr>
+          <w:lang w:val="fr-FR"/>
+        </w:rPr>
+      </w:pPr>
+      <w:r>
+        <w:rPr>
+          <w:lang w:val="fr-FR"/>
+        </w:rPr>
+        <w:t xml:space="preserve">L’alignement, pour sa part, vise à mettre en correspondance des éléments issus de modalités différentes. Par exemple, dans la vision et le langage, il peut s’agir d’associer une région d’image à un mot ou une phrase. </w:t>
+      </w:r>
+      <w:sdt>
+        <w:sdtPr>
+          <w:rPr>
+            <w:color w:val="000000"/>
+            <w:lang w:val="fr-FR"/>
+          </w:rPr>
+          <w:tag w:val="MENDELEY_CITATION_v3_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"/>
+          <w:id w:val="-2023627341"/>
+          <w:placeholder>
+            <w:docPart w:val="DefaultPlaceholder_-1854013440"/>
+          </w:placeholder>
+        </w:sdtPr>
+        <w:sdtContent>
+          <w:proofErr w:type="spellStart"/>
+          <w:r>
+            <w:rPr>
+              <w:color w:val="000000"/>
+              <w:lang w:val="fr-FR"/>
+            </w:rPr>
+            <w:t>Jiao</w:t>
+          </w:r>
+          <w:proofErr w:type="spellEnd"/>
+          <w:r>
+            <w:rPr>
+              <w:color w:val="000000"/>
+              <w:lang w:val="fr-FR"/>
+            </w:rPr>
+            <w:t xml:space="preserve"> et al. (2024)</w:t>
+          </w:r>
+        </w:sdtContent>
+      </w:sdt>
+      <w:r>
+        <w:rPr>
+          <w:color w:val="000000"/>
+          <w:lang w:val="fr-FR"/>
+        </w:rPr>
+        <w:t xml:space="preserve"> </w:t>
+      </w:r>
+      <w:r>
+        <w:rPr>
+          <w:lang w:val="fr-FR"/>
+        </w:rPr>
+        <w:t xml:space="preserve">distinguent l’alignement discret, adapté à des données segmentables comme des images ou du texte, et l’alignement continu, utilisé pour des signaux indivisibles audio, vidéo. </w:t>
+      </w:r>
+    </w:p>
+    <w:p>
+      <w:pPr>
+        <w:pStyle w:val="Titre2"/>
+        <w:rPr>
+          <w:lang w:val="fr-FR"/>
+        </w:rPr>
+      </w:pPr>
+      <w:r>
+        <w:rPr>
+          <w:lang w:val="fr-FR"/>
+        </w:rPr>
+        <w:t>3.2 La translation et la fusion</w:t>
+      </w:r>
+    </w:p>
+    <w:p>
+      <w:pPr>
+        <w:rPr>
+          <w:lang w:val="fr-FR"/>
+        </w:rPr>
+      </w:pPr>
+      <w:r>
+        <w:rPr>
+          <w:lang w:val="fr-FR"/>
+        </w:rPr>
+        <w:t>La translation correspond à la capacité d’un modèle à convertir une modalité en une autre. Des travaux récents montrent l’intérêt des approches encodeur</w:t>
+      </w:r>
+      <w:r>
+        <w:rPr>
+          <w:lang w:val="fr-FR"/>
+        </w:rPr>
+        <w:t xml:space="preserve"> </w:t>
+      </w:r>
+      <w:r>
+        <w:rPr>
+          <w:lang w:val="fr-FR"/>
+        </w:rPr>
+        <w:t xml:space="preserve">décodeur et des réseaux antagonistes génératifs (GAN) pour générer du texte à partir d’images ou pour combler une modalité </w:t>
+      </w:r>
       <w:proofErr w:type="spellStart"/>
       <w:r>
         <w:rPr>
           <w:lang w:val="fr-FR"/>
         </w:rPr>
-        <w:t>Baltrušaitis</w:t>
+        <w:t>manquante</w:t>
+      </w:r>
+      <w:sdt>
+        <w:sdtPr>
+          <w:rPr>
+            <w:color w:val="000000"/>
+            <w:lang w:val="fr-FR"/>
+          </w:rPr>
+          <w:tag w:val="MENDELEY_CITATION_v3_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"/>
+          <w:id w:val="-1363203880"/>
+          <w:placeholder>
+            <w:docPart w:val="DefaultPlaceholder_-1854013440"/>
+          </w:placeholder>
+        </w:sdtPr>
+        <w:sdtContent>
+          <w:r>
+            <w:rPr>
+              <w:color w:val="000000"/>
+              <w:lang w:val="fr-FR"/>
+            </w:rPr>
+            <w:t>Jiao</w:t>
+          </w:r>
+          <w:proofErr w:type="spellEnd"/>
+          <w:r>
+            <w:rPr>
+              <w:color w:val="000000"/>
+              <w:lang w:val="fr-FR"/>
+            </w:rPr>
+            <w:t xml:space="preserve"> et al., p. (2024, p. 14)</w:t>
+          </w:r>
+        </w:sdtContent>
+      </w:sdt>
+      <w:r>
+        <w:rPr>
+          <w:lang w:val="fr-FR"/>
+        </w:rPr>
+        <w:t>.</w:t>
+      </w:r>
+    </w:p>
+    <w:p>
+      <w:pPr>
+        <w:rPr>
+          <w:lang w:val="fr-FR"/>
+        </w:rPr>
+      </w:pPr>
+      <w:r>
+        <w:rPr>
+          <w:lang w:val="fr-FR"/>
+        </w:rPr>
+        <w:t xml:space="preserve">La fusion constitue l’un des piliers de la multimodalité. Selon </w:t>
+      </w:r>
+      <w:sdt>
+        <w:sdtPr>
+          <w:rPr>
+            <w:color w:val="000000"/>
+            <w:lang w:val="fr-FR"/>
+          </w:rPr>
+          <w:tag w:val="MENDELEY_CITATION_v3_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"/>
+          <w:id w:val="28376996"/>
+          <w:placeholder>
+            <w:docPart w:val="DefaultPlaceholder_-1854013440"/>
+          </w:placeholder>
+        </w:sdtPr>
+        <w:sdtContent>
+          <w:proofErr w:type="spellStart"/>
+          <w:r>
+            <w:rPr>
+              <w:color w:val="000000"/>
+              <w:lang w:val="fr-FR"/>
+            </w:rPr>
+            <w:t>Jiao</w:t>
+          </w:r>
+          <w:proofErr w:type="spellEnd"/>
+          <w:r>
+            <w:rPr>
+              <w:color w:val="000000"/>
+              <w:lang w:val="fr-FR"/>
+            </w:rPr>
+            <w:t xml:space="preserve"> et al. (2024)</w:t>
+          </w:r>
+        </w:sdtContent>
+      </w:sdt>
+      <w:r>
+        <w:rPr>
+          <w:lang w:val="fr-FR"/>
+        </w:rPr>
+        <w:t xml:space="preserve"> </w:t>
+      </w:r>
+      <w:r>
+        <w:rPr>
+          <w:lang w:val="fr-FR"/>
+        </w:rPr>
+        <w:t>quatre stratégies principales peuvent être distinguées. Tout d’abord, il est possible de fusionner les données brutes</w:t>
+      </w:r>
+      <w:r>
+        <w:rPr>
+          <w:lang w:val="fr-FR"/>
+        </w:rPr>
+        <w:t xml:space="preserve">, </w:t>
+      </w:r>
+      <w:r>
+        <w:rPr>
+          <w:lang w:val="fr-FR"/>
+        </w:rPr>
+        <w:t>on parle alors d’</w:t>
+      </w:r>
+      <w:proofErr w:type="spellStart"/>
+      <w:r>
+        <w:rPr>
+          <w:lang w:val="fr-FR"/>
+        </w:rPr>
+        <w:t>early</w:t>
       </w:r>
       <w:proofErr w:type="spellEnd"/>
       <w:r>
         <w:rPr>
           <w:lang w:val="fr-FR"/>
         </w:rPr>
-        <w:t xml:space="preserve">, </w:t>
+        <w:t xml:space="preserve"> fusion. Ensuite, la fusion peut se faire au niveau des features, ce que l’on appelle la </w:t>
       </w:r>
       <w:proofErr w:type="spellStart"/>
       <w:r>
         <w:rPr>
           <w:lang w:val="fr-FR"/>
         </w:rPr>
-        <w:t>Ahuja</w:t>
+        <w:t>deep</w:t>
       </w:r>
       <w:proofErr w:type="spellEnd"/>
       <w:r>
         <w:rPr>
           <w:lang w:val="fr-FR"/>
         </w:rPr>
-        <w:t xml:space="preserve"> et Morency (2017), l’architecture des modèles d’IA multimodaux se structure autour de cinq grands défis</w:t>
-      </w:r>
-      <w:r>
-        <w:rPr>
-          <w:lang w:val="fr-FR"/>
-        </w:rPr>
-        <w:t xml:space="preserve">, </w:t>
-      </w:r>
-      <w:r>
-        <w:rPr>
-          <w:lang w:val="fr-FR"/>
-        </w:rPr>
-        <w:t>la représentation, l’alignement, la translation, la fusion et le co-learning.</w:t>
-      </w:r>
-    </w:p>
-    <w:p>
-      <w:pPr>
-        <w:pStyle w:val="Titre2"/>
-        <w:rPr>
-          <w:lang w:val="fr-FR"/>
-        </w:rPr>
-      </w:pPr>
-      <w:r>
-        <w:rPr>
-          <w:lang w:val="fr-FR"/>
-        </w:rPr>
-        <w:t>3.1 La représentation et l’alignement</w:t>
-      </w:r>
-    </w:p>
-    <w:p>
-      <w:pPr>
-        <w:rPr>
-          <w:lang w:val="fr-FR"/>
-        </w:rPr>
-      </w:pPr>
-      <w:r>
-        <w:rPr>
-          <w:lang w:val="fr-FR"/>
-        </w:rPr>
-        <w:t xml:space="preserve">La représentation consiste à encoder chaque </w:t>
-      </w:r>
-      <w:r>
-        <w:rPr>
-          <w:lang w:val="fr-FR"/>
-        </w:rPr>
-        <w:t xml:space="preserve">modalité </w:t>
-      </w:r>
-      <w:r>
-        <w:rPr>
-          <w:lang w:val="fr-FR"/>
-        </w:rPr>
-        <w:t xml:space="preserve">dans un espace numérique exploitable. D’après </w:t>
+        <w:t xml:space="preserve"> fusion. Enfin, on peut fusionner les prédictions des modèles, ce qui correspond à la </w:t>
       </w:r>
       <w:proofErr w:type="spellStart"/>
       <w:r>
         <w:rPr>
           <w:lang w:val="fr-FR"/>
         </w:rPr>
-        <w:t>Jiao</w:t>
+        <w:t>late</w:t>
       </w:r>
       <w:proofErr w:type="spellEnd"/>
       <w:r>
         <w:rPr>
           <w:lang w:val="fr-FR"/>
         </w:rPr>
-        <w:t xml:space="preserve"> et al. (2024), deux approches dominent</w:t>
-      </w:r>
-      <w:r>
-        <w:rPr>
-          <w:lang w:val="fr-FR"/>
-        </w:rPr>
-        <w:t xml:space="preserve">, </w:t>
-      </w:r>
-      <w:r>
-        <w:rPr>
-          <w:lang w:val="fr-FR"/>
-        </w:rPr>
-        <w:t>la représentation conjointe, qui fusionne toutes les modalités dans un espace commun, et la représentation coordonnée, qui conserve une représentation propre à chaque modalité en imposant des contraintes de similarité ou de corrélation. La première facilite le traitement mais risque de perdre les spécificités de chaque modalité, tandis que la seconde préserve la richesse mais au prix d’une complexité accrue.</w:t>
-      </w:r>
-    </w:p>
-    <w:p>
-      <w:pPr>
-        <w:rPr>
-          <w:lang w:val="fr-FR"/>
-        </w:rPr>
-      </w:pPr>
-      <w:r>
-        <w:rPr>
-          <w:lang w:val="fr-FR"/>
-        </w:rPr>
-        <w:t xml:space="preserve">L’alignement, pour sa part, vise à mettre en correspondance des éléments issus de modalités différentes. Par exemple, dans la vision et le langage, il peut s’agir d’associer une région d’image à un mot ou une phrase. </w:t>
+        <w:t xml:space="preserve"> fusion. Dans le cas où plusieurs de ces approches sont combinées, on parle alors d’</w:t>
       </w:r>
       <w:proofErr w:type="spellStart"/>
       <w:r>
         <w:rPr>
           <w:lang w:val="fr-FR"/>
         </w:rPr>
-        <w:t>Jiao</w:t>
+        <w:t>hybrid</w:t>
       </w:r>
       <w:proofErr w:type="spellEnd"/>
       <w:r>
         <w:rPr>
           <w:lang w:val="fr-FR"/>
         </w:rPr>
-        <w:t xml:space="preserve"> et al. (2024) distinguent l’alignement discret, adapté à des données segmentables comme des images ou du texte, et l’alignement continu, utilisé pour des signaux indivisibles audio, vidéo. </w:t>
-      </w:r>
-    </w:p>
-    <w:p>
-      <w:pPr>
-        <w:pStyle w:val="Titre2"/>
-        <w:rPr>
-          <w:lang w:val="fr-FR"/>
-        </w:rPr>
-      </w:pPr>
-      <w:r>
-        <w:rPr>
-          <w:lang w:val="fr-FR"/>
-        </w:rPr>
-        <w:t>3.2 La translation et la fusion</w:t>
-      </w:r>
-    </w:p>
-    <w:p>
-      <w:pPr>
-        <w:rPr>
-          <w:lang w:val="fr-FR"/>
-        </w:rPr>
-      </w:pPr>
-      <w:r>
-        <w:rPr>
-          <w:lang w:val="fr-FR"/>
-        </w:rPr>
-        <w:t>La translation correspond à la capacité d’un modèle à convertir une modalité en une autre. Des travaux récents montrent l’intérêt des approches encodeur</w:t>
+        <w:t xml:space="preserve"> fusion.</w:t>
+      </w:r>
+    </w:p>
+    <w:p>
+      <w:pPr>
+        <w:rPr>
+          <w:lang w:val="fr-FR"/>
+        </w:rPr>
+      </w:pPr>
+      <w:r>
+        <w:rPr>
+          <w:lang w:val="fr-FR"/>
+        </w:rPr>
+        <w:t>Comme le rappellent</w:t>
       </w:r>
       <w:r>
         <w:rPr>
@@ -1039,188 +1305,69 @@
         </w:rPr>
         <w:t xml:space="preserve"> </w:t>
       </w:r>
-      <w:r>
-        <w:rPr>
-          <w:lang w:val="fr-FR"/>
-        </w:rPr>
-        <w:t xml:space="preserve">décodeur et des réseaux antagonistes génératifs (GAN) pour générer du texte à partir d’images ou pour combler une modalité manquante (Cai et al., 2023 ; Wu et al., 2019, cités dans </w:t>
+      <w:sdt>
+        <w:sdtPr>
+          <w:rPr>
+            <w:color w:val="000000"/>
+            <w:lang w:val="fr-FR"/>
+          </w:rPr>
+          <w:tag w:val="MENDELEY_CITATION_v3_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"/>
+          <w:id w:val="980581813"/>
+          <w:placeholder>
+            <w:docPart w:val="DefaultPlaceholder_-1854013440"/>
+          </w:placeholder>
+        </w:sdtPr>
+        <w:sdtContent>
+          <w:proofErr w:type="spellStart"/>
+          <w:r>
+            <w:rPr>
+              <w:color w:val="000000"/>
+              <w:lang w:val="fr-FR"/>
+            </w:rPr>
+            <w:t>Jiao</w:t>
+          </w:r>
+          <w:proofErr w:type="spellEnd"/>
+          <w:r>
+            <w:rPr>
+              <w:color w:val="000000"/>
+              <w:lang w:val="fr-FR"/>
+            </w:rPr>
+            <w:t xml:space="preserve"> et al. (2024)</w:t>
+          </w:r>
+        </w:sdtContent>
+      </w:sdt>
+      <w:r>
+        <w:rPr>
+          <w:lang w:val="fr-FR"/>
+        </w:rPr>
+        <w:t>, chaque approche présente des avantages et des inconvénients, l’</w:t>
       </w:r>
       <w:proofErr w:type="spellStart"/>
       <w:r>
         <w:rPr>
           <w:lang w:val="fr-FR"/>
         </w:rPr>
-        <w:t>Jiao</w:t>
+        <w:t>early</w:t>
       </w:r>
       <w:proofErr w:type="spellEnd"/>
       <w:r>
         <w:rPr>
           <w:lang w:val="fr-FR"/>
         </w:rPr>
-        <w:t xml:space="preserve"> et al., 2024).</w:t>
-      </w:r>
-    </w:p>
-    <w:p>
-      <w:pPr>
-        <w:rPr>
-          <w:lang w:val="fr-FR"/>
-        </w:rPr>
-      </w:pPr>
-      <w:r>
-        <w:rPr>
-          <w:lang w:val="fr-FR"/>
-        </w:rPr>
-        <w:t xml:space="preserve">La fusion constitue l’un des piliers de la multimodalité. Selon </w:t>
+        <w:t xml:space="preserve"> fusion préserve la richesse mais augmente la dimensionnalité, tandis que la </w:t>
       </w:r>
       <w:proofErr w:type="spellStart"/>
       <w:r>
         <w:rPr>
           <w:lang w:val="fr-FR"/>
         </w:rPr>
-        <w:t>Jiao</w:t>
+        <w:t>late</w:t>
       </w:r>
       <w:proofErr w:type="spellEnd"/>
       <w:r>
         <w:rPr>
           <w:lang w:val="fr-FR"/>
         </w:rPr>
-        <w:t xml:space="preserve"> et al. (2024), quatre stratégies principales peuvent être distinguées. Tout d’abord, il est possible de fusionner les données brutes</w:t>
-      </w:r>
-      <w:r>
-        <w:rPr>
-          <w:lang w:val="fr-FR"/>
-        </w:rPr>
-        <w:t xml:space="preserve">, </w:t>
-      </w:r>
-      <w:r>
-        <w:rPr>
-          <w:lang w:val="fr-FR"/>
-        </w:rPr>
-        <w:t>on parle alors d’</w:t>
-      </w:r>
-      <w:proofErr w:type="spellStart"/>
-      <w:r>
-        <w:rPr>
-          <w:lang w:val="fr-FR"/>
-        </w:rPr>
-        <w:t>early</w:t>
-      </w:r>
-      <w:proofErr w:type="spellEnd"/>
-      <w:r>
-        <w:rPr>
-          <w:lang w:val="fr-FR"/>
-        </w:rPr>
-        <w:t xml:space="preserve"> fusion. Ensuite, la fusion peut se faire au niveau des features, ce que l’on appelle la </w:t>
-      </w:r>
-      <w:proofErr w:type="spellStart"/>
-      <w:r>
-        <w:rPr>
-          <w:lang w:val="fr-FR"/>
-        </w:rPr>
-        <w:t>deep</w:t>
-      </w:r>
-      <w:proofErr w:type="spellEnd"/>
-      <w:r>
-        <w:rPr>
-          <w:lang w:val="fr-FR"/>
-        </w:rPr>
-        <w:t xml:space="preserve"> fusion. Enfin, on peut fusionner les prédictions des modèles, ce qui correspond à la </w:t>
-      </w:r>
-      <w:proofErr w:type="spellStart"/>
-      <w:r>
-        <w:rPr>
-          <w:lang w:val="fr-FR"/>
-        </w:rPr>
-        <w:t>late</w:t>
-      </w:r>
-      <w:proofErr w:type="spellEnd"/>
-      <w:r>
-        <w:rPr>
-          <w:lang w:val="fr-FR"/>
-        </w:rPr>
-        <w:t xml:space="preserve"> fusion. Dans le cas où plusieurs de ces approches sont combinées, on parle alors d’</w:t>
-      </w:r>
-      <w:proofErr w:type="spellStart"/>
-      <w:r>
-        <w:rPr>
-          <w:lang w:val="fr-FR"/>
-        </w:rPr>
-        <w:t>hybrid</w:t>
-      </w:r>
-      <w:proofErr w:type="spellEnd"/>
-      <w:r>
-        <w:rPr>
-          <w:lang w:val="fr-FR"/>
-        </w:rPr>
-        <w:t xml:space="preserve"> fusion.</w:t>
-      </w:r>
-    </w:p>
-    <w:p>
-      <w:pPr>
-        <w:rPr>
-          <w:lang w:val="fr-FR"/>
-        </w:rPr>
-      </w:pPr>
-      <w:r>
-        <w:rPr>
-          <w:lang w:val="fr-FR"/>
-        </w:rPr>
-        <w:t xml:space="preserve">Comme le rappellent </w:t>
-      </w:r>
-      <w:proofErr w:type="spellStart"/>
-      <w:r>
-        <w:rPr>
-          <w:lang w:val="fr-FR"/>
-        </w:rPr>
-        <w:t>Tianzhe</w:t>
-      </w:r>
-      <w:proofErr w:type="spellEnd"/>
-      <w:r>
-        <w:rPr>
-          <w:lang w:val="fr-FR"/>
-        </w:rPr>
-        <w:t xml:space="preserve"> </w:t>
-      </w:r>
-      <w:proofErr w:type="spellStart"/>
-      <w:r>
-        <w:rPr>
-          <w:lang w:val="fr-FR"/>
-        </w:rPr>
-        <w:t>Jiao</w:t>
-      </w:r>
-      <w:proofErr w:type="spellEnd"/>
-      <w:r>
-        <w:rPr>
-          <w:lang w:val="fr-FR"/>
-        </w:rPr>
-        <w:t xml:space="preserve"> et al. (2024), chaque approche présente des avantages et des inconvénients, l’</w:t>
-      </w:r>
-      <w:proofErr w:type="spellStart"/>
-      <w:r>
-        <w:rPr>
-          <w:lang w:val="fr-FR"/>
-        </w:rPr>
-        <w:t>early</w:t>
-      </w:r>
-      <w:proofErr w:type="spellEnd"/>
-      <w:r>
-        <w:rPr>
-          <w:lang w:val="fr-FR"/>
-        </w:rPr>
-        <w:t xml:space="preserve"> fusion préserve la richesse mais augmente la dimensionnalité, tandis que la </w:t>
-      </w:r>
-      <w:proofErr w:type="spellStart"/>
-      <w:r>
-        <w:rPr>
-          <w:lang w:val="fr-FR"/>
-        </w:rPr>
-        <w:t>late</w:t>
-      </w:r>
-      <w:proofErr w:type="spellEnd"/>
-      <w:r>
-        <w:rPr>
-          <w:lang w:val="fr-FR"/>
-        </w:rPr>
         <w:t xml:space="preserve"> fusion est plus robuste mais dépend de la qualité des décisions unimodales.</w:t>
       </w:r>
     </w:p>
@@ -1234,7 +1381,13 @@
         <w:rPr>
           <w:lang w:val="fr-FR"/>
         </w:rPr>
-        <w:t>Les modèles récents utilisent des architectures CNN pour capter des dépendances locales car elle est robuste et peu coûteuse, et des Transformers pour modéliser des relations globales grâce à l’attention, au prix d’un coût computationnel élevé (Mohammed et al., 2023 ; Wu et al., 2019).</w:t>
+        <w:t>Les modèles récents utilisent des architectures CNN pour capter des dépendances locales car elle est robuste et peu coûteuse, et des Transformers pour modéliser des relations globales grâce à l’attention, au prix d’un coût computationnel élevé</w:t>
+      </w:r>
+      <w:r>
+        <w:rPr>
+          <w:lang w:val="fr-FR"/>
+        </w:rPr>
+        <w:t xml:space="preserve">. </w:t>
       </w:r>
     </w:p>
     <w:p>
@@ -1319,7 +1472,64 @@
         <w:rPr>
           <w:lang w:val="fr-FR"/>
         </w:rPr>
-        <w:t>, est particulièrement utile dans des contextes où certaines données sont manquantes ou incomplètes. D’après Zhang et al. (2020), le co-learning repose sur des mécanismes d’attention croisée et d’apprentissage contrastif, qui facilitent le transfert de connaissance entre modalités.</w:t>
+        <w:t xml:space="preserve">, est particulièrement utile dans des contextes où certaines données sont manquantes ou incomplètes. D’après </w:t>
+      </w:r>
+      <w:sdt>
+        <w:sdtPr>
+          <w:rPr>
+            <w:color w:val="000000"/>
+            <w:lang w:val="fr-FR"/>
+          </w:rPr>
+          <w:tag w:val="MENDELEY_CITATION_v3_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"/>
+          <w:id w:val="555827150"/>
+          <w:placeholder>
+            <w:docPart w:val="DefaultPlaceholder_-1854013440"/>
+          </w:placeholder>
+        </w:sdtPr>
+        <w:sdtContent>
+          <w:proofErr w:type="spellStart"/>
+          <w:r>
+            <w:rPr>
+              <w:color w:val="000000"/>
+              <w:lang w:val="fr-FR"/>
+            </w:rPr>
+            <w:t>Rahate</w:t>
+          </w:r>
+          <w:proofErr w:type="spellEnd"/>
+          <w:r>
+            <w:rPr>
+              <w:color w:val="000000"/>
+              <w:lang w:val="fr-FR"/>
+            </w:rPr>
+            <w:t xml:space="preserve"> et al. (2022)</w:t>
+          </w:r>
+        </w:sdtContent>
+      </w:sdt>
+      <w:r>
+        <w:rPr>
+          <w:lang w:val="fr-FR"/>
+        </w:rPr>
+        <w:t>,</w:t>
+      </w:r>
+      <w:r>
+        <w:rPr>
+          <w:lang w:val="fr-FR"/>
+        </w:rPr>
+        <w:t xml:space="preserve">le </w:t>
+      </w:r>
+      <w:proofErr w:type="spellStart"/>
+      <w:r>
+        <w:rPr>
+          <w:lang w:val="fr-FR"/>
+        </w:rPr>
+        <w:t>co-learning</w:t>
+      </w:r>
+      <w:proofErr w:type="spellEnd"/>
+      <w:r>
+        <w:rPr>
+          <w:lang w:val="fr-FR"/>
+        </w:rPr>
+        <w:t xml:space="preserve"> repose sur des mécanismes d’attention croisée et d’apprentissage contrastif, qui facilitent le transfert de connaissance entre modalités.</w:t>
       </w:r>
     </w:p>
     <w:p>
@@ -1374,7 +1584,19 @@
         <w:rPr>
           <w:lang w:val="fr-FR"/>
         </w:rPr>
-        <w:t xml:space="preserve"> (Contrastive </w:t>
+        <w:t xml:space="preserve"> </w:t>
+      </w:r>
+      <w:r>
+        <w:rPr>
+          <w:lang w:val="fr-FR"/>
+        </w:rPr>
+        <w:t xml:space="preserve">ou </w:t>
+      </w:r>
+      <w:r>
+        <w:rPr>
+          <w:lang w:val="fr-FR"/>
+        </w:rPr>
+        <w:t xml:space="preserve">Contrastive </w:t>
       </w:r>
       <w:proofErr w:type="spellStart"/>
       <w:r>
@@ -1403,6 +1625,12 @@
           <w:lang w:val="fr-FR"/>
         </w:rPr>
         <w:t xml:space="preserve">, </w:t>
+      </w:r>
+      <w:r>
+        <w:rPr>
+          <w:lang w:val="fr-FR"/>
+        </w:rPr>
+        <w:t>(</w:t>
       </w:r>
       <w:proofErr w:type="spellStart"/>
       <w:r>
@@ -1496,7 +1724,31 @@
         <w:rPr>
           <w:lang w:val="fr-FR"/>
         </w:rPr>
-        <w:t xml:space="preserve"> (Microsoft, 2023) illustre l’évolution vers des modèles dits « </w:t>
+        <w:t xml:space="preserve"> </w:t>
+      </w:r>
+      <w:r>
+        <w:rPr>
+          <w:lang w:val="fr-FR"/>
+        </w:rPr>
+        <w:t xml:space="preserve">crée par </w:t>
+      </w:r>
+      <w:r>
+        <w:rPr>
+          <w:lang w:val="fr-FR"/>
+        </w:rPr>
+        <w:t>Microsoft</w:t>
+      </w:r>
+      <w:r>
+        <w:rPr>
+          <w:lang w:val="fr-FR"/>
+        </w:rPr>
+        <w:t xml:space="preserve"> en </w:t>
+      </w:r>
+      <w:r>
+        <w:rPr>
+          <w:lang w:val="fr-FR"/>
+        </w:rPr>
+        <w:t xml:space="preserve">2023 illustre l’évolution vers des modèles dits « </w:t>
       </w:r>
       <w:r>
         <w:rPr>
@@ -1522,8 +1774,18 @@
           <w:iCs/>
           <w:lang w:val="fr-FR"/>
         </w:rPr>
-        <w:t xml:space="preserve"> Models</w:t>
-      </w:r>
+        <w:t xml:space="preserve"> </w:t>
+      </w:r>
+      <w:proofErr w:type="spellStart"/>
+      <w:r>
+        <w:rPr>
+          <w:i/>
+          <w:iCs/>
+          <w:lang w:val="fr-FR"/>
+        </w:rPr>
+        <w:t>Models</w:t>
+      </w:r>
+      <w:proofErr w:type="spellEnd"/>
       <w:r>
         <w:rPr>
           <w:lang w:val="fr-FR"/>
@@ -1542,47 +1804,33 @@
         <w:rPr>
           <w:lang w:val="fr-FR"/>
         </w:rPr>
-        <w:t>. Ce modèle associe vision et langage en introduisant la capacité de comprendre les images de manière fine, notamment en produisant des descriptions d’objets ou en répondant à des questions visuelles. Ces modèles illustrent une tendance plus générale, enrichir les grands modèles de langage classiques (</w:t>
+        <w:t>. Ce modèle associe vision et langage en introduisant la capacité de comprendre les images de manière fine, notamment en produisant des descriptions d’objets ou en répondant à des questions visuelles. Ces modèles illustrent une tendance plus générale, enrichir les grands modèles de langage classiques par des modalités additionnelles afin de renforcer leurs capacités de raisonnement et de perception.</w:t>
+      </w:r>
+    </w:p>
+    <w:p>
+      <w:pPr>
+        <w:rPr>
+          <w:lang w:val="fr-FR"/>
+        </w:rPr>
+      </w:pPr>
+      <w:r>
+        <w:rPr>
+          <w:lang w:val="fr-FR"/>
+        </w:rPr>
+        <w:t xml:space="preserve">Ces modèles multimodaux ouvrent de nouvelles perspectives dans des domaines variés, allant de la santé avec la fusion d’images médicales et de dossiers cliniques, à la conduite autonome en utilisant la fusion caméra et </w:t>
       </w:r>
       <w:proofErr w:type="spellStart"/>
       <w:r>
         <w:rPr>
           <w:lang w:val="fr-FR"/>
         </w:rPr>
-        <w:t>LLMs</w:t>
+        <w:t>LiDAR</w:t>
       </w:r>
       <w:proofErr w:type="spellEnd"/>
       <w:r>
         <w:rPr>
           <w:lang w:val="fr-FR"/>
         </w:rPr>
-        <w:t>) par des modalités additionnelles afin de renforcer leurs capacités de raisonnement et de perception.</w:t>
-      </w:r>
-    </w:p>
-    <w:p>
-      <w:pPr>
-        <w:rPr>
-          <w:lang w:val="fr-FR"/>
-        </w:rPr>
-      </w:pPr>
-      <w:r>
-        <w:rPr>
-          <w:lang w:val="fr-FR"/>
-        </w:rPr>
-        <w:t xml:space="preserve">Ces modèles multimodaux ouvrent de nouvelles perspectives dans des domaines variés, allant de la santé avec la fusion d’images médicales et de dossiers cliniques, à la conduite autonome en utilisant la fusion caméra et </w:t>
-      </w:r>
-      <w:proofErr w:type="spellStart"/>
-      <w:r>
-        <w:rPr>
-          <w:lang w:val="fr-FR"/>
-        </w:rPr>
-        <w:t>LiDAR</w:t>
-      </w:r>
-      <w:proofErr w:type="spellEnd"/>
-      <w:r>
-        <w:rPr>
-          <w:lang w:val="fr-FR"/>
-        </w:rPr>
         <w:t>, en passant par l’ingénierie et l’exploitation de documents techniques.</w:t>
       </w:r>
     </w:p>
@@ -1612,19 +1860,49 @@
         </w:rPr>
         <w:t xml:space="preserve">Malgré ces avancées, les modèles multimodaux rencontrent encore plusieurs limites majeures. La première concerne la scalabilité, les modèles multimodaux nécessitent souvent d’énormes volumes de données annotées et une puissance de calcul très élevée. Comme le souligne </w:t>
       </w:r>
-      <w:proofErr w:type="spellStart"/>
-      <w:r>
-        <w:rPr>
-          <w:lang w:val="fr-FR"/>
-        </w:rPr>
-        <w:t>Jiao</w:t>
-      </w:r>
-      <w:proofErr w:type="spellEnd"/>
-      <w:r>
-        <w:rPr>
-          <w:lang w:val="fr-FR"/>
-        </w:rPr>
-        <w:t xml:space="preserve"> et al. (2024), l’augmentation du nombre de modalités entraîne une explosion de la dimension des caractéristiques, ce qui accroît la complexité du calcul et le temps d’inférence.</w:t>
+      <w:sdt>
+        <w:sdtPr>
+          <w:rPr>
+            <w:color w:val="000000"/>
+            <w:lang w:val="fr-FR"/>
+          </w:rPr>
+          <w:tag w:val="MENDELEY_CITATION_v3_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"/>
+          <w:id w:val="-265621158"/>
+          <w:placeholder>
+            <w:docPart w:val="DefaultPlaceholder_-1854013440"/>
+          </w:placeholder>
+        </w:sdtPr>
+        <w:sdtContent>
+          <w:proofErr w:type="spellStart"/>
+          <w:r>
+            <w:rPr>
+              <w:color w:val="000000"/>
+              <w:lang w:val="fr-FR"/>
+            </w:rPr>
+            <w:t>Jiao</w:t>
+          </w:r>
+          <w:proofErr w:type="spellEnd"/>
+          <w:r>
+            <w:rPr>
+              <w:color w:val="000000"/>
+              <w:lang w:val="fr-FR"/>
+            </w:rPr>
+            <w:t xml:space="preserve"> et al. (2024)</w:t>
+          </w:r>
+        </w:sdtContent>
+      </w:sdt>
+      <w:r>
+        <w:rPr>
+          <w:color w:val="000000"/>
+          <w:lang w:val="fr-FR"/>
+        </w:rPr>
+        <w:t xml:space="preserve"> </w:t>
+      </w:r>
+      <w:r>
+        <w:rPr>
+          <w:lang w:val="fr-FR"/>
+        </w:rPr>
+        <w:t>l’augmentation du nombre de modalités entraîne une explosion de la dimension des caractéristiques, ce qui accroît la complexité du calcul et le temps d’inférence.</w:t>
       </w:r>
     </w:p>
     <w:p>
@@ -1794,15 +2072,37 @@
       </w:pPr>
       <w:r>
         <w:rPr>
-          <w:lang w:val="fr-FR"/>
+          <w:lang w:val="en-US"/>
         </w:rPr>
         <w:br/>
       </w:r>
-      <w:r>
-        <w:rPr>
-          <w:lang w:val="fr-FR"/>
-        </w:rPr>
-        <w:t xml:space="preserve">Li et Zhang (2025) proposent un algorithme de détection des contours pour automatiser les </w:t>
+      <w:sdt>
+        <w:sdtPr>
+          <w:rPr>
+            <w:color w:val="000000"/>
+            <w:lang w:val="fr-FR"/>
+          </w:rPr>
+          <w:tag w:val="MENDELEY_CITATION_v3_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"/>
+          <w:id w:val="1549723369"/>
+          <w:placeholder>
+            <w:docPart w:val="DefaultPlaceholder_-1854013440"/>
+          </w:placeholder>
+        </w:sdtPr>
+        <w:sdtContent>
+          <w:r>
+            <w:rPr>
+              <w:rFonts w:eastAsia="Times New Roman"/>
+              <w:color w:val="000000"/>
+            </w:rPr>
+            <w:t>Li &amp; Zhang (2025)</w:t>
+          </w:r>
+        </w:sdtContent>
+      </w:sdt>
+      <w:r>
+        <w:rPr>
+          <w:lang w:val="fr-FR"/>
+        </w:rPr>
+        <w:t xml:space="preserve"> proposent un algorithme de détection des contours pour automatiser les </w:t>
       </w:r>
       <w:proofErr w:type="spellStart"/>
       <w:r>
@@ -1830,7 +2130,21 @@
         <w:rPr>
           <w:lang w:val="fr-FR"/>
         </w:rPr>
-        <w:t xml:space="preserve">, en particulier pour des formes irrégulières comme les tabliers de ponts. Leur méthode combine un modèle de détection d’objets YOLO, entraîné sur 2000 images pour identifier les flèches de côtes, avec une analyse par contours basée sur </w:t>
+        <w:t xml:space="preserve">, en particulier pour </w:t>
+      </w:r>
+      <w:proofErr w:type="gramStart"/>
+      <w:r>
+        <w:rPr>
+          <w:lang w:val="fr-FR"/>
+        </w:rPr>
+        <w:t>des formes</w:t>
+      </w:r>
+      <w:proofErr w:type="gramEnd"/>
+      <w:r>
+        <w:rPr>
+          <w:lang w:val="fr-FR"/>
+        </w:rPr>
+        <w:t xml:space="preserve"> irrégulières comme les tabliers de ponts. Leur méthode combine un modèle de détection d’objets YOLO, entraîné sur 2000 images pour identifier les flèches de côtes, avec une analyse par contours basée sur </w:t>
       </w:r>
       <w:proofErr w:type="spellStart"/>
       <w:r>
@@ -2073,6 +2387,34 @@
         </w:rPr>
         <w:t>De plus, le modèle ne semble pas prendre en compte les données textuelles du plan, ce qui pourrait conduire à un manque partiel d’informations.</w:t>
       </w:r>
+      <w:r>
+        <w:rPr>
+          <w:lang w:val="fr-FR"/>
+        </w:rPr>
+        <w:t xml:space="preserve"> </w:t>
+      </w:r>
+      <w:sdt>
+        <w:sdtPr>
+          <w:rPr>
+            <w:color w:val="000000"/>
+            <w:lang w:val="fr-FR"/>
+          </w:rPr>
+          <w:tag w:val="MENDELEY_CITATION_v3_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"/>
+          <w:id w:val="-1883241053"/>
+          <w:placeholder>
+            <w:docPart w:val="DefaultPlaceholder_-1854013440"/>
+          </w:placeholder>
+        </w:sdtPr>
+        <w:sdtContent>
+          <w:r>
+            <w:rPr>
+              <w:color w:val="000000"/>
+              <w:lang w:val="fr-FR"/>
+            </w:rPr>
+            <w:t>Yang et al. (2025)</w:t>
+          </w:r>
+        </w:sdtContent>
+      </w:sdt>
     </w:p>
     <w:p>
       <w:pPr>
@@ -2299,7 +2641,7 @@
     <w:p>
       <w:pPr>
         <w:rPr>
-          <w:lang w:val="fr-FR"/>
+          <w:lang w:val="en-US"/>
         </w:rPr>
       </w:pPr>
       <w:r>
@@ -2308,13 +2650,57 @@
         </w:rPr>
         <w:lastRenderedPageBreak/>
         <w:br/>
-        <w:t>Sans cette méthode, GPT-4o n’a réussi à résoudre aucun des QTO pour les 30 cas d’utilisation soumis, alors qu’avec la méthode proposée GPT-4o a réussi 24 sur 30 cas soumis. La méthode a très bien fonctionné pour les cas de maçonnerie et de terrassement, mais les limites de cette méthode se situent dans les travaux d’armature, qui affichent un résultat de 0/6, dû à la complexité géométrique des images et au manque de connaissances spécialisées du modèle pour ce type de données.</w:t>
-      </w:r>
-    </w:p>
-    <w:p>
-      <w:pPr>
-        <w:rPr>
-          <w:lang w:val="fr-FR"/>
+        <w:t xml:space="preserve">Sans cette méthode, GPT-4o n’a réussi à résoudre aucun des QTO pour les 30 cas d’utilisation soumis, alors qu’avec la méthode proposée GPT-4o a réussi 24 sur 30 cas soumis. La méthode a très bien fonctionné pour les cas de maçonnerie et de terrassement, mais les limites de cette méthode se situent dans les travaux d’armature, qui affichent un résultat de 0/6, dû à la complexité géométrique des images et au manque de connaissances spécialisées du modèle pour ce type de </w:t>
+      </w:r>
+      <w:proofErr w:type="spellStart"/>
+      <w:r>
+        <w:rPr>
+          <w:lang w:val="fr-FR"/>
+        </w:rPr>
+        <w:t>données.</w:t>
+      </w:r>
+      <w:sdt>
+        <w:sdtPr>
+          <w:rPr>
+            <w:color w:val="000000"/>
+            <w:lang w:val="fr-FR"/>
+          </w:rPr>
+          <w:tag w:val="MENDELEY_CITATION_v3_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"/>
+          <w:id w:val="-1714191792"/>
+          <w:placeholder>
+            <w:docPart w:val="DefaultPlaceholder_-1854013440"/>
+          </w:placeholder>
+        </w:sdtPr>
+        <w:sdtContent>
+          <w:r>
+            <w:rPr>
+              <w:color w:val="000000"/>
+              <w:lang w:val="fr-FR"/>
+            </w:rPr>
+            <w:t>Pu</w:t>
+          </w:r>
+          <w:proofErr w:type="spellEnd"/>
+          <w:r>
+            <w:rPr>
+              <w:color w:val="000000"/>
+              <w:lang w:val="fr-FR"/>
+            </w:rPr>
+            <w:t xml:space="preserve"> et al. </w:t>
+          </w:r>
+          <w:r>
+            <w:rPr>
+              <w:color w:val="000000"/>
+              <w:lang w:val="en-US"/>
+            </w:rPr>
+            <w:t>(n.d.)</w:t>
+          </w:r>
+        </w:sdtContent>
+      </w:sdt>
+    </w:p>
+    <w:p>
+      <w:pPr>
+        <w:rPr>
+          <w:lang w:val="en-US"/>
         </w:rPr>
       </w:pPr>
     </w:p>
@@ -2511,7 +2897,7 @@
     <w:p>
       <w:pPr>
         <w:rPr>
-          <w:lang w:val="fr-FR"/>
+          <w:lang w:val="en-US"/>
         </w:rPr>
       </w:pPr>
       <w:r>
@@ -2535,6 +2921,34 @@
         </w:rPr>
         <w:t xml:space="preserve"> offre une approche prometteuse pour numériser et automatiser la lecture des dessins d’ingénierie, ouvrant la voie à un contrôle qualité automatisé et intelligent dans l’industrie mécanique.</w:t>
       </w:r>
+      <w:r>
+        <w:rPr>
+          <w:lang w:val="fr-FR"/>
+        </w:rPr>
+        <w:t xml:space="preserve"> </w:t>
+      </w:r>
+      <w:sdt>
+        <w:sdtPr>
+          <w:rPr>
+            <w:color w:val="000000"/>
+            <w:lang w:val="fr-FR"/>
+          </w:rPr>
+          <w:tag w:val="MENDELEY_CITATION_v3_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"/>
+          <w:id w:val="793409172"/>
+          <w:placeholder>
+            <w:docPart w:val="DefaultPlaceholder_-1854013440"/>
+          </w:placeholder>
+        </w:sdtPr>
+        <w:sdtContent>
+          <w:r>
+            <w:rPr>
+              <w:color w:val="000000"/>
+              <w:lang w:val="en-US"/>
+            </w:rPr>
+            <w:t>Villena Toro et al. (2023)</w:t>
+          </w:r>
+        </w:sdtContent>
+      </w:sdt>
     </w:p>
     <w:p>
       <w:pPr>
@@ -2904,7 +3318,7 @@
     <w:p>
       <w:pPr>
         <w:rPr>
-          <w:lang w:val="fr-FR"/>
+          <w:lang w:val="en-US"/>
         </w:rPr>
       </w:pPr>
       <w:r>
@@ -2950,11 +3364,39 @@
         </w:rPr>
         <w:t>continue entre planification théorique et performance réelle.</w:t>
       </w:r>
-    </w:p>
-    <w:p>
-      <w:pPr>
-        <w:rPr>
-          <w:lang w:val="fr-FR"/>
+      <w:r>
+        <w:rPr>
+          <w:lang w:val="fr-FR"/>
+        </w:rPr>
+        <w:t xml:space="preserve"> </w:t>
+      </w:r>
+      <w:sdt>
+        <w:sdtPr>
+          <w:rPr>
+            <w:color w:val="000000"/>
+            <w:lang w:val="fr-FR"/>
+          </w:rPr>
+          <w:tag w:val="MENDELEY_CITATION_v3_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"/>
+          <w:id w:val="1264196441"/>
+          <w:placeholder>
+            <w:docPart w:val="DefaultPlaceholder_-1854013440"/>
+          </w:placeholder>
+        </w:sdtPr>
+        <w:sdtContent>
+          <w:r>
+            <w:rPr>
+              <w:color w:val="000000"/>
+              <w:lang w:val="en-US"/>
+            </w:rPr>
+            <w:t>Al-Sinan et al. (2024)</w:t>
+          </w:r>
+        </w:sdtContent>
+      </w:sdt>
+    </w:p>
+    <w:p>
+      <w:pPr>
+        <w:rPr>
+          <w:lang w:val="en-US"/>
         </w:rPr>
       </w:pPr>
     </w:p>
@@ -3097,19 +3539,20 @@
         <w:rPr>
           <w:lang w:val="fr-FR"/>
         </w:rPr>
-        <w:t xml:space="preserve">La démarche présente toutefois des limites. La performance dépend de la qualité et de la densité des nuages de points, de la représentativité des données d’entraînement et du choix d’un voisinage ni trop étroit ni trop large. Les classes rares peuvent rester difficiles à apprendre sans stratégies d’équilibrage adaptées ou apports de données supplémentaires. Des pistes d’amélioration consistent à sélectionner le contexte de façon adaptative en fonction de </w:t>
+        <w:t xml:space="preserve">La démarche présente toutefois des limites. La performance dépend de la qualité et de la densité des nuages de points, de la représentativité des données d’entraînement et du choix d’un voisinage ni trop étroit ni trop large. Les classes rares peuvent rester difficiles à apprendre sans stratégies d’équilibrage adaptées ou apports de données supplémentaires. Des pistes </w:t>
       </w:r>
       <w:r>
         <w:rPr>
           <w:lang w:val="fr-FR"/>
         </w:rPr>
         <w:lastRenderedPageBreak/>
-        <w:t>l’élément, à recourir à des régimes d’apprentissage semi-supervisés pour exploiter des corpus non étiquetés, et à mieux intégrer des informations relationnelles complémentaires.</w:t>
-      </w:r>
-    </w:p>
-    <w:p>
-      <w:pPr>
-        <w:rPr>
+        <w:t>d’amélioration consistent à sélectionner le contexte de façon adaptative en fonction de l’élément, à recourir à des régimes d’apprentissage semi-supervisés pour exploiter des corpus non étiquetés, et à mieux intégrer des informations relationnelles complémentaires.</w:t>
+      </w:r>
+    </w:p>
+    <w:p>
+      <w:pPr>
+        <w:rPr>
+          <w:color w:val="000000"/>
           <w:lang w:val="fr-FR"/>
         </w:rPr>
       </w:pPr>
@@ -3153,20 +3596,409 @@
         </w:rPr>
         <w:t>.</w:t>
       </w:r>
+      <w:r>
+        <w:rPr>
+          <w:lang w:val="fr-FR"/>
+        </w:rPr>
+        <w:t xml:space="preserve"> </w:t>
+      </w:r>
+      <w:sdt>
+        <w:sdtPr>
+          <w:rPr>
+            <w:color w:val="000000"/>
+            <w:lang w:val="fr-FR"/>
+          </w:rPr>
+          <w:tag w:val="MENDELEY_CITATION_v3_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"/>
+          <w:id w:val="-1898110437"/>
+          <w:placeholder>
+            <w:docPart w:val="DefaultPlaceholder_-1854013440"/>
+          </w:placeholder>
+        </w:sdtPr>
+        <w:sdtContent>
+          <w:proofErr w:type="spellStart"/>
+          <w:r>
+            <w:rPr>
+              <w:color w:val="000000"/>
+              <w:lang w:val="fr-FR"/>
+            </w:rPr>
+            <w:t>Teclaw</w:t>
+          </w:r>
+          <w:proofErr w:type="spellEnd"/>
+          <w:r>
+            <w:rPr>
+              <w:color w:val="000000"/>
+              <w:lang w:val="fr-FR"/>
+            </w:rPr>
+            <w:t xml:space="preserve"> et al. (2025)</w:t>
+          </w:r>
+        </w:sdtContent>
+      </w:sdt>
+    </w:p>
+    <w:p>
+      <w:pPr>
+        <w:rPr>
+          <w:color w:val="000000"/>
+          <w:lang w:val="fr-FR"/>
+        </w:rPr>
+      </w:pPr>
     </w:p>
     <w:p>
       <w:pPr>
         <w:pStyle w:val="Titre1"/>
         <w:rPr>
+          <w:lang w:val="fr-FR"/>
+        </w:rPr>
+      </w:pPr>
+      <w:r>
+        <w:rPr>
+          <w:lang w:val="fr-FR"/>
+        </w:rPr>
+        <w:t xml:space="preserve">V. </w:t>
+      </w:r>
+      <w:r>
+        <w:rPr>
+          <w:lang w:val="fr-FR"/>
+        </w:rPr>
+        <w:t>Conclusion</w:t>
+      </w:r>
+    </w:p>
+    <w:p>
+      <w:pPr>
+        <w:rPr>
+          <w:color w:val="000000"/>
+          <w:lang w:val="fr-FR"/>
+        </w:rPr>
+      </w:pPr>
+    </w:p>
+    <w:p>
+      <w:pPr>
+        <w:pStyle w:val="Paragraphedeliste"/>
+        <w:jc w:val="both"/>
+      </w:pPr>
+      <w:proofErr w:type="spellStart"/>
+      <w:r>
+        <w:t>Cet</w:t>
+      </w:r>
+      <w:proofErr w:type="spellEnd"/>
+      <w:r>
+        <w:t xml:space="preserve"> </w:t>
+      </w:r>
+      <w:proofErr w:type="spellStart"/>
+      <w:r>
+        <w:t>état</w:t>
+      </w:r>
+      <w:proofErr w:type="spellEnd"/>
+      <w:r>
+        <w:t xml:space="preserve"> de </w:t>
+      </w:r>
+      <w:proofErr w:type="spellStart"/>
+      <w:r>
+        <w:t>l’art</w:t>
+      </w:r>
+      <w:proofErr w:type="spellEnd"/>
+      <w:r>
+        <w:t xml:space="preserve"> </w:t>
+      </w:r>
+      <w:proofErr w:type="spellStart"/>
+      <w:r>
+        <w:t>visait</w:t>
+      </w:r>
+      <w:proofErr w:type="spellEnd"/>
+      <w:r>
+        <w:t xml:space="preserve"> à </w:t>
+      </w:r>
+      <w:proofErr w:type="spellStart"/>
+      <w:r>
+        <w:t>clarifier</w:t>
+      </w:r>
+      <w:proofErr w:type="spellEnd"/>
+      <w:r>
+        <w:t xml:space="preserve"> les </w:t>
+      </w:r>
+      <w:proofErr w:type="spellStart"/>
+      <w:r>
+        <w:t>approches</w:t>
+      </w:r>
+      <w:proofErr w:type="spellEnd"/>
+      <w:r>
+        <w:t xml:space="preserve"> </w:t>
+      </w:r>
+      <w:proofErr w:type="spellStart"/>
+      <w:r>
+        <w:t>d’IA</w:t>
+      </w:r>
+      <w:proofErr w:type="spellEnd"/>
+      <w:r>
+        <w:t xml:space="preserve"> </w:t>
+      </w:r>
+      <w:proofErr w:type="spellStart"/>
+      <w:r>
+        <w:t>pour</w:t>
+      </w:r>
+      <w:proofErr w:type="spellEnd"/>
+      <w:r>
+        <w:t xml:space="preserve"> </w:t>
+      </w:r>
+      <w:proofErr w:type="spellStart"/>
+      <w:r>
+        <w:t>l’analyse</w:t>
+      </w:r>
+      <w:proofErr w:type="spellEnd"/>
+      <w:r>
+        <w:t xml:space="preserve"> </w:t>
+      </w:r>
+      <w:proofErr w:type="spellStart"/>
+      <w:r>
+        <w:t>automatique</w:t>
+      </w:r>
+      <w:proofErr w:type="spellEnd"/>
+      <w:r>
+        <w:t xml:space="preserve"> de </w:t>
+      </w:r>
+      <w:proofErr w:type="spellStart"/>
+      <w:r>
+        <w:t>plans</w:t>
+      </w:r>
+      <w:proofErr w:type="spellEnd"/>
+      <w:r>
+        <w:t xml:space="preserve"> 2D et 3D en </w:t>
+      </w:r>
+      <w:proofErr w:type="spellStart"/>
+      <w:r>
+        <w:t>contexte</w:t>
+      </w:r>
+      <w:proofErr w:type="spellEnd"/>
+      <w:r>
+        <w:t xml:space="preserve"> </w:t>
+      </w:r>
+      <w:proofErr w:type="spellStart"/>
+      <w:r>
+        <w:t>industriel</w:t>
+      </w:r>
+      <w:proofErr w:type="spellEnd"/>
+      <w:r>
+        <w:t xml:space="preserve"> et à </w:t>
+      </w:r>
+      <w:proofErr w:type="spellStart"/>
+      <w:r>
+        <w:t>situer</w:t>
+      </w:r>
+      <w:proofErr w:type="spellEnd"/>
+      <w:r>
+        <w:t xml:space="preserve"> la place des </w:t>
+      </w:r>
+      <w:proofErr w:type="spellStart"/>
+      <w:r>
+        <w:t>méthodes</w:t>
+      </w:r>
+      <w:proofErr w:type="spellEnd"/>
+      <w:r>
+        <w:t xml:space="preserve"> multimodales. </w:t>
+      </w:r>
+      <w:proofErr w:type="spellStart"/>
+      <w:r>
+        <w:t>L’objectif</w:t>
+      </w:r>
+      <w:proofErr w:type="spellEnd"/>
+      <w:r>
+        <w:t xml:space="preserve"> </w:t>
+      </w:r>
+      <w:proofErr w:type="spellStart"/>
+      <w:r>
+        <w:t>était</w:t>
+      </w:r>
+      <w:proofErr w:type="spellEnd"/>
+      <w:r>
+        <w:t xml:space="preserve"> </w:t>
+      </w:r>
+      <w:proofErr w:type="spellStart"/>
+      <w:r>
+        <w:t>d’identifier</w:t>
+      </w:r>
+      <w:proofErr w:type="spellEnd"/>
+      <w:r>
+        <w:t xml:space="preserve"> ce qui </w:t>
+      </w:r>
+      <w:proofErr w:type="spellStart"/>
+      <w:r>
+        <w:t>fonctionne</w:t>
+      </w:r>
+      <w:proofErr w:type="spellEnd"/>
+      <w:r>
+        <w:t xml:space="preserve">, ce qui bloque et ce qui manque </w:t>
+      </w:r>
+      <w:proofErr w:type="spellStart"/>
+      <w:r>
+        <w:t>pour</w:t>
+      </w:r>
+      <w:proofErr w:type="spellEnd"/>
+      <w:r>
+        <w:t xml:space="preserve"> </w:t>
+      </w:r>
+      <w:proofErr w:type="spellStart"/>
+      <w:r>
+        <w:t>passer</w:t>
+      </w:r>
+      <w:proofErr w:type="spellEnd"/>
+      <w:r>
+        <w:t xml:space="preserve"> à </w:t>
+      </w:r>
+      <w:proofErr w:type="spellStart"/>
+      <w:r>
+        <w:t>l’échelle</w:t>
+      </w:r>
+      <w:proofErr w:type="spellEnd"/>
+      <w:r>
+        <w:t>.</w:t>
+      </w:r>
+    </w:p>
+    <w:p>
+      <w:pPr>
+        <w:pStyle w:val="Paragraphedeliste"/>
+        <w:jc w:val="both"/>
+        <w:rPr>
+          <w:lang w:val="fr-FR"/>
+        </w:rPr>
+      </w:pPr>
+      <w:r>
+        <w:rPr>
+          <w:lang w:val="fr-FR"/>
+        </w:rPr>
+        <w:t>Sur le 2D, les pratiques reposent surtout sur des PDF et des images. Les chaînes qui combinent OCR et détection de symboles obtiennent de bonnes performances mais restent sensibles à la qualité des scans, aux styles graphiques et à la disponibilité de jeux annotés vraiment représentatifs.</w:t>
+      </w:r>
+    </w:p>
+    <w:p>
+      <w:pPr>
+        <w:pStyle w:val="Paragraphedeliste"/>
+        <w:jc w:val="both"/>
+        <w:rPr>
+          <w:lang w:val="fr-FR"/>
+        </w:rPr>
+      </w:pPr>
+    </w:p>
+    <w:p>
+      <w:pPr>
+        <w:pStyle w:val="Paragraphedeliste"/>
+        <w:jc w:val="both"/>
+        <w:rPr>
+          <w:lang w:val="fr-FR"/>
+        </w:rPr>
+      </w:pPr>
+      <w:r>
+        <w:rPr>
+          <w:lang w:val="fr-FR"/>
+        </w:rPr>
+        <w:t>Sur le 3D, les données proviennent principalement des modèles BIM et CAO, des maillages de surfaces et des nuages de points. Les formats IFC, RVT, DWG, STEP ou DXF véhiculent une géométrie riche et des propriétés utiles à la collaboration et à l’automatisation. Les maillages décrivent finement les formes mais portent peu de sémantique. Les nuages de points offrent une représentation fidèle de l’existant et servent de base au Scan to BIM. Dans la pratique, l’hétérogénéité des standards, les métadonnées incomplètes, les volumes importants et les besoins d’alignement et de filtrage limitent l’interopérabilité et la mise en production.</w:t>
+      </w:r>
+    </w:p>
+    <w:p>
+      <w:pPr>
+        <w:pStyle w:val="Paragraphedeliste"/>
+        <w:jc w:val="both"/>
+        <w:rPr>
+          <w:lang w:val="fr-FR"/>
+        </w:rPr>
+      </w:pPr>
+    </w:p>
+    <w:p>
+      <w:pPr>
+        <w:pStyle w:val="Paragraphedeliste"/>
+        <w:jc w:val="both"/>
+        <w:rPr>
+          <w:lang w:val="fr-FR"/>
+        </w:rPr>
+      </w:pPr>
+      <w:r>
+        <w:rPr>
+          <w:lang w:val="fr-FR"/>
+        </w:rPr>
+        <w:t>La multimodalité progresse et relie vision et texte. Elle permet d’exploiter conjointement éléments visuels, légendes, tableaux et documents techniques, y compris des cahiers des charges. Le potentiel est réel pour la robustesse, la traçabilité et l’automatisation de bout en bout. Les défis portent encore sur la montée en charge, l’interprétabilité, la gestion de données bruitées ou asynchrones et la dépendance à des exemples annotés pertinents au domaine.</w:t>
+      </w:r>
+    </w:p>
+    <w:p>
+      <w:pPr>
+        <w:pStyle w:val="Paragraphedeliste"/>
+        <w:jc w:val="both"/>
+        <w:rPr>
+          <w:lang w:val="fr-FR"/>
+        </w:rPr>
+      </w:pPr>
+    </w:p>
+    <w:p>
+      <w:pPr>
+        <w:pStyle w:val="Paragraphedeliste"/>
+        <w:jc w:val="both"/>
+        <w:rPr>
+          <w:lang w:val="fr-FR"/>
+        </w:rPr>
+      </w:pPr>
+      <w:r>
+        <w:rPr>
+          <w:lang w:val="fr-FR"/>
+        </w:rPr>
+        <w:lastRenderedPageBreak/>
+        <w:t>Une stratégie pragmatique consiste à partir de modèles unimodaux déjà robustes et à en extraire les informations textuelles des plans PDF afin de construire un modèle multimodal. L’apport de documents annexes bien structurés peut enrichir le contexte et améliorer la qualité des décisions, à condition de soigner l’alignement entre modalités et la qualité des annotations.</w:t>
+      </w:r>
+    </w:p>
+    <w:p>
+      <w:pPr>
+        <w:pStyle w:val="Paragraphedeliste"/>
+        <w:jc w:val="both"/>
+        <w:rPr>
+          <w:lang w:val="fr-FR"/>
+        </w:rPr>
+      </w:pPr>
+    </w:p>
+    <w:p>
+      <w:pPr>
+        <w:pStyle w:val="Paragraphedeliste"/>
+        <w:jc w:val="both"/>
+        <w:rPr>
+          <w:lang w:val="fr-FR"/>
+        </w:rPr>
+      </w:pPr>
+      <w:r>
+        <w:rPr>
+          <w:lang w:val="fr-FR"/>
+        </w:rPr>
+        <w:t xml:space="preserve">En résumé, l’écosystème est mûr pour des solutions </w:t>
+      </w:r>
+      <w:proofErr w:type="spellStart"/>
+      <w:r>
+        <w:rPr>
+          <w:lang w:val="fr-FR"/>
+        </w:rPr>
+        <w:t>productisables</w:t>
+      </w:r>
+      <w:proofErr w:type="spellEnd"/>
+      <w:r>
+        <w:rPr>
+          <w:lang w:val="fr-FR"/>
+        </w:rPr>
+        <w:t xml:space="preserve"> sur des tâches ciblées et des jeux de données maîtrisés. La multimodalité est crédible si elle s’appuie sur un cadrage rigoureux des données, des métriques et des coûts. Les prochaines avancées passeront par des benchmarks partagés, une meilleure interopérabilité des standards comme IFC et des schémas de fusion adaptatifs qui tirent parti du contexte spatial et sémantique autant que de la forme.</w:t>
+      </w:r>
+    </w:p>
+    <w:p>
+      <w:pPr>
+        <w:rPr>
+          <w:color w:val="000000"/>
+          <w:lang w:val="fr-FR"/>
+        </w:rPr>
+      </w:pPr>
+    </w:p>
+    <w:p>
+      <w:pPr>
+        <w:rPr>
           <w:rStyle w:val="Rfrencelgre"/>
-          <w:sz w:val="22"/>
-          <w:szCs w:val="22"/>
-          <w:lang w:val="fr-FR"/>
-        </w:rPr>
-      </w:pPr>
-    </w:p>
-    <w:p>
-      <w:pPr>
+          <w:smallCaps w:val="0"/>
+          <w:color w:val="auto"/>
+          <w:lang w:val="fr-FR"/>
+        </w:rPr>
+      </w:pPr>
+    </w:p>
+    <w:p>
+      <w:pPr>
+        <w:pStyle w:val="Titre1"/>
         <w:rPr>
           <w:lang w:val="fr-FR"/>
         </w:rPr>
@@ -3178,13 +4010,3452 @@
         <w:t>Bibliographie :</w:t>
       </w:r>
     </w:p>
-    <w:p>
-      <w:pPr>
-        <w:rPr>
-          <w:lang w:val="fr-FR"/>
-        </w:rPr>
-      </w:pPr>
-    </w:p>
+    <w:sdt>
+      <w:sdtPr>
+        <w:rPr>
+          <w:color w:val="000000"/>
+          <w:lang w:val="fr-FR"/>
+        </w:rPr>
+        <w:tag w:val="MENDELEY_BIBLIOGRAPHY"/>
+        <w:id w:val="-2017219448"/>
+        <w:placeholder>
+          <w:docPart w:val="DefaultPlaceholder_-1854013440"/>
+        </w:placeholder>
+      </w:sdtPr>
+      <w:sdtContent>
+        <w:p>
+          <w:pPr>
+            <w:autoSpaceDE w:val="0"/>
+            <w:autoSpaceDN w:val="0"/>
+            <w:ind w:hanging="480"/>
+            <w:divId w:val="23413061"/>
+            <w:rPr>
+              <w:rFonts w:eastAsia="Times New Roman"/>
+              <w:color w:val="000000"/>
+              <w:kern w:val="0"/>
+              <w14:ligatures w14:val="none"/>
+            </w:rPr>
+          </w:pPr>
+          <w:r>
+            <w:rPr>
+              <w:rFonts w:eastAsia="Times New Roman"/>
+              <w:color w:val="000000"/>
+            </w:rPr>
+            <w:t xml:space="preserve">Al-Sinan, M. A., </w:t>
+          </w:r>
+          <w:proofErr w:type="spellStart"/>
+          <w:r>
+            <w:rPr>
+              <w:rFonts w:eastAsia="Times New Roman"/>
+              <w:color w:val="000000"/>
+            </w:rPr>
+            <w:t>Bubshait</w:t>
+          </w:r>
+          <w:proofErr w:type="spellEnd"/>
+          <w:r>
+            <w:rPr>
+              <w:rFonts w:eastAsia="Times New Roman"/>
+              <w:color w:val="000000"/>
+            </w:rPr>
+            <w:t xml:space="preserve">, A. A., &amp; </w:t>
+          </w:r>
+          <w:proofErr w:type="spellStart"/>
+          <w:r>
+            <w:rPr>
+              <w:rFonts w:eastAsia="Times New Roman"/>
+              <w:color w:val="000000"/>
+            </w:rPr>
+            <w:t>Aljaroudi</w:t>
+          </w:r>
+          <w:proofErr w:type="spellEnd"/>
+          <w:r>
+            <w:rPr>
+              <w:rFonts w:eastAsia="Times New Roman"/>
+              <w:color w:val="000000"/>
+            </w:rPr>
+            <w:t xml:space="preserve">, Z. (2024). </w:t>
+          </w:r>
+          <w:proofErr w:type="spellStart"/>
+          <w:r>
+            <w:rPr>
+              <w:rFonts w:eastAsia="Times New Roman"/>
+              <w:color w:val="000000"/>
+            </w:rPr>
+            <w:t>Generation</w:t>
+          </w:r>
+          <w:proofErr w:type="spellEnd"/>
+          <w:r>
+            <w:rPr>
+              <w:rFonts w:eastAsia="Times New Roman"/>
+              <w:color w:val="000000"/>
+            </w:rPr>
+            <w:t xml:space="preserve"> </w:t>
+          </w:r>
+          <w:proofErr w:type="spellStart"/>
+          <w:r>
+            <w:rPr>
+              <w:rFonts w:eastAsia="Times New Roman"/>
+              <w:color w:val="000000"/>
+            </w:rPr>
+            <w:t>of</w:t>
+          </w:r>
+          <w:proofErr w:type="spellEnd"/>
+          <w:r>
+            <w:rPr>
+              <w:rFonts w:eastAsia="Times New Roman"/>
+              <w:color w:val="000000"/>
+            </w:rPr>
+            <w:t xml:space="preserve"> </w:t>
+          </w:r>
+          <w:proofErr w:type="spellStart"/>
+          <w:r>
+            <w:rPr>
+              <w:rFonts w:eastAsia="Times New Roman"/>
+              <w:color w:val="000000"/>
+            </w:rPr>
+            <w:t>Construction</w:t>
+          </w:r>
+          <w:proofErr w:type="spellEnd"/>
+          <w:r>
+            <w:rPr>
+              <w:rFonts w:eastAsia="Times New Roman"/>
+              <w:color w:val="000000"/>
+            </w:rPr>
+            <w:t xml:space="preserve"> </w:t>
+          </w:r>
+          <w:proofErr w:type="spellStart"/>
+          <w:r>
+            <w:rPr>
+              <w:rFonts w:eastAsia="Times New Roman"/>
+              <w:color w:val="000000"/>
+            </w:rPr>
+            <w:t>Scheduling</w:t>
+          </w:r>
+          <w:proofErr w:type="spellEnd"/>
+          <w:r>
+            <w:rPr>
+              <w:rFonts w:eastAsia="Times New Roman"/>
+              <w:color w:val="000000"/>
+            </w:rPr>
+            <w:t xml:space="preserve"> </w:t>
+          </w:r>
+          <w:proofErr w:type="spellStart"/>
+          <w:r>
+            <w:rPr>
+              <w:rFonts w:eastAsia="Times New Roman"/>
+              <w:color w:val="000000"/>
+            </w:rPr>
+            <w:t>through</w:t>
+          </w:r>
+          <w:proofErr w:type="spellEnd"/>
+          <w:r>
+            <w:rPr>
+              <w:rFonts w:eastAsia="Times New Roman"/>
+              <w:color w:val="000000"/>
+            </w:rPr>
+            <w:t xml:space="preserve"> Machine </w:t>
+          </w:r>
+          <w:proofErr w:type="spellStart"/>
+          <w:r>
+            <w:rPr>
+              <w:rFonts w:eastAsia="Times New Roman"/>
+              <w:color w:val="000000"/>
+            </w:rPr>
+            <w:t>Learning</w:t>
+          </w:r>
+          <w:proofErr w:type="spellEnd"/>
+          <w:r>
+            <w:rPr>
+              <w:rFonts w:eastAsia="Times New Roman"/>
+              <w:color w:val="000000"/>
+            </w:rPr>
+            <w:t xml:space="preserve"> and BIM: A </w:t>
+          </w:r>
+          <w:proofErr w:type="spellStart"/>
+          <w:r>
+            <w:rPr>
+              <w:rFonts w:eastAsia="Times New Roman"/>
+              <w:color w:val="000000"/>
+            </w:rPr>
+            <w:t>Blueprint</w:t>
+          </w:r>
+          <w:proofErr w:type="spellEnd"/>
+          <w:r>
+            <w:rPr>
+              <w:rFonts w:eastAsia="Times New Roman"/>
+              <w:color w:val="000000"/>
+            </w:rPr>
+            <w:t xml:space="preserve">. </w:t>
+          </w:r>
+          <w:proofErr w:type="spellStart"/>
+          <w:r>
+            <w:rPr>
+              <w:rFonts w:eastAsia="Times New Roman"/>
+              <w:i/>
+              <w:iCs/>
+              <w:color w:val="000000"/>
+            </w:rPr>
+            <w:t>Buildings</w:t>
+          </w:r>
+          <w:proofErr w:type="spellEnd"/>
+          <w:r>
+            <w:rPr>
+              <w:rFonts w:eastAsia="Times New Roman"/>
+              <w:color w:val="000000"/>
+            </w:rPr>
+            <w:t xml:space="preserve">, </w:t>
+          </w:r>
+          <w:r>
+            <w:rPr>
+              <w:rFonts w:eastAsia="Times New Roman"/>
+              <w:i/>
+              <w:iCs/>
+              <w:color w:val="000000"/>
+            </w:rPr>
+            <w:t>14</w:t>
+          </w:r>
+          <w:r>
+            <w:rPr>
+              <w:rFonts w:eastAsia="Times New Roman"/>
+              <w:color w:val="000000"/>
+            </w:rPr>
+            <w:t>(4). https://doi.org/10.3390/buildings14040934</w:t>
+          </w:r>
+        </w:p>
+        <w:p>
+          <w:pPr>
+            <w:autoSpaceDE w:val="0"/>
+            <w:autoSpaceDN w:val="0"/>
+            <w:ind w:hanging="480"/>
+            <w:divId w:val="1846049834"/>
+            <w:rPr>
+              <w:rFonts w:eastAsia="Times New Roman"/>
+              <w:color w:val="000000"/>
+            </w:rPr>
+          </w:pPr>
+          <w:proofErr w:type="spellStart"/>
+          <w:r>
+            <w:rPr>
+              <w:rFonts w:eastAsia="Times New Roman"/>
+              <w:color w:val="000000"/>
+            </w:rPr>
+            <w:t>Baltrušaitis</w:t>
+          </w:r>
+          <w:proofErr w:type="spellEnd"/>
+          <w:r>
+            <w:rPr>
+              <w:rFonts w:eastAsia="Times New Roman"/>
+              <w:color w:val="000000"/>
+            </w:rPr>
+            <w:t xml:space="preserve">, T., </w:t>
+          </w:r>
+          <w:proofErr w:type="spellStart"/>
+          <w:r>
+            <w:rPr>
+              <w:rFonts w:eastAsia="Times New Roman"/>
+              <w:color w:val="000000"/>
+            </w:rPr>
+            <w:t>Ahuja</w:t>
+          </w:r>
+          <w:proofErr w:type="spellEnd"/>
+          <w:r>
+            <w:rPr>
+              <w:rFonts w:eastAsia="Times New Roman"/>
+              <w:color w:val="000000"/>
+            </w:rPr>
+            <w:t xml:space="preserve">, C., &amp; </w:t>
+          </w:r>
+          <w:proofErr w:type="spellStart"/>
+          <w:r>
+            <w:rPr>
+              <w:rFonts w:eastAsia="Times New Roman"/>
+              <w:color w:val="000000"/>
+            </w:rPr>
+            <w:t>Morency</w:t>
+          </w:r>
+          <w:proofErr w:type="spellEnd"/>
+          <w:r>
+            <w:rPr>
+              <w:rFonts w:eastAsia="Times New Roman"/>
+              <w:color w:val="000000"/>
+            </w:rPr>
+            <w:t xml:space="preserve">, L.-P. (2017). </w:t>
+          </w:r>
+          <w:r>
+            <w:rPr>
+              <w:rFonts w:eastAsia="Times New Roman"/>
+              <w:i/>
+              <w:iCs/>
+              <w:color w:val="000000"/>
+            </w:rPr>
+            <w:t xml:space="preserve">Multimodal Machine </w:t>
+          </w:r>
+          <w:proofErr w:type="spellStart"/>
+          <w:r>
+            <w:rPr>
+              <w:rFonts w:eastAsia="Times New Roman"/>
+              <w:i/>
+              <w:iCs/>
+              <w:color w:val="000000"/>
+            </w:rPr>
+            <w:t>Learning</w:t>
+          </w:r>
+          <w:proofErr w:type="spellEnd"/>
+          <w:r>
+            <w:rPr>
+              <w:rFonts w:eastAsia="Times New Roman"/>
+              <w:i/>
+              <w:iCs/>
+              <w:color w:val="000000"/>
+            </w:rPr>
+            <w:t xml:space="preserve">: A </w:t>
+          </w:r>
+          <w:proofErr w:type="spellStart"/>
+          <w:r>
+            <w:rPr>
+              <w:rFonts w:eastAsia="Times New Roman"/>
+              <w:i/>
+              <w:iCs/>
+              <w:color w:val="000000"/>
+            </w:rPr>
+            <w:t>Survey</w:t>
+          </w:r>
+          <w:proofErr w:type="spellEnd"/>
+          <w:r>
+            <w:rPr>
+              <w:rFonts w:eastAsia="Times New Roman"/>
+              <w:i/>
+              <w:iCs/>
+              <w:color w:val="000000"/>
+            </w:rPr>
+            <w:t xml:space="preserve"> and </w:t>
+          </w:r>
+          <w:proofErr w:type="spellStart"/>
+          <w:r>
+            <w:rPr>
+              <w:rFonts w:eastAsia="Times New Roman"/>
+              <w:i/>
+              <w:iCs/>
+              <w:color w:val="000000"/>
+            </w:rPr>
+            <w:t>Taxonomy</w:t>
+          </w:r>
+          <w:proofErr w:type="spellEnd"/>
+          <w:r>
+            <w:rPr>
+              <w:rFonts w:eastAsia="Times New Roman"/>
+              <w:color w:val="000000"/>
+            </w:rPr>
+            <w:t>. http://arxiv.org/abs/1705.09406</w:t>
+          </w:r>
+        </w:p>
+        <w:p>
+          <w:pPr>
+            <w:autoSpaceDE w:val="0"/>
+            <w:autoSpaceDN w:val="0"/>
+            <w:ind w:hanging="480"/>
+            <w:divId w:val="829714721"/>
+            <w:rPr>
+              <w:rFonts w:eastAsia="Times New Roman"/>
+              <w:color w:val="000000"/>
+            </w:rPr>
+          </w:pPr>
+          <w:proofErr w:type="spellStart"/>
+          <w:r>
+            <w:rPr>
+              <w:rFonts w:eastAsia="Times New Roman"/>
+              <w:color w:val="000000"/>
+            </w:rPr>
+            <w:t>Jiao</w:t>
+          </w:r>
+          <w:proofErr w:type="spellEnd"/>
+          <w:r>
+            <w:rPr>
+              <w:rFonts w:eastAsia="Times New Roman"/>
+              <w:color w:val="000000"/>
+            </w:rPr>
+            <w:t xml:space="preserve">, T., </w:t>
+          </w:r>
+          <w:proofErr w:type="spellStart"/>
+          <w:r>
+            <w:rPr>
+              <w:rFonts w:eastAsia="Times New Roman"/>
+              <w:color w:val="000000"/>
+            </w:rPr>
+            <w:t>Guo</w:t>
+          </w:r>
+          <w:proofErr w:type="spellEnd"/>
+          <w:r>
+            <w:rPr>
+              <w:rFonts w:eastAsia="Times New Roman"/>
+              <w:color w:val="000000"/>
+            </w:rPr>
+            <w:t xml:space="preserve">, C., Feng, X., Chen, Y., &amp; </w:t>
+          </w:r>
+          <w:proofErr w:type="spellStart"/>
+          <w:r>
+            <w:rPr>
+              <w:rFonts w:eastAsia="Times New Roman"/>
+              <w:color w:val="000000"/>
+            </w:rPr>
+            <w:t>Song</w:t>
+          </w:r>
+          <w:proofErr w:type="spellEnd"/>
+          <w:r>
+            <w:rPr>
+              <w:rFonts w:eastAsia="Times New Roman"/>
+              <w:color w:val="000000"/>
+            </w:rPr>
+            <w:t xml:space="preserve">, J. (2024). A Comprehensive </w:t>
+          </w:r>
+          <w:proofErr w:type="spellStart"/>
+          <w:r>
+            <w:rPr>
+              <w:rFonts w:eastAsia="Times New Roman"/>
+              <w:color w:val="000000"/>
+            </w:rPr>
+            <w:t>Survey</w:t>
+          </w:r>
+          <w:proofErr w:type="spellEnd"/>
+          <w:r>
+            <w:rPr>
+              <w:rFonts w:eastAsia="Times New Roman"/>
+              <w:color w:val="000000"/>
+            </w:rPr>
+            <w:t xml:space="preserve"> </w:t>
+          </w:r>
+          <w:proofErr w:type="spellStart"/>
+          <w:r>
+            <w:rPr>
+              <w:rFonts w:eastAsia="Times New Roman"/>
+              <w:color w:val="000000"/>
+            </w:rPr>
+            <w:t>on</w:t>
+          </w:r>
+          <w:proofErr w:type="spellEnd"/>
+          <w:r>
+            <w:rPr>
+              <w:rFonts w:eastAsia="Times New Roman"/>
+              <w:color w:val="000000"/>
+            </w:rPr>
+            <w:t xml:space="preserve"> Deep </w:t>
+          </w:r>
+          <w:proofErr w:type="spellStart"/>
+          <w:r>
+            <w:rPr>
+              <w:rFonts w:eastAsia="Times New Roman"/>
+              <w:color w:val="000000"/>
+            </w:rPr>
+            <w:t>Learning</w:t>
+          </w:r>
+          <w:proofErr w:type="spellEnd"/>
+          <w:r>
+            <w:rPr>
+              <w:rFonts w:eastAsia="Times New Roman"/>
+              <w:color w:val="000000"/>
+            </w:rPr>
+            <w:t xml:space="preserve"> Multi-Modal </w:t>
+          </w:r>
+          <w:proofErr w:type="spellStart"/>
+          <w:r>
+            <w:rPr>
+              <w:rFonts w:eastAsia="Times New Roman"/>
+              <w:color w:val="000000"/>
+            </w:rPr>
+            <w:t>Fusion</w:t>
+          </w:r>
+          <w:proofErr w:type="spellEnd"/>
+          <w:r>
+            <w:rPr>
+              <w:rFonts w:eastAsia="Times New Roman"/>
+              <w:color w:val="000000"/>
+            </w:rPr>
+            <w:t xml:space="preserve">: </w:t>
+          </w:r>
+          <w:proofErr w:type="spellStart"/>
+          <w:r>
+            <w:rPr>
+              <w:rFonts w:eastAsia="Times New Roman"/>
+              <w:color w:val="000000"/>
+            </w:rPr>
+            <w:t>Methods</w:t>
+          </w:r>
+          <w:proofErr w:type="spellEnd"/>
+          <w:r>
+            <w:rPr>
+              <w:rFonts w:eastAsia="Times New Roman"/>
+              <w:color w:val="000000"/>
+            </w:rPr>
+            <w:t xml:space="preserve">, Technologies and </w:t>
+          </w:r>
+          <w:proofErr w:type="spellStart"/>
+          <w:r>
+            <w:rPr>
+              <w:rFonts w:eastAsia="Times New Roman"/>
+              <w:color w:val="000000"/>
+            </w:rPr>
+            <w:t>Applications</w:t>
+          </w:r>
+          <w:proofErr w:type="spellEnd"/>
+          <w:r>
+            <w:rPr>
+              <w:rFonts w:eastAsia="Times New Roman"/>
+              <w:color w:val="000000"/>
+            </w:rPr>
+            <w:t xml:space="preserve">. In </w:t>
+          </w:r>
+          <w:proofErr w:type="spellStart"/>
+          <w:r>
+            <w:rPr>
+              <w:rFonts w:eastAsia="Times New Roman"/>
+              <w:i/>
+              <w:iCs/>
+              <w:color w:val="000000"/>
+            </w:rPr>
+            <w:t>Computers</w:t>
+          </w:r>
+          <w:proofErr w:type="spellEnd"/>
+          <w:r>
+            <w:rPr>
+              <w:rFonts w:eastAsia="Times New Roman"/>
+              <w:i/>
+              <w:iCs/>
+              <w:color w:val="000000"/>
+            </w:rPr>
+            <w:t xml:space="preserve">, </w:t>
+          </w:r>
+          <w:proofErr w:type="spellStart"/>
+          <w:r>
+            <w:rPr>
+              <w:rFonts w:eastAsia="Times New Roman"/>
+              <w:i/>
+              <w:iCs/>
+              <w:color w:val="000000"/>
+            </w:rPr>
+            <w:t>Materials</w:t>
+          </w:r>
+          <w:proofErr w:type="spellEnd"/>
+          <w:r>
+            <w:rPr>
+              <w:rFonts w:eastAsia="Times New Roman"/>
+              <w:i/>
+              <w:iCs/>
+              <w:color w:val="000000"/>
+            </w:rPr>
+            <w:t xml:space="preserve"> and Continua</w:t>
+          </w:r>
+          <w:r>
+            <w:rPr>
+              <w:rFonts w:eastAsia="Times New Roman"/>
+              <w:color w:val="000000"/>
+            </w:rPr>
+            <w:t xml:space="preserve"> (Vol. 80, </w:t>
+          </w:r>
+          <w:proofErr w:type="spellStart"/>
+          <w:r>
+            <w:rPr>
+              <w:rFonts w:eastAsia="Times New Roman"/>
+              <w:color w:val="000000"/>
+            </w:rPr>
+            <w:t>Issue</w:t>
+          </w:r>
+          <w:proofErr w:type="spellEnd"/>
+          <w:r>
+            <w:rPr>
+              <w:rFonts w:eastAsia="Times New Roman"/>
+              <w:color w:val="000000"/>
+            </w:rPr>
+            <w:t xml:space="preserve"> 1, pp. 1–35). </w:t>
+          </w:r>
+          <w:proofErr w:type="spellStart"/>
+          <w:r>
+            <w:rPr>
+              <w:rFonts w:eastAsia="Times New Roman"/>
+              <w:color w:val="000000"/>
+            </w:rPr>
+            <w:t>Tech</w:t>
+          </w:r>
+          <w:proofErr w:type="spellEnd"/>
+          <w:r>
+            <w:rPr>
+              <w:rFonts w:eastAsia="Times New Roman"/>
+              <w:color w:val="000000"/>
+            </w:rPr>
+            <w:t xml:space="preserve"> </w:t>
+          </w:r>
+          <w:proofErr w:type="spellStart"/>
+          <w:r>
+            <w:rPr>
+              <w:rFonts w:eastAsia="Times New Roman"/>
+              <w:color w:val="000000"/>
+            </w:rPr>
+            <w:t>Science</w:t>
+          </w:r>
+          <w:proofErr w:type="spellEnd"/>
+          <w:r>
+            <w:rPr>
+              <w:rFonts w:eastAsia="Times New Roman"/>
+              <w:color w:val="000000"/>
+            </w:rPr>
+            <w:t xml:space="preserve"> </w:t>
+          </w:r>
+          <w:proofErr w:type="spellStart"/>
+          <w:r>
+            <w:rPr>
+              <w:rFonts w:eastAsia="Times New Roman"/>
+              <w:color w:val="000000"/>
+            </w:rPr>
+            <w:t>Press</w:t>
+          </w:r>
+          <w:proofErr w:type="spellEnd"/>
+          <w:r>
+            <w:rPr>
+              <w:rFonts w:eastAsia="Times New Roman"/>
+              <w:color w:val="000000"/>
+            </w:rPr>
+            <w:t>. https://doi.org/10.32604/cmc.2024.053204</w:t>
+          </w:r>
+        </w:p>
+        <w:p>
+          <w:pPr>
+            <w:autoSpaceDE w:val="0"/>
+            <w:autoSpaceDN w:val="0"/>
+            <w:ind w:hanging="480"/>
+            <w:divId w:val="1917979284"/>
+            <w:rPr>
+              <w:rFonts w:eastAsia="Times New Roman"/>
+              <w:color w:val="000000"/>
+            </w:rPr>
+          </w:pPr>
+          <w:r>
+            <w:rPr>
+              <w:rFonts w:eastAsia="Times New Roman"/>
+              <w:color w:val="000000"/>
+            </w:rPr>
+            <w:t>Li, H., &amp; Zhang, J. (</w:t>
+          </w:r>
+          <w:proofErr w:type="spellStart"/>
+          <w:r>
+            <w:rPr>
+              <w:rFonts w:eastAsia="Times New Roman"/>
+              <w:color w:val="000000"/>
+            </w:rPr>
+            <w:t>n.d</w:t>
+          </w:r>
+          <w:proofErr w:type="spellEnd"/>
+          <w:r>
+            <w:rPr>
+              <w:rFonts w:eastAsia="Times New Roman"/>
+              <w:color w:val="000000"/>
+            </w:rPr>
+            <w:t xml:space="preserve">.). </w:t>
+          </w:r>
+          <w:proofErr w:type="spellStart"/>
+          <w:r>
+            <w:rPr>
+              <w:rFonts w:eastAsia="Times New Roman"/>
+              <w:i/>
+              <w:iCs/>
+              <w:color w:val="000000"/>
+            </w:rPr>
+            <w:t>Automatic</w:t>
+          </w:r>
+          <w:proofErr w:type="spellEnd"/>
+          <w:r>
+            <w:rPr>
+              <w:rFonts w:eastAsia="Times New Roman"/>
+              <w:i/>
+              <w:iCs/>
+              <w:color w:val="000000"/>
+            </w:rPr>
+            <w:t xml:space="preserve"> </w:t>
+          </w:r>
+          <w:proofErr w:type="spellStart"/>
+          <w:r>
+            <w:rPr>
+              <w:rFonts w:eastAsia="Times New Roman"/>
+              <w:i/>
+              <w:iCs/>
+              <w:color w:val="000000"/>
+            </w:rPr>
+            <w:t>Quantity</w:t>
+          </w:r>
+          <w:proofErr w:type="spellEnd"/>
+          <w:r>
+            <w:rPr>
+              <w:rFonts w:eastAsia="Times New Roman"/>
+              <w:i/>
+              <w:iCs/>
+              <w:color w:val="000000"/>
+            </w:rPr>
+            <w:t xml:space="preserve"> </w:t>
+          </w:r>
+          <w:proofErr w:type="spellStart"/>
+          <w:r>
+            <w:rPr>
+              <w:rFonts w:eastAsia="Times New Roman"/>
+              <w:i/>
+              <w:iCs/>
+              <w:color w:val="000000"/>
+            </w:rPr>
+            <w:t>Takeoff</w:t>
+          </w:r>
+          <w:proofErr w:type="spellEnd"/>
+          <w:r>
+            <w:rPr>
+              <w:rFonts w:eastAsia="Times New Roman"/>
+              <w:i/>
+              <w:iCs/>
+              <w:color w:val="000000"/>
+            </w:rPr>
+            <w:t xml:space="preserve"> </w:t>
+          </w:r>
+          <w:proofErr w:type="spellStart"/>
+          <w:r>
+            <w:rPr>
+              <w:rFonts w:eastAsia="Times New Roman"/>
+              <w:i/>
+              <w:iCs/>
+              <w:color w:val="000000"/>
+            </w:rPr>
+            <w:t>for</w:t>
+          </w:r>
+          <w:proofErr w:type="spellEnd"/>
+          <w:r>
+            <w:rPr>
+              <w:rFonts w:eastAsia="Times New Roman"/>
+              <w:i/>
+              <w:iCs/>
+              <w:color w:val="000000"/>
+            </w:rPr>
+            <w:t xml:space="preserve"> Irregular </w:t>
+          </w:r>
+          <w:proofErr w:type="spellStart"/>
+          <w:r>
+            <w:rPr>
+              <w:rFonts w:eastAsia="Times New Roman"/>
+              <w:i/>
+              <w:iCs/>
+              <w:color w:val="000000"/>
+            </w:rPr>
+            <w:t>Areas</w:t>
+          </w:r>
+          <w:proofErr w:type="spellEnd"/>
+          <w:r>
+            <w:rPr>
+              <w:rFonts w:eastAsia="Times New Roman"/>
+              <w:i/>
+              <w:iCs/>
+              <w:color w:val="000000"/>
+            </w:rPr>
+            <w:t xml:space="preserve"> </w:t>
+          </w:r>
+          <w:proofErr w:type="spellStart"/>
+          <w:r>
+            <w:rPr>
+              <w:rFonts w:eastAsia="Times New Roman"/>
+              <w:i/>
+              <w:iCs/>
+              <w:color w:val="000000"/>
+            </w:rPr>
+            <w:t>of</w:t>
+          </w:r>
+          <w:proofErr w:type="spellEnd"/>
+          <w:r>
+            <w:rPr>
+              <w:rFonts w:eastAsia="Times New Roman"/>
+              <w:i/>
+              <w:iCs/>
+              <w:color w:val="000000"/>
+            </w:rPr>
+            <w:t xml:space="preserve"> </w:t>
+          </w:r>
+          <w:proofErr w:type="spellStart"/>
+          <w:r>
+            <w:rPr>
+              <w:rFonts w:eastAsia="Times New Roman"/>
+              <w:i/>
+              <w:iCs/>
+              <w:color w:val="000000"/>
+            </w:rPr>
+            <w:t>Architectural</w:t>
+          </w:r>
+          <w:proofErr w:type="spellEnd"/>
+          <w:r>
+            <w:rPr>
+              <w:rFonts w:eastAsia="Times New Roman"/>
+              <w:i/>
+              <w:iCs/>
+              <w:color w:val="000000"/>
+            </w:rPr>
+            <w:t xml:space="preserve">, </w:t>
+          </w:r>
+          <w:proofErr w:type="spellStart"/>
+          <w:r>
+            <w:rPr>
+              <w:rFonts w:eastAsia="Times New Roman"/>
+              <w:i/>
+              <w:iCs/>
+              <w:color w:val="000000"/>
+            </w:rPr>
+            <w:t>Automatic</w:t>
+          </w:r>
+          <w:proofErr w:type="spellEnd"/>
+          <w:r>
+            <w:rPr>
+              <w:rFonts w:eastAsia="Times New Roman"/>
+              <w:i/>
+              <w:iCs/>
+              <w:color w:val="000000"/>
+            </w:rPr>
+            <w:t xml:space="preserve"> </w:t>
+          </w:r>
+          <w:proofErr w:type="spellStart"/>
+          <w:r>
+            <w:rPr>
+              <w:rFonts w:eastAsia="Times New Roman"/>
+              <w:i/>
+              <w:iCs/>
+              <w:color w:val="000000"/>
+            </w:rPr>
+            <w:t>Quantity</w:t>
+          </w:r>
+          <w:proofErr w:type="spellEnd"/>
+          <w:r>
+            <w:rPr>
+              <w:rFonts w:eastAsia="Times New Roman"/>
+              <w:i/>
+              <w:iCs/>
+              <w:color w:val="000000"/>
+            </w:rPr>
+            <w:t xml:space="preserve"> </w:t>
+          </w:r>
+          <w:proofErr w:type="spellStart"/>
+          <w:r>
+            <w:rPr>
+              <w:rFonts w:eastAsia="Times New Roman"/>
+              <w:i/>
+              <w:iCs/>
+              <w:color w:val="000000"/>
+            </w:rPr>
+            <w:t>Takeoff</w:t>
+          </w:r>
+          <w:proofErr w:type="spellEnd"/>
+          <w:r>
+            <w:rPr>
+              <w:rFonts w:eastAsia="Times New Roman"/>
+              <w:i/>
+              <w:iCs/>
+              <w:color w:val="000000"/>
+            </w:rPr>
+            <w:t xml:space="preserve"> </w:t>
+          </w:r>
+          <w:proofErr w:type="spellStart"/>
+          <w:r>
+            <w:rPr>
+              <w:rFonts w:eastAsia="Times New Roman"/>
+              <w:i/>
+              <w:iCs/>
+              <w:color w:val="000000"/>
+            </w:rPr>
+            <w:t>for</w:t>
+          </w:r>
+          <w:proofErr w:type="spellEnd"/>
+          <w:r>
+            <w:rPr>
+              <w:rFonts w:eastAsia="Times New Roman"/>
+              <w:i/>
+              <w:iCs/>
+              <w:color w:val="000000"/>
+            </w:rPr>
+            <w:t xml:space="preserve"> Irregular </w:t>
+          </w:r>
+          <w:proofErr w:type="spellStart"/>
+          <w:r>
+            <w:rPr>
+              <w:rFonts w:eastAsia="Times New Roman"/>
+              <w:i/>
+              <w:iCs/>
+              <w:color w:val="000000"/>
+            </w:rPr>
+            <w:t>Areas</w:t>
+          </w:r>
+          <w:proofErr w:type="spellEnd"/>
+          <w:r>
+            <w:rPr>
+              <w:rFonts w:eastAsia="Times New Roman"/>
+              <w:i/>
+              <w:iCs/>
+              <w:color w:val="000000"/>
+            </w:rPr>
+            <w:t xml:space="preserve"> </w:t>
+          </w:r>
+          <w:proofErr w:type="spellStart"/>
+          <w:r>
+            <w:rPr>
+              <w:rFonts w:eastAsia="Times New Roman"/>
+              <w:i/>
+              <w:iCs/>
+              <w:color w:val="000000"/>
+            </w:rPr>
+            <w:t>of</w:t>
+          </w:r>
+          <w:proofErr w:type="spellEnd"/>
+          <w:r>
+            <w:rPr>
+              <w:rFonts w:eastAsia="Times New Roman"/>
+              <w:i/>
+              <w:iCs/>
+              <w:color w:val="000000"/>
+            </w:rPr>
+            <w:t xml:space="preserve"> </w:t>
+          </w:r>
+          <w:proofErr w:type="spellStart"/>
+          <w:r>
+            <w:rPr>
+              <w:rFonts w:eastAsia="Times New Roman"/>
+              <w:i/>
+              <w:iCs/>
+              <w:color w:val="000000"/>
+            </w:rPr>
+            <w:t>Architectural</w:t>
+          </w:r>
+          <w:proofErr w:type="spellEnd"/>
+          <w:r>
+            <w:rPr>
+              <w:rFonts w:eastAsia="Times New Roman"/>
+              <w:i/>
+              <w:iCs/>
+              <w:color w:val="000000"/>
+            </w:rPr>
+            <w:t xml:space="preserve">, </w:t>
+          </w:r>
+          <w:proofErr w:type="spellStart"/>
+          <w:r>
+            <w:rPr>
+              <w:rFonts w:eastAsia="Times New Roman"/>
+              <w:i/>
+              <w:iCs/>
+              <w:color w:val="000000"/>
+            </w:rPr>
+            <w:t>Engineering</w:t>
+          </w:r>
+          <w:proofErr w:type="spellEnd"/>
+          <w:r>
+            <w:rPr>
+              <w:rFonts w:eastAsia="Times New Roman"/>
+              <w:i/>
+              <w:iCs/>
+              <w:color w:val="000000"/>
+            </w:rPr>
+            <w:t xml:space="preserve">, and </w:t>
+          </w:r>
+          <w:proofErr w:type="spellStart"/>
+          <w:r>
+            <w:rPr>
+              <w:rFonts w:eastAsia="Times New Roman"/>
+              <w:i/>
+              <w:iCs/>
+              <w:color w:val="000000"/>
+            </w:rPr>
+            <w:t>Construction</w:t>
+          </w:r>
+          <w:proofErr w:type="spellEnd"/>
+          <w:r>
+            <w:rPr>
+              <w:rFonts w:eastAsia="Times New Roman"/>
+              <w:i/>
+              <w:iCs/>
+              <w:color w:val="000000"/>
+            </w:rPr>
+            <w:t xml:space="preserve"> </w:t>
+          </w:r>
+          <w:proofErr w:type="spellStart"/>
+          <w:r>
+            <w:rPr>
+              <w:rFonts w:eastAsia="Times New Roman"/>
+              <w:i/>
+              <w:iCs/>
+              <w:color w:val="000000"/>
+            </w:rPr>
+            <w:t>Objects</w:t>
+          </w:r>
+          <w:proofErr w:type="spellEnd"/>
+          <w:r>
+            <w:rPr>
+              <w:rFonts w:eastAsia="Times New Roman"/>
+              <w:i/>
+              <w:iCs/>
+              <w:color w:val="000000"/>
+            </w:rPr>
+            <w:t xml:space="preserve"> </w:t>
+          </w:r>
+          <w:proofErr w:type="spellStart"/>
+          <w:r>
+            <w:rPr>
+              <w:rFonts w:eastAsia="Times New Roman"/>
+              <w:i/>
+              <w:iCs/>
+              <w:color w:val="000000"/>
+            </w:rPr>
+            <w:t>from</w:t>
+          </w:r>
+          <w:proofErr w:type="spellEnd"/>
+          <w:r>
+            <w:rPr>
+              <w:rFonts w:eastAsia="Times New Roman"/>
+              <w:i/>
+              <w:iCs/>
+              <w:color w:val="000000"/>
+            </w:rPr>
+            <w:t xml:space="preserve"> 2D </w:t>
+          </w:r>
+          <w:proofErr w:type="spellStart"/>
+          <w:r>
+            <w:rPr>
+              <w:rFonts w:eastAsia="Times New Roman"/>
+              <w:i/>
+              <w:iCs/>
+              <w:color w:val="000000"/>
+            </w:rPr>
+            <w:t>Drawings</w:t>
+          </w:r>
+          <w:proofErr w:type="spellEnd"/>
+          <w:r>
+            <w:rPr>
+              <w:rFonts w:eastAsia="Times New Roman"/>
+              <w:i/>
+              <w:iCs/>
+              <w:color w:val="000000"/>
+            </w:rPr>
+            <w:t xml:space="preserve"> </w:t>
+          </w:r>
+          <w:proofErr w:type="spellStart"/>
+          <w:r>
+            <w:rPr>
+              <w:rFonts w:eastAsia="Times New Roman"/>
+              <w:i/>
+              <w:iCs/>
+              <w:color w:val="000000"/>
+            </w:rPr>
+            <w:t>Engineering</w:t>
+          </w:r>
+          <w:proofErr w:type="spellEnd"/>
+          <w:r>
+            <w:rPr>
+              <w:rFonts w:eastAsia="Times New Roman"/>
+              <w:i/>
+              <w:iCs/>
+              <w:color w:val="000000"/>
+            </w:rPr>
+            <w:t xml:space="preserve">, and </w:t>
+          </w:r>
+          <w:proofErr w:type="spellStart"/>
+          <w:r>
+            <w:rPr>
+              <w:rFonts w:eastAsia="Times New Roman"/>
+              <w:i/>
+              <w:iCs/>
+              <w:color w:val="000000"/>
+            </w:rPr>
+            <w:t>Construction</w:t>
+          </w:r>
+          <w:proofErr w:type="spellEnd"/>
+          <w:r>
+            <w:rPr>
+              <w:rFonts w:eastAsia="Times New Roman"/>
+              <w:i/>
+              <w:iCs/>
+              <w:color w:val="000000"/>
+            </w:rPr>
+            <w:t xml:space="preserve"> </w:t>
+          </w:r>
+          <w:proofErr w:type="spellStart"/>
+          <w:r>
+            <w:rPr>
+              <w:rFonts w:eastAsia="Times New Roman"/>
+              <w:i/>
+              <w:iCs/>
+              <w:color w:val="000000"/>
+            </w:rPr>
+            <w:t>Objects</w:t>
+          </w:r>
+          <w:proofErr w:type="spellEnd"/>
+          <w:r>
+            <w:rPr>
+              <w:rFonts w:eastAsia="Times New Roman"/>
+              <w:i/>
+              <w:iCs/>
+              <w:color w:val="000000"/>
+            </w:rPr>
+            <w:t xml:space="preserve"> </w:t>
+          </w:r>
+          <w:proofErr w:type="spellStart"/>
+          <w:r>
+            <w:rPr>
+              <w:rFonts w:eastAsia="Times New Roman"/>
+              <w:i/>
+              <w:iCs/>
+              <w:color w:val="000000"/>
+            </w:rPr>
+            <w:t>from</w:t>
+          </w:r>
+          <w:proofErr w:type="spellEnd"/>
+          <w:r>
+            <w:rPr>
+              <w:rFonts w:eastAsia="Times New Roman"/>
+              <w:i/>
+              <w:iCs/>
+              <w:color w:val="000000"/>
+            </w:rPr>
+            <w:t xml:space="preserve"> 2D </w:t>
+          </w:r>
+          <w:proofErr w:type="spellStart"/>
+          <w:r>
+            <w:rPr>
+              <w:rFonts w:eastAsia="Times New Roman"/>
+              <w:i/>
+              <w:iCs/>
+              <w:color w:val="000000"/>
+            </w:rPr>
+            <w:t>Drawings</w:t>
+          </w:r>
+          <w:proofErr w:type="spellEnd"/>
+          <w:r>
+            <w:rPr>
+              <w:rFonts w:eastAsia="Times New Roman"/>
+              <w:i/>
+              <w:iCs/>
+              <w:color w:val="000000"/>
+            </w:rPr>
+            <w:t xml:space="preserve"> </w:t>
+          </w:r>
+          <w:proofErr w:type="spellStart"/>
+          <w:r>
+            <w:rPr>
+              <w:rFonts w:eastAsia="Times New Roman"/>
+              <w:i/>
+              <w:iCs/>
+              <w:color w:val="000000"/>
+            </w:rPr>
+            <w:t>Automatic</w:t>
+          </w:r>
+          <w:proofErr w:type="spellEnd"/>
+          <w:r>
+            <w:rPr>
+              <w:rFonts w:eastAsia="Times New Roman"/>
+              <w:i/>
+              <w:iCs/>
+              <w:color w:val="000000"/>
+            </w:rPr>
+            <w:t xml:space="preserve"> </w:t>
+          </w:r>
+          <w:proofErr w:type="spellStart"/>
+          <w:r>
+            <w:rPr>
+              <w:rFonts w:eastAsia="Times New Roman"/>
+              <w:i/>
+              <w:iCs/>
+              <w:color w:val="000000"/>
+            </w:rPr>
+            <w:t>Quantity</w:t>
+          </w:r>
+          <w:proofErr w:type="spellEnd"/>
+          <w:r>
+            <w:rPr>
+              <w:rFonts w:eastAsia="Times New Roman"/>
+              <w:i/>
+              <w:iCs/>
+              <w:color w:val="000000"/>
+            </w:rPr>
+            <w:t xml:space="preserve"> </w:t>
+          </w:r>
+          <w:proofErr w:type="spellStart"/>
+          <w:r>
+            <w:rPr>
+              <w:rFonts w:eastAsia="Times New Roman"/>
+              <w:i/>
+              <w:iCs/>
+              <w:color w:val="000000"/>
+            </w:rPr>
+            <w:t>Takeoff</w:t>
+          </w:r>
+          <w:proofErr w:type="spellEnd"/>
+          <w:r>
+            <w:rPr>
+              <w:rFonts w:eastAsia="Times New Roman"/>
+              <w:i/>
+              <w:iCs/>
+              <w:color w:val="000000"/>
+            </w:rPr>
+            <w:t xml:space="preserve"> </w:t>
+          </w:r>
+          <w:proofErr w:type="spellStart"/>
+          <w:r>
+            <w:rPr>
+              <w:rFonts w:eastAsia="Times New Roman"/>
+              <w:i/>
+              <w:iCs/>
+              <w:color w:val="000000"/>
+            </w:rPr>
+            <w:t>for</w:t>
+          </w:r>
+          <w:proofErr w:type="spellEnd"/>
+          <w:r>
+            <w:rPr>
+              <w:rFonts w:eastAsia="Times New Roman"/>
+              <w:i/>
+              <w:iCs/>
+              <w:color w:val="000000"/>
+            </w:rPr>
+            <w:t xml:space="preserve"> Irregular </w:t>
+          </w:r>
+          <w:proofErr w:type="spellStart"/>
+          <w:r>
+            <w:rPr>
+              <w:rFonts w:eastAsia="Times New Roman"/>
+              <w:i/>
+              <w:iCs/>
+              <w:color w:val="000000"/>
+            </w:rPr>
+            <w:t>Areas</w:t>
+          </w:r>
+          <w:proofErr w:type="spellEnd"/>
+          <w:r>
+            <w:rPr>
+              <w:rFonts w:eastAsia="Times New Roman"/>
+              <w:i/>
+              <w:iCs/>
+              <w:color w:val="000000"/>
+            </w:rPr>
+            <w:t xml:space="preserve"> </w:t>
+          </w:r>
+          <w:proofErr w:type="spellStart"/>
+          <w:r>
+            <w:rPr>
+              <w:rFonts w:eastAsia="Times New Roman"/>
+              <w:i/>
+              <w:iCs/>
+              <w:color w:val="000000"/>
+            </w:rPr>
+            <w:t>of</w:t>
+          </w:r>
+          <w:proofErr w:type="spellEnd"/>
+          <w:r>
+            <w:rPr>
+              <w:rFonts w:eastAsia="Times New Roman"/>
+              <w:i/>
+              <w:iCs/>
+              <w:color w:val="000000"/>
+            </w:rPr>
+            <w:t xml:space="preserve"> </w:t>
+          </w:r>
+          <w:proofErr w:type="spellStart"/>
+          <w:r>
+            <w:rPr>
+              <w:rFonts w:eastAsia="Times New Roman"/>
+              <w:i/>
+              <w:iCs/>
+              <w:color w:val="000000"/>
+            </w:rPr>
+            <w:t>Architectural</w:t>
+          </w:r>
+          <w:proofErr w:type="spellEnd"/>
+          <w:r>
+            <w:rPr>
+              <w:rFonts w:eastAsia="Times New Roman"/>
+              <w:i/>
+              <w:iCs/>
+              <w:color w:val="000000"/>
+            </w:rPr>
+            <w:t xml:space="preserve">, </w:t>
+          </w:r>
+          <w:proofErr w:type="spellStart"/>
+          <w:r>
+            <w:rPr>
+              <w:rFonts w:eastAsia="Times New Roman"/>
+              <w:i/>
+              <w:iCs/>
+              <w:color w:val="000000"/>
+            </w:rPr>
+            <w:t>Engineering</w:t>
+          </w:r>
+          <w:proofErr w:type="spellEnd"/>
+          <w:r>
+            <w:rPr>
+              <w:rFonts w:eastAsia="Times New Roman"/>
+              <w:i/>
+              <w:iCs/>
+              <w:color w:val="000000"/>
+            </w:rPr>
+            <w:t xml:space="preserve">, and </w:t>
+          </w:r>
+          <w:proofErr w:type="spellStart"/>
+          <w:r>
+            <w:rPr>
+              <w:rFonts w:eastAsia="Times New Roman"/>
+              <w:i/>
+              <w:iCs/>
+              <w:color w:val="000000"/>
+            </w:rPr>
+            <w:t>Construction</w:t>
+          </w:r>
+          <w:proofErr w:type="spellEnd"/>
+          <w:r>
+            <w:rPr>
+              <w:rFonts w:eastAsia="Times New Roman"/>
+              <w:i/>
+              <w:iCs/>
+              <w:color w:val="000000"/>
+            </w:rPr>
+            <w:t xml:space="preserve"> </w:t>
+          </w:r>
+          <w:proofErr w:type="spellStart"/>
+          <w:r>
+            <w:rPr>
+              <w:rFonts w:eastAsia="Times New Roman"/>
+              <w:i/>
+              <w:iCs/>
+              <w:color w:val="000000"/>
+            </w:rPr>
+            <w:t>Objects</w:t>
+          </w:r>
+          <w:proofErr w:type="spellEnd"/>
+          <w:r>
+            <w:rPr>
+              <w:rFonts w:eastAsia="Times New Roman"/>
+              <w:i/>
+              <w:iCs/>
+              <w:color w:val="000000"/>
+            </w:rPr>
+            <w:t xml:space="preserve"> </w:t>
+          </w:r>
+          <w:proofErr w:type="spellStart"/>
+          <w:r>
+            <w:rPr>
+              <w:rFonts w:eastAsia="Times New Roman"/>
+              <w:i/>
+              <w:iCs/>
+              <w:color w:val="000000"/>
+            </w:rPr>
+            <w:t>from</w:t>
+          </w:r>
+          <w:proofErr w:type="spellEnd"/>
+          <w:r>
+            <w:rPr>
+              <w:rFonts w:eastAsia="Times New Roman"/>
+              <w:i/>
+              <w:iCs/>
+              <w:color w:val="000000"/>
+            </w:rPr>
+            <w:t xml:space="preserve"> 2D </w:t>
+          </w:r>
+          <w:proofErr w:type="spellStart"/>
+          <w:r>
+            <w:rPr>
+              <w:rFonts w:eastAsia="Times New Roman"/>
+              <w:i/>
+              <w:iCs/>
+              <w:color w:val="000000"/>
+            </w:rPr>
+            <w:t>Drawings</w:t>
+          </w:r>
+          <w:proofErr w:type="spellEnd"/>
+          <w:r>
+            <w:rPr>
+              <w:rFonts w:eastAsia="Times New Roman"/>
+              <w:color w:val="000000"/>
+            </w:rPr>
+            <w:t>. https://docs.lib.purdue.edu/cib-conferences</w:t>
+          </w:r>
+        </w:p>
+        <w:p>
+          <w:pPr>
+            <w:autoSpaceDE w:val="0"/>
+            <w:autoSpaceDN w:val="0"/>
+            <w:ind w:hanging="480"/>
+            <w:divId w:val="701786933"/>
+            <w:rPr>
+              <w:rFonts w:eastAsia="Times New Roman"/>
+              <w:color w:val="000000"/>
+            </w:rPr>
+          </w:pPr>
+          <w:proofErr w:type="spellStart"/>
+          <w:r>
+            <w:rPr>
+              <w:rFonts w:eastAsia="Times New Roman"/>
+              <w:color w:val="000000"/>
+            </w:rPr>
+            <w:t>Patil</w:t>
+          </w:r>
+          <w:proofErr w:type="spellEnd"/>
+          <w:r>
+            <w:rPr>
+              <w:rFonts w:eastAsia="Times New Roman"/>
+              <w:color w:val="000000"/>
+            </w:rPr>
+            <w:t xml:space="preserve">, J., &amp; </w:t>
+          </w:r>
+          <w:proofErr w:type="spellStart"/>
+          <w:r>
+            <w:rPr>
+              <w:rFonts w:eastAsia="Times New Roman"/>
+              <w:color w:val="000000"/>
+            </w:rPr>
+            <w:t>Kalantari</w:t>
+          </w:r>
+          <w:proofErr w:type="spellEnd"/>
+          <w:r>
+            <w:rPr>
+              <w:rFonts w:eastAsia="Times New Roman"/>
+              <w:color w:val="000000"/>
+            </w:rPr>
+            <w:t xml:space="preserve">, M. (2025). </w:t>
+          </w:r>
+          <w:proofErr w:type="spellStart"/>
+          <w:r>
+            <w:rPr>
+              <w:rFonts w:eastAsia="Times New Roman"/>
+              <w:color w:val="000000"/>
+            </w:rPr>
+            <w:t>Automatic</w:t>
+          </w:r>
+          <w:proofErr w:type="spellEnd"/>
+          <w:r>
+            <w:rPr>
+              <w:rFonts w:eastAsia="Times New Roman"/>
+              <w:color w:val="000000"/>
+            </w:rPr>
+            <w:t xml:space="preserve"> </w:t>
+          </w:r>
+          <w:proofErr w:type="spellStart"/>
+          <w:r>
+            <w:rPr>
+              <w:rFonts w:eastAsia="Times New Roman"/>
+              <w:color w:val="000000"/>
+            </w:rPr>
+            <w:t>Scan</w:t>
+          </w:r>
+          <w:proofErr w:type="spellEnd"/>
+          <w:r>
+            <w:rPr>
+              <w:rFonts w:eastAsia="Times New Roman"/>
+              <w:color w:val="000000"/>
+            </w:rPr>
+            <w:t>-</w:t>
+          </w:r>
+          <w:proofErr w:type="spellStart"/>
+          <w:r>
+            <w:rPr>
+              <w:rFonts w:eastAsia="Times New Roman"/>
+              <w:color w:val="000000"/>
+            </w:rPr>
+            <w:t>to</w:t>
+          </w:r>
+          <w:proofErr w:type="spellEnd"/>
+          <w:r>
+            <w:rPr>
+              <w:rFonts w:eastAsia="Times New Roman"/>
+              <w:color w:val="000000"/>
+            </w:rPr>
+            <w:t>-BIM—</w:t>
+          </w:r>
+          <w:proofErr w:type="spellStart"/>
+          <w:r>
+            <w:rPr>
+              <w:rFonts w:eastAsia="Times New Roman"/>
+              <w:color w:val="000000"/>
+            </w:rPr>
+            <w:t>The</w:t>
+          </w:r>
+          <w:proofErr w:type="spellEnd"/>
+          <w:r>
+            <w:rPr>
+              <w:rFonts w:eastAsia="Times New Roman"/>
+              <w:color w:val="000000"/>
+            </w:rPr>
+            <w:t xml:space="preserve"> </w:t>
+          </w:r>
+          <w:proofErr w:type="spellStart"/>
+          <w:r>
+            <w:rPr>
+              <w:rFonts w:eastAsia="Times New Roman"/>
+              <w:color w:val="000000"/>
+            </w:rPr>
+            <w:t>Impact</w:t>
+          </w:r>
+          <w:proofErr w:type="spellEnd"/>
+          <w:r>
+            <w:rPr>
+              <w:rFonts w:eastAsia="Times New Roman"/>
+              <w:color w:val="000000"/>
+            </w:rPr>
+            <w:t xml:space="preserve"> </w:t>
+          </w:r>
+          <w:proofErr w:type="spellStart"/>
+          <w:r>
+            <w:rPr>
+              <w:rFonts w:eastAsia="Times New Roman"/>
+              <w:color w:val="000000"/>
+            </w:rPr>
+            <w:t>of</w:t>
+          </w:r>
+          <w:proofErr w:type="spellEnd"/>
+          <w:r>
+            <w:rPr>
+              <w:rFonts w:eastAsia="Times New Roman"/>
+              <w:color w:val="000000"/>
+            </w:rPr>
+            <w:t xml:space="preserve"> </w:t>
+          </w:r>
+          <w:proofErr w:type="spellStart"/>
+          <w:r>
+            <w:rPr>
+              <w:rFonts w:eastAsia="Times New Roman"/>
+              <w:color w:val="000000"/>
+            </w:rPr>
+            <w:t>Semantic</w:t>
+          </w:r>
+          <w:proofErr w:type="spellEnd"/>
+          <w:r>
+            <w:rPr>
+              <w:rFonts w:eastAsia="Times New Roman"/>
+              <w:color w:val="000000"/>
+            </w:rPr>
+            <w:t xml:space="preserve"> </w:t>
+          </w:r>
+          <w:proofErr w:type="spellStart"/>
+          <w:r>
+            <w:rPr>
+              <w:rFonts w:eastAsia="Times New Roman"/>
+              <w:color w:val="000000"/>
+            </w:rPr>
+            <w:t>Segmentation</w:t>
+          </w:r>
+          <w:proofErr w:type="spellEnd"/>
+          <w:r>
+            <w:rPr>
+              <w:rFonts w:eastAsia="Times New Roman"/>
+              <w:color w:val="000000"/>
+            </w:rPr>
+            <w:t xml:space="preserve"> </w:t>
+          </w:r>
+          <w:proofErr w:type="spellStart"/>
+          <w:r>
+            <w:rPr>
+              <w:rFonts w:eastAsia="Times New Roman"/>
+              <w:color w:val="000000"/>
+            </w:rPr>
+            <w:t>Accuracy</w:t>
+          </w:r>
+          <w:proofErr w:type="spellEnd"/>
+          <w:r>
+            <w:rPr>
+              <w:rFonts w:eastAsia="Times New Roman"/>
+              <w:color w:val="000000"/>
+            </w:rPr>
+            <w:t xml:space="preserve">. </w:t>
+          </w:r>
+          <w:proofErr w:type="spellStart"/>
+          <w:r>
+            <w:rPr>
+              <w:rFonts w:eastAsia="Times New Roman"/>
+              <w:i/>
+              <w:iCs/>
+              <w:color w:val="000000"/>
+            </w:rPr>
+            <w:t>Buildings</w:t>
+          </w:r>
+          <w:proofErr w:type="spellEnd"/>
+          <w:r>
+            <w:rPr>
+              <w:rFonts w:eastAsia="Times New Roman"/>
+              <w:color w:val="000000"/>
+            </w:rPr>
+            <w:t xml:space="preserve">, </w:t>
+          </w:r>
+          <w:r>
+            <w:rPr>
+              <w:rFonts w:eastAsia="Times New Roman"/>
+              <w:i/>
+              <w:iCs/>
+              <w:color w:val="000000"/>
+            </w:rPr>
+            <w:t>15</w:t>
+          </w:r>
+          <w:r>
+            <w:rPr>
+              <w:rFonts w:eastAsia="Times New Roman"/>
+              <w:color w:val="000000"/>
+            </w:rPr>
+            <w:t>(7). https://doi.org/10.3390/buildings15071126</w:t>
+          </w:r>
+        </w:p>
+        <w:p>
+          <w:pPr>
+            <w:autoSpaceDE w:val="0"/>
+            <w:autoSpaceDN w:val="0"/>
+            <w:ind w:hanging="480"/>
+            <w:divId w:val="525601808"/>
+            <w:rPr>
+              <w:rFonts w:eastAsia="Times New Roman"/>
+              <w:color w:val="000000"/>
+            </w:rPr>
+          </w:pPr>
+          <w:r>
+            <w:rPr>
+              <w:rFonts w:eastAsia="Times New Roman"/>
+              <w:color w:val="000000"/>
+            </w:rPr>
+            <w:t xml:space="preserve">Pu, H., Yang, X., Wang, Z., &amp; </w:t>
+          </w:r>
+          <w:proofErr w:type="spellStart"/>
+          <w:r>
+            <w:rPr>
+              <w:rFonts w:eastAsia="Times New Roman"/>
+              <w:color w:val="000000"/>
+            </w:rPr>
+            <w:t>Luo</w:t>
+          </w:r>
+          <w:proofErr w:type="spellEnd"/>
+          <w:r>
+            <w:rPr>
+              <w:rFonts w:eastAsia="Times New Roman"/>
+              <w:color w:val="000000"/>
+            </w:rPr>
+            <w:t>, X. (</w:t>
+          </w:r>
+          <w:proofErr w:type="spellStart"/>
+          <w:r>
+            <w:rPr>
+              <w:rFonts w:eastAsia="Times New Roman"/>
+              <w:color w:val="000000"/>
+            </w:rPr>
+            <w:t>n.d</w:t>
+          </w:r>
+          <w:proofErr w:type="spellEnd"/>
+          <w:r>
+            <w:rPr>
+              <w:rFonts w:eastAsia="Times New Roman"/>
+              <w:color w:val="000000"/>
+            </w:rPr>
+            <w:t xml:space="preserve">.). </w:t>
+          </w:r>
+          <w:proofErr w:type="spellStart"/>
+          <w:r>
+            <w:rPr>
+              <w:rFonts w:eastAsia="Times New Roman"/>
+              <w:i/>
+              <w:iCs/>
+              <w:color w:val="000000"/>
+            </w:rPr>
+            <w:t>Enhanced</w:t>
+          </w:r>
+          <w:proofErr w:type="spellEnd"/>
+          <w:r>
+            <w:rPr>
+              <w:rFonts w:eastAsia="Times New Roman"/>
+              <w:i/>
+              <w:iCs/>
+              <w:color w:val="000000"/>
+            </w:rPr>
+            <w:t xml:space="preserve"> </w:t>
+          </w:r>
+          <w:proofErr w:type="spellStart"/>
+          <w:r>
+            <w:rPr>
+              <w:rFonts w:eastAsia="Times New Roman"/>
+              <w:i/>
+              <w:iCs/>
+              <w:color w:val="000000"/>
+            </w:rPr>
+            <w:t>Automated</w:t>
+          </w:r>
+          <w:proofErr w:type="spellEnd"/>
+          <w:r>
+            <w:rPr>
+              <w:rFonts w:eastAsia="Times New Roman"/>
+              <w:i/>
+              <w:iCs/>
+              <w:color w:val="000000"/>
+            </w:rPr>
+            <w:t xml:space="preserve"> </w:t>
+          </w:r>
+          <w:proofErr w:type="spellStart"/>
+          <w:r>
+            <w:rPr>
+              <w:rFonts w:eastAsia="Times New Roman"/>
+              <w:i/>
+              <w:iCs/>
+              <w:color w:val="000000"/>
+            </w:rPr>
+            <w:t>Construction</w:t>
+          </w:r>
+          <w:proofErr w:type="spellEnd"/>
+          <w:r>
+            <w:rPr>
+              <w:rFonts w:eastAsia="Times New Roman"/>
+              <w:i/>
+              <w:iCs/>
+              <w:color w:val="000000"/>
+            </w:rPr>
+            <w:t xml:space="preserve"> </w:t>
+          </w:r>
+          <w:proofErr w:type="spellStart"/>
+          <w:r>
+            <w:rPr>
+              <w:rFonts w:eastAsia="Times New Roman"/>
+              <w:i/>
+              <w:iCs/>
+              <w:color w:val="000000"/>
+            </w:rPr>
+            <w:t>Quantity</w:t>
+          </w:r>
+          <w:proofErr w:type="spellEnd"/>
+          <w:r>
+            <w:rPr>
+              <w:rFonts w:eastAsia="Times New Roman"/>
+              <w:i/>
+              <w:iCs/>
+              <w:color w:val="000000"/>
+            </w:rPr>
+            <w:t xml:space="preserve"> </w:t>
+          </w:r>
+          <w:proofErr w:type="spellStart"/>
+          <w:r>
+            <w:rPr>
+              <w:rFonts w:eastAsia="Times New Roman"/>
+              <w:i/>
+              <w:iCs/>
+              <w:color w:val="000000"/>
+            </w:rPr>
+            <w:t>Takeoff</w:t>
+          </w:r>
+          <w:proofErr w:type="spellEnd"/>
+          <w:r>
+            <w:rPr>
+              <w:rFonts w:eastAsia="Times New Roman"/>
+              <w:i/>
+              <w:iCs/>
+              <w:color w:val="000000"/>
+            </w:rPr>
+            <w:t xml:space="preserve">: 2 </w:t>
+          </w:r>
+          <w:proofErr w:type="spellStart"/>
+          <w:r>
+            <w:rPr>
+              <w:rFonts w:eastAsia="Times New Roman"/>
+              <w:i/>
+              <w:iCs/>
+              <w:color w:val="000000"/>
+            </w:rPr>
+            <w:t>Integrating</w:t>
+          </w:r>
+          <w:proofErr w:type="spellEnd"/>
+          <w:r>
+            <w:rPr>
+              <w:rFonts w:eastAsia="Times New Roman"/>
+              <w:i/>
+              <w:iCs/>
+              <w:color w:val="000000"/>
+            </w:rPr>
+            <w:t xml:space="preserve"> </w:t>
+          </w:r>
+          <w:proofErr w:type="spellStart"/>
+          <w:r>
+            <w:rPr>
+              <w:rFonts w:eastAsia="Times New Roman"/>
+              <w:i/>
+              <w:iCs/>
+              <w:color w:val="000000"/>
+            </w:rPr>
+            <w:t>LLMs</w:t>
+          </w:r>
+          <w:proofErr w:type="spellEnd"/>
+          <w:r>
+            <w:rPr>
+              <w:rFonts w:eastAsia="Times New Roman"/>
+              <w:i/>
+              <w:iCs/>
+              <w:color w:val="000000"/>
+            </w:rPr>
+            <w:t xml:space="preserve"> </w:t>
+          </w:r>
+          <w:proofErr w:type="spellStart"/>
+          <w:r>
+            <w:rPr>
+              <w:rFonts w:eastAsia="Times New Roman"/>
+              <w:i/>
+              <w:iCs/>
+              <w:color w:val="000000"/>
+            </w:rPr>
+            <w:t>with</w:t>
+          </w:r>
+          <w:proofErr w:type="spellEnd"/>
+          <w:r>
+            <w:rPr>
+              <w:rFonts w:eastAsia="Times New Roman"/>
+              <w:i/>
+              <w:iCs/>
+              <w:color w:val="000000"/>
+            </w:rPr>
+            <w:t xml:space="preserve"> Data </w:t>
+          </w:r>
+          <w:proofErr w:type="spellStart"/>
+          <w:r>
+            <w:rPr>
+              <w:rFonts w:eastAsia="Times New Roman"/>
+              <w:i/>
+              <w:iCs/>
+              <w:color w:val="000000"/>
+            </w:rPr>
+            <w:t>Extraction</w:t>
+          </w:r>
+          <w:proofErr w:type="spellEnd"/>
+          <w:r>
+            <w:rPr>
+              <w:rFonts w:eastAsia="Times New Roman"/>
+              <w:i/>
+              <w:iCs/>
+              <w:color w:val="000000"/>
+            </w:rPr>
+            <w:t xml:space="preserve">, Symbol </w:t>
+          </w:r>
+          <w:proofErr w:type="spellStart"/>
+          <w:r>
+            <w:rPr>
+              <w:rFonts w:eastAsia="Times New Roman"/>
+              <w:i/>
+              <w:iCs/>
+              <w:color w:val="000000"/>
+            </w:rPr>
+            <w:t>Mapping</w:t>
+          </w:r>
+          <w:proofErr w:type="spellEnd"/>
+          <w:r>
+            <w:rPr>
+              <w:rFonts w:eastAsia="Times New Roman"/>
+              <w:i/>
+              <w:iCs/>
+              <w:color w:val="000000"/>
+            </w:rPr>
+            <w:t>, 3 and Rule-</w:t>
+          </w:r>
+          <w:proofErr w:type="spellStart"/>
+          <w:r>
+            <w:rPr>
+              <w:rFonts w:eastAsia="Times New Roman"/>
+              <w:i/>
+              <w:iCs/>
+              <w:color w:val="000000"/>
+            </w:rPr>
+            <w:t>based</w:t>
+          </w:r>
+          <w:proofErr w:type="spellEnd"/>
+          <w:r>
+            <w:rPr>
+              <w:rFonts w:eastAsia="Times New Roman"/>
+              <w:i/>
+              <w:iCs/>
+              <w:color w:val="000000"/>
+            </w:rPr>
+            <w:t xml:space="preserve"> </w:t>
+          </w:r>
+          <w:proofErr w:type="spellStart"/>
+          <w:r>
+            <w:rPr>
+              <w:rFonts w:eastAsia="Times New Roman"/>
+              <w:i/>
+              <w:iCs/>
+              <w:color w:val="000000"/>
+            </w:rPr>
+            <w:t>Reasoning</w:t>
+          </w:r>
+          <w:proofErr w:type="spellEnd"/>
+          <w:r>
+            <w:rPr>
+              <w:rFonts w:eastAsia="Times New Roman"/>
+              <w:color w:val="000000"/>
+            </w:rPr>
+            <w:t>. https://ssrn.com/abstract=4968830</w:t>
+          </w:r>
+        </w:p>
+        <w:p>
+          <w:pPr>
+            <w:autoSpaceDE w:val="0"/>
+            <w:autoSpaceDN w:val="0"/>
+            <w:ind w:hanging="480"/>
+            <w:divId w:val="1669558110"/>
+            <w:rPr>
+              <w:rFonts w:eastAsia="Times New Roman"/>
+              <w:color w:val="000000"/>
+            </w:rPr>
+          </w:pPr>
+          <w:proofErr w:type="spellStart"/>
+          <w:r>
+            <w:rPr>
+              <w:rFonts w:eastAsia="Times New Roman"/>
+              <w:color w:val="000000"/>
+            </w:rPr>
+            <w:t>Qi</w:t>
+          </w:r>
+          <w:proofErr w:type="spellEnd"/>
+          <w:r>
+            <w:rPr>
+              <w:rFonts w:eastAsia="Times New Roman"/>
+              <w:color w:val="000000"/>
+            </w:rPr>
+            <w:t xml:space="preserve">, C. R., Su, H., Mo, K., &amp; </w:t>
+          </w:r>
+          <w:proofErr w:type="spellStart"/>
+          <w:r>
+            <w:rPr>
+              <w:rFonts w:eastAsia="Times New Roman"/>
+              <w:color w:val="000000"/>
+            </w:rPr>
+            <w:t>Guibas</w:t>
+          </w:r>
+          <w:proofErr w:type="spellEnd"/>
+          <w:r>
+            <w:rPr>
+              <w:rFonts w:eastAsia="Times New Roman"/>
+              <w:color w:val="000000"/>
+            </w:rPr>
+            <w:t>, L. J. (</w:t>
+          </w:r>
+          <w:proofErr w:type="spellStart"/>
+          <w:r>
+            <w:rPr>
+              <w:rFonts w:eastAsia="Times New Roman"/>
+              <w:color w:val="000000"/>
+            </w:rPr>
+            <w:t>n.d</w:t>
+          </w:r>
+          <w:proofErr w:type="spellEnd"/>
+          <w:r>
+            <w:rPr>
+              <w:rFonts w:eastAsia="Times New Roman"/>
+              <w:color w:val="000000"/>
+            </w:rPr>
+            <w:t xml:space="preserve">.). </w:t>
+          </w:r>
+          <w:proofErr w:type="spellStart"/>
+          <w:r>
+            <w:rPr>
+              <w:rFonts w:eastAsia="Times New Roman"/>
+              <w:i/>
+              <w:iCs/>
+              <w:color w:val="000000"/>
+            </w:rPr>
+            <w:t>PointNet</w:t>
+          </w:r>
+          <w:proofErr w:type="spellEnd"/>
+          <w:r>
+            <w:rPr>
+              <w:rFonts w:eastAsia="Times New Roman"/>
+              <w:i/>
+              <w:iCs/>
+              <w:color w:val="000000"/>
+            </w:rPr>
+            <w:t xml:space="preserve">: Deep </w:t>
+          </w:r>
+          <w:proofErr w:type="spellStart"/>
+          <w:r>
+            <w:rPr>
+              <w:rFonts w:eastAsia="Times New Roman"/>
+              <w:i/>
+              <w:iCs/>
+              <w:color w:val="000000"/>
+            </w:rPr>
+            <w:t>Learning</w:t>
+          </w:r>
+          <w:proofErr w:type="spellEnd"/>
+          <w:r>
+            <w:rPr>
+              <w:rFonts w:eastAsia="Times New Roman"/>
+              <w:i/>
+              <w:iCs/>
+              <w:color w:val="000000"/>
+            </w:rPr>
+            <w:t xml:space="preserve"> </w:t>
+          </w:r>
+          <w:proofErr w:type="spellStart"/>
+          <w:r>
+            <w:rPr>
+              <w:rFonts w:eastAsia="Times New Roman"/>
+              <w:i/>
+              <w:iCs/>
+              <w:color w:val="000000"/>
+            </w:rPr>
+            <w:t>on</w:t>
+          </w:r>
+          <w:proofErr w:type="spellEnd"/>
+          <w:r>
+            <w:rPr>
+              <w:rFonts w:eastAsia="Times New Roman"/>
+              <w:i/>
+              <w:iCs/>
+              <w:color w:val="000000"/>
+            </w:rPr>
+            <w:t xml:space="preserve"> Point Sets </w:t>
+          </w:r>
+          <w:proofErr w:type="spellStart"/>
+          <w:r>
+            <w:rPr>
+              <w:rFonts w:eastAsia="Times New Roman"/>
+              <w:i/>
+              <w:iCs/>
+              <w:color w:val="000000"/>
+            </w:rPr>
+            <w:t>for</w:t>
+          </w:r>
+          <w:proofErr w:type="spellEnd"/>
+          <w:r>
+            <w:rPr>
+              <w:rFonts w:eastAsia="Times New Roman"/>
+              <w:i/>
+              <w:iCs/>
+              <w:color w:val="000000"/>
+            </w:rPr>
+            <w:t xml:space="preserve"> 3D </w:t>
+          </w:r>
+          <w:proofErr w:type="spellStart"/>
+          <w:r>
+            <w:rPr>
+              <w:rFonts w:eastAsia="Times New Roman"/>
+              <w:i/>
+              <w:iCs/>
+              <w:color w:val="000000"/>
+            </w:rPr>
+            <w:t>Classification</w:t>
+          </w:r>
+          <w:proofErr w:type="spellEnd"/>
+          <w:r>
+            <w:rPr>
+              <w:rFonts w:eastAsia="Times New Roman"/>
+              <w:i/>
+              <w:iCs/>
+              <w:color w:val="000000"/>
+            </w:rPr>
+            <w:t xml:space="preserve"> and </w:t>
+          </w:r>
+          <w:proofErr w:type="spellStart"/>
+          <w:r>
+            <w:rPr>
+              <w:rFonts w:eastAsia="Times New Roman"/>
+              <w:i/>
+              <w:iCs/>
+              <w:color w:val="000000"/>
+            </w:rPr>
+            <w:t>Segmentation</w:t>
+          </w:r>
+          <w:proofErr w:type="spellEnd"/>
+          <w:r>
+            <w:rPr>
+              <w:rFonts w:eastAsia="Times New Roman"/>
+              <w:color w:val="000000"/>
+            </w:rPr>
+            <w:t>.</w:t>
+          </w:r>
+        </w:p>
+        <w:p>
+          <w:pPr>
+            <w:autoSpaceDE w:val="0"/>
+            <w:autoSpaceDN w:val="0"/>
+            <w:ind w:hanging="480"/>
+            <w:divId w:val="383992085"/>
+            <w:rPr>
+              <w:rFonts w:eastAsia="Times New Roman"/>
+              <w:color w:val="000000"/>
+            </w:rPr>
+          </w:pPr>
+          <w:proofErr w:type="spellStart"/>
+          <w:r>
+            <w:rPr>
+              <w:rFonts w:eastAsia="Times New Roman"/>
+              <w:color w:val="000000"/>
+            </w:rPr>
+            <w:lastRenderedPageBreak/>
+            <w:t>Rahate</w:t>
+          </w:r>
+          <w:proofErr w:type="spellEnd"/>
+          <w:r>
+            <w:rPr>
+              <w:rFonts w:eastAsia="Times New Roman"/>
+              <w:color w:val="000000"/>
+            </w:rPr>
+            <w:t xml:space="preserve">, A., </w:t>
+          </w:r>
+          <w:proofErr w:type="spellStart"/>
+          <w:r>
+            <w:rPr>
+              <w:rFonts w:eastAsia="Times New Roman"/>
+              <w:color w:val="000000"/>
+            </w:rPr>
+            <w:t>Walambe</w:t>
+          </w:r>
+          <w:proofErr w:type="spellEnd"/>
+          <w:r>
+            <w:rPr>
+              <w:rFonts w:eastAsia="Times New Roman"/>
+              <w:color w:val="000000"/>
+            </w:rPr>
+            <w:t xml:space="preserve">, R., </w:t>
+          </w:r>
+          <w:proofErr w:type="spellStart"/>
+          <w:r>
+            <w:rPr>
+              <w:rFonts w:eastAsia="Times New Roman"/>
+              <w:color w:val="000000"/>
+            </w:rPr>
+            <w:t>Ramanna</w:t>
+          </w:r>
+          <w:proofErr w:type="spellEnd"/>
+          <w:r>
+            <w:rPr>
+              <w:rFonts w:eastAsia="Times New Roman"/>
+              <w:color w:val="000000"/>
+            </w:rPr>
+            <w:t xml:space="preserve">, S., &amp; </w:t>
+          </w:r>
+          <w:proofErr w:type="spellStart"/>
+          <w:r>
+            <w:rPr>
+              <w:rFonts w:eastAsia="Times New Roman"/>
+              <w:color w:val="000000"/>
+            </w:rPr>
+            <w:t>Kotecha</w:t>
+          </w:r>
+          <w:proofErr w:type="spellEnd"/>
+          <w:r>
+            <w:rPr>
+              <w:rFonts w:eastAsia="Times New Roman"/>
+              <w:color w:val="000000"/>
+            </w:rPr>
+            <w:t>, K. (</w:t>
+          </w:r>
+          <w:proofErr w:type="spellStart"/>
+          <w:r>
+            <w:rPr>
+              <w:rFonts w:eastAsia="Times New Roman"/>
+              <w:color w:val="000000"/>
+            </w:rPr>
+            <w:t>n.d</w:t>
+          </w:r>
+          <w:proofErr w:type="spellEnd"/>
+          <w:r>
+            <w:rPr>
+              <w:rFonts w:eastAsia="Times New Roman"/>
+              <w:color w:val="000000"/>
+            </w:rPr>
+            <w:t xml:space="preserve">.). </w:t>
+          </w:r>
+          <w:r>
+            <w:rPr>
+              <w:rFonts w:eastAsia="Times New Roman"/>
+              <w:i/>
+              <w:iCs/>
+              <w:color w:val="000000"/>
+            </w:rPr>
+            <w:t xml:space="preserve">Multimodal </w:t>
+          </w:r>
+          <w:proofErr w:type="spellStart"/>
+          <w:r>
+            <w:rPr>
+              <w:rFonts w:eastAsia="Times New Roman"/>
+              <w:i/>
+              <w:iCs/>
+              <w:color w:val="000000"/>
+            </w:rPr>
+            <w:t>Co-learning</w:t>
+          </w:r>
+          <w:proofErr w:type="spellEnd"/>
+          <w:r>
+            <w:rPr>
+              <w:rFonts w:eastAsia="Times New Roman"/>
+              <w:i/>
+              <w:iCs/>
+              <w:color w:val="000000"/>
+            </w:rPr>
+            <w:t xml:space="preserve">: </w:t>
+          </w:r>
+          <w:proofErr w:type="spellStart"/>
+          <w:r>
+            <w:rPr>
+              <w:rFonts w:eastAsia="Times New Roman"/>
+              <w:i/>
+              <w:iCs/>
+              <w:color w:val="000000"/>
+            </w:rPr>
+            <w:t>Challenges</w:t>
+          </w:r>
+          <w:proofErr w:type="spellEnd"/>
+          <w:r>
+            <w:rPr>
+              <w:rFonts w:eastAsia="Times New Roman"/>
+              <w:i/>
+              <w:iCs/>
+              <w:color w:val="000000"/>
+            </w:rPr>
+            <w:t xml:space="preserve">, </w:t>
+          </w:r>
+          <w:proofErr w:type="spellStart"/>
+          <w:r>
+            <w:rPr>
+              <w:rFonts w:eastAsia="Times New Roman"/>
+              <w:i/>
+              <w:iCs/>
+              <w:color w:val="000000"/>
+            </w:rPr>
+            <w:t>Applications</w:t>
+          </w:r>
+          <w:proofErr w:type="spellEnd"/>
+          <w:r>
+            <w:rPr>
+              <w:rFonts w:eastAsia="Times New Roman"/>
+              <w:i/>
+              <w:iCs/>
+              <w:color w:val="000000"/>
+            </w:rPr>
+            <w:t xml:space="preserve"> </w:t>
+          </w:r>
+          <w:proofErr w:type="spellStart"/>
+          <w:r>
+            <w:rPr>
+              <w:rFonts w:eastAsia="Times New Roman"/>
+              <w:i/>
+              <w:iCs/>
+              <w:color w:val="000000"/>
+            </w:rPr>
+            <w:t>with</w:t>
+          </w:r>
+          <w:proofErr w:type="spellEnd"/>
+          <w:r>
+            <w:rPr>
+              <w:rFonts w:eastAsia="Times New Roman"/>
+              <w:i/>
+              <w:iCs/>
+              <w:color w:val="000000"/>
+            </w:rPr>
+            <w:t xml:space="preserve"> </w:t>
+          </w:r>
+          <w:proofErr w:type="spellStart"/>
+          <w:r>
+            <w:rPr>
+              <w:rFonts w:eastAsia="Times New Roman"/>
+              <w:i/>
+              <w:iCs/>
+              <w:color w:val="000000"/>
+            </w:rPr>
+            <w:t>Datasets</w:t>
+          </w:r>
+          <w:proofErr w:type="spellEnd"/>
+          <w:r>
+            <w:rPr>
+              <w:rFonts w:eastAsia="Times New Roman"/>
+              <w:i/>
+              <w:iCs/>
+              <w:color w:val="000000"/>
+            </w:rPr>
+            <w:t xml:space="preserve">, </w:t>
+          </w:r>
+          <w:proofErr w:type="spellStart"/>
+          <w:r>
+            <w:rPr>
+              <w:rFonts w:eastAsia="Times New Roman"/>
+              <w:i/>
+              <w:iCs/>
+              <w:color w:val="000000"/>
+            </w:rPr>
+            <w:t>Recent</w:t>
+          </w:r>
+          <w:proofErr w:type="spellEnd"/>
+          <w:r>
+            <w:rPr>
+              <w:rFonts w:eastAsia="Times New Roman"/>
+              <w:i/>
+              <w:iCs/>
+              <w:color w:val="000000"/>
+            </w:rPr>
+            <w:t xml:space="preserve"> </w:t>
+          </w:r>
+          <w:proofErr w:type="spellStart"/>
+          <w:r>
+            <w:rPr>
+              <w:rFonts w:eastAsia="Times New Roman"/>
+              <w:i/>
+              <w:iCs/>
+              <w:color w:val="000000"/>
+            </w:rPr>
+            <w:t>Advances</w:t>
+          </w:r>
+          <w:proofErr w:type="spellEnd"/>
+          <w:r>
+            <w:rPr>
+              <w:rFonts w:eastAsia="Times New Roman"/>
+              <w:i/>
+              <w:iCs/>
+              <w:color w:val="000000"/>
+            </w:rPr>
+            <w:t xml:space="preserve"> and Future </w:t>
+          </w:r>
+          <w:proofErr w:type="spellStart"/>
+          <w:r>
+            <w:rPr>
+              <w:rFonts w:eastAsia="Times New Roman"/>
+              <w:i/>
+              <w:iCs/>
+              <w:color w:val="000000"/>
+            </w:rPr>
+            <w:t>Directions</w:t>
+          </w:r>
+          <w:proofErr w:type="spellEnd"/>
+          <w:r>
+            <w:rPr>
+              <w:rFonts w:eastAsia="Times New Roman"/>
+              <w:color w:val="000000"/>
+            </w:rPr>
+            <w:t>.</w:t>
+          </w:r>
+        </w:p>
+        <w:p>
+          <w:pPr>
+            <w:autoSpaceDE w:val="0"/>
+            <w:autoSpaceDN w:val="0"/>
+            <w:ind w:hanging="480"/>
+            <w:divId w:val="416707481"/>
+            <w:rPr>
+              <w:rFonts w:eastAsia="Times New Roman"/>
+              <w:color w:val="000000"/>
+            </w:rPr>
+          </w:pPr>
+          <w:proofErr w:type="spellStart"/>
+          <w:r>
+            <w:rPr>
+              <w:rFonts w:eastAsia="Times New Roman"/>
+              <w:color w:val="000000"/>
+            </w:rPr>
+            <w:t>Teclaw</w:t>
+          </w:r>
+          <w:proofErr w:type="spellEnd"/>
+          <w:r>
+            <w:rPr>
+              <w:rFonts w:eastAsia="Times New Roman"/>
+              <w:color w:val="000000"/>
+            </w:rPr>
+            <w:t xml:space="preserve">, W., </w:t>
+          </w:r>
+          <w:proofErr w:type="spellStart"/>
+          <w:r>
+            <w:rPr>
+              <w:rFonts w:eastAsia="Times New Roman"/>
+              <w:color w:val="000000"/>
+            </w:rPr>
+            <w:t>Tomczak</w:t>
+          </w:r>
+          <w:proofErr w:type="spellEnd"/>
+          <w:r>
+            <w:rPr>
+              <w:rFonts w:eastAsia="Times New Roman"/>
+              <w:color w:val="000000"/>
+            </w:rPr>
+            <w:t xml:space="preserve">, A., </w:t>
+          </w:r>
+          <w:proofErr w:type="spellStart"/>
+          <w:r>
+            <w:rPr>
+              <w:rFonts w:eastAsia="Times New Roman"/>
+              <w:color w:val="000000"/>
+            </w:rPr>
+            <w:t>Kasznia</w:t>
+          </w:r>
+          <w:proofErr w:type="spellEnd"/>
+          <w:r>
+            <w:rPr>
+              <w:rFonts w:eastAsia="Times New Roman"/>
+              <w:color w:val="000000"/>
+            </w:rPr>
+            <w:t xml:space="preserve">, M., </w:t>
+          </w:r>
+          <w:proofErr w:type="spellStart"/>
+          <w:r>
+            <w:rPr>
+              <w:rFonts w:eastAsia="Times New Roman"/>
+              <w:color w:val="000000"/>
+            </w:rPr>
+            <w:t>Luczkowski</w:t>
+          </w:r>
+          <w:proofErr w:type="spellEnd"/>
+          <w:r>
+            <w:rPr>
+              <w:rFonts w:eastAsia="Times New Roman"/>
+              <w:color w:val="000000"/>
+            </w:rPr>
+            <w:t xml:space="preserve">, M., </w:t>
+          </w:r>
+          <w:proofErr w:type="spellStart"/>
+          <w:r>
+            <w:rPr>
+              <w:rFonts w:eastAsia="Times New Roman"/>
+              <w:color w:val="000000"/>
+            </w:rPr>
+            <w:t>Labonnote</w:t>
+          </w:r>
+          <w:proofErr w:type="spellEnd"/>
+          <w:r>
+            <w:rPr>
+              <w:rFonts w:eastAsia="Times New Roman"/>
+              <w:color w:val="000000"/>
+            </w:rPr>
+            <w:t xml:space="preserve">, N., &amp; </w:t>
+          </w:r>
+          <w:proofErr w:type="spellStart"/>
+          <w:r>
+            <w:rPr>
+              <w:rFonts w:eastAsia="Times New Roman"/>
+              <w:color w:val="000000"/>
+            </w:rPr>
+            <w:t>Hjelseth</w:t>
+          </w:r>
+          <w:proofErr w:type="spellEnd"/>
+          <w:r>
+            <w:rPr>
+              <w:rFonts w:eastAsia="Times New Roman"/>
+              <w:color w:val="000000"/>
+            </w:rPr>
+            <w:t xml:space="preserve">, E. (2025). </w:t>
+          </w:r>
+          <w:proofErr w:type="spellStart"/>
+          <w:r>
+            <w:rPr>
+              <w:rFonts w:eastAsia="Times New Roman"/>
+              <w:color w:val="000000"/>
+            </w:rPr>
+            <w:t>ContextNET</w:t>
+          </w:r>
+          <w:proofErr w:type="spellEnd"/>
+          <w:r>
+            <w:rPr>
+              <w:rFonts w:eastAsia="Times New Roman"/>
+              <w:color w:val="000000"/>
+            </w:rPr>
+            <w:t xml:space="preserve"> - Contextual </w:t>
+          </w:r>
+          <w:proofErr w:type="spellStart"/>
+          <w:r>
+            <w:rPr>
+              <w:rFonts w:eastAsia="Times New Roman"/>
+              <w:color w:val="000000"/>
+            </w:rPr>
+            <w:t>classification</w:t>
+          </w:r>
+          <w:proofErr w:type="spellEnd"/>
+          <w:r>
+            <w:rPr>
+              <w:rFonts w:eastAsia="Times New Roman"/>
+              <w:color w:val="000000"/>
+            </w:rPr>
+            <w:t xml:space="preserve"> </w:t>
+          </w:r>
+          <w:proofErr w:type="spellStart"/>
+          <w:r>
+            <w:rPr>
+              <w:rFonts w:eastAsia="Times New Roman"/>
+              <w:color w:val="000000"/>
+            </w:rPr>
+            <w:t>of</w:t>
+          </w:r>
+          <w:proofErr w:type="spellEnd"/>
+          <w:r>
+            <w:rPr>
+              <w:rFonts w:eastAsia="Times New Roman"/>
+              <w:color w:val="000000"/>
+            </w:rPr>
+            <w:t xml:space="preserve"> </w:t>
+          </w:r>
+          <w:proofErr w:type="spellStart"/>
+          <w:r>
+            <w:rPr>
+              <w:rFonts w:eastAsia="Times New Roman"/>
+              <w:color w:val="000000"/>
+            </w:rPr>
+            <w:t>building</w:t>
+          </w:r>
+          <w:proofErr w:type="spellEnd"/>
+          <w:r>
+            <w:rPr>
+              <w:rFonts w:eastAsia="Times New Roman"/>
+              <w:color w:val="000000"/>
+            </w:rPr>
+            <w:t xml:space="preserve"> </w:t>
+          </w:r>
+          <w:proofErr w:type="spellStart"/>
+          <w:r>
+            <w:rPr>
+              <w:rFonts w:eastAsia="Times New Roman"/>
+              <w:color w:val="000000"/>
+            </w:rPr>
+            <w:t>components</w:t>
+          </w:r>
+          <w:proofErr w:type="spellEnd"/>
+          <w:r>
+            <w:rPr>
+              <w:rFonts w:eastAsia="Times New Roman"/>
+              <w:color w:val="000000"/>
+            </w:rPr>
+            <w:t xml:space="preserve"> </w:t>
+          </w:r>
+          <w:proofErr w:type="spellStart"/>
+          <w:r>
+            <w:rPr>
+              <w:rFonts w:eastAsia="Times New Roman"/>
+              <w:color w:val="000000"/>
+            </w:rPr>
+            <w:t>using</w:t>
+          </w:r>
+          <w:proofErr w:type="spellEnd"/>
+          <w:r>
+            <w:rPr>
+              <w:rFonts w:eastAsia="Times New Roman"/>
+              <w:color w:val="000000"/>
+            </w:rPr>
+            <w:t xml:space="preserve"> </w:t>
+          </w:r>
+          <w:proofErr w:type="spellStart"/>
+          <w:r>
+            <w:rPr>
+              <w:rFonts w:eastAsia="Times New Roman"/>
+              <w:color w:val="000000"/>
+            </w:rPr>
+            <w:t>deep</w:t>
+          </w:r>
+          <w:proofErr w:type="spellEnd"/>
+          <w:r>
+            <w:rPr>
+              <w:rFonts w:eastAsia="Times New Roman"/>
+              <w:color w:val="000000"/>
+            </w:rPr>
+            <w:t xml:space="preserve"> neural </w:t>
+          </w:r>
+          <w:proofErr w:type="spellStart"/>
+          <w:r>
+            <w:rPr>
+              <w:rFonts w:eastAsia="Times New Roman"/>
+              <w:color w:val="000000"/>
+            </w:rPr>
+            <w:t>networks</w:t>
+          </w:r>
+          <w:proofErr w:type="spellEnd"/>
+          <w:r>
+            <w:rPr>
+              <w:rFonts w:eastAsia="Times New Roman"/>
+              <w:color w:val="000000"/>
+            </w:rPr>
+            <w:t xml:space="preserve">. </w:t>
+          </w:r>
+          <w:proofErr w:type="spellStart"/>
+          <w:r>
+            <w:rPr>
+              <w:rFonts w:eastAsia="Times New Roman"/>
+              <w:i/>
+              <w:iCs/>
+              <w:color w:val="000000"/>
+            </w:rPr>
+            <w:t>Advanced</w:t>
+          </w:r>
+          <w:proofErr w:type="spellEnd"/>
+          <w:r>
+            <w:rPr>
+              <w:rFonts w:eastAsia="Times New Roman"/>
+              <w:i/>
+              <w:iCs/>
+              <w:color w:val="000000"/>
+            </w:rPr>
+            <w:t xml:space="preserve"> </w:t>
+          </w:r>
+          <w:proofErr w:type="spellStart"/>
+          <w:r>
+            <w:rPr>
+              <w:rFonts w:eastAsia="Times New Roman"/>
+              <w:i/>
+              <w:iCs/>
+              <w:color w:val="000000"/>
+            </w:rPr>
+            <w:t>Engineering</w:t>
+          </w:r>
+          <w:proofErr w:type="spellEnd"/>
+          <w:r>
+            <w:rPr>
+              <w:rFonts w:eastAsia="Times New Roman"/>
+              <w:i/>
+              <w:iCs/>
+              <w:color w:val="000000"/>
+            </w:rPr>
+            <w:t xml:space="preserve"> </w:t>
+          </w:r>
+          <w:proofErr w:type="spellStart"/>
+          <w:r>
+            <w:rPr>
+              <w:rFonts w:eastAsia="Times New Roman"/>
+              <w:i/>
+              <w:iCs/>
+              <w:color w:val="000000"/>
+            </w:rPr>
+            <w:t>Informatics</w:t>
+          </w:r>
+          <w:proofErr w:type="spellEnd"/>
+          <w:r>
+            <w:rPr>
+              <w:rFonts w:eastAsia="Times New Roman"/>
+              <w:color w:val="000000"/>
+            </w:rPr>
+            <w:t xml:space="preserve">, </w:t>
+          </w:r>
+          <w:r>
+            <w:rPr>
+              <w:rFonts w:eastAsia="Times New Roman"/>
+              <w:i/>
+              <w:iCs/>
+              <w:color w:val="000000"/>
+            </w:rPr>
+            <w:t>67</w:t>
+          </w:r>
+          <w:r>
+            <w:rPr>
+              <w:rFonts w:eastAsia="Times New Roman"/>
+              <w:color w:val="000000"/>
+            </w:rPr>
+            <w:t>. https://doi.org/10.1016/j.aei.2025.103484</w:t>
+          </w:r>
+        </w:p>
+        <w:p>
+          <w:pPr>
+            <w:autoSpaceDE w:val="0"/>
+            <w:autoSpaceDN w:val="0"/>
+            <w:ind w:hanging="480"/>
+            <w:divId w:val="1931962351"/>
+            <w:rPr>
+              <w:rFonts w:eastAsia="Times New Roman"/>
+              <w:color w:val="000000"/>
+            </w:rPr>
+          </w:pPr>
+          <w:r>
+            <w:rPr>
+              <w:rFonts w:eastAsia="Times New Roman"/>
+              <w:color w:val="000000"/>
+            </w:rPr>
+            <w:t xml:space="preserve">Villena Toro, J., </w:t>
+          </w:r>
+          <w:proofErr w:type="spellStart"/>
+          <w:r>
+            <w:rPr>
+              <w:rFonts w:eastAsia="Times New Roman"/>
+              <w:color w:val="000000"/>
+            </w:rPr>
+            <w:t>Wiberg</w:t>
+          </w:r>
+          <w:proofErr w:type="spellEnd"/>
+          <w:r>
+            <w:rPr>
+              <w:rFonts w:eastAsia="Times New Roman"/>
+              <w:color w:val="000000"/>
+            </w:rPr>
+            <w:t xml:space="preserve">, A., &amp; </w:t>
+          </w:r>
+          <w:proofErr w:type="spellStart"/>
+          <w:r>
+            <w:rPr>
+              <w:rFonts w:eastAsia="Times New Roman"/>
+              <w:color w:val="000000"/>
+            </w:rPr>
+            <w:t>Tarkian</w:t>
+          </w:r>
+          <w:proofErr w:type="spellEnd"/>
+          <w:r>
+            <w:rPr>
+              <w:rFonts w:eastAsia="Times New Roman"/>
+              <w:color w:val="000000"/>
+            </w:rPr>
+            <w:t xml:space="preserve">, M. (2023). </w:t>
+          </w:r>
+          <w:proofErr w:type="spellStart"/>
+          <w:r>
+            <w:rPr>
+              <w:rFonts w:eastAsia="Times New Roman"/>
+              <w:color w:val="000000"/>
+            </w:rPr>
+            <w:t>Optical</w:t>
+          </w:r>
+          <w:proofErr w:type="spellEnd"/>
+          <w:r>
+            <w:rPr>
+              <w:rFonts w:eastAsia="Times New Roman"/>
+              <w:color w:val="000000"/>
+            </w:rPr>
+            <w:t xml:space="preserve"> </w:t>
+          </w:r>
+          <w:proofErr w:type="spellStart"/>
+          <w:r>
+            <w:rPr>
+              <w:rFonts w:eastAsia="Times New Roman"/>
+              <w:color w:val="000000"/>
+            </w:rPr>
+            <w:t>character</w:t>
+          </w:r>
+          <w:proofErr w:type="spellEnd"/>
+          <w:r>
+            <w:rPr>
+              <w:rFonts w:eastAsia="Times New Roman"/>
+              <w:color w:val="000000"/>
+            </w:rPr>
+            <w:t xml:space="preserve"> </w:t>
+          </w:r>
+          <w:proofErr w:type="spellStart"/>
+          <w:r>
+            <w:rPr>
+              <w:rFonts w:eastAsia="Times New Roman"/>
+              <w:color w:val="000000"/>
+            </w:rPr>
+            <w:t>recognition</w:t>
+          </w:r>
+          <w:proofErr w:type="spellEnd"/>
+          <w:r>
+            <w:rPr>
+              <w:rFonts w:eastAsia="Times New Roman"/>
+              <w:color w:val="000000"/>
+            </w:rPr>
+            <w:t xml:space="preserve"> </w:t>
+          </w:r>
+          <w:proofErr w:type="spellStart"/>
+          <w:r>
+            <w:rPr>
+              <w:rFonts w:eastAsia="Times New Roman"/>
+              <w:color w:val="000000"/>
+            </w:rPr>
+            <w:t>on</w:t>
+          </w:r>
+          <w:proofErr w:type="spellEnd"/>
+          <w:r>
+            <w:rPr>
+              <w:rFonts w:eastAsia="Times New Roman"/>
+              <w:color w:val="000000"/>
+            </w:rPr>
+            <w:t xml:space="preserve"> </w:t>
+          </w:r>
+          <w:proofErr w:type="spellStart"/>
+          <w:r>
+            <w:rPr>
+              <w:rFonts w:eastAsia="Times New Roman"/>
+              <w:color w:val="000000"/>
+            </w:rPr>
+            <w:t>engineering</w:t>
+          </w:r>
+          <w:proofErr w:type="spellEnd"/>
+          <w:r>
+            <w:rPr>
+              <w:rFonts w:eastAsia="Times New Roman"/>
+              <w:color w:val="000000"/>
+            </w:rPr>
+            <w:t xml:space="preserve"> </w:t>
+          </w:r>
+          <w:proofErr w:type="spellStart"/>
+          <w:r>
+            <w:rPr>
+              <w:rFonts w:eastAsia="Times New Roman"/>
+              <w:color w:val="000000"/>
+            </w:rPr>
+            <w:t>drawings</w:t>
+          </w:r>
+          <w:proofErr w:type="spellEnd"/>
+          <w:r>
+            <w:rPr>
+              <w:rFonts w:eastAsia="Times New Roman"/>
+              <w:color w:val="000000"/>
+            </w:rPr>
+            <w:t xml:space="preserve"> </w:t>
+          </w:r>
+          <w:proofErr w:type="spellStart"/>
+          <w:r>
+            <w:rPr>
+              <w:rFonts w:eastAsia="Times New Roman"/>
+              <w:color w:val="000000"/>
+            </w:rPr>
+            <w:t>to</w:t>
+          </w:r>
+          <w:proofErr w:type="spellEnd"/>
+          <w:r>
+            <w:rPr>
+              <w:rFonts w:eastAsia="Times New Roman"/>
+              <w:color w:val="000000"/>
+            </w:rPr>
+            <w:t xml:space="preserve"> </w:t>
+          </w:r>
+          <w:proofErr w:type="spellStart"/>
+          <w:r>
+            <w:rPr>
+              <w:rFonts w:eastAsia="Times New Roman"/>
+              <w:color w:val="000000"/>
+            </w:rPr>
+            <w:t>achieve</w:t>
+          </w:r>
+          <w:proofErr w:type="spellEnd"/>
+          <w:r>
+            <w:rPr>
+              <w:rFonts w:eastAsia="Times New Roman"/>
+              <w:color w:val="000000"/>
+            </w:rPr>
+            <w:t xml:space="preserve"> </w:t>
+          </w:r>
+          <w:proofErr w:type="spellStart"/>
+          <w:r>
+            <w:rPr>
+              <w:rFonts w:eastAsia="Times New Roman"/>
+              <w:color w:val="000000"/>
+            </w:rPr>
+            <w:t>automation</w:t>
+          </w:r>
+          <w:proofErr w:type="spellEnd"/>
+          <w:r>
+            <w:rPr>
+              <w:rFonts w:eastAsia="Times New Roman"/>
+              <w:color w:val="000000"/>
+            </w:rPr>
+            <w:t xml:space="preserve"> in </w:t>
+          </w:r>
+          <w:proofErr w:type="spellStart"/>
+          <w:r>
+            <w:rPr>
+              <w:rFonts w:eastAsia="Times New Roman"/>
+              <w:color w:val="000000"/>
+            </w:rPr>
+            <w:t>production</w:t>
+          </w:r>
+          <w:proofErr w:type="spellEnd"/>
+          <w:r>
+            <w:rPr>
+              <w:rFonts w:eastAsia="Times New Roman"/>
+              <w:color w:val="000000"/>
+            </w:rPr>
+            <w:t xml:space="preserve"> </w:t>
+          </w:r>
+          <w:proofErr w:type="spellStart"/>
+          <w:r>
+            <w:rPr>
+              <w:rFonts w:eastAsia="Times New Roman"/>
+              <w:color w:val="000000"/>
+            </w:rPr>
+            <w:t>quality</w:t>
+          </w:r>
+          <w:proofErr w:type="spellEnd"/>
+          <w:r>
+            <w:rPr>
+              <w:rFonts w:eastAsia="Times New Roman"/>
+              <w:color w:val="000000"/>
+            </w:rPr>
+            <w:t xml:space="preserve"> control. </w:t>
+          </w:r>
+          <w:proofErr w:type="spellStart"/>
+          <w:r>
+            <w:rPr>
+              <w:rFonts w:eastAsia="Times New Roman"/>
+              <w:i/>
+              <w:iCs/>
+              <w:color w:val="000000"/>
+            </w:rPr>
+            <w:t>Frontiers</w:t>
+          </w:r>
+          <w:proofErr w:type="spellEnd"/>
+          <w:r>
+            <w:rPr>
+              <w:rFonts w:eastAsia="Times New Roman"/>
+              <w:i/>
+              <w:iCs/>
+              <w:color w:val="000000"/>
+            </w:rPr>
+            <w:t xml:space="preserve"> in </w:t>
+          </w:r>
+          <w:proofErr w:type="spellStart"/>
+          <w:r>
+            <w:rPr>
+              <w:rFonts w:eastAsia="Times New Roman"/>
+              <w:i/>
+              <w:iCs/>
+              <w:color w:val="000000"/>
+            </w:rPr>
+            <w:t>Manufacturing</w:t>
+          </w:r>
+          <w:proofErr w:type="spellEnd"/>
+          <w:r>
+            <w:rPr>
+              <w:rFonts w:eastAsia="Times New Roman"/>
+              <w:i/>
+              <w:iCs/>
+              <w:color w:val="000000"/>
+            </w:rPr>
+            <w:t xml:space="preserve"> </w:t>
+          </w:r>
+          <w:proofErr w:type="spellStart"/>
+          <w:r>
+            <w:rPr>
+              <w:rFonts w:eastAsia="Times New Roman"/>
+              <w:i/>
+              <w:iCs/>
+              <w:color w:val="000000"/>
+            </w:rPr>
+            <w:t>Technology</w:t>
+          </w:r>
+          <w:proofErr w:type="spellEnd"/>
+          <w:r>
+            <w:rPr>
+              <w:rFonts w:eastAsia="Times New Roman"/>
+              <w:color w:val="000000"/>
+            </w:rPr>
+            <w:t xml:space="preserve">, </w:t>
+          </w:r>
+          <w:r>
+            <w:rPr>
+              <w:rFonts w:eastAsia="Times New Roman"/>
+              <w:i/>
+              <w:iCs/>
+              <w:color w:val="000000"/>
+            </w:rPr>
+            <w:t>3</w:t>
+          </w:r>
+          <w:r>
+            <w:rPr>
+              <w:rFonts w:eastAsia="Times New Roman"/>
+              <w:color w:val="000000"/>
+            </w:rPr>
+            <w:t>. https://doi.org/10.3389/fmtec.2023.1154132</w:t>
+          </w:r>
+        </w:p>
+        <w:p>
+          <w:pPr>
+            <w:autoSpaceDE w:val="0"/>
+            <w:autoSpaceDN w:val="0"/>
+            <w:ind w:hanging="480"/>
+            <w:divId w:val="1471629640"/>
+            <w:rPr>
+              <w:rFonts w:eastAsia="Times New Roman"/>
+              <w:color w:val="000000"/>
+            </w:rPr>
+          </w:pPr>
+          <w:r>
+            <w:rPr>
+              <w:rFonts w:eastAsia="Times New Roman"/>
+              <w:color w:val="000000"/>
+            </w:rPr>
+            <w:t xml:space="preserve">Yang, F., Mu, J., Zhang, Y., Zhang, M., Zhang, J., </w:t>
+          </w:r>
+          <w:proofErr w:type="spellStart"/>
+          <w:r>
+            <w:rPr>
+              <w:rFonts w:eastAsia="Times New Roman"/>
+              <w:color w:val="000000"/>
+            </w:rPr>
+            <w:t>Luo</w:t>
+          </w:r>
+          <w:proofErr w:type="spellEnd"/>
+          <w:r>
+            <w:rPr>
+              <w:rFonts w:eastAsia="Times New Roman"/>
+              <w:color w:val="000000"/>
+            </w:rPr>
+            <w:t xml:space="preserve">, Y., </w:t>
+          </w:r>
+          <w:proofErr w:type="spellStart"/>
+          <w:r>
+            <w:rPr>
+              <w:rFonts w:eastAsia="Times New Roman"/>
+              <w:color w:val="000000"/>
+            </w:rPr>
+            <w:t>Xu</w:t>
+          </w:r>
+          <w:proofErr w:type="spellEnd"/>
+          <w:r>
+            <w:rPr>
+              <w:rFonts w:eastAsia="Times New Roman"/>
+              <w:color w:val="000000"/>
+            </w:rPr>
+            <w:t xml:space="preserve">, L., </w:t>
+          </w:r>
+          <w:proofErr w:type="spellStart"/>
+          <w:r>
+            <w:rPr>
+              <w:rFonts w:eastAsia="Times New Roman"/>
+              <w:color w:val="000000"/>
+            </w:rPr>
+            <w:t>Yu</w:t>
+          </w:r>
+          <w:proofErr w:type="spellEnd"/>
+          <w:r>
+            <w:rPr>
+              <w:rFonts w:eastAsia="Times New Roman"/>
+              <w:color w:val="000000"/>
+            </w:rPr>
+            <w:t xml:space="preserve">, J., Shi, Y., &amp; Zhang, Y. (2025). </w:t>
+          </w:r>
+          <w:proofErr w:type="spellStart"/>
+          <w:r>
+            <w:rPr>
+              <w:rFonts w:eastAsia="Times New Roman"/>
+              <w:i/>
+              <w:iCs/>
+              <w:color w:val="000000"/>
+            </w:rPr>
+            <w:t>CADSpotting</w:t>
+          </w:r>
+          <w:proofErr w:type="spellEnd"/>
+          <w:r>
+            <w:rPr>
+              <w:rFonts w:eastAsia="Times New Roman"/>
+              <w:i/>
+              <w:iCs/>
+              <w:color w:val="000000"/>
+            </w:rPr>
+            <w:t xml:space="preserve">: </w:t>
+          </w:r>
+          <w:proofErr w:type="spellStart"/>
+          <w:r>
+            <w:rPr>
+              <w:rFonts w:eastAsia="Times New Roman"/>
+              <w:i/>
+              <w:iCs/>
+              <w:color w:val="000000"/>
+            </w:rPr>
+            <w:t>Robust</w:t>
+          </w:r>
+          <w:proofErr w:type="spellEnd"/>
+          <w:r>
+            <w:rPr>
+              <w:rFonts w:eastAsia="Times New Roman"/>
+              <w:i/>
+              <w:iCs/>
+              <w:color w:val="000000"/>
+            </w:rPr>
+            <w:t xml:space="preserve"> </w:t>
+          </w:r>
+          <w:proofErr w:type="spellStart"/>
+          <w:r>
+            <w:rPr>
+              <w:rFonts w:eastAsia="Times New Roman"/>
+              <w:i/>
+              <w:iCs/>
+              <w:color w:val="000000"/>
+            </w:rPr>
+            <w:t>Panoptic</w:t>
+          </w:r>
+          <w:proofErr w:type="spellEnd"/>
+          <w:r>
+            <w:rPr>
+              <w:rFonts w:eastAsia="Times New Roman"/>
+              <w:i/>
+              <w:iCs/>
+              <w:color w:val="000000"/>
+            </w:rPr>
+            <w:t xml:space="preserve"> Symbol Spotting </w:t>
+          </w:r>
+          <w:proofErr w:type="spellStart"/>
+          <w:r>
+            <w:rPr>
+              <w:rFonts w:eastAsia="Times New Roman"/>
+              <w:i/>
+              <w:iCs/>
+              <w:color w:val="000000"/>
+            </w:rPr>
+            <w:t>on</w:t>
+          </w:r>
+          <w:proofErr w:type="spellEnd"/>
+          <w:r>
+            <w:rPr>
+              <w:rFonts w:eastAsia="Times New Roman"/>
+              <w:i/>
+              <w:iCs/>
+              <w:color w:val="000000"/>
+            </w:rPr>
+            <w:t xml:space="preserve"> </w:t>
+          </w:r>
+          <w:proofErr w:type="spellStart"/>
+          <w:r>
+            <w:rPr>
+              <w:rFonts w:eastAsia="Times New Roman"/>
+              <w:i/>
+              <w:iCs/>
+              <w:color w:val="000000"/>
+            </w:rPr>
+            <w:t>Large-Scale</w:t>
+          </w:r>
+          <w:proofErr w:type="spellEnd"/>
+          <w:r>
+            <w:rPr>
+              <w:rFonts w:eastAsia="Times New Roman"/>
+              <w:i/>
+              <w:iCs/>
+              <w:color w:val="000000"/>
+            </w:rPr>
+            <w:t xml:space="preserve"> CAD </w:t>
+          </w:r>
+          <w:proofErr w:type="spellStart"/>
+          <w:r>
+            <w:rPr>
+              <w:rFonts w:eastAsia="Times New Roman"/>
+              <w:i/>
+              <w:iCs/>
+              <w:color w:val="000000"/>
+            </w:rPr>
+            <w:t>Drawings</w:t>
+          </w:r>
+          <w:proofErr w:type="spellEnd"/>
+          <w:r>
+            <w:rPr>
+              <w:rFonts w:eastAsia="Times New Roman"/>
+              <w:color w:val="000000"/>
+            </w:rPr>
+            <w:t>. http://arxiv.org/abs/2412.07377</w:t>
+          </w:r>
+        </w:p>
+        <w:p>
+          <w:pPr>
+            <w:autoSpaceDE w:val="0"/>
+            <w:autoSpaceDN w:val="0"/>
+            <w:ind w:hanging="480"/>
+            <w:divId w:val="614365969"/>
+            <w:rPr>
+              <w:rFonts w:eastAsia="Times New Roman"/>
+              <w:color w:val="000000"/>
+            </w:rPr>
+          </w:pPr>
+          <w:r>
+            <w:rPr>
+              <w:rFonts w:eastAsia="Times New Roman"/>
+              <w:color w:val="000000"/>
+            </w:rPr>
+            <w:t xml:space="preserve">Zhao, Y., Deng, X., &amp; </w:t>
+          </w:r>
+          <w:proofErr w:type="spellStart"/>
+          <w:r>
+            <w:rPr>
+              <w:rFonts w:eastAsia="Times New Roman"/>
+              <w:color w:val="000000"/>
+            </w:rPr>
+            <w:t>Lai</w:t>
+          </w:r>
+          <w:proofErr w:type="spellEnd"/>
+          <w:r>
+            <w:rPr>
+              <w:rFonts w:eastAsia="Times New Roman"/>
+              <w:color w:val="000000"/>
+            </w:rPr>
+            <w:t xml:space="preserve">, H. (2020). A </w:t>
+          </w:r>
+          <w:proofErr w:type="spellStart"/>
+          <w:r>
+            <w:rPr>
+              <w:rFonts w:eastAsia="Times New Roman"/>
+              <w:color w:val="000000"/>
+            </w:rPr>
+            <w:t>deep</w:t>
+          </w:r>
+          <w:proofErr w:type="spellEnd"/>
+          <w:r>
+            <w:rPr>
+              <w:rFonts w:eastAsia="Times New Roman"/>
+              <w:color w:val="000000"/>
+            </w:rPr>
+            <w:t xml:space="preserve"> </w:t>
+          </w:r>
+          <w:proofErr w:type="spellStart"/>
+          <w:r>
+            <w:rPr>
+              <w:rFonts w:eastAsia="Times New Roman"/>
+              <w:color w:val="000000"/>
+            </w:rPr>
+            <w:t>learning-based</w:t>
+          </w:r>
+          <w:proofErr w:type="spellEnd"/>
+          <w:r>
+            <w:rPr>
+              <w:rFonts w:eastAsia="Times New Roman"/>
+              <w:color w:val="000000"/>
+            </w:rPr>
+            <w:t xml:space="preserve"> </w:t>
+          </w:r>
+          <w:proofErr w:type="spellStart"/>
+          <w:r>
+            <w:rPr>
+              <w:rFonts w:eastAsia="Times New Roman"/>
+              <w:color w:val="000000"/>
+            </w:rPr>
+            <w:t>method</w:t>
+          </w:r>
+          <w:proofErr w:type="spellEnd"/>
+          <w:r>
+            <w:rPr>
+              <w:rFonts w:eastAsia="Times New Roman"/>
+              <w:color w:val="000000"/>
+            </w:rPr>
+            <w:t xml:space="preserve"> </w:t>
+          </w:r>
+          <w:proofErr w:type="spellStart"/>
+          <w:r>
+            <w:rPr>
+              <w:rFonts w:eastAsia="Times New Roman"/>
+              <w:color w:val="000000"/>
+            </w:rPr>
+            <w:t>to</w:t>
+          </w:r>
+          <w:proofErr w:type="spellEnd"/>
+          <w:r>
+            <w:rPr>
+              <w:rFonts w:eastAsia="Times New Roman"/>
+              <w:color w:val="000000"/>
+            </w:rPr>
+            <w:t xml:space="preserve"> </w:t>
+          </w:r>
+          <w:proofErr w:type="spellStart"/>
+          <w:r>
+            <w:rPr>
+              <w:rFonts w:eastAsia="Times New Roman"/>
+              <w:color w:val="000000"/>
+            </w:rPr>
+            <w:t>detect</w:t>
+          </w:r>
+          <w:proofErr w:type="spellEnd"/>
+          <w:r>
+            <w:rPr>
+              <w:rFonts w:eastAsia="Times New Roman"/>
+              <w:color w:val="000000"/>
+            </w:rPr>
+            <w:t xml:space="preserve"> </w:t>
+          </w:r>
+          <w:proofErr w:type="spellStart"/>
+          <w:r>
+            <w:rPr>
+              <w:rFonts w:eastAsia="Times New Roman"/>
+              <w:color w:val="000000"/>
+            </w:rPr>
+            <w:t>components</w:t>
+          </w:r>
+          <w:proofErr w:type="spellEnd"/>
+          <w:r>
+            <w:rPr>
+              <w:rFonts w:eastAsia="Times New Roman"/>
+              <w:color w:val="000000"/>
+            </w:rPr>
+            <w:t xml:space="preserve"> </w:t>
+          </w:r>
+          <w:proofErr w:type="spellStart"/>
+          <w:r>
+            <w:rPr>
+              <w:rFonts w:eastAsia="Times New Roman"/>
+              <w:color w:val="000000"/>
+            </w:rPr>
+            <w:t>from</w:t>
+          </w:r>
+          <w:proofErr w:type="spellEnd"/>
+          <w:r>
+            <w:rPr>
+              <w:rFonts w:eastAsia="Times New Roman"/>
+              <w:color w:val="000000"/>
+            </w:rPr>
+            <w:t xml:space="preserve"> </w:t>
+          </w:r>
+          <w:proofErr w:type="spellStart"/>
+          <w:r>
+            <w:rPr>
+              <w:rFonts w:eastAsia="Times New Roman"/>
+              <w:color w:val="000000"/>
+            </w:rPr>
+            <w:t>scanned</w:t>
+          </w:r>
+          <w:proofErr w:type="spellEnd"/>
+          <w:r>
+            <w:rPr>
+              <w:rFonts w:eastAsia="Times New Roman"/>
+              <w:color w:val="000000"/>
+            </w:rPr>
+            <w:t xml:space="preserve"> </w:t>
+          </w:r>
+          <w:proofErr w:type="spellStart"/>
+          <w:r>
+            <w:rPr>
+              <w:rFonts w:eastAsia="Times New Roman"/>
+              <w:color w:val="000000"/>
+            </w:rPr>
+            <w:t>structural</w:t>
+          </w:r>
+          <w:proofErr w:type="spellEnd"/>
+          <w:r>
+            <w:rPr>
+              <w:rFonts w:eastAsia="Times New Roman"/>
+              <w:color w:val="000000"/>
+            </w:rPr>
+            <w:t xml:space="preserve"> </w:t>
+          </w:r>
+          <w:proofErr w:type="spellStart"/>
+          <w:r>
+            <w:rPr>
+              <w:rFonts w:eastAsia="Times New Roman"/>
+              <w:color w:val="000000"/>
+            </w:rPr>
+            <w:t>drawings</w:t>
+          </w:r>
+          <w:proofErr w:type="spellEnd"/>
+          <w:r>
+            <w:rPr>
+              <w:rFonts w:eastAsia="Times New Roman"/>
+              <w:color w:val="000000"/>
+            </w:rPr>
+            <w:t xml:space="preserve"> </w:t>
+          </w:r>
+          <w:proofErr w:type="spellStart"/>
+          <w:r>
+            <w:rPr>
+              <w:rFonts w:eastAsia="Times New Roman"/>
+              <w:color w:val="000000"/>
+            </w:rPr>
+            <w:t>for</w:t>
+          </w:r>
+          <w:proofErr w:type="spellEnd"/>
+          <w:r>
+            <w:rPr>
+              <w:rFonts w:eastAsia="Times New Roman"/>
+              <w:color w:val="000000"/>
+            </w:rPr>
+            <w:t xml:space="preserve"> </w:t>
+          </w:r>
+          <w:proofErr w:type="spellStart"/>
+          <w:r>
+            <w:rPr>
+              <w:rFonts w:eastAsia="Times New Roman"/>
+              <w:color w:val="000000"/>
+            </w:rPr>
+            <w:t>reconstructing</w:t>
+          </w:r>
+          <w:proofErr w:type="spellEnd"/>
+          <w:r>
+            <w:rPr>
+              <w:rFonts w:eastAsia="Times New Roman"/>
+              <w:color w:val="000000"/>
+            </w:rPr>
+            <w:t xml:space="preserve"> 3D </w:t>
+          </w:r>
+          <w:proofErr w:type="spellStart"/>
+          <w:r>
+            <w:rPr>
+              <w:rFonts w:eastAsia="Times New Roman"/>
+              <w:color w:val="000000"/>
+            </w:rPr>
+            <w:t>models</w:t>
+          </w:r>
+          <w:proofErr w:type="spellEnd"/>
+          <w:r>
+            <w:rPr>
+              <w:rFonts w:eastAsia="Times New Roman"/>
+              <w:color w:val="000000"/>
+            </w:rPr>
+            <w:t xml:space="preserve">. </w:t>
+          </w:r>
+          <w:proofErr w:type="spellStart"/>
+          <w:r>
+            <w:rPr>
+              <w:rFonts w:eastAsia="Times New Roman"/>
+              <w:i/>
+              <w:iCs/>
+              <w:color w:val="000000"/>
+            </w:rPr>
+            <w:t>Applied</w:t>
+          </w:r>
+          <w:proofErr w:type="spellEnd"/>
+          <w:r>
+            <w:rPr>
+              <w:rFonts w:eastAsia="Times New Roman"/>
+              <w:i/>
+              <w:iCs/>
+              <w:color w:val="000000"/>
+            </w:rPr>
+            <w:t xml:space="preserve"> </w:t>
+          </w:r>
+          <w:proofErr w:type="spellStart"/>
+          <w:r>
+            <w:rPr>
+              <w:rFonts w:eastAsia="Times New Roman"/>
+              <w:i/>
+              <w:iCs/>
+              <w:color w:val="000000"/>
+            </w:rPr>
+            <w:t>Sciences</w:t>
+          </w:r>
+          <w:proofErr w:type="spellEnd"/>
+          <w:r>
+            <w:rPr>
+              <w:rFonts w:eastAsia="Times New Roman"/>
+              <w:i/>
+              <w:iCs/>
+              <w:color w:val="000000"/>
+            </w:rPr>
+            <w:t xml:space="preserve"> (</w:t>
+          </w:r>
+          <w:proofErr w:type="spellStart"/>
+          <w:r>
+            <w:rPr>
+              <w:rFonts w:eastAsia="Times New Roman"/>
+              <w:i/>
+              <w:iCs/>
+              <w:color w:val="000000"/>
+            </w:rPr>
+            <w:t>Switzerland</w:t>
+          </w:r>
+          <w:proofErr w:type="spellEnd"/>
+          <w:r>
+            <w:rPr>
+              <w:rFonts w:eastAsia="Times New Roman"/>
+              <w:i/>
+              <w:iCs/>
+              <w:color w:val="000000"/>
+            </w:rPr>
+            <w:t>)</w:t>
+          </w:r>
+          <w:r>
+            <w:rPr>
+              <w:rFonts w:eastAsia="Times New Roman"/>
+              <w:color w:val="000000"/>
+            </w:rPr>
+            <w:t xml:space="preserve">, </w:t>
+          </w:r>
+          <w:r>
+            <w:rPr>
+              <w:rFonts w:eastAsia="Times New Roman"/>
+              <w:i/>
+              <w:iCs/>
+              <w:color w:val="000000"/>
+            </w:rPr>
+            <w:t>10</w:t>
+          </w:r>
+          <w:r>
+            <w:rPr>
+              <w:rFonts w:eastAsia="Times New Roman"/>
+              <w:color w:val="000000"/>
+            </w:rPr>
+            <w:t>(6). https://doi.org/10.3390/app10062066</w:t>
+          </w:r>
+        </w:p>
+        <w:p>
+          <w:pPr>
+            <w:rPr>
+              <w:lang w:val="fr-FR"/>
+            </w:rPr>
+          </w:pPr>
+          <w:r>
+            <w:rPr>
+              <w:rFonts w:eastAsia="Times New Roman"/>
+              <w:color w:val="000000"/>
+            </w:rPr>
+            <w:t> </w:t>
+          </w:r>
+        </w:p>
+      </w:sdtContent>
+    </w:sdt>
     <w:sectPr>
       <w:pgSz w:w="11906" w:h="16838"/>
       <w:pgMar w:top="1417" w:right="1417" w:bottom="1417" w:left="1417" w:header="708" w:footer="708" w:gutter="0"/>
@@ -5239,7 +9510,11 @@
   <w:rsids>
     <w:rsidRoot w:val="00FA44F6"/>
     <w:rsid w:val="00154118"/>
+    <w:rsid w:val="003D3AF3"/>
+    <w:rsid w:val="0079374E"/>
+    <w:rsid w:val="008A340B"/>
     <w:rsid w:val="00B95135"/>
+    <w:rsid w:val="00CB0ECE"/>
     <w:rsid w:val="00FA44F6"/>
   </w:rsids>
   <m:mathPr>
@@ -6028,7 +10303,7 @@
 
 <file path=word/webextensions/taskpanes.xml><?xml version="1.0" encoding="utf-8"?>
 <wetp:taskpanes xmlns:wetp="http://schemas.microsoft.com/office/webextensions/taskpanes/2010/11">
-  <wetp:taskpane dockstate="right" visibility="0" width="350" row="0">
+  <wetp:taskpane dockstate="right" visibility="0" width="350" row="1">
     <wetp:webextensionref xmlns:r="http://schemas.openxmlformats.org/officeDocument/2006/relationships" r:id="rId1"/>
   </wetp:taskpane>
 </wetp:taskpanes>
@@ -6041,8 +10316,10 @@
     <we:reference id="WA104382081" version="1.55.1.0" store="fr-FR" storeType="OMEX"/>
   </we:alternateReferences>
   <we:properties>
-    <we:property name="MENDELEY_CITATIONS" value="[{&quot;citationID&quot;:&quot;MENDELEY_CITATION_205492c1-d2e7-477a-8f1f-4375d5453b4d&quot;,&quot;properties&quot;:{&quot;noteIndex&quot;:0,&quot;mode&quot;:&quot;composite&quot;},&quot;isEdited&quot;:false,&quot;manualOverride&quot;:{&quot;isManuallyOverridden&quot;:false,&quot;citeprocText&quot;:&quot;Villena Toro et al. (2023)&quot;,&quot;manualOverrideText&quot;:&quot;&quot;},&quot;citationTag&quot;:&quot;MENDELEY_CITATION_v3_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&quot;,&quot;citationItems&quot;:[{&quot;displayAs&quot;:&quot;composite&quot;,&quot;label&quot;:&quot;page&quot;,&quot;id&quot;:&quot;7f747d7b-9799-341d-a737-3d3f7ce2602d&quot;,&quot;itemData&quot;:{&quot;type&quot;:&quot;article-journal&quot;,&quot;id&quot;:&quot;7f747d7b-9799-341d-a737-3d3f7ce2602d&quot;,&quot;title&quot;:&quot;Optical character recognition on engineering drawings to achieve automation in production quality control&quot;,&quot;author&quot;:[{&quot;family&quot;:&quot;Villena Toro&quot;,&quot;given&quot;:&quot;Javier&quot;,&quot;parse-names&quot;:false,&quot;dropping-particle&quot;:&quot;&quot;,&quot;non-dropping-particle&quot;:&quot;&quot;},{&quot;family&quot;:&quot;Wiberg&quot;,&quot;given&quot;:&quot;Anton&quot;,&quot;parse-names&quot;:false,&quot;dropping-particle&quot;:&quot;&quot;,&quot;non-dropping-particle&quot;:&quot;&quot;},{&quot;family&quot;:&quot;Tarkian&quot;,&quot;given&quot;:&quot;Mehdi&quot;,&quot;parse-names&quot;:false,&quot;dropping-particle&quot;:&quot;&quot;,&quot;non-dropping-particle&quot;:&quot;&quot;}],&quot;container-title&quot;:&quot;Frontiers in Manufacturing Technology&quot;,&quot;DOI&quot;:&quot;10.3389/fmtec.2023.1154132&quot;,&quot;issued&quot;:{&quot;date-parts&quot;:[[2023,3,20]]},&quot;abstract&quot;:&quot; Introduction: Digitization is a crucial step towards achieving automation in production quality control for mechanical products. Engineering drawings are essential carriers of information for production, but their complexity poses a challenge for computer vision. To enable automated quality control, seamless data transfer between analog drawings and CAD/CAM software is necessary.  Methods: This paper focuses on autonomous text detection and recognition in engineering drawings. The methodology is divided into five stages. First, image processing techniques are used to classify and identify key elements in the drawing. The output is divided into three elements: information blocks and tables, feature control frames, and the rest of the image. For each element, an OCR pipeline is proposed. The last stage is output generation of the information in table format.  Results: The proposed tool, called eDOCr, achieved a precision and recall of 90% in detection, an F1-score of 94% in recognition, and a character error rate of 8%. The tool enables seamless integration between engineering drawings and quality control.  Discussion: Most OCR algorithms have limitations when applied to mechanical drawings due to their inherent complexity, including measurements, orientation, tolerances, and special symbols such as geometric dimensioning and tolerancing (GD&amp;amp;T). The eDOCr tool overcomes these limitations and provides a solution for automated quality control.  Conclusion: The eDOCr tool provides an effective solution for automated text detection and recognition in engineering drawings. The tool's success demonstrates that automated quality control for mechanical products can be achieved through digitization. The tool is shared with the research community through Github . &quot;,&quot;publisher&quot;:&quot;Frontiers Media SA&quot;,&quot;volume&quot;:&quot;3&quot;,&quot;container-title-short&quot;:&quot;&quot;},&quot;isTemporary&quot;:false,&quot;suppress-author&quot;:false,&quot;composite&quot;:true,&quot;author-only&quot;:false}]},{&quot;citationID&quot;:&quot;MENDELEY_CITATION_c9827dbd-87fa-4af7-b95e-0d08a00ff21e&quot;,&quot;properties&quot;:{&quot;noteIndex&quot;:0,&quot;mode&quot;:&quot;composite&quot;},&quot;isEdited&quot;:false,&quot;manualOverride&quot;:{&quot;isManuallyOverridden&quot;:false,&quot;citeprocText&quot;:&quot;Zhao et al. (2020)&quot;,&quot;manualOverrideText&quot;:&quot;&quot;},&quot;citationTag&quot;:&quot;MENDELEY_CITATION_v3_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&quot;,&quot;citationItems&quot;:[{&quot;displayAs&quot;:&quot;composite&quot;,&quot;label&quot;:&quot;page&quot;,&quot;id&quot;:&quot;5d06cef3-4ba1-38f0-9861-51ee1456b448&quot;,&quot;itemData&quot;:{&quot;type&quot;:&quot;article-journal&quot;,&quot;id&quot;:&quot;5d06cef3-4ba1-38f0-9861-51ee1456b448&quot;,&quot;title&quot;:&quot;A deep learning-based method to detect components from scanned structural drawings for reconstructing 3D models&quot;,&quot;author&quot;:[{&quot;family&quot;:&quot;Zhao&quot;,&quot;given&quot;:&quot;Yunfan&quot;,&quot;parse-names&quot;:false,&quot;dropping-particle&quot;:&quot;&quot;,&quot;non-dropping-particle&quot;:&quot;&quot;},{&quot;family&quot;:&quot;Deng&quot;,&quot;given&quot;:&quot;Xueyuan&quot;,&quot;parse-names&quot;:false,&quot;dropping-particle&quot;:&quot;&quot;,&quot;non-dropping-particle&quot;:&quot;&quot;},{&quot;family&quot;:&quot;Lai&quot;,&quot;given&quot;:&quot;Huahui&quot;,&quot;parse-names&quot;:false,&quot;dropping-particle&quot;:&quot;&quot;,&quot;non-dropping-particle&quot;:&quot;&quot;}],&quot;container-title&quot;:&quot;Applied Sciences (Switzerland)&quot;,&quot;DOI&quot;:&quot;10.3390/app10062066&quot;,&quot;ISSN&quot;:&quot;20763417&quot;,&quot;issued&quot;:{&quot;date-parts&quot;:[[2020,3,1]]},&quot;abstract&quot;:&quot;Among various building information model (BIM) reconstruction methods for existing building, image-based method can identify building components from scanned as-built drawings and has won great attention due to its lower cost, less professional operators and better reconstruction performance. However, this kind of method will cost a great deal of time to design and extract features. Moreover, the manually extracted features have poor robustness and contain less non-geometric information. In order to solve this problem, this paper proposes a deep learning-based method to detect building components from scanned 2D drawings. Taking structural drawings as an example, in this article, 1500 images of structural drawings were firstly collected and preprocessed to guarantee the quality of data. After that, the neural network model-You Only Look Once (YOLO) was trained, verified and tested. In addition, a series of metrics were utilized to evaluate the performance of recognition. The results of test experiments show that the components in structural drawings (e.g., grid reference, column and beam) can be successfully detected, while the average detection accuracy of the whole image is over 80% and the average detection time for each image is 0.71 s. The experimental results demonstrate that the proposed method is robust and timesaving, which provides a good basis for the reconstruction of BIM from 2D drawings.&quot;,&quot;publisher&quot;:&quot;MDPI AG&quot;,&quot;issue&quot;:&quot;6&quot;,&quot;volume&quot;:&quot;10&quot;},&quot;isTemporary&quot;:false,&quot;suppress-author&quot;:false,&quot;composite&quot;:true,&quot;author-only&quot;:false}]},{&quot;citationID&quot;:&quot;MENDELEY_CITATION_1fc42f09-e7d4-4cf1-84c5-d827849484cc&quot;,&quot;properties&quot;:{&quot;noteIndex&quot;:0,&quot;mode&quot;:&quot;composite&quot;},&quot;isEdited&quot;:false,&quot;manualOverride&quot;:{&quot;isManuallyOverridden&quot;:true,&quot;citeprocText&quot;:&quot;Qi et al. (n.d.)&quot;,&quot;manualOverrideText&quot;:&quot;Qi et al. (2017)&quot;},&quot;citationTag&quot;:&quot;MENDELEY_CITATION_v3_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&quot;,&quot;citationItems&quot;:[{&quot;displayAs&quot;:&quot;composite&quot;,&quot;label&quot;:&quot;page&quot;,&quot;id&quot;:&quot;34b5217a-9353-394f-b5a3-e596bbd547e4&quot;,&quot;itemData&quot;:{&quot;type&quot;:&quot;report&quot;,&quot;id&quot;:&quot;34b5217a-9353-394f-b5a3-e596bbd547e4&quot;,&quot;title&quot;:&quot;PointNet: Deep Learning on Point Sets for 3D Classification and Segmentation&quot;,&quot;author&quot;:[{&quot;family&quot;:&quot;Qi&quot;,&quot;given&quot;:&quot;Charles R&quot;,&quot;parse-names&quot;:false,&quot;dropping-particle&quot;:&quot;&quot;,&quot;non-dropping-particle&quot;:&quot;&quot;},{&quot;family&quot;:&quot;Su&quot;,&quot;given&quot;:&quot;Hao&quot;,&quot;parse-names&quot;:false,&quot;dropping-particle&quot;:&quot;&quot;,&quot;non-dropping-particle&quot;:&quot;&quot;},{&quot;family&quot;:&quot;Mo&quot;,&quot;given&quot;:&quot;Kaichun&quot;,&quot;parse-names&quot;:false,&quot;dropping-particle&quot;:&quot;&quot;,&quot;non-dropping-particle&quot;:&quot;&quot;},{&quot;family&quot;:&quot;Guibas&quot;,&quot;given&quot;:&quot;Leonidas J&quot;,&quot;parse-names&quot;:false,&quot;dropping-particle&quot;:&quot;&quot;,&quot;non-dropping-particle&quot;:&quot;&quot;}],&quot;abstract&quot;:&quot;Point cloud is an important type of geometric data structure. Due to its irregular format, most researchers transform such data to regular 3D voxel grids or collections of images. This, however, renders data unnecessarily voluminous and causes issues. In this paper, we design a novel type of neural network that directly consumes point clouds, which well respects the permutation invariance of points in the input. Our network, named PointNet, provides a unified architecture for applications ranging from object classification, part segmentation, to scene semantic parsing. Though simple, PointNet is highly efficient and effective. Empirically, it shows strong performance on par or even better than state of the art. Theoretically, we provide analysis towards understanding of what the network has learnt and why the network is robust with respect to input perturbation and corruption.&quot;,&quot;container-title-short&quot;:&quot;&quot;},&quot;isTemporary&quot;:false,&quot;suppress-author&quot;:false,&quot;composite&quot;:true,&quot;author-only&quot;:false}]},{&quot;citationID&quot;:&quot;MENDELEY_CITATION_4e700482-1ea9-4333-9a8a-84f62da1d279&quot;,&quot;properties&quot;:{&quot;noteIndex&quot;:0,&quot;mode&quot;:&quot;composite&quot;},&quot;isEdited&quot;:false,&quot;manualOverride&quot;:{&quot;isManuallyOverridden&quot;:false,&quot;citeprocText&quot;:&quot;Patil &amp;#38; Kalantari (2025)&quot;,&quot;manualOverrideText&quot;:&quot;&quot;},&quot;citationTag&quot;:&quot;MENDELEY_CITATION_v3_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&quot;,&quot;citationItems&quot;:[{&quot;displayAs&quot;:&quot;composite&quot;,&quot;label&quot;:&quot;page&quot;,&quot;id&quot;:&quot;11d8c92a-4926-3a45-8745-162245f2b1df&quot;,&quot;itemData&quot;:{&quot;type&quot;:&quot;article-journal&quot;,&quot;id&quot;:&quot;11d8c92a-4926-3a45-8745-162245f2b1df&quot;,&quot;title&quot;:&quot;Automatic Scan-to-BIM—The Impact of Semantic Segmentation Accuracy&quot;,&quot;author&quot;:[{&quot;family&quot;:&quot;Patil&quot;,&quot;given&quot;:&quot;Jidnyasa&quot;,&quot;parse-names&quot;:false,&quot;dropping-particle&quot;:&quot;&quot;,&quot;non-dropping-particle&quot;:&quot;&quot;},{&quot;family&quot;:&quot;Kalantari&quot;,&quot;given&quot;:&quot;Mohsen&quot;,&quot;parse-names&quot;:false,&quot;dropping-particle&quot;:&quot;&quot;,&quot;non-dropping-particle&quot;:&quot;&quot;}],&quot;container-title&quot;:&quot;Buildings&quot;,&quot;DOI&quot;:&quot;10.3390/buildings15071126&quot;,&quot;ISSN&quot;:&quot;20755309&quot;,&quot;issued&quot;:{&quot;date-parts&quot;:[[2025,4,1]]},&quot;abstract&quot;:&quot;Scan-to-BIM is the process of converting point cloud data into a Building Information Model (BIM) that has proven essential for the AEC industry. Scan-to-BIM consists of two fundamental tasks—semantic segmentation and 3D reconstruction. Deep learning has proven useful for semantic segmentation, and its integration into the Scan-to-BIM workflow can benefit the automation of BIM reconstruction. Given the rapid advancement of deep learning algorithms in recent years, it is crucial to analyze how their accuracy impacts reconstruction quality. In this study, we compare the performance of five deep learning models—PointNeXt, PointMetaBase, PointTransformer V1, PointTransformer V3, and Swin3D—and examine their influence on wall reconstruction. We propose a novel yet simple workflow that integrates deep learning and RANSAC for reconstructing walls, a fundamental architectural element. Interestingly, our findings reveal that even when semantic segmentation accuracy is lower, reconstruction accuracy may still be high. Swin3D consistently outperformed the other models in both tasks, while PointNeXt, despite weaker segmentation, demonstrated high reconstruction accuracy. PTV3, with its faster performance, is a viable option, whereas PTV1 and PointMetaBase delivered subpar results. We provide insights into why this occurred based on the architectural differences among the deep learning models evaluated. To ensure reproducibility, our study exclusively utilizes open-source software and Python 3.11 for processing, allowing future researchers to replicate and build upon our workflow.&quot;,&quot;publisher&quot;:&quot;Multidisciplinary Digital Publishing Institute (MDPI)&quot;,&quot;issue&quot;:&quot;7&quot;,&quot;volume&quot;:&quot;15&quot;,&quot;container-title-short&quot;:&quot;&quot;},&quot;isTemporary&quot;:false,&quot;suppress-author&quot;:false,&quot;composite&quot;:true,&quot;author-only&quot;:false}]}]"/>
+    <we:property name="MENDELEY_CITATIONS" value="[{&quot;citationID&quot;:&quot;MENDELEY_CITATION_205492c1-d2e7-477a-8f1f-4375d5453b4d&quot;,&quot;properties&quot;:{&quot;noteIndex&quot;:0,&quot;mode&quot;:&quot;composite&quot;},&quot;isEdited&quot;:false,&quot;manualOverride&quot;:{&quot;isManuallyOverridden&quot;:false,&quot;citeprocText&quot;:&quot;Villena Toro et al. (2023)&quot;,&quot;manualOverrideText&quot;:&quot;&quot;},&quot;citationTag&quot;:&quot;MENDELEY_CITATION_v3_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&quot;,&quot;citationItems&quot;:[{&quot;displayAs&quot;:&quot;composite&quot;,&quot;label&quot;:&quot;page&quot;,&quot;id&quot;:&quot;7f747d7b-9799-341d-a737-3d3f7ce2602d&quot;,&quot;itemData&quot;:{&quot;type&quot;:&quot;article-journal&quot;,&quot;id&quot;:&quot;7f747d7b-9799-341d-a737-3d3f7ce2602d&quot;,&quot;title&quot;:&quot;Optical character recognition on engineering drawings to achieve automation in production quality control&quot;,&quot;author&quot;:[{&quot;family&quot;:&quot;Villena Toro&quot;,&quot;given&quot;:&quot;Javier&quot;,&quot;parse-names&quot;:false,&quot;dropping-particle&quot;:&quot;&quot;,&quot;non-dropping-particle&quot;:&quot;&quot;},{&quot;family&quot;:&quot;Wiberg&quot;,&quot;given&quot;:&quot;Anton&quot;,&quot;parse-names&quot;:false,&quot;dropping-particle&quot;:&quot;&quot;,&quot;non-dropping-particle&quot;:&quot;&quot;},{&quot;family&quot;:&quot;Tarkian&quot;,&quot;given&quot;:&quot;Mehdi&quot;,&quot;parse-names&quot;:false,&quot;dropping-particle&quot;:&quot;&quot;,&quot;non-dropping-particle&quot;:&quot;&quot;}],&quot;container-title&quot;:&quot;Frontiers in Manufacturing Technology&quot;,&quot;DOI&quot;:&quot;10.3389/fmtec.2023.1154132&quot;,&quot;issued&quot;:{&quot;date-parts&quot;:[[2023,3,20]]},&quot;abstract&quot;:&quot; Introduction: Digitization is a crucial step towards achieving automation in production quality control for mechanical products. Engineering drawings are essential carriers of information for production, but their complexity poses a challenge for computer vision. To enable automated quality control, seamless data transfer between analog drawings and CAD/CAM software is necessary.  Methods: This paper focuses on autonomous text detection and recognition in engineering drawings. The methodology is divided into five stages. First, image processing techniques are used to classify and identify key elements in the drawing. The output is divided into three elements: information blocks and tables, feature control frames, and the rest of the image. For each element, an OCR pipeline is proposed. The last stage is output generation of the information in table format.  Results: The proposed tool, called eDOCr, achieved a precision and recall of 90% in detection, an F1-score of 94% in recognition, and a character error rate of 8%. The tool enables seamless integration between engineering drawings and quality control.  Discussion: Most OCR algorithms have limitations when applied to mechanical drawings due to their inherent complexity, including measurements, orientation, tolerances, and special symbols such as geometric dimensioning and tolerancing (GD&amp;amp;T). The eDOCr tool overcomes these limitations and provides a solution for automated quality control.  Conclusion: The eDOCr tool provides an effective solution for automated text detection and recognition in engineering drawings. The tool's success demonstrates that automated quality control for mechanical products can be achieved through digitization. The tool is shared with the research community through Github . &quot;,&quot;publisher&quot;:&quot;Frontiers Media SA&quot;,&quot;volume&quot;:&quot;3&quot;,&quot;container-title-short&quot;:&quot;&quot;},&quot;isTemporary&quot;:false,&quot;suppress-author&quot;:false,&quot;composite&quot;:true,&quot;author-only&quot;:false}]},{&quot;citationID&quot;:&quot;MENDELEY_CITATION_c9827dbd-87fa-4af7-b95e-0d08a00ff21e&quot;,&quot;properties&quot;:{&quot;noteIndex&quot;:0,&quot;mode&quot;:&quot;composite&quot;},&quot;isEdited&quot;:false,&quot;manualOverride&quot;:{&quot;isManuallyOverridden&quot;:false,&quot;citeprocText&quot;:&quot;Zhao et al. (2020)&quot;,&quot;manualOverrideText&quot;:&quot;&quot;},&quot;citationTag&quot;:&quot;MENDELEY_CITATION_v3_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&quot;,&quot;citationItems&quot;:[{&quot;displayAs&quot;:&quot;composite&quot;,&quot;label&quot;:&quot;page&quot;,&quot;id&quot;:&quot;5d06cef3-4ba1-38f0-9861-51ee1456b448&quot;,&quot;itemData&quot;:{&quot;type&quot;:&quot;article-journal&quot;,&quot;id&quot;:&quot;5d06cef3-4ba1-38f0-9861-51ee1456b448&quot;,&quot;title&quot;:&quot;A deep learning-based method to detect components from scanned structural drawings for reconstructing 3D models&quot;,&quot;author&quot;:[{&quot;family&quot;:&quot;Zhao&quot;,&quot;given&quot;:&quot;Yunfan&quot;,&quot;parse-names&quot;:false,&quot;dropping-particle&quot;:&quot;&quot;,&quot;non-dropping-particle&quot;:&quot;&quot;},{&quot;family&quot;:&quot;Deng&quot;,&quot;given&quot;:&quot;Xueyuan&quot;,&quot;parse-names&quot;:false,&quot;dropping-particle&quot;:&quot;&quot;,&quot;non-dropping-particle&quot;:&quot;&quot;},{&quot;family&quot;:&quot;Lai&quot;,&quot;given&quot;:&quot;Huahui&quot;,&quot;parse-names&quot;:false,&quot;dropping-particle&quot;:&quot;&quot;,&quot;non-dropping-particle&quot;:&quot;&quot;}],&quot;container-title&quot;:&quot;Applied Sciences (Switzerland)&quot;,&quot;DOI&quot;:&quot;10.3390/app10062066&quot;,&quot;ISSN&quot;:&quot;20763417&quot;,&quot;issued&quot;:{&quot;date-parts&quot;:[[2020,3,1]]},&quot;abstract&quot;:&quot;Among various building information model (BIM) reconstruction methods for existing building, image-based method can identify building components from scanned as-built drawings and has won great attention due to its lower cost, less professional operators and better reconstruction performance. However, this kind of method will cost a great deal of time to design and extract features. Moreover, the manually extracted features have poor robustness and contain less non-geometric information. In order to solve this problem, this paper proposes a deep learning-based method to detect building components from scanned 2D drawings. Taking structural drawings as an example, in this article, 1500 images of structural drawings were firstly collected and preprocessed to guarantee the quality of data. After that, the neural network model-You Only Look Once (YOLO) was trained, verified and tested. In addition, a series of metrics were utilized to evaluate the performance of recognition. The results of test experiments show that the components in structural drawings (e.g., grid reference, column and beam) can be successfully detected, while the average detection accuracy of the whole image is over 80% and the average detection time for each image is 0.71 s. The experimental results demonstrate that the proposed method is robust and timesaving, which provides a good basis for the reconstruction of BIM from 2D drawings.&quot;,&quot;publisher&quot;:&quot;MDPI AG&quot;,&quot;issue&quot;:&quot;6&quot;,&quot;volume&quot;:&quot;10&quot;},&quot;isTemporary&quot;:false,&quot;suppress-author&quot;:false,&quot;composite&quot;:true,&quot;author-only&quot;:false}]},{&quot;citationID&quot;:&quot;MENDELEY_CITATION_1fc42f09-e7d4-4cf1-84c5-d827849484cc&quot;,&quot;properties&quot;:{&quot;noteIndex&quot;:0,&quot;mode&quot;:&quot;composite&quot;},&quot;isEdited&quot;:false,&quot;manualOverride&quot;:{&quot;isManuallyOverridden&quot;:true,&quot;citeprocText&quot;:&quot;Qi et al. (n.d.)&quot;,&quot;manualOverrideText&quot;:&quot;Qi et al. (2017)&quot;},&quot;citationTag&quot;:&quot;MENDELEY_CITATION_v3_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&quot;,&quot;citationItems&quot;:[{&quot;displayAs&quot;:&quot;composite&quot;,&quot;label&quot;:&quot;page&quot;,&quot;id&quot;:&quot;34b5217a-9353-394f-b5a3-e596bbd547e4&quot;,&quot;itemData&quot;:{&quot;type&quot;:&quot;report&quot;,&quot;id&quot;:&quot;34b5217a-9353-394f-b5a3-e596bbd547e4&quot;,&quot;title&quot;:&quot;PointNet: Deep Learning on Point Sets for 3D Classification and Segmentation&quot;,&quot;author&quot;:[{&quot;family&quot;:&quot;Qi&quot;,&quot;given&quot;:&quot;Charles R&quot;,&quot;parse-names&quot;:false,&quot;dropping-particle&quot;:&quot;&quot;,&quot;non-dropping-particle&quot;:&quot;&quot;},{&quot;family&quot;:&quot;Su&quot;,&quot;given&quot;:&quot;Hao&quot;,&quot;parse-names&quot;:false,&quot;dropping-particle&quot;:&quot;&quot;,&quot;non-dropping-particle&quot;:&quot;&quot;},{&quot;family&quot;:&quot;Mo&quot;,&quot;given&quot;:&quot;Kaichun&quot;,&quot;parse-names&quot;:false,&quot;dropping-particle&quot;:&quot;&quot;,&quot;non-dropping-particle&quot;:&quot;&quot;},{&quot;family&quot;:&quot;Guibas&quot;,&quot;given&quot;:&quot;Leonidas J&quot;,&quot;parse-names&quot;:false,&quot;dropping-particle&quot;:&quot;&quot;,&quot;non-dropping-particle&quot;:&quot;&quot;}],&quot;abstract&quot;:&quot;Point cloud is an important type of geometric data structure. Due to its irregular format, most researchers transform such data to regular 3D voxel grids or collections of images. This, however, renders data unnecessarily voluminous and causes issues. In this paper, we design a novel type of neural network that directly consumes point clouds, which well respects the permutation invariance of points in the input. Our network, named PointNet, provides a unified architecture for applications ranging from object classification, part segmentation, to scene semantic parsing. Though simple, PointNet is highly efficient and effective. Empirically, it shows strong performance on par or even better than state of the art. Theoretically, we provide analysis towards understanding of what the network has learnt and why the network is robust with respect to input perturbation and corruption.&quot;,&quot;container-title-short&quot;:&quot;&quot;},&quot;isTemporary&quot;:false,&quot;suppress-author&quot;:false,&quot;composite&quot;:true,&quot;author-only&quot;:false}]},{&quot;citationID&quot;:&quot;MENDELEY_CITATION_4e700482-1ea9-4333-9a8a-84f62da1d279&quot;,&quot;properties&quot;:{&quot;noteIndex&quot;:0,&quot;mode&quot;:&quot;composite&quot;},&quot;isEdited&quot;:false,&quot;manualOverride&quot;:{&quot;isManuallyOverridden&quot;:false,&quot;citeprocText&quot;:&quot;Patil &amp;#38; Kalantari (2025)&quot;,&quot;manualOverrideText&quot;:&quot;&quot;},&quot;citationTag&quot;:&quot;MENDELEY_CITATION_v3_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&quot;,&quot;citationItems&quot;:[{&quot;displayAs&quot;:&quot;composite&quot;,&quot;label&quot;:&quot;page&quot;,&quot;id&quot;:&quot;11d8c92a-4926-3a45-8745-162245f2b1df&quot;,&quot;itemData&quot;:{&quot;type&quot;:&quot;article-journal&quot;,&quot;id&quot;:&quot;11d8c92a-4926-3a45-8745-162245f2b1df&quot;,&quot;title&quot;:&quot;Automatic Scan-to-BIM—The Impact of Semantic Segmentation Accuracy&quot;,&quot;author&quot;:[{&quot;family&quot;:&quot;Patil&quot;,&quot;given&quot;:&quot;Jidnyasa&quot;,&quot;parse-names&quot;:false,&quot;dropping-particle&quot;:&quot;&quot;,&quot;non-dropping-particle&quot;:&quot;&quot;},{&quot;family&quot;:&quot;Kalantari&quot;,&quot;given&quot;:&quot;Mohsen&quot;,&quot;parse-names&quot;:false,&quot;dropping-particle&quot;:&quot;&quot;,&quot;non-dropping-particle&quot;:&quot;&quot;}],&quot;container-title&quot;:&quot;Buildings&quot;,&quot;DOI&quot;:&quot;10.3390/buildings15071126&quot;,&quot;ISSN&quot;:&quot;20755309&quot;,&quot;issued&quot;:{&quot;date-parts&quot;:[[2025,4,1]]},&quot;abstract&quot;:&quot;Scan-to-BIM is the process of converting point cloud data into a Building Information Model (BIM) that has proven essential for the AEC industry. Scan-to-BIM consists of two fundamental tasks—semantic segmentation and 3D reconstruction. Deep learning has proven useful for semantic segmentation, and its integration into the Scan-to-BIM workflow can benefit the automation of BIM reconstruction. Given the rapid advancement of deep learning algorithms in recent years, it is crucial to analyze how their accuracy impacts reconstruction quality. In this study, we compare the performance of five deep learning models—PointNeXt, PointMetaBase, PointTransformer V1, PointTransformer V3, and Swin3D—and examine their influence on wall reconstruction. We propose a novel yet simple workflow that integrates deep learning and RANSAC for reconstructing walls, a fundamental architectural element. Interestingly, our findings reveal that even when semantic segmentation accuracy is lower, reconstruction accuracy may still be high. Swin3D consistently outperformed the other models in both tasks, while PointNeXt, despite weaker segmentation, demonstrated high reconstruction accuracy. PTV3, with its faster performance, is a viable option, whereas PTV1 and PointMetaBase delivered subpar results. We provide insights into why this occurred based on the architectural differences among the deep learning models evaluated. To ensure reproducibility, our study exclusively utilizes open-source software and Python 3.11 for processing, allowing future researchers to replicate and build upon our workflow.&quot;,&quot;publisher&quot;:&quot;Multidisciplinary Digital Publishing Institute (MDPI)&quot;,&quot;issue&quot;:&quot;7&quot;,&quot;volume&quot;:&quot;15&quot;,&quot;container-title-short&quot;:&quot;&quot;},&quot;isTemporary&quot;:false,&quot;suppress-author&quot;:false,&quot;composite&quot;:true,&quot;author-only&quot;:false}]},{&quot;citationID&quot;:&quot;MENDELEY_CITATION_6ae0a170-7437-4e49-814b-f079fca2905a&quot;,&quot;properties&quot;:{&quot;noteIndex&quot;:0,&quot;mode&quot;:&quot;composite&quot;},&quot;isEdited&quot;:false,&quot;manualOverride&quot;:{&quot;isManuallyOverridden&quot;:false,&quot;citeprocText&quot;:&quot;Baltrušaitis et al. (2017)&quot;,&quot;manualOverrideText&quot;:&quot;&quot;},&quot;citationTag&quot;:&quot;MENDELEY_CITATION_v3_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&quot;,&quot;citationItems&quot;:[{&quot;displayAs&quot;:&quot;composite&quot;,&quot;label&quot;:&quot;page&quot;,&quot;id&quot;:&quot;2734bd78-e813-37db-8c62-36409cf86f3b&quot;,&quot;itemData&quot;:{&quot;type&quot;:&quot;article-journal&quot;,&quot;id&quot;:&quot;2734bd78-e813-37db-8c62-36409cf86f3b&quot;,&quot;title&quot;:&quot;Multimodal Machine Learning: A Survey and Taxonomy&quot;,&quot;author&quot;:[{&quot;family&quot;:&quot;Baltrušaitis&quot;,&quot;given&quot;:&quot;Tadas&quot;,&quot;parse-names&quot;:false,&quot;dropping-particle&quot;:&quot;&quot;,&quot;non-dropping-particle&quot;:&quot;&quot;},{&quot;family&quot;:&quot;Ahuja&quot;,&quot;given&quot;:&quot;Chaitanya&quot;,&quot;parse-names&quot;:false,&quot;dropping-particle&quot;:&quot;&quot;,&quot;non-dropping-particle&quot;:&quot;&quot;},{&quot;family&quot;:&quot;Morency&quot;,&quot;given&quot;:&quot;Louis-Philippe&quot;,&quot;parse-names&quot;:false,&quot;dropping-particle&quot;:&quot;&quot;,&quot;non-dropping-particle&quot;:&quot;&quot;}],&quot;URL&quot;:&quot;http://arxiv.org/abs/1705.09406&quot;,&quot;issued&quot;:{&quot;date-parts&quot;:[[2017,8,1]]},&quot;abstract&quot;:&quot;Our experience of the world is multimodal - we see objects, hear sounds, feel texture, smell odors, and taste flavors. Modality refers to the way in which something happens or is experienced and a research problem is characterized as multimodal when it includes multiple such modalities. In order for Artificial Intelligence to make progress in understanding the world around us, it needs to be able to interpret such multimodal signals together. Multimodal machine learning aims to build models that can process and relate information from multiple modalities. It is a vibrant multi-disciplinary field of increasing importance and with extraordinary potential. Instead of focusing on specific multimodal applications, this paper surveys the recent advances in multimodal machine learning itself and presents them in a common taxonomy. We go beyond the typical early and late fusion categorization and identify broader challenges that are faced by multimodal machine learning, namely: representation, translation, alignment, fusion, and co-learning. This new taxonomy will enable researchers to better understand the state of the field and identify directions for future research.&quot;,&quot;container-title-short&quot;:&quot;&quot;},&quot;isTemporary&quot;:false,&quot;suppress-author&quot;:false,&quot;composite&quot;:true,&quot;author-only&quot;:false}]},{&quot;citationID&quot;:&quot;MENDELEY_CITATION_9f2ac00d-3a26-4017-8656-328802103124&quot;,&quot;properties&quot;:{&quot;noteIndex&quot;:0,&quot;mode&quot;:&quot;composite&quot;},&quot;isEdited&quot;:false,&quot;manualOverride&quot;:{&quot;isManuallyOverridden&quot;:true,&quot;citeprocText&quot;:&quot;Jiao et al. (2024)&quot;,&quot;manualOverrideText&quot;:&quot;Jiao et al. (2024),&quot;},&quot;citationTag&quot;:&quot;MENDELEY_CITATION_v3_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&quot;,&quot;citationItems&quot;:[{&quot;displayAs&quot;:&quot;composite&quot;,&quot;label&quot;:&quot;page&quot;,&quot;id&quot;:&quot;71965b14-5315-3142-8b64-4dc2920bbb95&quot;,&quot;itemData&quot;:{&quot;type&quot;:&quot;article&quot;,&quot;id&quot;:&quot;71965b14-5315-3142-8b64-4dc2920bbb95&quot;,&quot;title&quot;:&quot;A Comprehensive Survey on Deep Learning Multi-Modal Fusion: Methods, Technologies and Applications&quot;,&quot;author&quot;:[{&quot;family&quot;:&quot;Jiao&quot;,&quot;given&quot;:&quot;Tianzhe&quot;,&quot;parse-names&quot;:false,&quot;dropping-particle&quot;:&quot;&quot;,&quot;non-dropping-particle&quot;:&quot;&quot;},{&quot;family&quot;:&quot;Guo&quot;,&quot;given&quot;:&quot;Chaopeng&quot;,&quot;parse-names&quot;:false,&quot;dropping-particle&quot;:&quot;&quot;,&quot;non-dropping-particle&quot;:&quot;&quot;},{&quot;family&quot;:&quot;Feng&quot;,&quot;given&quot;:&quot;Xiaoyue&quot;,&quot;parse-names&quot;:false,&quot;dropping-particle&quot;:&quot;&quot;,&quot;non-dropping-particle&quot;:&quot;&quot;},{&quot;family&quot;:&quot;Chen&quot;,&quot;given&quot;:&quot;Yuming&quot;,&quot;parse-names&quot;:false,&quot;dropping-particle&quot;:&quot;&quot;,&quot;non-dropping-particle&quot;:&quot;&quot;},{&quot;family&quot;:&quot;Song&quot;,&quot;given&quot;:&quot;Jie&quot;,&quot;parse-names&quot;:false,&quot;dropping-particle&quot;:&quot;&quot;,&quot;non-dropping-particle&quot;:&quot;&quot;}],&quot;container-title&quot;:&quot;Computers, Materials and Continua&quot;,&quot;DOI&quot;:&quot;10.32604/cmc.2024.053204&quot;,&quot;ISSN&quot;:&quot;15462226&quot;,&quot;issued&quot;:{&quot;date-parts&quot;:[[2024]]},&quot;page&quot;:&quot;1-35&quot;,&quot;abstract&quot;:&quot;Multi-modal fusion technology gradually become a fundamental task in many fields, such as autonomous driving, smart healthcare, sentiment analysis, and human-computer interaction. It is rapidly becoming the dominant research due to its powerful perception and judgment capabilities. Under complex scenes, multi-modal fusion technology utilizes the complementary characteristics of multiple data streams to fuse different data types and achieve more accurate predictions. However, achieving outstanding performance is challenging because of equipment performance limitations, missing information, and data noise. This paper comprehensively reviews existing methods based on multi-modal fusion techniques and completes a detailed and in-depth analysis. According to the data fusion stage, multi-modal fusion has four primary methods: early fusion, deep fusion, late fusion, and hybrid fusion. The paper surveys the three major multi-modal fusion technologies that can significantly enhance the effect of data fusion and further explore the applications of multi-modal fusion technology in various fields. Finally, it discusses the challenges and explores potential research opportunities. Multi-modal tasks still need intensive study because of data heterogeneity and quality. Preserving complementary information and eliminating redundant information between modalities is critical in multi-modal technology. Invalid data fusion methods may introduce extra noise and lead to worse results. This paper provides a comprehensive and detailed summary in response to these challenges.&quot;,&quot;publisher&quot;:&quot;Tech Science Press&quot;,&quot;issue&quot;:&quot;1&quot;,&quot;volume&quot;:&quot;80&quot;},&quot;isTemporary&quot;:false,&quot;suppress-author&quot;:false,&quot;composite&quot;:true,&quot;author-only&quot;:false}]},{&quot;citationID&quot;:&quot;MENDELEY_CITATION_fe0801b1-bdc0-4131-8f67-6a5074850cf1&quot;,&quot;properties&quot;:{&quot;noteIndex&quot;:0,&quot;mode&quot;:&quot;composite&quot;},&quot;isEdited&quot;:false,&quot;manualOverride&quot;:{&quot;isManuallyOverridden&quot;:false,&quot;citeprocText&quot;:&quot;Jiao et al. (2024)&quot;,&quot;manualOverrideText&quot;:&quot;&quot;},&quot;citationTag&quot;:&quot;MENDELEY_CITATION_v3_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&quot;,&quot;citationItems&quot;:[{&quot;displayAs&quot;:&quot;composite&quot;,&quot;label&quot;:&quot;page&quot;,&quot;id&quot;:&quot;71965b14-5315-3142-8b64-4dc2920bbb95&quot;,&quot;itemData&quot;:{&quot;type&quot;:&quot;article&quot;,&quot;id&quot;:&quot;71965b14-5315-3142-8b64-4dc2920bbb95&quot;,&quot;title&quot;:&quot;A Comprehensive Survey on Deep Learning Multi-Modal Fusion: Methods, Technologies and Applications&quot;,&quot;author&quot;:[{&quot;family&quot;:&quot;Jiao&quot;,&quot;given&quot;:&quot;Tianzhe&quot;,&quot;parse-names&quot;:false,&quot;dropping-particle&quot;:&quot;&quot;,&quot;non-dropping-particle&quot;:&quot;&quot;},{&quot;family&quot;:&quot;Guo&quot;,&quot;given&quot;:&quot;Chaopeng&quot;,&quot;parse-names&quot;:false,&quot;dropping-particle&quot;:&quot;&quot;,&quot;non-dropping-particle&quot;:&quot;&quot;},{&quot;family&quot;:&quot;Feng&quot;,&quot;given&quot;:&quot;Xiaoyue&quot;,&quot;parse-names&quot;:false,&quot;dropping-particle&quot;:&quot;&quot;,&quot;non-dropping-particle&quot;:&quot;&quot;},{&quot;family&quot;:&quot;Chen&quot;,&quot;given&quot;:&quot;Yuming&quot;,&quot;parse-names&quot;:false,&quot;dropping-particle&quot;:&quot;&quot;,&quot;non-dropping-particle&quot;:&quot;&quot;},{&quot;family&quot;:&quot;Song&quot;,&quot;given&quot;:&quot;Jie&quot;,&quot;parse-names&quot;:false,&quot;dropping-particle&quot;:&quot;&quot;,&quot;non-dropping-particle&quot;:&quot;&quot;}],&quot;container-title&quot;:&quot;Computers, Materials and Continua&quot;,&quot;DOI&quot;:&quot;10.32604/cmc.2024.053204&quot;,&quot;ISSN&quot;:&quot;15462226&quot;,&quot;issued&quot;:{&quot;date-parts&quot;:[[2024]]},&quot;page&quot;:&quot;1-35&quot;,&quot;abstract&quot;:&quot;Multi-modal fusion technology gradually become a fundamental task in many fields, such as autonomous driving, smart healthcare, sentiment analysis, and human-computer interaction. It is rapidly becoming the dominant research due to its powerful perception and judgment capabilities. Under complex scenes, multi-modal fusion technology utilizes the complementary characteristics of multiple data streams to fuse different data types and achieve more accurate predictions. However, achieving outstanding performance is challenging because of equipment performance limitations, missing information, and data noise. This paper comprehensively reviews existing methods based on multi-modal fusion techniques and completes a detailed and in-depth analysis. According to the data fusion stage, multi-modal fusion has four primary methods: early fusion, deep fusion, late fusion, and hybrid fusion. The paper surveys the three major multi-modal fusion technologies that can significantly enhance the effect of data fusion and further explore the applications of multi-modal fusion technology in various fields. Finally, it discusses the challenges and explores potential research opportunities. Multi-modal tasks still need intensive study because of data heterogeneity and quality. Preserving complementary information and eliminating redundant information between modalities is critical in multi-modal technology. Invalid data fusion methods may introduce extra noise and lead to worse results. This paper provides a comprehensive and detailed summary in response to these challenges.&quot;,&quot;publisher&quot;:&quot;Tech Science Press&quot;,&quot;issue&quot;:&quot;1&quot;,&quot;volume&quot;:&quot;80&quot;},&quot;isTemporary&quot;:false,&quot;suppress-author&quot;:false,&quot;composite&quot;:true,&quot;author-only&quot;:false}]},{&quot;citationID&quot;:&quot;MENDELEY_CITATION_b00f5117-b429-47b4-b8c5-a6d19dcae418&quot;,&quot;properties&quot;:{&quot;noteIndex&quot;:0,&quot;mode&quot;:&quot;composite&quot;},&quot;isEdited&quot;:false,&quot;manualOverride&quot;:{&quot;isManuallyOverridden&quot;:false,&quot;citeprocText&quot;:&quot;Jiao et al., p. (2024, p. 14)&quot;,&quot;manualOverrideText&quot;:&quot;&quot;},&quot;citationTag&quot;:&quot;MENDELEY_CITATION_v3_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&quot;,&quot;citationItems&quot;:[{&quot;displayAs&quot;:&quot;composite&quot;,&quot;label&quot;:&quot;page&quot;,&quot;id&quot;:&quot;71965b14-5315-3142-8b64-4dc2920bbb95&quot;,&quot;itemData&quot;:{&quot;type&quot;:&quot;article&quot;,&quot;id&quot;:&quot;71965b14-5315-3142-8b64-4dc2920bbb95&quot;,&quot;title&quot;:&quot;A Comprehensive Survey on Deep Learning Multi-Modal Fusion: Methods, Technologies and Applications&quot;,&quot;author&quot;:[{&quot;family&quot;:&quot;Jiao&quot;,&quot;given&quot;:&quot;Tianzhe&quot;,&quot;parse-names&quot;:false,&quot;dropping-particle&quot;:&quot;&quot;,&quot;non-dropping-particle&quot;:&quot;&quot;},{&quot;family&quot;:&quot;Guo&quot;,&quot;given&quot;:&quot;Chaopeng&quot;,&quot;parse-names&quot;:false,&quot;dropping-particle&quot;:&quot;&quot;,&quot;non-dropping-particle&quot;:&quot;&quot;},{&quot;family&quot;:&quot;Feng&quot;,&quot;given&quot;:&quot;Xiaoyue&quot;,&quot;parse-names&quot;:false,&quot;dropping-particle&quot;:&quot;&quot;,&quot;non-dropping-particle&quot;:&quot;&quot;},{&quot;family&quot;:&quot;Chen&quot;,&quot;given&quot;:&quot;Yuming&quot;,&quot;parse-names&quot;:false,&quot;dropping-particle&quot;:&quot;&quot;,&quot;non-dropping-particle&quot;:&quot;&quot;},{&quot;family&quot;:&quot;Song&quot;,&quot;given&quot;:&quot;Jie&quot;,&quot;parse-names&quot;:false,&quot;dropping-particle&quot;:&quot;&quot;,&quot;non-dropping-particle&quot;:&quot;&quot;}],&quot;container-title&quot;:&quot;Computers, Materials and Continua&quot;,&quot;DOI&quot;:&quot;10.32604/cmc.2024.053204&quot;,&quot;ISSN&quot;:&quot;15462226&quot;,&quot;issued&quot;:{&quot;date-parts&quot;:[[2024]]},&quot;page&quot;:&quot;1-35&quot;,&quot;abstract&quot;:&quot;Multi-modal fusion technology gradually become a fundamental task in many fields, such as autonomous driving, smart healthcare, sentiment analysis, and human-computer interaction. It is rapidly becoming the dominant research due to its powerful perception and judgment capabilities. Under complex scenes, multi-modal fusion technology utilizes the complementary characteristics of multiple data streams to fuse different data types and achieve more accurate predictions. However, achieving outstanding performance is challenging because of equipment performance limitations, missing information, and data noise. This paper comprehensively reviews existing methods based on multi-modal fusion techniques and completes a detailed and in-depth analysis. According to the data fusion stage, multi-modal fusion has four primary methods: early fusion, deep fusion, late fusion, and hybrid fusion. The paper surveys the three major multi-modal fusion technologies that can significantly enhance the effect of data fusion and further explore the applications of multi-modal fusion technology in various fields. Finally, it discusses the challenges and explores potential research opportunities. Multi-modal tasks still need intensive study because of data heterogeneity and quality. Preserving complementary information and eliminating redundant information between modalities is critical in multi-modal technology. Invalid data fusion methods may introduce extra noise and lead to worse results. This paper provides a comprehensive and detailed summary in response to these challenges.&quot;,&quot;publisher&quot;:&quot;Tech Science Press&quot;,&quot;issue&quot;:&quot;1&quot;,&quot;volume&quot;:&quot;80&quot;,&quot;container-title-short&quot;:&quot;&quot;},&quot;isTemporary&quot;:false,&quot;locator&quot;:&quot;14&quot;,&quot;suppress-author&quot;:false,&quot;composite&quot;:true,&quot;author-only&quot;:false}]},{&quot;citationID&quot;:&quot;MENDELEY_CITATION_8a9363ef-be38-4c9d-9722-471bb24eb532&quot;,&quot;properties&quot;:{&quot;noteIndex&quot;:0,&quot;mode&quot;:&quot;composite&quot;},&quot;isEdited&quot;:false,&quot;manualOverride&quot;:{&quot;isManuallyOverridden&quot;:false,&quot;citeprocText&quot;:&quot;Jiao et al. (2024)&quot;,&quot;manualOverrideText&quot;:&quot;&quot;},&quot;citationTag&quot;:&quot;MENDELEY_CITATION_v3_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&quot;,&quot;citationItems&quot;:[{&quot;displayAs&quot;:&quot;composite&quot;,&quot;label&quot;:&quot;page&quot;,&quot;id&quot;:&quot;71965b14-5315-3142-8b64-4dc2920bbb95&quot;,&quot;itemData&quot;:{&quot;type&quot;:&quot;article&quot;,&quot;id&quot;:&quot;71965b14-5315-3142-8b64-4dc2920bbb95&quot;,&quot;title&quot;:&quot;A Comprehensive Survey on Deep Learning Multi-Modal Fusion: Methods, Technologies and Applications&quot;,&quot;author&quot;:[{&quot;family&quot;:&quot;Jiao&quot;,&quot;given&quot;:&quot;Tianzhe&quot;,&quot;parse-names&quot;:false,&quot;dropping-particle&quot;:&quot;&quot;,&quot;non-dropping-particle&quot;:&quot;&quot;},{&quot;family&quot;:&quot;Guo&quot;,&quot;given&quot;:&quot;Chaopeng&quot;,&quot;parse-names&quot;:false,&quot;dropping-particle&quot;:&quot;&quot;,&quot;non-dropping-particle&quot;:&quot;&quot;},{&quot;family&quot;:&quot;Feng&quot;,&quot;given&quot;:&quot;Xiaoyue&quot;,&quot;parse-names&quot;:false,&quot;dropping-particle&quot;:&quot;&quot;,&quot;non-dropping-particle&quot;:&quot;&quot;},{&quot;family&quot;:&quot;Chen&quot;,&quot;given&quot;:&quot;Yuming&quot;,&quot;parse-names&quot;:false,&quot;dropping-particle&quot;:&quot;&quot;,&quot;non-dropping-particle&quot;:&quot;&quot;},{&quot;family&quot;:&quot;Song&quot;,&quot;given&quot;:&quot;Jie&quot;,&quot;parse-names&quot;:false,&quot;dropping-particle&quot;:&quot;&quot;,&quot;non-dropping-particle&quot;:&quot;&quot;}],&quot;container-title&quot;:&quot;Computers, Materials and Continua&quot;,&quot;DOI&quot;:&quot;10.32604/cmc.2024.053204&quot;,&quot;ISSN&quot;:&quot;15462226&quot;,&quot;issued&quot;:{&quot;date-parts&quot;:[[2024]]},&quot;page&quot;:&quot;1-35&quot;,&quot;abstract&quot;:&quot;Multi-modal fusion technology gradually become a fundamental task in many fields, such as autonomous driving, smart healthcare, sentiment analysis, and human-computer interaction. It is rapidly becoming the dominant research due to its powerful perception and judgment capabilities. Under complex scenes, multi-modal fusion technology utilizes the complementary characteristics of multiple data streams to fuse different data types and achieve more accurate predictions. However, achieving outstanding performance is challenging because of equipment performance limitations, missing information, and data noise. This paper comprehensively reviews existing methods based on multi-modal fusion techniques and completes a detailed and in-depth analysis. According to the data fusion stage, multi-modal fusion has four primary methods: early fusion, deep fusion, late fusion, and hybrid fusion. The paper surveys the three major multi-modal fusion technologies that can significantly enhance the effect of data fusion and further explore the applications of multi-modal fusion technology in various fields. Finally, it discusses the challenges and explores potential research opportunities. Multi-modal tasks still need intensive study because of data heterogeneity and quality. Preserving complementary information and eliminating redundant information between modalities is critical in multi-modal technology. Invalid data fusion methods may introduce extra noise and lead to worse results. This paper provides a comprehensive and detailed summary in response to these challenges.&quot;,&quot;publisher&quot;:&quot;Tech Science Press&quot;,&quot;issue&quot;:&quot;1&quot;,&quot;volume&quot;:&quot;80&quot;},&quot;isTemporary&quot;:false,&quot;suppress-author&quot;:false,&quot;composite&quot;:true,&quot;author-only&quot;:false}]},{&quot;citationID&quot;:&quot;MENDELEY_CITATION_363b0dac-3fd2-4afc-aee0-d1097d664435&quot;,&quot;properties&quot;:{&quot;noteIndex&quot;:0,&quot;mode&quot;:&quot;composite&quot;},&quot;isEdited&quot;:false,&quot;manualOverride&quot;:{&quot;isManuallyOverridden&quot;:false,&quot;citeprocText&quot;:&quot;Jiao et al. (2024)&quot;,&quot;manualOverrideText&quot;:&quot;&quot;},&quot;citationTag&quot;:&quot;MENDELEY_CITATION_v3_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&quot;,&quot;citationItems&quot;:[{&quot;displayAs&quot;:&quot;composite&quot;,&quot;label&quot;:&quot;page&quot;,&quot;id&quot;:&quot;71965b14-5315-3142-8b64-4dc2920bbb95&quot;,&quot;itemData&quot;:{&quot;type&quot;:&quot;article&quot;,&quot;id&quot;:&quot;71965b14-5315-3142-8b64-4dc2920bbb95&quot;,&quot;title&quot;:&quot;A Comprehensive Survey on Deep Learning Multi-Modal Fusion: Methods, Technologies and Applications&quot;,&quot;author&quot;:[{&quot;family&quot;:&quot;Jiao&quot;,&quot;given&quot;:&quot;Tianzhe&quot;,&quot;parse-names&quot;:false,&quot;dropping-particle&quot;:&quot;&quot;,&quot;non-dropping-particle&quot;:&quot;&quot;},{&quot;family&quot;:&quot;Guo&quot;,&quot;given&quot;:&quot;Chaopeng&quot;,&quot;parse-names&quot;:false,&quot;dropping-particle&quot;:&quot;&quot;,&quot;non-dropping-particle&quot;:&quot;&quot;},{&quot;family&quot;:&quot;Feng&quot;,&quot;given&quot;:&quot;Xiaoyue&quot;,&quot;parse-names&quot;:false,&quot;dropping-particle&quot;:&quot;&quot;,&quot;non-dropping-particle&quot;:&quot;&quot;},{&quot;family&quot;:&quot;Chen&quot;,&quot;given&quot;:&quot;Yuming&quot;,&quot;parse-names&quot;:false,&quot;dropping-particle&quot;:&quot;&quot;,&quot;non-dropping-particle&quot;:&quot;&quot;},{&quot;family&quot;:&quot;Song&quot;,&quot;given&quot;:&quot;Jie&quot;,&quot;parse-names&quot;:false,&quot;dropping-particle&quot;:&quot;&quot;,&quot;non-dropping-particle&quot;:&quot;&quot;}],&quot;container-title&quot;:&quot;Computers, Materials and Continua&quot;,&quot;DOI&quot;:&quot;10.32604/cmc.2024.053204&quot;,&quot;ISSN&quot;:&quot;15462226&quot;,&quot;issued&quot;:{&quot;date-parts&quot;:[[2024]]},&quot;page&quot;:&quot;1-35&quot;,&quot;abstract&quot;:&quot;Multi-modal fusion technology gradually become a fundamental task in many fields, such as autonomous driving, smart healthcare, sentiment analysis, and human-computer interaction. It is rapidly becoming the dominant research due to its powerful perception and judgment capabilities. Under complex scenes, multi-modal fusion technology utilizes the complementary characteristics of multiple data streams to fuse different data types and achieve more accurate predictions. However, achieving outstanding performance is challenging because of equipment performance limitations, missing information, and data noise. This paper comprehensively reviews existing methods based on multi-modal fusion techniques and completes a detailed and in-depth analysis. According to the data fusion stage, multi-modal fusion has four primary methods: early fusion, deep fusion, late fusion, and hybrid fusion. The paper surveys the three major multi-modal fusion technologies that can significantly enhance the effect of data fusion and further explore the applications of multi-modal fusion technology in various fields. Finally, it discusses the challenges and explores potential research opportunities. Multi-modal tasks still need intensive study because of data heterogeneity and quality. Preserving complementary information and eliminating redundant information between modalities is critical in multi-modal technology. Invalid data fusion methods may introduce extra noise and lead to worse results. This paper provides a comprehensive and detailed summary in response to these challenges.&quot;,&quot;publisher&quot;:&quot;Tech Science Press&quot;,&quot;issue&quot;:&quot;1&quot;,&quot;volume&quot;:&quot;80&quot;,&quot;container-title-short&quot;:&quot;&quot;},&quot;isTemporary&quot;:false,&quot;suppress-author&quot;:false,&quot;composite&quot;:true,&quot;author-only&quot;:false}]},{&quot;citationID&quot;:&quot;MENDELEY_CITATION_44df7a77-9305-4a5b-8d88-46d840799c4e&quot;,&quot;properties&quot;:{&quot;noteIndex&quot;:0,&quot;mode&quot;:&quot;composite&quot;},&quot;isEdited&quot;:false,&quot;manualOverride&quot;:{&quot;isManuallyOverridden&quot;:true,&quot;citeprocText&quot;:&quot;Rahate et al. (n.d.)&quot;,&quot;manualOverrideText&quot;:&quot;Rahate et al. (2022)&quot;},&quot;citationItems&quot;:[{&quot;displayAs&quot;:&quot;composite&quot;,&quot;label&quot;:&quot;page&quot;,&quot;id&quot;:&quot;1ad3f970-cd09-357c-83a1-d61e4774377b&quot;,&quot;itemData&quot;:{&quot;type&quot;:&quot;report&quot;,&quot;id&quot;:&quot;1ad3f970-cd09-357c-83a1-d61e4774377b&quot;,&quot;title&quot;:&quot;Multimodal Co-learning: Challenges, Applications with Datasets, Recent Advances and Future Directions&quot;,&quot;author&quot;:[{&quot;family&quot;:&quot;Rahate&quot;,&quot;given&quot;:&quot;Anil&quot;,&quot;parse-names&quot;:false,&quot;dropping-particle&quot;:&quot;&quot;,&quot;non-dropping-particle&quot;:&quot;&quot;},{&quot;family&quot;:&quot;Walambe&quot;,&quot;given&quot;:&quot;Rahee&quot;,&quot;parse-names&quot;:false,&quot;dropping-particle&quot;:&quot;&quot;,&quot;non-dropping-particle&quot;:&quot;&quot;},{&quot;family&quot;:&quot;Ramanna&quot;,&quot;given&quot;:&quot;Sheela&quot;,&quot;parse-names&quot;:false,&quot;dropping-particle&quot;:&quot;&quot;,&quot;non-dropping-particle&quot;:&quot;&quot;},{&quot;family&quot;:&quot;Kotecha&quot;,&quot;given&quot;:&quot;Ketan&quot;,&quot;parse-names&quot;:false,&quot;dropping-particle&quot;:&quot;&quot;,&quot;non-dropping-particle&quot;:&quot;&quot;}],&quot;abstract&quot;:&quot;Multimodal deep learning systems that employ multiple modalities like text, image, audio, video, etc., are showing better performance than individual modalities (i.e., unimodal) systems. Multimodal machine learning involves multiple aspects: representation, translation, alignment, fusion, and co-learning. In the current state of multimodal machine learning, the assumptions are that all modalities are present, aligned, and noiseless during training and testing time. However, in real-world tasks, typically, it is observed that one or more modalities are missing, noisy, lacking annotated data, have unreliable labels, and are scarce in training or testing, and or both. This challenge is addressed by a learning paradigm called multimodal co-learning. The modeling of a (resource-poor) modality is aided by exploiting knowledge from another (resource-rich) modality using the transfer of knowledge between modalities, including their representations and predictive models. Co-learning being an emerging area, there are no dedicated reviews explicitly focusing on all challenges addressed by co-learning. To that end, in this work, we provide a comprehensive survey on the emerging area of multimodal co-learning that has not been explored in its entirety yet. We review implementations that overcome one or more co-learning challenges without explicitly considering them as co-learning challenges. We present the comprehensive taxonomy of multimodal co-learning based on the challenges addressed by co-learning and associated implementations. The various techniques, including the latest ones, are reviewed along with some applications and datasets. Additionally, we review techniques that appear to be similar to multimodal co-learning and are being used primarily in unimodal or multi-view learning. The distinction between them is documented. Our final goal is to discuss challenges and perspectives and the important ideas and directions for future work that we hope will benefit for the entire research community focusing on this exciting domain.&quot;,&quot;container-title-short&quot;:&quot;&quot;},&quot;isTemporary&quot;:false,&quot;suppress-author&quot;:false,&quot;composite&quot;:true,&quot;author-only&quot;:false}],&quot;citationTag&quot;:&quot;MENDELEY_CITATION_v3_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&quot;},{&quot;citationID&quot;:&quot;MENDELEY_CITATION_635cecfb-25b5-4fa3-a564-2a36f4fdb382&quot;,&quot;properties&quot;:{&quot;noteIndex&quot;:0,&quot;mode&quot;:&quot;composite&quot;},&quot;isEdited&quot;:false,&quot;manualOverride&quot;:{&quot;isManuallyOverridden&quot;:false,&quot;citeprocText&quot;:&quot;Jiao et al. (2024)&quot;,&quot;manualOverrideText&quot;:&quot;&quot;},&quot;citationTag&quot;:&quot;MENDELEY_CITATION_v3_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&quot;,&quot;citationItems&quot;:[{&quot;displayAs&quot;:&quot;composite&quot;,&quot;label&quot;:&quot;page&quot;,&quot;id&quot;:&quot;71965b14-5315-3142-8b64-4dc2920bbb95&quot;,&quot;itemData&quot;:{&quot;type&quot;:&quot;article&quot;,&quot;id&quot;:&quot;71965b14-5315-3142-8b64-4dc2920bbb95&quot;,&quot;title&quot;:&quot;A Comprehensive Survey on Deep Learning Multi-Modal Fusion: Methods, Technologies and Applications&quot;,&quot;author&quot;:[{&quot;family&quot;:&quot;Jiao&quot;,&quot;given&quot;:&quot;Tianzhe&quot;,&quot;parse-names&quot;:false,&quot;dropping-particle&quot;:&quot;&quot;,&quot;non-dropping-particle&quot;:&quot;&quot;},{&quot;family&quot;:&quot;Guo&quot;,&quot;given&quot;:&quot;Chaopeng&quot;,&quot;parse-names&quot;:false,&quot;dropping-particle&quot;:&quot;&quot;,&quot;non-dropping-particle&quot;:&quot;&quot;},{&quot;family&quot;:&quot;Feng&quot;,&quot;given&quot;:&quot;Xiaoyue&quot;,&quot;parse-names&quot;:false,&quot;dropping-particle&quot;:&quot;&quot;,&quot;non-dropping-particle&quot;:&quot;&quot;},{&quot;family&quot;:&quot;Chen&quot;,&quot;given&quot;:&quot;Yuming&quot;,&quot;parse-names&quot;:false,&quot;dropping-particle&quot;:&quot;&quot;,&quot;non-dropping-particle&quot;:&quot;&quot;},{&quot;family&quot;:&quot;Song&quot;,&quot;given&quot;:&quot;Jie&quot;,&quot;parse-names&quot;:false,&quot;dropping-particle&quot;:&quot;&quot;,&quot;non-dropping-particle&quot;:&quot;&quot;}],&quot;container-title&quot;:&quot;Computers, Materials and Continua&quot;,&quot;DOI&quot;:&quot;10.32604/cmc.2024.053204&quot;,&quot;ISSN&quot;:&quot;15462226&quot;,&quot;issued&quot;:{&quot;date-parts&quot;:[[2024]]},&quot;page&quot;:&quot;1-35&quot;,&quot;abstract&quot;:&quot;Multi-modal fusion technology gradually become a fundamental task in many fields, such as autonomous driving, smart healthcare, sentiment analysis, and human-computer interaction. It is rapidly becoming the dominant research due to its powerful perception and judgment capabilities. Under complex scenes, multi-modal fusion technology utilizes the complementary characteristics of multiple data streams to fuse different data types and achieve more accurate predictions. However, achieving outstanding performance is challenging because of equipment performance limitations, missing information, and data noise. This paper comprehensively reviews existing methods based on multi-modal fusion techniques and completes a detailed and in-depth analysis. According to the data fusion stage, multi-modal fusion has four primary methods: early fusion, deep fusion, late fusion, and hybrid fusion. The paper surveys the three major multi-modal fusion technologies that can significantly enhance the effect of data fusion and further explore the applications of multi-modal fusion technology in various fields. Finally, it discusses the challenges and explores potential research opportunities. Multi-modal tasks still need intensive study because of data heterogeneity and quality. Preserving complementary information and eliminating redundant information between modalities is critical in multi-modal technology. Invalid data fusion methods may introduce extra noise and lead to worse results. This paper provides a comprehensive and detailed summary in response to these challenges.&quot;,&quot;publisher&quot;:&quot;Tech Science Press&quot;,&quot;issue&quot;:&quot;1&quot;,&quot;volume&quot;:&quot;80&quot;,&quot;container-title-short&quot;:&quot;&quot;},&quot;isTemporary&quot;:false,&quot;suppress-author&quot;:false,&quot;composite&quot;:true,&quot;author-only&quot;:false}]},{&quot;citationID&quot;:&quot;MENDELEY_CITATION_c80bb797-0405-4412-aa8b-f63a990b5c68&quot;,&quot;properties&quot;:{&quot;noteIndex&quot;:0,&quot;mode&quot;:&quot;composite&quot;},&quot;isEdited&quot;:false,&quot;manualOverride&quot;:{&quot;isManuallyOverridden&quot;:true,&quot;citeprocText&quot;:&quot;Li &amp;#38; Zhang (n.d.)&quot;,&quot;manualOverrideText&quot;:&quot;Li &amp; Zhang (2025)&quot;},&quot;citationTag&quot;:&quot;MENDELEY_CITATION_v3_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&quot;,&quot;citationItems&quot;:[{&quot;displayAs&quot;:&quot;composite&quot;,&quot;label&quot;:&quot;page&quot;,&quot;id&quot;:&quot;9b44c21f-57b9-3038-9276-f7f54f2c3349&quot;,&quot;itemData&quot;:{&quot;type&quot;:&quot;report&quot;,&quot;id&quot;:&quot;9b44c21f-57b9-3038-9276-f7f54f2c3349&quot;,&quot;title&quot;:&quot;Automatic Quantity Takeoff for Irregular Areas of Architectural, Automatic Quantity Takeoff for Irregular Areas of Architectural, Engineering, and Construction Objects from 2D Drawings Engineering, and Construction Objects from 2D Drawings Automatic Quantity Takeoff for Irregular Areas of Architectural, Engineering, and Construction Objects from 2D Drawings&quot;,&quot;author&quot;:[{&quot;family&quot;:&quot;Li&quot;,&quot;given&quot;:&quot;Hang&quot;,&quot;parse-names&quot;:false,&quot;dropping-particle&quot;:&quot;&quot;,&quot;non-dropping-particle&quot;:&quot;&quot;},{&quot;family&quot;:&quot;Zhang&quot;,&quot;given&quot;:&quot;Jiansong&quot;,&quot;parse-names&quot;:false,&quot;dropping-particle&quot;:&quot;&quot;,&quot;non-dropping-particle&quot;:&quot;&quot;}],&quot;URL&quot;:&quot;https://docs.lib.purdue.edu/cib-conferences&quot;,&quot;abstract&quot;:&quot;Accurate cost estimation of construction projects relies on precise quantity takeoffs (QTOs), which conventionally has been conducted on 2D drawings, and despite the fast development of Building Information Modeling (BIM), remains a predominant practice. This study focuses on the development of a boundary detection algorithm utilizing computer vision techniques for extracting the shapes of infrastructure elements such as buildings and bridges from 2D PDF drawings. The aim is to enhance information extraction capabilities, particularly for QTOs of complex shapes such as the areas of irregular bridge decks. Utilizing computer vision techniques, the algorithm aims to accurately delineate the boundaries of various infrastructure components by eliminating redundant lines, such as measurement lines and dashed lines. The proposed boundary detection algorithm achieved 94.1% accuracy in automatic area calculation, and about 99% time reduction compared to manual approach. The proposed approach holds promise for improving efficiency and accuracy in QTO processes, and offering potential solutions in more accurate QTOs.&quot;,&quot;container-title-short&quot;:&quot;&quot;},&quot;isTemporary&quot;:false,&quot;suppress-author&quot;:false,&quot;composite&quot;:true,&quot;author-only&quot;:false}]},{&quot;citationID&quot;:&quot;MENDELEY_CITATION_50338761-d2c2-48df-8539-e801c7666abe&quot;,&quot;properties&quot;:{&quot;noteIndex&quot;:0,&quot;mode&quot;:&quot;composite&quot;},&quot;isEdited&quot;:false,&quot;manualOverride&quot;:{&quot;isManuallyOverridden&quot;:false,&quot;citeprocText&quot;:&quot;Yang et al. (2025)&quot;,&quot;manualOverrideText&quot;:&quot;&quot;},&quot;citationTag&quot;:&quot;MENDELEY_CITATION_v3_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&quot;,&quot;citationItems&quot;:[{&quot;displayAs&quot;:&quot;composite&quot;,&quot;label&quot;:&quot;page&quot;,&quot;id&quot;:&quot;c9dcc43f-b106-3d18-87fa-1e0df566be45&quot;,&quot;itemData&quot;:{&quot;type&quot;:&quot;article-journal&quot;,&quot;id&quot;:&quot;c9dcc43f-b106-3d18-87fa-1e0df566be45&quot;,&quot;title&quot;:&quot;CADSpotting: Robust Panoptic Symbol Spotting on Large-Scale CAD Drawings&quot;,&quot;author&quot;:[{&quot;family&quot;:&quot;Yang&quot;,&quot;given&quot;:&quot;Fuyi&quot;,&quot;parse-names&quot;:false,&quot;dropping-particle&quot;:&quot;&quot;,&quot;non-dropping-particle&quot;:&quot;&quot;},{&quot;family&quot;:&quot;Mu&quot;,&quot;given&quot;:&quot;Jiazuo&quot;,&quot;parse-names&quot;:false,&quot;dropping-particle&quot;:&quot;&quot;,&quot;non-dropping-particle&quot;:&quot;&quot;},{&quot;family&quot;:&quot;Zhang&quot;,&quot;given&quot;:&quot;Yanshun&quot;,&quot;parse-names&quot;:false,&quot;dropping-particle&quot;:&quot;&quot;,&quot;non-dropping-particle&quot;:&quot;&quot;},{&quot;family&quot;:&quot;Zhang&quot;,&quot;given&quot;:&quot;Mingqian&quot;,&quot;parse-names&quot;:false,&quot;dropping-particle&quot;:&quot;&quot;,&quot;non-dropping-particle&quot;:&quot;&quot;},{&quot;family&quot;:&quot;Zhang&quot;,&quot;given&quot;:&quot;Junxiong&quot;,&quot;parse-names&quot;:false,&quot;dropping-particle&quot;:&quot;&quot;,&quot;non-dropping-particle&quot;:&quot;&quot;},{&quot;family&quot;:&quot;Luo&quot;,&quot;given&quot;:&quot;Yongjian&quot;,&quot;parse-names&quot;:false,&quot;dropping-particle&quot;:&quot;&quot;,&quot;non-dropping-particle&quot;:&quot;&quot;},{&quot;family&quot;:&quot;Xu&quot;,&quot;given&quot;:&quot;Lan&quot;,&quot;parse-names&quot;:false,&quot;dropping-particle&quot;:&quot;&quot;,&quot;non-dropping-particle&quot;:&quot;&quot;},{&quot;family&quot;:&quot;Yu&quot;,&quot;given&quot;:&quot;Jingyi&quot;,&quot;parse-names&quot;:false,&quot;dropping-particle&quot;:&quot;&quot;,&quot;non-dropping-particle&quot;:&quot;&quot;},{&quot;family&quot;:&quot;Shi&quot;,&quot;given&quot;:&quot;Yujiao&quot;,&quot;parse-names&quot;:false,&quot;dropping-particle&quot;:&quot;&quot;,&quot;non-dropping-particle&quot;:&quot;&quot;},{&quot;family&quot;:&quot;Zhang&quot;,&quot;given&quot;:&quot;Yingliang&quot;,&quot;parse-names&quot;:false,&quot;dropping-particle&quot;:&quot;&quot;,&quot;non-dropping-particle&quot;:&quot;&quot;}],&quot;URL&quot;:&quot;http://arxiv.org/abs/2412.07377&quot;,&quot;issued&quot;:{&quot;date-parts&quot;:[[2025,9,19]]},&quot;abstract&quot;:&quot;We introduce CADSpotting, an effective method for panoptic symbol spotting in large-scale architectural CAD drawings. Existing approaches often struggle with symbol diversity, scale variations, and overlapping elements in CAD designs, and typically rely on additional features (e.g., primitive types or graphical layers) to improve performance. CADSpotting overcomes these challenges by representing primitives through densely sampled points with only coordinate attributes, using a unified 3D point cloud model for robust feature learning. To enable accurate segmentation in large drawings, we further propose a novel Sliding Window Aggregation (SWA) technique that combines weighted voting and Non-Maximum Suppression (NMS). Moreover, we introduce LS-CAD, a new large-scale dataset comprising 45 finely annotated floorplans, each covering approximately 1,000 $m^2$, significantly larger than prior benchmarks. LS-CAD will be publicly released to support future research. Experiments on FloorPlanCAD and LS-CAD demonstrate that CADSpotting significantly outperforms existing methods. We also showcase its practical value by enabling automated parametric 3D interior reconstruction directly from raw CAD inputs.&quot;,&quot;container-title-short&quot;:&quot;&quot;},&quot;isTemporary&quot;:false,&quot;suppress-author&quot;:false,&quot;composite&quot;:true,&quot;author-only&quot;:false}]},{&quot;citationID&quot;:&quot;MENDELEY_CITATION_1972f665-917b-45cd-a71d-24914efba374&quot;,&quot;properties&quot;:{&quot;noteIndex&quot;:0,&quot;mode&quot;:&quot;composite&quot;},&quot;isEdited&quot;:false,&quot;manualOverride&quot;:{&quot;isManuallyOverridden&quot;:false,&quot;citeprocText&quot;:&quot;Pu et al. (n.d.)&quot;,&quot;manualOverrideText&quot;:&quot;&quot;},&quot;citationTag&quot;:&quot;MENDELEY_CITATION_v3_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&quot;,&quot;citationItems&quot;:[{&quot;displayAs&quot;:&quot;composite&quot;,&quot;label&quot;:&quot;page&quot;,&quot;id&quot;:&quot;df7b7b8e-76f2-33ab-94e7-358df0161ed6&quot;,&quot;itemData&quot;:{&quot;type&quot;:&quot;report&quot;,&quot;id&quot;:&quot;df7b7b8e-76f2-33ab-94e7-358df0161ed6&quot;,&quot;title&quot;:&quot;Enhanced Automated Construction Quantity Takeoff: 2 Integrating LLMs with Data Extraction, Symbol Mapping, 3 and Rule-based Reasoning&quot;,&quot;author&quot;:[{&quot;family&quot;:&quot;Pu&quot;,&quot;given&quot;:&quot;Hongxu&quot;,&quot;parse-names&quot;:false,&quot;dropping-particle&quot;:&quot;&quot;,&quot;non-dropping-particle&quot;:&quot;&quot;},{&quot;family&quot;:&quot;Yang&quot;,&quot;given&quot;:&quot;Xincong&quot;,&quot;parse-names&quot;:false,&quot;dropping-particle&quot;:&quot;&quot;,&quot;non-dropping-particle&quot;:&quot;&quot;},{&quot;family&quot;:&quot;Wang&quot;,&quot;given&quot;:&quot;Zeli&quot;,&quot;parse-names&quot;:false,&quot;dropping-particle&quot;:&quot;&quot;,&quot;non-dropping-particle&quot;:&quot;&quot;},{&quot;family&quot;:&quot;Luo&quot;,&quot;given&quot;:&quot;Xiaochun&quot;,&quot;parse-names&quot;:false,&quot;dropping-particle&quot;:&quot;&quot;,&quot;non-dropping-particle&quot;:&quot;&quot;}],&quot;URL&quot;:&quot;https://ssrn.com/abstract=4968830&quot;,&quot;abstract&quot;:&quot;17 Traditional quantity takeoff (QTO) methods, which rely on manual processes and 18 2D drawings, are time-consuming, labor-intensive, and prone to human errors. Though 19 building information modeling (BIM) has introduced improvements using digital 20 models, its application is often limited to projects where BIM models are readily 21 available. In scenarios where traditional construction documents are the primary source 22 of information, there remains a significant challenge in automating QTO processes. To 23 address the issue, this study proposes a novel approach that leverages large language 24 models (LLMs) to automate QTO directly from these traditional 2D documents. Our 25 approach enhances general LLMs by integrating advanced data extraction, precise 26 symbol mapping and structured chain-of-thought (CoT) reasoning according to 27 domain-specific rules. This method significantly improves the accuracy and efficiency 28 of QTO tasks by enhancing the ability of LLMs to understand human language, offering 29 a robust solution of QTO tasks in contexts where BIM is not feasible. We validated our 30 approach through a case study on excavation tasks. The results showcased the 31 shortcomings of applying general LLMs like GPT-4o solely, which might raise 32 significant errors in QTO tasks. On the contrast, the proposed method demonstrated 33 precise and reliable calculation with a complete chain of explainable reasons. 34 35&quot;,&quot;container-title-short&quot;:&quot;&quot;},&quot;isTemporary&quot;:false,&quot;suppress-author&quot;:false,&quot;composite&quot;:true,&quot;author-only&quot;:false}]},{&quot;citationID&quot;:&quot;MENDELEY_CITATION_0372321d-ea22-4510-a183-34781445263b&quot;,&quot;properties&quot;:{&quot;noteIndex&quot;:0,&quot;mode&quot;:&quot;composite&quot;},&quot;isEdited&quot;:false,&quot;manualOverride&quot;:{&quot;isManuallyOverridden&quot;:false,&quot;citeprocText&quot;:&quot;Villena Toro et al. (2023)&quot;,&quot;manualOverrideText&quot;:&quot;&quot;},&quot;citationTag&quot;:&quot;MENDELEY_CITATION_v3_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&quot;,&quot;citationItems&quot;:[{&quot;displayAs&quot;:&quot;composite&quot;,&quot;label&quot;:&quot;page&quot;,&quot;id&quot;:&quot;7f747d7b-9799-341d-a737-3d3f7ce2602d&quot;,&quot;itemData&quot;:{&quot;type&quot;:&quot;article-journal&quot;,&quot;id&quot;:&quot;7f747d7b-9799-341d-a737-3d3f7ce2602d&quot;,&quot;title&quot;:&quot;Optical character recognition on engineering drawings to achieve automation in production quality control&quot;,&quot;author&quot;:[{&quot;family&quot;:&quot;Villena Toro&quot;,&quot;given&quot;:&quot;Javier&quot;,&quot;parse-names&quot;:false,&quot;dropping-particle&quot;:&quot;&quot;,&quot;non-dropping-particle&quot;:&quot;&quot;},{&quot;family&quot;:&quot;Wiberg&quot;,&quot;given&quot;:&quot;Anton&quot;,&quot;parse-names&quot;:false,&quot;dropping-particle&quot;:&quot;&quot;,&quot;non-dropping-particle&quot;:&quot;&quot;},{&quot;family&quot;:&quot;Tarkian&quot;,&quot;given&quot;:&quot;Mehdi&quot;,&quot;parse-names&quot;:false,&quot;dropping-particle&quot;:&quot;&quot;,&quot;non-dropping-particle&quot;:&quot;&quot;}],&quot;container-title&quot;:&quot;Frontiers in Manufacturing Technology&quot;,&quot;DOI&quot;:&quot;10.3389/fmtec.2023.1154132&quot;,&quot;issued&quot;:{&quot;date-parts&quot;:[[2023,3,20]]},&quot;abstract&quot;:&quot; Introduction: Digitization is a crucial step towards achieving automation in production quality control for mechanical products. Engineering drawings are essential carriers of information for production, but their complexity poses a challenge for computer vision. To enable automated quality control, seamless data transfer between analog drawings and CAD/CAM software is necessary.  Methods: This paper focuses on autonomous text detection and recognition in engineering drawings. The methodology is divided into five stages. First, image processing techniques are used to classify and identify key elements in the drawing. The output is divided into three elements: information blocks and tables, feature control frames, and the rest of the image. For each element, an OCR pipeline is proposed. The last stage is output generation of the information in table format.  Results: The proposed tool, called eDOCr, achieved a precision and recall of 90% in detection, an F1-score of 94% in recognition, and a character error rate of 8%. The tool enables seamless integration between engineering drawings and quality control.  Discussion: Most OCR algorithms have limitations when applied to mechanical drawings due to their inherent complexity, including measurements, orientation, tolerances, and special symbols such as geometric dimensioning and tolerancing (GD&amp;amp;T). The eDOCr tool overcomes these limitations and provides a solution for automated quality control.  Conclusion: The eDOCr tool provides an effective solution for automated text detection and recognition in engineering drawings. The tool's success demonstrates that automated quality control for mechanical products can be achieved through digitization. The tool is shared with the research community through Github . &quot;,&quot;publisher&quot;:&quot;Frontiers Media SA&quot;,&quot;volume&quot;:&quot;3&quot;,&quot;container-title-short&quot;:&quot;&quot;},&quot;isTemporary&quot;:false,&quot;suppress-author&quot;:false,&quot;composite&quot;:true,&quot;author-only&quot;:false}]},{&quot;citationID&quot;:&quot;MENDELEY_CITATION_331c8502-081c-4d46-996a-d7456152f738&quot;,&quot;properties&quot;:{&quot;noteIndex&quot;:0,&quot;mode&quot;:&quot;composite&quot;},&quot;isEdited&quot;:false,&quot;manualOverride&quot;:{&quot;isManuallyOverridden&quot;:false,&quot;citeprocText&quot;:&quot;Al-Sinan et al. (2024)&quot;,&quot;manualOverrideText&quot;:&quot;&quot;},&quot;citationTag&quot;:&quot;MENDELEY_CITATION_v3_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&quot;,&quot;citationItems&quot;:[{&quot;displayAs&quot;:&quot;composite&quot;,&quot;label&quot;:&quot;page&quot;,&quot;id&quot;:&quot;bb460939-b045-3df8-9724-ea940d9b3a72&quot;,&quot;itemData&quot;:{&quot;type&quot;:&quot;article-journal&quot;,&quot;id&quot;:&quot;bb460939-b045-3df8-9724-ea940d9b3a72&quot;,&quot;title&quot;:&quot;Generation of Construction Scheduling through Machine Learning and BIM: A Blueprint&quot;,&quot;author&quot;:[{&quot;family&quot;:&quot;Al-Sinan&quot;,&quot;given&quot;:&quot;Mazen A.&quot;,&quot;parse-names&quot;:false,&quot;dropping-particle&quot;:&quot;&quot;,&quot;non-dropping-particle&quot;:&quot;&quot;},{&quot;family&quot;:&quot;Bubshait&quot;,&quot;given&quot;:&quot;Abdulaziz A.&quot;,&quot;parse-names&quot;:false,&quot;dropping-particle&quot;:&quot;&quot;,&quot;non-dropping-particle&quot;:&quot;&quot;},{&quot;family&quot;:&quot;Aljaroudi&quot;,&quot;given&quot;:&quot;Zainab&quot;,&quot;parse-names&quot;:false,&quot;dropping-particle&quot;:&quot;&quot;,&quot;non-dropping-particle&quot;:&quot;&quot;}],&quot;container-title&quot;:&quot;Buildings&quot;,&quot;DOI&quot;:&quot;10.3390/buildings14040934&quot;,&quot;ISSN&quot;:&quot;20755309&quot;,&quot;issued&quot;:{&quot;date-parts&quot;:[[2024,4,1]]},&quot;abstract&quot;:&quot;Recent advancements in machine learning (ML) applications have set the stage for the development of autonomous construction project scheduling systems. This study presents a blueprint to demonstrate how construction project schedules can be generated automatically by employing machine learning (ML) and building information modeling (BIM). The proposed solution should utilize building information modeling (BIM) international foundation class (IFC) 3D files of previous projects to train the ML model. The training schedules (the dependent variable) are intended to be prepared by an experienced scheduler, and the 3D BIM files should be used as the source of the scheduled activities. Using the ML model can enhance the generalization of model application to different construction projects. Furthermore, the cost and required resources for each activity could be generated. Accordingly, unlike other solutions, the proposed solution could sequence activities based on an ML model instead of manually developed constraint matrices. The proposed solution is intended to generate the duration, cost, and required resources for each activity.&quot;,&quot;publisher&quot;:&quot;Multidisciplinary Digital Publishing Institute (MDPI)&quot;,&quot;issue&quot;:&quot;4&quot;,&quot;volume&quot;:&quot;14&quot;,&quot;container-title-short&quot;:&quot;&quot;},&quot;isTemporary&quot;:false,&quot;suppress-author&quot;:false,&quot;composite&quot;:true,&quot;author-only&quot;:false}]},{&quot;citationID&quot;:&quot;MENDELEY_CITATION_febc46f7-276f-461e-af2e-490d68d24209&quot;,&quot;properties&quot;:{&quot;noteIndex&quot;:0,&quot;mode&quot;:&quot;composite&quot;},&quot;isEdited&quot;:false,&quot;manualOverride&quot;:{&quot;isManuallyOverridden&quot;:false,&quot;citeprocText&quot;:&quot;Teclaw et al. (2025)&quot;,&quot;manualOverrideText&quot;:&quot;&quot;},&quot;citationTag&quot;:&quot;MENDELEY_CITATION_v3_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&quot;,&quot;citationItems&quot;:[{&quot;displayAs&quot;:&quot;composite&quot;,&quot;label&quot;:&quot;page&quot;,&quot;id&quot;:&quot;9cc62f0f-c159-31ed-8553-aba2fcb9cf9d&quot;,&quot;itemData&quot;:{&quot;type&quot;:&quot;article-journal&quot;,&quot;id&quot;:&quot;9cc62f0f-c159-31ed-8553-aba2fcb9cf9d&quot;,&quot;title&quot;:&quot;ContextNET - Contextual classification of building components using deep neural networks&quot;,&quot;author&quot;:[{&quot;family&quot;:&quot;Teclaw&quot;,&quot;given&quot;:&quot;Wojciech&quot;,&quot;parse-names&quot;:false,&quot;dropping-particle&quot;:&quot;&quot;,&quot;non-dropping-particle&quot;:&quot;&quot;},{&quot;family&quot;:&quot;Tomczak&quot;,&quot;given&quot;:&quot;Artur&quot;,&quot;parse-names&quot;:false,&quot;dropping-particle&quot;:&quot;&quot;,&quot;non-dropping-particle&quot;:&quot;&quot;},{&quot;family&quot;:&quot;Kasznia&quot;,&quot;given&quot;:&quot;Mateusz&quot;,&quot;parse-names&quot;:false,&quot;dropping-particle&quot;:&quot;&quot;,&quot;non-dropping-particle&quot;:&quot;&quot;},{&quot;family&quot;:&quot;Luczkowski&quot;,&quot;given&quot;:&quot;Marcin&quot;,&quot;parse-names&quot;:false,&quot;dropping-particle&quot;:&quot;&quot;,&quot;non-dropping-particle&quot;:&quot;&quot;},{&quot;family&quot;:&quot;Labonnote&quot;,&quot;given&quot;:&quot;Nathalie&quot;,&quot;parse-names&quot;:false,&quot;dropping-particle&quot;:&quot;&quot;,&quot;non-dropping-particle&quot;:&quot;&quot;},{&quot;family&quot;:&quot;Hjelseth&quot;,&quot;given&quot;:&quot;Eilif&quot;,&quot;parse-names&quot;:false,&quot;dropping-particle&quot;:&quot;&quot;,&quot;non-dropping-particle&quot;:&quot;&quot;}],&quot;container-title&quot;:&quot;Advanced Engineering Informatics&quot;,&quot;DOI&quot;:&quot;10.1016/j.aei.2025.103484&quot;,&quot;ISSN&quot;:&quot;14740346&quot;,&quot;issued&quot;:{&quot;date-parts&quot;:[[2025,9,1]]},&quot;abstract&quot;:&quot;In recent decades, the construction industry has made significant steps towards digitalisation. One of the most persistent challenges remains ensuring data accuracy, particularly in building component classification. Recent research has explored the application of machine learning algorithms for element classification within Building Information Modelling (BIM). These methods, while effective in handling individual geometric features, often overlook the critical influence of an element's spatial context, leading to misclassifications in dense and interconnected models. To address this gap, ContextNet proposes an innovative deep-learning approach that integrates contextual information from surrounding components, enhancing classification accuracy by accounting for spatial relationships. By processing point clouds from both individual elements and their context, ContextNet enables more robust identification of building components within BIM models. Results demonstrate that ContextNet significantly improves classification accuracy and robustness, reducing common misclassifications in complex BIM datasets. The proposed framework enhances BIM data by enabling context-aware component recognition, supporting more accurate and dependable classification within the construction industry.&quot;,&quot;publisher&quot;:&quot;Elsevier Ltd&quot;,&quot;volume&quot;:&quot;67&quot;,&quot;container-title-short&quot;:&quot;&quot;},&quot;isTemporary&quot;:false,&quot;suppress-author&quot;:false,&quot;composite&quot;:true,&quot;author-only&quot;:false}]}]"/>
     <we:property name="MENDELEY_CITATIONS_STYLE" value="{&quot;id&quot;:&quot;https://www.zotero.org/styles/apa&quot;,&quot;title&quot;:&quot;American Psychological Association 7th edition&quot;,&quot;format&quot;:&quot;author-date&quot;,&quot;defaultLocale&quot;:null,&quot;isLocaleCodeValid&quot;:true}"/>
+    <we:property name="MENDELEY_BIBLIOGRAPHY_IS_DIRTY" value="false"/>
+    <we:property name="MENDELEY_BIBLIOGRAPHY_LAST_MODIFIED" value="1760519058814"/>
   </we:properties>
   <we:bindings/>
   <we:snapshot xmlns:r="http://schemas.openxmlformats.org/officeDocument/2006/relationships"/>

--- a/Etat de l'art/EtatDeL'art/Etat de l'art.docx
+++ b/Etat de l'art/EtatDeL'art/Etat de l'art.docx
@@ -659,35 +659,29 @@
           </w:placeholder>
         </w:sdtPr>
         <w:sdtContent>
+          <w:r>
+            <w:rPr>
+              <w:rFonts w:eastAsia="Times New Roman"/>
+              <w:color w:val="000000"/>
+              <w:lang w:val="fr-FR"/>
+            </w:rPr>
+            <w:t xml:space="preserve">Patil &amp; </w:t>
+          </w:r>
           <w:proofErr w:type="spellStart"/>
           <w:r>
             <w:rPr>
               <w:rFonts w:eastAsia="Times New Roman"/>
               <w:color w:val="000000"/>
-            </w:rPr>
-            <w:t>Patil</w:t>
+              <w:lang w:val="fr-FR"/>
+            </w:rPr>
+            <w:t>Kalantari</w:t>
           </w:r>
           <w:proofErr w:type="spellEnd"/>
           <w:r>
             <w:rPr>
               <w:rFonts w:eastAsia="Times New Roman"/>
               <w:color w:val="000000"/>
-            </w:rPr>
-            <w:t xml:space="preserve"> &amp; </w:t>
-          </w:r>
-          <w:proofErr w:type="spellStart"/>
-          <w:r>
-            <w:rPr>
-              <w:rFonts w:eastAsia="Times New Roman"/>
-              <w:color w:val="000000"/>
-            </w:rPr>
-            <w:t>Kalantari</w:t>
-          </w:r>
-          <w:proofErr w:type="spellEnd"/>
-          <w:r>
-            <w:rPr>
-              <w:rFonts w:eastAsia="Times New Roman"/>
-              <w:color w:val="000000"/>
+              <w:lang w:val="fr-FR"/>
             </w:rPr>
             <w:t xml:space="preserve"> (2025)</w:t>
           </w:r>
@@ -933,8 +927,36 @@
         <w:rPr>
           <w:lang w:val="fr-FR"/>
         </w:rPr>
-        <w:t>la représentation, l’alignement, la translation, la fusion et le co-learning.</w:t>
-      </w:r>
+        <w:t xml:space="preserve">la représentation, l’alignement, la translation, la fusion et le </w:t>
+      </w:r>
+      <w:proofErr w:type="spellStart"/>
+      <w:r>
+        <w:rPr>
+          <w:lang w:val="fr-FR"/>
+        </w:rPr>
+        <w:t>co-learning</w:t>
+      </w:r>
+      <w:proofErr w:type="spellEnd"/>
+      <w:r>
+        <w:rPr>
+          <w:lang w:val="fr-FR"/>
+        </w:rPr>
+        <w:t>.</w:t>
+      </w:r>
+    </w:p>
+    <w:p>
+      <w:pPr>
+        <w:rPr>
+          <w:lang w:val="fr-FR"/>
+        </w:rPr>
+      </w:pPr>
+    </w:p>
+    <w:p>
+      <w:pPr>
+        <w:rPr>
+          <w:lang w:val="fr-FR"/>
+        </w:rPr>
+      </w:pPr>
     </w:p>
     <w:p>
       <w:pPr>
@@ -1472,7 +1494,14 @@
         <w:rPr>
           <w:lang w:val="fr-FR"/>
         </w:rPr>
-        <w:t xml:space="preserve">, est particulièrement utile dans des contextes où certaines données sont manquantes ou incomplètes. D’après </w:t>
+        <w:t xml:space="preserve">, est particulièrement utile dans des contextes où certaines données sont manquantes ou incomplètes. </w:t>
+      </w:r>
+      <w:r>
+        <w:rPr>
+          <w:lang w:val="fr-FR"/>
+        </w:rPr>
+        <w:lastRenderedPageBreak/>
+        <w:t xml:space="preserve">D’après </w:t>
       </w:r>
       <w:sdt>
         <w:sdtPr>
@@ -1542,7 +1571,6 @@
         <w:rPr>
           <w:lang w:val="fr-FR"/>
         </w:rPr>
-        <w:lastRenderedPageBreak/>
         <w:t>Comme le rappellent les auteurs, un modèle entraîné en multimodalité mais testé sur une seule modalité surpasse souvent un modèle purement unimodal. Cela confirme que le co-learning améliore non seulement les performances globales, mais aussi la robustesse et la généralisation dans des environnements réels où toutes les modalités ne sont pas toujours disponibles.</w:t>
       </w:r>
     </w:p>
@@ -1774,18 +1802,8 @@
           <w:iCs/>
           <w:lang w:val="fr-FR"/>
         </w:rPr>
-        <w:t xml:space="preserve"> </w:t>
-      </w:r>
-      <w:proofErr w:type="spellStart"/>
-      <w:r>
-        <w:rPr>
-          <w:i/>
-          <w:iCs/>
-          <w:lang w:val="fr-FR"/>
-        </w:rPr>
-        <w:t>Models</w:t>
-      </w:r>
-      <w:proofErr w:type="spellEnd"/>
+        <w:t xml:space="preserve"> Models</w:t>
+      </w:r>
       <w:r>
         <w:rPr>
           <w:lang w:val="fr-FR"/>
@@ -1928,14 +1946,8 @@
         <w:rPr>
           <w:lang w:val="fr-FR"/>
         </w:rPr>
-        <w:t xml:space="preserve">Enfin, la gestion du bruit et de la qualité des données constitue un autre défi. Comme le rappellent les travaux sur la fusion, une mauvaise combinaison de modalités peut introduire davantage de bruit et dégrader les performances finales au lieu de les améliorer. Les modalités </w:t>
-      </w:r>
-      <w:r>
-        <w:rPr>
-          <w:lang w:val="fr-FR"/>
-        </w:rPr>
         <w:lastRenderedPageBreak/>
-        <w:t>ne sont pas toujours disponibles au même moment ce qui pose des problèmes de synchronisation ou présentent des niveaux de qualité hétérogènes, ce qui complique la robustesse des modèles.</w:t>
+        <w:t>Enfin, la gestion du bruit et de la qualité des données constitue un autre défi. Comme le rappellent les travaux sur la fusion, une mauvaise combinaison de modalités peut introduire davantage de bruit et dégrader les performances finales au lieu de les améliorer. Les modalités ne sont pas toujours disponibles au même moment ce qui pose des problèmes de synchronisation ou présentent des niveaux de qualité hétérogènes, ce qui complique la robustesse des modèles.</w:t>
       </w:r>
     </w:p>
     <w:p>
@@ -2093,6 +2105,7 @@
             <w:rPr>
               <w:rFonts w:eastAsia="Times New Roman"/>
               <w:color w:val="000000"/>
+              <w:lang w:val="fr-FR"/>
             </w:rPr>
             <w:t>Li &amp; Zhang (2025)</w:t>
           </w:r>
@@ -2130,21 +2143,7 @@
         <w:rPr>
           <w:lang w:val="fr-FR"/>
         </w:rPr>
-        <w:t xml:space="preserve">, en particulier pour </w:t>
-      </w:r>
-      <w:proofErr w:type="gramStart"/>
-      <w:r>
-        <w:rPr>
-          <w:lang w:val="fr-FR"/>
-        </w:rPr>
-        <w:t>des formes</w:t>
-      </w:r>
-      <w:proofErr w:type="gramEnd"/>
-      <w:r>
-        <w:rPr>
-          <w:lang w:val="fr-FR"/>
-        </w:rPr>
-        <w:t xml:space="preserve"> irrégulières comme les tabliers de ponts. Leur méthode combine un modèle de détection d’objets YOLO, entraîné sur 2000 images pour identifier les flèches de côtes, avec une analyse par contours basée sur </w:t>
+        <w:t xml:space="preserve">, en particulier pour des formes irrégulières comme les tabliers de ponts. Leur méthode combine un modèle de détection d’objets YOLO, entraîné sur 2000 images pour identifier les flèches de côtes, avec une analyse par contours basée sur </w:t>
       </w:r>
       <w:proofErr w:type="spellStart"/>
       <w:r>
@@ -2172,7 +2171,14 @@
         <w:rPr>
           <w:lang w:val="fr-FR"/>
         </w:rPr>
-        <w:t>. Cette approche atteint une précision de 94,1 % pour le calcul des surfaces et réduit de 99 % le temps de traitement par rapport à la méthode manuelle. Bien que prometteuse, cette solution reste limitée par la variabilité des flèches et des formes complexes, nécessitant encore des améliorations du modèle et du prétraitement.</w:t>
+        <w:t xml:space="preserve">. Cette approche atteint une précision de 94,1 % pour le calcul des surfaces et réduit de 99 % le </w:t>
+      </w:r>
+      <w:r>
+        <w:rPr>
+          <w:lang w:val="fr-FR"/>
+        </w:rPr>
+        <w:lastRenderedPageBreak/>
+        <w:t>temps de traitement par rapport à la méthode manuelle. Bien que prometteuse, cette solution reste limitée par la variabilité des flèches et des formes complexes, nécessitant encore des améliorations du modèle et du prétraitement.</w:t>
       </w:r>
     </w:p>
     <w:p>
@@ -2623,7 +2629,14 @@
         <w:rPr>
           <w:lang w:val="fr-FR"/>
         </w:rPr>
-        <w:t xml:space="preserve"> vient la mise en place </w:t>
+        <w:t xml:space="preserve"> vient la mise </w:t>
+      </w:r>
+      <w:r>
+        <w:rPr>
+          <w:lang w:val="fr-FR"/>
+        </w:rPr>
+        <w:lastRenderedPageBreak/>
+        <w:t xml:space="preserve">en place </w:t>
       </w:r>
       <w:r>
         <w:rPr>
@@ -2648,16 +2661,8 @@
         <w:rPr>
           <w:lang w:val="fr-FR"/>
         </w:rPr>
-        <w:lastRenderedPageBreak/>
         <w:br/>
-        <w:t xml:space="preserve">Sans cette méthode, GPT-4o n’a réussi à résoudre aucun des QTO pour les 30 cas d’utilisation soumis, alors qu’avec la méthode proposée GPT-4o a réussi 24 sur 30 cas soumis. La méthode a très bien fonctionné pour les cas de maçonnerie et de terrassement, mais les limites de cette méthode se situent dans les travaux d’armature, qui affichent un résultat de 0/6, dû à la complexité géométrique des images et au manque de connaissances spécialisées du modèle pour ce type de </w:t>
-      </w:r>
-      <w:proofErr w:type="spellStart"/>
-      <w:r>
-        <w:rPr>
-          <w:lang w:val="fr-FR"/>
-        </w:rPr>
-        <w:t>données.</w:t>
+        <w:t>Sans cette méthode, GPT-4o n’a réussi à résoudre aucun des QTO pour les 30 cas d’utilisation soumis, alors qu’avec la méthode proposée GPT-4o a réussi 24 sur 30 cas soumis. La méthode a très bien fonctionné pour les cas de maçonnerie et de terrassement, mais les limites de cette méthode se situent dans les travaux d’armature, qui affichent un résultat de 0/6, dû à la complexité géométrique des images et au manque de connaissances spécialisées du modèle pour ce type de données.</w:t>
       </w:r>
       <w:sdt>
         <w:sdtPr>
@@ -2675,17 +2680,9 @@
           <w:r>
             <w:rPr>
               <w:color w:val="000000"/>
-              <w:lang w:val="fr-FR"/>
-            </w:rPr>
-            <w:t>Pu</w:t>
-          </w:r>
-          <w:proofErr w:type="spellEnd"/>
-          <w:r>
-            <w:rPr>
-              <w:color w:val="000000"/>
-              <w:lang w:val="fr-FR"/>
-            </w:rPr>
-            <w:t xml:space="preserve"> et al. </w:t>
+              <w:lang w:val="en-US"/>
+            </w:rPr>
+            <w:t xml:space="preserve">Pu et al. </w:t>
           </w:r>
           <w:r>
             <w:rPr>
@@ -2891,6 +2888,7 @@
         <w:rPr>
           <w:lang w:val="fr-FR"/>
         </w:rPr>
+        <w:lastRenderedPageBreak/>
         <w:t>Cependant, les auteurs notent que la qualité des résultats dépend encore fortement du jeu de données d’entraînement et de la complexité des symboles mécaniques. Ils suggèrent d’enrichir la base d’entraînement avec des plans annotés réels et davantage de polices techniques.</w:t>
       </w:r>
     </w:p>
@@ -2904,7 +2902,6 @@
         <w:rPr>
           <w:lang w:val="fr-FR"/>
         </w:rPr>
-        <w:lastRenderedPageBreak/>
         <w:t xml:space="preserve">En résumé, </w:t>
       </w:r>
       <w:proofErr w:type="spellStart"/>
@@ -3143,27 +3140,27 @@
           <w:lang w:val="fr-FR"/>
         </w:rPr>
         <w:br/>
-        <w:t>Ces informations alimentent ensuite une Data Warehouse qui centralise les dictionnaires d’activités, les coûts unitaires, les ressources matérielles et humaines, ainsi que les données issues de projets antérieurs servant à l’entraînement du modèle.</w:t>
-      </w:r>
-    </w:p>
-    <w:p>
-      <w:pPr>
-        <w:rPr>
-          <w:lang w:val="fr-FR"/>
-        </w:rPr>
-      </w:pPr>
-      <w:r>
-        <w:rPr>
-          <w:lang w:val="fr-FR"/>
-        </w:rPr>
-        <w:t xml:space="preserve">Sur cette base, un module d’identification et de séquençage des activités extrait les éléments du modèle BIM tels que les murs, les dalles ou les colonnes et les traduit en tâches de construction </w:t>
+        <w:t xml:space="preserve">Ces informations alimentent ensuite une Data Warehouse qui centralise les dictionnaires </w:t>
       </w:r>
       <w:r>
         <w:rPr>
           <w:lang w:val="fr-FR"/>
         </w:rPr>
         <w:lastRenderedPageBreak/>
-        <w:t>ordonnées selon leur logique d’exécution.</w:t>
+        <w:t>d’activités, les coûts unitaires, les ressources matérielles et humaines, ainsi que les données issues de projets antérieurs servant à l’entraînement du modèle.</w:t>
+      </w:r>
+    </w:p>
+    <w:p>
+      <w:pPr>
+        <w:rPr>
+          <w:lang w:val="fr-FR"/>
+        </w:rPr>
+      </w:pPr>
+      <w:r>
+        <w:rPr>
+          <w:lang w:val="fr-FR"/>
+        </w:rPr>
+        <w:t>Sur cette base, un module d’identification et de séquençage des activités extrait les éléments du modèle BIM tels que les murs, les dalles ou les colonnes et les traduit en tâches de construction ordonnées selon leur logique d’exécution.</w:t>
       </w:r>
       <w:r>
         <w:rPr>
@@ -3298,6 +3295,12 @@
           <w:lang w:val="fr-FR"/>
         </w:rPr>
         <w:br/>
+      </w:r>
+      <w:r>
+        <w:rPr>
+          <w:lang w:val="fr-FR"/>
+        </w:rPr>
+        <w:lastRenderedPageBreak/>
         <w:t xml:space="preserve">Les auteurs admettent que cette granularité excessive pourrait rendre le planning impraticable pour un usage opérationnel, et suggèrent comme piste d’amélioration la </w:t>
       </w:r>
       <w:proofErr w:type="spellStart"/>
@@ -3325,7 +3328,6 @@
         <w:rPr>
           <w:lang w:val="fr-FR"/>
         </w:rPr>
-        <w:lastRenderedPageBreak/>
         <w:t>Enfin, ils envisagent d’enrichir la solution en y intégrant un système de suivi automatisé capable de mesurer en temps réel l’avancement des travaux et d’alimenter le modèle avec les durées réelles</w:t>
       </w:r>
       <w:r>
@@ -3539,14 +3541,8 @@
         <w:rPr>
           <w:lang w:val="fr-FR"/>
         </w:rPr>
-        <w:t xml:space="preserve">La démarche présente toutefois des limites. La performance dépend de la qualité et de la densité des nuages de points, de la représentativité des données d’entraînement et du choix d’un voisinage ni trop étroit ni trop large. Les classes rares peuvent rester difficiles à apprendre sans stratégies d’équilibrage adaptées ou apports de données supplémentaires. Des pistes </w:t>
-      </w:r>
-      <w:r>
-        <w:rPr>
-          <w:lang w:val="fr-FR"/>
-        </w:rPr>
         <w:lastRenderedPageBreak/>
-        <w:t>d’amélioration consistent à sélectionner le contexte de façon adaptative en fonction de l’élément, à recourir à des régimes d’apprentissage semi-supervisés pour exploiter des corpus non étiquetés, et à mieux intégrer des informations relationnelles complémentaires.</w:t>
+        <w:t>La démarche présente toutefois des limites. La performance dépend de la qualité et de la densité des nuages de points, de la représentativité des données d’entraînement et du choix d’un voisinage ni trop étroit ni trop large. Les classes rares peuvent rester difficiles à apprendre sans stratégies d’équilibrage adaptées ou apports de données supplémentaires. Des pistes d’amélioration consistent à sélectionner le contexte de façon adaptative en fonction de l’élément, à recourir à des régimes d’apprentissage semi-supervisés pour exploiter des corpus non étiquetés, et à mieux intégrer des informations relationnelles complémentaires.</w:t>
       </w:r>
     </w:p>
     <w:p>
@@ -3674,182 +3670,15 @@
       <w:pPr>
         <w:pStyle w:val="Paragraphedeliste"/>
         <w:jc w:val="both"/>
-      </w:pPr>
-      <w:proofErr w:type="spellStart"/>
-      <w:r>
-        <w:t>Cet</w:t>
-      </w:r>
-      <w:proofErr w:type="spellEnd"/>
-      <w:r>
-        <w:t xml:space="preserve"> </w:t>
-      </w:r>
-      <w:proofErr w:type="spellStart"/>
-      <w:r>
-        <w:t>état</w:t>
-      </w:r>
-      <w:proofErr w:type="spellEnd"/>
-      <w:r>
-        <w:t xml:space="preserve"> de </w:t>
-      </w:r>
-      <w:proofErr w:type="spellStart"/>
-      <w:r>
-        <w:t>l’art</w:t>
-      </w:r>
-      <w:proofErr w:type="spellEnd"/>
-      <w:r>
-        <w:t xml:space="preserve"> </w:t>
-      </w:r>
-      <w:proofErr w:type="spellStart"/>
-      <w:r>
-        <w:t>visait</w:t>
-      </w:r>
-      <w:proofErr w:type="spellEnd"/>
-      <w:r>
-        <w:t xml:space="preserve"> à </w:t>
-      </w:r>
-      <w:proofErr w:type="spellStart"/>
-      <w:r>
-        <w:t>clarifier</w:t>
-      </w:r>
-      <w:proofErr w:type="spellEnd"/>
-      <w:r>
-        <w:t xml:space="preserve"> les </w:t>
-      </w:r>
-      <w:proofErr w:type="spellStart"/>
-      <w:r>
-        <w:t>approches</w:t>
-      </w:r>
-      <w:proofErr w:type="spellEnd"/>
-      <w:r>
-        <w:t xml:space="preserve"> </w:t>
-      </w:r>
-      <w:proofErr w:type="spellStart"/>
-      <w:r>
-        <w:t>d’IA</w:t>
-      </w:r>
-      <w:proofErr w:type="spellEnd"/>
-      <w:r>
-        <w:t xml:space="preserve"> </w:t>
-      </w:r>
-      <w:proofErr w:type="spellStart"/>
-      <w:r>
-        <w:t>pour</w:t>
-      </w:r>
-      <w:proofErr w:type="spellEnd"/>
-      <w:r>
-        <w:t xml:space="preserve"> </w:t>
-      </w:r>
-      <w:proofErr w:type="spellStart"/>
-      <w:r>
-        <w:t>l’analyse</w:t>
-      </w:r>
-      <w:proofErr w:type="spellEnd"/>
-      <w:r>
-        <w:t xml:space="preserve"> </w:t>
-      </w:r>
-      <w:proofErr w:type="spellStart"/>
-      <w:r>
-        <w:t>automatique</w:t>
-      </w:r>
-      <w:proofErr w:type="spellEnd"/>
-      <w:r>
-        <w:t xml:space="preserve"> de </w:t>
-      </w:r>
-      <w:proofErr w:type="spellStart"/>
-      <w:r>
-        <w:t>plans</w:t>
-      </w:r>
-      <w:proofErr w:type="spellEnd"/>
-      <w:r>
-        <w:t xml:space="preserve"> 2D et 3D en </w:t>
-      </w:r>
-      <w:proofErr w:type="spellStart"/>
-      <w:r>
-        <w:t>contexte</w:t>
-      </w:r>
-      <w:proofErr w:type="spellEnd"/>
-      <w:r>
-        <w:t xml:space="preserve"> </w:t>
-      </w:r>
-      <w:proofErr w:type="spellStart"/>
-      <w:r>
-        <w:t>industriel</w:t>
-      </w:r>
-      <w:proofErr w:type="spellEnd"/>
-      <w:r>
-        <w:t xml:space="preserve"> et à </w:t>
-      </w:r>
-      <w:proofErr w:type="spellStart"/>
-      <w:r>
-        <w:t>situer</w:t>
-      </w:r>
-      <w:proofErr w:type="spellEnd"/>
-      <w:r>
-        <w:t xml:space="preserve"> la place des </w:t>
-      </w:r>
-      <w:proofErr w:type="spellStart"/>
-      <w:r>
-        <w:t>méthodes</w:t>
-      </w:r>
-      <w:proofErr w:type="spellEnd"/>
-      <w:r>
-        <w:t xml:space="preserve"> multimodales. </w:t>
-      </w:r>
-      <w:proofErr w:type="spellStart"/>
-      <w:r>
-        <w:t>L’objectif</w:t>
-      </w:r>
-      <w:proofErr w:type="spellEnd"/>
-      <w:r>
-        <w:t xml:space="preserve"> </w:t>
-      </w:r>
-      <w:proofErr w:type="spellStart"/>
-      <w:r>
-        <w:t>était</w:t>
-      </w:r>
-      <w:proofErr w:type="spellEnd"/>
-      <w:r>
-        <w:t xml:space="preserve"> </w:t>
-      </w:r>
-      <w:proofErr w:type="spellStart"/>
-      <w:r>
-        <w:t>d’identifier</w:t>
-      </w:r>
-      <w:proofErr w:type="spellEnd"/>
-      <w:r>
-        <w:t xml:space="preserve"> ce qui </w:t>
-      </w:r>
-      <w:proofErr w:type="spellStart"/>
-      <w:r>
-        <w:t>fonctionne</w:t>
-      </w:r>
-      <w:proofErr w:type="spellEnd"/>
-      <w:r>
-        <w:t xml:space="preserve">, ce qui bloque et ce qui manque </w:t>
-      </w:r>
-      <w:proofErr w:type="spellStart"/>
-      <w:r>
-        <w:t>pour</w:t>
-      </w:r>
-      <w:proofErr w:type="spellEnd"/>
-      <w:r>
-        <w:t xml:space="preserve"> </w:t>
-      </w:r>
-      <w:proofErr w:type="spellStart"/>
-      <w:r>
-        <w:t>passer</w:t>
-      </w:r>
-      <w:proofErr w:type="spellEnd"/>
-      <w:r>
-        <w:t xml:space="preserve"> à </w:t>
-      </w:r>
-      <w:proofErr w:type="spellStart"/>
-      <w:r>
-        <w:t>l’échelle</w:t>
-      </w:r>
-      <w:proofErr w:type="spellEnd"/>
-      <w:r>
-        <w:t>.</w:t>
+        <w:rPr>
+          <w:lang w:val="fr-FR"/>
+        </w:rPr>
+      </w:pPr>
+      <w:r>
+        <w:rPr>
+          <w:lang w:val="fr-FR"/>
+        </w:rPr>
+        <w:t>Cet état de l’art visait à clarifier les approches d’IA pour l’analyse automatique de plans 2D et 3D en contexte industriel et à situer la place des méthodes multimodales. L’objectif était d’identifier ce qui fonctionne, ce qui bloque et ce qui manque pour passer à l’échelle.</w:t>
       </w:r>
     </w:p>
     <w:p>
@@ -3912,7 +3741,14 @@
         <w:rPr>
           <w:lang w:val="fr-FR"/>
         </w:rPr>
-        <w:t>La multimodalité progresse et relie vision et texte. Elle permet d’exploiter conjointement éléments visuels, légendes, tableaux et documents techniques, y compris des cahiers des charges. Le potentiel est réel pour la robustesse, la traçabilité et l’automatisation de bout en bout. Les défis portent encore sur la montée en charge, l’interprétabilité, la gestion de données bruitées ou asynchrones et la dépendance à des exemples annotés pertinents au domaine.</w:t>
+        <w:t xml:space="preserve">La multimodalité progresse et relie vision et texte. Elle permet d’exploiter conjointement éléments visuels, légendes, tableaux et documents techniques, y compris des cahiers des charges. Le potentiel est réel pour la robustesse, la traçabilité et l’automatisation de bout en bout. Les défis portent encore sur la </w:t>
+      </w:r>
+      <w:r>
+        <w:rPr>
+          <w:lang w:val="fr-FR"/>
+        </w:rPr>
+        <w:lastRenderedPageBreak/>
+        <w:t>montée en charge, l’interprétabilité, la gestion de données bruitées ou asynchrones et la dépendance à des exemples annotés pertinents au domaine.</w:t>
       </w:r>
     </w:p>
     <w:p>
@@ -3936,7 +3772,6 @@
         <w:rPr>
           <w:lang w:val="fr-FR"/>
         </w:rPr>
-        <w:lastRenderedPageBreak/>
         <w:t>Une stratégie pragmatique consiste à partir de modèles unimodaux déjà robustes et à en extraire les informations textuelles des plans PDF afin de construire un modèle multimodal. L’apport de documents annexes bien structurés peut enrichir le contexte et améliorer la qualité des décisions, à condition de soigner l’alignement entre modalités et la qualité des annotations.</w:t>
       </w:r>
     </w:p>
@@ -4033,6 +3868,7 @@
               <w:rFonts w:eastAsia="Times New Roman"/>
               <w:color w:val="000000"/>
               <w:kern w:val="0"/>
+              <w:lang w:val="en-US"/>
               <w14:ligatures w14:val="none"/>
             </w:rPr>
           </w:pPr>
@@ -4040,6 +3876,7 @@
             <w:rPr>
               <w:rFonts w:eastAsia="Times New Roman"/>
               <w:color w:val="000000"/>
+              <w:lang w:val="fr-FR"/>
             </w:rPr>
             <w:t xml:space="preserve">Al-Sinan, M. A., </w:t>
           </w:r>
@@ -4048,6 +3885,7 @@
             <w:rPr>
               <w:rFonts w:eastAsia="Times New Roman"/>
               <w:color w:val="000000"/>
+              <w:lang w:val="fr-FR"/>
             </w:rPr>
             <w:t>Bubshait</w:t>
           </w:r>
@@ -4056,6 +3894,7 @@
             <w:rPr>
               <w:rFonts w:eastAsia="Times New Roman"/>
               <w:color w:val="000000"/>
+              <w:lang w:val="fr-FR"/>
             </w:rPr>
             <w:t xml:space="preserve">, A. A., &amp; </w:t>
           </w:r>
@@ -4064,6 +3903,7 @@
             <w:rPr>
               <w:rFonts w:eastAsia="Times New Roman"/>
               <w:color w:val="000000"/>
+              <w:lang w:val="fr-FR"/>
             </w:rPr>
             <w:t>Aljaroudi</w:t>
           </w:r>
@@ -4072,136 +3912,33 @@
             <w:rPr>
               <w:rFonts w:eastAsia="Times New Roman"/>
               <w:color w:val="000000"/>
+              <w:lang w:val="fr-FR"/>
             </w:rPr>
             <w:t xml:space="preserve">, Z. (2024). </w:t>
           </w:r>
-          <w:proofErr w:type="spellStart"/>
-          <w:r>
-            <w:rPr>
-              <w:rFonts w:eastAsia="Times New Roman"/>
-              <w:color w:val="000000"/>
-            </w:rPr>
-            <w:t>Generation</w:t>
-          </w:r>
-          <w:proofErr w:type="spellEnd"/>
-          <w:r>
-            <w:rPr>
-              <w:rFonts w:eastAsia="Times New Roman"/>
-              <w:color w:val="000000"/>
-            </w:rPr>
-            <w:t xml:space="preserve"> </w:t>
-          </w:r>
-          <w:proofErr w:type="spellStart"/>
-          <w:r>
-            <w:rPr>
-              <w:rFonts w:eastAsia="Times New Roman"/>
-              <w:color w:val="000000"/>
-            </w:rPr>
-            <w:t>of</w:t>
-          </w:r>
-          <w:proofErr w:type="spellEnd"/>
-          <w:r>
-            <w:rPr>
-              <w:rFonts w:eastAsia="Times New Roman"/>
-              <w:color w:val="000000"/>
-            </w:rPr>
-            <w:t xml:space="preserve"> </w:t>
-          </w:r>
-          <w:proofErr w:type="spellStart"/>
-          <w:r>
-            <w:rPr>
-              <w:rFonts w:eastAsia="Times New Roman"/>
-              <w:color w:val="000000"/>
-            </w:rPr>
-            <w:t>Construction</w:t>
-          </w:r>
-          <w:proofErr w:type="spellEnd"/>
-          <w:r>
-            <w:rPr>
-              <w:rFonts w:eastAsia="Times New Roman"/>
-              <w:color w:val="000000"/>
-            </w:rPr>
-            <w:t xml:space="preserve"> </w:t>
-          </w:r>
-          <w:proofErr w:type="spellStart"/>
-          <w:r>
-            <w:rPr>
-              <w:rFonts w:eastAsia="Times New Roman"/>
-              <w:color w:val="000000"/>
-            </w:rPr>
-            <w:t>Scheduling</w:t>
-          </w:r>
-          <w:proofErr w:type="spellEnd"/>
-          <w:r>
-            <w:rPr>
-              <w:rFonts w:eastAsia="Times New Roman"/>
-              <w:color w:val="000000"/>
-            </w:rPr>
-            <w:t xml:space="preserve"> </w:t>
-          </w:r>
-          <w:proofErr w:type="spellStart"/>
-          <w:r>
-            <w:rPr>
-              <w:rFonts w:eastAsia="Times New Roman"/>
-              <w:color w:val="000000"/>
-            </w:rPr>
-            <w:t>through</w:t>
-          </w:r>
-          <w:proofErr w:type="spellEnd"/>
-          <w:r>
-            <w:rPr>
-              <w:rFonts w:eastAsia="Times New Roman"/>
-              <w:color w:val="000000"/>
-            </w:rPr>
-            <w:t xml:space="preserve"> Machine </w:t>
-          </w:r>
-          <w:proofErr w:type="spellStart"/>
-          <w:r>
-            <w:rPr>
-              <w:rFonts w:eastAsia="Times New Roman"/>
-              <w:color w:val="000000"/>
-            </w:rPr>
-            <w:t>Learning</w:t>
-          </w:r>
-          <w:proofErr w:type="spellEnd"/>
-          <w:r>
-            <w:rPr>
-              <w:rFonts w:eastAsia="Times New Roman"/>
-              <w:color w:val="000000"/>
-            </w:rPr>
-            <w:t xml:space="preserve"> and BIM: A </w:t>
-          </w:r>
-          <w:proofErr w:type="spellStart"/>
-          <w:r>
-            <w:rPr>
-              <w:rFonts w:eastAsia="Times New Roman"/>
-              <w:color w:val="000000"/>
-            </w:rPr>
-            <w:t>Blueprint</w:t>
-          </w:r>
-          <w:proofErr w:type="spellEnd"/>
-          <w:r>
-            <w:rPr>
-              <w:rFonts w:eastAsia="Times New Roman"/>
-              <w:color w:val="000000"/>
-            </w:rPr>
-            <w:t xml:space="preserve">. </w:t>
-          </w:r>
-          <w:proofErr w:type="spellStart"/>
+          <w:r>
+            <w:rPr>
+              <w:rFonts w:eastAsia="Times New Roman"/>
+              <w:color w:val="000000"/>
+              <w:lang w:val="en-US"/>
+            </w:rPr>
+            <w:t xml:space="preserve">Generation of Construction Scheduling through Machine Learning and BIM: A Blueprint. </w:t>
+          </w:r>
           <w:r>
             <w:rPr>
               <w:rFonts w:eastAsia="Times New Roman"/>
               <w:i/>
               <w:iCs/>
               <w:color w:val="000000"/>
+              <w:lang w:val="en-US"/>
             </w:rPr>
             <w:t>Buildings</w:t>
           </w:r>
-          <w:proofErr w:type="spellEnd"/>
-          <w:r>
-            <w:rPr>
-              <w:rFonts w:eastAsia="Times New Roman"/>
-              <w:color w:val="000000"/>
+          <w:r>
+            <w:rPr>
+              <w:rFonts w:eastAsia="Times New Roman"/>
+              <w:color w:val="000000"/>
+              <w:lang w:val="en-US"/>
             </w:rPr>
             <w:t xml:space="preserve">, </w:t>
           </w:r>
@@ -4211,6 +3948,7 @@
               <w:i/>
               <w:iCs/>
               <w:color w:val="000000"/>
+              <w:lang w:val="en-US"/>
             </w:rPr>
             <w:t>14</w:t>
           </w:r>
@@ -4218,6 +3956,7 @@
             <w:rPr>
               <w:rFonts w:eastAsia="Times New Roman"/>
               <w:color w:val="000000"/>
+              <w:lang w:val="en-US"/>
             </w:rPr>
             <w:t>(4). https://doi.org/10.3390/buildings14040934</w:t>
           </w:r>
@@ -4231,6 +3970,7 @@
             <w:rPr>
               <w:rFonts w:eastAsia="Times New Roman"/>
               <w:color w:val="000000"/>
+              <w:lang w:val="en-US"/>
             </w:rPr>
           </w:pPr>
           <w:proofErr w:type="spellStart"/>
@@ -4238,6 +3978,7 @@
             <w:rPr>
               <w:rFonts w:eastAsia="Times New Roman"/>
               <w:color w:val="000000"/>
+              <w:lang w:val="en-US"/>
             </w:rPr>
             <w:t>Baltrušaitis</w:t>
           </w:r>
@@ -4246,40 +3987,9 @@
             <w:rPr>
               <w:rFonts w:eastAsia="Times New Roman"/>
               <w:color w:val="000000"/>
-            </w:rPr>
-            <w:t xml:space="preserve">, T., </w:t>
-          </w:r>
-          <w:proofErr w:type="spellStart"/>
-          <w:r>
-            <w:rPr>
-              <w:rFonts w:eastAsia="Times New Roman"/>
-              <w:color w:val="000000"/>
-            </w:rPr>
-            <w:t>Ahuja</w:t>
-          </w:r>
-          <w:proofErr w:type="spellEnd"/>
-          <w:r>
-            <w:rPr>
-              <w:rFonts w:eastAsia="Times New Roman"/>
-              <w:color w:val="000000"/>
-            </w:rPr>
-            <w:t xml:space="preserve">, C., &amp; </w:t>
-          </w:r>
-          <w:proofErr w:type="spellStart"/>
-          <w:r>
-            <w:rPr>
-              <w:rFonts w:eastAsia="Times New Roman"/>
-              <w:color w:val="000000"/>
-            </w:rPr>
-            <w:t>Morency</w:t>
-          </w:r>
-          <w:proofErr w:type="spellEnd"/>
-          <w:r>
-            <w:rPr>
-              <w:rFonts w:eastAsia="Times New Roman"/>
-              <w:color w:val="000000"/>
-            </w:rPr>
-            <w:t xml:space="preserve">, L.-P. (2017). </w:t>
+              <w:lang w:val="en-US"/>
+            </w:rPr>
+            <w:t xml:space="preserve">, T., Ahuja, C., &amp; Morency, L.-P. (2017). </w:t>
           </w:r>
           <w:r>
             <w:rPr>
@@ -4287,64 +3997,15 @@
               <w:i/>
               <w:iCs/>
               <w:color w:val="000000"/>
-            </w:rPr>
-            <w:t xml:space="preserve">Multimodal Machine </w:t>
-          </w:r>
-          <w:proofErr w:type="spellStart"/>
-          <w:r>
-            <w:rPr>
-              <w:rFonts w:eastAsia="Times New Roman"/>
-              <w:i/>
-              <w:iCs/>
-              <w:color w:val="000000"/>
-            </w:rPr>
-            <w:t>Learning</w:t>
-          </w:r>
-          <w:proofErr w:type="spellEnd"/>
-          <w:r>
-            <w:rPr>
-              <w:rFonts w:eastAsia="Times New Roman"/>
-              <w:i/>
-              <w:iCs/>
-              <w:color w:val="000000"/>
-            </w:rPr>
-            <w:t xml:space="preserve">: A </w:t>
-          </w:r>
-          <w:proofErr w:type="spellStart"/>
-          <w:r>
-            <w:rPr>
-              <w:rFonts w:eastAsia="Times New Roman"/>
-              <w:i/>
-              <w:iCs/>
-              <w:color w:val="000000"/>
-            </w:rPr>
-            <w:t>Survey</w:t>
-          </w:r>
-          <w:proofErr w:type="spellEnd"/>
-          <w:r>
-            <w:rPr>
-              <w:rFonts w:eastAsia="Times New Roman"/>
-              <w:i/>
-              <w:iCs/>
-              <w:color w:val="000000"/>
-            </w:rPr>
-            <w:t xml:space="preserve"> and </w:t>
-          </w:r>
-          <w:proofErr w:type="spellStart"/>
-          <w:r>
-            <w:rPr>
-              <w:rFonts w:eastAsia="Times New Roman"/>
-              <w:i/>
-              <w:iCs/>
-              <w:color w:val="000000"/>
-            </w:rPr>
-            <w:t>Taxonomy</w:t>
-          </w:r>
-          <w:proofErr w:type="spellEnd"/>
-          <w:r>
-            <w:rPr>
-              <w:rFonts w:eastAsia="Times New Roman"/>
-              <w:color w:val="000000"/>
+              <w:lang w:val="en-US"/>
+            </w:rPr>
+            <w:t>Multimodal Machine Learning: A Survey and Taxonomy</w:t>
+          </w:r>
+          <w:r>
+            <w:rPr>
+              <w:rFonts w:eastAsia="Times New Roman"/>
+              <w:color w:val="000000"/>
+              <w:lang w:val="en-US"/>
             </w:rPr>
             <w:t>. http://arxiv.org/abs/1705.09406</w:t>
           </w:r>
@@ -4358,262 +4019,34 @@
             <w:rPr>
               <w:rFonts w:eastAsia="Times New Roman"/>
               <w:color w:val="000000"/>
+              <w:lang w:val="en-US"/>
             </w:rPr>
           </w:pPr>
-          <w:proofErr w:type="spellStart"/>
-          <w:r>
-            <w:rPr>
-              <w:rFonts w:eastAsia="Times New Roman"/>
-              <w:color w:val="000000"/>
-            </w:rPr>
-            <w:t>Jiao</w:t>
-          </w:r>
-          <w:proofErr w:type="spellEnd"/>
-          <w:r>
-            <w:rPr>
-              <w:rFonts w:eastAsia="Times New Roman"/>
-              <w:color w:val="000000"/>
-            </w:rPr>
-            <w:t xml:space="preserve">, T., </w:t>
-          </w:r>
-          <w:proofErr w:type="spellStart"/>
-          <w:r>
-            <w:rPr>
-              <w:rFonts w:eastAsia="Times New Roman"/>
-              <w:color w:val="000000"/>
-            </w:rPr>
-            <w:t>Guo</w:t>
-          </w:r>
-          <w:proofErr w:type="spellEnd"/>
-          <w:r>
-            <w:rPr>
-              <w:rFonts w:eastAsia="Times New Roman"/>
-              <w:color w:val="000000"/>
-            </w:rPr>
-            <w:t xml:space="preserve">, C., Feng, X., Chen, Y., &amp; </w:t>
-          </w:r>
-          <w:proofErr w:type="spellStart"/>
-          <w:r>
-            <w:rPr>
-              <w:rFonts w:eastAsia="Times New Roman"/>
-              <w:color w:val="000000"/>
-            </w:rPr>
-            <w:t>Song</w:t>
-          </w:r>
-          <w:proofErr w:type="spellEnd"/>
-          <w:r>
-            <w:rPr>
-              <w:rFonts w:eastAsia="Times New Roman"/>
-              <w:color w:val="000000"/>
-            </w:rPr>
-            <w:t xml:space="preserve">, J. (2024). A Comprehensive </w:t>
-          </w:r>
-          <w:proofErr w:type="spellStart"/>
-          <w:r>
-            <w:rPr>
-              <w:rFonts w:eastAsia="Times New Roman"/>
-              <w:color w:val="000000"/>
-            </w:rPr>
-            <w:t>Survey</w:t>
-          </w:r>
-          <w:proofErr w:type="spellEnd"/>
-          <w:r>
-            <w:rPr>
-              <w:rFonts w:eastAsia="Times New Roman"/>
-              <w:color w:val="000000"/>
-            </w:rPr>
-            <w:t xml:space="preserve"> </w:t>
-          </w:r>
-          <w:proofErr w:type="spellStart"/>
-          <w:r>
-            <w:rPr>
-              <w:rFonts w:eastAsia="Times New Roman"/>
-              <w:color w:val="000000"/>
-            </w:rPr>
-            <w:t>on</w:t>
-          </w:r>
-          <w:proofErr w:type="spellEnd"/>
-          <w:r>
-            <w:rPr>
-              <w:rFonts w:eastAsia="Times New Roman"/>
-              <w:color w:val="000000"/>
-            </w:rPr>
-            <w:t xml:space="preserve"> Deep </w:t>
-          </w:r>
-          <w:proofErr w:type="spellStart"/>
-          <w:r>
-            <w:rPr>
-              <w:rFonts w:eastAsia="Times New Roman"/>
-              <w:color w:val="000000"/>
-            </w:rPr>
-            <w:t>Learning</w:t>
-          </w:r>
-          <w:proofErr w:type="spellEnd"/>
-          <w:r>
-            <w:rPr>
-              <w:rFonts w:eastAsia="Times New Roman"/>
-              <w:color w:val="000000"/>
-            </w:rPr>
-            <w:t xml:space="preserve"> Multi-Modal </w:t>
-          </w:r>
-          <w:proofErr w:type="spellStart"/>
-          <w:r>
-            <w:rPr>
-              <w:rFonts w:eastAsia="Times New Roman"/>
-              <w:color w:val="000000"/>
-            </w:rPr>
-            <w:t>Fusion</w:t>
-          </w:r>
-          <w:proofErr w:type="spellEnd"/>
-          <w:r>
-            <w:rPr>
-              <w:rFonts w:eastAsia="Times New Roman"/>
-              <w:color w:val="000000"/>
-            </w:rPr>
-            <w:t xml:space="preserve">: </w:t>
-          </w:r>
-          <w:proofErr w:type="spellStart"/>
-          <w:r>
-            <w:rPr>
-              <w:rFonts w:eastAsia="Times New Roman"/>
-              <w:color w:val="000000"/>
-            </w:rPr>
-            <w:t>Methods</w:t>
-          </w:r>
-          <w:proofErr w:type="spellEnd"/>
-          <w:r>
-            <w:rPr>
-              <w:rFonts w:eastAsia="Times New Roman"/>
-              <w:color w:val="000000"/>
-            </w:rPr>
-            <w:t xml:space="preserve">, Technologies and </w:t>
-          </w:r>
-          <w:proofErr w:type="spellStart"/>
-          <w:r>
-            <w:rPr>
-              <w:rFonts w:eastAsia="Times New Roman"/>
-              <w:color w:val="000000"/>
-            </w:rPr>
-            <w:t>Applications</w:t>
-          </w:r>
-          <w:proofErr w:type="spellEnd"/>
-          <w:r>
-            <w:rPr>
-              <w:rFonts w:eastAsia="Times New Roman"/>
-              <w:color w:val="000000"/>
-            </w:rPr>
-            <w:t xml:space="preserve">. In </w:t>
-          </w:r>
-          <w:proofErr w:type="spellStart"/>
+          <w:r>
+            <w:rPr>
+              <w:rFonts w:eastAsia="Times New Roman"/>
+              <w:color w:val="000000"/>
+              <w:lang w:val="en-US"/>
+            </w:rPr>
+            <w:t xml:space="preserve">Jiao, T., Guo, C., Feng, X., Chen, Y., &amp; Song, J. (2024). A Comprehensive Survey on Deep Learning Multi-Modal Fusion: Methods, Technologies and Applications. In </w:t>
+          </w:r>
           <w:r>
             <w:rPr>
               <w:rFonts w:eastAsia="Times New Roman"/>
               <w:i/>
               <w:iCs/>
               <w:color w:val="000000"/>
-            </w:rPr>
-            <w:t>Computers</w:t>
-          </w:r>
-          <w:proofErr w:type="spellEnd"/>
-          <w:r>
-            <w:rPr>
-              <w:rFonts w:eastAsia="Times New Roman"/>
-              <w:i/>
-              <w:iCs/>
-              <w:color w:val="000000"/>
-            </w:rPr>
-            <w:t xml:space="preserve">, </w:t>
-          </w:r>
-          <w:proofErr w:type="spellStart"/>
-          <w:r>
-            <w:rPr>
-              <w:rFonts w:eastAsia="Times New Roman"/>
-              <w:i/>
-              <w:iCs/>
-              <w:color w:val="000000"/>
-            </w:rPr>
-            <w:t>Materials</w:t>
-          </w:r>
-          <w:proofErr w:type="spellEnd"/>
-          <w:r>
-            <w:rPr>
-              <w:rFonts w:eastAsia="Times New Roman"/>
-              <w:i/>
-              <w:iCs/>
-              <w:color w:val="000000"/>
-            </w:rPr>
-            <w:t xml:space="preserve"> and Continua</w:t>
-          </w:r>
-          <w:r>
-            <w:rPr>
-              <w:rFonts w:eastAsia="Times New Roman"/>
-              <w:color w:val="000000"/>
-            </w:rPr>
-            <w:t xml:space="preserve"> (Vol. 80, </w:t>
-          </w:r>
-          <w:proofErr w:type="spellStart"/>
-          <w:r>
-            <w:rPr>
-              <w:rFonts w:eastAsia="Times New Roman"/>
-              <w:color w:val="000000"/>
-            </w:rPr>
-            <w:t>Issue</w:t>
-          </w:r>
-          <w:proofErr w:type="spellEnd"/>
-          <w:r>
-            <w:rPr>
-              <w:rFonts w:eastAsia="Times New Roman"/>
-              <w:color w:val="000000"/>
-            </w:rPr>
-            <w:t xml:space="preserve"> 1, pp. 1–35). </w:t>
-          </w:r>
-          <w:proofErr w:type="spellStart"/>
-          <w:r>
-            <w:rPr>
-              <w:rFonts w:eastAsia="Times New Roman"/>
-              <w:color w:val="000000"/>
-            </w:rPr>
-            <w:t>Tech</w:t>
-          </w:r>
-          <w:proofErr w:type="spellEnd"/>
-          <w:r>
-            <w:rPr>
-              <w:rFonts w:eastAsia="Times New Roman"/>
-              <w:color w:val="000000"/>
-            </w:rPr>
-            <w:t xml:space="preserve"> </w:t>
-          </w:r>
-          <w:proofErr w:type="spellStart"/>
-          <w:r>
-            <w:rPr>
-              <w:rFonts w:eastAsia="Times New Roman"/>
-              <w:color w:val="000000"/>
-            </w:rPr>
-            <w:t>Science</w:t>
-          </w:r>
-          <w:proofErr w:type="spellEnd"/>
-          <w:r>
-            <w:rPr>
-              <w:rFonts w:eastAsia="Times New Roman"/>
-              <w:color w:val="000000"/>
-            </w:rPr>
-            <w:t xml:space="preserve"> </w:t>
-          </w:r>
-          <w:proofErr w:type="spellStart"/>
-          <w:r>
-            <w:rPr>
-              <w:rFonts w:eastAsia="Times New Roman"/>
-              <w:color w:val="000000"/>
-            </w:rPr>
-            <w:t>Press</w:t>
-          </w:r>
-          <w:proofErr w:type="spellEnd"/>
-          <w:r>
-            <w:rPr>
-              <w:rFonts w:eastAsia="Times New Roman"/>
-              <w:color w:val="000000"/>
-            </w:rPr>
-            <w:t>. https://doi.org/10.32604/cmc.2024.053204</w:t>
+              <w:lang w:val="en-US"/>
+            </w:rPr>
+            <w:t>Computers, Materials and Continua</w:t>
+          </w:r>
+          <w:r>
+            <w:rPr>
+              <w:rFonts w:eastAsia="Times New Roman"/>
+              <w:color w:val="000000"/>
+              <w:lang w:val="en-US"/>
+            </w:rPr>
+            <w:t xml:space="preserve"> (Vol. 80, Issue 1, pp. 1–35). Tech Science Press. https://doi.org/10.32604/cmc.2024.053204</w:t>
           </w:r>
         </w:p>
         <w:p>
@@ -4625,12 +4058,14 @@
             <w:rPr>
               <w:rFonts w:eastAsia="Times New Roman"/>
               <w:color w:val="000000"/>
+              <w:lang w:val="en-US"/>
             </w:rPr>
           </w:pPr>
           <w:r>
             <w:rPr>
               <w:rFonts w:eastAsia="Times New Roman"/>
               <w:color w:val="000000"/>
+              <w:lang w:val="fr-FR"/>
             </w:rPr>
             <w:t>Li, H., &amp; Zhang, J. (</w:t>
           </w:r>
@@ -4639,6 +4074,7 @@
             <w:rPr>
               <w:rFonts w:eastAsia="Times New Roman"/>
               <w:color w:val="000000"/>
+              <w:lang w:val="fr-FR"/>
             </w:rPr>
             <w:t>n.d</w:t>
           </w:r>
@@ -4647,724 +4083,25 @@
             <w:rPr>
               <w:rFonts w:eastAsia="Times New Roman"/>
               <w:color w:val="000000"/>
+              <w:lang w:val="fr-FR"/>
             </w:rPr>
             <w:t xml:space="preserve">.). </w:t>
           </w:r>
-          <w:proofErr w:type="spellStart"/>
           <w:r>
             <w:rPr>
               <w:rFonts w:eastAsia="Times New Roman"/>
               <w:i/>
               <w:iCs/>
               <w:color w:val="000000"/>
-            </w:rPr>
-            <w:t>Automatic</w:t>
-          </w:r>
-          <w:proofErr w:type="spellEnd"/>
-          <w:r>
-            <w:rPr>
-              <w:rFonts w:eastAsia="Times New Roman"/>
-              <w:i/>
-              <w:iCs/>
-              <w:color w:val="000000"/>
-            </w:rPr>
-            <w:t xml:space="preserve"> </w:t>
-          </w:r>
-          <w:proofErr w:type="spellStart"/>
-          <w:r>
-            <w:rPr>
-              <w:rFonts w:eastAsia="Times New Roman"/>
-              <w:i/>
-              <w:iCs/>
-              <w:color w:val="000000"/>
-            </w:rPr>
-            <w:t>Quantity</w:t>
-          </w:r>
-          <w:proofErr w:type="spellEnd"/>
-          <w:r>
-            <w:rPr>
-              <w:rFonts w:eastAsia="Times New Roman"/>
-              <w:i/>
-              <w:iCs/>
-              <w:color w:val="000000"/>
-            </w:rPr>
-            <w:t xml:space="preserve"> </w:t>
-          </w:r>
-          <w:proofErr w:type="spellStart"/>
-          <w:r>
-            <w:rPr>
-              <w:rFonts w:eastAsia="Times New Roman"/>
-              <w:i/>
-              <w:iCs/>
-              <w:color w:val="000000"/>
-            </w:rPr>
-            <w:t>Takeoff</w:t>
-          </w:r>
-          <w:proofErr w:type="spellEnd"/>
-          <w:r>
-            <w:rPr>
-              <w:rFonts w:eastAsia="Times New Roman"/>
-              <w:i/>
-              <w:iCs/>
-              <w:color w:val="000000"/>
-            </w:rPr>
-            <w:t xml:space="preserve"> </w:t>
-          </w:r>
-          <w:proofErr w:type="spellStart"/>
-          <w:r>
-            <w:rPr>
-              <w:rFonts w:eastAsia="Times New Roman"/>
-              <w:i/>
-              <w:iCs/>
-              <w:color w:val="000000"/>
-            </w:rPr>
-            <w:t>for</w:t>
-          </w:r>
-          <w:proofErr w:type="spellEnd"/>
-          <w:r>
-            <w:rPr>
-              <w:rFonts w:eastAsia="Times New Roman"/>
-              <w:i/>
-              <w:iCs/>
-              <w:color w:val="000000"/>
-            </w:rPr>
-            <w:t xml:space="preserve"> Irregular </w:t>
-          </w:r>
-          <w:proofErr w:type="spellStart"/>
-          <w:r>
-            <w:rPr>
-              <w:rFonts w:eastAsia="Times New Roman"/>
-              <w:i/>
-              <w:iCs/>
-              <w:color w:val="000000"/>
-            </w:rPr>
-            <w:t>Areas</w:t>
-          </w:r>
-          <w:proofErr w:type="spellEnd"/>
-          <w:r>
-            <w:rPr>
-              <w:rFonts w:eastAsia="Times New Roman"/>
-              <w:i/>
-              <w:iCs/>
-              <w:color w:val="000000"/>
-            </w:rPr>
-            <w:t xml:space="preserve"> </w:t>
-          </w:r>
-          <w:proofErr w:type="spellStart"/>
-          <w:r>
-            <w:rPr>
-              <w:rFonts w:eastAsia="Times New Roman"/>
-              <w:i/>
-              <w:iCs/>
-              <w:color w:val="000000"/>
-            </w:rPr>
-            <w:t>of</w:t>
-          </w:r>
-          <w:proofErr w:type="spellEnd"/>
-          <w:r>
-            <w:rPr>
-              <w:rFonts w:eastAsia="Times New Roman"/>
-              <w:i/>
-              <w:iCs/>
-              <w:color w:val="000000"/>
-            </w:rPr>
-            <w:t xml:space="preserve"> </w:t>
-          </w:r>
-          <w:proofErr w:type="spellStart"/>
-          <w:r>
-            <w:rPr>
-              <w:rFonts w:eastAsia="Times New Roman"/>
-              <w:i/>
-              <w:iCs/>
-              <w:color w:val="000000"/>
-            </w:rPr>
-            <w:t>Architectural</w:t>
-          </w:r>
-          <w:proofErr w:type="spellEnd"/>
-          <w:r>
-            <w:rPr>
-              <w:rFonts w:eastAsia="Times New Roman"/>
-              <w:i/>
-              <w:iCs/>
-              <w:color w:val="000000"/>
-            </w:rPr>
-            <w:t xml:space="preserve">, </w:t>
-          </w:r>
-          <w:proofErr w:type="spellStart"/>
-          <w:r>
-            <w:rPr>
-              <w:rFonts w:eastAsia="Times New Roman"/>
-              <w:i/>
-              <w:iCs/>
-              <w:color w:val="000000"/>
-            </w:rPr>
-            <w:t>Automatic</w:t>
-          </w:r>
-          <w:proofErr w:type="spellEnd"/>
-          <w:r>
-            <w:rPr>
-              <w:rFonts w:eastAsia="Times New Roman"/>
-              <w:i/>
-              <w:iCs/>
-              <w:color w:val="000000"/>
-            </w:rPr>
-            <w:t xml:space="preserve"> </w:t>
-          </w:r>
-          <w:proofErr w:type="spellStart"/>
-          <w:r>
-            <w:rPr>
-              <w:rFonts w:eastAsia="Times New Roman"/>
-              <w:i/>
-              <w:iCs/>
-              <w:color w:val="000000"/>
-            </w:rPr>
-            <w:t>Quantity</w:t>
-          </w:r>
-          <w:proofErr w:type="spellEnd"/>
-          <w:r>
-            <w:rPr>
-              <w:rFonts w:eastAsia="Times New Roman"/>
-              <w:i/>
-              <w:iCs/>
-              <w:color w:val="000000"/>
-            </w:rPr>
-            <w:t xml:space="preserve"> </w:t>
-          </w:r>
-          <w:proofErr w:type="spellStart"/>
-          <w:r>
-            <w:rPr>
-              <w:rFonts w:eastAsia="Times New Roman"/>
-              <w:i/>
-              <w:iCs/>
-              <w:color w:val="000000"/>
-            </w:rPr>
-            <w:t>Takeoff</w:t>
-          </w:r>
-          <w:proofErr w:type="spellEnd"/>
-          <w:r>
-            <w:rPr>
-              <w:rFonts w:eastAsia="Times New Roman"/>
-              <w:i/>
-              <w:iCs/>
-              <w:color w:val="000000"/>
-            </w:rPr>
-            <w:t xml:space="preserve"> </w:t>
-          </w:r>
-          <w:proofErr w:type="spellStart"/>
-          <w:r>
-            <w:rPr>
-              <w:rFonts w:eastAsia="Times New Roman"/>
-              <w:i/>
-              <w:iCs/>
-              <w:color w:val="000000"/>
-            </w:rPr>
-            <w:t>for</w:t>
-          </w:r>
-          <w:proofErr w:type="spellEnd"/>
-          <w:r>
-            <w:rPr>
-              <w:rFonts w:eastAsia="Times New Roman"/>
-              <w:i/>
-              <w:iCs/>
-              <w:color w:val="000000"/>
-            </w:rPr>
-            <w:t xml:space="preserve"> Irregular </w:t>
-          </w:r>
-          <w:proofErr w:type="spellStart"/>
-          <w:r>
-            <w:rPr>
-              <w:rFonts w:eastAsia="Times New Roman"/>
-              <w:i/>
-              <w:iCs/>
-              <w:color w:val="000000"/>
-            </w:rPr>
-            <w:t>Areas</w:t>
-          </w:r>
-          <w:proofErr w:type="spellEnd"/>
-          <w:r>
-            <w:rPr>
-              <w:rFonts w:eastAsia="Times New Roman"/>
-              <w:i/>
-              <w:iCs/>
-              <w:color w:val="000000"/>
-            </w:rPr>
-            <w:t xml:space="preserve"> </w:t>
-          </w:r>
-          <w:proofErr w:type="spellStart"/>
-          <w:r>
-            <w:rPr>
-              <w:rFonts w:eastAsia="Times New Roman"/>
-              <w:i/>
-              <w:iCs/>
-              <w:color w:val="000000"/>
-            </w:rPr>
-            <w:t>of</w:t>
-          </w:r>
-          <w:proofErr w:type="spellEnd"/>
-          <w:r>
-            <w:rPr>
-              <w:rFonts w:eastAsia="Times New Roman"/>
-              <w:i/>
-              <w:iCs/>
-              <w:color w:val="000000"/>
-            </w:rPr>
-            <w:t xml:space="preserve"> </w:t>
-          </w:r>
-          <w:proofErr w:type="spellStart"/>
-          <w:r>
-            <w:rPr>
-              <w:rFonts w:eastAsia="Times New Roman"/>
-              <w:i/>
-              <w:iCs/>
-              <w:color w:val="000000"/>
-            </w:rPr>
-            <w:t>Architectural</w:t>
-          </w:r>
-          <w:proofErr w:type="spellEnd"/>
-          <w:r>
-            <w:rPr>
-              <w:rFonts w:eastAsia="Times New Roman"/>
-              <w:i/>
-              <w:iCs/>
-              <w:color w:val="000000"/>
-            </w:rPr>
-            <w:t xml:space="preserve">, </w:t>
-          </w:r>
-          <w:proofErr w:type="spellStart"/>
-          <w:r>
-            <w:rPr>
-              <w:rFonts w:eastAsia="Times New Roman"/>
-              <w:i/>
-              <w:iCs/>
-              <w:color w:val="000000"/>
-            </w:rPr>
-            <w:t>Engineering</w:t>
-          </w:r>
-          <w:proofErr w:type="spellEnd"/>
-          <w:r>
-            <w:rPr>
-              <w:rFonts w:eastAsia="Times New Roman"/>
-              <w:i/>
-              <w:iCs/>
-              <w:color w:val="000000"/>
-            </w:rPr>
-            <w:t xml:space="preserve">, and </w:t>
-          </w:r>
-          <w:proofErr w:type="spellStart"/>
-          <w:r>
-            <w:rPr>
-              <w:rFonts w:eastAsia="Times New Roman"/>
-              <w:i/>
-              <w:iCs/>
-              <w:color w:val="000000"/>
-            </w:rPr>
-            <w:t>Construction</w:t>
-          </w:r>
-          <w:proofErr w:type="spellEnd"/>
-          <w:r>
-            <w:rPr>
-              <w:rFonts w:eastAsia="Times New Roman"/>
-              <w:i/>
-              <w:iCs/>
-              <w:color w:val="000000"/>
-            </w:rPr>
-            <w:t xml:space="preserve"> </w:t>
-          </w:r>
-          <w:proofErr w:type="spellStart"/>
-          <w:r>
-            <w:rPr>
-              <w:rFonts w:eastAsia="Times New Roman"/>
-              <w:i/>
-              <w:iCs/>
-              <w:color w:val="000000"/>
-            </w:rPr>
-            <w:t>Objects</w:t>
-          </w:r>
-          <w:proofErr w:type="spellEnd"/>
-          <w:r>
-            <w:rPr>
-              <w:rFonts w:eastAsia="Times New Roman"/>
-              <w:i/>
-              <w:iCs/>
-              <w:color w:val="000000"/>
-            </w:rPr>
-            <w:t xml:space="preserve"> </w:t>
-          </w:r>
-          <w:proofErr w:type="spellStart"/>
-          <w:r>
-            <w:rPr>
-              <w:rFonts w:eastAsia="Times New Roman"/>
-              <w:i/>
-              <w:iCs/>
-              <w:color w:val="000000"/>
-            </w:rPr>
-            <w:t>from</w:t>
-          </w:r>
-          <w:proofErr w:type="spellEnd"/>
-          <w:r>
-            <w:rPr>
-              <w:rFonts w:eastAsia="Times New Roman"/>
-              <w:i/>
-              <w:iCs/>
-              <w:color w:val="000000"/>
-            </w:rPr>
-            <w:t xml:space="preserve"> 2D </w:t>
-          </w:r>
-          <w:proofErr w:type="spellStart"/>
-          <w:r>
-            <w:rPr>
-              <w:rFonts w:eastAsia="Times New Roman"/>
-              <w:i/>
-              <w:iCs/>
-              <w:color w:val="000000"/>
-            </w:rPr>
-            <w:t>Drawings</w:t>
-          </w:r>
-          <w:proofErr w:type="spellEnd"/>
-          <w:r>
-            <w:rPr>
-              <w:rFonts w:eastAsia="Times New Roman"/>
-              <w:i/>
-              <w:iCs/>
-              <w:color w:val="000000"/>
-            </w:rPr>
-            <w:t xml:space="preserve"> </w:t>
-          </w:r>
-          <w:proofErr w:type="spellStart"/>
-          <w:r>
-            <w:rPr>
-              <w:rFonts w:eastAsia="Times New Roman"/>
-              <w:i/>
-              <w:iCs/>
-              <w:color w:val="000000"/>
-            </w:rPr>
-            <w:t>Engineering</w:t>
-          </w:r>
-          <w:proofErr w:type="spellEnd"/>
-          <w:r>
-            <w:rPr>
-              <w:rFonts w:eastAsia="Times New Roman"/>
-              <w:i/>
-              <w:iCs/>
-              <w:color w:val="000000"/>
-            </w:rPr>
-            <w:t xml:space="preserve">, and </w:t>
-          </w:r>
-          <w:proofErr w:type="spellStart"/>
-          <w:r>
-            <w:rPr>
-              <w:rFonts w:eastAsia="Times New Roman"/>
-              <w:i/>
-              <w:iCs/>
-              <w:color w:val="000000"/>
-            </w:rPr>
-            <w:t>Construction</w:t>
-          </w:r>
-          <w:proofErr w:type="spellEnd"/>
-          <w:r>
-            <w:rPr>
-              <w:rFonts w:eastAsia="Times New Roman"/>
-              <w:i/>
-              <w:iCs/>
-              <w:color w:val="000000"/>
-            </w:rPr>
-            <w:t xml:space="preserve"> </w:t>
-          </w:r>
-          <w:proofErr w:type="spellStart"/>
-          <w:r>
-            <w:rPr>
-              <w:rFonts w:eastAsia="Times New Roman"/>
-              <w:i/>
-              <w:iCs/>
-              <w:color w:val="000000"/>
-            </w:rPr>
-            <w:t>Objects</w:t>
-          </w:r>
-          <w:proofErr w:type="spellEnd"/>
-          <w:r>
-            <w:rPr>
-              <w:rFonts w:eastAsia="Times New Roman"/>
-              <w:i/>
-              <w:iCs/>
-              <w:color w:val="000000"/>
-            </w:rPr>
-            <w:t xml:space="preserve"> </w:t>
-          </w:r>
-          <w:proofErr w:type="spellStart"/>
-          <w:r>
-            <w:rPr>
-              <w:rFonts w:eastAsia="Times New Roman"/>
-              <w:i/>
-              <w:iCs/>
-              <w:color w:val="000000"/>
-            </w:rPr>
-            <w:t>from</w:t>
-          </w:r>
-          <w:proofErr w:type="spellEnd"/>
-          <w:r>
-            <w:rPr>
-              <w:rFonts w:eastAsia="Times New Roman"/>
-              <w:i/>
-              <w:iCs/>
-              <w:color w:val="000000"/>
-            </w:rPr>
-            <w:t xml:space="preserve"> 2D </w:t>
-          </w:r>
-          <w:proofErr w:type="spellStart"/>
-          <w:r>
-            <w:rPr>
-              <w:rFonts w:eastAsia="Times New Roman"/>
-              <w:i/>
-              <w:iCs/>
-              <w:color w:val="000000"/>
-            </w:rPr>
-            <w:t>Drawings</w:t>
-          </w:r>
-          <w:proofErr w:type="spellEnd"/>
-          <w:r>
-            <w:rPr>
-              <w:rFonts w:eastAsia="Times New Roman"/>
-              <w:i/>
-              <w:iCs/>
-              <w:color w:val="000000"/>
-            </w:rPr>
-            <w:t xml:space="preserve"> </w:t>
-          </w:r>
-          <w:proofErr w:type="spellStart"/>
-          <w:r>
-            <w:rPr>
-              <w:rFonts w:eastAsia="Times New Roman"/>
-              <w:i/>
-              <w:iCs/>
-              <w:color w:val="000000"/>
-            </w:rPr>
-            <w:t>Automatic</w:t>
-          </w:r>
-          <w:proofErr w:type="spellEnd"/>
-          <w:r>
-            <w:rPr>
-              <w:rFonts w:eastAsia="Times New Roman"/>
-              <w:i/>
-              <w:iCs/>
-              <w:color w:val="000000"/>
-            </w:rPr>
-            <w:t xml:space="preserve"> </w:t>
-          </w:r>
-          <w:proofErr w:type="spellStart"/>
-          <w:r>
-            <w:rPr>
-              <w:rFonts w:eastAsia="Times New Roman"/>
-              <w:i/>
-              <w:iCs/>
-              <w:color w:val="000000"/>
-            </w:rPr>
-            <w:t>Quantity</w:t>
-          </w:r>
-          <w:proofErr w:type="spellEnd"/>
-          <w:r>
-            <w:rPr>
-              <w:rFonts w:eastAsia="Times New Roman"/>
-              <w:i/>
-              <w:iCs/>
-              <w:color w:val="000000"/>
-            </w:rPr>
-            <w:t xml:space="preserve"> </w:t>
-          </w:r>
-          <w:proofErr w:type="spellStart"/>
-          <w:r>
-            <w:rPr>
-              <w:rFonts w:eastAsia="Times New Roman"/>
-              <w:i/>
-              <w:iCs/>
-              <w:color w:val="000000"/>
-            </w:rPr>
-            <w:t>Takeoff</w:t>
-          </w:r>
-          <w:proofErr w:type="spellEnd"/>
-          <w:r>
-            <w:rPr>
-              <w:rFonts w:eastAsia="Times New Roman"/>
-              <w:i/>
-              <w:iCs/>
-              <w:color w:val="000000"/>
-            </w:rPr>
-            <w:t xml:space="preserve"> </w:t>
-          </w:r>
-          <w:proofErr w:type="spellStart"/>
-          <w:r>
-            <w:rPr>
-              <w:rFonts w:eastAsia="Times New Roman"/>
-              <w:i/>
-              <w:iCs/>
-              <w:color w:val="000000"/>
-            </w:rPr>
-            <w:t>for</w:t>
-          </w:r>
-          <w:proofErr w:type="spellEnd"/>
-          <w:r>
-            <w:rPr>
-              <w:rFonts w:eastAsia="Times New Roman"/>
-              <w:i/>
-              <w:iCs/>
-              <w:color w:val="000000"/>
-            </w:rPr>
-            <w:t xml:space="preserve"> Irregular </w:t>
-          </w:r>
-          <w:proofErr w:type="spellStart"/>
-          <w:r>
-            <w:rPr>
-              <w:rFonts w:eastAsia="Times New Roman"/>
-              <w:i/>
-              <w:iCs/>
-              <w:color w:val="000000"/>
-            </w:rPr>
-            <w:t>Areas</w:t>
-          </w:r>
-          <w:proofErr w:type="spellEnd"/>
-          <w:r>
-            <w:rPr>
-              <w:rFonts w:eastAsia="Times New Roman"/>
-              <w:i/>
-              <w:iCs/>
-              <w:color w:val="000000"/>
-            </w:rPr>
-            <w:t xml:space="preserve"> </w:t>
-          </w:r>
-          <w:proofErr w:type="spellStart"/>
-          <w:r>
-            <w:rPr>
-              <w:rFonts w:eastAsia="Times New Roman"/>
-              <w:i/>
-              <w:iCs/>
-              <w:color w:val="000000"/>
-            </w:rPr>
-            <w:t>of</w:t>
-          </w:r>
-          <w:proofErr w:type="spellEnd"/>
-          <w:r>
-            <w:rPr>
-              <w:rFonts w:eastAsia="Times New Roman"/>
-              <w:i/>
-              <w:iCs/>
-              <w:color w:val="000000"/>
-            </w:rPr>
-            <w:t xml:space="preserve"> </w:t>
-          </w:r>
-          <w:proofErr w:type="spellStart"/>
-          <w:r>
-            <w:rPr>
-              <w:rFonts w:eastAsia="Times New Roman"/>
-              <w:i/>
-              <w:iCs/>
-              <w:color w:val="000000"/>
-            </w:rPr>
-            <w:t>Architectural</w:t>
-          </w:r>
-          <w:proofErr w:type="spellEnd"/>
-          <w:r>
-            <w:rPr>
-              <w:rFonts w:eastAsia="Times New Roman"/>
-              <w:i/>
-              <w:iCs/>
-              <w:color w:val="000000"/>
-            </w:rPr>
-            <w:t xml:space="preserve">, </w:t>
-          </w:r>
-          <w:proofErr w:type="spellStart"/>
-          <w:r>
-            <w:rPr>
-              <w:rFonts w:eastAsia="Times New Roman"/>
-              <w:i/>
-              <w:iCs/>
-              <w:color w:val="000000"/>
-            </w:rPr>
-            <w:t>Engineering</w:t>
-          </w:r>
-          <w:proofErr w:type="spellEnd"/>
-          <w:r>
-            <w:rPr>
-              <w:rFonts w:eastAsia="Times New Roman"/>
-              <w:i/>
-              <w:iCs/>
-              <w:color w:val="000000"/>
-            </w:rPr>
-            <w:t xml:space="preserve">, and </w:t>
-          </w:r>
-          <w:proofErr w:type="spellStart"/>
-          <w:r>
-            <w:rPr>
-              <w:rFonts w:eastAsia="Times New Roman"/>
-              <w:i/>
-              <w:iCs/>
-              <w:color w:val="000000"/>
-            </w:rPr>
-            <w:t>Construction</w:t>
-          </w:r>
-          <w:proofErr w:type="spellEnd"/>
-          <w:r>
-            <w:rPr>
-              <w:rFonts w:eastAsia="Times New Roman"/>
-              <w:i/>
-              <w:iCs/>
-              <w:color w:val="000000"/>
-            </w:rPr>
-            <w:t xml:space="preserve"> </w:t>
-          </w:r>
-          <w:proofErr w:type="spellStart"/>
-          <w:r>
-            <w:rPr>
-              <w:rFonts w:eastAsia="Times New Roman"/>
-              <w:i/>
-              <w:iCs/>
-              <w:color w:val="000000"/>
-            </w:rPr>
-            <w:t>Objects</w:t>
-          </w:r>
-          <w:proofErr w:type="spellEnd"/>
-          <w:r>
-            <w:rPr>
-              <w:rFonts w:eastAsia="Times New Roman"/>
-              <w:i/>
-              <w:iCs/>
-              <w:color w:val="000000"/>
-            </w:rPr>
-            <w:t xml:space="preserve"> </w:t>
-          </w:r>
-          <w:proofErr w:type="spellStart"/>
-          <w:r>
-            <w:rPr>
-              <w:rFonts w:eastAsia="Times New Roman"/>
-              <w:i/>
-              <w:iCs/>
-              <w:color w:val="000000"/>
-            </w:rPr>
-            <w:t>from</w:t>
-          </w:r>
-          <w:proofErr w:type="spellEnd"/>
-          <w:r>
-            <w:rPr>
-              <w:rFonts w:eastAsia="Times New Roman"/>
-              <w:i/>
-              <w:iCs/>
-              <w:color w:val="000000"/>
-            </w:rPr>
-            <w:t xml:space="preserve"> 2D </w:t>
-          </w:r>
-          <w:proofErr w:type="spellStart"/>
-          <w:r>
-            <w:rPr>
-              <w:rFonts w:eastAsia="Times New Roman"/>
-              <w:i/>
-              <w:iCs/>
-              <w:color w:val="000000"/>
-            </w:rPr>
-            <w:t>Drawings</w:t>
-          </w:r>
-          <w:proofErr w:type="spellEnd"/>
-          <w:r>
-            <w:rPr>
-              <w:rFonts w:eastAsia="Times New Roman"/>
-              <w:color w:val="000000"/>
+              <w:lang w:val="en-US"/>
+            </w:rPr>
+            <w:t>Automatic Quantity Takeoff for Irregular Areas of Architectural, Automatic Quantity Takeoff for Irregular Areas of Architectural, Engineering, and Construction Objects from 2D Drawings Engineering, and Construction Objects from 2D Drawings Automatic Quantity Takeoff for Irregular Areas of Architectural, Engineering, and Construction Objects from 2D Drawings</w:t>
+          </w:r>
+          <w:r>
+            <w:rPr>
+              <w:rFonts w:eastAsia="Times New Roman"/>
+              <w:color w:val="000000"/>
+              <w:lang w:val="en-US"/>
             </w:rPr>
             <w:t>. https://docs.lib.purdue.edu/cib-conferences</w:t>
           </w:r>
@@ -5378,199 +4115,32 @@
             <w:rPr>
               <w:rFonts w:eastAsia="Times New Roman"/>
               <w:color w:val="000000"/>
+              <w:lang w:val="en-US"/>
             </w:rPr>
           </w:pPr>
-          <w:proofErr w:type="spellStart"/>
-          <w:r>
-            <w:rPr>
-              <w:rFonts w:eastAsia="Times New Roman"/>
-              <w:color w:val="000000"/>
-            </w:rPr>
-            <w:t>Patil</w:t>
-          </w:r>
-          <w:proofErr w:type="spellEnd"/>
-          <w:r>
-            <w:rPr>
-              <w:rFonts w:eastAsia="Times New Roman"/>
-              <w:color w:val="000000"/>
-            </w:rPr>
-            <w:t xml:space="preserve">, J., &amp; </w:t>
-          </w:r>
-          <w:proofErr w:type="spellStart"/>
-          <w:r>
-            <w:rPr>
-              <w:rFonts w:eastAsia="Times New Roman"/>
-              <w:color w:val="000000"/>
-            </w:rPr>
-            <w:t>Kalantari</w:t>
-          </w:r>
-          <w:proofErr w:type="spellEnd"/>
-          <w:r>
-            <w:rPr>
-              <w:rFonts w:eastAsia="Times New Roman"/>
-              <w:color w:val="000000"/>
-            </w:rPr>
-            <w:t xml:space="preserve">, M. (2025). </w:t>
-          </w:r>
-          <w:proofErr w:type="spellStart"/>
-          <w:r>
-            <w:rPr>
-              <w:rFonts w:eastAsia="Times New Roman"/>
-              <w:color w:val="000000"/>
-            </w:rPr>
-            <w:t>Automatic</w:t>
-          </w:r>
-          <w:proofErr w:type="spellEnd"/>
-          <w:r>
-            <w:rPr>
-              <w:rFonts w:eastAsia="Times New Roman"/>
-              <w:color w:val="000000"/>
-            </w:rPr>
-            <w:t xml:space="preserve"> </w:t>
-          </w:r>
-          <w:proofErr w:type="spellStart"/>
-          <w:r>
-            <w:rPr>
-              <w:rFonts w:eastAsia="Times New Roman"/>
-              <w:color w:val="000000"/>
-            </w:rPr>
-            <w:t>Scan</w:t>
-          </w:r>
-          <w:proofErr w:type="spellEnd"/>
-          <w:r>
-            <w:rPr>
-              <w:rFonts w:eastAsia="Times New Roman"/>
-              <w:color w:val="000000"/>
-            </w:rPr>
-            <w:t>-</w:t>
-          </w:r>
-          <w:proofErr w:type="spellStart"/>
-          <w:r>
-            <w:rPr>
-              <w:rFonts w:eastAsia="Times New Roman"/>
-              <w:color w:val="000000"/>
-            </w:rPr>
-            <w:t>to</w:t>
-          </w:r>
-          <w:proofErr w:type="spellEnd"/>
-          <w:r>
-            <w:rPr>
-              <w:rFonts w:eastAsia="Times New Roman"/>
-              <w:color w:val="000000"/>
-            </w:rPr>
-            <w:t>-BIM—</w:t>
-          </w:r>
-          <w:proofErr w:type="spellStart"/>
-          <w:r>
-            <w:rPr>
-              <w:rFonts w:eastAsia="Times New Roman"/>
-              <w:color w:val="000000"/>
-            </w:rPr>
-            <w:t>The</w:t>
-          </w:r>
-          <w:proofErr w:type="spellEnd"/>
-          <w:r>
-            <w:rPr>
-              <w:rFonts w:eastAsia="Times New Roman"/>
-              <w:color w:val="000000"/>
-            </w:rPr>
-            <w:t xml:space="preserve"> </w:t>
-          </w:r>
-          <w:proofErr w:type="spellStart"/>
-          <w:r>
-            <w:rPr>
-              <w:rFonts w:eastAsia="Times New Roman"/>
-              <w:color w:val="000000"/>
-            </w:rPr>
-            <w:t>Impact</w:t>
-          </w:r>
-          <w:proofErr w:type="spellEnd"/>
-          <w:r>
-            <w:rPr>
-              <w:rFonts w:eastAsia="Times New Roman"/>
-              <w:color w:val="000000"/>
-            </w:rPr>
-            <w:t xml:space="preserve"> </w:t>
-          </w:r>
-          <w:proofErr w:type="spellStart"/>
-          <w:r>
-            <w:rPr>
-              <w:rFonts w:eastAsia="Times New Roman"/>
-              <w:color w:val="000000"/>
-            </w:rPr>
-            <w:t>of</w:t>
-          </w:r>
-          <w:proofErr w:type="spellEnd"/>
-          <w:r>
-            <w:rPr>
-              <w:rFonts w:eastAsia="Times New Roman"/>
-              <w:color w:val="000000"/>
-            </w:rPr>
-            <w:t xml:space="preserve"> </w:t>
-          </w:r>
-          <w:proofErr w:type="spellStart"/>
-          <w:r>
-            <w:rPr>
-              <w:rFonts w:eastAsia="Times New Roman"/>
-              <w:color w:val="000000"/>
-            </w:rPr>
-            <w:t>Semantic</w:t>
-          </w:r>
-          <w:proofErr w:type="spellEnd"/>
-          <w:r>
-            <w:rPr>
-              <w:rFonts w:eastAsia="Times New Roman"/>
-              <w:color w:val="000000"/>
-            </w:rPr>
-            <w:t xml:space="preserve"> </w:t>
-          </w:r>
-          <w:proofErr w:type="spellStart"/>
-          <w:r>
-            <w:rPr>
-              <w:rFonts w:eastAsia="Times New Roman"/>
-              <w:color w:val="000000"/>
-            </w:rPr>
-            <w:t>Segmentation</w:t>
-          </w:r>
-          <w:proofErr w:type="spellEnd"/>
-          <w:r>
-            <w:rPr>
-              <w:rFonts w:eastAsia="Times New Roman"/>
-              <w:color w:val="000000"/>
-            </w:rPr>
-            <w:t xml:space="preserve"> </w:t>
-          </w:r>
-          <w:proofErr w:type="spellStart"/>
-          <w:r>
-            <w:rPr>
-              <w:rFonts w:eastAsia="Times New Roman"/>
-              <w:color w:val="000000"/>
-            </w:rPr>
-            <w:t>Accuracy</w:t>
-          </w:r>
-          <w:proofErr w:type="spellEnd"/>
-          <w:r>
-            <w:rPr>
-              <w:rFonts w:eastAsia="Times New Roman"/>
-              <w:color w:val="000000"/>
-            </w:rPr>
-            <w:t xml:space="preserve">. </w:t>
-          </w:r>
-          <w:proofErr w:type="spellStart"/>
+          <w:r>
+            <w:rPr>
+              <w:rFonts w:eastAsia="Times New Roman"/>
+              <w:color w:val="000000"/>
+              <w:lang w:val="en-US"/>
+            </w:rPr>
+            <w:t xml:space="preserve">Patil, J., &amp; Kalantari, M. (2025). Automatic Scan-to-BIM—The Impact of Semantic Segmentation Accuracy. </w:t>
+          </w:r>
           <w:r>
             <w:rPr>
               <w:rFonts w:eastAsia="Times New Roman"/>
               <w:i/>
               <w:iCs/>
               <w:color w:val="000000"/>
+              <w:lang w:val="en-US"/>
             </w:rPr>
             <w:t>Buildings</w:t>
           </w:r>
-          <w:proofErr w:type="spellEnd"/>
-          <w:r>
-            <w:rPr>
-              <w:rFonts w:eastAsia="Times New Roman"/>
-              <w:color w:val="000000"/>
+          <w:r>
+            <w:rPr>
+              <w:rFonts w:eastAsia="Times New Roman"/>
+              <w:color w:val="000000"/>
+              <w:lang w:val="en-US"/>
             </w:rPr>
             <w:t xml:space="preserve">, </w:t>
           </w:r>
@@ -5580,6 +4150,7 @@
               <w:i/>
               <w:iCs/>
               <w:color w:val="000000"/>
+              <w:lang w:val="en-US"/>
             </w:rPr>
             <w:t>15</w:t>
           </w:r>
@@ -5587,6 +4158,7 @@
             <w:rPr>
               <w:rFonts w:eastAsia="Times New Roman"/>
               <w:color w:val="000000"/>
+              <w:lang w:val="en-US"/>
             </w:rPr>
             <w:t>(7). https://doi.org/10.3390/buildings15071126</w:t>
           </w:r>
@@ -5600,282 +4172,32 @@
             <w:rPr>
               <w:rFonts w:eastAsia="Times New Roman"/>
               <w:color w:val="000000"/>
+              <w:lang w:val="en-US"/>
             </w:rPr>
           </w:pPr>
           <w:r>
             <w:rPr>
               <w:rFonts w:eastAsia="Times New Roman"/>
               <w:color w:val="000000"/>
-            </w:rPr>
-            <w:t xml:space="preserve">Pu, H., Yang, X., Wang, Z., &amp; </w:t>
-          </w:r>
-          <w:proofErr w:type="spellStart"/>
-          <w:r>
-            <w:rPr>
-              <w:rFonts w:eastAsia="Times New Roman"/>
-              <w:color w:val="000000"/>
-            </w:rPr>
-            <w:t>Luo</w:t>
-          </w:r>
-          <w:proofErr w:type="spellEnd"/>
-          <w:r>
-            <w:rPr>
-              <w:rFonts w:eastAsia="Times New Roman"/>
-              <w:color w:val="000000"/>
-            </w:rPr>
-            <w:t>, X. (</w:t>
-          </w:r>
-          <w:proofErr w:type="spellStart"/>
-          <w:r>
-            <w:rPr>
-              <w:rFonts w:eastAsia="Times New Roman"/>
-              <w:color w:val="000000"/>
-            </w:rPr>
-            <w:t>n.d</w:t>
-          </w:r>
-          <w:proofErr w:type="spellEnd"/>
-          <w:r>
-            <w:rPr>
-              <w:rFonts w:eastAsia="Times New Roman"/>
-              <w:color w:val="000000"/>
-            </w:rPr>
-            <w:t xml:space="preserve">.). </w:t>
-          </w:r>
-          <w:proofErr w:type="spellStart"/>
+              <w:lang w:val="en-US"/>
+            </w:rPr>
+            <w:t xml:space="preserve">Pu, H., Yang, X., Wang, Z., &amp; Luo, X. (n.d.). </w:t>
+          </w:r>
           <w:r>
             <w:rPr>
               <w:rFonts w:eastAsia="Times New Roman"/>
               <w:i/>
               <w:iCs/>
               <w:color w:val="000000"/>
-            </w:rPr>
-            <w:t>Enhanced</w:t>
-          </w:r>
-          <w:proofErr w:type="spellEnd"/>
-          <w:r>
-            <w:rPr>
-              <w:rFonts w:eastAsia="Times New Roman"/>
-              <w:i/>
-              <w:iCs/>
-              <w:color w:val="000000"/>
-            </w:rPr>
-            <w:t xml:space="preserve"> </w:t>
-          </w:r>
-          <w:proofErr w:type="spellStart"/>
-          <w:r>
-            <w:rPr>
-              <w:rFonts w:eastAsia="Times New Roman"/>
-              <w:i/>
-              <w:iCs/>
-              <w:color w:val="000000"/>
-            </w:rPr>
-            <w:t>Automated</w:t>
-          </w:r>
-          <w:proofErr w:type="spellEnd"/>
-          <w:r>
-            <w:rPr>
-              <w:rFonts w:eastAsia="Times New Roman"/>
-              <w:i/>
-              <w:iCs/>
-              <w:color w:val="000000"/>
-            </w:rPr>
-            <w:t xml:space="preserve"> </w:t>
-          </w:r>
-          <w:proofErr w:type="spellStart"/>
-          <w:r>
-            <w:rPr>
-              <w:rFonts w:eastAsia="Times New Roman"/>
-              <w:i/>
-              <w:iCs/>
-              <w:color w:val="000000"/>
-            </w:rPr>
-            <w:t>Construction</w:t>
-          </w:r>
-          <w:proofErr w:type="spellEnd"/>
-          <w:r>
-            <w:rPr>
-              <w:rFonts w:eastAsia="Times New Roman"/>
-              <w:i/>
-              <w:iCs/>
-              <w:color w:val="000000"/>
-            </w:rPr>
-            <w:t xml:space="preserve"> </w:t>
-          </w:r>
-          <w:proofErr w:type="spellStart"/>
-          <w:r>
-            <w:rPr>
-              <w:rFonts w:eastAsia="Times New Roman"/>
-              <w:i/>
-              <w:iCs/>
-              <w:color w:val="000000"/>
-            </w:rPr>
-            <w:t>Quantity</w:t>
-          </w:r>
-          <w:proofErr w:type="spellEnd"/>
-          <w:r>
-            <w:rPr>
-              <w:rFonts w:eastAsia="Times New Roman"/>
-              <w:i/>
-              <w:iCs/>
-              <w:color w:val="000000"/>
-            </w:rPr>
-            <w:t xml:space="preserve"> </w:t>
-          </w:r>
-          <w:proofErr w:type="spellStart"/>
-          <w:r>
-            <w:rPr>
-              <w:rFonts w:eastAsia="Times New Roman"/>
-              <w:i/>
-              <w:iCs/>
-              <w:color w:val="000000"/>
-            </w:rPr>
-            <w:t>Takeoff</w:t>
-          </w:r>
-          <w:proofErr w:type="spellEnd"/>
-          <w:r>
-            <w:rPr>
-              <w:rFonts w:eastAsia="Times New Roman"/>
-              <w:i/>
-              <w:iCs/>
-              <w:color w:val="000000"/>
-            </w:rPr>
-            <w:t xml:space="preserve">: 2 </w:t>
-          </w:r>
-          <w:proofErr w:type="spellStart"/>
-          <w:r>
-            <w:rPr>
-              <w:rFonts w:eastAsia="Times New Roman"/>
-              <w:i/>
-              <w:iCs/>
-              <w:color w:val="000000"/>
-            </w:rPr>
-            <w:t>Integrating</w:t>
-          </w:r>
-          <w:proofErr w:type="spellEnd"/>
-          <w:r>
-            <w:rPr>
-              <w:rFonts w:eastAsia="Times New Roman"/>
-              <w:i/>
-              <w:iCs/>
-              <w:color w:val="000000"/>
-            </w:rPr>
-            <w:t xml:space="preserve"> </w:t>
-          </w:r>
-          <w:proofErr w:type="spellStart"/>
-          <w:r>
-            <w:rPr>
-              <w:rFonts w:eastAsia="Times New Roman"/>
-              <w:i/>
-              <w:iCs/>
-              <w:color w:val="000000"/>
-            </w:rPr>
-            <w:t>LLMs</w:t>
-          </w:r>
-          <w:proofErr w:type="spellEnd"/>
-          <w:r>
-            <w:rPr>
-              <w:rFonts w:eastAsia="Times New Roman"/>
-              <w:i/>
-              <w:iCs/>
-              <w:color w:val="000000"/>
-            </w:rPr>
-            <w:t xml:space="preserve"> </w:t>
-          </w:r>
-          <w:proofErr w:type="spellStart"/>
-          <w:r>
-            <w:rPr>
-              <w:rFonts w:eastAsia="Times New Roman"/>
-              <w:i/>
-              <w:iCs/>
-              <w:color w:val="000000"/>
-            </w:rPr>
-            <w:t>with</w:t>
-          </w:r>
-          <w:proofErr w:type="spellEnd"/>
-          <w:r>
-            <w:rPr>
-              <w:rFonts w:eastAsia="Times New Roman"/>
-              <w:i/>
-              <w:iCs/>
-              <w:color w:val="000000"/>
-            </w:rPr>
-            <w:t xml:space="preserve"> Data </w:t>
-          </w:r>
-          <w:proofErr w:type="spellStart"/>
-          <w:r>
-            <w:rPr>
-              <w:rFonts w:eastAsia="Times New Roman"/>
-              <w:i/>
-              <w:iCs/>
-              <w:color w:val="000000"/>
-            </w:rPr>
-            <w:t>Extraction</w:t>
-          </w:r>
-          <w:proofErr w:type="spellEnd"/>
-          <w:r>
-            <w:rPr>
-              <w:rFonts w:eastAsia="Times New Roman"/>
-              <w:i/>
-              <w:iCs/>
-              <w:color w:val="000000"/>
-            </w:rPr>
-            <w:t xml:space="preserve">, Symbol </w:t>
-          </w:r>
-          <w:proofErr w:type="spellStart"/>
-          <w:r>
-            <w:rPr>
-              <w:rFonts w:eastAsia="Times New Roman"/>
-              <w:i/>
-              <w:iCs/>
-              <w:color w:val="000000"/>
-            </w:rPr>
-            <w:t>Mapping</w:t>
-          </w:r>
-          <w:proofErr w:type="spellEnd"/>
-          <w:r>
-            <w:rPr>
-              <w:rFonts w:eastAsia="Times New Roman"/>
-              <w:i/>
-              <w:iCs/>
-              <w:color w:val="000000"/>
-            </w:rPr>
-            <w:t>, 3 and Rule-</w:t>
-          </w:r>
-          <w:proofErr w:type="spellStart"/>
-          <w:r>
-            <w:rPr>
-              <w:rFonts w:eastAsia="Times New Roman"/>
-              <w:i/>
-              <w:iCs/>
-              <w:color w:val="000000"/>
-            </w:rPr>
-            <w:t>based</w:t>
-          </w:r>
-          <w:proofErr w:type="spellEnd"/>
-          <w:r>
-            <w:rPr>
-              <w:rFonts w:eastAsia="Times New Roman"/>
-              <w:i/>
-              <w:iCs/>
-              <w:color w:val="000000"/>
-            </w:rPr>
-            <w:t xml:space="preserve"> </w:t>
-          </w:r>
-          <w:proofErr w:type="spellStart"/>
-          <w:r>
-            <w:rPr>
-              <w:rFonts w:eastAsia="Times New Roman"/>
-              <w:i/>
-              <w:iCs/>
-              <w:color w:val="000000"/>
-            </w:rPr>
-            <w:t>Reasoning</w:t>
-          </w:r>
-          <w:proofErr w:type="spellEnd"/>
-          <w:r>
-            <w:rPr>
-              <w:rFonts w:eastAsia="Times New Roman"/>
-              <w:color w:val="000000"/>
+              <w:lang w:val="en-US"/>
+            </w:rPr>
+            <w:t>Enhanced Automated Construction Quantity Takeoff: 2 Integrating LLMs with Data Extraction, Symbol Mapping, 3 and Rule-based Reasoning</w:t>
+          </w:r>
+          <w:r>
+            <w:rPr>
+              <w:rFonts w:eastAsia="Times New Roman"/>
+              <w:color w:val="000000"/>
+              <w:lang w:val="en-US"/>
             </w:rPr>
             <w:t>. https://ssrn.com/abstract=4968830</w:t>
           </w:r>
@@ -5889,6 +4211,7 @@
             <w:rPr>
               <w:rFonts w:eastAsia="Times New Roman"/>
               <w:color w:val="000000"/>
+              <w:lang w:val="en-US"/>
             </w:rPr>
           </w:pPr>
           <w:proofErr w:type="spellStart"/>
@@ -5897,6 +4220,7 @@
               <w:rFonts w:eastAsia="Times New Roman"/>
               <w:color w:val="000000"/>
             </w:rPr>
+            <w:lastRenderedPageBreak/>
             <w:t>Qi</w:t>
           </w:r>
           <w:proofErr w:type="spellEnd"/>
@@ -5946,6 +4270,7 @@
               <w:i/>
               <w:iCs/>
               <w:color w:val="000000"/>
+              <w:lang w:val="en-US"/>
             </w:rPr>
             <w:t>PointNet</w:t>
           </w:r>
@@ -5956,104 +4281,15 @@
               <w:i/>
               <w:iCs/>
               <w:color w:val="000000"/>
-            </w:rPr>
-            <w:t xml:space="preserve">: Deep </w:t>
-          </w:r>
-          <w:proofErr w:type="spellStart"/>
-          <w:r>
-            <w:rPr>
-              <w:rFonts w:eastAsia="Times New Roman"/>
-              <w:i/>
-              <w:iCs/>
-              <w:color w:val="000000"/>
-            </w:rPr>
-            <w:t>Learning</w:t>
-          </w:r>
-          <w:proofErr w:type="spellEnd"/>
-          <w:r>
-            <w:rPr>
-              <w:rFonts w:eastAsia="Times New Roman"/>
-              <w:i/>
-              <w:iCs/>
-              <w:color w:val="000000"/>
-            </w:rPr>
-            <w:t xml:space="preserve"> </w:t>
-          </w:r>
-          <w:proofErr w:type="spellStart"/>
-          <w:r>
-            <w:rPr>
-              <w:rFonts w:eastAsia="Times New Roman"/>
-              <w:i/>
-              <w:iCs/>
-              <w:color w:val="000000"/>
-            </w:rPr>
-            <w:t>on</w:t>
-          </w:r>
-          <w:proofErr w:type="spellEnd"/>
-          <w:r>
-            <w:rPr>
-              <w:rFonts w:eastAsia="Times New Roman"/>
-              <w:i/>
-              <w:iCs/>
-              <w:color w:val="000000"/>
-            </w:rPr>
-            <w:t xml:space="preserve"> Point Sets </w:t>
-          </w:r>
-          <w:proofErr w:type="spellStart"/>
-          <w:r>
-            <w:rPr>
-              <w:rFonts w:eastAsia="Times New Roman"/>
-              <w:i/>
-              <w:iCs/>
-              <w:color w:val="000000"/>
-            </w:rPr>
-            <w:t>for</w:t>
-          </w:r>
-          <w:proofErr w:type="spellEnd"/>
-          <w:r>
-            <w:rPr>
-              <w:rFonts w:eastAsia="Times New Roman"/>
-              <w:i/>
-              <w:iCs/>
-              <w:color w:val="000000"/>
-            </w:rPr>
-            <w:t xml:space="preserve"> 3D </w:t>
-          </w:r>
-          <w:proofErr w:type="spellStart"/>
-          <w:r>
-            <w:rPr>
-              <w:rFonts w:eastAsia="Times New Roman"/>
-              <w:i/>
-              <w:iCs/>
-              <w:color w:val="000000"/>
-            </w:rPr>
-            <w:t>Classification</w:t>
-          </w:r>
-          <w:proofErr w:type="spellEnd"/>
-          <w:r>
-            <w:rPr>
-              <w:rFonts w:eastAsia="Times New Roman"/>
-              <w:i/>
-              <w:iCs/>
-              <w:color w:val="000000"/>
-            </w:rPr>
-            <w:t xml:space="preserve"> and </w:t>
-          </w:r>
-          <w:proofErr w:type="spellStart"/>
-          <w:r>
-            <w:rPr>
-              <w:rFonts w:eastAsia="Times New Roman"/>
-              <w:i/>
-              <w:iCs/>
-              <w:color w:val="000000"/>
-            </w:rPr>
-            <w:t>Segmentation</w:t>
-          </w:r>
-          <w:proofErr w:type="spellEnd"/>
-          <w:r>
-            <w:rPr>
-              <w:rFonts w:eastAsia="Times New Roman"/>
-              <w:color w:val="000000"/>
+              <w:lang w:val="en-US"/>
+            </w:rPr>
+            <w:t>: Deep Learning on Point Sets for 3D Classification and Segmentation</w:t>
+          </w:r>
+          <w:r>
+            <w:rPr>
+              <w:rFonts w:eastAsia="Times New Roman"/>
+              <w:color w:val="000000"/>
+              <w:lang w:val="en-US"/>
             </w:rPr>
             <w:t>.</w:t>
           </w:r>
@@ -6067,88 +4303,16 @@
             <w:rPr>
               <w:rFonts w:eastAsia="Times New Roman"/>
               <w:color w:val="000000"/>
+              <w:lang w:val="en-US"/>
             </w:rPr>
           </w:pPr>
-          <w:proofErr w:type="spellStart"/>
-          <w:r>
-            <w:rPr>
-              <w:rFonts w:eastAsia="Times New Roman"/>
-              <w:color w:val="000000"/>
-            </w:rPr>
-            <w:lastRenderedPageBreak/>
-            <w:t>Rahate</w:t>
-          </w:r>
-          <w:proofErr w:type="spellEnd"/>
-          <w:r>
-            <w:rPr>
-              <w:rFonts w:eastAsia="Times New Roman"/>
-              <w:color w:val="000000"/>
-            </w:rPr>
-            <w:t xml:space="preserve">, A., </w:t>
-          </w:r>
-          <w:proofErr w:type="spellStart"/>
-          <w:r>
-            <w:rPr>
-              <w:rFonts w:eastAsia="Times New Roman"/>
-              <w:color w:val="000000"/>
-            </w:rPr>
-            <w:t>Walambe</w:t>
-          </w:r>
-          <w:proofErr w:type="spellEnd"/>
-          <w:r>
-            <w:rPr>
-              <w:rFonts w:eastAsia="Times New Roman"/>
-              <w:color w:val="000000"/>
-            </w:rPr>
-            <w:t xml:space="preserve">, R., </w:t>
-          </w:r>
-          <w:proofErr w:type="spellStart"/>
-          <w:r>
-            <w:rPr>
-              <w:rFonts w:eastAsia="Times New Roman"/>
-              <w:color w:val="000000"/>
-            </w:rPr>
-            <w:t>Ramanna</w:t>
-          </w:r>
-          <w:proofErr w:type="spellEnd"/>
-          <w:r>
-            <w:rPr>
-              <w:rFonts w:eastAsia="Times New Roman"/>
-              <w:color w:val="000000"/>
-            </w:rPr>
-            <w:t xml:space="preserve">, S., &amp; </w:t>
-          </w:r>
-          <w:proofErr w:type="spellStart"/>
-          <w:r>
-            <w:rPr>
-              <w:rFonts w:eastAsia="Times New Roman"/>
-              <w:color w:val="000000"/>
-            </w:rPr>
-            <w:t>Kotecha</w:t>
-          </w:r>
-          <w:proofErr w:type="spellEnd"/>
-          <w:r>
-            <w:rPr>
-              <w:rFonts w:eastAsia="Times New Roman"/>
-              <w:color w:val="000000"/>
-            </w:rPr>
-            <w:t>, K. (</w:t>
-          </w:r>
-          <w:proofErr w:type="spellStart"/>
-          <w:r>
-            <w:rPr>
-              <w:rFonts w:eastAsia="Times New Roman"/>
-              <w:color w:val="000000"/>
-            </w:rPr>
-            <w:t>n.d</w:t>
-          </w:r>
-          <w:proofErr w:type="spellEnd"/>
-          <w:r>
-            <w:rPr>
-              <w:rFonts w:eastAsia="Times New Roman"/>
-              <w:color w:val="000000"/>
-            </w:rPr>
-            <w:t xml:space="preserve">.). </w:t>
+          <w:r>
+            <w:rPr>
+              <w:rFonts w:eastAsia="Times New Roman"/>
+              <w:color w:val="000000"/>
+              <w:lang w:val="pl-PL"/>
+            </w:rPr>
+            <w:t xml:space="preserve">Rahate, A., Walambe, R., Ramanna, S., &amp; Kotecha, K. (n.d.). </w:t>
           </w:r>
           <w:r>
             <w:rPr>
@@ -6156,164 +4320,15 @@
               <w:i/>
               <w:iCs/>
               <w:color w:val="000000"/>
-            </w:rPr>
-            <w:t xml:space="preserve">Multimodal </w:t>
-          </w:r>
-          <w:proofErr w:type="spellStart"/>
-          <w:r>
-            <w:rPr>
-              <w:rFonts w:eastAsia="Times New Roman"/>
-              <w:i/>
-              <w:iCs/>
-              <w:color w:val="000000"/>
-            </w:rPr>
-            <w:t>Co-learning</w:t>
-          </w:r>
-          <w:proofErr w:type="spellEnd"/>
-          <w:r>
-            <w:rPr>
-              <w:rFonts w:eastAsia="Times New Roman"/>
-              <w:i/>
-              <w:iCs/>
-              <w:color w:val="000000"/>
-            </w:rPr>
-            <w:t xml:space="preserve">: </w:t>
-          </w:r>
-          <w:proofErr w:type="spellStart"/>
-          <w:r>
-            <w:rPr>
-              <w:rFonts w:eastAsia="Times New Roman"/>
-              <w:i/>
-              <w:iCs/>
-              <w:color w:val="000000"/>
-            </w:rPr>
-            <w:t>Challenges</w:t>
-          </w:r>
-          <w:proofErr w:type="spellEnd"/>
-          <w:r>
-            <w:rPr>
-              <w:rFonts w:eastAsia="Times New Roman"/>
-              <w:i/>
-              <w:iCs/>
-              <w:color w:val="000000"/>
-            </w:rPr>
-            <w:t xml:space="preserve">, </w:t>
-          </w:r>
-          <w:proofErr w:type="spellStart"/>
-          <w:r>
-            <w:rPr>
-              <w:rFonts w:eastAsia="Times New Roman"/>
-              <w:i/>
-              <w:iCs/>
-              <w:color w:val="000000"/>
-            </w:rPr>
-            <w:t>Applications</w:t>
-          </w:r>
-          <w:proofErr w:type="spellEnd"/>
-          <w:r>
-            <w:rPr>
-              <w:rFonts w:eastAsia="Times New Roman"/>
-              <w:i/>
-              <w:iCs/>
-              <w:color w:val="000000"/>
-            </w:rPr>
-            <w:t xml:space="preserve"> </w:t>
-          </w:r>
-          <w:proofErr w:type="spellStart"/>
-          <w:r>
-            <w:rPr>
-              <w:rFonts w:eastAsia="Times New Roman"/>
-              <w:i/>
-              <w:iCs/>
-              <w:color w:val="000000"/>
-            </w:rPr>
-            <w:t>with</w:t>
-          </w:r>
-          <w:proofErr w:type="spellEnd"/>
-          <w:r>
-            <w:rPr>
-              <w:rFonts w:eastAsia="Times New Roman"/>
-              <w:i/>
-              <w:iCs/>
-              <w:color w:val="000000"/>
-            </w:rPr>
-            <w:t xml:space="preserve"> </w:t>
-          </w:r>
-          <w:proofErr w:type="spellStart"/>
-          <w:r>
-            <w:rPr>
-              <w:rFonts w:eastAsia="Times New Roman"/>
-              <w:i/>
-              <w:iCs/>
-              <w:color w:val="000000"/>
-            </w:rPr>
-            <w:t>Datasets</w:t>
-          </w:r>
-          <w:proofErr w:type="spellEnd"/>
-          <w:r>
-            <w:rPr>
-              <w:rFonts w:eastAsia="Times New Roman"/>
-              <w:i/>
-              <w:iCs/>
-              <w:color w:val="000000"/>
-            </w:rPr>
-            <w:t xml:space="preserve">, </w:t>
-          </w:r>
-          <w:proofErr w:type="spellStart"/>
-          <w:r>
-            <w:rPr>
-              <w:rFonts w:eastAsia="Times New Roman"/>
-              <w:i/>
-              <w:iCs/>
-              <w:color w:val="000000"/>
-            </w:rPr>
-            <w:t>Recent</w:t>
-          </w:r>
-          <w:proofErr w:type="spellEnd"/>
-          <w:r>
-            <w:rPr>
-              <w:rFonts w:eastAsia="Times New Roman"/>
-              <w:i/>
-              <w:iCs/>
-              <w:color w:val="000000"/>
-            </w:rPr>
-            <w:t xml:space="preserve"> </w:t>
-          </w:r>
-          <w:proofErr w:type="spellStart"/>
-          <w:r>
-            <w:rPr>
-              <w:rFonts w:eastAsia="Times New Roman"/>
-              <w:i/>
-              <w:iCs/>
-              <w:color w:val="000000"/>
-            </w:rPr>
-            <w:t>Advances</w:t>
-          </w:r>
-          <w:proofErr w:type="spellEnd"/>
-          <w:r>
-            <w:rPr>
-              <w:rFonts w:eastAsia="Times New Roman"/>
-              <w:i/>
-              <w:iCs/>
-              <w:color w:val="000000"/>
-            </w:rPr>
-            <w:t xml:space="preserve"> and Future </w:t>
-          </w:r>
-          <w:proofErr w:type="spellStart"/>
-          <w:r>
-            <w:rPr>
-              <w:rFonts w:eastAsia="Times New Roman"/>
-              <w:i/>
-              <w:iCs/>
-              <w:color w:val="000000"/>
-            </w:rPr>
-            <w:t>Directions</w:t>
-          </w:r>
-          <w:proofErr w:type="spellEnd"/>
-          <w:r>
-            <w:rPr>
-              <w:rFonts w:eastAsia="Times New Roman"/>
-              <w:color w:val="000000"/>
+              <w:lang w:val="en-US"/>
+            </w:rPr>
+            <w:t>Multimodal Co-learning: Challenges, Applications with Datasets, Recent Advances and Future Directions</w:t>
+          </w:r>
+          <w:r>
+            <w:rPr>
+              <w:rFonts w:eastAsia="Times New Roman"/>
+              <w:color w:val="000000"/>
+              <w:lang w:val="en-US"/>
             </w:rPr>
             <w:t>.</w:t>
           </w:r>
@@ -6327,296 +4342,60 @@
             <w:rPr>
               <w:rFonts w:eastAsia="Times New Roman"/>
               <w:color w:val="000000"/>
+              <w:lang w:val="en-US"/>
             </w:rPr>
           </w:pPr>
+          <w:r>
+            <w:rPr>
+              <w:rFonts w:eastAsia="Times New Roman"/>
+              <w:color w:val="000000"/>
+              <w:lang w:val="pl-PL"/>
+            </w:rPr>
+            <w:t xml:space="preserve">Teclaw, W., Tomczak, A., Kasznia, M., Luczkowski, M., Labonnote, N., &amp; Hjelseth, E. (2025). </w:t>
+          </w:r>
           <w:proofErr w:type="spellStart"/>
           <w:r>
             <w:rPr>
               <w:rFonts w:eastAsia="Times New Roman"/>
               <w:color w:val="000000"/>
-            </w:rPr>
-            <w:t>Teclaw</w:t>
+              <w:lang w:val="en-US"/>
+            </w:rPr>
+            <w:t>ContextNET</w:t>
           </w:r>
           <w:proofErr w:type="spellEnd"/>
           <w:r>
             <w:rPr>
               <w:rFonts w:eastAsia="Times New Roman"/>
               <w:color w:val="000000"/>
-            </w:rPr>
-            <w:t xml:space="preserve">, W., </w:t>
-          </w:r>
-          <w:proofErr w:type="spellStart"/>
-          <w:r>
-            <w:rPr>
-              <w:rFonts w:eastAsia="Times New Roman"/>
-              <w:color w:val="000000"/>
-            </w:rPr>
-            <w:t>Tomczak</w:t>
-          </w:r>
-          <w:proofErr w:type="spellEnd"/>
-          <w:r>
-            <w:rPr>
-              <w:rFonts w:eastAsia="Times New Roman"/>
-              <w:color w:val="000000"/>
-            </w:rPr>
-            <w:t xml:space="preserve">, A., </w:t>
-          </w:r>
-          <w:proofErr w:type="spellStart"/>
-          <w:r>
-            <w:rPr>
-              <w:rFonts w:eastAsia="Times New Roman"/>
-              <w:color w:val="000000"/>
-            </w:rPr>
-            <w:t>Kasznia</w:t>
-          </w:r>
-          <w:proofErr w:type="spellEnd"/>
-          <w:r>
-            <w:rPr>
-              <w:rFonts w:eastAsia="Times New Roman"/>
-              <w:color w:val="000000"/>
-            </w:rPr>
-            <w:t xml:space="preserve">, M., </w:t>
-          </w:r>
-          <w:proofErr w:type="spellStart"/>
-          <w:r>
-            <w:rPr>
-              <w:rFonts w:eastAsia="Times New Roman"/>
-              <w:color w:val="000000"/>
-            </w:rPr>
-            <w:t>Luczkowski</w:t>
-          </w:r>
-          <w:proofErr w:type="spellEnd"/>
-          <w:r>
-            <w:rPr>
-              <w:rFonts w:eastAsia="Times New Roman"/>
-              <w:color w:val="000000"/>
-            </w:rPr>
-            <w:t xml:space="preserve">, M., </w:t>
-          </w:r>
-          <w:proofErr w:type="spellStart"/>
-          <w:r>
-            <w:rPr>
-              <w:rFonts w:eastAsia="Times New Roman"/>
-              <w:color w:val="000000"/>
-            </w:rPr>
-            <w:t>Labonnote</w:t>
-          </w:r>
-          <w:proofErr w:type="spellEnd"/>
-          <w:r>
-            <w:rPr>
-              <w:rFonts w:eastAsia="Times New Roman"/>
-              <w:color w:val="000000"/>
-            </w:rPr>
-            <w:t xml:space="preserve">, N., &amp; </w:t>
-          </w:r>
-          <w:proofErr w:type="spellStart"/>
-          <w:r>
-            <w:rPr>
-              <w:rFonts w:eastAsia="Times New Roman"/>
-              <w:color w:val="000000"/>
-            </w:rPr>
-            <w:t>Hjelseth</w:t>
-          </w:r>
-          <w:proofErr w:type="spellEnd"/>
-          <w:r>
-            <w:rPr>
-              <w:rFonts w:eastAsia="Times New Roman"/>
-              <w:color w:val="000000"/>
-            </w:rPr>
-            <w:t xml:space="preserve">, E. (2025). </w:t>
-          </w:r>
-          <w:proofErr w:type="spellStart"/>
-          <w:r>
-            <w:rPr>
-              <w:rFonts w:eastAsia="Times New Roman"/>
-              <w:color w:val="000000"/>
-            </w:rPr>
-            <w:t>ContextNET</w:t>
-          </w:r>
-          <w:proofErr w:type="spellEnd"/>
-          <w:r>
-            <w:rPr>
-              <w:rFonts w:eastAsia="Times New Roman"/>
-              <w:color w:val="000000"/>
-            </w:rPr>
-            <w:t xml:space="preserve"> - Contextual </w:t>
-          </w:r>
-          <w:proofErr w:type="spellStart"/>
-          <w:r>
-            <w:rPr>
-              <w:rFonts w:eastAsia="Times New Roman"/>
-              <w:color w:val="000000"/>
-            </w:rPr>
-            <w:t>classification</w:t>
-          </w:r>
-          <w:proofErr w:type="spellEnd"/>
-          <w:r>
-            <w:rPr>
-              <w:rFonts w:eastAsia="Times New Roman"/>
-              <w:color w:val="000000"/>
-            </w:rPr>
-            <w:t xml:space="preserve"> </w:t>
-          </w:r>
-          <w:proofErr w:type="spellStart"/>
-          <w:r>
-            <w:rPr>
-              <w:rFonts w:eastAsia="Times New Roman"/>
-              <w:color w:val="000000"/>
-            </w:rPr>
-            <w:t>of</w:t>
-          </w:r>
-          <w:proofErr w:type="spellEnd"/>
-          <w:r>
-            <w:rPr>
-              <w:rFonts w:eastAsia="Times New Roman"/>
-              <w:color w:val="000000"/>
-            </w:rPr>
-            <w:t xml:space="preserve"> </w:t>
-          </w:r>
-          <w:proofErr w:type="spellStart"/>
-          <w:r>
-            <w:rPr>
-              <w:rFonts w:eastAsia="Times New Roman"/>
-              <w:color w:val="000000"/>
-            </w:rPr>
-            <w:t>building</w:t>
-          </w:r>
-          <w:proofErr w:type="spellEnd"/>
-          <w:r>
-            <w:rPr>
-              <w:rFonts w:eastAsia="Times New Roman"/>
-              <w:color w:val="000000"/>
-            </w:rPr>
-            <w:t xml:space="preserve"> </w:t>
-          </w:r>
-          <w:proofErr w:type="spellStart"/>
-          <w:r>
-            <w:rPr>
-              <w:rFonts w:eastAsia="Times New Roman"/>
-              <w:color w:val="000000"/>
-            </w:rPr>
-            <w:t>components</w:t>
-          </w:r>
-          <w:proofErr w:type="spellEnd"/>
-          <w:r>
-            <w:rPr>
-              <w:rFonts w:eastAsia="Times New Roman"/>
-              <w:color w:val="000000"/>
-            </w:rPr>
-            <w:t xml:space="preserve"> </w:t>
-          </w:r>
-          <w:proofErr w:type="spellStart"/>
-          <w:r>
-            <w:rPr>
-              <w:rFonts w:eastAsia="Times New Roman"/>
-              <w:color w:val="000000"/>
-            </w:rPr>
-            <w:t>using</w:t>
-          </w:r>
-          <w:proofErr w:type="spellEnd"/>
-          <w:r>
-            <w:rPr>
-              <w:rFonts w:eastAsia="Times New Roman"/>
-              <w:color w:val="000000"/>
-            </w:rPr>
-            <w:t xml:space="preserve"> </w:t>
-          </w:r>
-          <w:proofErr w:type="spellStart"/>
-          <w:r>
-            <w:rPr>
-              <w:rFonts w:eastAsia="Times New Roman"/>
-              <w:color w:val="000000"/>
-            </w:rPr>
-            <w:t>deep</w:t>
-          </w:r>
-          <w:proofErr w:type="spellEnd"/>
-          <w:r>
-            <w:rPr>
-              <w:rFonts w:eastAsia="Times New Roman"/>
-              <w:color w:val="000000"/>
-            </w:rPr>
-            <w:t xml:space="preserve"> neural </w:t>
-          </w:r>
-          <w:proofErr w:type="spellStart"/>
-          <w:r>
-            <w:rPr>
-              <w:rFonts w:eastAsia="Times New Roman"/>
-              <w:color w:val="000000"/>
-            </w:rPr>
-            <w:t>networks</w:t>
-          </w:r>
-          <w:proofErr w:type="spellEnd"/>
-          <w:r>
-            <w:rPr>
-              <w:rFonts w:eastAsia="Times New Roman"/>
-              <w:color w:val="000000"/>
-            </w:rPr>
-            <w:t xml:space="preserve">. </w:t>
-          </w:r>
-          <w:proofErr w:type="spellStart"/>
+              <w:lang w:val="en-US"/>
+            </w:rPr>
+            <w:t xml:space="preserve"> - Contextual classification of building components using deep neural networks. </w:t>
+          </w:r>
           <w:r>
             <w:rPr>
               <w:rFonts w:eastAsia="Times New Roman"/>
               <w:i/>
               <w:iCs/>
               <w:color w:val="000000"/>
-            </w:rPr>
-            <w:t>Advanced</w:t>
-          </w:r>
-          <w:proofErr w:type="spellEnd"/>
+              <w:lang w:val="en-US"/>
+            </w:rPr>
+            <w:t>Advanced Engineering Informatics</w:t>
+          </w:r>
+          <w:r>
+            <w:rPr>
+              <w:rFonts w:eastAsia="Times New Roman"/>
+              <w:color w:val="000000"/>
+              <w:lang w:val="en-US"/>
+            </w:rPr>
+            <w:t xml:space="preserve">, </w:t>
+          </w:r>
           <w:r>
             <w:rPr>
               <w:rFonts w:eastAsia="Times New Roman"/>
               <w:i/>
               <w:iCs/>
               <w:color w:val="000000"/>
-            </w:rPr>
-            <w:t xml:space="preserve"> </w:t>
-          </w:r>
-          <w:proofErr w:type="spellStart"/>
-          <w:r>
-            <w:rPr>
-              <w:rFonts w:eastAsia="Times New Roman"/>
-              <w:i/>
-              <w:iCs/>
-              <w:color w:val="000000"/>
-            </w:rPr>
-            <w:t>Engineering</w:t>
-          </w:r>
-          <w:proofErr w:type="spellEnd"/>
-          <w:r>
-            <w:rPr>
-              <w:rFonts w:eastAsia="Times New Roman"/>
-              <w:i/>
-              <w:iCs/>
-              <w:color w:val="000000"/>
-            </w:rPr>
-            <w:t xml:space="preserve"> </w:t>
-          </w:r>
-          <w:proofErr w:type="spellStart"/>
-          <w:r>
-            <w:rPr>
-              <w:rFonts w:eastAsia="Times New Roman"/>
-              <w:i/>
-              <w:iCs/>
-              <w:color w:val="000000"/>
-            </w:rPr>
-            <w:t>Informatics</w:t>
-          </w:r>
-          <w:proofErr w:type="spellEnd"/>
-          <w:r>
-            <w:rPr>
-              <w:rFonts w:eastAsia="Times New Roman"/>
-              <w:color w:val="000000"/>
-            </w:rPr>
-            <w:t xml:space="preserve">, </w:t>
-          </w:r>
-          <w:r>
-            <w:rPr>
-              <w:rFonts w:eastAsia="Times New Roman"/>
-              <w:i/>
-              <w:iCs/>
-              <w:color w:val="000000"/>
+              <w:lang w:val="en-US"/>
             </w:rPr>
             <w:t>67</w:t>
           </w:r>
@@ -6624,6 +4403,7 @@
             <w:rPr>
               <w:rFonts w:eastAsia="Times New Roman"/>
               <w:color w:val="000000"/>
+              <w:lang w:val="en-US"/>
             </w:rPr>
             <w:t>. https://doi.org/10.1016/j.aei.2025.103484</w:t>
           </w:r>
@@ -6637,287 +4417,60 @@
             <w:rPr>
               <w:rFonts w:eastAsia="Times New Roman"/>
               <w:color w:val="000000"/>
+              <w:lang w:val="en-US"/>
             </w:rPr>
           </w:pPr>
           <w:r>
             <w:rPr>
               <w:rFonts w:eastAsia="Times New Roman"/>
               <w:color w:val="000000"/>
-            </w:rPr>
-            <w:t xml:space="preserve">Villena Toro, J., </w:t>
+              <w:lang w:val="en-US"/>
+            </w:rPr>
+            <w:t xml:space="preserve">Villena Toro, J., Wiberg, A., &amp; </w:t>
           </w:r>
           <w:proofErr w:type="spellStart"/>
           <w:r>
             <w:rPr>
               <w:rFonts w:eastAsia="Times New Roman"/>
               <w:color w:val="000000"/>
-            </w:rPr>
-            <w:t>Wiberg</w:t>
+              <w:lang w:val="en-US"/>
+            </w:rPr>
+            <w:t>Tarkian</w:t>
           </w:r>
           <w:proofErr w:type="spellEnd"/>
           <w:r>
             <w:rPr>
               <w:rFonts w:eastAsia="Times New Roman"/>
               <w:color w:val="000000"/>
-            </w:rPr>
-            <w:t xml:space="preserve">, A., &amp; </w:t>
-          </w:r>
-          <w:proofErr w:type="spellStart"/>
-          <w:r>
-            <w:rPr>
-              <w:rFonts w:eastAsia="Times New Roman"/>
-              <w:color w:val="000000"/>
-            </w:rPr>
-            <w:t>Tarkian</w:t>
-          </w:r>
-          <w:proofErr w:type="spellEnd"/>
-          <w:r>
-            <w:rPr>
-              <w:rFonts w:eastAsia="Times New Roman"/>
-              <w:color w:val="000000"/>
-            </w:rPr>
-            <w:t xml:space="preserve">, M. (2023). </w:t>
-          </w:r>
-          <w:proofErr w:type="spellStart"/>
-          <w:r>
-            <w:rPr>
-              <w:rFonts w:eastAsia="Times New Roman"/>
-              <w:color w:val="000000"/>
-            </w:rPr>
-            <w:t>Optical</w:t>
-          </w:r>
-          <w:proofErr w:type="spellEnd"/>
-          <w:r>
-            <w:rPr>
-              <w:rFonts w:eastAsia="Times New Roman"/>
-              <w:color w:val="000000"/>
-            </w:rPr>
-            <w:t xml:space="preserve"> </w:t>
-          </w:r>
-          <w:proofErr w:type="spellStart"/>
-          <w:r>
-            <w:rPr>
-              <w:rFonts w:eastAsia="Times New Roman"/>
-              <w:color w:val="000000"/>
-            </w:rPr>
-            <w:t>character</w:t>
-          </w:r>
-          <w:proofErr w:type="spellEnd"/>
-          <w:r>
-            <w:rPr>
-              <w:rFonts w:eastAsia="Times New Roman"/>
-              <w:color w:val="000000"/>
-            </w:rPr>
-            <w:t xml:space="preserve"> </w:t>
-          </w:r>
-          <w:proofErr w:type="spellStart"/>
-          <w:r>
-            <w:rPr>
-              <w:rFonts w:eastAsia="Times New Roman"/>
-              <w:color w:val="000000"/>
-            </w:rPr>
-            <w:t>recognition</w:t>
-          </w:r>
-          <w:proofErr w:type="spellEnd"/>
-          <w:r>
-            <w:rPr>
-              <w:rFonts w:eastAsia="Times New Roman"/>
-              <w:color w:val="000000"/>
-            </w:rPr>
-            <w:t xml:space="preserve"> </w:t>
-          </w:r>
-          <w:proofErr w:type="spellStart"/>
-          <w:r>
-            <w:rPr>
-              <w:rFonts w:eastAsia="Times New Roman"/>
-              <w:color w:val="000000"/>
-            </w:rPr>
-            <w:t>on</w:t>
-          </w:r>
-          <w:proofErr w:type="spellEnd"/>
-          <w:r>
-            <w:rPr>
-              <w:rFonts w:eastAsia="Times New Roman"/>
-              <w:color w:val="000000"/>
-            </w:rPr>
-            <w:t xml:space="preserve"> </w:t>
-          </w:r>
-          <w:proofErr w:type="spellStart"/>
-          <w:r>
-            <w:rPr>
-              <w:rFonts w:eastAsia="Times New Roman"/>
-              <w:color w:val="000000"/>
-            </w:rPr>
-            <w:t>engineering</w:t>
-          </w:r>
-          <w:proofErr w:type="spellEnd"/>
-          <w:r>
-            <w:rPr>
-              <w:rFonts w:eastAsia="Times New Roman"/>
-              <w:color w:val="000000"/>
-            </w:rPr>
-            <w:t xml:space="preserve"> </w:t>
-          </w:r>
-          <w:proofErr w:type="spellStart"/>
-          <w:r>
-            <w:rPr>
-              <w:rFonts w:eastAsia="Times New Roman"/>
-              <w:color w:val="000000"/>
-            </w:rPr>
-            <w:t>drawings</w:t>
-          </w:r>
-          <w:proofErr w:type="spellEnd"/>
-          <w:r>
-            <w:rPr>
-              <w:rFonts w:eastAsia="Times New Roman"/>
-              <w:color w:val="000000"/>
-            </w:rPr>
-            <w:t xml:space="preserve"> </w:t>
-          </w:r>
-          <w:proofErr w:type="spellStart"/>
-          <w:r>
-            <w:rPr>
-              <w:rFonts w:eastAsia="Times New Roman"/>
-              <w:color w:val="000000"/>
-            </w:rPr>
-            <w:t>to</w:t>
-          </w:r>
-          <w:proofErr w:type="spellEnd"/>
-          <w:r>
-            <w:rPr>
-              <w:rFonts w:eastAsia="Times New Roman"/>
-              <w:color w:val="000000"/>
-            </w:rPr>
-            <w:t xml:space="preserve"> </w:t>
-          </w:r>
-          <w:proofErr w:type="spellStart"/>
-          <w:r>
-            <w:rPr>
-              <w:rFonts w:eastAsia="Times New Roman"/>
-              <w:color w:val="000000"/>
-            </w:rPr>
-            <w:t>achieve</w:t>
-          </w:r>
-          <w:proofErr w:type="spellEnd"/>
-          <w:r>
-            <w:rPr>
-              <w:rFonts w:eastAsia="Times New Roman"/>
-              <w:color w:val="000000"/>
-            </w:rPr>
-            <w:t xml:space="preserve"> </w:t>
-          </w:r>
-          <w:proofErr w:type="spellStart"/>
-          <w:r>
-            <w:rPr>
-              <w:rFonts w:eastAsia="Times New Roman"/>
-              <w:color w:val="000000"/>
-            </w:rPr>
-            <w:t>automation</w:t>
-          </w:r>
-          <w:proofErr w:type="spellEnd"/>
-          <w:r>
-            <w:rPr>
-              <w:rFonts w:eastAsia="Times New Roman"/>
-              <w:color w:val="000000"/>
-            </w:rPr>
-            <w:t xml:space="preserve"> in </w:t>
-          </w:r>
-          <w:proofErr w:type="spellStart"/>
-          <w:r>
-            <w:rPr>
-              <w:rFonts w:eastAsia="Times New Roman"/>
-              <w:color w:val="000000"/>
-            </w:rPr>
-            <w:t>production</w:t>
-          </w:r>
-          <w:proofErr w:type="spellEnd"/>
-          <w:r>
-            <w:rPr>
-              <w:rFonts w:eastAsia="Times New Roman"/>
-              <w:color w:val="000000"/>
-            </w:rPr>
-            <w:t xml:space="preserve"> </w:t>
-          </w:r>
-          <w:proofErr w:type="spellStart"/>
-          <w:r>
-            <w:rPr>
-              <w:rFonts w:eastAsia="Times New Roman"/>
-              <w:color w:val="000000"/>
-            </w:rPr>
-            <w:t>quality</w:t>
-          </w:r>
-          <w:proofErr w:type="spellEnd"/>
-          <w:r>
-            <w:rPr>
-              <w:rFonts w:eastAsia="Times New Roman"/>
-              <w:color w:val="000000"/>
-            </w:rPr>
-            <w:t xml:space="preserve"> control. </w:t>
-          </w:r>
-          <w:proofErr w:type="spellStart"/>
+              <w:lang w:val="en-US"/>
+            </w:rPr>
+            <w:t xml:space="preserve">, M. (2023). Optical character recognition on engineering drawings to achieve automation in production quality control. </w:t>
+          </w:r>
           <w:r>
             <w:rPr>
               <w:rFonts w:eastAsia="Times New Roman"/>
               <w:i/>
               <w:iCs/>
               <w:color w:val="000000"/>
-            </w:rPr>
-            <w:t>Frontiers</w:t>
-          </w:r>
-          <w:proofErr w:type="spellEnd"/>
+              <w:lang w:val="en-US"/>
+            </w:rPr>
+            <w:t>Frontiers in Manufacturing Technology</w:t>
+          </w:r>
+          <w:r>
+            <w:rPr>
+              <w:rFonts w:eastAsia="Times New Roman"/>
+              <w:color w:val="000000"/>
+              <w:lang w:val="en-US"/>
+            </w:rPr>
+            <w:t xml:space="preserve">, </w:t>
+          </w:r>
           <w:r>
             <w:rPr>
               <w:rFonts w:eastAsia="Times New Roman"/>
               <w:i/>
               <w:iCs/>
               <w:color w:val="000000"/>
-            </w:rPr>
-            <w:t xml:space="preserve"> in </w:t>
-          </w:r>
-          <w:proofErr w:type="spellStart"/>
-          <w:r>
-            <w:rPr>
-              <w:rFonts w:eastAsia="Times New Roman"/>
-              <w:i/>
-              <w:iCs/>
-              <w:color w:val="000000"/>
-            </w:rPr>
-            <w:t>Manufacturing</w:t>
-          </w:r>
-          <w:proofErr w:type="spellEnd"/>
-          <w:r>
-            <w:rPr>
-              <w:rFonts w:eastAsia="Times New Roman"/>
-              <w:i/>
-              <w:iCs/>
-              <w:color w:val="000000"/>
-            </w:rPr>
-            <w:t xml:space="preserve"> </w:t>
-          </w:r>
-          <w:proofErr w:type="spellStart"/>
-          <w:r>
-            <w:rPr>
-              <w:rFonts w:eastAsia="Times New Roman"/>
-              <w:i/>
-              <w:iCs/>
-              <w:color w:val="000000"/>
-            </w:rPr>
-            <w:t>Technology</w:t>
-          </w:r>
-          <w:proofErr w:type="spellEnd"/>
-          <w:r>
-            <w:rPr>
-              <w:rFonts w:eastAsia="Times New Roman"/>
-              <w:color w:val="000000"/>
-            </w:rPr>
-            <w:t xml:space="preserve">, </w:t>
-          </w:r>
-          <w:r>
-            <w:rPr>
-              <w:rFonts w:eastAsia="Times New Roman"/>
-              <w:i/>
-              <w:iCs/>
-              <w:color w:val="000000"/>
+              <w:lang w:val="en-US"/>
             </w:rPr>
             <w:t>3</w:t>
           </w:r>
@@ -6925,6 +4478,7 @@
             <w:rPr>
               <w:rFonts w:eastAsia="Times New Roman"/>
               <w:color w:val="000000"/>
+              <w:lang w:val="en-US"/>
             </w:rPr>
             <w:t>. https://doi.org/10.3389/fmtec.2023.1154132</w:t>
           </w:r>
@@ -6938,62 +4492,16 @@
             <w:rPr>
               <w:rFonts w:eastAsia="Times New Roman"/>
               <w:color w:val="000000"/>
+              <w:lang w:val="en-US"/>
             </w:rPr>
           </w:pPr>
           <w:r>
             <w:rPr>
               <w:rFonts w:eastAsia="Times New Roman"/>
               <w:color w:val="000000"/>
-            </w:rPr>
-            <w:t xml:space="preserve">Yang, F., Mu, J., Zhang, Y., Zhang, M., Zhang, J., </w:t>
-          </w:r>
-          <w:proofErr w:type="spellStart"/>
-          <w:r>
-            <w:rPr>
-              <w:rFonts w:eastAsia="Times New Roman"/>
-              <w:color w:val="000000"/>
-            </w:rPr>
-            <w:t>Luo</w:t>
-          </w:r>
-          <w:proofErr w:type="spellEnd"/>
-          <w:r>
-            <w:rPr>
-              <w:rFonts w:eastAsia="Times New Roman"/>
-              <w:color w:val="000000"/>
-            </w:rPr>
-            <w:t xml:space="preserve">, Y., </w:t>
-          </w:r>
-          <w:proofErr w:type="spellStart"/>
-          <w:r>
-            <w:rPr>
-              <w:rFonts w:eastAsia="Times New Roman"/>
-              <w:color w:val="000000"/>
-            </w:rPr>
-            <w:t>Xu</w:t>
-          </w:r>
-          <w:proofErr w:type="spellEnd"/>
-          <w:r>
-            <w:rPr>
-              <w:rFonts w:eastAsia="Times New Roman"/>
-              <w:color w:val="000000"/>
-            </w:rPr>
-            <w:t xml:space="preserve">, L., </w:t>
-          </w:r>
-          <w:proofErr w:type="spellStart"/>
-          <w:r>
-            <w:rPr>
-              <w:rFonts w:eastAsia="Times New Roman"/>
-              <w:color w:val="000000"/>
-            </w:rPr>
-            <w:t>Yu</w:t>
-          </w:r>
-          <w:proofErr w:type="spellEnd"/>
-          <w:r>
-            <w:rPr>
-              <w:rFonts w:eastAsia="Times New Roman"/>
-              <w:color w:val="000000"/>
-            </w:rPr>
-            <w:t xml:space="preserve">, J., Shi, Y., &amp; Zhang, Y. (2025). </w:t>
+              <w:lang w:val="en-US"/>
+            </w:rPr>
+            <w:t xml:space="preserve">Yang, F., Mu, J., Zhang, Y., Zhang, M., Zhang, J., Luo, Y., Xu, L., Yu, J., Shi, Y., &amp; Zhang, Y. (2025). </w:t>
           </w:r>
           <w:proofErr w:type="spellStart"/>
           <w:r>
@@ -7002,6 +4510,7 @@
               <w:i/>
               <w:iCs/>
               <w:color w:val="000000"/>
+              <w:lang w:val="en-US"/>
             </w:rPr>
             <w:t>CADSpotting</w:t>
           </w:r>
@@ -7012,104 +4521,15 @@
               <w:i/>
               <w:iCs/>
               <w:color w:val="000000"/>
-            </w:rPr>
-            <w:t xml:space="preserve">: </w:t>
-          </w:r>
-          <w:proofErr w:type="spellStart"/>
-          <w:r>
-            <w:rPr>
-              <w:rFonts w:eastAsia="Times New Roman"/>
-              <w:i/>
-              <w:iCs/>
-              <w:color w:val="000000"/>
-            </w:rPr>
-            <w:t>Robust</w:t>
-          </w:r>
-          <w:proofErr w:type="spellEnd"/>
-          <w:r>
-            <w:rPr>
-              <w:rFonts w:eastAsia="Times New Roman"/>
-              <w:i/>
-              <w:iCs/>
-              <w:color w:val="000000"/>
-            </w:rPr>
-            <w:t xml:space="preserve"> </w:t>
-          </w:r>
-          <w:proofErr w:type="spellStart"/>
-          <w:r>
-            <w:rPr>
-              <w:rFonts w:eastAsia="Times New Roman"/>
-              <w:i/>
-              <w:iCs/>
-              <w:color w:val="000000"/>
-            </w:rPr>
-            <w:t>Panoptic</w:t>
-          </w:r>
-          <w:proofErr w:type="spellEnd"/>
-          <w:r>
-            <w:rPr>
-              <w:rFonts w:eastAsia="Times New Roman"/>
-              <w:i/>
-              <w:iCs/>
-              <w:color w:val="000000"/>
-            </w:rPr>
-            <w:t xml:space="preserve"> Symbol Spotting </w:t>
-          </w:r>
-          <w:proofErr w:type="spellStart"/>
-          <w:r>
-            <w:rPr>
-              <w:rFonts w:eastAsia="Times New Roman"/>
-              <w:i/>
-              <w:iCs/>
-              <w:color w:val="000000"/>
-            </w:rPr>
-            <w:t>on</w:t>
-          </w:r>
-          <w:proofErr w:type="spellEnd"/>
-          <w:r>
-            <w:rPr>
-              <w:rFonts w:eastAsia="Times New Roman"/>
-              <w:i/>
-              <w:iCs/>
-              <w:color w:val="000000"/>
-            </w:rPr>
-            <w:t xml:space="preserve"> </w:t>
-          </w:r>
-          <w:proofErr w:type="spellStart"/>
-          <w:r>
-            <w:rPr>
-              <w:rFonts w:eastAsia="Times New Roman"/>
-              <w:i/>
-              <w:iCs/>
-              <w:color w:val="000000"/>
-            </w:rPr>
-            <w:t>Large-Scale</w:t>
-          </w:r>
-          <w:proofErr w:type="spellEnd"/>
-          <w:r>
-            <w:rPr>
-              <w:rFonts w:eastAsia="Times New Roman"/>
-              <w:i/>
-              <w:iCs/>
-              <w:color w:val="000000"/>
-            </w:rPr>
-            <w:t xml:space="preserve"> CAD </w:t>
-          </w:r>
-          <w:proofErr w:type="spellStart"/>
-          <w:r>
-            <w:rPr>
-              <w:rFonts w:eastAsia="Times New Roman"/>
-              <w:i/>
-              <w:iCs/>
-              <w:color w:val="000000"/>
-            </w:rPr>
-            <w:t>Drawings</w:t>
-          </w:r>
-          <w:proofErr w:type="spellEnd"/>
-          <w:r>
-            <w:rPr>
-              <w:rFonts w:eastAsia="Times New Roman"/>
-              <w:color w:val="000000"/>
+              <w:lang w:val="en-US"/>
+            </w:rPr>
+            <w:t>: Robust Panoptic Symbol Spotting on Large-Scale CAD Drawings</w:t>
+          </w:r>
+          <w:r>
+            <w:rPr>
+              <w:rFonts w:eastAsia="Times New Roman"/>
+              <w:color w:val="000000"/>
+              <w:lang w:val="en-US"/>
             </w:rPr>
             <w:t>. http://arxiv.org/abs/2412.07377</w:t>
           </w:r>
@@ -7129,232 +4549,9 @@
             <w:rPr>
               <w:rFonts w:eastAsia="Times New Roman"/>
               <w:color w:val="000000"/>
-            </w:rPr>
-            <w:t xml:space="preserve">Zhao, Y., Deng, X., &amp; </w:t>
-          </w:r>
-          <w:proofErr w:type="spellStart"/>
-          <w:r>
-            <w:rPr>
-              <w:rFonts w:eastAsia="Times New Roman"/>
-              <w:color w:val="000000"/>
-            </w:rPr>
-            <w:t>Lai</w:t>
-          </w:r>
-          <w:proofErr w:type="spellEnd"/>
-          <w:r>
-            <w:rPr>
-              <w:rFonts w:eastAsia="Times New Roman"/>
-              <w:color w:val="000000"/>
-            </w:rPr>
-            <w:t xml:space="preserve">, H. (2020). A </w:t>
-          </w:r>
-          <w:proofErr w:type="spellStart"/>
-          <w:r>
-            <w:rPr>
-              <w:rFonts w:eastAsia="Times New Roman"/>
-              <w:color w:val="000000"/>
-            </w:rPr>
-            <w:t>deep</w:t>
-          </w:r>
-          <w:proofErr w:type="spellEnd"/>
-          <w:r>
-            <w:rPr>
-              <w:rFonts w:eastAsia="Times New Roman"/>
-              <w:color w:val="000000"/>
-            </w:rPr>
-            <w:t xml:space="preserve"> </w:t>
-          </w:r>
-          <w:proofErr w:type="spellStart"/>
-          <w:r>
-            <w:rPr>
-              <w:rFonts w:eastAsia="Times New Roman"/>
-              <w:color w:val="000000"/>
-            </w:rPr>
-            <w:t>learning-based</w:t>
-          </w:r>
-          <w:proofErr w:type="spellEnd"/>
-          <w:r>
-            <w:rPr>
-              <w:rFonts w:eastAsia="Times New Roman"/>
-              <w:color w:val="000000"/>
-            </w:rPr>
-            <w:t xml:space="preserve"> </w:t>
-          </w:r>
-          <w:proofErr w:type="spellStart"/>
-          <w:r>
-            <w:rPr>
-              <w:rFonts w:eastAsia="Times New Roman"/>
-              <w:color w:val="000000"/>
-            </w:rPr>
-            <w:t>method</w:t>
-          </w:r>
-          <w:proofErr w:type="spellEnd"/>
-          <w:r>
-            <w:rPr>
-              <w:rFonts w:eastAsia="Times New Roman"/>
-              <w:color w:val="000000"/>
-            </w:rPr>
-            <w:t xml:space="preserve"> </w:t>
-          </w:r>
-          <w:proofErr w:type="spellStart"/>
-          <w:r>
-            <w:rPr>
-              <w:rFonts w:eastAsia="Times New Roman"/>
-              <w:color w:val="000000"/>
-            </w:rPr>
-            <w:t>to</w:t>
-          </w:r>
-          <w:proofErr w:type="spellEnd"/>
-          <w:r>
-            <w:rPr>
-              <w:rFonts w:eastAsia="Times New Roman"/>
-              <w:color w:val="000000"/>
-            </w:rPr>
-            <w:t xml:space="preserve"> </w:t>
-          </w:r>
-          <w:proofErr w:type="spellStart"/>
-          <w:r>
-            <w:rPr>
-              <w:rFonts w:eastAsia="Times New Roman"/>
-              <w:color w:val="000000"/>
-            </w:rPr>
-            <w:t>detect</w:t>
-          </w:r>
-          <w:proofErr w:type="spellEnd"/>
-          <w:r>
-            <w:rPr>
-              <w:rFonts w:eastAsia="Times New Roman"/>
-              <w:color w:val="000000"/>
-            </w:rPr>
-            <w:t xml:space="preserve"> </w:t>
-          </w:r>
-          <w:proofErr w:type="spellStart"/>
-          <w:r>
-            <w:rPr>
-              <w:rFonts w:eastAsia="Times New Roman"/>
-              <w:color w:val="000000"/>
-            </w:rPr>
-            <w:t>components</w:t>
-          </w:r>
-          <w:proofErr w:type="spellEnd"/>
-          <w:r>
-            <w:rPr>
-              <w:rFonts w:eastAsia="Times New Roman"/>
-              <w:color w:val="000000"/>
-            </w:rPr>
-            <w:t xml:space="preserve"> </w:t>
-          </w:r>
-          <w:proofErr w:type="spellStart"/>
-          <w:r>
-            <w:rPr>
-              <w:rFonts w:eastAsia="Times New Roman"/>
-              <w:color w:val="000000"/>
-            </w:rPr>
-            <w:t>from</w:t>
-          </w:r>
-          <w:proofErr w:type="spellEnd"/>
-          <w:r>
-            <w:rPr>
-              <w:rFonts w:eastAsia="Times New Roman"/>
-              <w:color w:val="000000"/>
-            </w:rPr>
-            <w:t xml:space="preserve"> </w:t>
-          </w:r>
-          <w:proofErr w:type="spellStart"/>
-          <w:r>
-            <w:rPr>
-              <w:rFonts w:eastAsia="Times New Roman"/>
-              <w:color w:val="000000"/>
-            </w:rPr>
-            <w:t>scanned</w:t>
-          </w:r>
-          <w:proofErr w:type="spellEnd"/>
-          <w:r>
-            <w:rPr>
-              <w:rFonts w:eastAsia="Times New Roman"/>
-              <w:color w:val="000000"/>
-            </w:rPr>
-            <w:t xml:space="preserve"> </w:t>
-          </w:r>
-          <w:proofErr w:type="spellStart"/>
-          <w:r>
-            <w:rPr>
-              <w:rFonts w:eastAsia="Times New Roman"/>
-              <w:color w:val="000000"/>
-            </w:rPr>
-            <w:t>structural</w:t>
-          </w:r>
-          <w:proofErr w:type="spellEnd"/>
-          <w:r>
-            <w:rPr>
-              <w:rFonts w:eastAsia="Times New Roman"/>
-              <w:color w:val="000000"/>
-            </w:rPr>
-            <w:t xml:space="preserve"> </w:t>
-          </w:r>
-          <w:proofErr w:type="spellStart"/>
-          <w:r>
-            <w:rPr>
-              <w:rFonts w:eastAsia="Times New Roman"/>
-              <w:color w:val="000000"/>
-            </w:rPr>
-            <w:t>drawings</w:t>
-          </w:r>
-          <w:proofErr w:type="spellEnd"/>
-          <w:r>
-            <w:rPr>
-              <w:rFonts w:eastAsia="Times New Roman"/>
-              <w:color w:val="000000"/>
-            </w:rPr>
-            <w:t xml:space="preserve"> </w:t>
-          </w:r>
-          <w:proofErr w:type="spellStart"/>
-          <w:r>
-            <w:rPr>
-              <w:rFonts w:eastAsia="Times New Roman"/>
-              <w:color w:val="000000"/>
-            </w:rPr>
-            <w:t>for</w:t>
-          </w:r>
-          <w:proofErr w:type="spellEnd"/>
-          <w:r>
-            <w:rPr>
-              <w:rFonts w:eastAsia="Times New Roman"/>
-              <w:color w:val="000000"/>
-            </w:rPr>
-            <w:t xml:space="preserve"> </w:t>
-          </w:r>
-          <w:proofErr w:type="spellStart"/>
-          <w:r>
-            <w:rPr>
-              <w:rFonts w:eastAsia="Times New Roman"/>
-              <w:color w:val="000000"/>
-            </w:rPr>
-            <w:t>reconstructing</w:t>
-          </w:r>
-          <w:proofErr w:type="spellEnd"/>
-          <w:r>
-            <w:rPr>
-              <w:rFonts w:eastAsia="Times New Roman"/>
-              <w:color w:val="000000"/>
-            </w:rPr>
-            <w:t xml:space="preserve"> 3D </w:t>
-          </w:r>
-          <w:proofErr w:type="spellStart"/>
-          <w:r>
-            <w:rPr>
-              <w:rFonts w:eastAsia="Times New Roman"/>
-              <w:color w:val="000000"/>
-            </w:rPr>
-            <w:t>models</w:t>
-          </w:r>
-          <w:proofErr w:type="spellEnd"/>
-          <w:r>
-            <w:rPr>
-              <w:rFonts w:eastAsia="Times New Roman"/>
-              <w:color w:val="000000"/>
-            </w:rPr>
-            <w:t xml:space="preserve">. </w:t>
+              <w:lang w:val="en-US"/>
+            </w:rPr>
+            <w:t xml:space="preserve">Zhao, Y., Deng, X., &amp; Lai, H. (2020). A deep learning-based method to detect components from scanned structural drawings for reconstructing 3D models. </w:t>
           </w:r>
           <w:proofErr w:type="spellStart"/>
           <w:r>
@@ -9510,7 +6707,9 @@
   <w:rsids>
     <w:rsidRoot w:val="00FA44F6"/>
     <w:rsid w:val="00154118"/>
+    <w:rsid w:val="0032455A"/>
     <w:rsid w:val="003D3AF3"/>
+    <w:rsid w:val="00481AC3"/>
     <w:rsid w:val="0079374E"/>
     <w:rsid w:val="008A340B"/>
     <w:rsid w:val="00B95135"/>

--- a/Etat de l'art/EtatDeL'art/Etat de l'art.docx
+++ b/Etat de l'art/EtatDeL'art/Etat de l'art.docx
@@ -7,7 +7,6 @@
         <w:rPr>
           <w:b/>
           <w:bCs/>
-          <w:u w:val="single"/>
           <w:lang w:val="fr-FR"/>
         </w:rPr>
       </w:pPr>
@@ -30,6 +29,1744 @@
         <w:br w:type="page"/>
       </w:r>
     </w:p>
+    <w:sdt>
+      <w:sdtPr>
+        <w:rPr>
+          <w:color w:val="000000" w:themeColor="text1"/>
+          <w:lang w:val="fr-FR"/>
+        </w:rPr>
+        <w:id w:val="-577981494"/>
+        <w:docPartObj>
+          <w:docPartGallery w:val="Table of Contents"/>
+          <w:docPartUnique/>
+        </w:docPartObj>
+      </w:sdtPr>
+      <w:sdtEndPr>
+        <w:rPr>
+          <w:rFonts w:ascii="Times New Roman" w:eastAsiaTheme="minorHAnsi" w:hAnsi="Times New Roman" w:cstheme="minorBidi"/>
+          <w:b/>
+          <w:bCs/>
+          <w:color w:val="auto"/>
+          <w:kern w:val="2"/>
+          <w:sz w:val="24"/>
+          <w:szCs w:val="24"/>
+          <w:lang w:eastAsia="en-US"/>
+          <w14:ligatures w14:val="standardContextual"/>
+        </w:rPr>
+      </w:sdtEndPr>
+      <w:sdtContent>
+        <w:p>
+          <w:pPr>
+            <w:pStyle w:val="En-ttedetabledesmatires"/>
+            <w:rPr>
+              <w:color w:val="000000" w:themeColor="text1"/>
+            </w:rPr>
+          </w:pPr>
+          <w:r>
+            <w:rPr>
+              <w:color w:val="000000" w:themeColor="text1"/>
+              <w:lang w:val="fr-FR"/>
+            </w:rPr>
+            <w:t>Table des matières</w:t>
+          </w:r>
+        </w:p>
+        <w:p>
+          <w:pPr>
+            <w:pStyle w:val="TM1"/>
+            <w:tabs>
+              <w:tab w:val="right" w:leader="dot" w:pos="9062"/>
+            </w:tabs>
+            <w:rPr>
+              <w:rFonts w:asciiTheme="minorHAnsi" w:eastAsiaTheme="minorEastAsia" w:hAnsiTheme="minorHAnsi"/>
+              <w:noProof/>
+              <w:lang w:eastAsia="es-AR"/>
+            </w:rPr>
+          </w:pPr>
+          <w:r>
+            <w:fldChar w:fldCharType="begin"/>
+          </w:r>
+          <w:r>
+            <w:instrText xml:space="preserve"> TOC \o "1-3" \h \z \u </w:instrText>
+          </w:r>
+          <w:r>
+            <w:fldChar w:fldCharType="separate"/>
+          </w:r>
+          <w:hyperlink w:anchor="_Toc211867453" w:history="1">
+            <w:r>
+              <w:rPr>
+                <w:rStyle w:val="Lienhypertexte"/>
+                <w:noProof/>
+                <w:lang w:val="fr-FR"/>
+              </w:rPr>
+              <w:t>1 Introduction</w:t>
+            </w:r>
+            <w:r>
+              <w:rPr>
+                <w:noProof/>
+                <w:webHidden/>
+              </w:rPr>
+              <w:tab/>
+            </w:r>
+            <w:r>
+              <w:rPr>
+                <w:noProof/>
+                <w:webHidden/>
+              </w:rPr>
+              <w:fldChar w:fldCharType="begin"/>
+            </w:r>
+            <w:r>
+              <w:rPr>
+                <w:noProof/>
+                <w:webHidden/>
+              </w:rPr>
+              <w:instrText xml:space="preserve"> PAGEREF _Toc211867453 \h </w:instrText>
+            </w:r>
+            <w:r>
+              <w:rPr>
+                <w:noProof/>
+                <w:webHidden/>
+              </w:rPr>
+            </w:r>
+            <w:r>
+              <w:rPr>
+                <w:noProof/>
+                <w:webHidden/>
+              </w:rPr>
+              <w:fldChar w:fldCharType="separate"/>
+            </w:r>
+            <w:r>
+              <w:rPr>
+                <w:noProof/>
+                <w:webHidden/>
+              </w:rPr>
+              <w:t>3</w:t>
+            </w:r>
+            <w:r>
+              <w:rPr>
+                <w:noProof/>
+                <w:webHidden/>
+              </w:rPr>
+              <w:fldChar w:fldCharType="end"/>
+            </w:r>
+          </w:hyperlink>
+        </w:p>
+        <w:p>
+          <w:pPr>
+            <w:pStyle w:val="TM1"/>
+            <w:tabs>
+              <w:tab w:val="right" w:leader="dot" w:pos="9062"/>
+            </w:tabs>
+            <w:rPr>
+              <w:rFonts w:asciiTheme="minorHAnsi" w:eastAsiaTheme="minorEastAsia" w:hAnsiTheme="minorHAnsi"/>
+              <w:noProof/>
+              <w:lang w:eastAsia="es-AR"/>
+            </w:rPr>
+          </w:pPr>
+          <w:hyperlink w:anchor="_Toc211867454" w:history="1">
+            <w:r>
+              <w:rPr>
+                <w:rStyle w:val="Lienhypertexte"/>
+                <w:noProof/>
+                <w:lang w:val="fr-FR"/>
+              </w:rPr>
+              <w:t>II Formats et spécificités des plans</w:t>
+            </w:r>
+            <w:r>
+              <w:rPr>
+                <w:noProof/>
+                <w:webHidden/>
+              </w:rPr>
+              <w:tab/>
+            </w:r>
+            <w:r>
+              <w:rPr>
+                <w:noProof/>
+                <w:webHidden/>
+              </w:rPr>
+              <w:fldChar w:fldCharType="begin"/>
+            </w:r>
+            <w:r>
+              <w:rPr>
+                <w:noProof/>
+                <w:webHidden/>
+              </w:rPr>
+              <w:instrText xml:space="preserve"> PAGEREF _Toc211867454 \h </w:instrText>
+            </w:r>
+            <w:r>
+              <w:rPr>
+                <w:noProof/>
+                <w:webHidden/>
+              </w:rPr>
+            </w:r>
+            <w:r>
+              <w:rPr>
+                <w:noProof/>
+                <w:webHidden/>
+              </w:rPr>
+              <w:fldChar w:fldCharType="separate"/>
+            </w:r>
+            <w:r>
+              <w:rPr>
+                <w:noProof/>
+                <w:webHidden/>
+              </w:rPr>
+              <w:t>3</w:t>
+            </w:r>
+            <w:r>
+              <w:rPr>
+                <w:noProof/>
+                <w:webHidden/>
+              </w:rPr>
+              <w:fldChar w:fldCharType="end"/>
+            </w:r>
+          </w:hyperlink>
+        </w:p>
+        <w:p>
+          <w:pPr>
+            <w:pStyle w:val="TM2"/>
+            <w:tabs>
+              <w:tab w:val="right" w:leader="dot" w:pos="9062"/>
+            </w:tabs>
+            <w:rPr>
+              <w:rFonts w:asciiTheme="minorHAnsi" w:eastAsiaTheme="minorEastAsia" w:hAnsiTheme="minorHAnsi"/>
+              <w:noProof/>
+              <w:lang w:eastAsia="es-AR"/>
+            </w:rPr>
+          </w:pPr>
+          <w:hyperlink w:anchor="_Toc211867455" w:history="1">
+            <w:r>
+              <w:rPr>
+                <w:rStyle w:val="Lienhypertexte"/>
+                <w:noProof/>
+                <w:lang w:val="fr-FR"/>
+              </w:rPr>
+              <w:t>2.1 Plans 2D</w:t>
+            </w:r>
+            <w:r>
+              <w:rPr>
+                <w:noProof/>
+                <w:webHidden/>
+              </w:rPr>
+              <w:tab/>
+            </w:r>
+            <w:r>
+              <w:rPr>
+                <w:noProof/>
+                <w:webHidden/>
+              </w:rPr>
+              <w:fldChar w:fldCharType="begin"/>
+            </w:r>
+            <w:r>
+              <w:rPr>
+                <w:noProof/>
+                <w:webHidden/>
+              </w:rPr>
+              <w:instrText xml:space="preserve"> PAGEREF _Toc211867455 \h </w:instrText>
+            </w:r>
+            <w:r>
+              <w:rPr>
+                <w:noProof/>
+                <w:webHidden/>
+              </w:rPr>
+            </w:r>
+            <w:r>
+              <w:rPr>
+                <w:noProof/>
+                <w:webHidden/>
+              </w:rPr>
+              <w:fldChar w:fldCharType="separate"/>
+            </w:r>
+            <w:r>
+              <w:rPr>
+                <w:noProof/>
+                <w:webHidden/>
+              </w:rPr>
+              <w:t>3</w:t>
+            </w:r>
+            <w:r>
+              <w:rPr>
+                <w:noProof/>
+                <w:webHidden/>
+              </w:rPr>
+              <w:fldChar w:fldCharType="end"/>
+            </w:r>
+          </w:hyperlink>
+        </w:p>
+        <w:p>
+          <w:pPr>
+            <w:pStyle w:val="TM3"/>
+            <w:tabs>
+              <w:tab w:val="right" w:leader="dot" w:pos="9062"/>
+            </w:tabs>
+            <w:rPr>
+              <w:rFonts w:asciiTheme="minorHAnsi" w:eastAsiaTheme="minorEastAsia" w:hAnsiTheme="minorHAnsi"/>
+              <w:noProof/>
+              <w:lang w:eastAsia="es-AR"/>
+            </w:rPr>
+          </w:pPr>
+          <w:hyperlink w:anchor="_Toc211867456" w:history="1">
+            <w:r>
+              <w:rPr>
+                <w:rStyle w:val="Lienhypertexte"/>
+                <w:noProof/>
+                <w:lang w:val="fr-FR"/>
+              </w:rPr>
+              <w:t>2.1.1 Formats et spécificités des plans 2D</w:t>
+            </w:r>
+            <w:r>
+              <w:rPr>
+                <w:noProof/>
+                <w:webHidden/>
+              </w:rPr>
+              <w:tab/>
+            </w:r>
+            <w:r>
+              <w:rPr>
+                <w:noProof/>
+                <w:webHidden/>
+              </w:rPr>
+              <w:fldChar w:fldCharType="begin"/>
+            </w:r>
+            <w:r>
+              <w:rPr>
+                <w:noProof/>
+                <w:webHidden/>
+              </w:rPr>
+              <w:instrText xml:space="preserve"> PAGEREF _Toc211867456 \h </w:instrText>
+            </w:r>
+            <w:r>
+              <w:rPr>
+                <w:noProof/>
+                <w:webHidden/>
+              </w:rPr>
+            </w:r>
+            <w:r>
+              <w:rPr>
+                <w:noProof/>
+                <w:webHidden/>
+              </w:rPr>
+              <w:fldChar w:fldCharType="separate"/>
+            </w:r>
+            <w:r>
+              <w:rPr>
+                <w:noProof/>
+                <w:webHidden/>
+              </w:rPr>
+              <w:t>3</w:t>
+            </w:r>
+            <w:r>
+              <w:rPr>
+                <w:noProof/>
+                <w:webHidden/>
+              </w:rPr>
+              <w:fldChar w:fldCharType="end"/>
+            </w:r>
+          </w:hyperlink>
+        </w:p>
+        <w:p>
+          <w:pPr>
+            <w:pStyle w:val="TM3"/>
+            <w:tabs>
+              <w:tab w:val="right" w:leader="dot" w:pos="9062"/>
+            </w:tabs>
+            <w:rPr>
+              <w:rFonts w:asciiTheme="minorHAnsi" w:eastAsiaTheme="minorEastAsia" w:hAnsiTheme="minorHAnsi"/>
+              <w:noProof/>
+              <w:lang w:eastAsia="es-AR"/>
+            </w:rPr>
+          </w:pPr>
+          <w:hyperlink w:anchor="_Toc211867457" w:history="1">
+            <w:r>
+              <w:rPr>
+                <w:rStyle w:val="Lienhypertexte"/>
+                <w:noProof/>
+                <w:lang w:val="fr-FR"/>
+              </w:rPr>
+              <w:t>2.1.2 Traitement des plans 2D</w:t>
+            </w:r>
+            <w:r>
+              <w:rPr>
+                <w:noProof/>
+                <w:webHidden/>
+              </w:rPr>
+              <w:tab/>
+            </w:r>
+            <w:r>
+              <w:rPr>
+                <w:noProof/>
+                <w:webHidden/>
+              </w:rPr>
+              <w:fldChar w:fldCharType="begin"/>
+            </w:r>
+            <w:r>
+              <w:rPr>
+                <w:noProof/>
+                <w:webHidden/>
+              </w:rPr>
+              <w:instrText xml:space="preserve"> PAGEREF _Toc211867457 \h </w:instrText>
+            </w:r>
+            <w:r>
+              <w:rPr>
+                <w:noProof/>
+                <w:webHidden/>
+              </w:rPr>
+            </w:r>
+            <w:r>
+              <w:rPr>
+                <w:noProof/>
+                <w:webHidden/>
+              </w:rPr>
+              <w:fldChar w:fldCharType="separate"/>
+            </w:r>
+            <w:r>
+              <w:rPr>
+                <w:noProof/>
+                <w:webHidden/>
+              </w:rPr>
+              <w:t>4</w:t>
+            </w:r>
+            <w:r>
+              <w:rPr>
+                <w:noProof/>
+                <w:webHidden/>
+              </w:rPr>
+              <w:fldChar w:fldCharType="end"/>
+            </w:r>
+          </w:hyperlink>
+        </w:p>
+        <w:p>
+          <w:pPr>
+            <w:pStyle w:val="TM2"/>
+            <w:tabs>
+              <w:tab w:val="right" w:leader="dot" w:pos="9062"/>
+            </w:tabs>
+            <w:rPr>
+              <w:rFonts w:asciiTheme="minorHAnsi" w:eastAsiaTheme="minorEastAsia" w:hAnsiTheme="minorHAnsi"/>
+              <w:noProof/>
+              <w:lang w:eastAsia="es-AR"/>
+            </w:rPr>
+          </w:pPr>
+          <w:hyperlink w:anchor="_Toc211867458" w:history="1">
+            <w:r>
+              <w:rPr>
+                <w:rStyle w:val="Lienhypertexte"/>
+                <w:noProof/>
+                <w:lang w:val="fr-FR"/>
+              </w:rPr>
+              <w:t>2.2 Plans 3D</w:t>
+            </w:r>
+            <w:r>
+              <w:rPr>
+                <w:noProof/>
+                <w:webHidden/>
+              </w:rPr>
+              <w:tab/>
+            </w:r>
+            <w:r>
+              <w:rPr>
+                <w:noProof/>
+                <w:webHidden/>
+              </w:rPr>
+              <w:fldChar w:fldCharType="begin"/>
+            </w:r>
+            <w:r>
+              <w:rPr>
+                <w:noProof/>
+                <w:webHidden/>
+              </w:rPr>
+              <w:instrText xml:space="preserve"> PAGEREF _Toc211867458 \h </w:instrText>
+            </w:r>
+            <w:r>
+              <w:rPr>
+                <w:noProof/>
+                <w:webHidden/>
+              </w:rPr>
+            </w:r>
+            <w:r>
+              <w:rPr>
+                <w:noProof/>
+                <w:webHidden/>
+              </w:rPr>
+              <w:fldChar w:fldCharType="separate"/>
+            </w:r>
+            <w:r>
+              <w:rPr>
+                <w:noProof/>
+                <w:webHidden/>
+              </w:rPr>
+              <w:t>5</w:t>
+            </w:r>
+            <w:r>
+              <w:rPr>
+                <w:noProof/>
+                <w:webHidden/>
+              </w:rPr>
+              <w:fldChar w:fldCharType="end"/>
+            </w:r>
+          </w:hyperlink>
+        </w:p>
+        <w:p>
+          <w:pPr>
+            <w:pStyle w:val="TM3"/>
+            <w:tabs>
+              <w:tab w:val="right" w:leader="dot" w:pos="9062"/>
+            </w:tabs>
+            <w:rPr>
+              <w:rFonts w:asciiTheme="minorHAnsi" w:eastAsiaTheme="minorEastAsia" w:hAnsiTheme="minorHAnsi"/>
+              <w:noProof/>
+              <w:lang w:eastAsia="es-AR"/>
+            </w:rPr>
+          </w:pPr>
+          <w:hyperlink w:anchor="_Toc211867459" w:history="1">
+            <w:r>
+              <w:rPr>
+                <w:rStyle w:val="Lienhypertexte"/>
+                <w:noProof/>
+                <w:lang w:val="fr-FR"/>
+              </w:rPr>
+              <w:t>2.2.1 Formats et spécificités des plans 3D</w:t>
+            </w:r>
+            <w:r>
+              <w:rPr>
+                <w:noProof/>
+                <w:webHidden/>
+              </w:rPr>
+              <w:tab/>
+            </w:r>
+            <w:r>
+              <w:rPr>
+                <w:noProof/>
+                <w:webHidden/>
+              </w:rPr>
+              <w:fldChar w:fldCharType="begin"/>
+            </w:r>
+            <w:r>
+              <w:rPr>
+                <w:noProof/>
+                <w:webHidden/>
+              </w:rPr>
+              <w:instrText xml:space="preserve"> PAGEREF _Toc211867459 \h </w:instrText>
+            </w:r>
+            <w:r>
+              <w:rPr>
+                <w:noProof/>
+                <w:webHidden/>
+              </w:rPr>
+            </w:r>
+            <w:r>
+              <w:rPr>
+                <w:noProof/>
+                <w:webHidden/>
+              </w:rPr>
+              <w:fldChar w:fldCharType="separate"/>
+            </w:r>
+            <w:r>
+              <w:rPr>
+                <w:noProof/>
+                <w:webHidden/>
+              </w:rPr>
+              <w:t>5</w:t>
+            </w:r>
+            <w:r>
+              <w:rPr>
+                <w:noProof/>
+                <w:webHidden/>
+              </w:rPr>
+              <w:fldChar w:fldCharType="end"/>
+            </w:r>
+          </w:hyperlink>
+        </w:p>
+        <w:p>
+          <w:pPr>
+            <w:pStyle w:val="TM3"/>
+            <w:tabs>
+              <w:tab w:val="right" w:leader="dot" w:pos="9062"/>
+            </w:tabs>
+            <w:rPr>
+              <w:rFonts w:asciiTheme="minorHAnsi" w:eastAsiaTheme="minorEastAsia" w:hAnsiTheme="minorHAnsi"/>
+              <w:noProof/>
+              <w:lang w:eastAsia="es-AR"/>
+            </w:rPr>
+          </w:pPr>
+          <w:hyperlink w:anchor="_Toc211867460" w:history="1">
+            <w:r>
+              <w:rPr>
+                <w:rStyle w:val="Lienhypertexte"/>
+                <w:noProof/>
+                <w:lang w:val="fr-FR"/>
+              </w:rPr>
+              <w:t>2.2.2 Traitement des plans 3D</w:t>
+            </w:r>
+            <w:r>
+              <w:rPr>
+                <w:noProof/>
+                <w:webHidden/>
+              </w:rPr>
+              <w:tab/>
+            </w:r>
+            <w:r>
+              <w:rPr>
+                <w:noProof/>
+                <w:webHidden/>
+              </w:rPr>
+              <w:fldChar w:fldCharType="begin"/>
+            </w:r>
+            <w:r>
+              <w:rPr>
+                <w:noProof/>
+                <w:webHidden/>
+              </w:rPr>
+              <w:instrText xml:space="preserve"> PAGEREF _Toc211867460 \h </w:instrText>
+            </w:r>
+            <w:r>
+              <w:rPr>
+                <w:noProof/>
+                <w:webHidden/>
+              </w:rPr>
+            </w:r>
+            <w:r>
+              <w:rPr>
+                <w:noProof/>
+                <w:webHidden/>
+              </w:rPr>
+              <w:fldChar w:fldCharType="separate"/>
+            </w:r>
+            <w:r>
+              <w:rPr>
+                <w:noProof/>
+                <w:webHidden/>
+              </w:rPr>
+              <w:t>6</w:t>
+            </w:r>
+            <w:r>
+              <w:rPr>
+                <w:noProof/>
+                <w:webHidden/>
+              </w:rPr>
+              <w:fldChar w:fldCharType="end"/>
+            </w:r>
+          </w:hyperlink>
+        </w:p>
+        <w:p>
+          <w:pPr>
+            <w:pStyle w:val="TM1"/>
+            <w:tabs>
+              <w:tab w:val="right" w:leader="dot" w:pos="9062"/>
+            </w:tabs>
+            <w:rPr>
+              <w:rFonts w:asciiTheme="minorHAnsi" w:eastAsiaTheme="minorEastAsia" w:hAnsiTheme="minorHAnsi"/>
+              <w:noProof/>
+              <w:lang w:eastAsia="es-AR"/>
+            </w:rPr>
+          </w:pPr>
+          <w:hyperlink w:anchor="_Toc211867461" w:history="1">
+            <w:r>
+              <w:rPr>
+                <w:rStyle w:val="Lienhypertexte"/>
+                <w:noProof/>
+                <w:lang w:val="fr-FR"/>
+              </w:rPr>
+              <w:t>III. Solutions existantes et limites</w:t>
+            </w:r>
+            <w:r>
+              <w:rPr>
+                <w:noProof/>
+                <w:webHidden/>
+              </w:rPr>
+              <w:tab/>
+            </w:r>
+            <w:r>
+              <w:rPr>
+                <w:noProof/>
+                <w:webHidden/>
+              </w:rPr>
+              <w:fldChar w:fldCharType="begin"/>
+            </w:r>
+            <w:r>
+              <w:rPr>
+                <w:noProof/>
+                <w:webHidden/>
+              </w:rPr>
+              <w:instrText xml:space="preserve"> PAGEREF _Toc211867461 \h </w:instrText>
+            </w:r>
+            <w:r>
+              <w:rPr>
+                <w:noProof/>
+                <w:webHidden/>
+              </w:rPr>
+            </w:r>
+            <w:r>
+              <w:rPr>
+                <w:noProof/>
+                <w:webHidden/>
+              </w:rPr>
+              <w:fldChar w:fldCharType="separate"/>
+            </w:r>
+            <w:r>
+              <w:rPr>
+                <w:noProof/>
+                <w:webHidden/>
+              </w:rPr>
+              <w:t>6</w:t>
+            </w:r>
+            <w:r>
+              <w:rPr>
+                <w:noProof/>
+                <w:webHidden/>
+              </w:rPr>
+              <w:fldChar w:fldCharType="end"/>
+            </w:r>
+          </w:hyperlink>
+        </w:p>
+        <w:p>
+          <w:pPr>
+            <w:pStyle w:val="TM2"/>
+            <w:tabs>
+              <w:tab w:val="right" w:leader="dot" w:pos="9062"/>
+            </w:tabs>
+            <w:rPr>
+              <w:rFonts w:asciiTheme="minorHAnsi" w:eastAsiaTheme="minorEastAsia" w:hAnsiTheme="minorHAnsi"/>
+              <w:noProof/>
+              <w:lang w:eastAsia="es-AR"/>
+            </w:rPr>
+          </w:pPr>
+          <w:hyperlink w:anchor="_Toc211867462" w:history="1">
+            <w:r>
+              <w:rPr>
+                <w:rStyle w:val="Lienhypertexte"/>
+                <w:noProof/>
+                <w:lang w:val="en-US"/>
+              </w:rPr>
+              <w:t>4.1 Les solution 2D</w:t>
+            </w:r>
+            <w:r>
+              <w:rPr>
+                <w:noProof/>
+                <w:webHidden/>
+              </w:rPr>
+              <w:tab/>
+            </w:r>
+            <w:r>
+              <w:rPr>
+                <w:noProof/>
+                <w:webHidden/>
+              </w:rPr>
+              <w:fldChar w:fldCharType="begin"/>
+            </w:r>
+            <w:r>
+              <w:rPr>
+                <w:noProof/>
+                <w:webHidden/>
+              </w:rPr>
+              <w:instrText xml:space="preserve"> PAGEREF _Toc211867462 \h </w:instrText>
+            </w:r>
+            <w:r>
+              <w:rPr>
+                <w:noProof/>
+                <w:webHidden/>
+              </w:rPr>
+            </w:r>
+            <w:r>
+              <w:rPr>
+                <w:noProof/>
+                <w:webHidden/>
+              </w:rPr>
+              <w:fldChar w:fldCharType="separate"/>
+            </w:r>
+            <w:r>
+              <w:rPr>
+                <w:noProof/>
+                <w:webHidden/>
+              </w:rPr>
+              <w:t>7</w:t>
+            </w:r>
+            <w:r>
+              <w:rPr>
+                <w:noProof/>
+                <w:webHidden/>
+              </w:rPr>
+              <w:fldChar w:fldCharType="end"/>
+            </w:r>
+          </w:hyperlink>
+        </w:p>
+        <w:p>
+          <w:pPr>
+            <w:pStyle w:val="TM2"/>
+            <w:tabs>
+              <w:tab w:val="right" w:leader="dot" w:pos="9062"/>
+            </w:tabs>
+            <w:rPr>
+              <w:rFonts w:asciiTheme="minorHAnsi" w:eastAsiaTheme="minorEastAsia" w:hAnsiTheme="minorHAnsi"/>
+              <w:noProof/>
+              <w:lang w:eastAsia="es-AR"/>
+            </w:rPr>
+          </w:pPr>
+          <w:hyperlink w:anchor="_Toc211867463" w:history="1">
+            <w:r>
+              <w:rPr>
+                <w:rStyle w:val="Lienhypertexte"/>
+                <w:noProof/>
+                <w:lang w:val="en-US"/>
+              </w:rPr>
+              <w:t>4.2 Les Solutions 3D</w:t>
+            </w:r>
+            <w:r>
+              <w:rPr>
+                <w:noProof/>
+                <w:webHidden/>
+              </w:rPr>
+              <w:tab/>
+            </w:r>
+            <w:r>
+              <w:rPr>
+                <w:noProof/>
+                <w:webHidden/>
+              </w:rPr>
+              <w:fldChar w:fldCharType="begin"/>
+            </w:r>
+            <w:r>
+              <w:rPr>
+                <w:noProof/>
+                <w:webHidden/>
+              </w:rPr>
+              <w:instrText xml:space="preserve"> PAGEREF _Toc211867463 \h </w:instrText>
+            </w:r>
+            <w:r>
+              <w:rPr>
+                <w:noProof/>
+                <w:webHidden/>
+              </w:rPr>
+            </w:r>
+            <w:r>
+              <w:rPr>
+                <w:noProof/>
+                <w:webHidden/>
+              </w:rPr>
+              <w:fldChar w:fldCharType="separate"/>
+            </w:r>
+            <w:r>
+              <w:rPr>
+                <w:noProof/>
+                <w:webHidden/>
+              </w:rPr>
+              <w:t>9</w:t>
+            </w:r>
+            <w:r>
+              <w:rPr>
+                <w:noProof/>
+                <w:webHidden/>
+              </w:rPr>
+              <w:fldChar w:fldCharType="end"/>
+            </w:r>
+          </w:hyperlink>
+        </w:p>
+        <w:p>
+          <w:pPr>
+            <w:pStyle w:val="TM1"/>
+            <w:tabs>
+              <w:tab w:val="right" w:leader="dot" w:pos="9062"/>
+            </w:tabs>
+            <w:rPr>
+              <w:rFonts w:asciiTheme="minorHAnsi" w:eastAsiaTheme="minorEastAsia" w:hAnsiTheme="minorHAnsi"/>
+              <w:noProof/>
+              <w:lang w:eastAsia="es-AR"/>
+            </w:rPr>
+          </w:pPr>
+          <w:hyperlink w:anchor="_Toc211867464" w:history="1">
+            <w:r>
+              <w:rPr>
+                <w:rStyle w:val="Lienhypertexte"/>
+                <w:noProof/>
+                <w:bdr w:val="none" w:sz="0" w:space="0" w:color="auto" w:frame="1"/>
+                <w:lang w:val="fr-FR"/>
+              </w:rPr>
+              <w:t>IV. Piste envisagée</w:t>
+            </w:r>
+            <w:r>
+              <w:rPr>
+                <w:noProof/>
+                <w:webHidden/>
+              </w:rPr>
+              <w:tab/>
+            </w:r>
+            <w:r>
+              <w:rPr>
+                <w:noProof/>
+                <w:webHidden/>
+              </w:rPr>
+              <w:fldChar w:fldCharType="begin"/>
+            </w:r>
+            <w:r>
+              <w:rPr>
+                <w:noProof/>
+                <w:webHidden/>
+              </w:rPr>
+              <w:instrText xml:space="preserve"> PAGEREF _Toc211867464 \h </w:instrText>
+            </w:r>
+            <w:r>
+              <w:rPr>
+                <w:noProof/>
+                <w:webHidden/>
+              </w:rPr>
+            </w:r>
+            <w:r>
+              <w:rPr>
+                <w:noProof/>
+                <w:webHidden/>
+              </w:rPr>
+              <w:fldChar w:fldCharType="separate"/>
+            </w:r>
+            <w:r>
+              <w:rPr>
+                <w:noProof/>
+                <w:webHidden/>
+              </w:rPr>
+              <w:t>13</w:t>
+            </w:r>
+            <w:r>
+              <w:rPr>
+                <w:noProof/>
+                <w:webHidden/>
+              </w:rPr>
+              <w:fldChar w:fldCharType="end"/>
+            </w:r>
+          </w:hyperlink>
+        </w:p>
+        <w:p>
+          <w:pPr>
+            <w:pStyle w:val="TM2"/>
+            <w:tabs>
+              <w:tab w:val="right" w:leader="dot" w:pos="9062"/>
+            </w:tabs>
+            <w:rPr>
+              <w:rFonts w:asciiTheme="minorHAnsi" w:eastAsiaTheme="minorEastAsia" w:hAnsiTheme="minorHAnsi"/>
+              <w:noProof/>
+              <w:lang w:eastAsia="es-AR"/>
+            </w:rPr>
+          </w:pPr>
+          <w:hyperlink w:anchor="_Toc211867465" w:history="1">
+            <w:r>
+              <w:rPr>
+                <w:rStyle w:val="Lienhypertexte"/>
+                <w:noProof/>
+                <w:bdr w:val="none" w:sz="0" w:space="0" w:color="auto" w:frame="1"/>
+                <w:lang w:val="fr-FR"/>
+              </w:rPr>
+              <w:t>IV.1. Intro : émergences des modèles multimodaux</w:t>
+            </w:r>
+            <w:r>
+              <w:rPr>
+                <w:noProof/>
+                <w:webHidden/>
+              </w:rPr>
+              <w:tab/>
+            </w:r>
+            <w:r>
+              <w:rPr>
+                <w:noProof/>
+                <w:webHidden/>
+              </w:rPr>
+              <w:fldChar w:fldCharType="begin"/>
+            </w:r>
+            <w:r>
+              <w:rPr>
+                <w:noProof/>
+                <w:webHidden/>
+              </w:rPr>
+              <w:instrText xml:space="preserve"> PAGEREF _Toc211867465 \h </w:instrText>
+            </w:r>
+            <w:r>
+              <w:rPr>
+                <w:noProof/>
+                <w:webHidden/>
+              </w:rPr>
+            </w:r>
+            <w:r>
+              <w:rPr>
+                <w:noProof/>
+                <w:webHidden/>
+              </w:rPr>
+              <w:fldChar w:fldCharType="separate"/>
+            </w:r>
+            <w:r>
+              <w:rPr>
+                <w:noProof/>
+                <w:webHidden/>
+              </w:rPr>
+              <w:t>13</w:t>
+            </w:r>
+            <w:r>
+              <w:rPr>
+                <w:noProof/>
+                <w:webHidden/>
+              </w:rPr>
+              <w:fldChar w:fldCharType="end"/>
+            </w:r>
+          </w:hyperlink>
+        </w:p>
+        <w:p>
+          <w:pPr>
+            <w:pStyle w:val="TM2"/>
+            <w:tabs>
+              <w:tab w:val="right" w:leader="dot" w:pos="9062"/>
+            </w:tabs>
+            <w:rPr>
+              <w:rFonts w:asciiTheme="minorHAnsi" w:eastAsiaTheme="minorEastAsia" w:hAnsiTheme="minorHAnsi"/>
+              <w:noProof/>
+              <w:lang w:eastAsia="es-AR"/>
+            </w:rPr>
+          </w:pPr>
+          <w:hyperlink w:anchor="_Toc211867466" w:history="1">
+            <w:r>
+              <w:rPr>
+                <w:rStyle w:val="Lienhypertexte"/>
+                <w:noProof/>
+                <w:bdr w:val="none" w:sz="0" w:space="0" w:color="auto" w:frame="1"/>
+                <w:lang w:val="fr-FR"/>
+              </w:rPr>
+              <w:t>IV.2. Mode de fonctionnement des modèles multimodaux et leurs limites</w:t>
+            </w:r>
+            <w:r>
+              <w:rPr>
+                <w:noProof/>
+                <w:webHidden/>
+              </w:rPr>
+              <w:tab/>
+            </w:r>
+            <w:r>
+              <w:rPr>
+                <w:noProof/>
+                <w:webHidden/>
+              </w:rPr>
+              <w:fldChar w:fldCharType="begin"/>
+            </w:r>
+            <w:r>
+              <w:rPr>
+                <w:noProof/>
+                <w:webHidden/>
+              </w:rPr>
+              <w:instrText xml:space="preserve"> PAGEREF _Toc211867466 \h </w:instrText>
+            </w:r>
+            <w:r>
+              <w:rPr>
+                <w:noProof/>
+                <w:webHidden/>
+              </w:rPr>
+            </w:r>
+            <w:r>
+              <w:rPr>
+                <w:noProof/>
+                <w:webHidden/>
+              </w:rPr>
+              <w:fldChar w:fldCharType="separate"/>
+            </w:r>
+            <w:r>
+              <w:rPr>
+                <w:noProof/>
+                <w:webHidden/>
+              </w:rPr>
+              <w:t>13</w:t>
+            </w:r>
+            <w:r>
+              <w:rPr>
+                <w:noProof/>
+                <w:webHidden/>
+              </w:rPr>
+              <w:fldChar w:fldCharType="end"/>
+            </w:r>
+          </w:hyperlink>
+        </w:p>
+        <w:p>
+          <w:pPr>
+            <w:pStyle w:val="TM3"/>
+            <w:tabs>
+              <w:tab w:val="right" w:leader="dot" w:pos="9062"/>
+            </w:tabs>
+            <w:rPr>
+              <w:rFonts w:asciiTheme="minorHAnsi" w:eastAsiaTheme="minorEastAsia" w:hAnsiTheme="minorHAnsi"/>
+              <w:noProof/>
+              <w:lang w:eastAsia="es-AR"/>
+            </w:rPr>
+          </w:pPr>
+          <w:hyperlink w:anchor="_Toc211867467" w:history="1">
+            <w:r>
+              <w:rPr>
+                <w:rStyle w:val="Lienhypertexte"/>
+                <w:noProof/>
+                <w:lang w:val="fr-FR"/>
+              </w:rPr>
+              <w:t>4.2.1 La représentation et l’alignement</w:t>
+            </w:r>
+            <w:r>
+              <w:rPr>
+                <w:noProof/>
+                <w:webHidden/>
+              </w:rPr>
+              <w:tab/>
+            </w:r>
+            <w:r>
+              <w:rPr>
+                <w:noProof/>
+                <w:webHidden/>
+              </w:rPr>
+              <w:fldChar w:fldCharType="begin"/>
+            </w:r>
+            <w:r>
+              <w:rPr>
+                <w:noProof/>
+                <w:webHidden/>
+              </w:rPr>
+              <w:instrText xml:space="preserve"> PAGEREF _Toc211867467 \h </w:instrText>
+            </w:r>
+            <w:r>
+              <w:rPr>
+                <w:noProof/>
+                <w:webHidden/>
+              </w:rPr>
+            </w:r>
+            <w:r>
+              <w:rPr>
+                <w:noProof/>
+                <w:webHidden/>
+              </w:rPr>
+              <w:fldChar w:fldCharType="separate"/>
+            </w:r>
+            <w:r>
+              <w:rPr>
+                <w:noProof/>
+                <w:webHidden/>
+              </w:rPr>
+              <w:t>14</w:t>
+            </w:r>
+            <w:r>
+              <w:rPr>
+                <w:noProof/>
+                <w:webHidden/>
+              </w:rPr>
+              <w:fldChar w:fldCharType="end"/>
+            </w:r>
+          </w:hyperlink>
+        </w:p>
+        <w:p>
+          <w:pPr>
+            <w:pStyle w:val="TM3"/>
+            <w:tabs>
+              <w:tab w:val="right" w:leader="dot" w:pos="9062"/>
+            </w:tabs>
+            <w:rPr>
+              <w:rFonts w:asciiTheme="minorHAnsi" w:eastAsiaTheme="minorEastAsia" w:hAnsiTheme="minorHAnsi"/>
+              <w:noProof/>
+              <w:lang w:eastAsia="es-AR"/>
+            </w:rPr>
+          </w:pPr>
+          <w:hyperlink w:anchor="_Toc211867468" w:history="1">
+            <w:r>
+              <w:rPr>
+                <w:rStyle w:val="Lienhypertexte"/>
+                <w:noProof/>
+                <w:lang w:val="fr-FR"/>
+              </w:rPr>
+              <w:t>4.2.2 La translation et la fusion</w:t>
+            </w:r>
+            <w:r>
+              <w:rPr>
+                <w:noProof/>
+                <w:webHidden/>
+              </w:rPr>
+              <w:tab/>
+            </w:r>
+            <w:r>
+              <w:rPr>
+                <w:noProof/>
+                <w:webHidden/>
+              </w:rPr>
+              <w:fldChar w:fldCharType="begin"/>
+            </w:r>
+            <w:r>
+              <w:rPr>
+                <w:noProof/>
+                <w:webHidden/>
+              </w:rPr>
+              <w:instrText xml:space="preserve"> PAGEREF _Toc211867468 \h </w:instrText>
+            </w:r>
+            <w:r>
+              <w:rPr>
+                <w:noProof/>
+                <w:webHidden/>
+              </w:rPr>
+            </w:r>
+            <w:r>
+              <w:rPr>
+                <w:noProof/>
+                <w:webHidden/>
+              </w:rPr>
+              <w:fldChar w:fldCharType="separate"/>
+            </w:r>
+            <w:r>
+              <w:rPr>
+                <w:noProof/>
+                <w:webHidden/>
+              </w:rPr>
+              <w:t>14</w:t>
+            </w:r>
+            <w:r>
+              <w:rPr>
+                <w:noProof/>
+                <w:webHidden/>
+              </w:rPr>
+              <w:fldChar w:fldCharType="end"/>
+            </w:r>
+          </w:hyperlink>
+        </w:p>
+        <w:p>
+          <w:pPr>
+            <w:pStyle w:val="TM3"/>
+            <w:tabs>
+              <w:tab w:val="right" w:leader="dot" w:pos="9062"/>
+            </w:tabs>
+            <w:rPr>
+              <w:rFonts w:asciiTheme="minorHAnsi" w:eastAsiaTheme="minorEastAsia" w:hAnsiTheme="minorHAnsi"/>
+              <w:noProof/>
+              <w:lang w:eastAsia="es-AR"/>
+            </w:rPr>
+          </w:pPr>
+          <w:hyperlink w:anchor="_Toc211867469" w:history="1">
+            <w:r>
+              <w:rPr>
+                <w:rStyle w:val="Lienhypertexte"/>
+                <w:noProof/>
+                <w:lang w:val="fr-FR"/>
+              </w:rPr>
+              <w:t>4.2.3 Le co-learning</w:t>
+            </w:r>
+            <w:r>
+              <w:rPr>
+                <w:noProof/>
+                <w:webHidden/>
+              </w:rPr>
+              <w:tab/>
+            </w:r>
+            <w:r>
+              <w:rPr>
+                <w:noProof/>
+                <w:webHidden/>
+              </w:rPr>
+              <w:fldChar w:fldCharType="begin"/>
+            </w:r>
+            <w:r>
+              <w:rPr>
+                <w:noProof/>
+                <w:webHidden/>
+              </w:rPr>
+              <w:instrText xml:space="preserve"> PAGEREF _Toc211867469 \h </w:instrText>
+            </w:r>
+            <w:r>
+              <w:rPr>
+                <w:noProof/>
+                <w:webHidden/>
+              </w:rPr>
+            </w:r>
+            <w:r>
+              <w:rPr>
+                <w:noProof/>
+                <w:webHidden/>
+              </w:rPr>
+              <w:fldChar w:fldCharType="separate"/>
+            </w:r>
+            <w:r>
+              <w:rPr>
+                <w:noProof/>
+                <w:webHidden/>
+              </w:rPr>
+              <w:t>14</w:t>
+            </w:r>
+            <w:r>
+              <w:rPr>
+                <w:noProof/>
+                <w:webHidden/>
+              </w:rPr>
+              <w:fldChar w:fldCharType="end"/>
+            </w:r>
+          </w:hyperlink>
+        </w:p>
+        <w:p>
+          <w:pPr>
+            <w:pStyle w:val="TM2"/>
+            <w:tabs>
+              <w:tab w:val="right" w:leader="dot" w:pos="9062"/>
+            </w:tabs>
+            <w:rPr>
+              <w:rFonts w:asciiTheme="minorHAnsi" w:eastAsiaTheme="minorEastAsia" w:hAnsiTheme="minorHAnsi"/>
+              <w:noProof/>
+              <w:lang w:eastAsia="es-AR"/>
+            </w:rPr>
+          </w:pPr>
+          <w:hyperlink w:anchor="_Toc211867470" w:history="1">
+            <w:r>
+              <w:rPr>
+                <w:rStyle w:val="Lienhypertexte"/>
+                <w:noProof/>
+                <w:lang w:val="fr-FR"/>
+              </w:rPr>
+              <w:t>4.3 Application des modèles multimodaux au cas de la valorisation de plans de construction</w:t>
+            </w:r>
+            <w:r>
+              <w:rPr>
+                <w:noProof/>
+                <w:webHidden/>
+              </w:rPr>
+              <w:tab/>
+            </w:r>
+            <w:r>
+              <w:rPr>
+                <w:noProof/>
+                <w:webHidden/>
+              </w:rPr>
+              <w:fldChar w:fldCharType="begin"/>
+            </w:r>
+            <w:r>
+              <w:rPr>
+                <w:noProof/>
+                <w:webHidden/>
+              </w:rPr>
+              <w:instrText xml:space="preserve"> PAGEREF _Toc211867470 \h </w:instrText>
+            </w:r>
+            <w:r>
+              <w:rPr>
+                <w:noProof/>
+                <w:webHidden/>
+              </w:rPr>
+            </w:r>
+            <w:r>
+              <w:rPr>
+                <w:noProof/>
+                <w:webHidden/>
+              </w:rPr>
+              <w:fldChar w:fldCharType="separate"/>
+            </w:r>
+            <w:r>
+              <w:rPr>
+                <w:noProof/>
+                <w:webHidden/>
+              </w:rPr>
+              <w:t>15</w:t>
+            </w:r>
+            <w:r>
+              <w:rPr>
+                <w:noProof/>
+                <w:webHidden/>
+              </w:rPr>
+              <w:fldChar w:fldCharType="end"/>
+            </w:r>
+          </w:hyperlink>
+        </w:p>
+        <w:p>
+          <w:pPr>
+            <w:pStyle w:val="TM3"/>
+            <w:tabs>
+              <w:tab w:val="right" w:leader="dot" w:pos="9062"/>
+            </w:tabs>
+            <w:rPr>
+              <w:rFonts w:asciiTheme="minorHAnsi" w:eastAsiaTheme="minorEastAsia" w:hAnsiTheme="minorHAnsi"/>
+              <w:noProof/>
+              <w:lang w:eastAsia="es-AR"/>
+            </w:rPr>
+          </w:pPr>
+          <w:hyperlink w:anchor="_Toc211867471" w:history="1">
+            <w:r>
+              <w:rPr>
+                <w:rStyle w:val="Lienhypertexte"/>
+                <w:noProof/>
+                <w:lang w:val="fr-FR"/>
+              </w:rPr>
+              <w:t>4.3.1 Renforcer un pipeline 2D existant par le texte</w:t>
+            </w:r>
+            <w:r>
+              <w:rPr>
+                <w:noProof/>
+                <w:webHidden/>
+              </w:rPr>
+              <w:tab/>
+            </w:r>
+            <w:r>
+              <w:rPr>
+                <w:noProof/>
+                <w:webHidden/>
+              </w:rPr>
+              <w:fldChar w:fldCharType="begin"/>
+            </w:r>
+            <w:r>
+              <w:rPr>
+                <w:noProof/>
+                <w:webHidden/>
+              </w:rPr>
+              <w:instrText xml:space="preserve"> PAGEREF _Toc211867471 \h </w:instrText>
+            </w:r>
+            <w:r>
+              <w:rPr>
+                <w:noProof/>
+                <w:webHidden/>
+              </w:rPr>
+            </w:r>
+            <w:r>
+              <w:rPr>
+                <w:noProof/>
+                <w:webHidden/>
+              </w:rPr>
+              <w:fldChar w:fldCharType="separate"/>
+            </w:r>
+            <w:r>
+              <w:rPr>
+                <w:noProof/>
+                <w:webHidden/>
+              </w:rPr>
+              <w:t>15</w:t>
+            </w:r>
+            <w:r>
+              <w:rPr>
+                <w:noProof/>
+                <w:webHidden/>
+              </w:rPr>
+              <w:fldChar w:fldCharType="end"/>
+            </w:r>
+          </w:hyperlink>
+        </w:p>
+        <w:p>
+          <w:pPr>
+            <w:pStyle w:val="TM3"/>
+            <w:tabs>
+              <w:tab w:val="right" w:leader="dot" w:pos="9062"/>
+            </w:tabs>
+            <w:rPr>
+              <w:rFonts w:asciiTheme="minorHAnsi" w:eastAsiaTheme="minorEastAsia" w:hAnsiTheme="minorHAnsi"/>
+              <w:noProof/>
+              <w:lang w:eastAsia="es-AR"/>
+            </w:rPr>
+          </w:pPr>
+          <w:hyperlink w:anchor="_Toc211867472" w:history="1">
+            <w:r>
+              <w:rPr>
+                <w:rStyle w:val="Lienhypertexte"/>
+                <w:noProof/>
+                <w:lang w:val="fr-FR"/>
+              </w:rPr>
+              <w:t>4.3.2 Traiter le plan 2D comme un document intrinsèquement multimodal</w:t>
+            </w:r>
+            <w:r>
+              <w:rPr>
+                <w:noProof/>
+                <w:webHidden/>
+              </w:rPr>
+              <w:tab/>
+            </w:r>
+            <w:r>
+              <w:rPr>
+                <w:noProof/>
+                <w:webHidden/>
+              </w:rPr>
+              <w:fldChar w:fldCharType="begin"/>
+            </w:r>
+            <w:r>
+              <w:rPr>
+                <w:noProof/>
+                <w:webHidden/>
+              </w:rPr>
+              <w:instrText xml:space="preserve"> PAGEREF _Toc211867472 \h </w:instrText>
+            </w:r>
+            <w:r>
+              <w:rPr>
+                <w:noProof/>
+                <w:webHidden/>
+              </w:rPr>
+            </w:r>
+            <w:r>
+              <w:rPr>
+                <w:noProof/>
+                <w:webHidden/>
+              </w:rPr>
+              <w:fldChar w:fldCharType="separate"/>
+            </w:r>
+            <w:r>
+              <w:rPr>
+                <w:noProof/>
+                <w:webHidden/>
+              </w:rPr>
+              <w:t>15</w:t>
+            </w:r>
+            <w:r>
+              <w:rPr>
+                <w:noProof/>
+                <w:webHidden/>
+              </w:rPr>
+              <w:fldChar w:fldCharType="end"/>
+            </w:r>
+          </w:hyperlink>
+        </w:p>
+        <w:p>
+          <w:pPr>
+            <w:pStyle w:val="TM3"/>
+            <w:tabs>
+              <w:tab w:val="right" w:leader="dot" w:pos="9062"/>
+            </w:tabs>
+            <w:rPr>
+              <w:rFonts w:asciiTheme="minorHAnsi" w:eastAsiaTheme="minorEastAsia" w:hAnsiTheme="minorHAnsi"/>
+              <w:noProof/>
+              <w:lang w:eastAsia="es-AR"/>
+            </w:rPr>
+          </w:pPr>
+          <w:hyperlink w:anchor="_Toc211867473" w:history="1">
+            <w:r>
+              <w:rPr>
+                <w:rStyle w:val="Lienhypertexte"/>
+                <w:noProof/>
+                <w:lang w:val="fr-FR" w:eastAsia="es-AR"/>
+              </w:rPr>
+              <w:t>4.3.3 A réfléchir</w:t>
+            </w:r>
+            <w:r>
+              <w:rPr>
+                <w:noProof/>
+                <w:webHidden/>
+              </w:rPr>
+              <w:tab/>
+            </w:r>
+            <w:r>
+              <w:rPr>
+                <w:noProof/>
+                <w:webHidden/>
+              </w:rPr>
+              <w:fldChar w:fldCharType="begin"/>
+            </w:r>
+            <w:r>
+              <w:rPr>
+                <w:noProof/>
+                <w:webHidden/>
+              </w:rPr>
+              <w:instrText xml:space="preserve"> PAGEREF _Toc211867473 \h </w:instrText>
+            </w:r>
+            <w:r>
+              <w:rPr>
+                <w:noProof/>
+                <w:webHidden/>
+              </w:rPr>
+            </w:r>
+            <w:r>
+              <w:rPr>
+                <w:noProof/>
+                <w:webHidden/>
+              </w:rPr>
+              <w:fldChar w:fldCharType="separate"/>
+            </w:r>
+            <w:r>
+              <w:rPr>
+                <w:noProof/>
+                <w:webHidden/>
+              </w:rPr>
+              <w:t>15</w:t>
+            </w:r>
+            <w:r>
+              <w:rPr>
+                <w:noProof/>
+                <w:webHidden/>
+              </w:rPr>
+              <w:fldChar w:fldCharType="end"/>
+            </w:r>
+          </w:hyperlink>
+        </w:p>
+        <w:p>
+          <w:pPr>
+            <w:pStyle w:val="TM1"/>
+            <w:tabs>
+              <w:tab w:val="right" w:leader="dot" w:pos="9062"/>
+            </w:tabs>
+            <w:rPr>
+              <w:rFonts w:asciiTheme="minorHAnsi" w:eastAsiaTheme="minorEastAsia" w:hAnsiTheme="minorHAnsi"/>
+              <w:noProof/>
+              <w:lang w:eastAsia="es-AR"/>
+            </w:rPr>
+          </w:pPr>
+          <w:hyperlink w:anchor="_Toc211867474" w:history="1">
+            <w:r>
+              <w:rPr>
+                <w:rStyle w:val="Lienhypertexte"/>
+                <w:noProof/>
+                <w:lang w:val="fr-FR"/>
+              </w:rPr>
+              <w:t>V. Conclusion</w:t>
+            </w:r>
+            <w:r>
+              <w:rPr>
+                <w:noProof/>
+                <w:webHidden/>
+              </w:rPr>
+              <w:tab/>
+            </w:r>
+            <w:r>
+              <w:rPr>
+                <w:noProof/>
+                <w:webHidden/>
+              </w:rPr>
+              <w:fldChar w:fldCharType="begin"/>
+            </w:r>
+            <w:r>
+              <w:rPr>
+                <w:noProof/>
+                <w:webHidden/>
+              </w:rPr>
+              <w:instrText xml:space="preserve"> PAGEREF _Toc211867474 \h </w:instrText>
+            </w:r>
+            <w:r>
+              <w:rPr>
+                <w:noProof/>
+                <w:webHidden/>
+              </w:rPr>
+            </w:r>
+            <w:r>
+              <w:rPr>
+                <w:noProof/>
+                <w:webHidden/>
+              </w:rPr>
+              <w:fldChar w:fldCharType="separate"/>
+            </w:r>
+            <w:r>
+              <w:rPr>
+                <w:noProof/>
+                <w:webHidden/>
+              </w:rPr>
+              <w:t>15</w:t>
+            </w:r>
+            <w:r>
+              <w:rPr>
+                <w:noProof/>
+                <w:webHidden/>
+              </w:rPr>
+              <w:fldChar w:fldCharType="end"/>
+            </w:r>
+          </w:hyperlink>
+        </w:p>
+        <w:p>
+          <w:pPr>
+            <w:pStyle w:val="TM1"/>
+            <w:tabs>
+              <w:tab w:val="right" w:leader="dot" w:pos="9062"/>
+            </w:tabs>
+            <w:rPr>
+              <w:rFonts w:asciiTheme="minorHAnsi" w:eastAsiaTheme="minorEastAsia" w:hAnsiTheme="minorHAnsi"/>
+              <w:noProof/>
+              <w:lang w:eastAsia="es-AR"/>
+            </w:rPr>
+          </w:pPr>
+          <w:hyperlink w:anchor="_Toc211867475" w:history="1">
+            <w:r>
+              <w:rPr>
+                <w:rStyle w:val="Lienhypertexte"/>
+                <w:noProof/>
+                <w:lang w:val="fr-FR"/>
+              </w:rPr>
+              <w:t>Bibliographie :</w:t>
+            </w:r>
+            <w:r>
+              <w:rPr>
+                <w:noProof/>
+                <w:webHidden/>
+              </w:rPr>
+              <w:tab/>
+            </w:r>
+            <w:r>
+              <w:rPr>
+                <w:noProof/>
+                <w:webHidden/>
+              </w:rPr>
+              <w:fldChar w:fldCharType="begin"/>
+            </w:r>
+            <w:r>
+              <w:rPr>
+                <w:noProof/>
+                <w:webHidden/>
+              </w:rPr>
+              <w:instrText xml:space="preserve"> PAGEREF _Toc211867475 \h </w:instrText>
+            </w:r>
+            <w:r>
+              <w:rPr>
+                <w:noProof/>
+                <w:webHidden/>
+              </w:rPr>
+            </w:r>
+            <w:r>
+              <w:rPr>
+                <w:noProof/>
+                <w:webHidden/>
+              </w:rPr>
+              <w:fldChar w:fldCharType="separate"/>
+            </w:r>
+            <w:r>
+              <w:rPr>
+                <w:noProof/>
+                <w:webHidden/>
+              </w:rPr>
+              <w:t>16</w:t>
+            </w:r>
+            <w:r>
+              <w:rPr>
+                <w:noProof/>
+                <w:webHidden/>
+              </w:rPr>
+              <w:fldChar w:fldCharType="end"/>
+            </w:r>
+          </w:hyperlink>
+        </w:p>
+        <w:p>
+          <w:r>
+            <w:rPr>
+              <w:b/>
+              <w:bCs/>
+              <w:lang w:val="fr-FR"/>
+            </w:rPr>
+            <w:fldChar w:fldCharType="end"/>
+          </w:r>
+        </w:p>
+      </w:sdtContent>
+    </w:sdt>
+    <w:p>
+      <w:pPr>
+        <w:rPr>
+          <w:b/>
+          <w:bCs/>
+          <w:u w:val="single"/>
+          <w:lang w:val="fr-FR"/>
+        </w:rPr>
+      </w:pPr>
+    </w:p>
+    <w:p>
+      <w:pPr>
+        <w:jc w:val="left"/>
+        <w:rPr>
+          <w:b/>
+          <w:bCs/>
+          <w:u w:val="single"/>
+          <w:lang w:val="fr-FR"/>
+        </w:rPr>
+      </w:pPr>
+      <w:r>
+        <w:rPr>
+          <w:b/>
+          <w:bCs/>
+          <w:u w:val="single"/>
+          <w:lang w:val="fr-FR"/>
+        </w:rPr>
+        <w:br w:type="page"/>
+      </w:r>
+    </w:p>
+    <w:p>
+      <w:pPr>
+        <w:rPr>
+          <w:b/>
+          <w:bCs/>
+          <w:u w:val="single"/>
+          <w:lang w:val="fr-FR"/>
+        </w:rPr>
+      </w:pPr>
+    </w:p>
     <w:p>
       <w:pPr>
         <w:pStyle w:val="Titre1"/>
@@ -37,13 +1774,14 @@
           <w:lang w:val="fr-FR"/>
         </w:rPr>
       </w:pPr>
-      <w:r>
-        <w:rPr>
-          <w:lang w:val="fr-FR"/>
-        </w:rPr>
-        <w:lastRenderedPageBreak/>
+      <w:bookmarkStart w:id="1" w:name="_Toc211867453"/>
+      <w:r>
+        <w:rPr>
+          <w:lang w:val="fr-FR"/>
+        </w:rPr>
         <w:t>1 Introduction</w:t>
       </w:r>
+      <w:bookmarkEnd w:id="1"/>
     </w:p>
     <w:p>
       <w:pPr>
@@ -84,12 +1822,14 @@
           <w:lang w:val="fr-FR"/>
         </w:rPr>
       </w:pPr>
+      <w:bookmarkStart w:id="2" w:name="_Toc211867454"/>
       <w:r>
         <w:rPr>
           <w:lang w:val="fr-FR"/>
         </w:rPr>
         <w:t>II Formats et spécificités des plans</w:t>
       </w:r>
+      <w:bookmarkEnd w:id="2"/>
     </w:p>
     <w:p>
       <w:pPr>
@@ -98,12 +1838,14 @@
           <w:lang w:val="fr-FR"/>
         </w:rPr>
       </w:pPr>
+      <w:bookmarkStart w:id="3" w:name="_Toc211867455"/>
       <w:r>
         <w:rPr>
           <w:lang w:val="fr-FR"/>
         </w:rPr>
         <w:t>2.1 Plans 2D</w:t>
       </w:r>
+      <w:bookmarkEnd w:id="3"/>
     </w:p>
     <w:p>
       <w:pPr>
@@ -113,12 +1855,14 @@
           <w:lang w:val="fr-FR"/>
         </w:rPr>
       </w:pPr>
+      <w:bookmarkStart w:id="4" w:name="_Toc211867456"/>
       <w:r>
         <w:rPr>
           <w:lang w:val="fr-FR"/>
         </w:rPr>
         <w:t>2.1.1 Formats et spécificités des plans 2D</w:t>
       </w:r>
+      <w:bookmarkEnd w:id="4"/>
     </w:p>
     <w:p>
       <w:pPr>
@@ -143,20 +1887,26 @@
         <w:rPr>
           <w:lang w:val="fr-FR"/>
         </w:rPr>
-        <w:t>Un fichier PDF peut contenir soit une représentation vectorielle directement issue d’un logiciel de CAO, soit une simple image résultant d’une conversion ou d’un scan. Dans le premier cas, les éléments géométriques et textuels sont encodés de manière structurée et offrent des possibilités d’extraction relativement précises. Dans le second, en revanche, le document ne conserve que l’apparence visuelle des plans, sans métadonnées exploitables, ce qui impose un traitement d’image complexe pour retrouver les informations d’origine.</w:t>
-      </w:r>
-    </w:p>
-    <w:p>
-      <w:pPr>
-        <w:rPr>
-          <w:lang w:val="fr-FR"/>
-        </w:rPr>
-      </w:pPr>
+        <w:t xml:space="preserve">Un fichier PDF peut contenir soit une représentation vectorielle directement issue d’un logiciel de CAO, soit une simple image résultant d’une conversion ou d’un scan. Dans le premier cas, les éléments géométriques et textuels sont encodés de manière structurée et offrent des possibilités d’extraction relativement précises. Dans le second, en revanche, le document ne </w:t>
+      </w:r>
       <w:r>
         <w:rPr>
           <w:lang w:val="fr-FR"/>
         </w:rPr>
         <w:lastRenderedPageBreak/>
+        <w:t>conserve que l’apparence visuelle des plans, sans métadonnées exploitables, ce qui impose un traitement d’image complexe pour retrouver les informations d’origine.</w:t>
+      </w:r>
+    </w:p>
+    <w:p>
+      <w:pPr>
+        <w:rPr>
+          <w:lang w:val="fr-FR"/>
+        </w:rPr>
+      </w:pPr>
+      <w:r>
+        <w:rPr>
+          <w:lang w:val="fr-FR"/>
+        </w:rPr>
         <w:t>Les formats issus de la CAO ou de la DAO représentent eux aussi un défi pour l’exploitation automatique. Ils disposent généralement de plus d’informations que les plans imprimés, notamment sur la géométrie et la structure des éléments, mais restent difficiles à exploiter car certaines données essentielles, comme le type de matériaux, ne sont pas systématiquement renseignées. Leur richesse est donc relative, et leur traitement demande des outils spécialisés ainsi qu’une expertise particulière.</w:t>
       </w:r>
     </w:p>
@@ -166,7 +1916,7 @@
           <w:lang w:val="fr-FR"/>
         </w:rPr>
       </w:pPr>
-      <w:bookmarkStart w:id="1" w:name="_Hlk211248949"/>
+      <w:bookmarkStart w:id="5" w:name="_Hlk211248949"/>
       <w:r>
         <w:rPr>
           <w:lang w:val="fr-FR"/>
@@ -216,7 +1966,7 @@
         <w:t>. Leur traitement impose de recourir à des techniques de vision par ordinateur et de reconnaissance de formes, capables de gérer une grande variabilité de styles graphiques, de conventions et de niveaux de qualité. Il faut également souligner qu’il est toujours relativement simple d’obtenir un document au format PDF, issu d’une exportation ou d’une numérisation, alors qu’il est beaucoup plus difficile, voire impossible dans certains cas, de reconstituer une version vectorielle exploitable à partir d’un simple PDF image ou d’un scan. Cette asymétrie renforce l’idée que les formats image et PDF, bien qu’omniprésents, demeurent les plus complexes à exploiter automatiquement.</w:t>
       </w:r>
     </w:p>
-    <w:bookmarkEnd w:id="1"/>
+    <w:bookmarkEnd w:id="5"/>
     <w:p>
       <w:pPr>
         <w:rPr>
@@ -231,12 +1981,14 @@
           <w:lang w:val="fr-FR"/>
         </w:rPr>
       </w:pPr>
+      <w:bookmarkStart w:id="6" w:name="_Toc211867457"/>
       <w:r>
         <w:rPr>
           <w:lang w:val="fr-FR"/>
         </w:rPr>
         <w:t>2.1.2 Traitement des plans 2D</w:t>
       </w:r>
+      <w:bookmarkEnd w:id="6"/>
     </w:p>
     <w:p>
       <w:pPr>
@@ -367,20 +2119,26 @@
         <w:rPr>
           <w:lang w:val="fr-FR"/>
         </w:rPr>
-        <w:t xml:space="preserve">propose une méthode basée sur l’apprentissage profond pour détecter des composants structuraux dans des plans scannés. En utilisant le modèle YOLO, les auteurs parviennent à identifier des éléments comme les colonnes, poutres ou références de grilles avec une précision et un rappel supérieur à 80 %, et un temps de traitement moyen de 0,71 seconde par image. Ce travail démontre l’efficacité des méthodes de détection d’objets basées sur les CNN pour traiter automatiquement des plans 2D, même issus de scans papier. </w:t>
-      </w:r>
-    </w:p>
-    <w:p>
-      <w:pPr>
-        <w:rPr>
-          <w:lang w:val="fr-FR"/>
-        </w:rPr>
-      </w:pPr>
+        <w:t xml:space="preserve">propose une méthode basée sur l’apprentissage profond pour détecter des composants structuraux dans des plans scannés. En utilisant le modèle YOLO, les auteurs parviennent à identifier des éléments comme les colonnes, poutres ou références de grilles avec une précision et un rappel supérieur à 80 %, et un temps de traitement moyen de 0,71 seconde par image. Ce travail démontre l’efficacité des </w:t>
+      </w:r>
       <w:r>
         <w:rPr>
           <w:lang w:val="fr-FR"/>
         </w:rPr>
         <w:lastRenderedPageBreak/>
+        <w:t xml:space="preserve">méthodes de détection d’objets basées sur les CNN pour traiter automatiquement des plans 2D, même issus de scans papier. </w:t>
+      </w:r>
+    </w:p>
+    <w:p>
+      <w:pPr>
+        <w:rPr>
+          <w:lang w:val="fr-FR"/>
+        </w:rPr>
+      </w:pPr>
+      <w:r>
+        <w:rPr>
+          <w:lang w:val="fr-FR"/>
+        </w:rPr>
         <w:t>Malgré ces avancées, des limites importantes subsistent. L’OCR reste sensible à la qualité des documents, scans de faible résolution, polices atypiques ou annotations manuscrites peuvent fortement réduire la précision. De même, la détection d’objets par réseaux de neurones dépend de la disponibilité de bases de données annotées suffisantes, encore rares dans le domaine du BTP. Enfin, la variabilité des formats et des styles graphiques rend difficile la mise en place de modèles généralisables à tous les types de plans. Ces contraintes expliquent pourquoi, malgré des résultats prometteurs, le traitement automatique des plans 2D reste aujourd’hui un défi scientifique et technique majeur.</w:t>
       </w:r>
     </w:p>
@@ -398,12 +2156,14 @@
           <w:lang w:val="fr-FR"/>
         </w:rPr>
       </w:pPr>
+      <w:bookmarkStart w:id="7" w:name="_Toc211867458"/>
       <w:r>
         <w:rPr>
           <w:lang w:val="fr-FR"/>
         </w:rPr>
         <w:t>2.2 Plans 3D</w:t>
       </w:r>
+      <w:bookmarkEnd w:id="7"/>
     </w:p>
     <w:p>
       <w:pPr>
@@ -413,12 +2173,14 @@
           <w:lang w:val="fr-FR"/>
         </w:rPr>
       </w:pPr>
+      <w:bookmarkStart w:id="8" w:name="_Toc211867459"/>
       <w:r>
         <w:rPr>
           <w:lang w:val="fr-FR"/>
         </w:rPr>
         <w:t>2.2.1 Formats et spécificités des plans 3D</w:t>
       </w:r>
+      <w:bookmarkEnd w:id="8"/>
     </w:p>
     <w:p>
       <w:pPr>
@@ -494,7 +2256,14 @@
         <w:rPr>
           <w:lang w:val="fr-FR"/>
         </w:rPr>
-        <w:t>hétérogène, ce qui complique leur traitement et leur interopérabilité. Certains formats, comme DWG ou RVT, sont fermés et nécessitent des outils spécifiques pour être lus, tandis que d’autres, comme IFC, bien que standardisés, peuvent présenter des divergences d’interprétation selon les logiciels. De plus, tous les modèles 3D ne contiennent pas nécessairement des informations sémantiques complètes</w:t>
+        <w:t xml:space="preserve">hétérogène, ce qui complique leur traitement et leur interopérabilité. Certains formats, comme DWG ou RVT, sont fermés et nécessitent des outils spécifiques pour être lus, tandis que d’autres, comme IFC, bien que standardisés, peuvent présenter des divergences d’interprétation selon les logiciels. De plus, tous les modèles 3D ne </w:t>
+      </w:r>
+      <w:r>
+        <w:rPr>
+          <w:lang w:val="fr-FR"/>
+        </w:rPr>
+        <w:lastRenderedPageBreak/>
+        <w:t>contiennent pas nécessairement des informations sémantiques complètes</w:t>
       </w:r>
       <w:r>
         <w:rPr>
@@ -519,7 +2288,6 @@
         <w:rPr>
           <w:lang w:val="fr-FR"/>
         </w:rPr>
-        <w:lastRenderedPageBreak/>
         <w:t>Ainsi, même si les plans 3D offrent un potentiel bien supérieur à celui des plans 2D pour l’analyse automatique, leur exploitation repose sur la capacité à interpréter des structures complexes, à extraire des informations pertinentes et à gérer la grande variété de formats et de niveaux de détail existants.</w:t>
       </w:r>
     </w:p>
@@ -538,12 +2306,14 @@
           <w:lang w:val="fr-FR"/>
         </w:rPr>
       </w:pPr>
+      <w:bookmarkStart w:id="9" w:name="_Toc211867460"/>
       <w:r>
         <w:rPr>
           <w:lang w:val="fr-FR"/>
         </w:rPr>
         <w:t>2.2.2 Traitement des plans 3D</w:t>
       </w:r>
+      <w:bookmarkEnd w:id="9"/>
     </w:p>
     <w:p>
       <w:pPr>
@@ -841,115 +2611,74 @@
           <w:lang w:val="fr-FR"/>
         </w:rPr>
       </w:pPr>
-      <w:r>
-        <w:rPr>
-          <w:lang w:val="fr-FR"/>
-        </w:rPr>
-        <w:t>III. Apports des modèles multimodaux</w:t>
-      </w:r>
-    </w:p>
-    <w:p>
-      <w:pPr>
-        <w:rPr>
-          <w:lang w:val="fr-FR"/>
-        </w:rPr>
-      </w:pPr>
-      <w:r>
-        <w:rPr>
-          <w:lang w:val="fr-FR"/>
-        </w:rPr>
-        <w:t>Le principe de la multimodalité repose sur l’idée qu’un modèle d’intelligence artificielle peut améliorer ses performances lorsqu’il accède à plusieurs types d’informations complémentaires. Cette logique s’inspire directement du fonctionnement humain qui, pour analyser son environnement, mobilise simultanément plusieurs sens, croisant la vue, l’ouïe ou le toucher pour renforcer sa perception et sa compréhension. Dans le domaine médical, par exemple, l’analyse d’images d’IRM peut être enrichie par l’ajout de données cliniques et de résultats de laboratoire afin d’obtenir un diagnostic plus fiable.</w:t>
-      </w:r>
-    </w:p>
-    <w:p>
-      <w:pPr>
-        <w:rPr>
-          <w:lang w:val="fr-FR"/>
-        </w:rPr>
-      </w:pPr>
+      <w:bookmarkStart w:id="10" w:name="_Hlk211329154"/>
+      <w:bookmarkStart w:id="11" w:name="_Toc211867461"/>
+      <w:r>
+        <w:rPr>
+          <w:lang w:val="fr-FR"/>
+        </w:rPr>
+        <w:t>I</w:t>
+      </w:r>
+      <w:r>
+        <w:rPr>
+          <w:lang w:val="fr-FR"/>
+        </w:rPr>
+        <w:t>II</w:t>
+      </w:r>
+      <w:r>
+        <w:rPr>
+          <w:lang w:val="fr-FR"/>
+        </w:rPr>
+        <w:t xml:space="preserve">. </w:t>
+      </w:r>
+      <w:r>
+        <w:rPr>
+          <w:lang w:val="fr-FR"/>
+        </w:rPr>
+        <w:t>Solutions existantes et limites</w:t>
+      </w:r>
+      <w:bookmarkEnd w:id="11"/>
+    </w:p>
+    <w:bookmarkEnd w:id="10"/>
+    <w:p>
+      <w:pPr>
+        <w:rPr>
+          <w:lang w:val="fr-FR"/>
+        </w:rPr>
+      </w:pPr>
+    </w:p>
+    <w:p>
+      <w:pPr>
+        <w:rPr>
+          <w:lang w:val="fr-FR"/>
+        </w:rPr>
+      </w:pPr>
+      <w:r>
+        <w:rPr>
+          <w:lang w:val="fr-FR"/>
+        </w:rPr>
+        <w:t xml:space="preserve">La recherche académique s’intéresse de plus en plus à l’automatisation de l’exploitation des plans architecturaux ou industriel, qu’ils soient en deux ou trois dimensions. Ces travaux visent à réduire le temps et les erreurs liés aux traitements manuels, tout en améliorant la fiabilité et </w:t>
+      </w:r>
       <w:r>
         <w:rPr>
           <w:lang w:val="fr-FR"/>
         </w:rPr>
         <w:lastRenderedPageBreak/>
-        <w:t xml:space="preserve">Selon </w:t>
-      </w:r>
-      <w:sdt>
-        <w:sdtPr>
-          <w:rPr>
-            <w:color w:val="000000"/>
-            <w:lang w:val="fr-FR"/>
-          </w:rPr>
-          <w:tag w:val="MENDELEY_CITATION_v3_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"/>
-          <w:id w:val="365802375"/>
-          <w:placeholder>
-            <w:docPart w:val="DefaultPlaceholder_-1854013440"/>
-          </w:placeholder>
-        </w:sdtPr>
-        <w:sdtContent>
-          <w:proofErr w:type="spellStart"/>
-          <w:r>
-            <w:rPr>
-              <w:color w:val="000000"/>
-              <w:lang w:val="fr-FR"/>
-            </w:rPr>
-            <w:t>Baltrušaitis</w:t>
-          </w:r>
-          <w:proofErr w:type="spellEnd"/>
-          <w:r>
-            <w:rPr>
-              <w:color w:val="000000"/>
-              <w:lang w:val="fr-FR"/>
-            </w:rPr>
-            <w:t xml:space="preserve"> et al. (2017)</w:t>
-          </w:r>
-        </w:sdtContent>
-      </w:sdt>
-      <w:r>
-        <w:rPr>
-          <w:lang w:val="fr-FR"/>
-        </w:rPr>
-        <w:t>,</w:t>
-      </w:r>
-      <w:r>
-        <w:rPr>
-          <w:lang w:val="fr-FR"/>
-        </w:rPr>
-        <w:t>l’architecture des modèles d’IA multimodaux se structure autour de cinq grands défis</w:t>
-      </w:r>
-      <w:r>
-        <w:rPr>
-          <w:lang w:val="fr-FR"/>
-        </w:rPr>
-        <w:t xml:space="preserve">, </w:t>
-      </w:r>
-      <w:r>
-        <w:rPr>
-          <w:lang w:val="fr-FR"/>
-        </w:rPr>
-        <w:t xml:space="preserve">la représentation, l’alignement, la translation, la fusion et le </w:t>
-      </w:r>
-      <w:proofErr w:type="spellStart"/>
-      <w:r>
-        <w:rPr>
-          <w:lang w:val="fr-FR"/>
-        </w:rPr>
-        <w:t>co-learning</w:t>
-      </w:r>
-      <w:proofErr w:type="spellEnd"/>
-      <w:r>
-        <w:rPr>
-          <w:lang w:val="fr-FR"/>
-        </w:rPr>
-        <w:t>.</w:t>
-      </w:r>
-    </w:p>
-    <w:p>
-      <w:pPr>
-        <w:rPr>
-          <w:lang w:val="fr-FR"/>
-        </w:rPr>
-      </w:pPr>
+        <w:t>la précision des analyses. Ils s’appuient notamment sur des approches d’extraction de quantités, de détection de symboles, et de conversion automatique de plans 2D en modèles 3D.</w:t>
+      </w:r>
+    </w:p>
+    <w:p>
+      <w:pPr>
+        <w:rPr>
+          <w:lang w:val="fr-FR"/>
+        </w:rPr>
+      </w:pPr>
+      <w:r>
+        <w:rPr>
+          <w:lang w:val="fr-FR"/>
+        </w:rPr>
+        <w:t>Les solutions proposées varient toutefois en fonction du type et du format des plans étudiés. Les modèles 3D, souvent riches en informations géométriques et sémantiques, sont principalement exploités pour la planification, l’estimation des coûts ou encore la gestion de chantiers. Leur structure bien définie facilite l’analyse automatisée et leur intégration dans les processus de modélisation des données du bâtiment. En revanche, les plans 2D, dont les informations sont plus difficiles à extraire automatiquement, suscitent un intérêt croissant pour le développement de méthodes de reconnaissance et de structuration des données à l’aide de la vision par ordinateur et de l’apprentissage automatique. Une part importante de la recherche s’attache également à transformer ces plans 2D en représentations 3D exploitables, afin d’enrichir les outils de conception, de simulation et d’analyse.</w:t>
+      </w:r>
     </w:p>
     <w:p>
       <w:pPr>
@@ -962,1087 +2691,22 @@
       <w:pPr>
         <w:pStyle w:val="Titre2"/>
         <w:rPr>
-          <w:lang w:val="fr-FR"/>
-        </w:rPr>
-      </w:pPr>
-      <w:r>
-        <w:rPr>
-          <w:lang w:val="fr-FR"/>
-        </w:rPr>
-        <w:t>3.1 La représentation et l’alignement</w:t>
-      </w:r>
-    </w:p>
-    <w:p>
-      <w:pPr>
-        <w:rPr>
-          <w:lang w:val="fr-FR"/>
-        </w:rPr>
-      </w:pPr>
-      <w:r>
-        <w:rPr>
-          <w:lang w:val="fr-FR"/>
-        </w:rPr>
-        <w:t xml:space="preserve">La représentation consiste à encoder chaque </w:t>
-      </w:r>
-      <w:r>
-        <w:rPr>
-          <w:lang w:val="fr-FR"/>
-        </w:rPr>
-        <w:t xml:space="preserve">modalité </w:t>
-      </w:r>
-      <w:r>
-        <w:rPr>
-          <w:lang w:val="fr-FR"/>
-        </w:rPr>
-        <w:t xml:space="preserve">dans un espace numérique exploitable. D’après </w:t>
-      </w:r>
-      <w:sdt>
-        <w:sdtPr>
-          <w:rPr>
-            <w:color w:val="000000"/>
-            <w:lang w:val="fr-FR"/>
-          </w:rPr>
-          <w:tag w:val="MENDELEY_CITATION_v3_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"/>
-          <w:id w:val="-441371991"/>
-          <w:placeholder>
-            <w:docPart w:val="DefaultPlaceholder_-1854013440"/>
-          </w:placeholder>
-        </w:sdtPr>
-        <w:sdtContent>
-          <w:proofErr w:type="spellStart"/>
-          <w:r>
-            <w:rPr>
-              <w:color w:val="000000"/>
-              <w:lang w:val="fr-FR"/>
-            </w:rPr>
-            <w:t>Jiao</w:t>
-          </w:r>
-          <w:proofErr w:type="spellEnd"/>
-          <w:r>
-            <w:rPr>
-              <w:color w:val="000000"/>
-              <w:lang w:val="fr-FR"/>
-            </w:rPr>
-            <w:t xml:space="preserve"> et al. (2024),</w:t>
-          </w:r>
-        </w:sdtContent>
-      </w:sdt>
-      <w:r>
-        <w:rPr>
-          <w:lang w:val="fr-FR"/>
-        </w:rPr>
-        <w:t>deux approches dominent</w:t>
-      </w:r>
-      <w:r>
-        <w:rPr>
-          <w:lang w:val="fr-FR"/>
-        </w:rPr>
-        <w:t xml:space="preserve">, </w:t>
-      </w:r>
-      <w:r>
-        <w:rPr>
-          <w:lang w:val="fr-FR"/>
-        </w:rPr>
-        <w:t>la représentation conjointe, qui fusionne toutes les modalités dans un espace commun, et la représentation coordonnée, qui conserve une représentation propre à chaque modalité en imposant des contraintes de similarité ou de corrélation. La première facilite le traitement mais risque de perdre les spécificités de chaque modalité, tandis que la seconde préserve la richesse mais au prix d’une complexité accrue.</w:t>
-      </w:r>
-    </w:p>
-    <w:p>
-      <w:pPr>
-        <w:rPr>
-          <w:lang w:val="fr-FR"/>
-        </w:rPr>
-      </w:pPr>
-      <w:r>
-        <w:rPr>
-          <w:lang w:val="fr-FR"/>
-        </w:rPr>
-        <w:t xml:space="preserve">L’alignement, pour sa part, vise à mettre en correspondance des éléments issus de modalités différentes. Par exemple, dans la vision et le langage, il peut s’agir d’associer une région d’image à un mot ou une phrase. </w:t>
-      </w:r>
-      <w:sdt>
-        <w:sdtPr>
-          <w:rPr>
-            <w:color w:val="000000"/>
-            <w:lang w:val="fr-FR"/>
-          </w:rPr>
-          <w:tag w:val="MENDELEY_CITATION_v3_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"/>
-          <w:id w:val="-2023627341"/>
-          <w:placeholder>
-            <w:docPart w:val="DefaultPlaceholder_-1854013440"/>
-          </w:placeholder>
-        </w:sdtPr>
-        <w:sdtContent>
-          <w:proofErr w:type="spellStart"/>
-          <w:r>
-            <w:rPr>
-              <w:color w:val="000000"/>
-              <w:lang w:val="fr-FR"/>
-            </w:rPr>
-            <w:t>Jiao</w:t>
-          </w:r>
-          <w:proofErr w:type="spellEnd"/>
-          <w:r>
-            <w:rPr>
-              <w:color w:val="000000"/>
-              <w:lang w:val="fr-FR"/>
-            </w:rPr>
-            <w:t xml:space="preserve"> et al. (2024)</w:t>
-          </w:r>
-        </w:sdtContent>
-      </w:sdt>
-      <w:r>
-        <w:rPr>
-          <w:color w:val="000000"/>
-          <w:lang w:val="fr-FR"/>
+          <w:lang w:val="en-US"/>
+        </w:rPr>
+      </w:pPr>
+      <w:bookmarkStart w:id="12" w:name="_Toc211867462"/>
+      <w:r>
+        <w:rPr>
+          <w:lang w:val="en-US"/>
+        </w:rPr>
+        <w:t>4.1 Les solution 2D</w:t>
+      </w:r>
+      <w:bookmarkEnd w:id="12"/>
+      <w:r>
+        <w:rPr>
+          <w:lang w:val="en-US"/>
         </w:rPr>
         <w:t xml:space="preserve"> </w:t>
-      </w:r>
-      <w:r>
-        <w:rPr>
-          <w:lang w:val="fr-FR"/>
-        </w:rPr>
-        <w:t xml:space="preserve">distinguent l’alignement discret, adapté à des données segmentables comme des images ou du texte, et l’alignement continu, utilisé pour des signaux indivisibles audio, vidéo. </w:t>
-      </w:r>
-    </w:p>
-    <w:p>
-      <w:pPr>
-        <w:pStyle w:val="Titre2"/>
-        <w:rPr>
-          <w:lang w:val="fr-FR"/>
-        </w:rPr>
-      </w:pPr>
-      <w:r>
-        <w:rPr>
-          <w:lang w:val="fr-FR"/>
-        </w:rPr>
-        <w:t>3.2 La translation et la fusion</w:t>
-      </w:r>
-    </w:p>
-    <w:p>
-      <w:pPr>
-        <w:rPr>
-          <w:lang w:val="fr-FR"/>
-        </w:rPr>
-      </w:pPr>
-      <w:r>
-        <w:rPr>
-          <w:lang w:val="fr-FR"/>
-        </w:rPr>
-        <w:t>La translation correspond à la capacité d’un modèle à convertir une modalité en une autre. Des travaux récents montrent l’intérêt des approches encodeur</w:t>
-      </w:r>
-      <w:r>
-        <w:rPr>
-          <w:lang w:val="fr-FR"/>
-        </w:rPr>
-        <w:t xml:space="preserve"> </w:t>
-      </w:r>
-      <w:r>
-        <w:rPr>
-          <w:lang w:val="fr-FR"/>
-        </w:rPr>
-        <w:t xml:space="preserve">décodeur et des réseaux antagonistes génératifs (GAN) pour générer du texte à partir d’images ou pour combler une modalité </w:t>
-      </w:r>
-      <w:proofErr w:type="spellStart"/>
-      <w:r>
-        <w:rPr>
-          <w:lang w:val="fr-FR"/>
-        </w:rPr>
-        <w:t>manquante</w:t>
-      </w:r>
-      <w:sdt>
-        <w:sdtPr>
-          <w:rPr>
-            <w:color w:val="000000"/>
-            <w:lang w:val="fr-FR"/>
-          </w:rPr>
-          <w:tag w:val="MENDELEY_CITATION_v3_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"/>
-          <w:id w:val="-1363203880"/>
-          <w:placeholder>
-            <w:docPart w:val="DefaultPlaceholder_-1854013440"/>
-          </w:placeholder>
-        </w:sdtPr>
-        <w:sdtContent>
-          <w:r>
-            <w:rPr>
-              <w:color w:val="000000"/>
-              <w:lang w:val="fr-FR"/>
-            </w:rPr>
-            <w:t>Jiao</w:t>
-          </w:r>
-          <w:proofErr w:type="spellEnd"/>
-          <w:r>
-            <w:rPr>
-              <w:color w:val="000000"/>
-              <w:lang w:val="fr-FR"/>
-            </w:rPr>
-            <w:t xml:space="preserve"> et al., p. (2024, p. 14)</w:t>
-          </w:r>
-        </w:sdtContent>
-      </w:sdt>
-      <w:r>
-        <w:rPr>
-          <w:lang w:val="fr-FR"/>
-        </w:rPr>
-        <w:t>.</w:t>
-      </w:r>
-    </w:p>
-    <w:p>
-      <w:pPr>
-        <w:rPr>
-          <w:lang w:val="fr-FR"/>
-        </w:rPr>
-      </w:pPr>
-      <w:r>
-        <w:rPr>
-          <w:lang w:val="fr-FR"/>
-        </w:rPr>
-        <w:t xml:space="preserve">La fusion constitue l’un des piliers de la multimodalité. Selon </w:t>
-      </w:r>
-      <w:sdt>
-        <w:sdtPr>
-          <w:rPr>
-            <w:color w:val="000000"/>
-            <w:lang w:val="fr-FR"/>
-          </w:rPr>
-          <w:tag w:val="MENDELEY_CITATION_v3_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"/>
-          <w:id w:val="28376996"/>
-          <w:placeholder>
-            <w:docPart w:val="DefaultPlaceholder_-1854013440"/>
-          </w:placeholder>
-        </w:sdtPr>
-        <w:sdtContent>
-          <w:proofErr w:type="spellStart"/>
-          <w:r>
-            <w:rPr>
-              <w:color w:val="000000"/>
-              <w:lang w:val="fr-FR"/>
-            </w:rPr>
-            <w:t>Jiao</w:t>
-          </w:r>
-          <w:proofErr w:type="spellEnd"/>
-          <w:r>
-            <w:rPr>
-              <w:color w:val="000000"/>
-              <w:lang w:val="fr-FR"/>
-            </w:rPr>
-            <w:t xml:space="preserve"> et al. (2024)</w:t>
-          </w:r>
-        </w:sdtContent>
-      </w:sdt>
-      <w:r>
-        <w:rPr>
-          <w:lang w:val="fr-FR"/>
-        </w:rPr>
-        <w:t xml:space="preserve"> </w:t>
-      </w:r>
-      <w:r>
-        <w:rPr>
-          <w:lang w:val="fr-FR"/>
-        </w:rPr>
-        <w:t>quatre stratégies principales peuvent être distinguées. Tout d’abord, il est possible de fusionner les données brutes</w:t>
-      </w:r>
-      <w:r>
-        <w:rPr>
-          <w:lang w:val="fr-FR"/>
-        </w:rPr>
-        <w:t xml:space="preserve">, </w:t>
-      </w:r>
-      <w:r>
-        <w:rPr>
-          <w:lang w:val="fr-FR"/>
-        </w:rPr>
-        <w:t>on parle alors d’</w:t>
-      </w:r>
-      <w:proofErr w:type="spellStart"/>
-      <w:r>
-        <w:rPr>
-          <w:lang w:val="fr-FR"/>
-        </w:rPr>
-        <w:t>early</w:t>
-      </w:r>
-      <w:proofErr w:type="spellEnd"/>
-      <w:r>
-        <w:rPr>
-          <w:lang w:val="fr-FR"/>
-        </w:rPr>
-        <w:t xml:space="preserve"> fusion. Ensuite, la fusion peut se faire au niveau des features, ce que l’on appelle la </w:t>
-      </w:r>
-      <w:proofErr w:type="spellStart"/>
-      <w:r>
-        <w:rPr>
-          <w:lang w:val="fr-FR"/>
-        </w:rPr>
-        <w:t>deep</w:t>
-      </w:r>
-      <w:proofErr w:type="spellEnd"/>
-      <w:r>
-        <w:rPr>
-          <w:lang w:val="fr-FR"/>
-        </w:rPr>
-        <w:t xml:space="preserve"> fusion. Enfin, on peut fusionner les prédictions des modèles, ce qui correspond à la </w:t>
-      </w:r>
-      <w:proofErr w:type="spellStart"/>
-      <w:r>
-        <w:rPr>
-          <w:lang w:val="fr-FR"/>
-        </w:rPr>
-        <w:t>late</w:t>
-      </w:r>
-      <w:proofErr w:type="spellEnd"/>
-      <w:r>
-        <w:rPr>
-          <w:lang w:val="fr-FR"/>
-        </w:rPr>
-        <w:t xml:space="preserve"> fusion. Dans le cas où plusieurs de ces approches sont combinées, on parle alors d’</w:t>
-      </w:r>
-      <w:proofErr w:type="spellStart"/>
-      <w:r>
-        <w:rPr>
-          <w:lang w:val="fr-FR"/>
-        </w:rPr>
-        <w:t>hybrid</w:t>
-      </w:r>
-      <w:proofErr w:type="spellEnd"/>
-      <w:r>
-        <w:rPr>
-          <w:lang w:val="fr-FR"/>
-        </w:rPr>
-        <w:t xml:space="preserve"> fusion.</w:t>
-      </w:r>
-    </w:p>
-    <w:p>
-      <w:pPr>
-        <w:rPr>
-          <w:lang w:val="fr-FR"/>
-        </w:rPr>
-      </w:pPr>
-      <w:r>
-        <w:rPr>
-          <w:lang w:val="fr-FR"/>
-        </w:rPr>
-        <w:t>Comme le rappellent</w:t>
-      </w:r>
-      <w:r>
-        <w:rPr>
-          <w:lang w:val="fr-FR"/>
-        </w:rPr>
-        <w:t xml:space="preserve"> </w:t>
-      </w:r>
-      <w:sdt>
-        <w:sdtPr>
-          <w:rPr>
-            <w:color w:val="000000"/>
-            <w:lang w:val="fr-FR"/>
-          </w:rPr>
-          <w:tag w:val="MENDELEY_CITATION_v3_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"/>
-          <w:id w:val="980581813"/>
-          <w:placeholder>
-            <w:docPart w:val="DefaultPlaceholder_-1854013440"/>
-          </w:placeholder>
-        </w:sdtPr>
-        <w:sdtContent>
-          <w:proofErr w:type="spellStart"/>
-          <w:r>
-            <w:rPr>
-              <w:color w:val="000000"/>
-              <w:lang w:val="fr-FR"/>
-            </w:rPr>
-            <w:t>Jiao</w:t>
-          </w:r>
-          <w:proofErr w:type="spellEnd"/>
-          <w:r>
-            <w:rPr>
-              <w:color w:val="000000"/>
-              <w:lang w:val="fr-FR"/>
-            </w:rPr>
-            <w:t xml:space="preserve"> et al. (2024)</w:t>
-          </w:r>
-        </w:sdtContent>
-      </w:sdt>
-      <w:r>
-        <w:rPr>
-          <w:lang w:val="fr-FR"/>
-        </w:rPr>
-        <w:t>, chaque approche présente des avantages et des inconvénients, l’</w:t>
-      </w:r>
-      <w:proofErr w:type="spellStart"/>
-      <w:r>
-        <w:rPr>
-          <w:lang w:val="fr-FR"/>
-        </w:rPr>
-        <w:t>early</w:t>
-      </w:r>
-      <w:proofErr w:type="spellEnd"/>
-      <w:r>
-        <w:rPr>
-          <w:lang w:val="fr-FR"/>
-        </w:rPr>
-        <w:t xml:space="preserve"> fusion préserve la richesse mais augmente la dimensionnalité, tandis que la </w:t>
-      </w:r>
-      <w:proofErr w:type="spellStart"/>
-      <w:r>
-        <w:rPr>
-          <w:lang w:val="fr-FR"/>
-        </w:rPr>
-        <w:t>late</w:t>
-      </w:r>
-      <w:proofErr w:type="spellEnd"/>
-      <w:r>
-        <w:rPr>
-          <w:lang w:val="fr-FR"/>
-        </w:rPr>
-        <w:t xml:space="preserve"> fusion est plus robuste mais dépend de la qualité des décisions unimodales.</w:t>
-      </w:r>
-    </w:p>
-    <w:p>
-      <w:pPr>
-        <w:rPr>
-          <w:lang w:val="fr-FR"/>
-        </w:rPr>
-      </w:pPr>
-      <w:r>
-        <w:rPr>
-          <w:lang w:val="fr-FR"/>
-        </w:rPr>
-        <w:t>Les modèles récents utilisent des architectures CNN pour capter des dépendances locales car elle est robuste et peu coûteuse, et des Transformers pour modéliser des relations globales grâce à l’attention, au prix d’un coût computationnel élevé</w:t>
-      </w:r>
-      <w:r>
-        <w:rPr>
-          <w:lang w:val="fr-FR"/>
-        </w:rPr>
-        <w:t xml:space="preserve">. </w:t>
-      </w:r>
-    </w:p>
-    <w:p>
-      <w:pPr>
-        <w:pStyle w:val="Titre2"/>
-        <w:rPr>
-          <w:lang w:val="fr-FR"/>
-        </w:rPr>
-      </w:pPr>
-      <w:r>
-        <w:rPr>
-          <w:lang w:val="fr-FR"/>
-        </w:rPr>
-        <w:t>3.3 Le co-learning</w:t>
-      </w:r>
-    </w:p>
-    <w:p>
-      <w:pPr>
-        <w:rPr>
-          <w:lang w:val="fr-FR"/>
-        </w:rPr>
-      </w:pPr>
-      <w:r>
-        <w:rPr>
-          <w:lang w:val="fr-FR"/>
-        </w:rPr>
-        <w:t xml:space="preserve">Le co-learning permet à une modalité riche de renforcer l’apprentissage d’une modalité plus pauvre ou bruitée. Cette idée, héritée du </w:t>
-      </w:r>
-      <w:proofErr w:type="spellStart"/>
-      <w:r>
-        <w:rPr>
-          <w:i/>
-          <w:iCs/>
-          <w:lang w:val="fr-FR"/>
-        </w:rPr>
-        <w:t>co</w:t>
-      </w:r>
-      <w:proofErr w:type="spellEnd"/>
-      <w:r>
-        <w:rPr>
-          <w:i/>
-          <w:iCs/>
-          <w:lang w:val="fr-FR"/>
-        </w:rPr>
-        <w:t>-training</w:t>
-      </w:r>
-      <w:r>
-        <w:rPr>
-          <w:lang w:val="fr-FR"/>
-        </w:rPr>
-        <w:t xml:space="preserve"> et des approches </w:t>
-      </w:r>
-      <w:proofErr w:type="spellStart"/>
-      <w:r>
-        <w:rPr>
-          <w:i/>
-          <w:iCs/>
-          <w:lang w:val="fr-FR"/>
-        </w:rPr>
-        <w:t>teacher</w:t>
-      </w:r>
-      <w:proofErr w:type="spellEnd"/>
-      <w:r>
-        <w:rPr>
-          <w:i/>
-          <w:iCs/>
-          <w:lang w:val="fr-FR"/>
-        </w:rPr>
-        <w:t>–</w:t>
-      </w:r>
-      <w:proofErr w:type="spellStart"/>
-      <w:r>
-        <w:rPr>
-          <w:i/>
-          <w:iCs/>
-          <w:lang w:val="fr-FR"/>
-        </w:rPr>
-        <w:t>student</w:t>
-      </w:r>
-      <w:proofErr w:type="spellEnd"/>
-      <w:r>
-        <w:rPr>
-          <w:lang w:val="fr-FR"/>
-        </w:rPr>
-        <w:t xml:space="preserve">, est particulièrement utile dans des contextes où certaines données sont manquantes ou incomplètes. </w:t>
-      </w:r>
-      <w:r>
-        <w:rPr>
-          <w:lang w:val="fr-FR"/>
-        </w:rPr>
-        <w:lastRenderedPageBreak/>
-        <w:t xml:space="preserve">D’après </w:t>
-      </w:r>
-      <w:sdt>
-        <w:sdtPr>
-          <w:rPr>
-            <w:color w:val="000000"/>
-            <w:lang w:val="fr-FR"/>
-          </w:rPr>
-          <w:tag w:val="MENDELEY_CITATION_v3_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"/>
-          <w:id w:val="555827150"/>
-          <w:placeholder>
-            <w:docPart w:val="DefaultPlaceholder_-1854013440"/>
-          </w:placeholder>
-        </w:sdtPr>
-        <w:sdtContent>
-          <w:proofErr w:type="spellStart"/>
-          <w:r>
-            <w:rPr>
-              <w:color w:val="000000"/>
-              <w:lang w:val="fr-FR"/>
-            </w:rPr>
-            <w:t>Rahate</w:t>
-          </w:r>
-          <w:proofErr w:type="spellEnd"/>
-          <w:r>
-            <w:rPr>
-              <w:color w:val="000000"/>
-              <w:lang w:val="fr-FR"/>
-            </w:rPr>
-            <w:t xml:space="preserve"> et al. (2022)</w:t>
-          </w:r>
-        </w:sdtContent>
-      </w:sdt>
-      <w:r>
-        <w:rPr>
-          <w:lang w:val="fr-FR"/>
-        </w:rPr>
-        <w:t>,</w:t>
-      </w:r>
-      <w:r>
-        <w:rPr>
-          <w:lang w:val="fr-FR"/>
-        </w:rPr>
-        <w:t xml:space="preserve">le </w:t>
-      </w:r>
-      <w:proofErr w:type="spellStart"/>
-      <w:r>
-        <w:rPr>
-          <w:lang w:val="fr-FR"/>
-        </w:rPr>
-        <w:t>co-learning</w:t>
-      </w:r>
-      <w:proofErr w:type="spellEnd"/>
-      <w:r>
-        <w:rPr>
-          <w:lang w:val="fr-FR"/>
-        </w:rPr>
-        <w:t xml:space="preserve"> repose sur des mécanismes d’attention croisée et d’apprentissage contrastif, qui facilitent le transfert de connaissance entre modalités.</w:t>
-      </w:r>
-    </w:p>
-    <w:p>
-      <w:pPr>
-        <w:rPr>
-          <w:lang w:val="fr-FR"/>
-        </w:rPr>
-      </w:pPr>
-      <w:r>
-        <w:rPr>
-          <w:lang w:val="fr-FR"/>
-        </w:rPr>
-        <w:t>Comme le rappellent les auteurs, un modèle entraîné en multimodalité mais testé sur une seule modalité surpasse souvent un modèle purement unimodal. Cela confirme que le co-learning améliore non seulement les performances globales, mais aussi la robustesse et la généralisation dans des environnements réels où toutes les modalités ne sont pas toujours disponibles.</w:t>
-      </w:r>
-    </w:p>
-    <w:p>
-      <w:pPr>
-        <w:pStyle w:val="Titre2"/>
-        <w:rPr>
-          <w:lang w:val="fr-FR"/>
-        </w:rPr>
-      </w:pPr>
-      <w:r>
-        <w:rPr>
-          <w:lang w:val="fr-FR"/>
-        </w:rPr>
-        <w:t>3.4 Exemples de modèles multimodaux utilisés</w:t>
-      </w:r>
-    </w:p>
-    <w:p>
-      <w:pPr>
-        <w:rPr>
-          <w:lang w:val="fr-FR"/>
-        </w:rPr>
-      </w:pPr>
-      <w:r>
-        <w:rPr>
-          <w:lang w:val="fr-FR"/>
-        </w:rPr>
-        <w:t xml:space="preserve">Au cours des dernières années, plusieurs modèles multimodaux de grande ampleur ont marqué une avancée significative dans la recherche et les applications pratiques. Parmi eux, </w:t>
-      </w:r>
-      <w:r>
-        <w:rPr>
-          <w:b/>
-          <w:bCs/>
-          <w:lang w:val="fr-FR"/>
-        </w:rPr>
-        <w:t>CLIP</w:t>
-      </w:r>
-      <w:r>
-        <w:rPr>
-          <w:lang w:val="fr-FR"/>
-        </w:rPr>
-        <w:t xml:space="preserve"> </w:t>
-      </w:r>
-      <w:r>
-        <w:rPr>
-          <w:lang w:val="fr-FR"/>
-        </w:rPr>
-        <w:t xml:space="preserve">ou </w:t>
-      </w:r>
-      <w:r>
-        <w:rPr>
-          <w:lang w:val="fr-FR"/>
-        </w:rPr>
-        <w:t xml:space="preserve">Contrastive </w:t>
-      </w:r>
-      <w:proofErr w:type="spellStart"/>
-      <w:r>
-        <w:rPr>
-          <w:lang w:val="fr-FR"/>
-        </w:rPr>
-        <w:t>Language</w:t>
-      </w:r>
-      <w:proofErr w:type="spellEnd"/>
-      <w:r>
-        <w:rPr>
-          <w:lang w:val="fr-FR"/>
-        </w:rPr>
-        <w:t xml:space="preserve">–Image </w:t>
-      </w:r>
-      <w:proofErr w:type="spellStart"/>
-      <w:r>
-        <w:rPr>
-          <w:lang w:val="fr-FR"/>
-        </w:rPr>
-        <w:t>Pretraining</w:t>
-      </w:r>
-      <w:proofErr w:type="spellEnd"/>
-      <w:r>
-        <w:rPr>
-          <w:lang w:val="fr-FR"/>
-        </w:rPr>
-        <w:t xml:space="preserve">, </w:t>
-      </w:r>
-      <w:r>
-        <w:rPr>
-          <w:lang w:val="fr-FR"/>
-        </w:rPr>
-        <w:t>(</w:t>
-      </w:r>
-      <w:proofErr w:type="spellStart"/>
-      <w:r>
-        <w:rPr>
-          <w:lang w:val="fr-FR"/>
-        </w:rPr>
-        <w:t>OpenAI</w:t>
-      </w:r>
-      <w:proofErr w:type="spellEnd"/>
-      <w:r>
-        <w:rPr>
-          <w:lang w:val="fr-FR"/>
-        </w:rPr>
-        <w:t>, 2021) aligne les images et les textes dans le même espace grâce à l’apprentissage contrastif. CLIP a démontré une grande efficacité pour des tâches variées comme la recherche cross-modale ou la classification d’images sans entraînement spécifique, confirmant la pertinence des représentations communes texte/image.</w:t>
-      </w:r>
-    </w:p>
-    <w:p>
-      <w:pPr>
-        <w:rPr>
-          <w:lang w:val="fr-FR"/>
-        </w:rPr>
-      </w:pPr>
-      <w:r>
-        <w:rPr>
-          <w:lang w:val="fr-FR"/>
-        </w:rPr>
-        <w:t xml:space="preserve">Un autre exemple est </w:t>
-      </w:r>
-      <w:proofErr w:type="spellStart"/>
-      <w:r>
-        <w:rPr>
-          <w:b/>
-          <w:bCs/>
-          <w:lang w:val="fr-FR"/>
-        </w:rPr>
-        <w:t>Flamingo</w:t>
-      </w:r>
-      <w:proofErr w:type="spellEnd"/>
-      <w:r>
-        <w:rPr>
-          <w:lang w:val="fr-FR"/>
-        </w:rPr>
-        <w:t xml:space="preserve"> de DeepMind crée en 2022, qui intègre des images et du texte dans un grand modèle de langage via des mécanismes d’attention spécialisés. Il a été conçu pour fonctionner en </w:t>
-      </w:r>
-      <w:r>
-        <w:rPr>
-          <w:i/>
-          <w:iCs/>
-          <w:lang w:val="fr-FR"/>
-        </w:rPr>
-        <w:t xml:space="preserve">few-shot </w:t>
-      </w:r>
-      <w:proofErr w:type="spellStart"/>
-      <w:r>
-        <w:rPr>
-          <w:i/>
-          <w:iCs/>
-          <w:lang w:val="fr-FR"/>
-        </w:rPr>
-        <w:t>learning</w:t>
-      </w:r>
-      <w:proofErr w:type="spellEnd"/>
-      <w:r>
-        <w:rPr>
-          <w:lang w:val="fr-FR"/>
-        </w:rPr>
-        <w:t>, c’est-à-dire avec très peu d’exemples d’entraînement, tout en obtenant des résultats compétitifs sur des tâches de vision–langage complexes.</w:t>
-      </w:r>
-    </w:p>
-    <w:p>
-      <w:pPr>
-        <w:rPr>
-          <w:lang w:val="fr-FR"/>
-        </w:rPr>
-      </w:pPr>
-      <w:r>
-        <w:rPr>
-          <w:lang w:val="fr-FR"/>
-        </w:rPr>
-        <w:t xml:space="preserve">De même, </w:t>
-      </w:r>
-      <w:r>
-        <w:rPr>
-          <w:b/>
-          <w:bCs/>
-          <w:lang w:val="fr-FR"/>
-        </w:rPr>
-        <w:t>Kosmos-2</w:t>
-      </w:r>
-      <w:r>
-        <w:rPr>
-          <w:lang w:val="fr-FR"/>
-        </w:rPr>
-        <w:t xml:space="preserve"> </w:t>
-      </w:r>
-      <w:r>
-        <w:rPr>
-          <w:lang w:val="fr-FR"/>
-        </w:rPr>
-        <w:t xml:space="preserve">crée par </w:t>
-      </w:r>
-      <w:r>
-        <w:rPr>
-          <w:lang w:val="fr-FR"/>
-        </w:rPr>
-        <w:t>Microsoft</w:t>
-      </w:r>
-      <w:r>
-        <w:rPr>
-          <w:lang w:val="fr-FR"/>
-        </w:rPr>
-        <w:t xml:space="preserve"> en </w:t>
-      </w:r>
-      <w:r>
-        <w:rPr>
-          <w:lang w:val="fr-FR"/>
-        </w:rPr>
-        <w:t xml:space="preserve">2023 illustre l’évolution vers des modèles dits « </w:t>
-      </w:r>
-      <w:r>
-        <w:rPr>
-          <w:i/>
-          <w:iCs/>
-          <w:lang w:val="fr-FR"/>
-        </w:rPr>
-        <w:t xml:space="preserve">Multimodal Large </w:t>
-      </w:r>
-      <w:proofErr w:type="spellStart"/>
-      <w:r>
-        <w:rPr>
-          <w:i/>
-          <w:iCs/>
-          <w:lang w:val="fr-FR"/>
-        </w:rPr>
-        <w:t>Language</w:t>
-      </w:r>
-      <w:proofErr w:type="spellEnd"/>
-      <w:r>
-        <w:rPr>
-          <w:i/>
-          <w:iCs/>
-          <w:lang w:val="fr-FR"/>
-        </w:rPr>
-        <w:t xml:space="preserve"> Models</w:t>
-      </w:r>
-      <w:r>
-        <w:rPr>
-          <w:lang w:val="fr-FR"/>
-        </w:rPr>
-        <w:t xml:space="preserve"> » ou MM-</w:t>
-      </w:r>
-      <w:proofErr w:type="spellStart"/>
-      <w:r>
-        <w:rPr>
-          <w:lang w:val="fr-FR"/>
-        </w:rPr>
-        <w:t>LLMs</w:t>
-      </w:r>
-      <w:proofErr w:type="spellEnd"/>
-      <w:r>
-        <w:rPr>
-          <w:lang w:val="fr-FR"/>
-        </w:rPr>
-        <w:t>. Ce modèle associe vision et langage en introduisant la capacité de comprendre les images de manière fine, notamment en produisant des descriptions d’objets ou en répondant à des questions visuelles. Ces modèles illustrent une tendance plus générale, enrichir les grands modèles de langage classiques par des modalités additionnelles afin de renforcer leurs capacités de raisonnement et de perception.</w:t>
-      </w:r>
-    </w:p>
-    <w:p>
-      <w:pPr>
-        <w:rPr>
-          <w:lang w:val="fr-FR"/>
-        </w:rPr>
-      </w:pPr>
-      <w:r>
-        <w:rPr>
-          <w:lang w:val="fr-FR"/>
-        </w:rPr>
-        <w:t xml:space="preserve">Ces modèles multimodaux ouvrent de nouvelles perspectives dans des domaines variés, allant de la santé avec la fusion d’images médicales et de dossiers cliniques, à la conduite autonome en utilisant la fusion caméra et </w:t>
-      </w:r>
-      <w:proofErr w:type="spellStart"/>
-      <w:r>
-        <w:rPr>
-          <w:lang w:val="fr-FR"/>
-        </w:rPr>
-        <w:t>LiDAR</w:t>
-      </w:r>
-      <w:proofErr w:type="spellEnd"/>
-      <w:r>
-        <w:rPr>
-          <w:lang w:val="fr-FR"/>
-        </w:rPr>
-        <w:t>, en passant par l’ingénierie et l’exploitation de documents techniques.</w:t>
-      </w:r>
-    </w:p>
-    <w:p>
-      <w:pPr>
-        <w:pStyle w:val="Titre2"/>
-        <w:rPr>
-          <w:lang w:val="fr-FR"/>
-        </w:rPr>
-      </w:pPr>
-      <w:r>
-        <w:rPr>
-          <w:lang w:val="fr-FR"/>
-        </w:rPr>
-        <w:t>3.5 Limites actuelles des modèles multimodaux</w:t>
-      </w:r>
-    </w:p>
-    <w:p>
-      <w:pPr>
-        <w:rPr>
-          <w:lang w:val="fr-FR"/>
-        </w:rPr>
-      </w:pPr>
-      <w:r>
-        <w:rPr>
-          <w:lang w:val="fr-FR"/>
-        </w:rPr>
-        <w:t xml:space="preserve">Malgré ces avancées, les modèles multimodaux rencontrent encore plusieurs limites majeures. La première concerne la scalabilité, les modèles multimodaux nécessitent souvent d’énormes volumes de données annotées et une puissance de calcul très élevée. Comme le souligne </w:t>
-      </w:r>
-      <w:sdt>
-        <w:sdtPr>
-          <w:rPr>
-            <w:color w:val="000000"/>
-            <w:lang w:val="fr-FR"/>
-          </w:rPr>
-          <w:tag w:val="MENDELEY_CITATION_v3_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"/>
-          <w:id w:val="-265621158"/>
-          <w:placeholder>
-            <w:docPart w:val="DefaultPlaceholder_-1854013440"/>
-          </w:placeholder>
-        </w:sdtPr>
-        <w:sdtContent>
-          <w:proofErr w:type="spellStart"/>
-          <w:r>
-            <w:rPr>
-              <w:color w:val="000000"/>
-              <w:lang w:val="fr-FR"/>
-            </w:rPr>
-            <w:t>Jiao</w:t>
-          </w:r>
-          <w:proofErr w:type="spellEnd"/>
-          <w:r>
-            <w:rPr>
-              <w:color w:val="000000"/>
-              <w:lang w:val="fr-FR"/>
-            </w:rPr>
-            <w:t xml:space="preserve"> et al. (2024)</w:t>
-          </w:r>
-        </w:sdtContent>
-      </w:sdt>
-      <w:r>
-        <w:rPr>
-          <w:color w:val="000000"/>
-          <w:lang w:val="fr-FR"/>
-        </w:rPr>
-        <w:t xml:space="preserve"> </w:t>
-      </w:r>
-      <w:r>
-        <w:rPr>
-          <w:lang w:val="fr-FR"/>
-        </w:rPr>
-        <w:t>l’augmentation du nombre de modalités entraîne une explosion de la dimension des caractéristiques, ce qui accroît la complexité du calcul et le temps d’inférence.</w:t>
-      </w:r>
-    </w:p>
-    <w:p>
-      <w:pPr>
-        <w:rPr>
-          <w:lang w:val="fr-FR"/>
-        </w:rPr>
-      </w:pPr>
-      <w:r>
-        <w:rPr>
-          <w:lang w:val="fr-FR"/>
-        </w:rPr>
-        <w:t>Une deuxième limite est liée à l’interprétabilité. Les mécanismes de fusion, notamment dans les architectures basées sur les Transformers, intègrent des interactions complexes entre modalités. Comprendre précisément quelles modalités contribuent à la décision reste difficile, ce qui limite l’explicabilité de ces modèles, en particulier dans des domaines critiques comme la médecine ou l’ingénierie.</w:t>
-      </w:r>
-    </w:p>
-    <w:p>
-      <w:pPr>
-        <w:rPr>
-          <w:lang w:val="fr-FR"/>
-        </w:rPr>
-      </w:pPr>
-      <w:r>
-        <w:rPr>
-          <w:lang w:val="fr-FR"/>
-        </w:rPr>
-        <w:lastRenderedPageBreak/>
-        <w:t>Enfin, la gestion du bruit et de la qualité des données constitue un autre défi. Comme le rappellent les travaux sur la fusion, une mauvaise combinaison de modalités peut introduire davantage de bruit et dégrader les performances finales au lieu de les améliorer. Les modalités ne sont pas toujours disponibles au même moment ce qui pose des problèmes de synchronisation ou présentent des niveaux de qualité hétérogènes, ce qui complique la robustesse des modèles.</w:t>
-      </w:r>
-    </w:p>
-    <w:p>
-      <w:pPr>
-        <w:rPr>
-          <w:lang w:val="fr-FR"/>
-        </w:rPr>
-      </w:pPr>
-      <w:r>
-        <w:rPr>
-          <w:lang w:val="fr-FR"/>
-        </w:rPr>
-        <w:t>En résumé, les modèles multimodaux actuels démontrent des performances impressionnantes mais doivent encore progresser pour devenir pleinement scalables, interprétables et capables de gérer des données imparfaites dans des environnements réels.</w:t>
-      </w:r>
-    </w:p>
-    <w:p>
-      <w:pPr>
-        <w:pStyle w:val="Titre1"/>
-        <w:rPr>
-          <w:lang w:val="fr-FR"/>
-        </w:rPr>
-      </w:pPr>
-      <w:bookmarkStart w:id="2" w:name="_Hlk211329154"/>
-      <w:r>
-        <w:rPr>
-          <w:lang w:val="fr-FR"/>
-        </w:rPr>
-        <w:t>IV. Solution existante</w:t>
-      </w:r>
-    </w:p>
-    <w:bookmarkEnd w:id="2"/>
-    <w:p>
-      <w:pPr>
-        <w:rPr>
-          <w:lang w:val="fr-FR"/>
-        </w:rPr>
-      </w:pPr>
-    </w:p>
-    <w:p>
-      <w:pPr>
-        <w:rPr>
-          <w:lang w:val="fr-FR"/>
-        </w:rPr>
-      </w:pPr>
-      <w:r>
-        <w:rPr>
-          <w:lang w:val="fr-FR"/>
-        </w:rPr>
-        <w:t>La recherche académique s’intéresse de plus en plus à l’automatisation de l’exploitation des plans architecturaux ou industriel, qu’ils soient en deux ou trois dimensions. Ces travaux visent à réduire le temps et les erreurs liés aux traitements manuels, tout en améliorant la fiabilité et la précision des analyses. Ils s’appuient notamment sur des approches d’extraction de quantités, de détection de symboles, et de conversion automatique de plans 2D en modèles 3D.</w:t>
-      </w:r>
-    </w:p>
-    <w:p>
-      <w:pPr>
-        <w:rPr>
-          <w:lang w:val="fr-FR"/>
-        </w:rPr>
-      </w:pPr>
-      <w:r>
-        <w:rPr>
-          <w:lang w:val="fr-FR"/>
-        </w:rPr>
-        <w:t>Les solutions proposées varient toutefois en fonction du type et du format des plans étudiés. Les modèles 3D, souvent riches en informations géométriques et sémantiques, sont principalement exploités pour la planification, l’estimation des coûts ou encore la gestion de chantiers. Leur structure bien définie facilite l’analyse automatisée et leur intégration dans les processus de modélisation des données du bâtiment. En revanche, les plans 2D, dont les informations sont plus difficiles à extraire automatiquement, suscitent un intérêt croissant pour le développement de méthodes de reconnaissance et de structuration des données à l’aide de la vision par ordinateur et de l’apprentissage automatique. Une part importante de la recherche s’attache également à transformer ces plans 2D en représentations 3D exploitables, afin d’enrichir les outils de conception, de simulation et d’analyse.</w:t>
-      </w:r>
-    </w:p>
-    <w:p>
-      <w:pPr>
-        <w:rPr>
-          <w:lang w:val="fr-FR"/>
-        </w:rPr>
-      </w:pPr>
-    </w:p>
-    <w:p>
-      <w:pPr>
-        <w:pStyle w:val="Titre2"/>
-        <w:rPr>
-          <w:lang w:val="en-US"/>
-        </w:rPr>
-      </w:pPr>
-      <w:r>
-        <w:rPr>
-          <w:lang w:val="en-US"/>
-        </w:rPr>
-        <w:t>4.</w:t>
-      </w:r>
-      <w:r>
-        <w:rPr>
-          <w:lang w:val="en-US"/>
-        </w:rPr>
-        <w:t>1</w:t>
-      </w:r>
-      <w:r>
-        <w:rPr>
-          <w:lang w:val="en-US"/>
-        </w:rPr>
-        <w:t xml:space="preserve"> Les solution 2D </w:t>
       </w:r>
     </w:p>
     <w:p>
@@ -2084,7 +2748,7 @@
       </w:pPr>
       <w:r>
         <w:rPr>
-          <w:lang w:val="en-US"/>
+          <w:lang w:val="fr-FR"/>
         </w:rPr>
         <w:br/>
       </w:r>
@@ -2097,7 +2761,7 @@
           <w:tag w:val="MENDELEY_CITATION_v3_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"/>
           <w:id w:val="1549723369"/>
           <w:placeholder>
-            <w:docPart w:val="DefaultPlaceholder_-1854013440"/>
+            <w:docPart w:val="79A2AEDC7A7445FCAFCDB49267DA9826"/>
           </w:placeholder>
         </w:sdtPr>
         <w:sdtContent>
@@ -2171,14 +2835,7 @@
         <w:rPr>
           <w:lang w:val="fr-FR"/>
         </w:rPr>
-        <w:t xml:space="preserve">. Cette approche atteint une précision de 94,1 % pour le calcul des surfaces et réduit de 99 % le </w:t>
-      </w:r>
-      <w:r>
-        <w:rPr>
-          <w:lang w:val="fr-FR"/>
-        </w:rPr>
-        <w:lastRenderedPageBreak/>
-        <w:t>temps de traitement par rapport à la méthode manuelle. Bien que prometteuse, cette solution reste limitée par la variabilité des flèches et des formes complexes, nécessitant encore des améliorations du modèle et du prétraitement.</w:t>
+        <w:t>. Cette approche atteint une précision de 94,1 % pour le calcul des surfaces et réduit de 99 % le temps de traitement par rapport à la méthode manuelle. Bien que prometteuse, cette solution reste limitée par la variabilité des flèches et des formes complexes, nécessitant encore des améliorations du modèle et du prétraitement.</w:t>
       </w:r>
     </w:p>
     <w:p>
@@ -2250,14 +2907,7 @@
           <w:b w:val="0"/>
           <w:lang w:val="fr-FR"/>
         </w:rPr>
-        <w:t>L’idée qu’ont eue les chercheurs est de transformer les lignes des dessins en nuages de points afin de pouvoir utiliser un encodeur PTv3 (Point Transformer v3) couplé à un décodeur Transformer pour produire une carte panoptique, qui servira de base à la reconstruction d’un plan semi-3D.</w:t>
-      </w:r>
-      <w:r>
-        <w:rPr>
-          <w:b w:val="0"/>
-          <w:lang w:val="fr-FR"/>
-        </w:rPr>
-        <w:t xml:space="preserve"> </w:t>
+        <w:t xml:space="preserve">L’idée qu’ont eue les chercheurs est de transformer les lignes des dessins en nuages de points afin de pouvoir utiliser un encodeur PTv3 (Point Transformer v3) couplé à un décodeur Transformer pour produire une carte panoptique, qui servira de base à la reconstruction d’un plan semi-3D. </w:t>
       </w:r>
     </w:p>
     <w:p>
@@ -2346,14 +2996,21 @@
     <w:p>
       <w:pPr>
         <w:rPr>
-          <w:lang w:val="fr-FR"/>
-        </w:rPr>
-      </w:pPr>
-      <w:r>
-        <w:rPr>
-          <w:lang w:val="fr-FR"/>
-        </w:rPr>
-        <w:t>Les limites se situent dans la qualité des plans 3D générés, en effet cela permet d’obtenir une bonne vue d’ensemble de l’étage, et la principale avancée de ce projet réside dans la reconnaissance des portes et des fenêtres, qui sont placées et orientées de manière cohérente avec le plan d’origine.</w:t>
+          <w:lang w:val="en-US"/>
+        </w:rPr>
+      </w:pPr>
+      <w:r>
+        <w:rPr>
+          <w:lang w:val="fr-FR"/>
+        </w:rPr>
+        <w:t xml:space="preserve">Les limites se situent dans la qualité des plans 3D générés, en effet cela permet d’obtenir une bonne vue d’ensemble de l’étage, et la principale avancée de ce projet réside dans la </w:t>
+      </w:r>
+      <w:r>
+        <w:rPr>
+          <w:lang w:val="fr-FR"/>
+        </w:rPr>
+        <w:lastRenderedPageBreak/>
+        <w:t>reconnaissance des portes et des fenêtres, qui sont placées et orientées de manière cohérente avec le plan d’origine.</w:t>
       </w:r>
       <w:r>
         <w:rPr>
@@ -2408,14 +3065,14 @@
           <w:tag w:val="MENDELEY_CITATION_v3_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"/>
           <w:id w:val="-1883241053"/>
           <w:placeholder>
-            <w:docPart w:val="DefaultPlaceholder_-1854013440"/>
+            <w:docPart w:val="79A2AEDC7A7445FCAFCDB49267DA9826"/>
           </w:placeholder>
         </w:sdtPr>
         <w:sdtContent>
           <w:r>
             <w:rPr>
               <w:color w:val="000000"/>
-              <w:lang w:val="fr-FR"/>
+              <w:lang w:val="en-US"/>
             </w:rPr>
             <w:t>Yang et al. (2025)</w:t>
           </w:r>
@@ -2425,7 +3082,7 @@
     <w:p>
       <w:pPr>
         <w:rPr>
-          <w:lang w:val="fr-FR"/>
+          <w:lang w:val="en-US"/>
         </w:rPr>
       </w:pPr>
     </w:p>
@@ -2569,13 +3226,7 @@
         <w:rPr>
           <w:lang w:val="fr-FR"/>
         </w:rPr>
-        <w:t xml:space="preserve"> pour extraire les différentes informations </w:t>
-      </w:r>
-      <w:r>
-        <w:rPr>
-          <w:lang w:val="fr-FR"/>
-        </w:rPr>
-        <w:t>textuelles</w:t>
+        <w:t xml:space="preserve"> pour extraire les différentes informations textuelles</w:t>
       </w:r>
       <w:r>
         <w:rPr>
@@ -2587,13 +3238,7 @@
         <w:rPr>
           <w:lang w:val="fr-FR"/>
         </w:rPr>
-        <w:t>des</w:t>
-      </w:r>
-      <w:r>
-        <w:rPr>
-          <w:lang w:val="fr-FR"/>
-        </w:rPr>
-        <w:t xml:space="preserve"> plans, des tableaux et des documents textuels ; </w:t>
+        <w:t xml:space="preserve">des plans, des tableaux et des documents textuels ; </w:t>
       </w:r>
       <w:r>
         <w:rPr>
@@ -2629,14 +3274,7 @@
         <w:rPr>
           <w:lang w:val="fr-FR"/>
         </w:rPr>
-        <w:t xml:space="preserve"> vient la mise </w:t>
-      </w:r>
-      <w:r>
-        <w:rPr>
-          <w:lang w:val="fr-FR"/>
-        </w:rPr>
-        <w:lastRenderedPageBreak/>
-        <w:t xml:space="preserve">en place </w:t>
+        <w:t xml:space="preserve"> vient la mise en place </w:t>
       </w:r>
       <w:r>
         <w:rPr>
@@ -2673,7 +3311,7 @@
           <w:tag w:val="MENDELEY_CITATION_v3_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"/>
           <w:id w:val="-1714191792"/>
           <w:placeholder>
-            <w:docPart w:val="DefaultPlaceholder_-1854013440"/>
+            <w:docPart w:val="79A2AEDC7A7445FCAFCDB49267DA9826"/>
           </w:placeholder>
         </w:sdtPr>
         <w:sdtContent>
@@ -2739,7 +3377,14 @@
         <w:rPr>
           <w:lang w:val="fr-FR"/>
         </w:rPr>
-        <w:t>Le sujet traite de l’utilisation de la reconnaissance optique de caractères (OCR) et de la vision par ordinateur pour automatiser la lecture et l’analyse des plans d’ingénierie mécanique, afin de faciliter le contrôle qualité en production. Actuellement, les plans techniques sont encore souvent consultés et interprétés manuellement, ce qui rend le processus long, coûteux et sujet à des erreurs humaines.</w:t>
+        <w:t xml:space="preserve">Le sujet traite de l’utilisation de la reconnaissance optique de caractères (OCR) et de la vision par ordinateur pour automatiser la lecture et l’analyse des plans d’ingénierie mécanique, afin de faciliter le contrôle qualité en production. Actuellement, les plans techniques sont encore </w:t>
+      </w:r>
+      <w:r>
+        <w:rPr>
+          <w:lang w:val="fr-FR"/>
+        </w:rPr>
+        <w:lastRenderedPageBreak/>
+        <w:t>souvent consultés et interprétés manuellement, ce qui rend le processus long, coûteux et sujet à des erreurs humaines.</w:t>
       </w:r>
     </w:p>
     <w:p>
@@ -2888,7 +3533,6 @@
         <w:rPr>
           <w:lang w:val="fr-FR"/>
         </w:rPr>
-        <w:lastRenderedPageBreak/>
         <w:t>Cependant, les auteurs notent que la qualité des résultats dépend encore fortement du jeu de données d’entraînement et de la complexité des symboles mécaniques. Ils suggèrent d’enrichir la base d’entraînement avec des plans annotés réels et davantage de polices techniques.</w:t>
       </w:r>
     </w:p>
@@ -2933,7 +3577,7 @@
           <w:tag w:val="MENDELEY_CITATION_v3_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"/>
           <w:id w:val="793409172"/>
           <w:placeholder>
-            <w:docPart w:val="DefaultPlaceholder_-1854013440"/>
+            <w:docPart w:val="79A2AEDC7A7445FCAFCDB49267DA9826"/>
           </w:placeholder>
         </w:sdtPr>
         <w:sdtContent>
@@ -2954,6 +3598,7 @@
           <w:lang w:val="en-US"/>
         </w:rPr>
       </w:pPr>
+      <w:bookmarkStart w:id="13" w:name="_Toc211867463"/>
       <w:r>
         <w:rPr>
           <w:lang w:val="en-US"/>
@@ -2972,6 +3617,7 @@
         </w:rPr>
         <w:t xml:space="preserve"> Les Solutions 3D</w:t>
       </w:r>
+      <w:bookmarkEnd w:id="13"/>
     </w:p>
     <w:p>
       <w:pPr>
@@ -3018,20 +3664,42 @@
         <w:rPr>
           <w:lang w:val="fr-FR"/>
         </w:rPr>
-        <w:t>Comme dans tout projet de construction, la planification temporelle est au cœur du processus et conditionne largement le succès du chantier.</w:t>
-      </w:r>
-      <w:r>
-        <w:rPr>
-          <w:lang w:val="fr-FR"/>
-        </w:rPr>
-        <w:br/>
-        <w:t>Une mauvaise estimation des durées peut entraîner des conséquences financières importantes, des retards et des litiges contractuels.</w:t>
-      </w:r>
-      <w:r>
-        <w:rPr>
-          <w:lang w:val="fr-FR"/>
-        </w:rPr>
-        <w:br/>
+        <w:t xml:space="preserve">Comme dans tout projet de construction, la planification temporelle est au cœur du processus et conditionne largement le succès du </w:t>
+      </w:r>
+      <w:proofErr w:type="spellStart"/>
+      <w:proofErr w:type="gramStart"/>
+      <w:r>
+        <w:rPr>
+          <w:lang w:val="fr-FR"/>
+        </w:rPr>
+        <w:t>chantier.Une</w:t>
+      </w:r>
+      <w:proofErr w:type="spellEnd"/>
+      <w:proofErr w:type="gramEnd"/>
+      <w:r>
+        <w:rPr>
+          <w:lang w:val="fr-FR"/>
+        </w:rPr>
+        <w:t xml:space="preserve"> mauvaise estimation des durées peut entraîner des conséquences financières importantes, des retards et des litiges contractuels.</w:t>
+      </w:r>
+      <w:r>
+        <w:rPr>
+          <w:lang w:val="fr-FR"/>
+        </w:rPr>
+        <w:t xml:space="preserve"> </w:t>
+      </w:r>
+    </w:p>
+    <w:p>
+      <w:pPr>
+        <w:rPr>
+          <w:lang w:val="fr-FR"/>
+        </w:rPr>
+      </w:pPr>
+      <w:r>
+        <w:rPr>
+          <w:lang w:val="fr-FR"/>
+        </w:rPr>
+        <w:lastRenderedPageBreak/>
         <w:t xml:space="preserve">De plus, l’élaboration d’un planning reste une tâche complexe, coûteuse, chronophage et sujette aux erreurs humaines, malgré l’existence de logiciels spécialisés comme MS Project ou </w:t>
       </w:r>
       <w:proofErr w:type="spellStart"/>
@@ -3079,122 +3747,139 @@
         <w:rPr>
           <w:lang w:val="fr-FR"/>
         </w:rPr>
-        <w:t xml:space="preserve">Cette recherche répond à une double motivation. </w:t>
+        <w:t>Cette recherche répond à une double motivation. D’une part, améliorer l’efficacité et la fiabilité de la planification en réduisant la dépendance à l’expertise humaine ; et d’autre part, encourager la transformation numérique du secteur de la construction, un domaine historiquement réticent à adopter les nouvelles technologies en raison des coûts, du manque de standardisation et de la crainte du changement.</w:t>
+      </w:r>
+    </w:p>
+    <w:p>
+      <w:pPr>
+        <w:rPr>
+          <w:lang w:val="fr-FR"/>
+        </w:rPr>
+      </w:pPr>
+      <w:r>
+        <w:rPr>
+          <w:lang w:val="fr-FR"/>
+        </w:rPr>
+        <w:t xml:space="preserve">Ainsi, les auteurs proposent un </w:t>
+      </w:r>
+      <w:proofErr w:type="spellStart"/>
+      <w:r>
+        <w:rPr>
+          <w:lang w:val="fr-FR"/>
+        </w:rPr>
+        <w:t>blueprint</w:t>
+      </w:r>
+      <w:proofErr w:type="spellEnd"/>
+      <w:r>
+        <w:rPr>
+          <w:lang w:val="fr-FR"/>
+        </w:rPr>
+        <w:t xml:space="preserve"> conceptuel, c’est-à-dire une feuille de route théorique, destinée à montrer la faisabilité et les bénéfices potentiels d’une intégration entre le BIM et le Machine Learning dans la gestion des projets.</w:t>
+      </w:r>
+    </w:p>
+    <w:p>
+      <w:pPr>
+        <w:rPr>
+          <w:lang w:val="fr-FR"/>
+        </w:rPr>
+      </w:pPr>
+      <w:r>
+        <w:rPr>
+          <w:lang w:val="fr-FR"/>
+        </w:rPr>
+        <w:t>Les auteurs décrivent une architecture modulaire et interconnectée qui vise à rendre la planification entièrement autonome.</w:t>
+      </w:r>
+    </w:p>
+    <w:p>
+      <w:pPr>
+        <w:rPr>
+          <w:lang w:val="fr-FR"/>
+        </w:rPr>
+      </w:pPr>
+      <w:r>
+        <w:rPr>
+          <w:lang w:val="fr-FR"/>
+        </w:rPr>
+        <w:t>Le système commence par un module d’analyse du projet, chargé d’identifier le type de construction, ses caractéristiques et son contexte, afin de déterminer les modèles d’apprentissage adaptés.</w:t>
+      </w:r>
+    </w:p>
+    <w:p>
+      <w:pPr>
+        <w:rPr>
+          <w:lang w:val="fr-FR"/>
+        </w:rPr>
+      </w:pPr>
+      <w:r>
+        <w:rPr>
+          <w:lang w:val="fr-FR"/>
+        </w:rPr>
+        <w:t>Ces informations alimentent ensuite une Data Warehouse qui centralise les dictionnaires d’activités, les coûts unitaires, les ressources matérielles et humaines, ainsi que les données issues de projets antérieurs servant à l’entraînement du modèle.</w:t>
+      </w:r>
+    </w:p>
+    <w:p>
+      <w:pPr>
+        <w:rPr>
+          <w:lang w:val="fr-FR"/>
+        </w:rPr>
+      </w:pPr>
+      <w:r>
+        <w:rPr>
+          <w:lang w:val="fr-FR"/>
+        </w:rPr>
+        <w:t>Sur cette base, un module d’identification et de séquençage des activités extrait les éléments du modèle BIM tels que les murs, les dalles ou les colonnes et les traduit en tâches de construction ordonnées selon leur logique d’exécution.</w:t>
+      </w:r>
+    </w:p>
+    <w:p>
+      <w:pPr>
+        <w:rPr>
+          <w:lang w:val="fr-FR"/>
+        </w:rPr>
+      </w:pPr>
+      <w:r>
+        <w:rPr>
+          <w:lang w:val="fr-FR"/>
+        </w:rPr>
+        <w:t>Les calculs de coûts, de durées et de ressources sont ensuite réalisés automatiquement à partir des caractéristiques géométriques et matérielles du modèle, ce qui permet de générer un planning complet et cohérent.</w:t>
+      </w:r>
+    </w:p>
+    <w:p>
+      <w:pPr>
+        <w:rPr>
+          <w:lang w:val="fr-FR"/>
+        </w:rPr>
+      </w:pPr>
+      <w:r>
+        <w:rPr>
+          <w:lang w:val="fr-FR"/>
+        </w:rPr>
+        <w:t>Enfin, un analyseur de planning se charge d’optimiser les résultats en ajustant les ressources disponibles, en équilibrant les coûts et les délais, et en exploitant les retours d’expérience stockés dans la base de données.</w:t>
+      </w:r>
+    </w:p>
+    <w:p>
+      <w:pPr>
+        <w:rPr>
+          <w:lang w:val="fr-FR"/>
+        </w:rPr>
+      </w:pPr>
+      <w:r>
+        <w:rPr>
+          <w:lang w:val="fr-FR"/>
+        </w:rPr>
+        <w:t>Le système est conçu pour fonctionner dans un environnement cloud, facilitant la collaboration entre plusieurs acteurs du projet et l’intégration continue de nouvelles données.</w:t>
       </w:r>
       <w:r>
         <w:rPr>
           <w:lang w:val="fr-FR"/>
         </w:rPr>
         <w:br/>
-        <w:t>D’une part, améliorer l’efficacité et la fiabilité de la planification en réduisant la dépendance à l’expertise humaine ; et d’autre part, encourager la transformation numérique du secteur de la construction, un domaine historiquement réticent à adopter les nouvelles technologies en raison des coûts, du manque de standardisation et de la crainte du changement.</w:t>
-      </w:r>
-    </w:p>
-    <w:p>
-      <w:pPr>
-        <w:rPr>
-          <w:lang w:val="fr-FR"/>
-        </w:rPr>
-      </w:pPr>
-      <w:r>
-        <w:rPr>
-          <w:lang w:val="fr-FR"/>
-        </w:rPr>
-        <w:t xml:space="preserve">Ainsi, les auteurs proposent un </w:t>
-      </w:r>
-      <w:proofErr w:type="spellStart"/>
-      <w:r>
-        <w:rPr>
-          <w:lang w:val="fr-FR"/>
-        </w:rPr>
-        <w:t>blueprint</w:t>
-      </w:r>
-      <w:proofErr w:type="spellEnd"/>
-      <w:r>
-        <w:rPr>
-          <w:lang w:val="fr-FR"/>
-        </w:rPr>
-        <w:t xml:space="preserve"> conceptuel, c’est-à-dire une feuille de route théorique, destinée à montrer la faisabilité et les bénéfices potentiels d’une intégration entre le BIM et le Machine Learning dans la gestion des projets.</w:t>
-      </w:r>
-    </w:p>
-    <w:p>
-      <w:pPr>
-        <w:rPr>
-          <w:lang w:val="fr-FR"/>
-        </w:rPr>
-      </w:pPr>
-      <w:r>
-        <w:rPr>
-          <w:lang w:val="fr-FR"/>
-        </w:rPr>
-        <w:t>Les auteurs décrivent une architecture modulaire et interconnectée qui vise à rendre la planification entièrement autonome.</w:t>
-      </w:r>
-      <w:r>
-        <w:rPr>
-          <w:lang w:val="fr-FR"/>
-        </w:rPr>
-        <w:br/>
-        <w:t>Le système commence par un module d’analyse du projet, chargé d’identifier le type de construction, ses caractéristiques et son contexte, afin de déterminer les modèles d’apprentissage adaptés.</w:t>
-      </w:r>
-      <w:r>
-        <w:rPr>
-          <w:lang w:val="fr-FR"/>
-        </w:rPr>
-        <w:br/>
-        <w:t xml:space="preserve">Ces informations alimentent ensuite une Data Warehouse qui centralise les dictionnaires </w:t>
+        <w:t xml:space="preserve">Il est également pensé pour être connecté à un système de gestion d’entreprise (ERP), afin </w:t>
       </w:r>
       <w:r>
         <w:rPr>
           <w:lang w:val="fr-FR"/>
         </w:rPr>
         <w:lastRenderedPageBreak/>
-        <w:t>d’activités, les coûts unitaires, les ressources matérielles et humaines, ainsi que les données issues de projets antérieurs servant à l’entraînement du modèle.</w:t>
-      </w:r>
-    </w:p>
-    <w:p>
-      <w:pPr>
-        <w:rPr>
-          <w:lang w:val="fr-FR"/>
-        </w:rPr>
-      </w:pPr>
-      <w:r>
-        <w:rPr>
-          <w:lang w:val="fr-FR"/>
-        </w:rPr>
-        <w:t>Sur cette base, un module d’identification et de séquençage des activités extrait les éléments du modèle BIM tels que les murs, les dalles ou les colonnes et les traduit en tâches de construction ordonnées selon leur logique d’exécution.</w:t>
-      </w:r>
-      <w:r>
-        <w:rPr>
-          <w:lang w:val="fr-FR"/>
-        </w:rPr>
-        <w:br/>
-        <w:t>Les calculs de coûts, de durées et de ressources sont ensuite réalisés automatiquement à partir des caractéristiques géométriques et matérielles du modèle, ce qui permet de générer un planning complet et cohérent.</w:t>
-      </w:r>
-      <w:r>
-        <w:rPr>
-          <w:lang w:val="fr-FR"/>
-        </w:rPr>
-        <w:br/>
-        <w:t>Enfin, un analyseur de planning se charge d’optimiser les résultats en ajustant les ressources disponibles, en équilibrant les coûts et les délais, et en exploitant les retours d’expérience stockés dans la base de données.</w:t>
-      </w:r>
-    </w:p>
-    <w:p>
-      <w:pPr>
-        <w:rPr>
-          <w:lang w:val="fr-FR"/>
-        </w:rPr>
-      </w:pPr>
-      <w:r>
-        <w:rPr>
-          <w:lang w:val="fr-FR"/>
-        </w:rPr>
-        <w:t>Le système est conçu pour fonctionner dans un environnement cloud, facilitant la collaboration entre plusieurs acteurs du projet et l’intégration continue de nouvelles données.</w:t>
-      </w:r>
-      <w:r>
-        <w:rPr>
-          <w:lang w:val="fr-FR"/>
-        </w:rPr>
-        <w:br/>
-        <w:t>Il est également pensé pour être connecté à un système de gestion d’entreprise (ERP), afin d’assurer une cohérence entre la planification numérique et les informations réelles relatives à la main-d’œuvre, aux équipements et aux dépenses.</w:t>
+        <w:t>d’assurer une cohérence entre la planification numérique et les informations réelles relatives à la main-d’œuvre, aux équipements et aux dépenses.</w:t>
       </w:r>
     </w:p>
     <w:p>
@@ -3295,12 +3980,6 @@
           <w:lang w:val="fr-FR"/>
         </w:rPr>
         <w:br/>
-      </w:r>
-      <w:r>
-        <w:rPr>
-          <w:lang w:val="fr-FR"/>
-        </w:rPr>
-        <w:lastRenderedPageBreak/>
         <w:t xml:space="preserve">Les auteurs admettent que cette granularité excessive pourrait rendre le planning impraticable pour un usage opérationnel, et suggèrent comme piste d’amélioration la </w:t>
       </w:r>
       <w:proofErr w:type="spellStart"/>
@@ -3381,7 +4060,7 @@
           <w:tag w:val="MENDELEY_CITATION_v3_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"/>
           <w:id w:val="1264196441"/>
           <w:placeholder>
-            <w:docPart w:val="DefaultPlaceholder_-1854013440"/>
+            <w:docPart w:val="79A2AEDC7A7445FCAFCDB49267DA9826"/>
           </w:placeholder>
         </w:sdtPr>
         <w:sdtContent>
@@ -3439,6 +4118,7 @@
         <w:rPr>
           <w:lang w:val="fr-FR"/>
         </w:rPr>
+        <w:lastRenderedPageBreak/>
         <w:t xml:space="preserve">Le BIM alimente de nombreux projets en informations détaillées sur les bâtiments, mais des erreurs de classification sémantique persistent avec par exemple un poteau pris pour une conduite, ce qui dégrade la qualité des modèles et l’interopérabilité. Pour traiter ce problème, l’auteur propose </w:t>
       </w:r>
       <w:proofErr w:type="spellStart"/>
@@ -3541,7 +4221,6 @@
         <w:rPr>
           <w:lang w:val="fr-FR"/>
         </w:rPr>
-        <w:lastRenderedPageBreak/>
         <w:t>La démarche présente toutefois des limites. La performance dépend de la qualité et de la densité des nuages de points, de la représentativité des données d’entraînement et du choix d’un voisinage ni trop étroit ni trop large. Les classes rares peuvent rester difficiles à apprendre sans stratégies d’équilibrage adaptées ou apports de données supplémentaires. Des pistes d’amélioration consistent à sélectionner le contexte de façon adaptative en fonction de l’élément, à recourir à des régimes d’apprentissage semi-supervisés pour exploiter des corpus non étiquetés, et à mieux intégrer des informations relationnelles complémentaires.</w:t>
       </w:r>
     </w:p>
@@ -3590,13 +4269,7 @@
         <w:rPr>
           <w:lang w:val="fr-FR"/>
         </w:rPr>
-        <w:t>.</w:t>
-      </w:r>
-      <w:r>
-        <w:rPr>
-          <w:lang w:val="fr-FR"/>
-        </w:rPr>
-        <w:t xml:space="preserve"> </w:t>
+        <w:t xml:space="preserve">. </w:t>
       </w:r>
       <w:sdt>
         <w:sdtPr>
@@ -3607,7 +4280,7 @@
           <w:tag w:val="MENDELEY_CITATION_v3_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"/>
           <w:id w:val="-1898110437"/>
           <w:placeholder>
-            <w:docPart w:val="DefaultPlaceholder_-1854013440"/>
+            <w:docPart w:val="79A2AEDC7A7445FCAFCDB49267DA9826"/>
           </w:placeholder>
         </w:sdtPr>
         <w:sdtContent>
@@ -3645,6 +4318,1301 @@
           <w:lang w:val="fr-FR"/>
         </w:rPr>
       </w:pPr>
+      <w:bookmarkStart w:id="14" w:name="_Toc211867464"/>
+      <w:r>
+        <w:rPr>
+          <w:bdr w:val="none" w:sz="0" w:space="0" w:color="auto" w:frame="1"/>
+          <w:lang w:val="fr-FR"/>
+        </w:rPr>
+        <w:t>IV. Piste envisagée</w:t>
+      </w:r>
+      <w:bookmarkEnd w:id="14"/>
+    </w:p>
+    <w:p>
+      <w:pPr>
+        <w:pStyle w:val="Titre2"/>
+        <w:rPr>
+          <w:bdr w:val="none" w:sz="0" w:space="0" w:color="auto" w:frame="1"/>
+          <w:lang w:val="fr-FR"/>
+        </w:rPr>
+      </w:pPr>
+      <w:bookmarkStart w:id="15" w:name="_Toc211867465"/>
+      <w:r>
+        <w:rPr>
+          <w:bdr w:val="none" w:sz="0" w:space="0" w:color="auto" w:frame="1"/>
+          <w:lang w:val="fr-FR"/>
+        </w:rPr>
+        <w:t>IV.1. Intro : émergences des modèles multimodaux</w:t>
+      </w:r>
+      <w:bookmarkEnd w:id="15"/>
+      <w:r>
+        <w:rPr>
+          <w:bdr w:val="none" w:sz="0" w:space="0" w:color="auto" w:frame="1"/>
+          <w:lang w:val="fr-FR"/>
+        </w:rPr>
+        <w:t> </w:t>
+      </w:r>
+    </w:p>
+    <w:p>
+      <w:pPr>
+        <w:spacing w:before="100" w:beforeAutospacing="1" w:after="100" w:afterAutospacing="1" w:line="240" w:lineRule="auto"/>
+        <w:jc w:val="left"/>
+        <w:rPr>
+          <w:lang w:val="fr-FR"/>
+        </w:rPr>
+      </w:pPr>
+      <w:r>
+        <w:rPr>
+          <w:lang w:val="fr-FR"/>
+        </w:rPr>
+        <w:t xml:space="preserve">Le principe de la multimodalité repose sur l’idée qu’un modèle d’intelligence artificielle peut améliorer ses performances lorsqu’il accède à plusieurs types d’informations complémentaires. Cette logique s’inspire directement du fonctionnement humain qui, pour analyser son environnement, mobilise simultanément plusieurs sens, croisant la vue, l’ouïe ou le toucher pour renforcer sa perception et sa compréhension. </w:t>
+      </w:r>
+    </w:p>
+    <w:p>
+      <w:pPr>
+        <w:spacing w:before="100" w:beforeAutospacing="1" w:after="100" w:afterAutospacing="1" w:line="240" w:lineRule="auto"/>
+        <w:jc w:val="left"/>
+        <w:rPr>
+          <w:lang w:val="fr-FR"/>
+        </w:rPr>
+      </w:pPr>
+      <w:r>
+        <w:rPr>
+          <w:lang w:val="fr-FR"/>
+        </w:rPr>
+        <w:t xml:space="preserve">Avant l’ère du </w:t>
+      </w:r>
+      <w:proofErr w:type="spellStart"/>
+      <w:r>
+        <w:rPr>
+          <w:lang w:val="fr-FR"/>
+        </w:rPr>
+        <w:t>deep</w:t>
+      </w:r>
+      <w:proofErr w:type="spellEnd"/>
+      <w:r>
+        <w:rPr>
+          <w:lang w:val="fr-FR"/>
+        </w:rPr>
+        <w:t xml:space="preserve"> </w:t>
+      </w:r>
+      <w:proofErr w:type="spellStart"/>
+      <w:r>
+        <w:rPr>
+          <w:lang w:val="fr-FR"/>
+        </w:rPr>
+        <w:t>learning</w:t>
+      </w:r>
+      <w:proofErr w:type="spellEnd"/>
+      <w:r>
+        <w:rPr>
+          <w:lang w:val="fr-FR"/>
+        </w:rPr>
+        <w:t>, les systèmes dits « multimodaux » étaient essentiellement des enchaînements de modules séparés</w:t>
+      </w:r>
+      <w:r>
+        <w:rPr>
+          <w:lang w:val="fr-FR"/>
+        </w:rPr>
+        <w:t xml:space="preserve">, </w:t>
+      </w:r>
+      <w:r>
+        <w:rPr>
+          <w:lang w:val="fr-FR"/>
+        </w:rPr>
+        <w:t>on synchronisait par exemple l’audio et le mouvement des lèvres pour la reconnaissance de la parole, ou l’on fusionnait des capteurs hétérogènes grâce à des techniques statistiques. L’idée clé était déjà là</w:t>
+      </w:r>
+      <w:r>
+        <w:rPr>
+          <w:lang w:val="fr-FR"/>
+        </w:rPr>
+        <w:t xml:space="preserve"> on </w:t>
+      </w:r>
+      <w:r>
+        <w:rPr>
+          <w:lang w:val="fr-FR"/>
+        </w:rPr>
+        <w:t xml:space="preserve">fusionner différentes formes d’information pour réduire l’ambiguïté d’une modalité prise isolément. </w:t>
+      </w:r>
+    </w:p>
+    <w:p>
+      <w:pPr>
+        <w:spacing w:before="100" w:beforeAutospacing="1" w:after="100" w:afterAutospacing="1" w:line="240" w:lineRule="auto"/>
+        <w:jc w:val="left"/>
+        <w:rPr>
+          <w:lang w:val="fr-FR"/>
+        </w:rPr>
+      </w:pPr>
+      <w:r>
+        <w:rPr>
+          <w:lang w:val="fr-FR"/>
+        </w:rPr>
+        <w:t xml:space="preserve">Avec l’émergence du </w:t>
+      </w:r>
+      <w:proofErr w:type="spellStart"/>
+      <w:r>
+        <w:rPr>
+          <w:lang w:val="fr-FR"/>
+        </w:rPr>
+        <w:t>deep</w:t>
+      </w:r>
+      <w:proofErr w:type="spellEnd"/>
+      <w:r>
+        <w:rPr>
+          <w:lang w:val="fr-FR"/>
+        </w:rPr>
+        <w:t xml:space="preserve"> </w:t>
+      </w:r>
+      <w:proofErr w:type="spellStart"/>
+      <w:r>
+        <w:rPr>
+          <w:lang w:val="fr-FR"/>
+        </w:rPr>
+        <w:t>learning</w:t>
+      </w:r>
+      <w:proofErr w:type="spellEnd"/>
+      <w:r>
+        <w:rPr>
+          <w:lang w:val="fr-FR"/>
+        </w:rPr>
+        <w:t xml:space="preserve">, les modèles multimodaux sont désormais capables d’apprendre à partir de modalités diverses, par exemple pour la description automatique d’images en combinant texte et image. Ce qui se fait aujourd’hui illustre la maturité de l’approche. En médecine, l’interprétation d’images radiologiques ou de lames de pathologie s’enrichit </w:t>
+      </w:r>
+      <w:r>
+        <w:rPr>
+          <w:lang w:val="fr-FR"/>
+        </w:rPr>
+        <w:t>du contexte clinique écrit voir de signaux physiologiques</w:t>
+      </w:r>
+      <w:r>
+        <w:rPr>
+          <w:lang w:val="fr-FR"/>
+        </w:rPr>
+        <w:t xml:space="preserve">, ce qui améliore le triage, le dépistage et l’aide à la décision, tout en produisant des explications plus pertinentes pour le praticien. </w:t>
+      </w:r>
+    </w:p>
+    <w:p>
+      <w:pPr>
+        <w:spacing w:before="100" w:beforeAutospacing="1" w:after="100" w:afterAutospacing="1" w:line="240" w:lineRule="auto"/>
+        <w:jc w:val="left"/>
+        <w:rPr>
+          <w:lang w:val="fr-FR"/>
+        </w:rPr>
+      </w:pPr>
+      <w:r>
+        <w:rPr>
+          <w:lang w:val="fr-FR"/>
+        </w:rPr>
+        <w:t>Dans les véhicules autonomes, la perception et la planification reposent sur la fusion de caméras, lidar, radar et systèmes de localisation inertielle, chaque source apportant une pièce du puzzle profondeur, robustesse par mauvais temps, richesse sémantique, stabilité de la trajectoire. Ainsi, la multimodalité a évolué d’une simple agrégation d’indices vers de véritables modèles généraux qui apprennent et raisonnent à travers plusieurs formes d’information, et qui s’imposent dans des domaines critiques où le contexte fait toute la différence.</w:t>
+      </w:r>
+    </w:p>
+    <w:p>
+      <w:pPr>
+        <w:rPr>
+          <w:lang w:val="fr-FR"/>
+        </w:rPr>
+      </w:pPr>
+    </w:p>
+    <w:p>
+      <w:pPr>
+        <w:pStyle w:val="Titre2"/>
+        <w:rPr>
+          <w:bdr w:val="none" w:sz="0" w:space="0" w:color="auto" w:frame="1"/>
+          <w:lang w:val="fr-FR"/>
+        </w:rPr>
+      </w:pPr>
+      <w:bookmarkStart w:id="16" w:name="_Toc211867466"/>
+      <w:r>
+        <w:rPr>
+          <w:bdr w:val="none" w:sz="0" w:space="0" w:color="auto" w:frame="1"/>
+          <w:lang w:val="fr-FR"/>
+        </w:rPr>
+        <w:t>IV.2. Mode de fonctionnement des modèles multimodaux et leurs limites</w:t>
+      </w:r>
+      <w:bookmarkEnd w:id="16"/>
+    </w:p>
+    <w:p>
+      <w:pPr>
+        <w:rPr>
+          <w:lang w:val="fr-FR"/>
+        </w:rPr>
+      </w:pPr>
+      <w:r>
+        <w:rPr>
+          <w:lang w:val="fr-FR"/>
+        </w:rPr>
+        <w:t xml:space="preserve">Dans la littérature la synthèse de </w:t>
+      </w:r>
+      <w:sdt>
+        <w:sdtPr>
+          <w:rPr>
+            <w:color w:val="000000"/>
+            <w:lang w:val="fr-FR"/>
+          </w:rPr>
+          <w:tag w:val="MENDELEY_CITATION_v3_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"/>
+          <w:id w:val="1924375997"/>
+          <w:placeholder>
+            <w:docPart w:val="032F8E2207E04313AB16F0673CDA419C"/>
+          </w:placeholder>
+        </w:sdtPr>
+        <w:sdtContent>
+          <w:proofErr w:type="spellStart"/>
+          <w:r>
+            <w:rPr>
+              <w:lang w:val="fr-FR"/>
+            </w:rPr>
+            <w:t>Baltrušaitis</w:t>
+          </w:r>
+          <w:proofErr w:type="spellEnd"/>
+          <w:r>
+            <w:rPr>
+              <w:lang w:val="fr-FR"/>
+            </w:rPr>
+            <w:t xml:space="preserve"> et al. (2017),</w:t>
+          </w:r>
+        </w:sdtContent>
+      </w:sdt>
+      <w:r>
+        <w:rPr>
+          <w:lang w:val="fr-FR"/>
+        </w:rPr>
+        <w:t xml:space="preserve"> propose une taxonomie qui dépasse l’opposition classique entre fusions précoces et tardives. Elle organise l’apprentissage multimodal autour de cinq défis techniques étroitement liés à la pratique représentation translation alignement fusion et </w:t>
+      </w:r>
+      <w:proofErr w:type="spellStart"/>
+      <w:r>
+        <w:rPr>
+          <w:lang w:val="fr-FR"/>
+        </w:rPr>
+        <w:t>co</w:t>
+      </w:r>
+      <w:proofErr w:type="spellEnd"/>
+      <w:r>
+        <w:rPr>
+          <w:lang w:val="fr-FR"/>
+        </w:rPr>
+        <w:t xml:space="preserve"> </w:t>
+      </w:r>
+      <w:proofErr w:type="spellStart"/>
+      <w:r>
+        <w:rPr>
+          <w:lang w:val="fr-FR"/>
+        </w:rPr>
+        <w:t>learning</w:t>
+      </w:r>
+      <w:proofErr w:type="spellEnd"/>
+      <w:r>
+        <w:rPr>
+          <w:lang w:val="fr-FR"/>
+        </w:rPr>
+        <w:t xml:space="preserve">. Nous adoptons ce cadre pour structurer la suite de la section en nous focalisant sur la représentation et l’alignement la translation et la fusion puis le </w:t>
+      </w:r>
+      <w:proofErr w:type="spellStart"/>
+      <w:r>
+        <w:rPr>
+          <w:lang w:val="fr-FR"/>
+        </w:rPr>
+        <w:t>co</w:t>
+      </w:r>
+      <w:proofErr w:type="spellEnd"/>
+      <w:r>
+        <w:rPr>
+          <w:lang w:val="fr-FR"/>
+        </w:rPr>
+        <w:t xml:space="preserve"> </w:t>
+      </w:r>
+      <w:proofErr w:type="spellStart"/>
+      <w:r>
+        <w:rPr>
+          <w:lang w:val="fr-FR"/>
+        </w:rPr>
+        <w:t>learning</w:t>
+      </w:r>
+      <w:proofErr w:type="spellEnd"/>
+      <w:r>
+        <w:rPr>
+          <w:lang w:val="fr-FR"/>
+        </w:rPr>
+        <w:t xml:space="preserve"> afin de relier concepts et mécanismes directement mobilisables dans nos cas d’usage.</w:t>
+      </w:r>
+    </w:p>
+    <w:p>
+      <w:pPr>
+        <w:pStyle w:val="Titre3"/>
+        <w:rPr>
+          <w:lang w:val="fr-FR"/>
+        </w:rPr>
+      </w:pPr>
+      <w:bookmarkStart w:id="17" w:name="_Toc211867467"/>
+      <w:r>
+        <w:rPr>
+          <w:lang w:val="fr-FR"/>
+        </w:rPr>
+        <w:lastRenderedPageBreak/>
+        <w:t>4.2</w:t>
+      </w:r>
+      <w:r>
+        <w:rPr>
+          <w:lang w:val="fr-FR"/>
+        </w:rPr>
+        <w:t>.1 La représentation et l’alignement</w:t>
+      </w:r>
+      <w:bookmarkEnd w:id="17"/>
+    </w:p>
+    <w:p>
+      <w:pPr>
+        <w:rPr>
+          <w:lang w:val="fr-FR"/>
+        </w:rPr>
+      </w:pPr>
+      <w:r>
+        <w:rPr>
+          <w:lang w:val="fr-FR"/>
+        </w:rPr>
+        <w:t xml:space="preserve">La représentation consiste à encoder chaque </w:t>
+      </w:r>
+      <w:r>
+        <w:rPr>
+          <w:lang w:val="fr-FR"/>
+        </w:rPr>
+        <w:t xml:space="preserve">modalité </w:t>
+      </w:r>
+      <w:r>
+        <w:rPr>
+          <w:lang w:val="fr-FR"/>
+        </w:rPr>
+        <w:t xml:space="preserve">dans un espace numérique exploitable. D’après </w:t>
+      </w:r>
+      <w:sdt>
+        <w:sdtPr>
+          <w:rPr>
+            <w:color w:val="000000"/>
+            <w:lang w:val="fr-FR"/>
+          </w:rPr>
+          <w:tag w:val="MENDELEY_CITATION_v3_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"/>
+          <w:id w:val="935637433"/>
+          <w:placeholder>
+            <w:docPart w:val="D09A0096F506443B98E0C98BF2A7F65D"/>
+          </w:placeholder>
+        </w:sdtPr>
+        <w:sdtContent>
+          <w:proofErr w:type="spellStart"/>
+          <w:r>
+            <w:rPr>
+              <w:color w:val="000000"/>
+              <w:lang w:val="fr-FR"/>
+            </w:rPr>
+            <w:t>Jiao</w:t>
+          </w:r>
+          <w:proofErr w:type="spellEnd"/>
+          <w:r>
+            <w:rPr>
+              <w:color w:val="000000"/>
+              <w:lang w:val="fr-FR"/>
+            </w:rPr>
+            <w:t xml:space="preserve"> et al. (2024),</w:t>
+          </w:r>
+        </w:sdtContent>
+      </w:sdt>
+      <w:r>
+        <w:rPr>
+          <w:lang w:val="fr-FR"/>
+        </w:rPr>
+        <w:t>deux approches dominent</w:t>
+      </w:r>
+      <w:r>
+        <w:rPr>
+          <w:lang w:val="fr-FR"/>
+        </w:rPr>
+        <w:t xml:space="preserve">, </w:t>
+      </w:r>
+      <w:r>
+        <w:rPr>
+          <w:lang w:val="fr-FR"/>
+        </w:rPr>
+        <w:t>la représentation conjointe, qui fusionne toutes les modalités dans un espace commun, et la représentation coordonnée, qui conserve une représentation propre à chaque modalité en imposant des contraintes de similarité ou de corrélation. La première facilite le traitement mais risque de perdre les spécificités de chaque modalité, tandis que la seconde préserve la richesse mais au prix d’une complexité accrue.</w:t>
+      </w:r>
+    </w:p>
+    <w:p>
+      <w:pPr>
+        <w:rPr>
+          <w:lang w:val="fr-FR"/>
+        </w:rPr>
+      </w:pPr>
+      <w:r>
+        <w:rPr>
+          <w:lang w:val="fr-FR"/>
+        </w:rPr>
+        <w:t xml:space="preserve">L’alignement, pour sa part, vise à mettre en correspondance des éléments issus de modalités différentes. Par exemple, dans la vision et le langage, il peut s’agir d’associer une région d’image à un mot ou une phrase. </w:t>
+      </w:r>
+      <w:sdt>
+        <w:sdtPr>
+          <w:rPr>
+            <w:color w:val="000000"/>
+            <w:lang w:val="fr-FR"/>
+          </w:rPr>
+          <w:tag w:val="MENDELEY_CITATION_v3_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"/>
+          <w:id w:val="2073384340"/>
+          <w:placeholder>
+            <w:docPart w:val="D09A0096F506443B98E0C98BF2A7F65D"/>
+          </w:placeholder>
+        </w:sdtPr>
+        <w:sdtContent>
+          <w:proofErr w:type="spellStart"/>
+          <w:r>
+            <w:rPr>
+              <w:color w:val="000000"/>
+              <w:lang w:val="fr-FR"/>
+            </w:rPr>
+            <w:t>Jiao</w:t>
+          </w:r>
+          <w:proofErr w:type="spellEnd"/>
+          <w:r>
+            <w:rPr>
+              <w:color w:val="000000"/>
+              <w:lang w:val="fr-FR"/>
+            </w:rPr>
+            <w:t xml:space="preserve"> et al. (2024)</w:t>
+          </w:r>
+        </w:sdtContent>
+      </w:sdt>
+      <w:r>
+        <w:rPr>
+          <w:color w:val="000000"/>
+          <w:lang w:val="fr-FR"/>
+        </w:rPr>
+        <w:t xml:space="preserve"> </w:t>
+      </w:r>
+      <w:r>
+        <w:rPr>
+          <w:lang w:val="fr-FR"/>
+        </w:rPr>
+        <w:t xml:space="preserve">distinguent l’alignement discret, adapté à des données segmentables comme des images ou du texte, et l’alignement continu, utilisé pour des signaux indivisibles audio, vidéo. </w:t>
+      </w:r>
+    </w:p>
+    <w:p>
+      <w:pPr>
+        <w:pStyle w:val="Titre3"/>
+        <w:rPr>
+          <w:lang w:val="fr-FR"/>
+        </w:rPr>
+      </w:pPr>
+      <w:bookmarkStart w:id="18" w:name="_Toc211867468"/>
+      <w:r>
+        <w:rPr>
+          <w:lang w:val="fr-FR"/>
+        </w:rPr>
+        <w:t>4.2</w:t>
+      </w:r>
+      <w:r>
+        <w:rPr>
+          <w:lang w:val="fr-FR"/>
+        </w:rPr>
+        <w:t>.2 La translation et la fusion</w:t>
+      </w:r>
+      <w:bookmarkEnd w:id="18"/>
+    </w:p>
+    <w:p>
+      <w:pPr>
+        <w:rPr>
+          <w:lang w:val="fr-FR"/>
+        </w:rPr>
+      </w:pPr>
+      <w:r>
+        <w:rPr>
+          <w:lang w:val="fr-FR"/>
+        </w:rPr>
+        <w:t>La translation correspond à la capacité d’un modèle à convertir une modalité en une autre. Des travaux récents montrent l’intérêt des approches encodeur</w:t>
+      </w:r>
+      <w:r>
+        <w:rPr>
+          <w:lang w:val="fr-FR"/>
+        </w:rPr>
+        <w:t xml:space="preserve"> </w:t>
+      </w:r>
+      <w:r>
+        <w:rPr>
+          <w:lang w:val="fr-FR"/>
+        </w:rPr>
+        <w:t xml:space="preserve">décodeur et des réseaux antagonistes génératifs (GAN) pour générer du texte à partir d’images ou pour combler une modalité </w:t>
+      </w:r>
+      <w:proofErr w:type="spellStart"/>
+      <w:r>
+        <w:rPr>
+          <w:lang w:val="fr-FR"/>
+        </w:rPr>
+        <w:t>manquante</w:t>
+      </w:r>
+      <w:sdt>
+        <w:sdtPr>
+          <w:rPr>
+            <w:color w:val="000000"/>
+            <w:lang w:val="fr-FR"/>
+          </w:rPr>
+          <w:tag w:val="MENDELEY_CITATION_v3_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"/>
+          <w:id w:val="1656186417"/>
+          <w:placeholder>
+            <w:docPart w:val="D09A0096F506443B98E0C98BF2A7F65D"/>
+          </w:placeholder>
+        </w:sdtPr>
+        <w:sdtContent>
+          <w:r>
+            <w:rPr>
+              <w:color w:val="000000"/>
+              <w:lang w:val="fr-FR"/>
+            </w:rPr>
+            <w:t>Jiao</w:t>
+          </w:r>
+          <w:proofErr w:type="spellEnd"/>
+          <w:r>
+            <w:rPr>
+              <w:color w:val="000000"/>
+              <w:lang w:val="fr-FR"/>
+            </w:rPr>
+            <w:t xml:space="preserve"> et al., p. (2024, p. 14)</w:t>
+          </w:r>
+        </w:sdtContent>
+      </w:sdt>
+      <w:r>
+        <w:rPr>
+          <w:lang w:val="fr-FR"/>
+        </w:rPr>
+        <w:t>.</w:t>
+      </w:r>
+    </w:p>
+    <w:p>
+      <w:pPr>
+        <w:rPr>
+          <w:lang w:val="fr-FR"/>
+        </w:rPr>
+      </w:pPr>
+      <w:r>
+        <w:rPr>
+          <w:lang w:val="fr-FR"/>
+        </w:rPr>
+        <w:t xml:space="preserve">La fusion constitue l’un des piliers de la multimodalité. Selon </w:t>
+      </w:r>
+      <w:sdt>
+        <w:sdtPr>
+          <w:rPr>
+            <w:color w:val="000000"/>
+            <w:lang w:val="fr-FR"/>
+          </w:rPr>
+          <w:tag w:val="MENDELEY_CITATION_v3_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"/>
+          <w:id w:val="-1020771937"/>
+          <w:placeholder>
+            <w:docPart w:val="D09A0096F506443B98E0C98BF2A7F65D"/>
+          </w:placeholder>
+        </w:sdtPr>
+        <w:sdtContent>
+          <w:proofErr w:type="spellStart"/>
+          <w:r>
+            <w:rPr>
+              <w:color w:val="000000"/>
+              <w:lang w:val="fr-FR"/>
+            </w:rPr>
+            <w:t>Jiao</w:t>
+          </w:r>
+          <w:proofErr w:type="spellEnd"/>
+          <w:r>
+            <w:rPr>
+              <w:color w:val="000000"/>
+              <w:lang w:val="fr-FR"/>
+            </w:rPr>
+            <w:t xml:space="preserve"> et al. (2024)</w:t>
+          </w:r>
+        </w:sdtContent>
+      </w:sdt>
+      <w:r>
+        <w:rPr>
+          <w:lang w:val="fr-FR"/>
+        </w:rPr>
+        <w:t xml:space="preserve"> </w:t>
+      </w:r>
+      <w:r>
+        <w:rPr>
+          <w:lang w:val="fr-FR"/>
+        </w:rPr>
+        <w:t>quatre stratégies principales peuvent être distinguées. Tout d’abord, il est possible de fusionner les données brutes</w:t>
+      </w:r>
+      <w:r>
+        <w:rPr>
+          <w:lang w:val="fr-FR"/>
+        </w:rPr>
+        <w:t xml:space="preserve">, </w:t>
+      </w:r>
+      <w:r>
+        <w:rPr>
+          <w:lang w:val="fr-FR"/>
+        </w:rPr>
+        <w:t>on parle alors d’</w:t>
+      </w:r>
+      <w:proofErr w:type="spellStart"/>
+      <w:r>
+        <w:rPr>
+          <w:lang w:val="fr-FR"/>
+        </w:rPr>
+        <w:t>early</w:t>
+      </w:r>
+      <w:proofErr w:type="spellEnd"/>
+      <w:r>
+        <w:rPr>
+          <w:lang w:val="fr-FR"/>
+        </w:rPr>
+        <w:t xml:space="preserve"> fusion. Ensuite, la fusion peut se faire au niveau des features, ce que l’on appelle la </w:t>
+      </w:r>
+      <w:proofErr w:type="spellStart"/>
+      <w:r>
+        <w:rPr>
+          <w:lang w:val="fr-FR"/>
+        </w:rPr>
+        <w:t>deep</w:t>
+      </w:r>
+      <w:proofErr w:type="spellEnd"/>
+      <w:r>
+        <w:rPr>
+          <w:lang w:val="fr-FR"/>
+        </w:rPr>
+        <w:t xml:space="preserve"> fusion. Enfin, on peut fusionner les prédictions des modèles, ce qui correspond à la </w:t>
+      </w:r>
+      <w:proofErr w:type="spellStart"/>
+      <w:r>
+        <w:rPr>
+          <w:lang w:val="fr-FR"/>
+        </w:rPr>
+        <w:t>late</w:t>
+      </w:r>
+      <w:proofErr w:type="spellEnd"/>
+      <w:r>
+        <w:rPr>
+          <w:lang w:val="fr-FR"/>
+        </w:rPr>
+        <w:t xml:space="preserve"> fusion. Dans le cas où plusieurs de ces approches sont combinées, on parle alors d’</w:t>
+      </w:r>
+      <w:proofErr w:type="spellStart"/>
+      <w:r>
+        <w:rPr>
+          <w:lang w:val="fr-FR"/>
+        </w:rPr>
+        <w:t>hybrid</w:t>
+      </w:r>
+      <w:proofErr w:type="spellEnd"/>
+      <w:r>
+        <w:rPr>
+          <w:lang w:val="fr-FR"/>
+        </w:rPr>
+        <w:t xml:space="preserve"> fusion.</w:t>
+      </w:r>
+    </w:p>
+    <w:p>
+      <w:pPr>
+        <w:rPr>
+          <w:lang w:val="fr-FR"/>
+        </w:rPr>
+      </w:pPr>
+      <w:r>
+        <w:rPr>
+          <w:lang w:val="fr-FR"/>
+        </w:rPr>
+        <w:t>Comme le rappellent</w:t>
+      </w:r>
+      <w:r>
+        <w:rPr>
+          <w:lang w:val="fr-FR"/>
+        </w:rPr>
+        <w:t xml:space="preserve"> </w:t>
+      </w:r>
+      <w:sdt>
+        <w:sdtPr>
+          <w:rPr>
+            <w:color w:val="000000"/>
+            <w:lang w:val="fr-FR"/>
+          </w:rPr>
+          <w:tag w:val="MENDELEY_CITATION_v3_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"/>
+          <w:id w:val="-1000112135"/>
+          <w:placeholder>
+            <w:docPart w:val="D09A0096F506443B98E0C98BF2A7F65D"/>
+          </w:placeholder>
+        </w:sdtPr>
+        <w:sdtContent>
+          <w:proofErr w:type="spellStart"/>
+          <w:r>
+            <w:rPr>
+              <w:color w:val="000000"/>
+              <w:lang w:val="fr-FR"/>
+            </w:rPr>
+            <w:t>Jiao</w:t>
+          </w:r>
+          <w:proofErr w:type="spellEnd"/>
+          <w:r>
+            <w:rPr>
+              <w:color w:val="000000"/>
+              <w:lang w:val="fr-FR"/>
+            </w:rPr>
+            <w:t xml:space="preserve"> et al. (2024)</w:t>
+          </w:r>
+        </w:sdtContent>
+      </w:sdt>
+      <w:r>
+        <w:rPr>
+          <w:lang w:val="fr-FR"/>
+        </w:rPr>
+        <w:t>, chaque approche présente des avantages et des inconvénients, l’</w:t>
+      </w:r>
+      <w:proofErr w:type="spellStart"/>
+      <w:r>
+        <w:rPr>
+          <w:lang w:val="fr-FR"/>
+        </w:rPr>
+        <w:t>early</w:t>
+      </w:r>
+      <w:proofErr w:type="spellEnd"/>
+      <w:r>
+        <w:rPr>
+          <w:lang w:val="fr-FR"/>
+        </w:rPr>
+        <w:t xml:space="preserve"> fusion préserve la richesse mais augmente la dimensionnalité, tandis que la </w:t>
+      </w:r>
+      <w:proofErr w:type="spellStart"/>
+      <w:r>
+        <w:rPr>
+          <w:lang w:val="fr-FR"/>
+        </w:rPr>
+        <w:t>late</w:t>
+      </w:r>
+      <w:proofErr w:type="spellEnd"/>
+      <w:r>
+        <w:rPr>
+          <w:lang w:val="fr-FR"/>
+        </w:rPr>
+        <w:t xml:space="preserve"> fusion est plus robuste mais dépend de la qualité des décisions unimodales.</w:t>
+      </w:r>
+    </w:p>
+    <w:p>
+      <w:pPr>
+        <w:rPr>
+          <w:lang w:val="fr-FR"/>
+        </w:rPr>
+      </w:pPr>
+      <w:r>
+        <w:rPr>
+          <w:lang w:val="fr-FR"/>
+        </w:rPr>
+        <w:t>Les modèles récents utilisent des architectures CNN pour capter des dépendances locales car elle est robuste et peu coûteuse, et des Transformers pour modéliser des relations globales grâce à l’attention, au prix d’un coût computationnel élevé</w:t>
+      </w:r>
+      <w:r>
+        <w:rPr>
+          <w:lang w:val="fr-FR"/>
+        </w:rPr>
+        <w:t xml:space="preserve">. </w:t>
+      </w:r>
+    </w:p>
+    <w:p>
+      <w:pPr>
+        <w:pStyle w:val="Titre3"/>
+        <w:rPr>
+          <w:lang w:val="fr-FR"/>
+        </w:rPr>
+      </w:pPr>
+      <w:bookmarkStart w:id="19" w:name="_Toc211867469"/>
+      <w:r>
+        <w:rPr>
+          <w:lang w:val="fr-FR"/>
+        </w:rPr>
+        <w:t>4.2</w:t>
+      </w:r>
+      <w:r>
+        <w:rPr>
+          <w:lang w:val="fr-FR"/>
+        </w:rPr>
+        <w:t xml:space="preserve">.3 Le </w:t>
+      </w:r>
+      <w:proofErr w:type="spellStart"/>
+      <w:r>
+        <w:rPr>
+          <w:lang w:val="fr-FR"/>
+        </w:rPr>
+        <w:t>co-learning</w:t>
+      </w:r>
+      <w:bookmarkEnd w:id="19"/>
+      <w:proofErr w:type="spellEnd"/>
+    </w:p>
+    <w:p>
+      <w:pPr>
+        <w:rPr>
+          <w:lang w:val="fr-FR"/>
+        </w:rPr>
+      </w:pPr>
+      <w:r>
+        <w:rPr>
+          <w:lang w:val="fr-FR"/>
+        </w:rPr>
+        <w:t xml:space="preserve">Le </w:t>
+      </w:r>
+      <w:proofErr w:type="spellStart"/>
+      <w:r>
+        <w:rPr>
+          <w:lang w:val="fr-FR"/>
+        </w:rPr>
+        <w:t>co-learning</w:t>
+      </w:r>
+      <w:proofErr w:type="spellEnd"/>
+      <w:r>
+        <w:rPr>
+          <w:lang w:val="fr-FR"/>
+        </w:rPr>
+        <w:t xml:space="preserve"> permet à une modalité riche de renforcer l’apprentissage d’une modalité plus pauvre ou bruitée. Cette idée, héritée du </w:t>
+      </w:r>
+      <w:proofErr w:type="spellStart"/>
+      <w:r>
+        <w:rPr>
+          <w:i/>
+          <w:iCs/>
+          <w:lang w:val="fr-FR"/>
+        </w:rPr>
+        <w:t>co</w:t>
+      </w:r>
+      <w:proofErr w:type="spellEnd"/>
+      <w:r>
+        <w:rPr>
+          <w:i/>
+          <w:iCs/>
+          <w:lang w:val="fr-FR"/>
+        </w:rPr>
+        <w:t>-training</w:t>
+      </w:r>
+      <w:r>
+        <w:rPr>
+          <w:lang w:val="fr-FR"/>
+        </w:rPr>
+        <w:t xml:space="preserve"> et des approches </w:t>
+      </w:r>
+      <w:proofErr w:type="spellStart"/>
+      <w:r>
+        <w:rPr>
+          <w:i/>
+          <w:iCs/>
+          <w:lang w:val="fr-FR"/>
+        </w:rPr>
+        <w:t>teacher</w:t>
+      </w:r>
+      <w:proofErr w:type="spellEnd"/>
+      <w:r>
+        <w:rPr>
+          <w:i/>
+          <w:iCs/>
+          <w:lang w:val="fr-FR"/>
+        </w:rPr>
+        <w:t>–</w:t>
+      </w:r>
+      <w:proofErr w:type="spellStart"/>
+      <w:r>
+        <w:rPr>
+          <w:i/>
+          <w:iCs/>
+          <w:lang w:val="fr-FR"/>
+        </w:rPr>
+        <w:t>student</w:t>
+      </w:r>
+      <w:proofErr w:type="spellEnd"/>
+      <w:r>
+        <w:rPr>
+          <w:lang w:val="fr-FR"/>
+        </w:rPr>
+        <w:t xml:space="preserve">, est particulièrement utile dans des contextes où certaines données sont manquantes ou incomplètes. D’après </w:t>
+      </w:r>
+      <w:sdt>
+        <w:sdtPr>
+          <w:rPr>
+            <w:color w:val="000000"/>
+            <w:lang w:val="fr-FR"/>
+          </w:rPr>
+          <w:tag w:val="MENDELEY_CITATION_v3_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"/>
+          <w:id w:val="-627862179"/>
+          <w:placeholder>
+            <w:docPart w:val="D09A0096F506443B98E0C98BF2A7F65D"/>
+          </w:placeholder>
+        </w:sdtPr>
+        <w:sdtContent>
+          <w:proofErr w:type="spellStart"/>
+          <w:r>
+            <w:rPr>
+              <w:color w:val="000000"/>
+              <w:lang w:val="fr-FR"/>
+            </w:rPr>
+            <w:t>Rahate</w:t>
+          </w:r>
+          <w:proofErr w:type="spellEnd"/>
+          <w:r>
+            <w:rPr>
+              <w:color w:val="000000"/>
+              <w:lang w:val="fr-FR"/>
+            </w:rPr>
+            <w:t xml:space="preserve"> et al. (2022)</w:t>
+          </w:r>
+        </w:sdtContent>
+      </w:sdt>
+      <w:r>
+        <w:rPr>
+          <w:lang w:val="fr-FR"/>
+        </w:rPr>
+        <w:t>,</w:t>
+      </w:r>
+      <w:r>
+        <w:rPr>
+          <w:lang w:val="fr-FR"/>
+        </w:rPr>
+        <w:t xml:space="preserve">le </w:t>
+      </w:r>
+      <w:proofErr w:type="spellStart"/>
+      <w:r>
+        <w:rPr>
+          <w:lang w:val="fr-FR"/>
+        </w:rPr>
+        <w:t>co-learning</w:t>
+      </w:r>
+      <w:proofErr w:type="spellEnd"/>
+      <w:r>
+        <w:rPr>
+          <w:lang w:val="fr-FR"/>
+        </w:rPr>
+        <w:t xml:space="preserve"> repose sur des mécanismes d’attention croisée et d’apprentissage contrastif, qui facilitent le transfert de connaissance entre modalités.</w:t>
+      </w:r>
+    </w:p>
+    <w:p>
+      <w:pPr>
+        <w:rPr>
+          <w:lang w:val="fr-FR"/>
+        </w:rPr>
+      </w:pPr>
+      <w:r>
+        <w:rPr>
+          <w:lang w:val="fr-FR"/>
+        </w:rPr>
+        <w:t xml:space="preserve">Comme le rappellent les auteurs, un modèle entraîné en multimodalité mais testé sur une seule modalité surpasse souvent un modèle purement unimodal. Cela confirme que le </w:t>
+      </w:r>
+      <w:proofErr w:type="spellStart"/>
+      <w:r>
+        <w:rPr>
+          <w:lang w:val="fr-FR"/>
+        </w:rPr>
+        <w:t>co-learning</w:t>
+      </w:r>
+      <w:proofErr w:type="spellEnd"/>
+      <w:r>
+        <w:rPr>
+          <w:lang w:val="fr-FR"/>
+        </w:rPr>
+        <w:t xml:space="preserve"> améliore non seulement les performances globales, mais aussi la robustesse et la généralisation dans des environnements réels où toutes les modalités ne sont pas toujours disponibles.</w:t>
+      </w:r>
+    </w:p>
+    <w:p>
+      <w:pPr>
+        <w:rPr>
+          <w:lang w:val="fr-FR"/>
+        </w:rPr>
+      </w:pPr>
+    </w:p>
+    <w:p>
+      <w:pPr>
+        <w:pStyle w:val="Titre2"/>
+        <w:rPr>
+          <w:lang w:val="fr-FR"/>
+        </w:rPr>
+      </w:pPr>
+      <w:bookmarkStart w:id="20" w:name="_Toc211867470"/>
+      <w:r>
+        <w:rPr>
+          <w:lang w:val="fr-FR"/>
+        </w:rPr>
+        <w:t>4.3 Application des modèles multimod</w:t>
+      </w:r>
+      <w:r>
+        <w:rPr>
+          <w:lang w:val="fr-FR"/>
+        </w:rPr>
+        <w:t>aux</w:t>
+      </w:r>
+      <w:r>
+        <w:rPr>
+          <w:lang w:val="fr-FR"/>
+        </w:rPr>
+        <w:t xml:space="preserve"> au cas de la valorisation de plans de construction</w:t>
+      </w:r>
+      <w:bookmarkEnd w:id="20"/>
+      <w:r>
+        <w:rPr>
+          <w:lang w:val="fr-FR"/>
+        </w:rPr>
+        <w:t xml:space="preserve">  </w:t>
+      </w:r>
+    </w:p>
+    <w:p>
+      <w:pPr>
+        <w:rPr>
+          <w:lang w:val="fr-FR"/>
+        </w:rPr>
+      </w:pPr>
+      <w:r>
+        <w:rPr>
+          <w:lang w:val="fr-FR"/>
+        </w:rPr>
+        <w:t>L’enjeu principal est de tirer parti de la diversité des sources disponibles, plans 2D, modèles 3D et BIM, nuages de points issus de la numérisation, photos de terrain, ainsi que cahiers des charges, bordereaux et notes techniques, pour produire une information exploitable, traçable et actionnable qu’elle soit quantitative, de contrôle de conformité ou de suivi d’avancement. La multimodalité apporte ici un cadre cohérent, elle permet d’aligner des indices visuels, textuels et spatiaux puis de les fusionner afin de réduire les ambiguïtés propres à chaque modalité prise isolément et de renforcer la robustesse face à la variabilité des documents liée à la qualité de scan, aux styles de dessin et aux conventions hétérogènes.</w:t>
+      </w:r>
+    </w:p>
+    <w:p>
+      <w:pPr>
+        <w:rPr>
+          <w:b/>
+          <w:bCs/>
+          <w:lang w:val="fr-FR" w:eastAsia="es-AR"/>
+        </w:rPr>
+      </w:pPr>
+      <w:r>
+        <w:rPr>
+          <w:lang w:val="fr-FR"/>
+        </w:rPr>
+        <w:t>Voici 3 scénarios possiblement exploitables.</w:t>
+      </w:r>
+      <w:r>
+        <w:rPr>
+          <w:b/>
+          <w:bCs/>
+          <w:lang w:val="fr-FR" w:eastAsia="es-AR"/>
+        </w:rPr>
+        <w:t xml:space="preserve"> </w:t>
+      </w:r>
+    </w:p>
+    <w:p>
+      <w:pPr>
+        <w:rPr>
+          <w:b/>
+          <w:bCs/>
+          <w:lang w:val="fr-FR" w:eastAsia="es-AR"/>
+        </w:rPr>
+      </w:pPr>
+    </w:p>
+    <w:p>
+      <w:pPr>
+        <w:pStyle w:val="Titre3"/>
+        <w:rPr>
+          <w:rStyle w:val="Titre3Car"/>
+          <w:lang w:val="fr-FR"/>
+        </w:rPr>
+      </w:pPr>
+      <w:bookmarkStart w:id="21" w:name="_Toc211867471"/>
+      <w:r>
+        <w:rPr>
+          <w:rStyle w:val="Titre3Car"/>
+          <w:lang w:val="fr-FR"/>
+        </w:rPr>
+        <w:t>4.3.1 Renforcer un pipeline 2D existant par le texte</w:t>
+      </w:r>
+      <w:bookmarkEnd w:id="21"/>
+    </w:p>
+    <w:p>
+      <w:pPr>
+        <w:rPr>
+          <w:b/>
+          <w:bCs/>
+          <w:lang w:val="fr-FR" w:eastAsia="es-AR"/>
+        </w:rPr>
+      </w:pPr>
+      <w:r>
+        <w:rPr>
+          <w:lang w:val="fr-FR"/>
+        </w:rPr>
+        <w:t>La première idée serait de renforcer un modèle unimodal qui fonctionne déjà à l’aide de nouvelles modalités et ainsi le faire évoluer vers un modèle multimodal pour avoir de nouvelles fonctionnalités ou renforcer le modèle existant. Dans le cadre des plans raster 2D, l’objectif est de consolider ce modèle avec des données issues d’autres modalités, notamment des textes. Il serait possible d’associer au plan 2D</w:t>
+      </w:r>
+      <w:r>
+        <w:rPr>
+          <w:lang w:val="fr-FR"/>
+        </w:rPr>
+        <w:t>,</w:t>
+      </w:r>
+      <w:r>
+        <w:rPr>
+          <w:lang w:val="fr-FR"/>
+        </w:rPr>
+        <w:t xml:space="preserve"> un cahier des charges et un bordereau afin d’extraire les informations de matériaux et leurs coûts en vue de réaliser le métré. Cela ouvre de nouvelles possibilités, on pourrait donc aller plus loin, ne plus seulement calculer des surfaces automatiquement mais aussi obtenir un métré final.</w:t>
+      </w:r>
+    </w:p>
+    <w:p>
+      <w:pPr>
+        <w:pStyle w:val="Titre3"/>
+        <w:rPr>
+          <w:lang w:val="fr-FR" w:eastAsia="es-AR"/>
+        </w:rPr>
+      </w:pPr>
+      <w:bookmarkStart w:id="22" w:name="_Toc211867472"/>
+      <w:r>
+        <w:rPr>
+          <w:rStyle w:val="Titre3Car"/>
+          <w:lang w:val="fr-FR"/>
+        </w:rPr>
+        <w:t>4.3.</w:t>
+      </w:r>
+      <w:r>
+        <w:rPr>
+          <w:rStyle w:val="Titre3Car"/>
+          <w:lang w:val="fr-FR"/>
+        </w:rPr>
+        <w:t xml:space="preserve">2 </w:t>
+      </w:r>
+      <w:r>
+        <w:rPr>
+          <w:rStyle w:val="Titre3Car"/>
+          <w:lang w:val="fr-FR"/>
+        </w:rPr>
+        <w:t>Traiter le plan 2D comme un document intrinsèquement multimodal</w:t>
+      </w:r>
+      <w:bookmarkEnd w:id="22"/>
+      <w:r>
+        <w:rPr>
+          <w:rStyle w:val="Titre3Car"/>
+          <w:lang w:val="fr-FR"/>
+        </w:rPr>
+        <w:t xml:space="preserve"> </w:t>
+      </w:r>
+    </w:p>
+    <w:p>
+      <w:pPr>
+        <w:rPr>
+          <w:lang w:val="fr-FR" w:eastAsia="es-AR"/>
+        </w:rPr>
+      </w:pPr>
+      <w:r>
+        <w:rPr>
+          <w:lang w:val="fr-FR" w:eastAsia="es-AR"/>
+        </w:rPr>
+        <w:t>Au-delà d</w:t>
+      </w:r>
+      <w:r>
+        <w:rPr>
+          <w:lang w:val="fr-FR" w:eastAsia="es-AR"/>
+        </w:rPr>
+        <w:t xml:space="preserve">e </w:t>
+      </w:r>
+      <w:r>
+        <w:rPr>
+          <w:lang w:val="fr-FR" w:eastAsia="es-AR"/>
+        </w:rPr>
+        <w:t>renfo</w:t>
+      </w:r>
+      <w:r>
+        <w:rPr>
+          <w:lang w:val="fr-FR" w:eastAsia="es-AR"/>
+        </w:rPr>
+        <w:t>rcer</w:t>
+      </w:r>
+      <w:r>
+        <w:rPr>
+          <w:lang w:val="fr-FR" w:eastAsia="es-AR"/>
+        </w:rPr>
+        <w:t xml:space="preserve"> un pipeline existant,</w:t>
+      </w:r>
+      <w:r>
+        <w:rPr>
+          <w:lang w:val="fr-FR" w:eastAsia="es-AR"/>
+        </w:rPr>
+        <w:t xml:space="preserve"> </w:t>
+      </w:r>
+      <w:r>
+        <w:rPr>
+          <w:lang w:val="fr-FR" w:eastAsia="es-AR"/>
+        </w:rPr>
+        <w:t xml:space="preserve">on peut considérer le plan </w:t>
+      </w:r>
+      <w:r>
+        <w:rPr>
+          <w:lang w:val="fr-FR" w:eastAsia="es-AR"/>
+        </w:rPr>
+        <w:t xml:space="preserve">raster </w:t>
+      </w:r>
+      <w:r>
+        <w:rPr>
+          <w:lang w:val="fr-FR" w:eastAsia="es-AR"/>
+        </w:rPr>
+        <w:t xml:space="preserve">comme un </w:t>
+      </w:r>
+      <w:r>
+        <w:rPr>
+          <w:lang w:val="fr-FR" w:eastAsia="es-AR"/>
+        </w:rPr>
+        <w:t>document multimodal</w:t>
+      </w:r>
+      <w:r>
+        <w:rPr>
+          <w:lang w:val="fr-FR" w:eastAsia="es-AR"/>
+        </w:rPr>
+        <w:t>,</w:t>
+      </w:r>
+      <w:r>
+        <w:rPr>
+          <w:lang w:val="fr-FR" w:eastAsia="es-AR"/>
+        </w:rPr>
+        <w:t xml:space="preserve"> </w:t>
+      </w:r>
+      <w:r>
+        <w:rPr>
+          <w:lang w:val="fr-FR" w:eastAsia="es-AR"/>
+        </w:rPr>
+        <w:t xml:space="preserve">en effet un plan raster est composé de plusieurs type d’information. On y retrouve les traits de construction mais aussi des textes de toutes sortes, des cartouches, des côtes, ou encore les types de pièces d’une maison. Il pourrait être intéressant d’en extraire ses informations et de les traités de manières multimodales. Le but étant d’augmenter les performances d’un model ou d’en réduire les contraintes. </w:t>
+      </w:r>
+    </w:p>
+    <w:p>
+      <w:pPr>
+        <w:pStyle w:val="Titre3"/>
+        <w:rPr>
+          <w:lang w:val="fr-FR" w:eastAsia="es-AR"/>
+        </w:rPr>
+      </w:pPr>
+      <w:bookmarkStart w:id="23" w:name="_Toc211867473"/>
+      <w:r>
+        <w:rPr>
+          <w:lang w:val="fr-FR" w:eastAsia="es-AR"/>
+        </w:rPr>
+        <w:t>4.3.3 A réfléchir</w:t>
+      </w:r>
+      <w:bookmarkEnd w:id="23"/>
+      <w:r>
+        <w:rPr>
+          <w:lang w:val="fr-FR" w:eastAsia="es-AR"/>
+        </w:rPr>
+        <w:t xml:space="preserve"> </w:t>
+      </w:r>
+    </w:p>
+    <w:p>
+      <w:pPr>
+        <w:rPr>
+          <w:lang w:val="fr-FR" w:eastAsia="es-AR"/>
+        </w:rPr>
+      </w:pPr>
+      <w:r>
+        <w:rPr>
+          <w:lang w:val="fr-FR" w:eastAsia="es-AR"/>
+        </w:rPr>
+        <w:t xml:space="preserve">Si je </w:t>
+      </w:r>
+      <w:r>
+        <w:rPr>
+          <w:lang w:val="fr-FR" w:eastAsia="es-AR"/>
+        </w:rPr>
+        <w:t>trouve</w:t>
+      </w:r>
+      <w:r>
+        <w:rPr>
+          <w:lang w:val="fr-FR" w:eastAsia="es-AR"/>
+        </w:rPr>
+        <w:t xml:space="preserve"> d’autres idées </w:t>
+      </w:r>
+    </w:p>
+    <w:p>
+      <w:pPr>
+        <w:pStyle w:val="Titre1"/>
+        <w:rPr>
+          <w:lang w:val="fr-FR"/>
+        </w:rPr>
+      </w:pPr>
+      <w:bookmarkStart w:id="24" w:name="_Toc211867474"/>
       <w:r>
         <w:rPr>
           <w:lang w:val="fr-FR"/>
@@ -3657,6 +5625,7 @@
         </w:rPr>
         <w:t>Conclusion</w:t>
       </w:r>
+      <w:bookmarkEnd w:id="24"/>
     </w:p>
     <w:p>
       <w:pPr>
@@ -3678,7 +5647,14 @@
         <w:rPr>
           <w:lang w:val="fr-FR"/>
         </w:rPr>
-        <w:t>Cet état de l’art visait à clarifier les approches d’IA pour l’analyse automatique de plans 2D et 3D en contexte industriel et à situer la place des méthodes multimodales. L’objectif était d’identifier ce qui fonctionne, ce qui bloque et ce qui manque pour passer à l’échelle.</w:t>
+        <w:t xml:space="preserve">Cet état de l’art visait à clarifier les approches d’IA pour l’analyse automatique de plans 2D et 3D en contexte industriel et à situer la place des méthodes </w:t>
+      </w:r>
+      <w:r>
+        <w:rPr>
+          <w:lang w:val="fr-FR"/>
+        </w:rPr>
+        <w:lastRenderedPageBreak/>
+        <w:t>multimodales. L’objectif était d’identifier ce qui fonctionne, ce qui bloque et ce qui manque pour passer à l’échelle.</w:t>
       </w:r>
     </w:p>
     <w:p>
@@ -3741,14 +5717,7 @@
         <w:rPr>
           <w:lang w:val="fr-FR"/>
         </w:rPr>
-        <w:t xml:space="preserve">La multimodalité progresse et relie vision et texte. Elle permet d’exploiter conjointement éléments visuels, légendes, tableaux et documents techniques, y compris des cahiers des charges. Le potentiel est réel pour la robustesse, la traçabilité et l’automatisation de bout en bout. Les défis portent encore sur la </w:t>
-      </w:r>
-      <w:r>
-        <w:rPr>
-          <w:lang w:val="fr-FR"/>
-        </w:rPr>
-        <w:lastRenderedPageBreak/>
-        <w:t>montée en charge, l’interprétabilité, la gestion de données bruitées ou asynchrones et la dépendance à des exemples annotés pertinents au domaine.</w:t>
+        <w:t>La multimodalité progresse et relie vision et texte. Elle permet d’exploiter conjointement éléments visuels, légendes, tableaux et documents techniques, y compris des cahiers des charges. Le potentiel est réel pour la robustesse, la traçabilité et l’automatisation de bout en bout. Les défis portent encore sur la montée en charge, l’interprétabilité, la gestion de données bruitées ou asynchrones et la dépendance à des exemples annotés pertinents au domaine.</w:t>
       </w:r>
     </w:p>
     <w:p>
@@ -3838,12 +5807,14 @@
           <w:lang w:val="fr-FR"/>
         </w:rPr>
       </w:pPr>
+      <w:bookmarkStart w:id="25" w:name="_Toc211867475"/>
       <w:r>
         <w:rPr>
           <w:lang w:val="fr-FR"/>
         </w:rPr>
         <w:t>Bibliographie :</w:t>
       </w:r>
+      <w:bookmarkEnd w:id="25"/>
     </w:p>
     <w:sdt>
       <w:sdtPr>
@@ -4220,7 +6191,6 @@
               <w:rFonts w:eastAsia="Times New Roman"/>
               <w:color w:val="000000"/>
             </w:rPr>
-            <w:lastRenderedPageBreak/>
             <w:t>Qi</w:t>
           </w:r>
           <w:proofErr w:type="spellEnd"/>
@@ -6037,7 +8007,7 @@
     <w:uiPriority w:val="9"/>
     <w:unhideWhenUsed/>
     <w:qFormat/>
-    <w:rsid w:val="00936D88"/>
+    <w:rsid w:val="002350F3"/>
     <w:pPr>
       <w:keepNext/>
       <w:keepLines/>
@@ -6048,8 +8018,8 @@
     <w:rPr>
       <w:rFonts w:eastAsiaTheme="majorEastAsia" w:cstheme="majorBidi"/>
       <w:color w:val="000000" w:themeColor="text1"/>
-      <w:sz w:val="28"/>
       <w:szCs w:val="28"/>
+      <w:u w:val="single"/>
     </w:rPr>
   </w:style>
   <w:style w:type="paragraph" w:styleId="Titre4">
@@ -6246,12 +8216,12 @@
     <w:basedOn w:val="Policepardfaut"/>
     <w:link w:val="Titre3"/>
     <w:uiPriority w:val="9"/>
-    <w:rsid w:val="00936D88"/>
+    <w:rsid w:val="002350F3"/>
     <w:rPr>
       <w:rFonts w:ascii="Times New Roman" w:eastAsiaTheme="majorEastAsia" w:hAnsi="Times New Roman" w:cstheme="majorBidi"/>
       <w:color w:val="000000" w:themeColor="text1"/>
-      <w:sz w:val="28"/>
       <w:szCs w:val="28"/>
+      <w:u w:val="single"/>
     </w:rPr>
   </w:style>
   <w:style w:type="character" w:customStyle="1" w:styleId="Titre4Car">
@@ -6608,6 +8578,68 @@
       <w:color w:val="666666"/>
     </w:rPr>
   </w:style>
+  <w:style w:type="paragraph" w:styleId="En-ttedetabledesmatires">
+    <w:name w:val="TOC Heading"/>
+    <w:basedOn w:val="Titre1"/>
+    <w:next w:val="Normal"/>
+    <w:uiPriority w:val="39"/>
+    <w:unhideWhenUsed/>
+    <w:qFormat/>
+    <w:rsid w:val="00B119E9"/>
+    <w:pPr>
+      <w:spacing w:before="240" w:after="0" w:line="259" w:lineRule="auto"/>
+      <w:outlineLvl w:val="9"/>
+    </w:pPr>
+    <w:rPr>
+      <w:rFonts w:asciiTheme="majorHAnsi" w:hAnsiTheme="majorHAnsi"/>
+      <w:b w:val="0"/>
+      <w:color w:val="0F4761" w:themeColor="accent1" w:themeShade="BF"/>
+      <w:kern w:val="0"/>
+      <w:sz w:val="32"/>
+      <w:szCs w:val="32"/>
+      <w:u w:val="none"/>
+      <w:lang w:eastAsia="es-AR"/>
+      <w14:ligatures w14:val="none"/>
+    </w:rPr>
+  </w:style>
+  <w:style w:type="paragraph" w:styleId="TM1">
+    <w:name w:val="toc 1"/>
+    <w:basedOn w:val="Normal"/>
+    <w:next w:val="Normal"/>
+    <w:autoRedefine/>
+    <w:uiPriority w:val="39"/>
+    <w:unhideWhenUsed/>
+    <w:rsid w:val="00B119E9"/>
+    <w:pPr>
+      <w:spacing w:after="100"/>
+    </w:pPr>
+  </w:style>
+  <w:style w:type="paragraph" w:styleId="TM2">
+    <w:name w:val="toc 2"/>
+    <w:basedOn w:val="Normal"/>
+    <w:next w:val="Normal"/>
+    <w:autoRedefine/>
+    <w:uiPriority w:val="39"/>
+    <w:unhideWhenUsed/>
+    <w:rsid w:val="00B119E9"/>
+    <w:pPr>
+      <w:spacing w:after="100"/>
+      <w:ind w:left="240"/>
+    </w:pPr>
+  </w:style>
+  <w:style w:type="paragraph" w:styleId="TM3">
+    <w:name w:val="toc 3"/>
+    <w:basedOn w:val="Normal"/>
+    <w:next w:val="Normal"/>
+    <w:autoRedefine/>
+    <w:uiPriority w:val="39"/>
+    <w:unhideWhenUsed/>
+    <w:rsid w:val="00B119E9"/>
+    <w:pPr>
+      <w:spacing w:after="100"/>
+      <w:ind w:left="480"/>
+    </w:pPr>
+  </w:style>
 </w:styles>
 </file>
 
@@ -6631,6 +8663,93 @@
       </w:docPartPr>
       <w:docPartBody>
         <w:p>
+          <w:r>
+            <w:rPr>
+              <w:rStyle w:val="Textedelespacerserv"/>
+            </w:rPr>
+            <w:t>Cliquez ou appuyez ici pour entrer du texte.</w:t>
+          </w:r>
+        </w:p>
+      </w:docPartBody>
+    </w:docPart>
+    <w:docPart>
+      <w:docPartPr>
+        <w:name w:val="79A2AEDC7A7445FCAFCDB49267DA9826"/>
+        <w:category>
+          <w:name w:val="Général"/>
+          <w:gallery w:val="placeholder"/>
+        </w:category>
+        <w:types>
+          <w:type w:val="bbPlcHdr"/>
+        </w:types>
+        <w:behaviors>
+          <w:behavior w:val="content"/>
+        </w:behaviors>
+        <w:guid w:val="{F6928E13-A1D7-46A1-9B8F-7BBD18F3A97C}"/>
+      </w:docPartPr>
+      <w:docPartBody>
+        <w:p>
+          <w:pPr>
+            <w:pStyle w:val="79A2AEDC7A7445FCAFCDB49267DA9826"/>
+          </w:pPr>
+          <w:r>
+            <w:rPr>
+              <w:rStyle w:val="Textedelespacerserv"/>
+            </w:rPr>
+            <w:t>Cliquez ou appuyez ici pour entrer du texte.</w:t>
+          </w:r>
+        </w:p>
+      </w:docPartBody>
+    </w:docPart>
+    <w:docPart>
+      <w:docPartPr>
+        <w:name w:val="032F8E2207E04313AB16F0673CDA419C"/>
+        <w:category>
+          <w:name w:val="Général"/>
+          <w:gallery w:val="placeholder"/>
+        </w:category>
+        <w:types>
+          <w:type w:val="bbPlcHdr"/>
+        </w:types>
+        <w:behaviors>
+          <w:behavior w:val="content"/>
+        </w:behaviors>
+        <w:guid w:val="{E645C783-A8E6-4928-95E3-89ECE00E8846}"/>
+      </w:docPartPr>
+      <w:docPartBody>
+        <w:p>
+          <w:pPr>
+            <w:pStyle w:val="032F8E2207E04313AB16F0673CDA419C"/>
+          </w:pPr>
+          <w:r>
+            <w:rPr>
+              <w:rStyle w:val="Textedelespacerserv"/>
+            </w:rPr>
+            <w:t>Cliquez ou appuyez ici pour entrer du texte.</w:t>
+          </w:r>
+        </w:p>
+      </w:docPartBody>
+    </w:docPart>
+    <w:docPart>
+      <w:docPartPr>
+        <w:name w:val="D09A0096F506443B98E0C98BF2A7F65D"/>
+        <w:category>
+          <w:name w:val="Général"/>
+          <w:gallery w:val="placeholder"/>
+        </w:category>
+        <w:types>
+          <w:type w:val="bbPlcHdr"/>
+        </w:types>
+        <w:behaviors>
+          <w:behavior w:val="content"/>
+        </w:behaviors>
+        <w:guid w:val="{A37FA823-E87D-4675-A696-521C600BFABD}"/>
+      </w:docPartPr>
+      <w:docPartBody>
+        <w:p>
+          <w:pPr>
+            <w:pStyle w:val="D09A0096F506443B98E0C98BF2A7F65D"/>
+          </w:pPr>
           <w:r>
             <w:rPr>
               <w:rStyle w:val="Textedelespacerserv"/>
@@ -6706,14 +8825,19 @@
   </w:compat>
   <w:rsids>
     <w:rsidRoot w:val="00FA44F6"/>
+    <w:rsid w:val="00077818"/>
+    <w:rsid w:val="001448A4"/>
     <w:rsid w:val="00154118"/>
+    <w:rsid w:val="001D41EE"/>
     <w:rsid w:val="0032455A"/>
     <w:rsid w:val="003D3AF3"/>
     <w:rsid w:val="00481AC3"/>
     <w:rsid w:val="0079374E"/>
     <w:rsid w:val="008A340B"/>
+    <w:rsid w:val="00A91D08"/>
     <w:rsid w:val="00B95135"/>
     <w:rsid w:val="00CB0ECE"/>
+    <w:rsid w:val="00D77262"/>
     <w:rsid w:val="00FA44F6"/>
   </w:rsids>
   <m:mathPr>
@@ -7170,10 +9294,22 @@
     <w:basedOn w:val="Policepardfaut"/>
     <w:uiPriority w:val="99"/>
     <w:semiHidden/>
-    <w:rsid w:val="00FA44F6"/>
+    <w:rsid w:val="00A91D08"/>
     <w:rPr>
       <w:color w:val="666666"/>
     </w:rPr>
+  </w:style>
+  <w:style w:type="paragraph" w:customStyle="1" w:styleId="032F8E2207E04313AB16F0673CDA419C">
+    <w:name w:val="032F8E2207E04313AB16F0673CDA419C"/>
+    <w:rsid w:val="00A91D08"/>
+  </w:style>
+  <w:style w:type="paragraph" w:customStyle="1" w:styleId="79A2AEDC7A7445FCAFCDB49267DA9826">
+    <w:name w:val="79A2AEDC7A7445FCAFCDB49267DA9826"/>
+    <w:rsid w:val="00077818"/>
+  </w:style>
+  <w:style w:type="paragraph" w:customStyle="1" w:styleId="D09A0096F506443B98E0C98BF2A7F65D">
+    <w:name w:val="D09A0096F506443B98E0C98BF2A7F65D"/>
+    <w:rsid w:val="00A91D08"/>
   </w:style>
 </w:styles>
 </file>

--- a/Etat de l'art/EtatDeL'art/Etat de l'art.docx
+++ b/Etat de l'art/EtatDeL'art/Etat de l'art.docx
@@ -17,23 +17,44 @@
           <w:bCs/>
           <w:lang w:val="fr-FR"/>
         </w:rPr>
-        <w:t xml:space="preserve">BUT : Réaliser un état de l’art des approches d’IA pour automatiser l’analyse et l’exploitation de plans 2D/3D dans les secteurs de la construction et de l’industrie, et examiner l’existence d’approches multimodales déjà mises en œuvre ainsi que leur faisabilité. </w:t>
-      </w:r>
-      <w:bookmarkEnd w:id="0"/>
+        <w:t>BUT : Réaliser un état de l’art des approches d’IA pour automatiser l’analyse et l’exploitation de plans 2D/3D dans les secteurs de la construction et de l’industrie, et examiner l’existence d’approches multimodales déjà mises</w:t>
+      </w:r>
       <w:r>
         <w:rPr>
           <w:b/>
           <w:bCs/>
           <w:lang w:val="fr-FR"/>
         </w:rPr>
+        <w:t xml:space="preserve"> </w:t>
+      </w:r>
+      <w:r>
+        <w:rPr>
+          <w:b/>
+          <w:bCs/>
+          <w:lang w:val="fr-FR"/>
+        </w:rPr>
+        <w:t xml:space="preserve">en œuvre ainsi que leur faisabilité. </w:t>
+      </w:r>
+      <w:bookmarkEnd w:id="0"/>
+      <w:r>
+        <w:rPr>
+          <w:b/>
+          <w:bCs/>
+          <w:lang w:val="fr-FR"/>
+        </w:rPr>
         <w:br w:type="page"/>
       </w:r>
     </w:p>
     <w:sdt>
       <w:sdtPr>
         <w:rPr>
+          <w:rFonts w:ascii="Times New Roman" w:eastAsiaTheme="minorHAnsi" w:hAnsi="Times New Roman" w:cstheme="minorBidi"/>
           <w:color w:val="000000" w:themeColor="text1"/>
-          <w:lang w:val="fr-FR"/>
+          <w:kern w:val="2"/>
+          <w:sz w:val="24"/>
+          <w:szCs w:val="24"/>
+          <w:lang w:val="fr-FR" w:eastAsia="en-US"/>
+          <w14:ligatures w14:val="standardContextual"/>
         </w:rPr>
         <w:id w:val="-577981494"/>
         <w:docPartObj>
@@ -43,15 +64,9 @@
       </w:sdtPr>
       <w:sdtEndPr>
         <w:rPr>
-          <w:rFonts w:ascii="Times New Roman" w:eastAsiaTheme="minorHAnsi" w:hAnsi="Times New Roman" w:cstheme="minorBidi"/>
           <w:b/>
           <w:bCs/>
           <w:color w:val="auto"/>
-          <w:kern w:val="2"/>
-          <w:sz w:val="24"/>
-          <w:szCs w:val="24"/>
-          <w:lang w:eastAsia="en-US"/>
-          <w14:ligatures w14:val="standardContextual"/>
         </w:rPr>
       </w:sdtEndPr>
       <w:sdtContent>
@@ -2435,25 +2450,7 @@
               <w:color w:val="000000"/>
               <w:lang w:val="fr-FR"/>
             </w:rPr>
-            <w:t xml:space="preserve">Patil &amp; </w:t>
-          </w:r>
-          <w:proofErr w:type="spellStart"/>
-          <w:r>
-            <w:rPr>
-              <w:rFonts w:eastAsia="Times New Roman"/>
-              <w:color w:val="000000"/>
-              <w:lang w:val="fr-FR"/>
-            </w:rPr>
-            <w:t>Kalantari</w:t>
-          </w:r>
-          <w:proofErr w:type="spellEnd"/>
-          <w:r>
-            <w:rPr>
-              <w:rFonts w:eastAsia="Times New Roman"/>
-              <w:color w:val="000000"/>
-              <w:lang w:val="fr-FR"/>
-            </w:rPr>
-            <w:t xml:space="preserve"> (2025)</w:t>
+            <w:t>Patil &amp; Kalantari (2025)</w:t>
           </w:r>
         </w:sdtContent>
       </w:sdt>
@@ -2611,8 +2608,8 @@
           <w:lang w:val="fr-FR"/>
         </w:rPr>
       </w:pPr>
-      <w:bookmarkStart w:id="10" w:name="_Hlk211329154"/>
-      <w:bookmarkStart w:id="11" w:name="_Toc211867461"/>
+      <w:bookmarkStart w:id="10" w:name="_Toc211867461"/>
+      <w:bookmarkStart w:id="11" w:name="_Hlk211329154"/>
       <w:r>
         <w:rPr>
           <w:lang w:val="fr-FR"/>
@@ -2637,9 +2634,9 @@
         </w:rPr>
         <w:t>Solutions existantes et limites</w:t>
       </w:r>
-      <w:bookmarkEnd w:id="11"/>
-    </w:p>
-    <w:bookmarkEnd w:id="10"/>
+      <w:bookmarkEnd w:id="10"/>
+    </w:p>
+    <w:bookmarkEnd w:id="11"/>
     <w:p>
       <w:pPr>
         <w:rPr>
@@ -2807,21 +2804,7 @@
         <w:rPr>
           <w:lang w:val="fr-FR"/>
         </w:rPr>
-        <w:t xml:space="preserve">, en particulier pour des formes irrégulières comme les tabliers de ponts. Leur méthode combine un modèle de détection d’objets YOLO, entraîné sur 2000 images pour identifier les flèches de côtes, avec une analyse par contours basée sur </w:t>
-      </w:r>
-      <w:proofErr w:type="spellStart"/>
-      <w:r>
-        <w:rPr>
-          <w:lang w:val="fr-FR"/>
-        </w:rPr>
-        <w:t>Canny</w:t>
-      </w:r>
-      <w:proofErr w:type="spellEnd"/>
-      <w:r>
-        <w:rPr>
-          <w:lang w:val="fr-FR"/>
-        </w:rPr>
-        <w:t xml:space="preserve"> Edge </w:t>
+        <w:t xml:space="preserve">, en particulier pour des formes irrégulières comme les tabliers de ponts. Leur méthode combine un modèle de détection d’objets YOLO, entraîné sur 2000 images pour identifier les flèches de côtes, avec une analyse par contours basée sur Canny Edge </w:t>
       </w:r>
       <w:proofErr w:type="spellStart"/>
       <w:r>
@@ -3700,21 +3683,7 @@
           <w:lang w:val="fr-FR"/>
         </w:rPr>
         <w:lastRenderedPageBreak/>
-        <w:t xml:space="preserve">De plus, l’élaboration d’un planning reste une tâche complexe, coûteuse, chronophage et sujette aux erreurs humaines, malgré l’existence de logiciels spécialisés comme MS Project ou </w:t>
-      </w:r>
-      <w:proofErr w:type="spellStart"/>
-      <w:r>
-        <w:rPr>
-          <w:lang w:val="fr-FR"/>
-        </w:rPr>
-        <w:t>Primavera</w:t>
-      </w:r>
-      <w:proofErr w:type="spellEnd"/>
-      <w:r>
-        <w:rPr>
-          <w:lang w:val="fr-FR"/>
-        </w:rPr>
-        <w:t xml:space="preserve"> P6, qui nécessitent encore une saisie manuelle intensive.</w:t>
+        <w:t>De plus, l’élaboration d’un planning reste une tâche complexe, coûteuse, chronophage et sujette aux erreurs humaines, malgré l’existence de logiciels spécialisés comme MS Project ou Primavera P6, qui nécessitent encore une saisie manuelle intensive.</w:t>
       </w:r>
     </w:p>
     <w:p>
@@ -4575,7 +4544,19 @@
         <w:rPr>
           <w:lang w:val="fr-FR"/>
         </w:rPr>
-        <w:t xml:space="preserve"> propose une taxonomie qui dépasse l’opposition classique entre fusions précoces et tardives. Elle organise l’apprentissage multimodal autour de cinq défis techniques étroitement liés à la pratique représentation translation alignement fusion et </w:t>
+        <w:t xml:space="preserve"> propose une taxonomie qui dépasse l’opposition</w:t>
+      </w:r>
+      <w:r>
+        <w:rPr>
+          <w:lang w:val="fr-FR"/>
+        </w:rPr>
+        <w:t xml:space="preserve"> </w:t>
+      </w:r>
+      <w:r>
+        <w:rPr>
+          <w:lang w:val="fr-FR"/>
+        </w:rPr>
+        <w:t xml:space="preserve">classique entre fusions précoces et tardives. Elle organise l’apprentissage multimodal autour de cinq défis techniques étroitement liés à la pratique représentation translation alignement fusion et </w:t>
       </w:r>
       <w:proofErr w:type="spellStart"/>
       <w:r>
@@ -4694,21 +4675,12 @@
           </w:placeholder>
         </w:sdtPr>
         <w:sdtContent>
-          <w:proofErr w:type="spellStart"/>
           <w:r>
             <w:rPr>
               <w:color w:val="000000"/>
               <w:lang w:val="fr-FR"/>
             </w:rPr>
-            <w:t>Jiao</w:t>
-          </w:r>
-          <w:proofErr w:type="spellEnd"/>
-          <w:r>
-            <w:rPr>
-              <w:color w:val="000000"/>
-              <w:lang w:val="fr-FR"/>
-            </w:rPr>
-            <w:t xml:space="preserve"> et al. (2024),</w:t>
+            <w:t>Jiao et al. (2024),</w:t>
           </w:r>
         </w:sdtContent>
       </w:sdt>
@@ -4756,21 +4728,12 @@
           </w:placeholder>
         </w:sdtPr>
         <w:sdtContent>
-          <w:proofErr w:type="spellStart"/>
           <w:r>
             <w:rPr>
               <w:color w:val="000000"/>
               <w:lang w:val="fr-FR"/>
             </w:rPr>
-            <w:t>Jiao</w:t>
-          </w:r>
-          <w:proofErr w:type="spellEnd"/>
-          <w:r>
-            <w:rPr>
-              <w:color w:val="000000"/>
-              <w:lang w:val="fr-FR"/>
-            </w:rPr>
-            <w:t xml:space="preserve"> et al. (2024)</w:t>
+            <w:t>Jiao et al. (2024)</w:t>
           </w:r>
         </w:sdtContent>
       </w:sdt>
@@ -4903,21 +4866,12 @@
           </w:placeholder>
         </w:sdtPr>
         <w:sdtContent>
-          <w:proofErr w:type="spellStart"/>
           <w:r>
             <w:rPr>
               <w:color w:val="000000"/>
               <w:lang w:val="fr-FR"/>
             </w:rPr>
-            <w:t>Jiao</w:t>
-          </w:r>
-          <w:proofErr w:type="spellEnd"/>
-          <w:r>
-            <w:rPr>
-              <w:color w:val="000000"/>
-              <w:lang w:val="fr-FR"/>
-            </w:rPr>
-            <w:t xml:space="preserve"> et al. (2024)</w:t>
+            <w:t>Jiao et al. (2024)</w:t>
           </w:r>
         </w:sdtContent>
       </w:sdt>
@@ -5033,21 +4987,12 @@
           </w:placeholder>
         </w:sdtPr>
         <w:sdtContent>
-          <w:proofErr w:type="spellStart"/>
           <w:r>
             <w:rPr>
               <w:color w:val="000000"/>
               <w:lang w:val="fr-FR"/>
             </w:rPr>
-            <w:t>Jiao</w:t>
-          </w:r>
-          <w:proofErr w:type="spellEnd"/>
-          <w:r>
-            <w:rPr>
-              <w:color w:val="000000"/>
-              <w:lang w:val="fr-FR"/>
-            </w:rPr>
-            <w:t xml:space="preserve"> et al. (2024)</w:t>
+            <w:t>Jiao et al. (2024)</w:t>
           </w:r>
         </w:sdtContent>
       </w:sdt>
@@ -5232,21 +5177,12 @@
           </w:placeholder>
         </w:sdtPr>
         <w:sdtContent>
-          <w:proofErr w:type="spellStart"/>
           <w:r>
             <w:rPr>
               <w:color w:val="000000"/>
               <w:lang w:val="fr-FR"/>
             </w:rPr>
-            <w:t>Rahate</w:t>
-          </w:r>
-          <w:proofErr w:type="spellEnd"/>
-          <w:r>
-            <w:rPr>
-              <w:color w:val="000000"/>
-              <w:lang w:val="fr-FR"/>
-            </w:rPr>
-            <w:t xml:space="preserve"> et al. (2022)</w:t>
+            <w:t>Rahate et al. (2022)</w:t>
           </w:r>
         </w:sdtContent>
       </w:sdt>
@@ -5370,7 +5306,19 @@
         <w:rPr>
           <w:lang w:val="fr-FR"/>
         </w:rPr>
-        <w:t>Voici 3 scénarios possiblement exploitables.</w:t>
+        <w:t xml:space="preserve">Voici </w:t>
+      </w:r>
+      <w:r>
+        <w:rPr>
+          <w:lang w:val="fr-FR"/>
+        </w:rPr>
+        <w:t>2</w:t>
+      </w:r>
+      <w:r>
+        <w:rPr>
+          <w:lang w:val="fr-FR"/>
+        </w:rPr>
+        <w:t xml:space="preserve"> scénarios possiblement exploitables.</w:t>
       </w:r>
       <w:r>
         <w:rPr>
@@ -5383,249 +5331,193 @@
     </w:p>
     <w:p>
       <w:pPr>
+        <w:pStyle w:val="Titre3"/>
+        <w:rPr>
+          <w:rStyle w:val="Titre3Car"/>
+          <w:lang w:val="fr-FR"/>
+        </w:rPr>
+      </w:pPr>
+      <w:bookmarkStart w:id="21" w:name="_Toc211867471"/>
+      <w:r>
+        <w:rPr>
+          <w:rStyle w:val="Titre3Car"/>
+          <w:lang w:val="fr-FR"/>
+        </w:rPr>
+        <w:t>4.3.1 Renforcer un pipeline 2D existant par le texte</w:t>
+      </w:r>
+      <w:bookmarkEnd w:id="21"/>
+    </w:p>
+    <w:p>
+      <w:pPr>
         <w:rPr>
           <w:b/>
           <w:bCs/>
           <w:lang w:val="fr-FR" w:eastAsia="es-AR"/>
         </w:rPr>
       </w:pPr>
+      <w:r>
+        <w:rPr>
+          <w:lang w:val="fr-FR"/>
+        </w:rPr>
+        <w:t>La première idée serait de renforcer un modèle unimodal qui fonctionne déjà à l’aide de nouvelles modalités et ainsi le faire évoluer vers un modèle multimodal pour avoir de nouvelles fonctionnalités ou renforcer le modèle existant. Dans le cadre des plans raster 2D, l’objectif est de consolider ce modèle avec des données issues d’autres modalités, notamment des textes. Il serait possible d’associer au plan 2D</w:t>
+      </w:r>
+      <w:r>
+        <w:rPr>
+          <w:lang w:val="fr-FR"/>
+        </w:rPr>
+        <w:t>,</w:t>
+      </w:r>
+      <w:r>
+        <w:rPr>
+          <w:lang w:val="fr-FR"/>
+        </w:rPr>
+        <w:t xml:space="preserve"> un cahier des charges et un bordereau afin d’extraire les informations de matériaux et leurs coûts en vue de réaliser le métré. Cela ouvre de nouvelles possibilités, on pourrait donc aller plus loin, ne plus seulement calculer des surfaces automatiquement mais aussi obtenir un métré final.</w:t>
+      </w:r>
     </w:p>
     <w:p>
       <w:pPr>
         <w:pStyle w:val="Titre3"/>
         <w:rPr>
+          <w:lang w:val="fr-FR" w:eastAsia="es-AR"/>
+        </w:rPr>
+      </w:pPr>
+      <w:bookmarkStart w:id="22" w:name="_Toc211867472"/>
+      <w:r>
+        <w:rPr>
           <w:rStyle w:val="Titre3Car"/>
           <w:lang w:val="fr-FR"/>
         </w:rPr>
-      </w:pPr>
-      <w:bookmarkStart w:id="21" w:name="_Toc211867471"/>
+        <w:t>4.3.</w:t>
+      </w:r>
       <w:r>
         <w:rPr>
           <w:rStyle w:val="Titre3Car"/>
           <w:lang w:val="fr-FR"/>
         </w:rPr>
-        <w:t>4.3.1 Renforcer un pipeline 2D existant par le texte</w:t>
-      </w:r>
-      <w:bookmarkEnd w:id="21"/>
-    </w:p>
-    <w:p>
-      <w:pPr>
-        <w:rPr>
-          <w:b/>
-          <w:bCs/>
+        <w:t xml:space="preserve">2 </w:t>
+      </w:r>
+      <w:r>
+        <w:rPr>
+          <w:rStyle w:val="Titre3Car"/>
+          <w:lang w:val="fr-FR"/>
+        </w:rPr>
+        <w:t>Traiter le plan 2D comme un document intrinsèquement multimodal</w:t>
+      </w:r>
+      <w:bookmarkEnd w:id="22"/>
+      <w:r>
+        <w:rPr>
+          <w:rStyle w:val="Titre3Car"/>
+          <w:lang w:val="fr-FR"/>
+        </w:rPr>
+        <w:t xml:space="preserve"> </w:t>
+      </w:r>
+    </w:p>
+    <w:p>
+      <w:pPr>
+        <w:rPr>
           <w:lang w:val="fr-FR" w:eastAsia="es-AR"/>
         </w:rPr>
       </w:pPr>
       <w:r>
         <w:rPr>
-          <w:lang w:val="fr-FR"/>
-        </w:rPr>
-        <w:t>La première idée serait de renforcer un modèle unimodal qui fonctionne déjà à l’aide de nouvelles modalités et ainsi le faire évoluer vers un modèle multimodal pour avoir de nouvelles fonctionnalités ou renforcer le modèle existant. Dans le cadre des plans raster 2D, l’objectif est de consolider ce modèle avec des données issues d’autres modalités, notamment des textes. Il serait possible d’associer au plan 2D</w:t>
-      </w:r>
-      <w:r>
-        <w:rPr>
-          <w:lang w:val="fr-FR"/>
+          <w:lang w:val="fr-FR" w:eastAsia="es-AR"/>
+        </w:rPr>
+        <w:t>Au-delà d</w:t>
+      </w:r>
+      <w:r>
+        <w:rPr>
+          <w:lang w:val="fr-FR" w:eastAsia="es-AR"/>
+        </w:rPr>
+        <w:t xml:space="preserve">e </w:t>
+      </w:r>
+      <w:r>
+        <w:rPr>
+          <w:lang w:val="fr-FR" w:eastAsia="es-AR"/>
+        </w:rPr>
+        <w:t>renfo</w:t>
+      </w:r>
+      <w:r>
+        <w:rPr>
+          <w:lang w:val="fr-FR" w:eastAsia="es-AR"/>
+        </w:rPr>
+        <w:t>rcer</w:t>
+      </w:r>
+      <w:r>
+        <w:rPr>
+          <w:lang w:val="fr-FR" w:eastAsia="es-AR"/>
+        </w:rPr>
+        <w:t xml:space="preserve"> un pipeline existant,</w:t>
+      </w:r>
+      <w:r>
+        <w:rPr>
+          <w:lang w:val="fr-FR" w:eastAsia="es-AR"/>
+        </w:rPr>
+        <w:t xml:space="preserve"> </w:t>
+      </w:r>
+      <w:r>
+        <w:rPr>
+          <w:lang w:val="fr-FR" w:eastAsia="es-AR"/>
+        </w:rPr>
+        <w:t xml:space="preserve">on peut considérer le plan </w:t>
+      </w:r>
+      <w:r>
+        <w:rPr>
+          <w:lang w:val="fr-FR" w:eastAsia="es-AR"/>
+        </w:rPr>
+        <w:t xml:space="preserve">raster </w:t>
+      </w:r>
+      <w:r>
+        <w:rPr>
+          <w:lang w:val="fr-FR" w:eastAsia="es-AR"/>
+        </w:rPr>
+        <w:t xml:space="preserve">comme un </w:t>
+      </w:r>
+      <w:r>
+        <w:rPr>
+          <w:lang w:val="fr-FR" w:eastAsia="es-AR"/>
+        </w:rPr>
+        <w:t>document multimodal</w:t>
+      </w:r>
+      <w:r>
+        <w:rPr>
+          <w:lang w:val="fr-FR" w:eastAsia="es-AR"/>
         </w:rPr>
         <w:t>,</w:t>
       </w:r>
       <w:r>
         <w:rPr>
-          <w:lang w:val="fr-FR"/>
-        </w:rPr>
-        <w:t xml:space="preserve"> un cahier des charges et un bordereau afin d’extraire les informations de matériaux et leurs coûts en vue de réaliser le métré. Cela ouvre de nouvelles possibilités, on pourrait donc aller plus loin, ne plus seulement calculer des surfaces automatiquement mais aussi obtenir un métré final.</w:t>
-      </w:r>
-    </w:p>
-    <w:p>
-      <w:pPr>
-        <w:pStyle w:val="Titre3"/>
-        <w:rPr>
           <w:lang w:val="fr-FR" w:eastAsia="es-AR"/>
         </w:rPr>
-      </w:pPr>
-      <w:bookmarkStart w:id="22" w:name="_Toc211867472"/>
-      <w:r>
-        <w:rPr>
-          <w:rStyle w:val="Titre3Car"/>
-          <w:lang w:val="fr-FR"/>
-        </w:rPr>
-        <w:t>4.3.</w:t>
-      </w:r>
-      <w:r>
-        <w:rPr>
-          <w:rStyle w:val="Titre3Car"/>
-          <w:lang w:val="fr-FR"/>
-        </w:rPr>
-        <w:t xml:space="preserve">2 </w:t>
-      </w:r>
-      <w:r>
-        <w:rPr>
-          <w:rStyle w:val="Titre3Car"/>
-          <w:lang w:val="fr-FR"/>
-        </w:rPr>
-        <w:t>Traiter le plan 2D comme un document intrinsèquement multimodal</w:t>
-      </w:r>
-      <w:bookmarkEnd w:id="22"/>
-      <w:r>
-        <w:rPr>
-          <w:rStyle w:val="Titre3Car"/>
-          <w:lang w:val="fr-FR"/>
-        </w:rPr>
         <w:t xml:space="preserve"> </w:t>
       </w:r>
-    </w:p>
-    <w:p>
-      <w:pPr>
+      <w:r>
         <w:rPr>
           <w:lang w:val="fr-FR" w:eastAsia="es-AR"/>
         </w:rPr>
-      </w:pPr>
-      <w:r>
-        <w:rPr>
-          <w:lang w:val="fr-FR" w:eastAsia="es-AR"/>
-        </w:rPr>
-        <w:t>Au-delà d</w:t>
-      </w:r>
-      <w:r>
-        <w:rPr>
-          <w:lang w:val="fr-FR" w:eastAsia="es-AR"/>
-        </w:rPr>
-        <w:t xml:space="preserve">e </w:t>
-      </w:r>
-      <w:r>
-        <w:rPr>
-          <w:lang w:val="fr-FR" w:eastAsia="es-AR"/>
-        </w:rPr>
-        <w:t>renfo</w:t>
-      </w:r>
-      <w:r>
-        <w:rPr>
-          <w:lang w:val="fr-FR" w:eastAsia="es-AR"/>
-        </w:rPr>
-        <w:t>rcer</w:t>
-      </w:r>
-      <w:r>
-        <w:rPr>
-          <w:lang w:val="fr-FR" w:eastAsia="es-AR"/>
-        </w:rPr>
-        <w:t xml:space="preserve"> un pipeline existant,</w:t>
-      </w:r>
-      <w:r>
-        <w:rPr>
-          <w:lang w:val="fr-FR" w:eastAsia="es-AR"/>
-        </w:rPr>
-        <w:t xml:space="preserve"> </w:t>
-      </w:r>
-      <w:r>
-        <w:rPr>
-          <w:lang w:val="fr-FR" w:eastAsia="es-AR"/>
-        </w:rPr>
-        <w:t xml:space="preserve">on peut considérer le plan </w:t>
-      </w:r>
-      <w:r>
-        <w:rPr>
-          <w:lang w:val="fr-FR" w:eastAsia="es-AR"/>
-        </w:rPr>
-        <w:t xml:space="preserve">raster </w:t>
-      </w:r>
-      <w:r>
-        <w:rPr>
-          <w:lang w:val="fr-FR" w:eastAsia="es-AR"/>
-        </w:rPr>
-        <w:t xml:space="preserve">comme un </w:t>
-      </w:r>
-      <w:r>
-        <w:rPr>
-          <w:lang w:val="fr-FR" w:eastAsia="es-AR"/>
-        </w:rPr>
-        <w:t>document multimodal</w:t>
-      </w:r>
-      <w:r>
-        <w:rPr>
-          <w:lang w:val="fr-FR" w:eastAsia="es-AR"/>
-        </w:rPr>
-        <w:t>,</w:t>
-      </w:r>
-      <w:r>
-        <w:rPr>
-          <w:lang w:val="fr-FR" w:eastAsia="es-AR"/>
-        </w:rPr>
-        <w:t xml:space="preserve"> </w:t>
-      </w:r>
-      <w:r>
-        <w:rPr>
-          <w:lang w:val="fr-FR" w:eastAsia="es-AR"/>
-        </w:rPr>
         <w:t xml:space="preserve">en effet un plan raster est composé de plusieurs type d’information. On y retrouve les traits de construction mais aussi des textes de toutes sortes, des cartouches, des côtes, ou encore les types de pièces d’une maison. Il pourrait être intéressant d’en extraire ses informations et de les traités de manières multimodales. Le but étant d’augmenter les performances d’un model ou d’en réduire les contraintes. </w:t>
       </w:r>
     </w:p>
     <w:p>
       <w:pPr>
-        <w:pStyle w:val="Titre3"/>
-        <w:rPr>
-          <w:lang w:val="fr-FR" w:eastAsia="es-AR"/>
-        </w:rPr>
-      </w:pPr>
-      <w:bookmarkStart w:id="23" w:name="_Toc211867473"/>
-      <w:r>
-        <w:rPr>
-          <w:lang w:val="fr-FR" w:eastAsia="es-AR"/>
-        </w:rPr>
-        <w:t>4.3.3 A réfléchir</w:t>
+        <w:pStyle w:val="Titre1"/>
+        <w:rPr>
+          <w:lang w:val="fr-FR"/>
+        </w:rPr>
+      </w:pPr>
+      <w:bookmarkStart w:id="23" w:name="_Toc211867474"/>
+      <w:r>
+        <w:rPr>
+          <w:lang w:val="fr-FR"/>
+        </w:rPr>
+        <w:t xml:space="preserve">V. </w:t>
+      </w:r>
+      <w:r>
+        <w:rPr>
+          <w:lang w:val="fr-FR"/>
+        </w:rPr>
+        <w:t>Conclusion</w:t>
       </w:r>
       <w:bookmarkEnd w:id="23"/>
-      <w:r>
-        <w:rPr>
-          <w:lang w:val="fr-FR" w:eastAsia="es-AR"/>
-        </w:rPr>
-        <w:t xml:space="preserve"> </w:t>
-      </w:r>
-    </w:p>
-    <w:p>
-      <w:pPr>
-        <w:rPr>
-          <w:lang w:val="fr-FR" w:eastAsia="es-AR"/>
-        </w:rPr>
-      </w:pPr>
-      <w:r>
-        <w:rPr>
-          <w:lang w:val="fr-FR" w:eastAsia="es-AR"/>
-        </w:rPr>
-        <w:t xml:space="preserve">Si je </w:t>
-      </w:r>
-      <w:r>
-        <w:rPr>
-          <w:lang w:val="fr-FR" w:eastAsia="es-AR"/>
-        </w:rPr>
-        <w:t>trouve</w:t>
-      </w:r>
-      <w:r>
-        <w:rPr>
-          <w:lang w:val="fr-FR" w:eastAsia="es-AR"/>
-        </w:rPr>
-        <w:t xml:space="preserve"> d’autres idées </w:t>
-      </w:r>
-    </w:p>
-    <w:p>
-      <w:pPr>
-        <w:pStyle w:val="Titre1"/>
-        <w:rPr>
-          <w:lang w:val="fr-FR"/>
-        </w:rPr>
-      </w:pPr>
-      <w:bookmarkStart w:id="24" w:name="_Toc211867474"/>
-      <w:r>
-        <w:rPr>
-          <w:lang w:val="fr-FR"/>
-        </w:rPr>
-        <w:t xml:space="preserve">V. </w:t>
-      </w:r>
-      <w:r>
-        <w:rPr>
-          <w:lang w:val="fr-FR"/>
-        </w:rPr>
-        <w:t>Conclusion</w:t>
-      </w:r>
-      <w:bookmarkEnd w:id="24"/>
     </w:p>
     <w:p>
       <w:pPr>
@@ -5647,14 +5539,7 @@
         <w:rPr>
           <w:lang w:val="fr-FR"/>
         </w:rPr>
-        <w:t xml:space="preserve">Cet état de l’art visait à clarifier les approches d’IA pour l’analyse automatique de plans 2D et 3D en contexte industriel et à situer la place des méthodes </w:t>
-      </w:r>
-      <w:r>
-        <w:rPr>
-          <w:lang w:val="fr-FR"/>
-        </w:rPr>
-        <w:lastRenderedPageBreak/>
-        <w:t>multimodales. L’objectif était d’identifier ce qui fonctionne, ce qui bloque et ce qui manque pour passer à l’échelle.</w:t>
+        <w:t>Cet état de l’art visait à clarifier les approches d’IA pour l’analyse automatique de plans 2D et 3D en contexte industriel et à situer la place des méthodes multimodales. L’objectif était d’identifier ce qui fonctionne, ce qui bloque et ce qui manque pour passer à l’échelle.</w:t>
       </w:r>
     </w:p>
     <w:p>
@@ -5669,7 +5554,14 @@
         <w:rPr>
           <w:lang w:val="fr-FR"/>
         </w:rPr>
-        <w:t>Sur le 2D, les pratiques reposent surtout sur des PDF et des images. Les chaînes qui combinent OCR et détection de symboles obtiennent de bonnes performances mais restent sensibles à la qualité des scans, aux styles graphiques et à la disponibilité de jeux annotés vraiment représentatifs.</w:t>
+        <w:t xml:space="preserve">Sur le 2D, les pratiques reposent surtout sur des PDF et des images. Les chaînes qui combinent OCR et détection de symboles obtiennent de bonnes </w:t>
+      </w:r>
+      <w:r>
+        <w:rPr>
+          <w:lang w:val="fr-FR"/>
+        </w:rPr>
+        <w:lastRenderedPageBreak/>
+        <w:t>performances mais restent sensibles à la qualité des scans, aux styles graphiques et à la disponibilité de jeux annotés vraiment représentatifs.</w:t>
       </w:r>
     </w:p>
     <w:p>
@@ -5807,14 +5699,14 @@
           <w:lang w:val="fr-FR"/>
         </w:rPr>
       </w:pPr>
-      <w:bookmarkStart w:id="25" w:name="_Toc211867475"/>
+      <w:bookmarkStart w:id="24" w:name="_Toc211867475"/>
       <w:r>
         <w:rPr>
           <w:lang w:val="fr-FR"/>
         </w:rPr>
         <w:t>Bibliographie :</w:t>
       </w:r>
-      <w:bookmarkEnd w:id="25"/>
+      <w:bookmarkEnd w:id="24"/>
     </w:p>
     <w:sdt>
       <w:sdtPr>
@@ -5951,6 +5843,7 @@
               <w:color w:val="000000"/>
               <w:lang w:val="en-US"/>
             </w:rPr>
+            <w:lastRenderedPageBreak/>
             <w:t>Baltrušaitis</w:t>
           </w:r>
           <w:proofErr w:type="spellEnd"/>
@@ -8829,15 +8722,18 @@
     <w:rsid w:val="001448A4"/>
     <w:rsid w:val="00154118"/>
     <w:rsid w:val="001D41EE"/>
+    <w:rsid w:val="0028633E"/>
     <w:rsid w:val="0032455A"/>
     <w:rsid w:val="003D3AF3"/>
     <w:rsid w:val="00481AC3"/>
     <w:rsid w:val="0079374E"/>
     <w:rsid w:val="008A340B"/>
     <w:rsid w:val="00A91D08"/>
+    <w:rsid w:val="00AD367C"/>
     <w:rsid w:val="00B95135"/>
     <w:rsid w:val="00CB0ECE"/>
     <w:rsid w:val="00D77262"/>
+    <w:rsid w:val="00F83633"/>
     <w:rsid w:val="00FA44F6"/>
   </w:rsids>
   <m:mathPr>

--- a/Etat de l'art/EtatDeL'art/Etat de l'art.docx
+++ b/Etat de l'art/EtatDeL'art/Etat de l'art.docx
@@ -3093,7 +3093,6 @@
         </w:rPr>
         <w:t xml:space="preserve">Enhanced Automated Construction Quantity </w:t>
       </w:r>
-      <w:proofErr w:type="gramStart"/>
       <w:r>
         <w:rPr>
           <w:rStyle w:val="Titre4Car"/>
@@ -3103,9 +3102,8 @@
           <w:color w:val="auto"/>
           <w:lang w:val="en-US"/>
         </w:rPr>
-        <w:t>Takeoff :</w:t>
-      </w:r>
-      <w:proofErr w:type="gramEnd"/>
+        <w:t>Takeoff:</w:t>
+      </w:r>
       <w:r>
         <w:rPr>
           <w:rStyle w:val="Titre4Car"/>
@@ -8050,7 +8048,6 @@
   <w:style w:type="character" w:default="1" w:styleId="Policepardfaut">
     <w:name w:val="Default Paragraph Font"/>
     <w:uiPriority w:val="1"/>
-    <w:semiHidden/>
     <w:unhideWhenUsed/>
   </w:style>
   <w:style w:type="table" w:default="1" w:styleId="TableauNormal">
@@ -8728,7 +8725,9 @@
     <w:rsid w:val="00481AC3"/>
     <w:rsid w:val="0079374E"/>
     <w:rsid w:val="008A340B"/>
+    <w:rsid w:val="009703F7"/>
     <w:rsid w:val="00A91D08"/>
+    <w:rsid w:val="00AC7774"/>
     <w:rsid w:val="00AD367C"/>
     <w:rsid w:val="00B95135"/>
     <w:rsid w:val="00CB0ECE"/>

--- a/Etat de l'art/EtatDeL'art/Etat de l'art.docx
+++ b/Etat de l'art/EtatDeL'art/Etat de l'art.docx
@@ -1794,7 +1794,13 @@
         <w:rPr>
           <w:lang w:val="fr-FR"/>
         </w:rPr>
-        <w:t>1 Introduction</w:t>
+        <w:t>I</w:t>
+      </w:r>
+      <w:r>
+        <w:rPr>
+          <w:lang w:val="fr-FR"/>
+        </w:rPr>
+        <w:t xml:space="preserve"> Introduction</w:t>
       </w:r>
       <w:bookmarkEnd w:id="1"/>
     </w:p>
@@ -2696,7 +2702,13 @@
         <w:rPr>
           <w:lang w:val="en-US"/>
         </w:rPr>
-        <w:t>4.1 Les solution 2D</w:t>
+        <w:t>3</w:t>
+      </w:r>
+      <w:r>
+        <w:rPr>
+          <w:lang w:val="en-US"/>
+        </w:rPr>
+        <w:t>.1 Les solution 2D</w:t>
       </w:r>
       <w:bookmarkEnd w:id="12"/>
       <w:r>
@@ -3584,7 +3596,13 @@
         <w:rPr>
           <w:lang w:val="en-US"/>
         </w:rPr>
-        <w:t>4.</w:t>
+        <w:t>3</w:t>
+      </w:r>
+      <w:r>
+        <w:rPr>
+          <w:lang w:val="en-US"/>
+        </w:rPr>
+        <w:t>.</w:t>
       </w:r>
       <w:r>
         <w:rPr>
@@ -8048,6 +8066,7 @@
   <w:style w:type="character" w:default="1" w:styleId="Policepardfaut">
     <w:name w:val="Default Paragraph Font"/>
     <w:uiPriority w:val="1"/>
+    <w:semiHidden/>
     <w:unhideWhenUsed/>
   </w:style>
   <w:style w:type="table" w:default="1" w:styleId="TableauNormal">
@@ -8723,6 +8742,7 @@
     <w:rsid w:val="0032455A"/>
     <w:rsid w:val="003D3AF3"/>
     <w:rsid w:val="00481AC3"/>
+    <w:rsid w:val="004E4443"/>
     <w:rsid w:val="0079374E"/>
     <w:rsid w:val="008A340B"/>
     <w:rsid w:val="009703F7"/>
@@ -8732,6 +8752,7 @@
     <w:rsid w:val="00B95135"/>
     <w:rsid w:val="00CB0ECE"/>
     <w:rsid w:val="00D77262"/>
+    <w:rsid w:val="00EB0884"/>
     <w:rsid w:val="00F83633"/>
     <w:rsid w:val="00FA44F6"/>
   </w:rsids>
